--- a/flow/20230914_vu_template/vu_template_parts.docx
+++ b/flow/20230914_vu_template/vu_template_parts.docx
@@ -2876,7 +2876,29 @@
           <w:szCs w:val="24"/>
           <w:lang w:val="ru-MD"/>
         </w:rPr>
-        <w:t>Два перші стихи 140-го псалма, на глас 1.</w:t>
+        <w:t xml:space="preserve">Два перші стихи 140-го псалма, на глас </w:t>
+      </w:r>
+      <w:r>
+        <w:rPr>
+          <w:rFonts w:ascii="Times New Roman" w:hAnsi="Times New Roman" w:cs="Times New Roman"/>
+          <w:i/>
+          <w:color w:val="FF0000"/>
+          <w:sz w:val="24"/>
+          <w:szCs w:val="24"/>
+          <w:lang w:val="ru-MD"/>
+        </w:rPr>
+        <w:t>?</w:t>
+      </w:r>
+      <w:r>
+        <w:rPr>
+          <w:rFonts w:ascii="Times New Roman" w:hAnsi="Times New Roman" w:cs="Times New Roman"/>
+          <w:i/>
+          <w:color w:val="FF0000"/>
+          <w:sz w:val="24"/>
+          <w:szCs w:val="24"/>
+          <w:lang w:val="ru-MD"/>
+        </w:rPr>
+        <w:t>.</w:t>
       </w:r>
     </w:p>
     <w:p>
@@ -3729,17 +3751,25 @@
     <w:p>
       <w:pPr>
         <w:spacing w:after="120"/>
-        <w:rPr>
-          <w:lang w:val="ru-MD"/>
-        </w:rPr>
-      </w:pPr>
-      <w:r>
+        <w:jc w:val="center"/>
         <w:rPr>
           <w:rFonts w:ascii="Times New Roman" w:hAnsi="Times New Roman"/>
           <w:b/>
           <w:i/>
           <w:color w:val="FF0000"/>
           <w:sz w:val="24"/>
+          <w:szCs w:val="24"/>
+          <w:lang w:val="ru-MD"/>
+        </w:rPr>
+      </w:pPr>
+      <w:r>
+        <w:rPr>
+          <w:rFonts w:ascii="Times New Roman" w:hAnsi="Times New Roman"/>
+          <w:b/>
+          <w:i/>
+          <w:color w:val="FF0000"/>
+          <w:sz w:val="24"/>
+          <w:szCs w:val="24"/>
           <w:lang w:val="ru-MD"/>
         </w:rPr>
         <w:t>Псалом 141</w:t>
@@ -4591,13 +4621,7 @@
         <w:rPr>
           <w:shd w:val="clear" w:color="auto" w:fill="FFFFFF"/>
         </w:rPr>
-        <w:t>#</w:t>
-      </w:r>
-      <w:r>
-        <w:rPr>
-          <w:shd w:val="clear" w:color="auto" w:fill="FFFFFF"/>
-        </w:rPr>
-        <w:t>потрійна_єктенія</w:t>
+        <w:t>#потрійна_єктенія</w:t>
       </w:r>
     </w:p>
     <w:p>
@@ -6147,7 +6171,7 @@
       </w:pPr>
       <w:r>
         <w:rPr>
-          <w:lang w:val="en-US"/>
+          <w:lang w:val="ru-MD"/>
         </w:rPr>
         <w:t>#</w:t>
       </w:r>
@@ -6429,6 +6453,119 @@
     </w:p>
     <w:p>
       <w:pPr>
+        <w:pStyle w:val="Heading1"/>
+      </w:pPr>
+      <w:r>
+        <w:rPr>
+          <w:lang w:val="ru-MD"/>
+        </w:rPr>
+        <w:t>#</w:t>
+      </w:r>
+      <w:r>
+        <w:t>тропарі_седмиця</w:t>
+      </w:r>
+      <w:r>
+        <w:rPr>
+          <w:lang w:val="ru-MD"/>
+        </w:rPr>
+        <w:t>_</w:t>
+      </w:r>
+      <w:r>
+        <w:t>вечірня</w:t>
+      </w:r>
+    </w:p>
+    <w:p>
+      <w:pPr>
+        <w:pStyle w:val="Heading3"/>
+        <w:spacing w:before="0" w:after="120"/>
+        <w:jc w:val="center"/>
+        <w:rPr>
+          <w:rFonts w:ascii="Times New Roman" w:eastAsia="Times New Roman" w:hAnsi="Times New Roman" w:cs="Times New Roman"/>
+          <w:i/>
+          <w:color w:val="FF0000"/>
+          <w:lang w:val="ru-MD"/>
+        </w:rPr>
+      </w:pPr>
+      <w:r>
+        <w:rPr>
+          <w:rFonts w:ascii="Times New Roman" w:eastAsia="Times New Roman" w:hAnsi="Times New Roman" w:cs="Times New Roman"/>
+          <w:b/>
+          <w:i/>
+          <w:color w:val="FF0000"/>
+          <w:lang w:val="ru-MD"/>
+        </w:rPr>
+        <w:t>Тропарі</w:t>
+      </w:r>
+    </w:p>
+    <w:p>
+      <w:pPr>
+        <w:spacing w:after="120"/>
+        <w:jc w:val="both"/>
+        <w:rPr>
+          <w:rFonts w:ascii="Times New Roman" w:hAnsi="Times New Roman"/>
+          <w:b/>
+          <w:sz w:val="24"/>
+          <w:szCs w:val="24"/>
+          <w:lang w:val="ru-MD"/>
+        </w:rPr>
+      </w:pPr>
+    </w:p>
+    <w:p>
+      <w:pPr>
+        <w:spacing w:after="120"/>
+        <w:jc w:val="both"/>
+        <w:rPr>
+          <w:rFonts w:ascii="Times New Roman" w:hAnsi="Times New Roman"/>
+          <w:i/>
+          <w:sz w:val="24"/>
+          <w:szCs w:val="24"/>
+          <w:lang w:val="ru-MD"/>
+        </w:rPr>
+      </w:pPr>
+      <w:r>
+        <w:rPr>
+          <w:rFonts w:ascii="Times New Roman" w:hAnsi="Times New Roman"/>
+          <w:b/>
+          <w:sz w:val="24"/>
+          <w:szCs w:val="24"/>
+          <w:lang w:val="ru-MD"/>
+        </w:rPr>
+        <w:t xml:space="preserve">Слава: </w:t>
+      </w:r>
+    </w:p>
+    <w:p>
+      <w:pPr>
+        <w:spacing w:after="120"/>
+        <w:jc w:val="both"/>
+        <w:rPr>
+          <w:rFonts w:ascii="Times New Roman" w:hAnsi="Times New Roman"/>
+          <w:sz w:val="24"/>
+          <w:szCs w:val="24"/>
+          <w:lang w:val="ru-MD"/>
+        </w:rPr>
+      </w:pPr>
+      <w:r>
+        <w:rPr>
+          <w:rFonts w:ascii="Times New Roman" w:hAnsi="Times New Roman"/>
+          <w:b/>
+          <w:sz w:val="24"/>
+          <w:szCs w:val="24"/>
+          <w:lang w:val="ru-MD"/>
+        </w:rPr>
+        <w:t>І нині:</w:t>
+      </w:r>
+      <w:r>
+        <w:rPr>
+          <w:rFonts w:ascii="Times New Roman" w:hAnsi="Times New Roman"/>
+          <w:sz w:val="24"/>
+          <w:szCs w:val="24"/>
+          <w:lang w:val="ru-MD"/>
+        </w:rPr>
+        <w:t xml:space="preserve"> </w:t>
+      </w:r>
+    </w:p>
+    <w:p>
+      <w:pPr>
         <w:rPr>
           <w:lang w:eastAsia="uk-UA"/>
         </w:rPr>
@@ -6445,10 +6582,7 @@
         <w:t>#</w:t>
       </w:r>
       <w:r>
-        <w:t>середні</w:t>
-      </w:r>
-      <w:r>
-        <w:t>й_відпуст</w:t>
+        <w:t>середній_відпуст</w:t>
       </w:r>
     </w:p>
     <w:p>
@@ -6906,6 +7040,7 @@
           <w:sz w:val="24"/>
           <w:lang w:val="ru-MD"/>
         </w:rPr>
+        <w:lastRenderedPageBreak/>
         <w:t>Священник:</w:t>
       </w:r>
       <w:r>
@@ -7014,174 +7149,186 @@
           <w:sz w:val="24"/>
           <w:lang w:val="ru-MD"/>
         </w:rPr>
+        <w:t>Вірні:</w:t>
+      </w:r>
+      <w:r>
+        <w:rPr>
+          <w:rFonts w:ascii="Times New Roman" w:hAnsi="Times New Roman"/>
+          <w:color w:val="FF0000"/>
+          <w:sz w:val="24"/>
+          <w:lang w:val="ru-MD"/>
+        </w:rPr>
+        <w:t xml:space="preserve"> </w:t>
+      </w:r>
+      <w:r>
+        <w:rPr>
+          <w:rFonts w:ascii="Times New Roman" w:hAnsi="Times New Roman"/>
+          <w:sz w:val="24"/>
+          <w:lang w:val="ru-MD"/>
+        </w:rPr>
+        <w:t xml:space="preserve">Сла́ва Отцю́, і Си́ну, і Свято́му Ду́хові, і ни́ні, і повсякча́с, і на ві́ки вікі́в. Амі́нь. Го́споди, поми́луй. </w:t>
+      </w:r>
+      <w:r>
+        <w:rPr>
+          <w:rFonts w:ascii="Times New Roman" w:hAnsi="Times New Roman"/>
+          <w:i/>
+          <w:color w:val="FF0000"/>
+          <w:sz w:val="24"/>
+          <w:lang w:val="ru-MD"/>
+        </w:rPr>
+        <w:t>(3 р.)</w:t>
+      </w:r>
+      <w:r>
+        <w:rPr>
+          <w:rFonts w:ascii="Times New Roman" w:hAnsi="Times New Roman"/>
+          <w:sz w:val="24"/>
+          <w:lang w:val="ru-MD"/>
+        </w:rPr>
+        <w:t xml:space="preserve"> Благослови́.</w:t>
+      </w:r>
+    </w:p>
+    <w:p>
+      <w:pPr>
+        <w:spacing w:after="120"/>
+        <w:jc w:val="both"/>
+        <w:rPr>
+          <w:rFonts w:ascii="Times New Roman" w:hAnsi="Times New Roman" w:cs="Times New Roman"/>
+          <w:sz w:val="24"/>
+          <w:szCs w:val="24"/>
+          <w:lang w:val="ru-MD"/>
+        </w:rPr>
+      </w:pPr>
+      <w:r>
+        <w:rPr>
+          <w:rFonts w:ascii="Times New Roman" w:hAnsi="Times New Roman" w:cs="Times New Roman"/>
+          <w:i/>
+          <w:color w:val="FF0000"/>
+          <w:sz w:val="24"/>
+          <w:szCs w:val="24"/>
+          <w:lang w:val="ru-MD"/>
+        </w:rPr>
+        <w:t>Священик:</w:t>
+      </w:r>
+      <w:r>
+        <w:rPr>
+          <w:rFonts w:ascii="Times New Roman" w:hAnsi="Times New Roman" w:cs="Times New Roman"/>
+          <w:sz w:val="24"/>
+          <w:szCs w:val="24"/>
+          <w:lang w:val="ru-MD"/>
+        </w:rPr>
+        <w:t xml:space="preserve"> Христос, що воскрес із мертвих, істинний Бог наш, молитвами пречистої своєї Матері, святих, славних і всехвальних апостолів, і святого </w:t>
+      </w:r>
+      <w:r>
+        <w:rPr>
+          <w:rFonts w:ascii="Times New Roman" w:hAnsi="Times New Roman" w:cs="Times New Roman"/>
+          <w:i/>
+          <w:color w:val="FF0000"/>
+          <w:sz w:val="24"/>
+          <w:szCs w:val="24"/>
+          <w:lang w:val="ru-MD"/>
+        </w:rPr>
+        <w:t>(ім'я, якого є храм)</w:t>
+      </w:r>
+      <w:r>
+        <w:rPr>
+          <w:rFonts w:ascii="Times New Roman" w:hAnsi="Times New Roman" w:cs="Times New Roman"/>
+          <w:sz w:val="24"/>
+          <w:szCs w:val="24"/>
+          <w:lang w:val="ru-MD"/>
+        </w:rPr>
+        <w:t>, і святого …, і всіх святих, помилує і спасе нас, як благий і чоловіколюбець.</w:t>
+      </w:r>
+    </w:p>
+    <w:p>
+      <w:pPr>
+        <w:spacing w:after="120"/>
+        <w:jc w:val="both"/>
+        <w:rPr>
+          <w:rFonts w:ascii="Times New Roman" w:hAnsi="Times New Roman" w:cs="Times New Roman"/>
+          <w:sz w:val="24"/>
+          <w:szCs w:val="24"/>
+          <w:lang w:val="ru-MD"/>
+        </w:rPr>
+      </w:pPr>
+      <w:r>
+        <w:rPr>
+          <w:rFonts w:ascii="Times New Roman" w:hAnsi="Times New Roman" w:cs="Times New Roman"/>
+          <w:i/>
+          <w:color w:val="FF0000"/>
+          <w:sz w:val="24"/>
+          <w:szCs w:val="24"/>
+          <w:lang w:val="ru-MD"/>
+        </w:rPr>
+        <w:t>Вірні:</w:t>
+      </w:r>
+      <w:r>
+        <w:rPr>
+          <w:rFonts w:ascii="Times New Roman" w:hAnsi="Times New Roman" w:cs="Times New Roman"/>
+          <w:color w:val="FF0000"/>
+          <w:sz w:val="24"/>
+          <w:szCs w:val="24"/>
+          <w:lang w:val="ru-MD"/>
+        </w:rPr>
+        <w:t xml:space="preserve"> </w:t>
+      </w:r>
+      <w:r>
+        <w:rPr>
+          <w:rFonts w:ascii="Times New Roman" w:hAnsi="Times New Roman" w:cs="Times New Roman"/>
+          <w:sz w:val="24"/>
+          <w:szCs w:val="24"/>
+          <w:lang w:val="ru-MD"/>
+        </w:rPr>
+        <w:t>Амінь.</w:t>
+      </w:r>
+    </w:p>
+    <w:p>
+      <w:pPr>
+        <w:rPr>
+          <w:lang w:eastAsia="uk-UA"/>
+        </w:rPr>
+      </w:pPr>
+    </w:p>
+    <w:p>
+      <w:pPr>
+        <w:pStyle w:val="Heading1"/>
+      </w:pPr>
+      <w:r>
+        <w:t>#у</w:t>
+      </w:r>
+      <w:r>
+        <w:t>треня</w:t>
+      </w:r>
+    </w:p>
+    <w:p>
+      <w:pPr>
+        <w:rPr>
+          <w:rFonts w:ascii="Arial" w:eastAsia="Times New Roman" w:hAnsi="Arial" w:cs="Arial"/>
+          <w:i/>
+          <w:color w:val="FF0000"/>
+          <w:sz w:val="24"/>
+          <w:szCs w:val="24"/>
+          <w:lang w:eastAsia="uk-UA"/>
+        </w:rPr>
+      </w:pPr>
+      <w:r>
+        <w:br w:type="page"/>
+      </w:r>
+    </w:p>
+    <w:p>
+      <w:pPr>
+        <w:pStyle w:val="Heading1"/>
+        <w:spacing w:after="120"/>
+        <w:jc w:val="center"/>
+        <w:rPr>
+          <w:rFonts w:ascii="Times New Roman" w:hAnsi="Times New Roman" w:cs="Times New Roman"/>
+          <w:i w:val="0"/>
+        </w:rPr>
+      </w:pPr>
+      <w:r>
+        <w:rPr>
+          <w:rFonts w:ascii="Times New Roman" w:hAnsi="Times New Roman" w:cs="Times New Roman"/>
+        </w:rPr>
         <w:lastRenderedPageBreak/>
-        <w:t>Вірні:</w:t>
-      </w:r>
-      <w:r>
-        <w:rPr>
-          <w:rFonts w:ascii="Times New Roman" w:hAnsi="Times New Roman"/>
-          <w:color w:val="FF0000"/>
-          <w:sz w:val="24"/>
-          <w:lang w:val="ru-MD"/>
-        </w:rPr>
-        <w:t xml:space="preserve"> </w:t>
-      </w:r>
-      <w:r>
-        <w:rPr>
-          <w:rFonts w:ascii="Times New Roman" w:hAnsi="Times New Roman"/>
-          <w:sz w:val="24"/>
-          <w:lang w:val="ru-MD"/>
-        </w:rPr>
-        <w:t xml:space="preserve">Сла́ва Отцю́, і Си́ну, і Свято́му Ду́хові, і ни́ні, і повсякча́с, і на ві́ки вікі́в. Амі́нь. Го́споди, поми́луй. </w:t>
-      </w:r>
-      <w:r>
-        <w:rPr>
-          <w:rFonts w:ascii="Times New Roman" w:hAnsi="Times New Roman"/>
-          <w:i/>
-          <w:color w:val="FF0000"/>
-          <w:sz w:val="24"/>
-          <w:lang w:val="ru-MD"/>
-        </w:rPr>
-        <w:t>(3 р.)</w:t>
-      </w:r>
-      <w:r>
-        <w:rPr>
-          <w:rFonts w:ascii="Times New Roman" w:hAnsi="Times New Roman"/>
-          <w:sz w:val="24"/>
-          <w:lang w:val="ru-MD"/>
-        </w:rPr>
-        <w:t xml:space="preserve"> Благослови́.</w:t>
-      </w:r>
-    </w:p>
-    <w:p>
-      <w:pPr>
-        <w:spacing w:after="120"/>
-        <w:jc w:val="both"/>
-        <w:rPr>
-          <w:rFonts w:ascii="Times New Roman" w:hAnsi="Times New Roman" w:cs="Times New Roman"/>
-          <w:sz w:val="24"/>
-          <w:szCs w:val="24"/>
-          <w:lang w:val="ru-MD"/>
-        </w:rPr>
-      </w:pPr>
-      <w:r>
-        <w:rPr>
-          <w:rFonts w:ascii="Times New Roman" w:hAnsi="Times New Roman" w:cs="Times New Roman"/>
-          <w:i/>
-          <w:color w:val="FF0000"/>
-          <w:sz w:val="24"/>
-          <w:szCs w:val="24"/>
-          <w:lang w:val="ru-MD"/>
-        </w:rPr>
-        <w:t>Священик:</w:t>
-      </w:r>
-      <w:r>
-        <w:rPr>
-          <w:rFonts w:ascii="Times New Roman" w:hAnsi="Times New Roman" w:cs="Times New Roman"/>
-          <w:sz w:val="24"/>
-          <w:szCs w:val="24"/>
-          <w:lang w:val="ru-MD"/>
-        </w:rPr>
-        <w:t xml:space="preserve"> Христос, що воскрес із мертвих, істинний Бог наш, молитвами пречистої своєї Матері, святих, славних і всехвальних апостолів, і святого </w:t>
-      </w:r>
-      <w:r>
-        <w:rPr>
-          <w:rFonts w:ascii="Times New Roman" w:hAnsi="Times New Roman" w:cs="Times New Roman"/>
-          <w:i/>
-          <w:color w:val="FF0000"/>
-          <w:sz w:val="24"/>
-          <w:szCs w:val="24"/>
-          <w:lang w:val="ru-MD"/>
-        </w:rPr>
-        <w:t>(ім'я, якого є храм)</w:t>
-      </w:r>
-      <w:r>
-        <w:rPr>
-          <w:rFonts w:ascii="Times New Roman" w:hAnsi="Times New Roman" w:cs="Times New Roman"/>
-          <w:sz w:val="24"/>
-          <w:szCs w:val="24"/>
-          <w:lang w:val="ru-MD"/>
-        </w:rPr>
-        <w:t>, і святого …, і всіх святих, помилує і спасе нас, як благий і чоловіколюбець.</w:t>
-      </w:r>
-    </w:p>
-    <w:p>
-      <w:pPr>
-        <w:spacing w:after="120"/>
-        <w:jc w:val="both"/>
-        <w:rPr>
-          <w:rFonts w:ascii="Times New Roman" w:hAnsi="Times New Roman" w:cs="Times New Roman"/>
-          <w:sz w:val="24"/>
-          <w:szCs w:val="24"/>
-          <w:lang w:val="ru-MD"/>
-        </w:rPr>
-      </w:pPr>
-      <w:r>
-        <w:rPr>
-          <w:rFonts w:ascii="Times New Roman" w:hAnsi="Times New Roman" w:cs="Times New Roman"/>
-          <w:i/>
-          <w:color w:val="FF0000"/>
-          <w:sz w:val="24"/>
-          <w:szCs w:val="24"/>
-          <w:lang w:val="ru-MD"/>
-        </w:rPr>
-        <w:t>Вірні:</w:t>
-      </w:r>
-      <w:r>
-        <w:rPr>
-          <w:rFonts w:ascii="Times New Roman" w:hAnsi="Times New Roman" w:cs="Times New Roman"/>
-          <w:color w:val="FF0000"/>
-          <w:sz w:val="24"/>
-          <w:szCs w:val="24"/>
-          <w:lang w:val="ru-MD"/>
-        </w:rPr>
-        <w:t xml:space="preserve"> </w:t>
-      </w:r>
-      <w:r>
-        <w:rPr>
-          <w:rFonts w:ascii="Times New Roman" w:hAnsi="Times New Roman" w:cs="Times New Roman"/>
-          <w:sz w:val="24"/>
-          <w:szCs w:val="24"/>
-          <w:lang w:val="ru-MD"/>
-        </w:rPr>
-        <w:t>Амінь.</w:t>
-      </w:r>
-    </w:p>
-    <w:p>
-      <w:pPr>
-        <w:rPr>
-          <w:lang w:eastAsia="uk-UA"/>
-        </w:rPr>
-      </w:pPr>
-    </w:p>
-    <w:p>
-      <w:pPr>
-        <w:pStyle w:val="Heading1"/>
-      </w:pPr>
-      <w:r>
-        <w:t>#</w:t>
-      </w:r>
-      <w:r>
-        <w:t>у</w:t>
-      </w:r>
-      <w:r>
-        <w:t>треня</w:t>
-      </w:r>
-    </w:p>
-    <w:p>
-      <w:pPr>
-        <w:pStyle w:val="Heading1"/>
-        <w:spacing w:after="120"/>
-        <w:jc w:val="center"/>
-        <w:rPr>
-          <w:rFonts w:ascii="Times New Roman" w:hAnsi="Times New Roman" w:cs="Times New Roman"/>
-          <w:i w:val="0"/>
-        </w:rPr>
-      </w:pPr>
-      <w:r>
-        <w:rPr>
-          <w:rFonts w:ascii="Times New Roman" w:hAnsi="Times New Roman" w:cs="Times New Roman"/>
-        </w:rPr>
         <w:t>УТРЕНЯ</w:t>
       </w:r>
     </w:p>
@@ -7827,133 +7974,133 @@
           <w:szCs w:val="24"/>
           <w:lang w:val="ru-MD"/>
         </w:rPr>
+        <w:t>Серце моє розколотилось, сила мене полишила,* і навіть очей моїх світло, – і того вже нема в мене.</w:t>
+      </w:r>
+    </w:p>
+    <w:p>
+      <w:pPr>
+        <w:spacing w:after="120"/>
+        <w:jc w:val="both"/>
+        <w:rPr>
+          <w:rFonts w:ascii="Times New Roman" w:hAnsi="Times New Roman" w:cs="Times New Roman"/>
+          <w:sz w:val="24"/>
+          <w:szCs w:val="24"/>
+          <w:lang w:val="ru-MD"/>
+        </w:rPr>
+      </w:pPr>
+      <w:r>
+        <w:rPr>
+          <w:rFonts w:ascii="Times New Roman" w:hAnsi="Times New Roman" w:cs="Times New Roman"/>
+          <w:sz w:val="24"/>
+          <w:szCs w:val="24"/>
+          <w:lang w:val="ru-MD"/>
+        </w:rPr>
+        <w:t>Друзі мої та приятелі далекі від моєї рани,* і родичі мої стоять оподаль.</w:t>
+      </w:r>
+    </w:p>
+    <w:p>
+      <w:pPr>
+        <w:spacing w:after="120"/>
+        <w:jc w:val="both"/>
+        <w:rPr>
+          <w:rFonts w:ascii="Times New Roman" w:hAnsi="Times New Roman" w:cs="Times New Roman"/>
+          <w:sz w:val="24"/>
+          <w:szCs w:val="24"/>
+          <w:lang w:val="ru-MD"/>
+        </w:rPr>
+      </w:pPr>
+      <w:r>
+        <w:rPr>
+          <w:rFonts w:ascii="Times New Roman" w:hAnsi="Times New Roman" w:cs="Times New Roman"/>
+          <w:sz w:val="24"/>
+          <w:szCs w:val="24"/>
+          <w:lang w:val="ru-MD"/>
+        </w:rPr>
+        <w:t>І ті, що на моє життя зазіхають, тенета наставляють,* і ті, що бажають мені нещастя, говорять про погибель, увесь час міркують лукаве.</w:t>
+      </w:r>
+    </w:p>
+    <w:p>
+      <w:pPr>
+        <w:spacing w:after="120"/>
+        <w:jc w:val="both"/>
+        <w:rPr>
+          <w:rFonts w:ascii="Times New Roman" w:hAnsi="Times New Roman" w:cs="Times New Roman"/>
+          <w:sz w:val="24"/>
+          <w:szCs w:val="24"/>
+          <w:lang w:val="ru-MD"/>
+        </w:rPr>
+      </w:pPr>
+      <w:r>
+        <w:rPr>
+          <w:rFonts w:ascii="Times New Roman" w:hAnsi="Times New Roman" w:cs="Times New Roman"/>
+          <w:sz w:val="24"/>
+          <w:szCs w:val="24"/>
+          <w:lang w:val="ru-MD"/>
+        </w:rPr>
+        <w:t>Я, немов глухий, не чую,* і як німий, що уст своїх не відкриває.</w:t>
+      </w:r>
+    </w:p>
+    <w:p>
+      <w:pPr>
+        <w:spacing w:after="120"/>
+        <w:jc w:val="both"/>
+        <w:rPr>
+          <w:rFonts w:ascii="Times New Roman" w:hAnsi="Times New Roman" w:cs="Times New Roman"/>
+          <w:sz w:val="24"/>
+          <w:szCs w:val="24"/>
+          <w:lang w:val="ru-MD"/>
+        </w:rPr>
+      </w:pPr>
+      <w:r>
+        <w:rPr>
+          <w:rFonts w:ascii="Times New Roman" w:hAnsi="Times New Roman" w:cs="Times New Roman"/>
+          <w:sz w:val="24"/>
+          <w:szCs w:val="24"/>
+          <w:lang w:val="ru-MD"/>
+        </w:rPr>
+        <w:t>Я став, немов людина, що не чує,* в устах якої одвіту немає.</w:t>
+      </w:r>
+    </w:p>
+    <w:p>
+      <w:pPr>
+        <w:spacing w:after="120"/>
+        <w:jc w:val="both"/>
+        <w:rPr>
+          <w:rFonts w:ascii="Times New Roman" w:hAnsi="Times New Roman" w:cs="Times New Roman"/>
+          <w:sz w:val="24"/>
+          <w:szCs w:val="24"/>
+          <w:lang w:val="ru-MD"/>
+        </w:rPr>
+      </w:pPr>
+      <w:r>
+        <w:rPr>
+          <w:rFonts w:ascii="Times New Roman" w:hAnsi="Times New Roman" w:cs="Times New Roman"/>
+          <w:sz w:val="24"/>
+          <w:szCs w:val="24"/>
+          <w:lang w:val="ru-MD"/>
+        </w:rPr>
+        <w:t>На тебе бо, о Господи, я уповаю,* ти вислухаєш мене, Господи, мій Боже.</w:t>
+      </w:r>
+    </w:p>
+    <w:p>
+      <w:pPr>
+        <w:spacing w:after="120"/>
+        <w:jc w:val="both"/>
+        <w:rPr>
+          <w:rFonts w:ascii="Times New Roman" w:hAnsi="Times New Roman" w:cs="Times New Roman"/>
+          <w:sz w:val="24"/>
+          <w:szCs w:val="24"/>
+          <w:lang w:val="ru-MD"/>
+        </w:rPr>
+      </w:pPr>
+      <w:r>
+        <w:rPr>
+          <w:rFonts w:ascii="Times New Roman" w:hAnsi="Times New Roman" w:cs="Times New Roman"/>
+          <w:sz w:val="24"/>
+          <w:szCs w:val="24"/>
+          <w:lang w:val="ru-MD"/>
+        </w:rPr>
         <w:lastRenderedPageBreak/>
-        <w:t>Серце моє розколотилось, сила мене полишила,* і навіть очей моїх світло, – і того вже нема в мене.</w:t>
-      </w:r>
-    </w:p>
-    <w:p>
-      <w:pPr>
-        <w:spacing w:after="120"/>
-        <w:jc w:val="both"/>
-        <w:rPr>
-          <w:rFonts w:ascii="Times New Roman" w:hAnsi="Times New Roman" w:cs="Times New Roman"/>
-          <w:sz w:val="24"/>
-          <w:szCs w:val="24"/>
-          <w:lang w:val="ru-MD"/>
-        </w:rPr>
-      </w:pPr>
-      <w:r>
-        <w:rPr>
-          <w:rFonts w:ascii="Times New Roman" w:hAnsi="Times New Roman" w:cs="Times New Roman"/>
-          <w:sz w:val="24"/>
-          <w:szCs w:val="24"/>
-          <w:lang w:val="ru-MD"/>
-        </w:rPr>
-        <w:t>Друзі мої та приятелі далекі від моєї рани,* і родичі мої стоять оподаль.</w:t>
-      </w:r>
-    </w:p>
-    <w:p>
-      <w:pPr>
-        <w:spacing w:after="120"/>
-        <w:jc w:val="both"/>
-        <w:rPr>
-          <w:rFonts w:ascii="Times New Roman" w:hAnsi="Times New Roman" w:cs="Times New Roman"/>
-          <w:sz w:val="24"/>
-          <w:szCs w:val="24"/>
-          <w:lang w:val="ru-MD"/>
-        </w:rPr>
-      </w:pPr>
-      <w:r>
-        <w:rPr>
-          <w:rFonts w:ascii="Times New Roman" w:hAnsi="Times New Roman" w:cs="Times New Roman"/>
-          <w:sz w:val="24"/>
-          <w:szCs w:val="24"/>
-          <w:lang w:val="ru-MD"/>
-        </w:rPr>
-        <w:t>І ті, що на моє життя зазіхають, тенета наставляють,* і ті, що бажають мені нещастя, говорять про погибель, увесь час міркують лукаве.</w:t>
-      </w:r>
-    </w:p>
-    <w:p>
-      <w:pPr>
-        <w:spacing w:after="120"/>
-        <w:jc w:val="both"/>
-        <w:rPr>
-          <w:rFonts w:ascii="Times New Roman" w:hAnsi="Times New Roman" w:cs="Times New Roman"/>
-          <w:sz w:val="24"/>
-          <w:szCs w:val="24"/>
-          <w:lang w:val="ru-MD"/>
-        </w:rPr>
-      </w:pPr>
-      <w:r>
-        <w:rPr>
-          <w:rFonts w:ascii="Times New Roman" w:hAnsi="Times New Roman" w:cs="Times New Roman"/>
-          <w:sz w:val="24"/>
-          <w:szCs w:val="24"/>
-          <w:lang w:val="ru-MD"/>
-        </w:rPr>
-        <w:t>Я, немов глухий, не чую,* і як німий, що уст своїх не відкриває.</w:t>
-      </w:r>
-    </w:p>
-    <w:p>
-      <w:pPr>
-        <w:spacing w:after="120"/>
-        <w:jc w:val="both"/>
-        <w:rPr>
-          <w:rFonts w:ascii="Times New Roman" w:hAnsi="Times New Roman" w:cs="Times New Roman"/>
-          <w:sz w:val="24"/>
-          <w:szCs w:val="24"/>
-          <w:lang w:val="ru-MD"/>
-        </w:rPr>
-      </w:pPr>
-      <w:r>
-        <w:rPr>
-          <w:rFonts w:ascii="Times New Roman" w:hAnsi="Times New Roman" w:cs="Times New Roman"/>
-          <w:sz w:val="24"/>
-          <w:szCs w:val="24"/>
-          <w:lang w:val="ru-MD"/>
-        </w:rPr>
-        <w:t>Я став, немов людина, що не чує,* в устах якої одвіту немає.</w:t>
-      </w:r>
-    </w:p>
-    <w:p>
-      <w:pPr>
-        <w:spacing w:after="120"/>
-        <w:jc w:val="both"/>
-        <w:rPr>
-          <w:rFonts w:ascii="Times New Roman" w:hAnsi="Times New Roman" w:cs="Times New Roman"/>
-          <w:sz w:val="24"/>
-          <w:szCs w:val="24"/>
-          <w:lang w:val="ru-MD"/>
-        </w:rPr>
-      </w:pPr>
-      <w:r>
-        <w:rPr>
-          <w:rFonts w:ascii="Times New Roman" w:hAnsi="Times New Roman" w:cs="Times New Roman"/>
-          <w:sz w:val="24"/>
-          <w:szCs w:val="24"/>
-          <w:lang w:val="ru-MD"/>
-        </w:rPr>
-        <w:t>На тебе бо, о Господи, я уповаю,* ти вислухаєш мене, Господи, мій Боже.</w:t>
-      </w:r>
-    </w:p>
-    <w:p>
-      <w:pPr>
-        <w:spacing w:after="120"/>
-        <w:jc w:val="both"/>
-        <w:rPr>
-          <w:rFonts w:ascii="Times New Roman" w:hAnsi="Times New Roman" w:cs="Times New Roman"/>
-          <w:sz w:val="24"/>
-          <w:szCs w:val="24"/>
-          <w:lang w:val="ru-MD"/>
-        </w:rPr>
-      </w:pPr>
-      <w:r>
-        <w:rPr>
-          <w:rFonts w:ascii="Times New Roman" w:hAnsi="Times New Roman" w:cs="Times New Roman"/>
-          <w:sz w:val="24"/>
-          <w:szCs w:val="24"/>
-          <w:lang w:val="ru-MD"/>
-        </w:rPr>
         <w:t>Кажу бо: Нехай не втішаються наді мною, як захитається моя нога,* нехай не несуться проти мене.</w:t>
       </w:r>
     </w:p>
@@ -8562,133 +8709,133 @@
           <w:szCs w:val="24"/>
           <w:lang w:val="ru-MD"/>
         </w:rPr>
+        <w:t>Господи, Боже мого спасіння,* я вдень кличу, і вночі перед тобою скаржусь.</w:t>
+      </w:r>
+    </w:p>
+    <w:p>
+      <w:pPr>
+        <w:spacing w:after="120"/>
+        <w:jc w:val="both"/>
+        <w:rPr>
+          <w:rFonts w:ascii="Times New Roman" w:hAnsi="Times New Roman" w:cs="Times New Roman"/>
+          <w:sz w:val="24"/>
+          <w:szCs w:val="24"/>
+          <w:lang w:val="ru-MD"/>
+        </w:rPr>
+      </w:pPr>
+      <w:r>
+        <w:rPr>
+          <w:rFonts w:ascii="Times New Roman" w:hAnsi="Times New Roman" w:cs="Times New Roman"/>
+          <w:sz w:val="24"/>
+          <w:szCs w:val="24"/>
+          <w:lang w:val="ru-MD"/>
+        </w:rPr>
+        <w:t>Нехай прийде перед твоє обличчя моя молитва!* Прихили своє вухо до мого благання.</w:t>
+      </w:r>
+    </w:p>
+    <w:p>
+      <w:pPr>
+        <w:spacing w:after="120"/>
+        <w:jc w:val="both"/>
+        <w:rPr>
+          <w:rFonts w:ascii="Times New Roman" w:hAnsi="Times New Roman" w:cs="Times New Roman"/>
+          <w:sz w:val="24"/>
+          <w:szCs w:val="24"/>
+          <w:lang w:val="ru-MD"/>
+        </w:rPr>
+      </w:pPr>
+      <w:r>
+        <w:rPr>
+          <w:rFonts w:ascii="Times New Roman" w:hAnsi="Times New Roman" w:cs="Times New Roman"/>
+          <w:sz w:val="24"/>
+          <w:szCs w:val="24"/>
+          <w:lang w:val="ru-MD"/>
+        </w:rPr>
+        <w:t>Душа бо моя наситилася горем,* і життя моє наблизилося до шеолу.</w:t>
+      </w:r>
+    </w:p>
+    <w:p>
+      <w:pPr>
+        <w:spacing w:after="120"/>
+        <w:jc w:val="both"/>
+        <w:rPr>
+          <w:rFonts w:ascii="Times New Roman" w:hAnsi="Times New Roman" w:cs="Times New Roman"/>
+          <w:sz w:val="24"/>
+          <w:szCs w:val="24"/>
+          <w:lang w:val="ru-MD"/>
+        </w:rPr>
+      </w:pPr>
+      <w:r>
+        <w:rPr>
+          <w:rFonts w:ascii="Times New Roman" w:hAnsi="Times New Roman" w:cs="Times New Roman"/>
+          <w:sz w:val="24"/>
+          <w:szCs w:val="24"/>
+          <w:lang w:val="ru-MD"/>
+        </w:rPr>
+        <w:t>Мене залічено до тих, що сходять у яму.* Я став як чоловік, що допомоги не має.</w:t>
+      </w:r>
+    </w:p>
+    <w:p>
+      <w:pPr>
+        <w:spacing w:after="120"/>
+        <w:jc w:val="both"/>
+        <w:rPr>
+          <w:rFonts w:ascii="Times New Roman" w:hAnsi="Times New Roman" w:cs="Times New Roman"/>
+          <w:sz w:val="24"/>
+          <w:szCs w:val="24"/>
+          <w:lang w:val="ru-MD"/>
+        </w:rPr>
+      </w:pPr>
+      <w:r>
+        <w:rPr>
+          <w:rFonts w:ascii="Times New Roman" w:hAnsi="Times New Roman" w:cs="Times New Roman"/>
+          <w:sz w:val="24"/>
+          <w:szCs w:val="24"/>
+          <w:lang w:val="ru-MD"/>
+        </w:rPr>
+        <w:t>Поміж мерцями моє ложе, немов убиті, що лежать у могилі,* що їх не згадуєш уже більше, що їх відтято від руки твоєї.</w:t>
+      </w:r>
+    </w:p>
+    <w:p>
+      <w:pPr>
+        <w:spacing w:after="120"/>
+        <w:jc w:val="both"/>
+        <w:rPr>
+          <w:rFonts w:ascii="Times New Roman" w:hAnsi="Times New Roman" w:cs="Times New Roman"/>
+          <w:sz w:val="24"/>
+          <w:szCs w:val="24"/>
+          <w:lang w:val="ru-MD"/>
+        </w:rPr>
+      </w:pPr>
+      <w:r>
+        <w:rPr>
+          <w:rFonts w:ascii="Times New Roman" w:hAnsi="Times New Roman" w:cs="Times New Roman"/>
+          <w:sz w:val="24"/>
+          <w:szCs w:val="24"/>
+          <w:lang w:val="ru-MD"/>
+        </w:rPr>
+        <w:t>Поклав ти мене в глибоку яму,* у темряву та безодню.</w:t>
+      </w:r>
+    </w:p>
+    <w:p>
+      <w:pPr>
+        <w:spacing w:after="120"/>
+        <w:jc w:val="both"/>
+        <w:rPr>
+          <w:rFonts w:ascii="Times New Roman" w:hAnsi="Times New Roman" w:cs="Times New Roman"/>
+          <w:sz w:val="24"/>
+          <w:szCs w:val="24"/>
+          <w:lang w:val="ru-MD"/>
+        </w:rPr>
+      </w:pPr>
+      <w:r>
+        <w:rPr>
+          <w:rFonts w:ascii="Times New Roman" w:hAnsi="Times New Roman" w:cs="Times New Roman"/>
+          <w:sz w:val="24"/>
+          <w:szCs w:val="24"/>
+          <w:lang w:val="ru-MD"/>
+        </w:rPr>
         <w:lastRenderedPageBreak/>
-        <w:t>Господи, Боже мого спасіння,* я вдень кличу, і вночі перед тобою скаржусь.</w:t>
-      </w:r>
-    </w:p>
-    <w:p>
-      <w:pPr>
-        <w:spacing w:after="120"/>
-        <w:jc w:val="both"/>
-        <w:rPr>
-          <w:rFonts w:ascii="Times New Roman" w:hAnsi="Times New Roman" w:cs="Times New Roman"/>
-          <w:sz w:val="24"/>
-          <w:szCs w:val="24"/>
-          <w:lang w:val="ru-MD"/>
-        </w:rPr>
-      </w:pPr>
-      <w:r>
-        <w:rPr>
-          <w:rFonts w:ascii="Times New Roman" w:hAnsi="Times New Roman" w:cs="Times New Roman"/>
-          <w:sz w:val="24"/>
-          <w:szCs w:val="24"/>
-          <w:lang w:val="ru-MD"/>
-        </w:rPr>
-        <w:t>Нехай прийде перед твоє обличчя моя молитва!* Прихили своє вухо до мого благання.</w:t>
-      </w:r>
-    </w:p>
-    <w:p>
-      <w:pPr>
-        <w:spacing w:after="120"/>
-        <w:jc w:val="both"/>
-        <w:rPr>
-          <w:rFonts w:ascii="Times New Roman" w:hAnsi="Times New Roman" w:cs="Times New Roman"/>
-          <w:sz w:val="24"/>
-          <w:szCs w:val="24"/>
-          <w:lang w:val="ru-MD"/>
-        </w:rPr>
-      </w:pPr>
-      <w:r>
-        <w:rPr>
-          <w:rFonts w:ascii="Times New Roman" w:hAnsi="Times New Roman" w:cs="Times New Roman"/>
-          <w:sz w:val="24"/>
-          <w:szCs w:val="24"/>
-          <w:lang w:val="ru-MD"/>
-        </w:rPr>
-        <w:t>Душа бо моя наситилася горем,* і життя моє наблизилося до шеолу.</w:t>
-      </w:r>
-    </w:p>
-    <w:p>
-      <w:pPr>
-        <w:spacing w:after="120"/>
-        <w:jc w:val="both"/>
-        <w:rPr>
-          <w:rFonts w:ascii="Times New Roman" w:hAnsi="Times New Roman" w:cs="Times New Roman"/>
-          <w:sz w:val="24"/>
-          <w:szCs w:val="24"/>
-          <w:lang w:val="ru-MD"/>
-        </w:rPr>
-      </w:pPr>
-      <w:r>
-        <w:rPr>
-          <w:rFonts w:ascii="Times New Roman" w:hAnsi="Times New Roman" w:cs="Times New Roman"/>
-          <w:sz w:val="24"/>
-          <w:szCs w:val="24"/>
-          <w:lang w:val="ru-MD"/>
-        </w:rPr>
-        <w:t>Мене залічено до тих, що сходять у яму.* Я став як чоловік, що допомоги не має.</w:t>
-      </w:r>
-    </w:p>
-    <w:p>
-      <w:pPr>
-        <w:spacing w:after="120"/>
-        <w:jc w:val="both"/>
-        <w:rPr>
-          <w:rFonts w:ascii="Times New Roman" w:hAnsi="Times New Roman" w:cs="Times New Roman"/>
-          <w:sz w:val="24"/>
-          <w:szCs w:val="24"/>
-          <w:lang w:val="ru-MD"/>
-        </w:rPr>
-      </w:pPr>
-      <w:r>
-        <w:rPr>
-          <w:rFonts w:ascii="Times New Roman" w:hAnsi="Times New Roman" w:cs="Times New Roman"/>
-          <w:sz w:val="24"/>
-          <w:szCs w:val="24"/>
-          <w:lang w:val="ru-MD"/>
-        </w:rPr>
-        <w:t>Поміж мерцями моє ложе, немов убиті, що лежать у могилі,* що їх не згадуєш уже більше, що їх відтято від руки твоєї.</w:t>
-      </w:r>
-    </w:p>
-    <w:p>
-      <w:pPr>
-        <w:spacing w:after="120"/>
-        <w:jc w:val="both"/>
-        <w:rPr>
-          <w:rFonts w:ascii="Times New Roman" w:hAnsi="Times New Roman" w:cs="Times New Roman"/>
-          <w:sz w:val="24"/>
-          <w:szCs w:val="24"/>
-          <w:lang w:val="ru-MD"/>
-        </w:rPr>
-      </w:pPr>
-      <w:r>
-        <w:rPr>
-          <w:rFonts w:ascii="Times New Roman" w:hAnsi="Times New Roman" w:cs="Times New Roman"/>
-          <w:sz w:val="24"/>
-          <w:szCs w:val="24"/>
-          <w:lang w:val="ru-MD"/>
-        </w:rPr>
-        <w:t>Поклав ти мене в глибоку яму,* у темряву та безодню.</w:t>
-      </w:r>
-    </w:p>
-    <w:p>
-      <w:pPr>
-        <w:spacing w:after="120"/>
-        <w:jc w:val="both"/>
-        <w:rPr>
-          <w:rFonts w:ascii="Times New Roman" w:hAnsi="Times New Roman" w:cs="Times New Roman"/>
-          <w:sz w:val="24"/>
-          <w:szCs w:val="24"/>
-          <w:lang w:val="ru-MD"/>
-        </w:rPr>
-      </w:pPr>
-      <w:r>
-        <w:rPr>
-          <w:rFonts w:ascii="Times New Roman" w:hAnsi="Times New Roman" w:cs="Times New Roman"/>
-          <w:sz w:val="24"/>
-          <w:szCs w:val="24"/>
-          <w:lang w:val="ru-MD"/>
-        </w:rPr>
         <w:t>Тяжить на мені твій гнів,* і всіма хвилями твоїми гнітиш мене.</w:t>
       </w:r>
     </w:p>
@@ -9313,112 +9460,112 @@
           <w:szCs w:val="24"/>
           <w:lang w:val="ru-MD"/>
         </w:rPr>
+        <w:t>Милість же Господня від віку й до віку* над тими, що його бояться.</w:t>
+      </w:r>
+    </w:p>
+    <w:p>
+      <w:pPr>
+        <w:spacing w:after="120"/>
+        <w:jc w:val="both"/>
+        <w:rPr>
+          <w:rFonts w:ascii="Times New Roman" w:hAnsi="Times New Roman" w:cs="Times New Roman"/>
+          <w:sz w:val="24"/>
+          <w:szCs w:val="24"/>
+          <w:lang w:val="ru-MD"/>
+        </w:rPr>
+      </w:pPr>
+      <w:r>
+        <w:rPr>
+          <w:rFonts w:ascii="Times New Roman" w:hAnsi="Times New Roman" w:cs="Times New Roman"/>
+          <w:sz w:val="24"/>
+          <w:szCs w:val="24"/>
+          <w:lang w:val="ru-MD"/>
+        </w:rPr>
+        <w:t>І справедливість його над дітьми дітей тих,* що бережуть його союз і про заповіді його пам’ятають, щоб їх виконувати.</w:t>
+      </w:r>
+    </w:p>
+    <w:p>
+      <w:pPr>
+        <w:spacing w:after="120"/>
+        <w:jc w:val="both"/>
+        <w:rPr>
+          <w:rFonts w:ascii="Times New Roman" w:hAnsi="Times New Roman" w:cs="Times New Roman"/>
+          <w:sz w:val="24"/>
+          <w:szCs w:val="24"/>
+          <w:lang w:val="ru-MD"/>
+        </w:rPr>
+      </w:pPr>
+      <w:r>
+        <w:rPr>
+          <w:rFonts w:ascii="Times New Roman" w:hAnsi="Times New Roman" w:cs="Times New Roman"/>
+          <w:sz w:val="24"/>
+          <w:szCs w:val="24"/>
+          <w:lang w:val="ru-MD"/>
+        </w:rPr>
+        <w:t>Господь на небі утвердив престол свій,* і царство його всім володіє.</w:t>
+      </w:r>
+    </w:p>
+    <w:p>
+      <w:pPr>
+        <w:spacing w:after="120"/>
+        <w:jc w:val="both"/>
+        <w:rPr>
+          <w:rFonts w:ascii="Times New Roman" w:hAnsi="Times New Roman" w:cs="Times New Roman"/>
+          <w:sz w:val="24"/>
+          <w:szCs w:val="24"/>
+          <w:lang w:val="ru-MD"/>
+        </w:rPr>
+      </w:pPr>
+      <w:r>
+        <w:rPr>
+          <w:rFonts w:ascii="Times New Roman" w:hAnsi="Times New Roman" w:cs="Times New Roman"/>
+          <w:sz w:val="24"/>
+          <w:szCs w:val="24"/>
+          <w:lang w:val="ru-MD"/>
+        </w:rPr>
+        <w:t>Благословіте Господа, всі ангели його,* могутні силою, ви, що виконуєте його слово, – покірні голосові його слова.</w:t>
+      </w:r>
+    </w:p>
+    <w:p>
+      <w:pPr>
+        <w:spacing w:after="120"/>
+        <w:jc w:val="both"/>
+        <w:rPr>
+          <w:rFonts w:ascii="Times New Roman" w:hAnsi="Times New Roman" w:cs="Times New Roman"/>
+          <w:sz w:val="24"/>
+          <w:szCs w:val="24"/>
+          <w:lang w:val="ru-MD"/>
+        </w:rPr>
+      </w:pPr>
+      <w:r>
+        <w:rPr>
+          <w:rFonts w:ascii="Times New Roman" w:hAnsi="Times New Roman" w:cs="Times New Roman"/>
+          <w:sz w:val="24"/>
+          <w:szCs w:val="24"/>
+          <w:lang w:val="ru-MD"/>
+        </w:rPr>
+        <w:t>Благословіте Господа, всі його небесні сили,* слуги його, що чините його волю.</w:t>
+      </w:r>
+    </w:p>
+    <w:p>
+      <w:pPr>
+        <w:spacing w:after="120"/>
+        <w:jc w:val="both"/>
+        <w:rPr>
+          <w:rFonts w:ascii="Times New Roman" w:hAnsi="Times New Roman" w:cs="Times New Roman"/>
+          <w:sz w:val="24"/>
+          <w:szCs w:val="24"/>
+          <w:lang w:val="ru-MD"/>
+        </w:rPr>
+      </w:pPr>
+      <w:r>
+        <w:rPr>
+          <w:rFonts w:ascii="Times New Roman" w:hAnsi="Times New Roman" w:cs="Times New Roman"/>
+          <w:sz w:val="24"/>
+          <w:szCs w:val="24"/>
+          <w:lang w:val="ru-MD"/>
+        </w:rPr>
         <w:lastRenderedPageBreak/>
-        <w:t>Милість же Господня від віку й до віку* над тими, що його бояться.</w:t>
-      </w:r>
-    </w:p>
-    <w:p>
-      <w:pPr>
-        <w:spacing w:after="120"/>
-        <w:jc w:val="both"/>
-        <w:rPr>
-          <w:rFonts w:ascii="Times New Roman" w:hAnsi="Times New Roman" w:cs="Times New Roman"/>
-          <w:sz w:val="24"/>
-          <w:szCs w:val="24"/>
-          <w:lang w:val="ru-MD"/>
-        </w:rPr>
-      </w:pPr>
-      <w:r>
-        <w:rPr>
-          <w:rFonts w:ascii="Times New Roman" w:hAnsi="Times New Roman" w:cs="Times New Roman"/>
-          <w:sz w:val="24"/>
-          <w:szCs w:val="24"/>
-          <w:lang w:val="ru-MD"/>
-        </w:rPr>
-        <w:t>І справедливість його над дітьми дітей тих,* що бережуть його союз і про заповіді його пам’ятають, щоб їх виконувати.</w:t>
-      </w:r>
-    </w:p>
-    <w:p>
-      <w:pPr>
-        <w:spacing w:after="120"/>
-        <w:jc w:val="both"/>
-        <w:rPr>
-          <w:rFonts w:ascii="Times New Roman" w:hAnsi="Times New Roman" w:cs="Times New Roman"/>
-          <w:sz w:val="24"/>
-          <w:szCs w:val="24"/>
-          <w:lang w:val="ru-MD"/>
-        </w:rPr>
-      </w:pPr>
-      <w:r>
-        <w:rPr>
-          <w:rFonts w:ascii="Times New Roman" w:hAnsi="Times New Roman" w:cs="Times New Roman"/>
-          <w:sz w:val="24"/>
-          <w:szCs w:val="24"/>
-          <w:lang w:val="ru-MD"/>
-        </w:rPr>
-        <w:t>Господь на небі утвердив престол свій,* і царство його всім володіє.</w:t>
-      </w:r>
-    </w:p>
-    <w:p>
-      <w:pPr>
-        <w:spacing w:after="120"/>
-        <w:jc w:val="both"/>
-        <w:rPr>
-          <w:rFonts w:ascii="Times New Roman" w:hAnsi="Times New Roman" w:cs="Times New Roman"/>
-          <w:sz w:val="24"/>
-          <w:szCs w:val="24"/>
-          <w:lang w:val="ru-MD"/>
-        </w:rPr>
-      </w:pPr>
-      <w:r>
-        <w:rPr>
-          <w:rFonts w:ascii="Times New Roman" w:hAnsi="Times New Roman" w:cs="Times New Roman"/>
-          <w:sz w:val="24"/>
-          <w:szCs w:val="24"/>
-          <w:lang w:val="ru-MD"/>
-        </w:rPr>
-        <w:t>Благословіте Господа, всі ангели його,* могутні силою, ви, що виконуєте його слово, – покірні голосові його слова.</w:t>
-      </w:r>
-    </w:p>
-    <w:p>
-      <w:pPr>
-        <w:spacing w:after="120"/>
-        <w:jc w:val="both"/>
-        <w:rPr>
-          <w:rFonts w:ascii="Times New Roman" w:hAnsi="Times New Roman" w:cs="Times New Roman"/>
-          <w:sz w:val="24"/>
-          <w:szCs w:val="24"/>
-          <w:lang w:val="ru-MD"/>
-        </w:rPr>
-      </w:pPr>
-      <w:r>
-        <w:rPr>
-          <w:rFonts w:ascii="Times New Roman" w:hAnsi="Times New Roman" w:cs="Times New Roman"/>
-          <w:sz w:val="24"/>
-          <w:szCs w:val="24"/>
-          <w:lang w:val="ru-MD"/>
-        </w:rPr>
-        <w:t>Благословіте Господа, всі його небесні сили,* слуги його, що чините його волю.</w:t>
-      </w:r>
-    </w:p>
-    <w:p>
-      <w:pPr>
-        <w:spacing w:after="120"/>
-        <w:jc w:val="both"/>
-        <w:rPr>
-          <w:rFonts w:ascii="Times New Roman" w:hAnsi="Times New Roman" w:cs="Times New Roman"/>
-          <w:sz w:val="24"/>
-          <w:szCs w:val="24"/>
-          <w:lang w:val="ru-MD"/>
-        </w:rPr>
-      </w:pPr>
-      <w:r>
-        <w:rPr>
-          <w:rFonts w:ascii="Times New Roman" w:hAnsi="Times New Roman" w:cs="Times New Roman"/>
-          <w:sz w:val="24"/>
-          <w:szCs w:val="24"/>
-          <w:lang w:val="ru-MD"/>
-        </w:rPr>
         <w:t>Благословіте Господа, усі його твори, по всіх місцях його правління.* Благослови, душе моя, Господа!</w:t>
       </w:r>
     </w:p>
@@ -9891,9 +10038,13 @@
           <w:szCs w:val="24"/>
           <w:lang w:val="ru-MD"/>
         </w:rPr>
-        <w:t xml:space="preserve">Від ночі лине дух наш до тебе, Боже, бо світлом є повеління твої на землі. Навчи нас у страсі твоєму виконувати правду й добро, бо тебе славимо як правдивого Бога нашого. Прихили вухо </w:t>
-      </w:r>
-      <w:r>
+        <w:t>Від ночі лине дух наш до тебе, Боже, бо світлом є повеління твої на землі. Навчи нас у страсі твоєму виконувати правду й добро, бо тебе славимо як правдивого Бога нашого. Прихили вухо своє і вислухай нас, і пом'яни, Господи, тих, що є та що моляться з нами, всіх по імені, і спаси їх силою твоєю. Благослови людей твоїх і освяти спадкоємство твоє: мир світові твоєму даруй, церквам твоїм, священикам, владі, і всім людям. Хай благословиться і прославляється всечесне і величне ім'я твоє, Отця, і Сина, і Святого Духа, нині і повсякчас, і на віки віків. Амінь.</w:t>
+      </w:r>
+    </w:p>
+    <w:p>
+      <w:pPr>
+        <w:spacing w:after="120"/>
+        <w:jc w:val="both"/>
         <w:rPr>
           <w:rFonts w:ascii="Times New Roman" w:hAnsi="Times New Roman" w:cs="Times New Roman"/>
           <w:color w:val="000000"/>
@@ -9901,8 +10052,37 @@
           <w:szCs w:val="24"/>
           <w:lang w:val="ru-MD"/>
         </w:rPr>
+      </w:pPr>
+      <w:r>
+        <w:rPr>
+          <w:rFonts w:ascii="Times New Roman" w:hAnsi="Times New Roman" w:cs="Times New Roman"/>
+          <w:color w:val="FF0000"/>
+          <w:sz w:val="24"/>
+          <w:szCs w:val="24"/>
+          <w:lang w:val="ru-MD"/>
+        </w:rPr>
+        <w:t>3.</w:t>
+      </w:r>
+      <w:r>
+        <w:rPr>
+          <w:rFonts w:ascii="Times New Roman" w:hAnsi="Times New Roman" w:cs="Times New Roman"/>
+          <w:color w:val="000000"/>
+          <w:sz w:val="24"/>
+          <w:szCs w:val="24"/>
+          <w:lang w:val="ru-MD"/>
+        </w:rPr>
+        <w:t xml:space="preserve"> Від ночі лине дух наш до тебе, Боже, бо світлом є повеління твої. Навчи нас, Боже, правди твоєї, заповідей твоїх і виправдань твоїх. Просвіти наші духовні очі, щоб ми не заснули в гріхах на смерть. Віджени всяку мряку від сердець наших, даруй нам сонце правди і охорони життя наше знаменням і печаттю Святого твого Духа. Направ стопи наші на шлях мирний, дай </w:t>
+      </w:r>
+      <w:r>
+        <w:rPr>
+          <w:rFonts w:ascii="Times New Roman" w:hAnsi="Times New Roman" w:cs="Times New Roman"/>
+          <w:color w:val="000000"/>
+          <w:sz w:val="24"/>
+          <w:szCs w:val="24"/>
+          <w:lang w:val="ru-MD"/>
+        </w:rPr>
         <w:lastRenderedPageBreak/>
-        <w:t>своє і вислухай нас, і пом'яни, Господи, тих, що є та що моляться з нами, всіх по імені, і спаси їх силою твоєю. Благослови людей твоїх і освяти спадкоємство твоє: мир світові твоєму даруй, церквам твоїм, священикам, владі, і всім людям. Хай благословиться і прославляється всечесне і величне ім'я твоє, Отця, і Сина, і Святого Духа, нині і повсякчас, і на віки віків. Амінь.</w:t>
+        <w:t>нам бачити ранішній день у радості, щоб ми тобі засилали ранішні молитви, бо твоє є володіння і твоє є царство і сила, і слава Отця, і Сина, і Святого Духа, нині і повсякчас, і на віки віків. Амінь.</w:t>
       </w:r>
     </w:p>
     <w:p>
@@ -9925,7 +10105,7 @@
           <w:szCs w:val="24"/>
           <w:lang w:val="ru-MD"/>
         </w:rPr>
-        <w:t>3.</w:t>
+        <w:t>4.</w:t>
       </w:r>
       <w:r>
         <w:rPr>
@@ -9935,7 +10115,7 @@
           <w:szCs w:val="24"/>
           <w:lang w:val="ru-MD"/>
         </w:rPr>
-        <w:t xml:space="preserve"> Від ночі лине дух наш до тебе, Боже, бо світлом є повеління твої. Навчи нас, Боже, правди твоєї, заповідей твоїх і виправдань твоїх. Просвіти наші духовні очі, щоб ми не заснули в гріхах на смерть. Віджени всяку мряку від сердець наших, даруй нам сонце правди і охорони життя наше знаменням і печаттю Святого твого Духа. Направ стопи наші на шлях мирний, дай нам бачити ранішній день у радості, щоб ми тобі засилали ранішні молитви, бо твоє є володіння і твоє є царство і сила, і слава Отця, і Сина, і Святого Духа, нині і повсякчас, і на віки віків. Амінь.</w:t>
+        <w:t xml:space="preserve"> Владико, Боже святий і неосяжний, що казав із темряви світлові засіяти, що заспокоїв нас у нічному сні й підвів до величання і моління твоєї доброти! Ти, що даєш себе умолити задля свого милосердя, прийми і нині нас, що поклоняємося тобі й по силі дякуємо тобі; і даруй нам те, чого просимо задля спасіння. Вчини нас синами світла і дня та спадкоємцями вічних твоїх дібр. Пом'яни, Господи, за багатством ласк твоїх усіх людей, що є і моляться з нами, і всю братію нашу на землі й на морі, і на всякому місці володіння твого, що потребують твоєї любови й помочі. Усім вияви велику твою милість, щоб спасенні, як душею так і тілом, завжди перебували й відважно славили чудне й благословенне ім'я твоє, бо ти Бог милости і ласк, і любови, і тобі славу віддаємо: Отцю, і Сину, і Святому Духові, нині і повсякчас, і на віки віків. Амінь.</w:t>
       </w:r>
     </w:p>
     <w:p>
@@ -9958,7 +10138,7 @@
           <w:szCs w:val="24"/>
           <w:lang w:val="ru-MD"/>
         </w:rPr>
-        <w:t>4.</w:t>
+        <w:t>5.</w:t>
       </w:r>
       <w:r>
         <w:rPr>
@@ -9968,7 +10148,7 @@
           <w:szCs w:val="24"/>
           <w:lang w:val="ru-MD"/>
         </w:rPr>
-        <w:t xml:space="preserve"> Владико, Боже святий і неосяжний, що казав із темряви світлові засіяти, що заспокоїв нас у нічному сні й підвів до величання і моління твоєї доброти! Ти, що даєш себе умолити задля свого милосердя, прийми і нині нас, що поклоняємося тобі й по силі дякуємо тобі; і даруй нам те, чого просимо задля спасіння. Вчини нас синами світла і дня та спадкоємцями вічних твоїх дібр. Пом'яни, Господи, за багатством ласк твоїх усіх людей, що є і моляться з нами, і всю братію нашу на землі й на морі, і на всякому місці володіння твого, що потребують твоєї любови й помочі. Усім вияви велику твою милість, щоб спасенні, як душею так і тілом, завжди перебували й відважно славили чудне й благословенне ім'я твоє, бо ти Бог милости і ласк, і любови, і тобі славу віддаємо: Отцю, і Сину, і Святому Духові, нині і повсякчас, і на віки віків. Амінь.</w:t>
+        <w:t xml:space="preserve"> Скарбе добра, джерело невисихаюче, Отче святий, чудотворче всесильний і вседержителю! Усі тобі поклоняємося і тобі молимося та твої милості і твої ласки призиваємо на поміч і на заступництво нашій смиренності. Пом'яни, Господи, слуг твоїх, прийми від усіх нас ранішні моління, як кадило перед тобою; ні одного з нас не вчини нездатним, але всіх нас зберігай ласками твоїми. Пом'яни, Господи, тих, що чувають і співають на славу твою і єдинородного твого Сина і Бога нашого, і Святого твого Духа. Будь їм помічником і заступником; прийми їх молитви на наднебесний і духовний твій жертовник, бо ти Бог наш, і Тобі славу віддаємо: Отцю, і Сину, і Святому Духові, нині і повсякчас, і на віки віків. Амінь.</w:t>
       </w:r>
     </w:p>
     <w:p>
@@ -9991,7 +10171,7 @@
           <w:szCs w:val="24"/>
           <w:lang w:val="ru-MD"/>
         </w:rPr>
-        <w:t>5.</w:t>
+        <w:t xml:space="preserve">6. </w:t>
       </w:r>
       <w:r>
         <w:rPr>
@@ -10001,7 +10181,7 @@
           <w:szCs w:val="24"/>
           <w:lang w:val="ru-MD"/>
         </w:rPr>
-        <w:t xml:space="preserve"> Скарбе добра, джерело невисихаюче, Отче святий, чудотворче всесильний і вседержителю! Усі тобі поклоняємося і тобі молимося та твої милості і твої ласки призиваємо на поміч і на заступництво нашій смиренності. Пом'яни, Господи, слуг твоїх, прийми від усіх нас ранішні моління, як кадило перед тобою; ні одного з нас не вчини нездатним, але всіх нас зберігай ласками твоїми. Пом'яни, Господи, тих, що чувають і співають на славу твою і єдинородного твого Сина і Бога нашого, і Святого твого Духа. Будь їм помічником і заступником; прийми їх молитви на наднебесний і духовний твій жертовник, бо ти Бог наш, і Тобі славу віддаємо: Отцю, і Сину, і Святому Духові, нині і повсякчас, і на віки віків. Амінь.</w:t>
+        <w:t>Дякуємо тобі, Господи, Боже спасіння нашого, бо ти все робиш для добра життя нашого, щоб ми завжди на тебе споглядали, Спасителю й Доброчинцю душ наших. Бо ти дав спокій нам у час минулої ночі й підвів нас, щоб ми поклонялися величному імені твоєму. Тому молимо тебе, Господи: Дай нам ласку й силу, щоб ми стали гідними співати тобі розумно й молитися безупинно та в страсі і тремтінні над нашим спасінням працювали, при заступництві Христа твого. Пом'яни, Господи, і тих, що вночі до тебе кличуть. Вислухай їх і помилуй, і круши під ноги їх невидимих і войовничих ворогів. Бо ти Цар миру і Спас душ наших, і тобі славу віддаємо: Отцю і Сину, і Святому Духові, нині і повсякчас, і на віки віків. Амінь.</w:t>
       </w:r>
     </w:p>
     <w:p>
@@ -10024,7 +10204,7 @@
           <w:szCs w:val="24"/>
           <w:lang w:val="ru-MD"/>
         </w:rPr>
-        <w:t xml:space="preserve">6. </w:t>
+        <w:t>7.</w:t>
       </w:r>
       <w:r>
         <w:rPr>
@@ -10034,7 +10214,7 @@
           <w:szCs w:val="24"/>
           <w:lang w:val="ru-MD"/>
         </w:rPr>
-        <w:t>Дякуємо тобі, Господи, Боже спасіння нашого, бо ти все робиш для добра життя нашого, щоб ми завжди на тебе споглядали, Спасителю й Доброчинцю душ наших. Бо ти дав спокій нам у час минулої ночі й підвів нас, щоб ми поклонялися величному імені твоєму. Тому молимо тебе, Господи: Дай нам ласку й силу, щоб ми стали гідними співати тобі розумно й молитися безупинно та в страсі і тремтінні над нашим спасінням працювали, при заступництві Христа твого. Пом'яни, Господи, і тих, що вночі до тебе кличуть. Вислухай їх і помилуй, і круши під ноги їх невидимих і войовничих ворогів. Бо ти Цар миру і Спас душ наших, і тобі славу віддаємо: Отцю і Сину, і Святому Духові, нині і повсякчас, і на віки віків. Амінь.</w:t>
+        <w:t xml:space="preserve"> Боже й Отче Господа нашого Ісуса Христа! Ти підніс нас з постелі нашої і зібрав на годину молитви. Дай нам ласку відкрити уста наші і прийми наші подяки, що в наших силах, і навчи нас установ твоїх. Бо молитися як слід не вміємо, якщо ти, Господи, святим твоїм Духом не навчиш нас. Тому молимося тобі: Даруй і прости, якщо ми згрішили аж до теперішньої години словом або ділом, або думкою, добровільно або недобровільно. Бо коли на провини будеш дивитися, Господи, Господи, то хто встоїться, бо в тебе є прощення. Ти один святий, допоміжник сильний, захисник життя нашого, і тебе ми завжди оспівуватимемо. Нехай буде сила Царства твого завжди благословенна і вельми прославлювана: Отця, і Сина, і Святого Духа, нині і повсякчас, і на віки віків. Амінь.</w:t>
       </w:r>
     </w:p>
     <w:p>
@@ -10057,7 +10237,7 @@
           <w:szCs w:val="24"/>
           <w:lang w:val="ru-MD"/>
         </w:rPr>
-        <w:t>7.</w:t>
+        <w:t xml:space="preserve">8. </w:t>
       </w:r>
       <w:r>
         <w:rPr>
@@ -10067,7 +10247,7 @@
           <w:szCs w:val="24"/>
           <w:lang w:val="ru-MD"/>
         </w:rPr>
-        <w:t xml:space="preserve"> Боже й Отче Господа нашого Ісуса Христа! Ти підніс нас з постелі нашої і зібрав на годину молитви. Дай нам ласку відкрити уста наші і прийми наші подяки, що в наших силах, і навчи нас установ твоїх. Бо молитися як слід не вміємо, якщо ти, Господи, святим твоїм Духом не навчиш нас. Тому молимося тобі: Даруй і прости, якщо ми згрішили аж до теперішньої години словом або ділом, або думкою, добровільно або недобровільно. Бо коли на провини будеш дивитися, Господи, Господи, то хто встоїться, бо в тебе є прощення. Ти один святий, допоміжник сильний, захисник життя нашого, і тебе ми завжди оспівуватимемо. Нехай буде сила Царства твого завжди благословенна і вельми прославлювана: Отця, і Сина, і Святого Духа, нині і повсякчас, і на віки віків. Амінь.</w:t>
+        <w:t>Господи, Боже наш, що сонну неміч забрав від нас і покликав нас візванням святим, щоб і вночі підносити руки наші і прославляти тебе за справедливі твої присуди. Прийми благання наші, моління, визнавання, нічні служби і даруй нам, Боже, віру бездоганну, надію впевнену, любов нелицемірну. Благослови наші входи й виходи, вчинки, слова, діла й думки; і дай нам дочекатися початку дня, нам, що хвалять й оспівують, і благословлять добрість твоєї несказанної сили, щоб було благословенне твоє пресвяте ім'я і прославлене твоє царство: Отця, і Сина, і Святого Духа, нині і повсякчас, і на віки віків. Амінь.</w:t>
       </w:r>
     </w:p>
     <w:p>
@@ -10090,51 +10270,28 @@
           <w:szCs w:val="24"/>
           <w:lang w:val="ru-MD"/>
         </w:rPr>
+        <w:t>9.</w:t>
+      </w:r>
+      <w:r>
+        <w:rPr>
+          <w:rFonts w:ascii="Times New Roman" w:hAnsi="Times New Roman" w:cs="Times New Roman"/>
+          <w:color w:val="000000"/>
+          <w:sz w:val="24"/>
+          <w:szCs w:val="24"/>
+          <w:lang w:val="ru-MD"/>
+        </w:rPr>
+        <w:t xml:space="preserve"> Господи, Боже наш! Ти за покаяння дарував людям відпущення, нам же, як образ пізнання і визнання гріхів, показав покаяння і прощення пророка Давида. Тож, Владико, помилуй з великої милости твоєї нас, що в чимало великих гріхів впали, і по багатстві ласк твоїх очисти </w:t>
+      </w:r>
+      <w:r>
+        <w:rPr>
+          <w:rFonts w:ascii="Times New Roman" w:hAnsi="Times New Roman" w:cs="Times New Roman"/>
+          <w:color w:val="000000"/>
+          <w:sz w:val="24"/>
+          <w:szCs w:val="24"/>
+          <w:lang w:val="ru-MD"/>
+        </w:rPr>
         <w:lastRenderedPageBreak/>
-        <w:t xml:space="preserve">8. </w:t>
-      </w:r>
-      <w:r>
-        <w:rPr>
-          <w:rFonts w:ascii="Times New Roman" w:hAnsi="Times New Roman" w:cs="Times New Roman"/>
-          <w:color w:val="000000"/>
-          <w:sz w:val="24"/>
-          <w:szCs w:val="24"/>
-          <w:lang w:val="ru-MD"/>
-        </w:rPr>
-        <w:t>Господи, Боже наш, що сонну неміч забрав від нас і покликав нас візванням святим, щоб і вночі підносити руки наші і прославляти тебе за справедливі твої присуди. Прийми благання наші, моління, визнавання, нічні служби і даруй нам, Боже, віру бездоганну, надію впевнену, любов нелицемірну. Благослови наші входи й виходи, вчинки, слова, діла й думки; і дай нам дочекатися початку дня, нам, що хвалять й оспівують, і благословлять добрість твоєї несказанної сили, щоб було благословенне твоє пресвяте ім'я і прославлене твоє царство: Отця, і Сина, і Святого Духа, нині і повсякчас, і на віки віків. Амінь.</w:t>
-      </w:r>
-    </w:p>
-    <w:p>
-      <w:pPr>
-        <w:spacing w:after="120"/>
-        <w:jc w:val="both"/>
-        <w:rPr>
-          <w:rFonts w:ascii="Times New Roman" w:hAnsi="Times New Roman" w:cs="Times New Roman"/>
-          <w:color w:val="000000"/>
-          <w:sz w:val="24"/>
-          <w:szCs w:val="24"/>
-          <w:lang w:val="ru-MD"/>
-        </w:rPr>
-      </w:pPr>
-      <w:r>
-        <w:rPr>
-          <w:rFonts w:ascii="Times New Roman" w:hAnsi="Times New Roman" w:cs="Times New Roman"/>
-          <w:color w:val="FF0000"/>
-          <w:sz w:val="24"/>
-          <w:szCs w:val="24"/>
-          <w:lang w:val="ru-MD"/>
-        </w:rPr>
-        <w:t>9.</w:t>
-      </w:r>
-      <w:r>
-        <w:rPr>
-          <w:rFonts w:ascii="Times New Roman" w:hAnsi="Times New Roman" w:cs="Times New Roman"/>
-          <w:color w:val="000000"/>
-          <w:sz w:val="24"/>
-          <w:szCs w:val="24"/>
-          <w:lang w:val="ru-MD"/>
-        </w:rPr>
-        <w:t xml:space="preserve"> Господи, Боже наш! Ти за покаяння дарував людям відпущення, нам же, як образ пізнання і визнання гріхів, показав покаяння і прощення пророка Давида. Тож, Владико, помилуй з великої милости твоєї нас, що в чимало великих гріхів впали, і по багатстві ласк твоїх очисти беззаконня наші, бо перед тобою згрішили ми, Господи, що невідомі й таємні речі серця людського знаєш, і єдиний ти маєш владу прощати гріхи. Серце ж чисте вчини в нас і Духом владичним утверди нас, і радість спасіння твого яви нам. Не відкинь нас від лиця твого, але дозволь, як Добрий і Чоловіколюбець, аж до останнього нашого віддиху появляти тобі жертву справедливости й приноси на святих твоїх жертовниках, милістю і ласками і чоловіколюб'ям єдинородного Сина твого, з яким ти є благословенний з пресвятим, добрим і животворящим твоїм Духом, нині й повсякчас, і на віки віків. Амінь.</w:t>
+        <w:t>беззаконня наші, бо перед тобою згрішили ми, Господи, що невідомі й таємні речі серця людського знаєш, і єдиний ти маєш владу прощати гріхи. Серце ж чисте вчини в нас і Духом владичним утверди нас, і радість спасіння твого яви нам. Не відкинь нас від лиця твого, але дозволь, як Добрий і Чоловіколюбець, аж до останнього нашого віддиху появляти тобі жертву справедливости й приноси на святих твоїх жертовниках, милістю і ласками і чоловіколюб'ям єдинородного Сина твого, з яким ти є благословенний з пресвятим, добрим і животворящим твоїм Духом, нині й повсякчас, і на віки віків. Амінь.</w:t>
       </w:r>
     </w:p>
     <w:p>
@@ -10440,302 +10597,293 @@
           <w:sz w:val="24"/>
           <w:lang w:val="ru-MD"/>
         </w:rPr>
-        <w:t xml:space="preserve">За святішого вселенського архиєрея Франциска, папу Римського, і за блаженнішого патріярха нашого Святослава, і за преосвященнішого архиєпископа і митрополита нашого </w:t>
-      </w:r>
-      <w:r>
-        <w:rPr>
-          <w:rFonts w:ascii="Times New Roman" w:hAnsi="Times New Roman"/>
+        <w:t xml:space="preserve">За святішого вселенського архиєрея Франциска, папу Римського, і за блаженнішого патріярха нашого Святослава, і за преосвященнішого архиєпископа і митрополита нашого кир </w:t>
+      </w:r>
+      <w:r>
+        <w:rPr>
+          <w:rFonts w:ascii="Times New Roman" w:hAnsi="Times New Roman"/>
+          <w:i/>
+          <w:color w:val="FF4400"/>
+          <w:sz w:val="24"/>
+          <w:lang w:val="ru-MD"/>
+        </w:rPr>
+        <w:t>ім’я</w:t>
+      </w:r>
+      <w:r>
+        <w:rPr>
+          <w:rFonts w:ascii="Times New Roman" w:hAnsi="Times New Roman"/>
+          <w:i/>
           <w:color w:val="000000"/>
           <w:sz w:val="24"/>
           <w:lang w:val="ru-MD"/>
         </w:rPr>
+        <w:t>,</w:t>
+      </w:r>
+      <w:r>
+        <w:rPr>
+          <w:rFonts w:ascii="Times New Roman" w:hAnsi="Times New Roman"/>
+          <w:color w:val="000000"/>
+          <w:sz w:val="24"/>
+          <w:lang w:val="ru-MD"/>
+        </w:rPr>
+        <w:t xml:space="preserve"> і за боголюбивого єпископа нашого кир </w:t>
+      </w:r>
+      <w:r>
+        <w:rPr>
+          <w:rFonts w:ascii="Times New Roman" w:hAnsi="Times New Roman"/>
+          <w:i/>
+          <w:color w:val="FF4400"/>
+          <w:sz w:val="24"/>
+          <w:lang w:val="ru-MD"/>
+        </w:rPr>
+        <w:t>ім’я</w:t>
+      </w:r>
+      <w:r>
+        <w:rPr>
+          <w:rFonts w:ascii="Times New Roman" w:hAnsi="Times New Roman"/>
+          <w:i/>
+          <w:color w:val="000000"/>
+          <w:sz w:val="24"/>
+          <w:lang w:val="ru-MD"/>
+        </w:rPr>
+        <w:t>,</w:t>
+      </w:r>
+      <w:r>
+        <w:rPr>
+          <w:rFonts w:ascii="Times New Roman" w:hAnsi="Times New Roman"/>
+          <w:color w:val="000000"/>
+          <w:sz w:val="24"/>
+          <w:lang w:val="ru-MD"/>
+        </w:rPr>
+        <w:t xml:space="preserve"> чесне пресвітерство, у Христі дияконство, за весь причет і людей Господеві помолімся.</w:t>
+      </w:r>
+    </w:p>
+    <w:p>
+      <w:pPr>
+        <w:spacing w:after="120"/>
+        <w:rPr>
+          <w:rFonts w:ascii="Times New Roman" w:hAnsi="Times New Roman"/>
+          <w:lang w:val="ru-MD"/>
+        </w:rPr>
+      </w:pPr>
+      <w:r>
+        <w:rPr>
+          <w:rFonts w:ascii="Times New Roman" w:hAnsi="Times New Roman"/>
+          <w:i/>
+          <w:color w:val="FF4400"/>
+          <w:sz w:val="24"/>
+          <w:lang w:val="ru-MD"/>
+        </w:rPr>
+        <w:t>Вірні:</w:t>
+      </w:r>
+      <w:r>
+        <w:rPr>
+          <w:rFonts w:ascii="Times New Roman" w:hAnsi="Times New Roman"/>
+          <w:color w:val="000000"/>
+          <w:sz w:val="24"/>
+          <w:lang w:val="ru-MD"/>
+        </w:rPr>
+        <w:t xml:space="preserve"> Го́споди, поми́луй.</w:t>
+      </w:r>
+    </w:p>
+    <w:p>
+      <w:pPr>
+        <w:spacing w:after="120"/>
+        <w:rPr>
+          <w:rFonts w:ascii="Times New Roman" w:hAnsi="Times New Roman"/>
+          <w:lang w:val="ru-MD"/>
+        </w:rPr>
+      </w:pPr>
+      <w:r>
+        <w:rPr>
+          <w:rFonts w:ascii="Times New Roman" w:hAnsi="Times New Roman"/>
+          <w:color w:val="000000"/>
+          <w:sz w:val="24"/>
+          <w:lang w:val="ru-MD"/>
+        </w:rPr>
+        <w:t>За Богом бережений народ наш, за правління і все військо Господеві помолімся.</w:t>
+      </w:r>
+    </w:p>
+    <w:p>
+      <w:pPr>
+        <w:spacing w:after="120"/>
+        <w:rPr>
+          <w:rFonts w:ascii="Times New Roman" w:hAnsi="Times New Roman"/>
+          <w:lang w:val="ru-MD"/>
+        </w:rPr>
+      </w:pPr>
+      <w:r>
+        <w:rPr>
+          <w:rFonts w:ascii="Times New Roman" w:hAnsi="Times New Roman"/>
+          <w:i/>
+          <w:color w:val="FF4400"/>
+          <w:sz w:val="24"/>
+          <w:lang w:val="ru-MD"/>
+        </w:rPr>
+        <w:t>Вірні:</w:t>
+      </w:r>
+      <w:r>
+        <w:rPr>
+          <w:rFonts w:ascii="Times New Roman" w:hAnsi="Times New Roman"/>
+          <w:color w:val="000000"/>
+          <w:sz w:val="24"/>
+          <w:lang w:val="ru-MD"/>
+        </w:rPr>
+        <w:t xml:space="preserve"> Го́споди, поми́луй.</w:t>
+      </w:r>
+    </w:p>
+    <w:p>
+      <w:pPr>
+        <w:spacing w:after="120"/>
+        <w:rPr>
+          <w:rFonts w:ascii="Times New Roman" w:hAnsi="Times New Roman"/>
+          <w:lang w:val="ru-MD"/>
+        </w:rPr>
+      </w:pPr>
+      <w:r>
+        <w:rPr>
+          <w:rFonts w:ascii="Times New Roman" w:hAnsi="Times New Roman"/>
+          <w:color w:val="000000"/>
+          <w:sz w:val="24"/>
+          <w:lang w:val="ru-MD"/>
+        </w:rPr>
+        <w:t xml:space="preserve">За місто це </w:t>
+      </w:r>
+      <w:r>
+        <w:rPr>
+          <w:rFonts w:ascii="Times New Roman" w:hAnsi="Times New Roman"/>
+          <w:sz w:val="24"/>
+          <w:lang w:val="ru-MD"/>
+        </w:rPr>
+        <w:t>(</w:t>
+      </w:r>
+      <w:r>
+        <w:rPr>
+          <w:rFonts w:ascii="Times New Roman" w:hAnsi="Times New Roman"/>
+          <w:i/>
+          <w:color w:val="FF0000"/>
+          <w:sz w:val="24"/>
+          <w:lang w:val="ru-MD"/>
+        </w:rPr>
+        <w:t>або</w:t>
+      </w:r>
+      <w:r>
+        <w:rPr>
+          <w:rFonts w:ascii="Times New Roman" w:hAnsi="Times New Roman"/>
+          <w:color w:val="FF0000"/>
+          <w:sz w:val="24"/>
+          <w:lang w:val="ru-MD"/>
+        </w:rPr>
+        <w:t xml:space="preserve"> </w:t>
+      </w:r>
+      <w:r>
+        <w:rPr>
+          <w:rFonts w:ascii="Times New Roman" w:hAnsi="Times New Roman"/>
+          <w:sz w:val="24"/>
+          <w:lang w:val="ru-MD"/>
+        </w:rPr>
+        <w:t xml:space="preserve">за село це, </w:t>
+      </w:r>
+      <w:r>
+        <w:rPr>
+          <w:rFonts w:ascii="Times New Roman" w:hAnsi="Times New Roman"/>
+          <w:i/>
+          <w:color w:val="FF0000"/>
+          <w:sz w:val="24"/>
+          <w:lang w:val="ru-MD"/>
+        </w:rPr>
+        <w:t>або</w:t>
+      </w:r>
+      <w:r>
+        <w:rPr>
+          <w:rFonts w:ascii="Times New Roman" w:hAnsi="Times New Roman"/>
+          <w:color w:val="FF0000"/>
+          <w:sz w:val="24"/>
+          <w:lang w:val="ru-MD"/>
+        </w:rPr>
+        <w:t xml:space="preserve"> </w:t>
+      </w:r>
+      <w:r>
+        <w:rPr>
+          <w:rFonts w:ascii="Times New Roman" w:hAnsi="Times New Roman"/>
+          <w:sz w:val="24"/>
+          <w:lang w:val="ru-MD"/>
+        </w:rPr>
+        <w:t>за святу обитель цю)</w:t>
+      </w:r>
+      <w:r>
+        <w:rPr>
+          <w:rFonts w:ascii="Times New Roman" w:hAnsi="Times New Roman"/>
+          <w:color w:val="000000"/>
+          <w:sz w:val="24"/>
+          <w:lang w:val="ru-MD"/>
+        </w:rPr>
+        <w:t>, і за кожне село, місто, країну, і за тих, що вірою живуть у них, Господеві помолімся.</w:t>
+      </w:r>
+    </w:p>
+    <w:p>
+      <w:pPr>
+        <w:spacing w:after="120"/>
+        <w:rPr>
+          <w:rFonts w:ascii="Times New Roman" w:hAnsi="Times New Roman"/>
+          <w:lang w:val="ru-MD"/>
+        </w:rPr>
+      </w:pPr>
+      <w:r>
+        <w:rPr>
+          <w:rFonts w:ascii="Times New Roman" w:hAnsi="Times New Roman"/>
+          <w:i/>
+          <w:color w:val="FF4400"/>
+          <w:sz w:val="24"/>
+          <w:lang w:val="ru-MD"/>
+        </w:rPr>
+        <w:t>Вірні:</w:t>
+      </w:r>
+      <w:r>
+        <w:rPr>
+          <w:rFonts w:ascii="Times New Roman" w:hAnsi="Times New Roman"/>
+          <w:color w:val="000000"/>
+          <w:sz w:val="24"/>
+          <w:lang w:val="ru-MD"/>
+        </w:rPr>
+        <w:t xml:space="preserve"> Го́споди, поми́луй.</w:t>
+      </w:r>
+    </w:p>
+    <w:p>
+      <w:pPr>
+        <w:spacing w:after="120"/>
+        <w:rPr>
+          <w:rFonts w:ascii="Times New Roman" w:hAnsi="Times New Roman"/>
+          <w:lang w:val="ru-MD"/>
+        </w:rPr>
+      </w:pPr>
+      <w:r>
+        <w:rPr>
+          <w:rFonts w:ascii="Times New Roman" w:hAnsi="Times New Roman"/>
+          <w:color w:val="000000"/>
+          <w:sz w:val="24"/>
+          <w:lang w:val="ru-MD"/>
+        </w:rPr>
+        <w:t>За добре поліття, за врожай плодів земних і часи мирні Господеві помолімся.</w:t>
+      </w:r>
+    </w:p>
+    <w:p>
+      <w:pPr>
+        <w:spacing w:after="120"/>
+        <w:rPr>
+          <w:rFonts w:ascii="Times New Roman" w:hAnsi="Times New Roman"/>
+          <w:lang w:val="ru-MD"/>
+        </w:rPr>
+      </w:pPr>
+      <w:r>
+        <w:rPr>
+          <w:rFonts w:ascii="Times New Roman" w:hAnsi="Times New Roman"/>
+          <w:i/>
+          <w:color w:val="FF4400"/>
+          <w:sz w:val="24"/>
+          <w:lang w:val="ru-MD"/>
+        </w:rPr>
         <w:lastRenderedPageBreak/>
-        <w:t xml:space="preserve">кир </w:t>
-      </w:r>
-      <w:r>
-        <w:rPr>
-          <w:rFonts w:ascii="Times New Roman" w:hAnsi="Times New Roman"/>
-          <w:i/>
-          <w:color w:val="FF4400"/>
-          <w:sz w:val="24"/>
-          <w:lang w:val="ru-MD"/>
-        </w:rPr>
-        <w:t>ім’я</w:t>
-      </w:r>
-      <w:r>
-        <w:rPr>
-          <w:rFonts w:ascii="Times New Roman" w:hAnsi="Times New Roman"/>
-          <w:i/>
-          <w:color w:val="000000"/>
-          <w:sz w:val="24"/>
-          <w:lang w:val="ru-MD"/>
-        </w:rPr>
-        <w:t>,</w:t>
-      </w:r>
-      <w:r>
-        <w:rPr>
-          <w:rFonts w:ascii="Times New Roman" w:hAnsi="Times New Roman"/>
-          <w:color w:val="000000"/>
-          <w:sz w:val="24"/>
-          <w:lang w:val="ru-MD"/>
-        </w:rPr>
-        <w:t xml:space="preserve"> і за боголюбивого єпископа нашого кир </w:t>
-      </w:r>
-      <w:r>
-        <w:rPr>
-          <w:rFonts w:ascii="Times New Roman" w:hAnsi="Times New Roman"/>
-          <w:i/>
-          <w:color w:val="FF4400"/>
-          <w:sz w:val="24"/>
-          <w:lang w:val="ru-MD"/>
-        </w:rPr>
-        <w:t>ім’я</w:t>
-      </w:r>
-      <w:r>
-        <w:rPr>
-          <w:rFonts w:ascii="Times New Roman" w:hAnsi="Times New Roman"/>
-          <w:i/>
-          <w:color w:val="000000"/>
-          <w:sz w:val="24"/>
-          <w:lang w:val="ru-MD"/>
-        </w:rPr>
-        <w:t>,</w:t>
-      </w:r>
-      <w:r>
-        <w:rPr>
-          <w:rFonts w:ascii="Times New Roman" w:hAnsi="Times New Roman"/>
-          <w:color w:val="000000"/>
-          <w:sz w:val="24"/>
-          <w:lang w:val="ru-MD"/>
-        </w:rPr>
-        <w:t xml:space="preserve"> чесне пресвітерство, у Христі дияконство, за весь причет і людей Господеві помолімся.</w:t>
-      </w:r>
-    </w:p>
-    <w:p>
-      <w:pPr>
-        <w:spacing w:after="120"/>
-        <w:rPr>
-          <w:rFonts w:ascii="Times New Roman" w:hAnsi="Times New Roman"/>
-          <w:lang w:val="ru-MD"/>
-        </w:rPr>
-      </w:pPr>
-      <w:r>
-        <w:rPr>
-          <w:rFonts w:ascii="Times New Roman" w:hAnsi="Times New Roman"/>
-          <w:i/>
-          <w:color w:val="FF4400"/>
-          <w:sz w:val="24"/>
-          <w:lang w:val="ru-MD"/>
-        </w:rPr>
-        <w:t>Вірні:</w:t>
-      </w:r>
-      <w:r>
-        <w:rPr>
-          <w:rFonts w:ascii="Times New Roman" w:hAnsi="Times New Roman"/>
-          <w:color w:val="000000"/>
-          <w:sz w:val="24"/>
-          <w:lang w:val="ru-MD"/>
-        </w:rPr>
-        <w:t xml:space="preserve"> Го́споди, поми́луй.</w:t>
-      </w:r>
-    </w:p>
-    <w:p>
-      <w:pPr>
-        <w:spacing w:after="120"/>
-        <w:rPr>
-          <w:rFonts w:ascii="Times New Roman" w:hAnsi="Times New Roman"/>
-          <w:lang w:val="ru-MD"/>
-        </w:rPr>
-      </w:pPr>
-      <w:r>
-        <w:rPr>
-          <w:rFonts w:ascii="Times New Roman" w:hAnsi="Times New Roman"/>
-          <w:color w:val="000000"/>
-          <w:sz w:val="24"/>
-          <w:lang w:val="ru-MD"/>
-        </w:rPr>
-        <w:t>За Богом бережений народ наш, за правління і все військо Господеві помолімся.</w:t>
-      </w:r>
-    </w:p>
-    <w:p>
-      <w:pPr>
-        <w:spacing w:after="120"/>
-        <w:rPr>
-          <w:rFonts w:ascii="Times New Roman" w:hAnsi="Times New Roman"/>
-          <w:lang w:val="ru-MD"/>
-        </w:rPr>
-      </w:pPr>
-      <w:r>
-        <w:rPr>
-          <w:rFonts w:ascii="Times New Roman" w:hAnsi="Times New Roman"/>
-          <w:i/>
-          <w:color w:val="FF4400"/>
-          <w:sz w:val="24"/>
-          <w:lang w:val="ru-MD"/>
-        </w:rPr>
-        <w:t>Вірні:</w:t>
-      </w:r>
-      <w:r>
-        <w:rPr>
-          <w:rFonts w:ascii="Times New Roman" w:hAnsi="Times New Roman"/>
-          <w:color w:val="000000"/>
-          <w:sz w:val="24"/>
-          <w:lang w:val="ru-MD"/>
-        </w:rPr>
-        <w:t xml:space="preserve"> Го́споди, поми́луй.</w:t>
-      </w:r>
-    </w:p>
-    <w:p>
-      <w:pPr>
-        <w:spacing w:after="120"/>
-        <w:rPr>
-          <w:rFonts w:ascii="Times New Roman" w:hAnsi="Times New Roman"/>
-          <w:lang w:val="ru-MD"/>
-        </w:rPr>
-      </w:pPr>
-      <w:r>
-        <w:rPr>
-          <w:rFonts w:ascii="Times New Roman" w:hAnsi="Times New Roman"/>
-          <w:color w:val="000000"/>
-          <w:sz w:val="24"/>
-          <w:lang w:val="ru-MD"/>
-        </w:rPr>
-        <w:t xml:space="preserve">За місто це </w:t>
-      </w:r>
-      <w:r>
-        <w:rPr>
-          <w:rFonts w:ascii="Times New Roman" w:hAnsi="Times New Roman"/>
-          <w:sz w:val="24"/>
-          <w:lang w:val="ru-MD"/>
-        </w:rPr>
-        <w:t>(</w:t>
-      </w:r>
-      <w:r>
-        <w:rPr>
-          <w:rFonts w:ascii="Times New Roman" w:hAnsi="Times New Roman"/>
-          <w:i/>
-          <w:color w:val="FF0000"/>
-          <w:sz w:val="24"/>
-          <w:lang w:val="ru-MD"/>
-        </w:rPr>
-        <w:t>або</w:t>
-      </w:r>
-      <w:r>
-        <w:rPr>
-          <w:rFonts w:ascii="Times New Roman" w:hAnsi="Times New Roman"/>
-          <w:color w:val="FF0000"/>
-          <w:sz w:val="24"/>
-          <w:lang w:val="ru-MD"/>
-        </w:rPr>
-        <w:t xml:space="preserve"> </w:t>
-      </w:r>
-      <w:r>
-        <w:rPr>
-          <w:rFonts w:ascii="Times New Roman" w:hAnsi="Times New Roman"/>
-          <w:sz w:val="24"/>
-          <w:lang w:val="ru-MD"/>
-        </w:rPr>
-        <w:t xml:space="preserve">за село це, </w:t>
-      </w:r>
-      <w:r>
-        <w:rPr>
-          <w:rFonts w:ascii="Times New Roman" w:hAnsi="Times New Roman"/>
-          <w:i/>
-          <w:color w:val="FF0000"/>
-          <w:sz w:val="24"/>
-          <w:lang w:val="ru-MD"/>
-        </w:rPr>
-        <w:t>або</w:t>
-      </w:r>
-      <w:r>
-        <w:rPr>
-          <w:rFonts w:ascii="Times New Roman" w:hAnsi="Times New Roman"/>
-          <w:color w:val="FF0000"/>
-          <w:sz w:val="24"/>
-          <w:lang w:val="ru-MD"/>
-        </w:rPr>
-        <w:t xml:space="preserve"> </w:t>
-      </w:r>
-      <w:r>
-        <w:rPr>
-          <w:rFonts w:ascii="Times New Roman" w:hAnsi="Times New Roman"/>
-          <w:sz w:val="24"/>
-          <w:lang w:val="ru-MD"/>
-        </w:rPr>
-        <w:t>за святу обитель цю)</w:t>
-      </w:r>
-      <w:r>
-        <w:rPr>
-          <w:rFonts w:ascii="Times New Roman" w:hAnsi="Times New Roman"/>
-          <w:color w:val="000000"/>
-          <w:sz w:val="24"/>
-          <w:lang w:val="ru-MD"/>
-        </w:rPr>
-        <w:t>, і за кожне село, місто, країну, і за тих, що вірою живуть у них, Господеві помолімся.</w:t>
-      </w:r>
-    </w:p>
-    <w:p>
-      <w:pPr>
-        <w:spacing w:after="120"/>
-        <w:rPr>
-          <w:rFonts w:ascii="Times New Roman" w:hAnsi="Times New Roman"/>
-          <w:lang w:val="ru-MD"/>
-        </w:rPr>
-      </w:pPr>
-      <w:r>
-        <w:rPr>
-          <w:rFonts w:ascii="Times New Roman" w:hAnsi="Times New Roman"/>
-          <w:i/>
-          <w:color w:val="FF4400"/>
-          <w:sz w:val="24"/>
-          <w:lang w:val="ru-MD"/>
-        </w:rPr>
-        <w:t>Вірні:</w:t>
-      </w:r>
-      <w:r>
-        <w:rPr>
-          <w:rFonts w:ascii="Times New Roman" w:hAnsi="Times New Roman"/>
-          <w:color w:val="000000"/>
-          <w:sz w:val="24"/>
-          <w:lang w:val="ru-MD"/>
-        </w:rPr>
-        <w:t xml:space="preserve"> Го́споди, поми́луй.</w:t>
-      </w:r>
-    </w:p>
-    <w:p>
-      <w:pPr>
-        <w:spacing w:after="120"/>
-        <w:rPr>
-          <w:rFonts w:ascii="Times New Roman" w:hAnsi="Times New Roman"/>
-          <w:lang w:val="ru-MD"/>
-        </w:rPr>
-      </w:pPr>
-      <w:r>
-        <w:rPr>
-          <w:rFonts w:ascii="Times New Roman" w:hAnsi="Times New Roman"/>
-          <w:color w:val="000000"/>
-          <w:sz w:val="24"/>
-          <w:lang w:val="ru-MD"/>
-        </w:rPr>
-        <w:t>За добре поліття, за врожай плодів земних і часи мирні Господеві помолімся.</w:t>
-      </w:r>
-    </w:p>
-    <w:p>
-      <w:pPr>
-        <w:spacing w:after="120"/>
-        <w:rPr>
-          <w:rFonts w:ascii="Times New Roman" w:hAnsi="Times New Roman"/>
-          <w:lang w:val="ru-MD"/>
-        </w:rPr>
-      </w:pPr>
-      <w:r>
-        <w:rPr>
-          <w:rFonts w:ascii="Times New Roman" w:hAnsi="Times New Roman"/>
-          <w:i/>
-          <w:color w:val="FF4400"/>
-          <w:sz w:val="24"/>
-          <w:lang w:val="ru-MD"/>
-        </w:rPr>
         <w:t>Вірні:</w:t>
       </w:r>
       <w:r>
@@ -11066,7 +11214,17 @@
           <w:color w:val="FF0000"/>
           <w:lang w:val="ru-MD"/>
         </w:rPr>
-        <w:t xml:space="preserve"> (Пс. 117), глас 1</w:t>
+        <w:t xml:space="preserve"> (Пс. 117), глас </w:t>
+      </w:r>
+      <w:r>
+        <w:rPr>
+          <w:rFonts w:ascii="Times New Roman" w:eastAsia="Times New Roman" w:hAnsi="Times New Roman" w:cs="Times New Roman"/>
+          <w:i/>
+          <w:color w:val="FF0000"/>
+          <w:highlight w:val="yellow"/>
+          <w:lang w:val="ru-MD"/>
+        </w:rPr>
+        <w:t>?</w:t>
       </w:r>
     </w:p>
     <w:p>
@@ -11299,11 +11457,19 @@
         <w:rPr>
           <w:lang w:val="ru-MD"/>
         </w:rPr>
-        <w:lastRenderedPageBreak/>
         <w:t>#</w:t>
       </w:r>
       <w:r>
         <w:t>тропарі_седмиця</w:t>
+      </w:r>
+      <w:r>
+        <w:rPr>
+          <w:lang w:val="ru-MD"/>
+        </w:rPr>
+        <w:t>_</w:t>
+      </w:r>
+      <w:r>
+        <w:t>утреня</w:t>
       </w:r>
     </w:p>
     <w:p>
@@ -11499,6 +11665,7 @@
           <w:sz w:val="24"/>
           <w:lang w:val="ru-MD"/>
         </w:rPr>
+        <w:lastRenderedPageBreak/>
         <w:t>Вірні:</w:t>
       </w:r>
       <w:r>
@@ -11940,18 +12107,7 @@
           <w:u w:val="single"/>
           <w:lang w:val="ru-MD"/>
         </w:rPr>
-        <w:t xml:space="preserve">[Боже й Отче Господа нашого Ісуса Христа! Ти підніс нас з постелі нашої і зібрав на годину молитви. Дай нам ласку відкрити уста наші і прийми наші подяки, що в наших силах, і навчи нас установ твоїх. Бо молитися як слід не вміємо, якщо ти, Господи, святим твоїм Духом не </w:t>
-      </w:r>
-      <w:r>
-        <w:rPr>
-          <w:rFonts w:ascii="Times New Roman" w:hAnsi="Times New Roman"/>
-          <w:sz w:val="24"/>
-          <w:szCs w:val="24"/>
-          <w:u w:val="single"/>
-          <w:lang w:val="ru-MD"/>
-        </w:rPr>
-        <w:lastRenderedPageBreak/>
-        <w:t>навчиш нас. Тому молимося тобі: Даруй і прости, якщо ми згрішили аж до теперішньої години словом або ділом, або думкою, добровільно або недобровільно. Бо коли на провини будеш дивитися, Господи, Господи, то хто встоїться, бо в тебе є прощення. Ти один святий, допоміжник сильний, захисник життя нашого, і тебе ми завжди оспівуватимемо.]</w:t>
+        <w:t>[Боже й Отче Господа нашого Ісуса Христа! Ти підніс нас з постелі нашої і зібрав на годину молитви. Дай нам ласку відкрити уста наші і прийми наші подяки, що в наших силах, і навчи нас установ твоїх. Бо молитися як слід не вміємо, якщо ти, Господи, святим твоїм Духом не навчиш нас. Тому молимося тобі: Даруй і прости, якщо ми згрішили аж до теперішньої години словом або ділом, або думкою, добровільно або недобровільно. Бо коли на провини будеш дивитися, Господи, Господи, то хто встоїться, бо в тебе є прощення. Ти один святий, допоміжник сильний, захисник життя нашого, і тебе ми завжди оспівуватимемо.]</w:t>
       </w:r>
     </w:p>
     <w:p>
@@ -12037,12 +12193,12 @@
       </w:pPr>
       <w:r>
         <w:rPr>
-          <w:lang w:val="en-US"/>
+          <w:lang w:val="ru-MD"/>
         </w:rPr>
         <w:t>#</w:t>
       </w:r>
       <w:r>
-        <w:t>псалом_50</w:t>
+        <w:t>полієлей</w:t>
       </w:r>
     </w:p>
     <w:p>
@@ -12066,713 +12222,357 @@
           <w:color w:val="FF0000"/>
           <w:lang w:val="ru-MD"/>
         </w:rPr>
-        <w:t>Псалом 50</w:t>
-      </w:r>
-    </w:p>
-    <w:p>
-      <w:pPr>
-        <w:spacing w:after="120"/>
-        <w:jc w:val="both"/>
-        <w:rPr>
-          <w:rFonts w:ascii="Times New Roman" w:hAnsi="Times New Roman"/>
-          <w:sz w:val="24"/>
-          <w:szCs w:val="24"/>
-          <w:lang w:val="ru-MD"/>
-        </w:rPr>
-      </w:pPr>
-      <w:r>
-        <w:rPr>
-          <w:rFonts w:ascii="Times New Roman" w:hAnsi="Times New Roman"/>
-          <w:sz w:val="24"/>
-          <w:szCs w:val="24"/>
-          <w:lang w:val="ru-MD"/>
-        </w:rPr>
-        <w:t>Помилуй мене, Боже, з великої милости твоєї,* і багатством щедрот твоїх очисти мене з беззаконня мого.</w:t>
-      </w:r>
-    </w:p>
-    <w:p>
-      <w:pPr>
-        <w:spacing w:after="120"/>
-        <w:jc w:val="both"/>
-        <w:rPr>
-          <w:rFonts w:ascii="Times New Roman" w:hAnsi="Times New Roman"/>
-          <w:sz w:val="24"/>
-          <w:szCs w:val="24"/>
-          <w:lang w:val="ru-MD"/>
-        </w:rPr>
-      </w:pPr>
-      <w:r>
-        <w:rPr>
-          <w:rFonts w:ascii="Times New Roman" w:hAnsi="Times New Roman"/>
-          <w:sz w:val="24"/>
-          <w:szCs w:val="24"/>
-          <w:lang w:val="ru-MD"/>
-        </w:rPr>
-        <w:t>Обмий мене повнотою з беззаконня мого,* і від гріха мого очисти мене.</w:t>
-      </w:r>
-    </w:p>
-    <w:p>
-      <w:pPr>
-        <w:spacing w:after="120"/>
-        <w:jc w:val="both"/>
-        <w:rPr>
-          <w:rFonts w:ascii="Times New Roman" w:hAnsi="Times New Roman"/>
-          <w:sz w:val="24"/>
-          <w:szCs w:val="24"/>
-          <w:lang w:val="ru-MD"/>
-        </w:rPr>
-      </w:pPr>
-      <w:r>
-        <w:rPr>
-          <w:rFonts w:ascii="Times New Roman" w:hAnsi="Times New Roman"/>
-          <w:sz w:val="24"/>
-          <w:szCs w:val="24"/>
-          <w:lang w:val="ru-MD"/>
-        </w:rPr>
-        <w:t>Бо беззаконня моє я знаю,* і гріх мій є завжди передо мною.</w:t>
-      </w:r>
-    </w:p>
-    <w:p>
-      <w:pPr>
-        <w:spacing w:after="120"/>
-        <w:jc w:val="both"/>
-        <w:rPr>
-          <w:rFonts w:ascii="Times New Roman" w:hAnsi="Times New Roman"/>
-          <w:sz w:val="24"/>
-          <w:szCs w:val="24"/>
-          <w:lang w:val="ru-MD"/>
-        </w:rPr>
-      </w:pPr>
-      <w:r>
-        <w:rPr>
-          <w:rFonts w:ascii="Times New Roman" w:hAnsi="Times New Roman"/>
-          <w:sz w:val="24"/>
-          <w:szCs w:val="24"/>
-          <w:lang w:val="ru-MD"/>
-        </w:rPr>
-        <w:t>Проти тебе єдиного я згрішив* і перед тобою зло вчинив;</w:t>
-      </w:r>
-    </w:p>
-    <w:p>
-      <w:pPr>
-        <w:spacing w:after="120"/>
-        <w:jc w:val="both"/>
-        <w:rPr>
-          <w:rFonts w:ascii="Times New Roman" w:hAnsi="Times New Roman"/>
-          <w:sz w:val="24"/>
-          <w:szCs w:val="24"/>
-          <w:lang w:val="ru-MD"/>
-        </w:rPr>
-      </w:pPr>
-      <w:r>
-        <w:rPr>
-          <w:rFonts w:ascii="Times New Roman" w:hAnsi="Times New Roman"/>
-          <w:sz w:val="24"/>
-          <w:szCs w:val="24"/>
-          <w:lang w:val="ru-MD"/>
-        </w:rPr>
-        <w:t>То й правий ти в словах твоїх* і переможеш, коли будеш судити.</w:t>
-      </w:r>
-    </w:p>
-    <w:p>
-      <w:pPr>
-        <w:spacing w:after="120"/>
-        <w:jc w:val="both"/>
-        <w:rPr>
-          <w:rFonts w:ascii="Times New Roman" w:hAnsi="Times New Roman"/>
-          <w:sz w:val="24"/>
-          <w:szCs w:val="24"/>
-          <w:lang w:val="ru-MD"/>
-        </w:rPr>
-      </w:pPr>
-      <w:r>
-        <w:rPr>
-          <w:rFonts w:ascii="Times New Roman" w:hAnsi="Times New Roman"/>
-          <w:sz w:val="24"/>
-          <w:szCs w:val="24"/>
-          <w:lang w:val="ru-MD"/>
-        </w:rPr>
-        <w:t>Це бо в беззаконнях я зачатий,* і в гріхах породила мене мати моя.</w:t>
-      </w:r>
-    </w:p>
-    <w:p>
-      <w:pPr>
-        <w:spacing w:after="120"/>
-        <w:jc w:val="both"/>
-        <w:rPr>
-          <w:rFonts w:ascii="Times New Roman" w:hAnsi="Times New Roman"/>
-          <w:sz w:val="24"/>
-          <w:szCs w:val="24"/>
-          <w:lang w:val="ru-MD"/>
-        </w:rPr>
-      </w:pPr>
-      <w:r>
-        <w:rPr>
-          <w:rFonts w:ascii="Times New Roman" w:hAnsi="Times New Roman"/>
-          <w:sz w:val="24"/>
-          <w:szCs w:val="24"/>
-          <w:lang w:val="ru-MD"/>
-        </w:rPr>
-        <w:t>Це бо істину полюбив єси,* невідоме й таємне мудрости своєї явив ти мені.</w:t>
-      </w:r>
-    </w:p>
-    <w:p>
-      <w:pPr>
-        <w:spacing w:after="120"/>
-        <w:jc w:val="both"/>
-        <w:rPr>
-          <w:rFonts w:ascii="Times New Roman" w:hAnsi="Times New Roman"/>
-          <w:sz w:val="24"/>
-          <w:szCs w:val="24"/>
-          <w:lang w:val="ru-MD"/>
-        </w:rPr>
-      </w:pPr>
-      <w:r>
-        <w:rPr>
-          <w:rFonts w:ascii="Times New Roman" w:hAnsi="Times New Roman"/>
-          <w:sz w:val="24"/>
-          <w:szCs w:val="24"/>
-          <w:lang w:val="ru-MD"/>
-        </w:rPr>
-        <w:t>Окропи мене іссопом, і очищуся,* обмий мене, і стану біліший від снігу.</w:t>
-      </w:r>
-    </w:p>
-    <w:p>
-      <w:pPr>
-        <w:spacing w:after="120"/>
-        <w:jc w:val="both"/>
-        <w:rPr>
-          <w:rFonts w:ascii="Times New Roman" w:hAnsi="Times New Roman"/>
-          <w:sz w:val="24"/>
-          <w:szCs w:val="24"/>
-          <w:lang w:val="ru-MD"/>
-        </w:rPr>
-      </w:pPr>
-      <w:r>
-        <w:rPr>
-          <w:rFonts w:ascii="Times New Roman" w:hAnsi="Times New Roman"/>
-          <w:sz w:val="24"/>
-          <w:szCs w:val="24"/>
-          <w:lang w:val="ru-MD"/>
-        </w:rPr>
-        <w:t>Дай мені відчути радість і веселість,* зрадіють кості сокрушені.</w:t>
-      </w:r>
-    </w:p>
-    <w:p>
-      <w:pPr>
-        <w:spacing w:after="120"/>
-        <w:jc w:val="both"/>
-        <w:rPr>
-          <w:rFonts w:ascii="Times New Roman" w:hAnsi="Times New Roman"/>
-          <w:sz w:val="24"/>
-          <w:szCs w:val="24"/>
-          <w:lang w:val="ru-MD"/>
-        </w:rPr>
-      </w:pPr>
-      <w:r>
-        <w:rPr>
-          <w:rFonts w:ascii="Times New Roman" w:hAnsi="Times New Roman"/>
-          <w:sz w:val="24"/>
-          <w:szCs w:val="24"/>
-          <w:lang w:val="ru-MD"/>
-        </w:rPr>
-        <w:t>Відверни лице твоє від гріхів моїх,* і всі беззаконня мої очисти.</w:t>
-      </w:r>
-    </w:p>
-    <w:p>
-      <w:pPr>
-        <w:spacing w:after="120"/>
-        <w:jc w:val="both"/>
-        <w:rPr>
-          <w:rFonts w:ascii="Times New Roman" w:hAnsi="Times New Roman"/>
-          <w:sz w:val="24"/>
-          <w:szCs w:val="24"/>
-          <w:lang w:val="ru-MD"/>
-        </w:rPr>
-      </w:pPr>
-      <w:r>
-        <w:rPr>
-          <w:rFonts w:ascii="Times New Roman" w:hAnsi="Times New Roman"/>
-          <w:sz w:val="24"/>
-          <w:szCs w:val="24"/>
-          <w:lang w:val="ru-MD"/>
-        </w:rPr>
-        <w:t>Серце чисте створи в мені, Боже,* і духа правого обнови в нутрі моєму.</w:t>
-      </w:r>
-    </w:p>
-    <w:p>
-      <w:pPr>
-        <w:spacing w:after="120"/>
-        <w:jc w:val="both"/>
-        <w:rPr>
-          <w:rFonts w:ascii="Times New Roman" w:hAnsi="Times New Roman"/>
-          <w:sz w:val="24"/>
-          <w:szCs w:val="24"/>
-          <w:lang w:val="ru-MD"/>
-        </w:rPr>
-      </w:pPr>
-      <w:r>
-        <w:rPr>
-          <w:rFonts w:ascii="Times New Roman" w:hAnsi="Times New Roman"/>
-          <w:sz w:val="24"/>
-          <w:szCs w:val="24"/>
-          <w:lang w:val="ru-MD"/>
-        </w:rPr>
-        <w:t>Не відкинь мене від лиця твого,* і Духа твого Святого не відійми від мене.</w:t>
-      </w:r>
-    </w:p>
-    <w:p>
-      <w:pPr>
-        <w:spacing w:after="120"/>
-        <w:jc w:val="both"/>
-        <w:rPr>
-          <w:rFonts w:ascii="Times New Roman" w:hAnsi="Times New Roman"/>
-          <w:sz w:val="24"/>
-          <w:szCs w:val="24"/>
-          <w:lang w:val="ru-MD"/>
-        </w:rPr>
-      </w:pPr>
-      <w:r>
-        <w:rPr>
-          <w:rFonts w:ascii="Times New Roman" w:hAnsi="Times New Roman"/>
-          <w:sz w:val="24"/>
-          <w:szCs w:val="24"/>
-          <w:lang w:val="ru-MD"/>
-        </w:rPr>
-        <w:t>Поверни мені радість спасіння твого,* і духом владичним утверди мене.</w:t>
-      </w:r>
-    </w:p>
-    <w:p>
-      <w:pPr>
-        <w:spacing w:after="120"/>
-        <w:jc w:val="both"/>
-        <w:rPr>
-          <w:rFonts w:ascii="Times New Roman" w:hAnsi="Times New Roman"/>
-          <w:sz w:val="24"/>
-          <w:szCs w:val="24"/>
-          <w:lang w:val="ru-MD"/>
-        </w:rPr>
-      </w:pPr>
-      <w:r>
-        <w:rPr>
-          <w:rFonts w:ascii="Times New Roman" w:hAnsi="Times New Roman"/>
-          <w:sz w:val="24"/>
-          <w:szCs w:val="24"/>
-          <w:lang w:val="ru-MD"/>
-        </w:rPr>
-        <w:t>Вкажу беззаконним дороги твої,* і нечестиві до тебе навернуться.</w:t>
-      </w:r>
-    </w:p>
-    <w:p>
-      <w:pPr>
-        <w:spacing w:after="120"/>
-        <w:jc w:val="both"/>
-        <w:rPr>
-          <w:rFonts w:ascii="Times New Roman" w:hAnsi="Times New Roman"/>
-          <w:sz w:val="24"/>
-          <w:szCs w:val="24"/>
-          <w:lang w:val="ru-MD"/>
-        </w:rPr>
-      </w:pPr>
-      <w:r>
-        <w:rPr>
-          <w:rFonts w:ascii="Times New Roman" w:hAnsi="Times New Roman"/>
-          <w:sz w:val="24"/>
-          <w:szCs w:val="24"/>
-          <w:lang w:val="ru-MD"/>
-        </w:rPr>
-        <w:t>Визволь мене від вини крови, Боже, Боже спасіння мого,* і язик мій радісно прославить справедливість твою.</w:t>
-      </w:r>
-    </w:p>
-    <w:p>
-      <w:pPr>
-        <w:spacing w:after="120"/>
-        <w:jc w:val="both"/>
-        <w:rPr>
-          <w:rFonts w:ascii="Times New Roman" w:hAnsi="Times New Roman"/>
-          <w:sz w:val="24"/>
-          <w:szCs w:val="24"/>
-          <w:lang w:val="ru-MD"/>
-        </w:rPr>
-      </w:pPr>
-      <w:r>
-        <w:rPr>
-          <w:rFonts w:ascii="Times New Roman" w:hAnsi="Times New Roman"/>
-          <w:sz w:val="24"/>
-          <w:szCs w:val="24"/>
-          <w:lang w:val="ru-MD"/>
-        </w:rPr>
-        <w:t>Господи, губи мої відкрий,* і уста мої сповістять хвалу твою.</w:t>
-      </w:r>
-    </w:p>
-    <w:p>
-      <w:pPr>
-        <w:spacing w:after="120"/>
-        <w:jc w:val="both"/>
-        <w:rPr>
-          <w:rFonts w:ascii="Times New Roman" w:hAnsi="Times New Roman"/>
-          <w:sz w:val="24"/>
-          <w:szCs w:val="24"/>
-          <w:lang w:val="ru-MD"/>
-        </w:rPr>
-      </w:pPr>
-      <w:r>
-        <w:rPr>
-          <w:rFonts w:ascii="Times New Roman" w:hAnsi="Times New Roman"/>
-          <w:sz w:val="24"/>
-          <w:szCs w:val="24"/>
-          <w:lang w:val="ru-MD"/>
-        </w:rPr>
-        <w:t>Бо якби ти жертви захотів, дав би я,* та всепалення не миле тобі.</w:t>
-      </w:r>
-    </w:p>
-    <w:p>
-      <w:pPr>
-        <w:spacing w:after="120"/>
-        <w:jc w:val="both"/>
-        <w:rPr>
-          <w:rFonts w:ascii="Times New Roman" w:hAnsi="Times New Roman"/>
-          <w:sz w:val="24"/>
-          <w:szCs w:val="24"/>
-          <w:lang w:val="ru-MD"/>
-        </w:rPr>
-      </w:pPr>
-      <w:r>
-        <w:rPr>
-          <w:rFonts w:ascii="Times New Roman" w:hAnsi="Times New Roman"/>
-          <w:sz w:val="24"/>
-          <w:szCs w:val="24"/>
-          <w:lang w:val="ru-MD"/>
-        </w:rPr>
-        <w:t>Жертва Богові – дух сокрушений,* серцем сокрушеним і смиренним Бог не погордить.</w:t>
-      </w:r>
-    </w:p>
-    <w:p>
-      <w:pPr>
-        <w:spacing w:after="120"/>
-        <w:jc w:val="both"/>
-        <w:rPr>
-          <w:rFonts w:ascii="Times New Roman" w:hAnsi="Times New Roman"/>
-          <w:sz w:val="24"/>
-          <w:szCs w:val="24"/>
-          <w:lang w:val="ru-MD"/>
-        </w:rPr>
-      </w:pPr>
-      <w:r>
-        <w:rPr>
-          <w:rFonts w:ascii="Times New Roman" w:hAnsi="Times New Roman"/>
-          <w:sz w:val="24"/>
-          <w:szCs w:val="24"/>
-          <w:lang w:val="ru-MD"/>
-        </w:rPr>
-        <w:t>Ущаслив, Господи, благоволінням твоїм Сіон,* і нехай відбудуються стіни єрусалимські.</w:t>
-      </w:r>
-    </w:p>
-    <w:p>
-      <w:pPr>
-        <w:spacing w:after="120"/>
-        <w:jc w:val="both"/>
-        <w:rPr>
-          <w:rFonts w:ascii="Times New Roman" w:hAnsi="Times New Roman"/>
-          <w:sz w:val="24"/>
-          <w:szCs w:val="24"/>
-          <w:lang w:val="ru-MD"/>
-        </w:rPr>
-      </w:pPr>
-      <w:r>
-        <w:rPr>
-          <w:rFonts w:ascii="Times New Roman" w:hAnsi="Times New Roman"/>
-          <w:sz w:val="24"/>
-          <w:szCs w:val="24"/>
-          <w:lang w:val="ru-MD"/>
-        </w:rPr>
-        <w:t>Тоді вподобаєш собі жертву правди, приношення і всепалення;* тоді покладуть на вівтар твій тельців.</w:t>
-      </w:r>
-    </w:p>
-    <w:p>
-      <w:pPr>
-        <w:spacing w:after="120"/>
-        <w:jc w:val="both"/>
-        <w:rPr>
-          <w:rFonts w:ascii="Times New Roman" w:hAnsi="Times New Roman"/>
-          <w:sz w:val="24"/>
-          <w:szCs w:val="24"/>
-          <w:u w:val="single"/>
-          <w:lang w:val="ru-MD"/>
-        </w:rPr>
-      </w:pPr>
-    </w:p>
-    <w:p>
-      <w:pPr>
-        <w:pStyle w:val="Heading1"/>
-      </w:pPr>
-      <w:r>
-        <w:rPr>
-          <w:lang w:val="en-US"/>
-        </w:rPr>
-        <w:t>#</w:t>
-      </w:r>
-      <w:r>
-        <w:t>молитва_9</w:t>
-      </w:r>
-    </w:p>
-    <w:p>
-      <w:pPr>
-        <w:spacing w:after="120"/>
-        <w:jc w:val="both"/>
-        <w:rPr>
-          <w:rFonts w:ascii="Times New Roman" w:hAnsi="Times New Roman"/>
-          <w:sz w:val="24"/>
-          <w:szCs w:val="24"/>
-          <w:u w:val="single"/>
-          <w:lang w:val="ru-MD"/>
-        </w:rPr>
-      </w:pPr>
-      <w:r>
-        <w:rPr>
-          <w:rFonts w:ascii="Times New Roman" w:hAnsi="Times New Roman"/>
-          <w:sz w:val="24"/>
-          <w:szCs w:val="24"/>
-          <w:u w:val="single"/>
-          <w:lang w:val="ru-MD"/>
-        </w:rPr>
-        <w:t xml:space="preserve">[Господи, Боже наш! Ти за покаяння дарував людям відпущення, нам же, як образ пізнання і визнання гріхів, показав покаяння і прощення пророка Давида. Тож, Владико, помилуй з великої милости твоєї нас, що в чимало великих гріхів впали, і по багатстві ласк твоїх очисти беззаконня наші, бо перед тобою згрішили ми, Господи, що невідомі й таємні речі серця людського знаєш, і єдиний ти маєш владу прощати гріхи. Серце ж чисте вчини в нас і Духом </w:t>
-      </w:r>
-      <w:r>
-        <w:rPr>
-          <w:rFonts w:ascii="Times New Roman" w:hAnsi="Times New Roman"/>
-          <w:sz w:val="24"/>
-          <w:szCs w:val="24"/>
-          <w:u w:val="single"/>
+        <w:t>Полієлей</w:t>
+      </w:r>
+    </w:p>
+    <w:p>
+      <w:pPr>
+        <w:spacing w:after="120"/>
+        <w:jc w:val="both"/>
+        <w:rPr>
+          <w:rFonts w:ascii="Times New Roman" w:hAnsi="Times New Roman" w:cs="Times New Roman"/>
+          <w:i/>
+          <w:sz w:val="24"/>
+          <w:szCs w:val="24"/>
+          <w:lang w:val="ru-MD"/>
+        </w:rPr>
+      </w:pPr>
+      <w:r>
+        <w:rPr>
+          <w:rFonts w:ascii="Times New Roman" w:hAnsi="Times New Roman" w:cs="Times New Roman"/>
+          <w:sz w:val="24"/>
+          <w:szCs w:val="24"/>
+          <w:lang w:val="ru-MD"/>
+        </w:rPr>
+        <w:t xml:space="preserve">Хваліте ім'я Господнє, хваліте, слуги Господні Алилуя </w:t>
+      </w:r>
+      <w:r>
+        <w:rPr>
+          <w:rFonts w:ascii="Times New Roman" w:hAnsi="Times New Roman" w:cs="Times New Roman"/>
+          <w:i/>
+          <w:color w:val="FF0000"/>
+          <w:sz w:val="24"/>
+          <w:szCs w:val="24"/>
+          <w:lang w:val="ru-MD"/>
+        </w:rPr>
+        <w:t>(3 р.)</w:t>
+      </w:r>
+      <w:r>
+        <w:rPr>
+          <w:rFonts w:ascii="Times New Roman" w:hAnsi="Times New Roman" w:cs="Times New Roman"/>
+          <w:i/>
+          <w:sz w:val="24"/>
+          <w:szCs w:val="24"/>
+          <w:lang w:val="ru-MD"/>
+        </w:rPr>
+        <w:t>.</w:t>
+      </w:r>
+    </w:p>
+    <w:p>
+      <w:pPr>
+        <w:spacing w:after="120"/>
+        <w:jc w:val="both"/>
+        <w:rPr>
+          <w:rFonts w:ascii="Times New Roman" w:hAnsi="Times New Roman" w:cs="Times New Roman"/>
+          <w:i/>
+          <w:sz w:val="24"/>
+          <w:szCs w:val="24"/>
+          <w:lang w:val="ru-MD"/>
+        </w:rPr>
+      </w:pPr>
+      <w:r>
+        <w:rPr>
+          <w:rFonts w:ascii="Times New Roman" w:hAnsi="Times New Roman" w:cs="Times New Roman"/>
+          <w:sz w:val="24"/>
+          <w:szCs w:val="24"/>
           <w:lang w:val="ru-MD"/>
         </w:rPr>
         <w:lastRenderedPageBreak/>
-        <w:t>владичним утверди нас, і радість спасіння твого яви нам. Не відкинь нас від лиця твого, але дозволь, як Добрий і Чоловіколюбець, аж до останнього нашого віддиху появляти тобі жертву справедливости й приноси на святих твоїх жертовниках, милістю і ласками і чоловіколюб'ям єдинородного Сина твого, з яким ти є благословенний з пресвятим, добрим і животворящим твоїм Духом, нині й повсякчас, і на віки віків. Амінь.]</w:t>
-      </w:r>
-    </w:p>
-    <w:p>
-      <w:pPr>
-        <w:rPr>
-          <w:lang w:val="ru-MD" w:eastAsia="uk-UA"/>
-        </w:rPr>
-      </w:pPr>
-    </w:p>
-    <w:p>
-      <w:pPr>
-        <w:pStyle w:val="Heading1"/>
-        <w:rPr>
-          <w:shd w:val="clear" w:color="auto" w:fill="FFFFFF"/>
-        </w:rPr>
-      </w:pPr>
-      <w:r>
-        <w:rPr>
-          <w:shd w:val="clear" w:color="auto" w:fill="FFFFFF"/>
-        </w:rPr>
-        <w:t>#після_псалма_50</w:t>
-      </w:r>
-      <w:r>
-        <w:rPr>
-          <w:shd w:val="clear" w:color="auto" w:fill="FFFFFF"/>
-          <w:lang w:val="ru-MD"/>
-        </w:rPr>
-        <w:t>_</w:t>
-      </w:r>
-      <w:r>
-        <w:rPr>
-          <w:shd w:val="clear" w:color="auto" w:fill="FFFFFF"/>
-        </w:rPr>
-        <w:t>в_неділю</w:t>
-      </w:r>
-    </w:p>
-    <w:p>
-      <w:pPr>
-        <w:spacing w:after="120"/>
-        <w:jc w:val="both"/>
-        <w:rPr>
-          <w:rFonts w:ascii="Times New Roman" w:hAnsi="Times New Roman" w:cs="Times New Roman"/>
-          <w:i/>
-          <w:color w:val="FF0000"/>
-          <w:sz w:val="24"/>
-          <w:szCs w:val="24"/>
-          <w:lang w:val="ru-MD"/>
-        </w:rPr>
-      </w:pPr>
-      <w:r>
-        <w:rPr>
-          <w:rFonts w:ascii="Times New Roman" w:hAnsi="Times New Roman" w:cs="Times New Roman"/>
-          <w:i/>
-          <w:color w:val="FF0000"/>
-          <w:sz w:val="24"/>
-          <w:szCs w:val="24"/>
-          <w:lang w:val="ru-MD"/>
-        </w:rPr>
-        <w:t>Після 50-го псалма співаємо:</w:t>
-      </w:r>
-    </w:p>
-    <w:p>
-      <w:pPr>
-        <w:spacing w:after="120"/>
-        <w:jc w:val="both"/>
-        <w:rPr>
-          <w:rFonts w:ascii="Times New Roman" w:hAnsi="Times New Roman" w:cs="Times New Roman"/>
-          <w:sz w:val="24"/>
-          <w:szCs w:val="24"/>
-          <w:lang w:val="ru-MD"/>
-        </w:rPr>
-      </w:pPr>
-      <w:r>
-        <w:rPr>
-          <w:rFonts w:ascii="Times New Roman" w:hAnsi="Times New Roman" w:cs="Times New Roman"/>
-          <w:b/>
-          <w:sz w:val="24"/>
-          <w:szCs w:val="24"/>
-          <w:lang w:val="ru-MD"/>
-        </w:rPr>
-        <w:t>Слава</w:t>
-      </w:r>
-      <w:r>
-        <w:rPr>
-          <w:rFonts w:ascii="Times New Roman" w:hAnsi="Times New Roman" w:cs="Times New Roman"/>
-          <w:sz w:val="24"/>
-          <w:szCs w:val="24"/>
-          <w:lang w:val="ru-MD"/>
-        </w:rPr>
-        <w:t xml:space="preserve"> </w:t>
-      </w:r>
-      <w:r>
-        <w:rPr>
-          <w:rFonts w:ascii="Times New Roman" w:hAnsi="Times New Roman" w:cs="Times New Roman"/>
-          <w:i/>
-          <w:color w:val="FF0000"/>
-          <w:sz w:val="24"/>
-          <w:szCs w:val="24"/>
-          <w:lang w:val="ru-MD"/>
-        </w:rPr>
-        <w:t>(г. 6):</w:t>
-      </w:r>
-      <w:r>
-        <w:rPr>
-          <w:rFonts w:ascii="Times New Roman" w:hAnsi="Times New Roman" w:cs="Times New Roman"/>
-          <w:color w:val="FF0000"/>
-          <w:sz w:val="24"/>
-          <w:szCs w:val="24"/>
-          <w:lang w:val="ru-MD"/>
-        </w:rPr>
-        <w:t xml:space="preserve"> </w:t>
-      </w:r>
-      <w:r>
-        <w:rPr>
-          <w:rFonts w:ascii="Times New Roman" w:hAnsi="Times New Roman" w:cs="Times New Roman"/>
-          <w:sz w:val="24"/>
-          <w:szCs w:val="24"/>
-          <w:lang w:val="ru-MD"/>
-        </w:rPr>
-        <w:t>Молитвами святих апостолів,* Милостивий, очисти* безліч гріхів наших.</w:t>
-      </w:r>
-    </w:p>
-    <w:p>
-      <w:pPr>
-        <w:spacing w:after="120"/>
-        <w:jc w:val="both"/>
-        <w:rPr>
-          <w:rFonts w:ascii="Times New Roman" w:hAnsi="Times New Roman" w:cs="Times New Roman"/>
-          <w:sz w:val="24"/>
-          <w:szCs w:val="24"/>
-          <w:lang w:val="ru-MD"/>
-        </w:rPr>
-      </w:pPr>
-      <w:r>
-        <w:rPr>
-          <w:rFonts w:ascii="Times New Roman" w:hAnsi="Times New Roman" w:cs="Times New Roman"/>
-          <w:b/>
-          <w:sz w:val="24"/>
-          <w:szCs w:val="24"/>
-          <w:lang w:val="ru-MD"/>
-        </w:rPr>
-        <w:t>І нині</w:t>
-      </w:r>
-      <w:r>
-        <w:rPr>
-          <w:rFonts w:ascii="Times New Roman" w:hAnsi="Times New Roman" w:cs="Times New Roman"/>
-          <w:sz w:val="24"/>
-          <w:szCs w:val="24"/>
-          <w:lang w:val="ru-MD"/>
-        </w:rPr>
-        <w:t>: Ради молитов пречистої Богородиці,* Милостивий, очисти* безліч гріхів наших.</w:t>
-      </w:r>
-    </w:p>
-    <w:p>
-      <w:pPr>
-        <w:spacing w:after="120"/>
-        <w:jc w:val="both"/>
-        <w:rPr>
-          <w:rFonts w:ascii="Times New Roman" w:hAnsi="Times New Roman" w:cs="Times New Roman"/>
-          <w:sz w:val="24"/>
-          <w:szCs w:val="24"/>
-          <w:u w:val="single"/>
-          <w:lang w:val="ru-MD"/>
-        </w:rPr>
-      </w:pPr>
-      <w:r>
-        <w:rPr>
-          <w:rFonts w:ascii="Times New Roman" w:hAnsi="Times New Roman" w:cs="Times New Roman"/>
-          <w:i/>
-          <w:color w:val="FF0000"/>
-          <w:sz w:val="24"/>
-          <w:szCs w:val="24"/>
-          <w:lang w:val="ru-MD"/>
-        </w:rPr>
-        <w:t>Стих</w:t>
-      </w:r>
-      <w:r>
-        <w:rPr>
-          <w:rFonts w:ascii="Times New Roman" w:hAnsi="Times New Roman" w:cs="Times New Roman"/>
-          <w:color w:val="FF0000"/>
-          <w:sz w:val="24"/>
-          <w:szCs w:val="24"/>
-          <w:lang w:val="ru-MD"/>
-        </w:rPr>
-        <w:t xml:space="preserve">: </w:t>
-      </w:r>
-      <w:r>
-        <w:rPr>
-          <w:rFonts w:ascii="Times New Roman" w:hAnsi="Times New Roman" w:cs="Times New Roman"/>
-          <w:sz w:val="24"/>
-          <w:szCs w:val="24"/>
-          <w:u w:val="single"/>
-          <w:lang w:val="ru-MD"/>
-        </w:rPr>
-        <w:t>Помилуй мене, Боже, з великої милости твоєї,* і багатством щедрот твоїх очисти мене з беззаконня мого.</w:t>
-      </w:r>
-    </w:p>
-    <w:p>
-      <w:pPr>
-        <w:spacing w:after="120"/>
-        <w:jc w:val="both"/>
-        <w:rPr>
-          <w:rFonts w:ascii="Times New Roman" w:hAnsi="Times New Roman" w:cs="Times New Roman"/>
-          <w:sz w:val="24"/>
-          <w:szCs w:val="24"/>
-          <w:lang w:val="ru-MD"/>
-        </w:rPr>
-      </w:pPr>
-      <w:r>
-        <w:rPr>
-          <w:rFonts w:ascii="Times New Roman" w:hAnsi="Times New Roman" w:cs="Times New Roman"/>
-          <w:sz w:val="24"/>
-          <w:szCs w:val="24"/>
-          <w:lang w:val="ru-MD"/>
-        </w:rPr>
-        <w:t>Воскрес Ісус із гробу,* як провістив,* подав нам життя вічне* і милість велику.</w:t>
-      </w:r>
-    </w:p>
-    <w:p>
-      <w:pPr>
-        <w:spacing w:after="120"/>
-        <w:jc w:val="both"/>
-        <w:rPr>
-          <w:rFonts w:ascii="Times New Roman" w:hAnsi="Times New Roman" w:cs="Times New Roman"/>
-          <w:color w:val="FF0000"/>
+        <w:t xml:space="preserve">Ви, що стоїте у храмі Господнім, у дворах дому Бога нашого. Алилуя </w:t>
+      </w:r>
+      <w:r>
+        <w:rPr>
+          <w:rFonts w:ascii="Times New Roman" w:hAnsi="Times New Roman" w:cs="Times New Roman"/>
+          <w:i/>
+          <w:color w:val="FF0000"/>
+          <w:sz w:val="24"/>
+          <w:szCs w:val="24"/>
+          <w:lang w:val="ru-MD"/>
+        </w:rPr>
+        <w:t>(3 р.)</w:t>
+      </w:r>
+      <w:r>
+        <w:rPr>
+          <w:rFonts w:ascii="Times New Roman" w:hAnsi="Times New Roman" w:cs="Times New Roman"/>
+          <w:i/>
+          <w:sz w:val="24"/>
+          <w:szCs w:val="24"/>
+          <w:lang w:val="ru-MD"/>
+        </w:rPr>
+        <w:t>.</w:t>
+      </w:r>
+    </w:p>
+    <w:p>
+      <w:pPr>
+        <w:spacing w:after="120"/>
+        <w:jc w:val="both"/>
+        <w:rPr>
+          <w:rFonts w:ascii="Times New Roman" w:hAnsi="Times New Roman" w:cs="Times New Roman"/>
+          <w:i/>
+          <w:sz w:val="24"/>
+          <w:szCs w:val="24"/>
+          <w:lang w:val="ru-MD"/>
+        </w:rPr>
+      </w:pPr>
+      <w:r>
+        <w:rPr>
+          <w:rFonts w:ascii="Times New Roman" w:hAnsi="Times New Roman" w:cs="Times New Roman"/>
+          <w:sz w:val="24"/>
+          <w:szCs w:val="24"/>
+          <w:lang w:val="ru-MD"/>
+        </w:rPr>
+        <w:t xml:space="preserve">Господи, ім'я твоє повіки, і пам'ять твоя, о Господи, від роду й до роду. Алилуя </w:t>
+      </w:r>
+      <w:r>
+        <w:rPr>
+          <w:rFonts w:ascii="Times New Roman" w:hAnsi="Times New Roman" w:cs="Times New Roman"/>
+          <w:i/>
+          <w:color w:val="FF0000"/>
+          <w:sz w:val="24"/>
+          <w:szCs w:val="24"/>
+          <w:lang w:val="ru-MD"/>
+        </w:rPr>
+        <w:t>(3 р.)</w:t>
+      </w:r>
+      <w:r>
+        <w:rPr>
+          <w:rFonts w:ascii="Times New Roman" w:hAnsi="Times New Roman" w:cs="Times New Roman"/>
+          <w:i/>
+          <w:sz w:val="24"/>
+          <w:szCs w:val="24"/>
+          <w:lang w:val="ru-MD"/>
+        </w:rPr>
+        <w:t>.</w:t>
+      </w:r>
+    </w:p>
+    <w:p>
+      <w:pPr>
+        <w:spacing w:after="120"/>
+        <w:jc w:val="both"/>
+        <w:rPr>
+          <w:rFonts w:ascii="Times New Roman" w:hAnsi="Times New Roman" w:cs="Times New Roman"/>
+          <w:sz w:val="24"/>
+          <w:szCs w:val="24"/>
+          <w:lang w:val="ru-MD"/>
+        </w:rPr>
+      </w:pPr>
+      <w:r>
+        <w:rPr>
+          <w:rFonts w:ascii="Times New Roman" w:hAnsi="Times New Roman" w:cs="Times New Roman"/>
+          <w:sz w:val="24"/>
+          <w:szCs w:val="24"/>
+          <w:lang w:val="ru-MD"/>
+        </w:rPr>
+        <w:t xml:space="preserve">Благословенний Господь із Сіону, що перебуває в Єрусалимі. Алилуя </w:t>
+      </w:r>
+      <w:r>
+        <w:rPr>
+          <w:rFonts w:ascii="Times New Roman" w:hAnsi="Times New Roman" w:cs="Times New Roman"/>
+          <w:i/>
+          <w:color w:val="FF0000"/>
+          <w:sz w:val="24"/>
+          <w:szCs w:val="24"/>
+          <w:lang w:val="ru-MD"/>
+        </w:rPr>
+        <w:t>(3 р.)</w:t>
+      </w:r>
+      <w:r>
+        <w:rPr>
+          <w:rFonts w:ascii="Times New Roman" w:hAnsi="Times New Roman" w:cs="Times New Roman"/>
+          <w:i/>
+          <w:sz w:val="24"/>
+          <w:szCs w:val="24"/>
+          <w:lang w:val="ru-MD"/>
+        </w:rPr>
+        <w:t>.</w:t>
+      </w:r>
+    </w:p>
+    <w:p>
+      <w:pPr>
+        <w:spacing w:after="120"/>
+        <w:jc w:val="both"/>
+        <w:rPr>
+          <w:rFonts w:ascii="Times New Roman" w:hAnsi="Times New Roman" w:cs="Times New Roman"/>
+          <w:sz w:val="24"/>
+          <w:szCs w:val="24"/>
+          <w:lang w:val="ru-MD"/>
+        </w:rPr>
+      </w:pPr>
+      <w:r>
+        <w:rPr>
+          <w:rFonts w:ascii="Times New Roman" w:hAnsi="Times New Roman" w:cs="Times New Roman"/>
+          <w:sz w:val="24"/>
+          <w:szCs w:val="24"/>
+          <w:lang w:val="ru-MD"/>
+        </w:rPr>
+        <w:t xml:space="preserve">Хваліте Господа, бо він добрий, – алилуя – бо милість його вічна. Алилуя </w:t>
+      </w:r>
+      <w:r>
+        <w:rPr>
+          <w:rFonts w:ascii="Times New Roman" w:hAnsi="Times New Roman" w:cs="Times New Roman"/>
+          <w:i/>
+          <w:color w:val="FF0000"/>
+          <w:sz w:val="24"/>
+          <w:szCs w:val="24"/>
+          <w:lang w:val="ru-MD"/>
+        </w:rPr>
+        <w:t>(3 р.)</w:t>
+      </w:r>
+      <w:r>
+        <w:rPr>
+          <w:rFonts w:ascii="Times New Roman" w:hAnsi="Times New Roman" w:cs="Times New Roman"/>
+          <w:i/>
+          <w:sz w:val="24"/>
+          <w:szCs w:val="24"/>
+          <w:lang w:val="ru-MD"/>
+        </w:rPr>
+        <w:t>.</w:t>
+      </w:r>
+    </w:p>
+    <w:p>
+      <w:pPr>
+        <w:spacing w:after="120"/>
+        <w:jc w:val="both"/>
+        <w:rPr>
+          <w:rFonts w:ascii="Times New Roman" w:hAnsi="Times New Roman" w:cs="Times New Roman"/>
+          <w:sz w:val="24"/>
+          <w:szCs w:val="24"/>
+          <w:lang w:val="ru-MD"/>
+        </w:rPr>
+      </w:pPr>
+      <w:r>
+        <w:rPr>
+          <w:rFonts w:ascii="Times New Roman" w:hAnsi="Times New Roman" w:cs="Times New Roman"/>
+          <w:sz w:val="24"/>
+          <w:szCs w:val="24"/>
+          <w:lang w:val="ru-MD"/>
+        </w:rPr>
+        <w:t xml:space="preserve">Розстелив землю над водами, – алилуя – бо милість його вічна. Алилуя </w:t>
+      </w:r>
+      <w:r>
+        <w:rPr>
+          <w:rFonts w:ascii="Times New Roman" w:hAnsi="Times New Roman" w:cs="Times New Roman"/>
+          <w:i/>
+          <w:color w:val="FF0000"/>
+          <w:sz w:val="24"/>
+          <w:szCs w:val="24"/>
+          <w:lang w:val="ru-MD"/>
+        </w:rPr>
+        <w:t>(3 р.)</w:t>
+      </w:r>
+      <w:r>
+        <w:rPr>
+          <w:rFonts w:ascii="Times New Roman" w:hAnsi="Times New Roman" w:cs="Times New Roman"/>
+          <w:i/>
+          <w:sz w:val="24"/>
+          <w:szCs w:val="24"/>
+          <w:lang w:val="ru-MD"/>
+        </w:rPr>
+        <w:t>.</w:t>
+      </w:r>
+    </w:p>
+    <w:p>
+      <w:pPr>
+        <w:spacing w:after="120"/>
+        <w:jc w:val="both"/>
+        <w:rPr>
+          <w:rFonts w:ascii="Times New Roman" w:hAnsi="Times New Roman" w:cs="Times New Roman"/>
+          <w:i/>
+          <w:sz w:val="24"/>
+          <w:szCs w:val="24"/>
+          <w:lang w:val="ru-MD"/>
+        </w:rPr>
+      </w:pPr>
+      <w:r>
+        <w:rPr>
+          <w:rFonts w:ascii="Times New Roman" w:hAnsi="Times New Roman" w:cs="Times New Roman"/>
+          <w:sz w:val="24"/>
+          <w:szCs w:val="24"/>
+          <w:lang w:val="ru-MD"/>
+        </w:rPr>
+        <w:t xml:space="preserve">І визволив від наших гнобителів, – алилуя – бо милість його вічна. Алилуя </w:t>
+      </w:r>
+      <w:r>
+        <w:rPr>
+          <w:rFonts w:ascii="Times New Roman" w:hAnsi="Times New Roman" w:cs="Times New Roman"/>
+          <w:i/>
+          <w:color w:val="FF0000"/>
+          <w:sz w:val="24"/>
+          <w:szCs w:val="24"/>
+          <w:lang w:val="ru-MD"/>
+        </w:rPr>
+        <w:t>(3 р.)</w:t>
+      </w:r>
+      <w:r>
+        <w:rPr>
+          <w:rFonts w:ascii="Times New Roman" w:hAnsi="Times New Roman" w:cs="Times New Roman"/>
+          <w:i/>
+          <w:sz w:val="24"/>
+          <w:szCs w:val="24"/>
+          <w:lang w:val="ru-MD"/>
+        </w:rPr>
+        <w:t>.</w:t>
+      </w:r>
+    </w:p>
+    <w:p>
+      <w:pPr>
+        <w:spacing w:after="120"/>
+        <w:jc w:val="both"/>
+        <w:rPr>
+          <w:rFonts w:ascii="Times New Roman" w:hAnsi="Times New Roman" w:cs="Times New Roman"/>
+          <w:sz w:val="24"/>
+          <w:szCs w:val="24"/>
+          <w:lang w:val="ru-MD"/>
+        </w:rPr>
+      </w:pPr>
+      <w:r>
+        <w:rPr>
+          <w:rFonts w:ascii="Times New Roman" w:hAnsi="Times New Roman" w:cs="Times New Roman"/>
+          <w:sz w:val="24"/>
+          <w:szCs w:val="24"/>
+          <w:lang w:val="ru-MD"/>
+        </w:rPr>
+        <w:t xml:space="preserve">Прославляйте Бога небесного, – алилуя – бо милість його вічна. Алилуя </w:t>
+      </w:r>
+      <w:r>
+        <w:rPr>
+          <w:rFonts w:ascii="Times New Roman" w:hAnsi="Times New Roman" w:cs="Times New Roman"/>
+          <w:i/>
+          <w:color w:val="FF0000"/>
+          <w:sz w:val="24"/>
+          <w:szCs w:val="24"/>
+          <w:lang w:val="ru-MD"/>
+        </w:rPr>
+        <w:t>(3 р.)</w:t>
+      </w:r>
+      <w:r>
+        <w:rPr>
+          <w:rFonts w:ascii="Times New Roman" w:hAnsi="Times New Roman" w:cs="Times New Roman"/>
+          <w:i/>
+          <w:sz w:val="24"/>
+          <w:szCs w:val="24"/>
+          <w:lang w:val="ru-MD"/>
+        </w:rPr>
+        <w:t>.</w:t>
+      </w:r>
+    </w:p>
+    <w:p>
+      <w:pPr>
+        <w:spacing w:after="120"/>
+        <w:jc w:val="both"/>
+        <w:rPr>
+          <w:rFonts w:ascii="Times New Roman" w:hAnsi="Times New Roman" w:cs="Times New Roman"/>
+          <w:i/>
           <w:sz w:val="24"/>
           <w:szCs w:val="24"/>
           <w:lang w:val="ru-MD"/>
@@ -12800,6 +12600,2310 @@
           <w:color w:val="FF0000"/>
           <w:lang w:val="ru-MD"/>
         </w:rPr>
+        <w:t>Ангельський хор</w:t>
+      </w:r>
+    </w:p>
+    <w:p>
+      <w:pPr>
+        <w:spacing w:after="120"/>
+        <w:jc w:val="both"/>
+        <w:rPr>
+          <w:rFonts w:ascii="Times New Roman" w:hAnsi="Times New Roman" w:cs="Times New Roman"/>
+          <w:b/>
+          <w:sz w:val="24"/>
+          <w:szCs w:val="24"/>
+          <w:u w:val="single"/>
+          <w:lang w:val="ru-MD"/>
+        </w:rPr>
+      </w:pPr>
+      <w:r>
+        <w:rPr>
+          <w:rFonts w:ascii="Times New Roman" w:hAnsi="Times New Roman" w:cs="Times New Roman"/>
+          <w:i/>
+          <w:color w:val="FF0000"/>
+          <w:sz w:val="24"/>
+          <w:szCs w:val="24"/>
+          <w:lang w:val="ru-MD"/>
+        </w:rPr>
+        <w:t>Стих</w:t>
+      </w:r>
+      <w:r>
+        <w:rPr>
+          <w:rFonts w:ascii="Times New Roman" w:hAnsi="Times New Roman" w:cs="Times New Roman"/>
+          <w:color w:val="FF0000"/>
+          <w:sz w:val="24"/>
+          <w:szCs w:val="24"/>
+          <w:lang w:val="ru-MD"/>
+        </w:rPr>
+        <w:t>:</w:t>
+      </w:r>
+      <w:r>
+        <w:rPr>
+          <w:rFonts w:ascii="Times New Roman" w:hAnsi="Times New Roman" w:cs="Times New Roman"/>
+          <w:sz w:val="24"/>
+          <w:szCs w:val="24"/>
+          <w:lang w:val="ru-MD"/>
+        </w:rPr>
+        <w:t xml:space="preserve"> </w:t>
+      </w:r>
+      <w:r>
+        <w:rPr>
+          <w:rFonts w:ascii="Times New Roman" w:hAnsi="Times New Roman" w:cs="Times New Roman"/>
+          <w:sz w:val="24"/>
+          <w:szCs w:val="24"/>
+          <w:u w:val="single"/>
+          <w:lang w:val="ru-MD"/>
+        </w:rPr>
+        <w:t>Благословенний ти, Господи,* навчи мене установ твоїх.</w:t>
+      </w:r>
+    </w:p>
+    <w:p>
+      <w:pPr>
+        <w:spacing w:after="120"/>
+        <w:jc w:val="both"/>
+        <w:rPr>
+          <w:rFonts w:ascii="Times New Roman" w:hAnsi="Times New Roman" w:cs="Times New Roman"/>
+          <w:sz w:val="24"/>
+          <w:szCs w:val="24"/>
+        </w:rPr>
+      </w:pPr>
+      <w:r>
+        <w:rPr>
+          <w:rFonts w:ascii="Times New Roman" w:hAnsi="Times New Roman" w:cs="Times New Roman"/>
+          <w:sz w:val="24"/>
+          <w:szCs w:val="24"/>
+          <w:lang w:val="ru-MD"/>
+        </w:rPr>
+        <w:t xml:space="preserve">Ангельський хор здивувався,* бачивши до мертвих зарахованим тебе, Спасе,* що силу смерти знищив, і з собою </w:t>
+      </w:r>
+      <w:r>
+        <w:rPr>
+          <w:rFonts w:ascii="Times New Roman" w:hAnsi="Times New Roman" w:cs="Times New Roman"/>
+          <w:sz w:val="24"/>
+          <w:szCs w:val="24"/>
+        </w:rPr>
+        <w:t>Адама підняв* та з аду всіх визволив.</w:t>
+      </w:r>
+    </w:p>
+    <w:p>
+      <w:pPr>
+        <w:spacing w:after="120"/>
+        <w:jc w:val="both"/>
+        <w:rPr>
+          <w:rFonts w:ascii="Times New Roman" w:hAnsi="Times New Roman" w:cs="Times New Roman"/>
+          <w:b/>
+          <w:sz w:val="24"/>
+          <w:szCs w:val="24"/>
+          <w:u w:val="single"/>
+          <w:lang w:val="ru-MD"/>
+        </w:rPr>
+      </w:pPr>
+      <w:r>
+        <w:rPr>
+          <w:rFonts w:ascii="Times New Roman" w:hAnsi="Times New Roman" w:cs="Times New Roman"/>
+          <w:i/>
+          <w:color w:val="FF0000"/>
+          <w:sz w:val="24"/>
+          <w:szCs w:val="24"/>
+          <w:lang w:val="ru-MD"/>
+        </w:rPr>
+        <w:t>Стих</w:t>
+      </w:r>
+      <w:r>
+        <w:rPr>
+          <w:rFonts w:ascii="Times New Roman" w:hAnsi="Times New Roman" w:cs="Times New Roman"/>
+          <w:color w:val="FF0000"/>
+          <w:sz w:val="24"/>
+          <w:szCs w:val="24"/>
+          <w:lang w:val="ru-MD"/>
+        </w:rPr>
+        <w:t>:</w:t>
+      </w:r>
+      <w:r>
+        <w:rPr>
+          <w:rFonts w:ascii="Times New Roman" w:hAnsi="Times New Roman" w:cs="Times New Roman"/>
+          <w:sz w:val="24"/>
+          <w:szCs w:val="24"/>
+          <w:lang w:val="ru-MD"/>
+        </w:rPr>
+        <w:t xml:space="preserve"> </w:t>
+      </w:r>
+      <w:r>
+        <w:rPr>
+          <w:rFonts w:ascii="Times New Roman" w:hAnsi="Times New Roman" w:cs="Times New Roman"/>
+          <w:sz w:val="24"/>
+          <w:szCs w:val="24"/>
+          <w:u w:val="single"/>
+          <w:lang w:val="ru-MD"/>
+        </w:rPr>
+        <w:t>Благословенний ти, Господи,* навчи мене установ твоїх.</w:t>
+      </w:r>
+    </w:p>
+    <w:p>
+      <w:pPr>
+        <w:spacing w:after="120"/>
+        <w:jc w:val="both"/>
+        <w:rPr>
+          <w:rFonts w:ascii="Times New Roman" w:hAnsi="Times New Roman" w:cs="Times New Roman"/>
+          <w:sz w:val="24"/>
+          <w:szCs w:val="24"/>
+          <w:lang w:val="ru-MD"/>
+        </w:rPr>
+      </w:pPr>
+      <w:r>
+        <w:rPr>
+          <w:rFonts w:ascii="Times New Roman" w:hAnsi="Times New Roman" w:cs="Times New Roman"/>
+          <w:sz w:val="24"/>
+          <w:szCs w:val="24"/>
+          <w:lang w:val="ru-MD"/>
+        </w:rPr>
+        <w:t>Нащо миро* зі сльозами, Учениці, жалібно змішуєте?* – запитав світлоносний ангел при гробі мироносиць.* Гляньте на гріб і зрозумійте,* що воскрес Спаситель з гробу.</w:t>
+      </w:r>
+    </w:p>
+    <w:p>
+      <w:pPr>
+        <w:spacing w:after="120"/>
+        <w:jc w:val="both"/>
+        <w:rPr>
+          <w:rFonts w:ascii="Times New Roman" w:hAnsi="Times New Roman" w:cs="Times New Roman"/>
+          <w:b/>
+          <w:sz w:val="24"/>
+          <w:szCs w:val="24"/>
+          <w:u w:val="single"/>
+          <w:lang w:val="ru-MD"/>
+        </w:rPr>
+      </w:pPr>
+      <w:r>
+        <w:rPr>
+          <w:rFonts w:ascii="Times New Roman" w:hAnsi="Times New Roman" w:cs="Times New Roman"/>
+          <w:i/>
+          <w:color w:val="FF0000"/>
+          <w:sz w:val="24"/>
+          <w:szCs w:val="24"/>
+          <w:lang w:val="ru-MD"/>
+        </w:rPr>
+        <w:t>Стих</w:t>
+      </w:r>
+      <w:r>
+        <w:rPr>
+          <w:rFonts w:ascii="Times New Roman" w:hAnsi="Times New Roman" w:cs="Times New Roman"/>
+          <w:color w:val="FF0000"/>
+          <w:sz w:val="24"/>
+          <w:szCs w:val="24"/>
+          <w:lang w:val="ru-MD"/>
+        </w:rPr>
+        <w:t>:</w:t>
+      </w:r>
+      <w:r>
+        <w:rPr>
+          <w:rFonts w:ascii="Times New Roman" w:hAnsi="Times New Roman" w:cs="Times New Roman"/>
+          <w:sz w:val="24"/>
+          <w:szCs w:val="24"/>
+          <w:lang w:val="ru-MD"/>
+        </w:rPr>
+        <w:t xml:space="preserve"> </w:t>
+      </w:r>
+      <w:r>
+        <w:rPr>
+          <w:rFonts w:ascii="Times New Roman" w:hAnsi="Times New Roman" w:cs="Times New Roman"/>
+          <w:sz w:val="24"/>
+          <w:szCs w:val="24"/>
+          <w:u w:val="single"/>
+          <w:lang w:val="ru-MD"/>
+        </w:rPr>
+        <w:t>Благословенний ти, Господи,* навчи мене установ твоїх.</w:t>
+      </w:r>
+    </w:p>
+    <w:p>
+      <w:pPr>
+        <w:spacing w:after="120"/>
+        <w:jc w:val="both"/>
+        <w:rPr>
+          <w:rFonts w:ascii="Times New Roman" w:hAnsi="Times New Roman" w:cs="Times New Roman"/>
+          <w:sz w:val="24"/>
+          <w:szCs w:val="24"/>
+          <w:lang w:val="ru-MD"/>
+        </w:rPr>
+      </w:pPr>
+      <w:r>
+        <w:rPr>
+          <w:rFonts w:ascii="Times New Roman" w:hAnsi="Times New Roman" w:cs="Times New Roman"/>
+          <w:sz w:val="24"/>
+          <w:szCs w:val="24"/>
+          <w:lang w:val="ru-MD"/>
+        </w:rPr>
+        <w:t>Рано на світанку* мироносиці поспішали до гробу твого, плачучи,* але з'явився їм ангел і прорік:* Пора голосіння минула, не плачте;* про воскресіння ж звістіть апостолам!</w:t>
+      </w:r>
+    </w:p>
+    <w:p>
+      <w:pPr>
+        <w:spacing w:after="120"/>
+        <w:jc w:val="both"/>
+        <w:rPr>
+          <w:rFonts w:ascii="Times New Roman" w:hAnsi="Times New Roman" w:cs="Times New Roman"/>
+          <w:b/>
+          <w:sz w:val="24"/>
+          <w:szCs w:val="24"/>
+          <w:u w:val="single"/>
+          <w:lang w:val="ru-MD"/>
+        </w:rPr>
+      </w:pPr>
+      <w:r>
+        <w:rPr>
+          <w:rFonts w:ascii="Times New Roman" w:hAnsi="Times New Roman" w:cs="Times New Roman"/>
+          <w:i/>
+          <w:color w:val="FF0000"/>
+          <w:sz w:val="24"/>
+          <w:szCs w:val="24"/>
+          <w:lang w:val="ru-MD"/>
+        </w:rPr>
+        <w:t>Стих</w:t>
+      </w:r>
+      <w:r>
+        <w:rPr>
+          <w:rFonts w:ascii="Times New Roman" w:hAnsi="Times New Roman" w:cs="Times New Roman"/>
+          <w:color w:val="FF0000"/>
+          <w:sz w:val="24"/>
+          <w:szCs w:val="24"/>
+          <w:lang w:val="ru-MD"/>
+        </w:rPr>
+        <w:t>:</w:t>
+      </w:r>
+      <w:r>
+        <w:rPr>
+          <w:rFonts w:ascii="Times New Roman" w:hAnsi="Times New Roman" w:cs="Times New Roman"/>
+          <w:sz w:val="24"/>
+          <w:szCs w:val="24"/>
+          <w:lang w:val="ru-MD"/>
+        </w:rPr>
+        <w:t xml:space="preserve"> </w:t>
+      </w:r>
+      <w:r>
+        <w:rPr>
+          <w:rFonts w:ascii="Times New Roman" w:hAnsi="Times New Roman" w:cs="Times New Roman"/>
+          <w:sz w:val="24"/>
+          <w:szCs w:val="24"/>
+          <w:u w:val="single"/>
+          <w:lang w:val="ru-MD"/>
+        </w:rPr>
+        <w:t>Благословенний ти, Господи,* навчи мене установ твоїх.</w:t>
+      </w:r>
+    </w:p>
+    <w:p>
+      <w:pPr>
+        <w:spacing w:after="120"/>
+        <w:jc w:val="both"/>
+        <w:rPr>
+          <w:rFonts w:ascii="Times New Roman" w:hAnsi="Times New Roman" w:cs="Times New Roman"/>
+          <w:sz w:val="24"/>
+          <w:szCs w:val="24"/>
+          <w:lang w:val="ru-MD"/>
+        </w:rPr>
+      </w:pPr>
+      <w:r>
+        <w:rPr>
+          <w:rFonts w:ascii="Times New Roman" w:hAnsi="Times New Roman" w:cs="Times New Roman"/>
+          <w:sz w:val="24"/>
+          <w:szCs w:val="24"/>
+          <w:lang w:val="ru-MD"/>
+        </w:rPr>
+        <w:t>Мироносиці – жінки,* що з миром прийшли до гробу твого, Спасе, ридали.* Ангел же їм сказав, мовивши:* Чому між мертвими живого шукаєте?* Він бо, як Бог, воскрес із гробу.</w:t>
+      </w:r>
+    </w:p>
+    <w:p>
+      <w:pPr>
+        <w:spacing w:after="120"/>
+        <w:jc w:val="both"/>
+        <w:rPr>
+          <w:rFonts w:ascii="Times New Roman" w:hAnsi="Times New Roman" w:cs="Times New Roman"/>
+          <w:sz w:val="24"/>
+          <w:szCs w:val="24"/>
+          <w:lang w:val="ru-MD"/>
+        </w:rPr>
+      </w:pPr>
+      <w:r>
+        <w:rPr>
+          <w:rFonts w:ascii="Times New Roman" w:hAnsi="Times New Roman" w:cs="Times New Roman"/>
+          <w:b/>
+          <w:sz w:val="24"/>
+          <w:szCs w:val="24"/>
+          <w:lang w:val="ru-MD"/>
+        </w:rPr>
+        <w:t>Слава</w:t>
+      </w:r>
+      <w:r>
+        <w:rPr>
+          <w:rFonts w:ascii="Times New Roman" w:hAnsi="Times New Roman" w:cs="Times New Roman"/>
+          <w:sz w:val="24"/>
+          <w:szCs w:val="24"/>
+          <w:lang w:val="ru-MD"/>
+        </w:rPr>
+        <w:t>: Поклонімось Отцю,* і його Сину, і Святому Духові,* Святій Тройці* в одній сутності,* з серафимами взиваючи:* Свят, свят, свят єси, Господи.</w:t>
+      </w:r>
+    </w:p>
+    <w:p>
+      <w:pPr>
+        <w:spacing w:after="120"/>
+        <w:jc w:val="both"/>
+        <w:rPr>
+          <w:rFonts w:ascii="Times New Roman" w:hAnsi="Times New Roman" w:cs="Times New Roman"/>
+          <w:sz w:val="24"/>
+          <w:szCs w:val="24"/>
+          <w:lang w:val="ru-MD"/>
+        </w:rPr>
+      </w:pPr>
+      <w:r>
+        <w:rPr>
+          <w:rFonts w:ascii="Times New Roman" w:hAnsi="Times New Roman" w:cs="Times New Roman"/>
+          <w:b/>
+          <w:sz w:val="24"/>
+          <w:szCs w:val="24"/>
+          <w:lang w:val="ru-MD"/>
+        </w:rPr>
+        <w:t>І нині</w:t>
+      </w:r>
+      <w:r>
+        <w:rPr>
+          <w:rFonts w:ascii="Times New Roman" w:hAnsi="Times New Roman" w:cs="Times New Roman"/>
+          <w:sz w:val="24"/>
+          <w:szCs w:val="24"/>
+          <w:lang w:val="ru-MD"/>
+        </w:rPr>
+        <w:t>: Життєдавця породивши, ти, Діво,* Адама з гріха визволила,* Єві радість замість смутку подала,* а відпалих від життя повернув до нього той,* що з тебе тіло прийняв – Бог і чоловік.</w:t>
+      </w:r>
+    </w:p>
+    <w:p>
+      <w:pPr>
+        <w:spacing w:after="120"/>
+        <w:jc w:val="both"/>
+        <w:rPr>
+          <w:rFonts w:ascii="Times New Roman" w:hAnsi="Times New Roman" w:cs="Times New Roman"/>
+          <w:i/>
+          <w:color w:val="FF0000"/>
+          <w:sz w:val="24"/>
+          <w:szCs w:val="24"/>
+          <w:lang w:val="ru-MD"/>
+        </w:rPr>
+      </w:pPr>
+      <w:r>
+        <w:rPr>
+          <w:rFonts w:ascii="Times New Roman" w:hAnsi="Times New Roman" w:cs="Times New Roman"/>
+          <w:sz w:val="24"/>
+          <w:szCs w:val="24"/>
+          <w:lang w:val="ru-MD"/>
+        </w:rPr>
+        <w:t xml:space="preserve">Алилуя, алилуя, алилуя: Слава тобі, Боже! </w:t>
+      </w:r>
+      <w:r>
+        <w:rPr>
+          <w:rFonts w:ascii="Times New Roman" w:hAnsi="Times New Roman" w:cs="Times New Roman"/>
+          <w:i/>
+          <w:color w:val="FF0000"/>
+          <w:sz w:val="24"/>
+          <w:szCs w:val="24"/>
+          <w:lang w:val="ru-MD"/>
+        </w:rPr>
+        <w:t>(3 р.)</w:t>
+      </w:r>
+    </w:p>
+    <w:p>
+      <w:pPr>
+        <w:rPr>
+          <w:lang w:eastAsia="uk-UA"/>
+        </w:rPr>
+      </w:pPr>
+    </w:p>
+    <w:p>
+      <w:pPr>
+        <w:pStyle w:val="Heading3"/>
+        <w:spacing w:before="0" w:after="120"/>
+        <w:jc w:val="center"/>
+        <w:rPr>
+          <w:rFonts w:ascii="Times New Roman" w:eastAsia="Times New Roman" w:hAnsi="Times New Roman" w:cs="Times New Roman"/>
+          <w:i/>
+          <w:color w:val="FF0000"/>
+          <w:lang w:val="ru-MD"/>
+        </w:rPr>
+      </w:pPr>
+      <w:r>
+        <w:rPr>
+          <w:rFonts w:ascii="Times New Roman" w:eastAsia="Times New Roman" w:hAnsi="Times New Roman" w:cs="Times New Roman"/>
+          <w:b/>
+          <w:i/>
+          <w:color w:val="FF0000"/>
+          <w:lang w:val="ru-MD"/>
+        </w:rPr>
+        <w:t>Мала єктенія</w:t>
+      </w:r>
+    </w:p>
+    <w:p>
+      <w:pPr>
+        <w:spacing w:after="120"/>
+        <w:rPr>
+          <w:rFonts w:ascii="Times New Roman" w:hAnsi="Times New Roman"/>
+          <w:lang w:val="ru-MD"/>
+        </w:rPr>
+      </w:pPr>
+      <w:r>
+        <w:rPr>
+          <w:rFonts w:ascii="Times New Roman" w:hAnsi="Times New Roman"/>
+          <w:color w:val="000000"/>
+          <w:sz w:val="24"/>
+          <w:lang w:val="ru-MD"/>
+        </w:rPr>
+        <w:t>Ще і ще в мирі Господеві помолімся.</w:t>
+      </w:r>
+    </w:p>
+    <w:p>
+      <w:pPr>
+        <w:spacing w:after="120"/>
+        <w:rPr>
+          <w:rFonts w:ascii="Times New Roman" w:hAnsi="Times New Roman"/>
+          <w:lang w:val="ru-MD"/>
+        </w:rPr>
+      </w:pPr>
+      <w:r>
+        <w:rPr>
+          <w:rFonts w:ascii="Times New Roman" w:hAnsi="Times New Roman"/>
+          <w:i/>
+          <w:color w:val="FF4400"/>
+          <w:sz w:val="24"/>
+          <w:lang w:val="ru-MD"/>
+        </w:rPr>
+        <w:t>Вірні:</w:t>
+      </w:r>
+      <w:r>
+        <w:rPr>
+          <w:rFonts w:ascii="Times New Roman" w:hAnsi="Times New Roman"/>
+          <w:color w:val="000000"/>
+          <w:sz w:val="24"/>
+          <w:lang w:val="ru-MD"/>
+        </w:rPr>
+        <w:t xml:space="preserve"> Го́споди, поми́луй.</w:t>
+      </w:r>
+    </w:p>
+    <w:p>
+      <w:pPr>
+        <w:spacing w:after="120"/>
+        <w:rPr>
+          <w:rFonts w:ascii="Times New Roman" w:hAnsi="Times New Roman"/>
+          <w:lang w:val="ru-MD"/>
+        </w:rPr>
+      </w:pPr>
+      <w:r>
+        <w:rPr>
+          <w:rFonts w:ascii="Times New Roman" w:hAnsi="Times New Roman"/>
+          <w:sz w:val="24"/>
+          <w:lang w:val="ru-MD"/>
+        </w:rPr>
+        <w:t>Заступи, спаси, помилуй і охорони нас, Боже, Твоєю благодаттю</w:t>
+      </w:r>
+    </w:p>
+    <w:p>
+      <w:pPr>
+        <w:spacing w:after="120"/>
+        <w:rPr>
+          <w:rFonts w:ascii="Times New Roman" w:hAnsi="Times New Roman"/>
+          <w:lang w:val="ru-MD"/>
+        </w:rPr>
+      </w:pPr>
+      <w:r>
+        <w:rPr>
+          <w:rFonts w:ascii="Times New Roman" w:hAnsi="Times New Roman"/>
+          <w:i/>
+          <w:color w:val="FF4400"/>
+          <w:sz w:val="24"/>
+          <w:lang w:val="ru-MD"/>
+        </w:rPr>
+        <w:t>Вірні:</w:t>
+      </w:r>
+      <w:r>
+        <w:rPr>
+          <w:rFonts w:ascii="Times New Roman" w:hAnsi="Times New Roman"/>
+          <w:color w:val="000000"/>
+          <w:sz w:val="24"/>
+          <w:lang w:val="ru-MD"/>
+        </w:rPr>
+        <w:t xml:space="preserve"> Го́споди, поми́луй.</w:t>
+      </w:r>
+    </w:p>
+    <w:p>
+      <w:pPr>
+        <w:spacing w:after="120"/>
+        <w:rPr>
+          <w:rFonts w:ascii="Times New Roman" w:hAnsi="Times New Roman"/>
+          <w:lang w:val="ru-MD"/>
+        </w:rPr>
+      </w:pPr>
+      <w:r>
+        <w:rPr>
+          <w:rFonts w:ascii="Times New Roman" w:hAnsi="Times New Roman"/>
+          <w:color w:val="000000"/>
+          <w:sz w:val="24"/>
+          <w:lang w:val="ru-MD"/>
+        </w:rPr>
+        <w:t>Пресвяту, пречисту, преблагословенну, славну Владичицю нашу Богородицю і приснодіву Марію, з усіма святими пом’янувши, самих себе, і один одного, і все життя наше Христу Богові віддаймо.</w:t>
+      </w:r>
+    </w:p>
+    <w:p>
+      <w:pPr>
+        <w:spacing w:after="120"/>
+        <w:rPr>
+          <w:rFonts w:ascii="Times New Roman" w:hAnsi="Times New Roman"/>
+          <w:lang w:val="ru-MD"/>
+        </w:rPr>
+      </w:pPr>
+      <w:r>
+        <w:rPr>
+          <w:rFonts w:ascii="Times New Roman" w:hAnsi="Times New Roman"/>
+          <w:i/>
+          <w:color w:val="FF4400"/>
+          <w:sz w:val="24"/>
+          <w:lang w:val="ru-MD"/>
+        </w:rPr>
+        <w:t>Вірні:</w:t>
+      </w:r>
+      <w:r>
+        <w:rPr>
+          <w:rFonts w:ascii="Times New Roman" w:hAnsi="Times New Roman"/>
+          <w:color w:val="000000"/>
+          <w:sz w:val="24"/>
+          <w:lang w:val="ru-MD"/>
+        </w:rPr>
+        <w:t xml:space="preserve"> Тобі́, Го́споди.</w:t>
+      </w:r>
+    </w:p>
+    <w:p>
+      <w:pPr>
+        <w:spacing w:after="120"/>
+        <w:jc w:val="both"/>
+        <w:rPr>
+          <w:rFonts w:ascii="Times New Roman" w:hAnsi="Times New Roman" w:cs="Times New Roman"/>
+          <w:i/>
+          <w:sz w:val="24"/>
+          <w:szCs w:val="24"/>
+          <w:u w:val="single"/>
+          <w:lang w:val="ru-MD"/>
+        </w:rPr>
+      </w:pPr>
+      <w:r>
+        <w:rPr>
+          <w:rFonts w:ascii="Times New Roman" w:hAnsi="Times New Roman" w:cs="Times New Roman"/>
+          <w:sz w:val="24"/>
+          <w:szCs w:val="24"/>
+          <w:u w:val="single"/>
+          <w:lang w:val="ru-MD"/>
+        </w:rPr>
+        <w:t xml:space="preserve">[Від ночі лине дух наш до тебе, Боже, бо світлом є повеління твої на землі. Навчи нас у страсі твоєму виконувати правду й добро, бо тебе славимо як правдивого Бога нашого. Прихили вухо </w:t>
+      </w:r>
+      <w:r>
+        <w:rPr>
+          <w:rFonts w:ascii="Times New Roman" w:hAnsi="Times New Roman" w:cs="Times New Roman"/>
+          <w:sz w:val="24"/>
+          <w:szCs w:val="24"/>
+          <w:u w:val="single"/>
+          <w:lang w:val="ru-MD"/>
+        </w:rPr>
+        <w:lastRenderedPageBreak/>
+        <w:t>своє і вислухай нас, і пом'яни, Господи, тих, що є та що моляться з нами, всіх по імені, і спаси їх силою твоєю. Благослови людей твоїх і освяти спадкоємство твоє: мир світові твоєму даруй, церквам твоїм, священикам, владі, і всім людям.]</w:t>
+      </w:r>
+    </w:p>
+    <w:p>
+      <w:pPr>
+        <w:spacing w:after="120"/>
+        <w:jc w:val="both"/>
+        <w:rPr>
+          <w:rFonts w:ascii="Times New Roman" w:hAnsi="Times New Roman" w:cs="Times New Roman"/>
+          <w:sz w:val="24"/>
+          <w:szCs w:val="24"/>
+          <w:lang w:val="ru-MD"/>
+        </w:rPr>
+      </w:pPr>
+      <w:r>
+        <w:rPr>
+          <w:rFonts w:ascii="Times New Roman" w:hAnsi="Times New Roman" w:cs="Times New Roman"/>
+          <w:i/>
+          <w:color w:val="FF0000"/>
+          <w:sz w:val="24"/>
+          <w:szCs w:val="24"/>
+          <w:lang w:val="ru-MD"/>
+        </w:rPr>
+        <w:t xml:space="preserve">Священик: </w:t>
+      </w:r>
+      <w:r>
+        <w:rPr>
+          <w:rFonts w:ascii="Times New Roman" w:hAnsi="Times New Roman" w:cs="Times New Roman"/>
+          <w:color w:val="000000"/>
+          <w:sz w:val="24"/>
+          <w:szCs w:val="24"/>
+          <w:lang w:val="ru-MD"/>
+        </w:rPr>
+        <w:t>Бо благословилося ім'я Твоє і прославилося царство Твоє, Отця, і Сина, і Святого Духа</w:t>
+      </w:r>
+      <w:r>
+        <w:rPr>
+          <w:rFonts w:ascii="Times New Roman" w:hAnsi="Times New Roman" w:cs="Times New Roman"/>
+          <w:sz w:val="24"/>
+          <w:szCs w:val="24"/>
+          <w:lang w:val="ru-MD"/>
+        </w:rPr>
+        <w:t>, нині і повсякчас, і на віки віків.</w:t>
+      </w:r>
+    </w:p>
+    <w:p>
+      <w:pPr>
+        <w:spacing w:after="120"/>
+        <w:jc w:val="both"/>
+        <w:rPr>
+          <w:rFonts w:ascii="Times New Roman" w:hAnsi="Times New Roman" w:cs="Times New Roman"/>
+          <w:sz w:val="24"/>
+          <w:szCs w:val="24"/>
+          <w:lang w:val="ru-MD"/>
+        </w:rPr>
+      </w:pPr>
+      <w:r>
+        <w:rPr>
+          <w:rFonts w:ascii="Times New Roman" w:hAnsi="Times New Roman" w:cs="Times New Roman"/>
+          <w:i/>
+          <w:color w:val="FF0000"/>
+          <w:sz w:val="24"/>
+          <w:szCs w:val="24"/>
+          <w:lang w:val="ru-MD"/>
+        </w:rPr>
+        <w:t>Вірні:</w:t>
+      </w:r>
+      <w:r>
+        <w:rPr>
+          <w:rFonts w:ascii="Times New Roman" w:hAnsi="Times New Roman" w:cs="Times New Roman"/>
+          <w:color w:val="FF0000"/>
+          <w:sz w:val="24"/>
+          <w:szCs w:val="24"/>
+          <w:lang w:val="ru-MD"/>
+        </w:rPr>
+        <w:t xml:space="preserve"> </w:t>
+      </w:r>
+      <w:r>
+        <w:rPr>
+          <w:rFonts w:ascii="Times New Roman" w:hAnsi="Times New Roman" w:cs="Times New Roman"/>
+          <w:sz w:val="24"/>
+          <w:szCs w:val="24"/>
+          <w:lang w:val="ru-MD"/>
+        </w:rPr>
+        <w:t>Амінь.</w:t>
+      </w:r>
+    </w:p>
+    <w:p>
+      <w:pPr>
+        <w:rPr>
+          <w:lang w:eastAsia="uk-UA"/>
+        </w:rPr>
+      </w:pPr>
+    </w:p>
+    <w:p>
+      <w:pPr>
+        <w:pStyle w:val="Heading1"/>
+      </w:pPr>
+      <w:r>
+        <w:rPr>
+          <w:lang w:val="ru-MD"/>
+        </w:rPr>
+        <w:t>#</w:t>
+      </w:r>
+      <w:r>
+        <w:t>премудрість_перед_прокіменом_утрені</w:t>
+      </w:r>
+    </w:p>
+    <w:p>
+      <w:pPr>
+        <w:pStyle w:val="Heading2"/>
+        <w:keepLines w:val="0"/>
+        <w:spacing w:before="0" w:after="120"/>
+        <w:jc w:val="center"/>
+        <w:rPr>
+          <w:rFonts w:ascii="Times New Roman" w:eastAsia="Times New Roman" w:hAnsi="Times New Roman" w:cs="Times New Roman"/>
+          <w:b/>
+          <w:bCs/>
+          <w:i/>
+          <w:iCs/>
+          <w:color w:val="FF0000"/>
+          <w:sz w:val="24"/>
+          <w:szCs w:val="24"/>
+          <w:lang w:val="ru-MD" w:eastAsia="en-US"/>
+        </w:rPr>
+      </w:pPr>
+      <w:r>
+        <w:rPr>
+          <w:rFonts w:ascii="Times New Roman" w:eastAsia="Times New Roman" w:hAnsi="Times New Roman" w:cs="Times New Roman"/>
+          <w:b/>
+          <w:bCs/>
+          <w:i/>
+          <w:iCs/>
+          <w:color w:val="FF0000"/>
+          <w:sz w:val="24"/>
+          <w:szCs w:val="24"/>
+          <w:lang w:val="ru-MD" w:eastAsia="en-US"/>
+        </w:rPr>
+        <w:t>Євангеліє</w:t>
+      </w:r>
+    </w:p>
+    <w:p>
+      <w:pPr>
+        <w:spacing w:after="120"/>
+        <w:jc w:val="both"/>
+        <w:rPr>
+          <w:rFonts w:ascii="Times New Roman" w:hAnsi="Times New Roman" w:cs="Times New Roman"/>
+          <w:sz w:val="24"/>
+          <w:szCs w:val="24"/>
+        </w:rPr>
+      </w:pPr>
+      <w:r>
+        <w:rPr>
+          <w:rFonts w:ascii="Times New Roman" w:eastAsia="Times New Roman" w:hAnsi="Times New Roman" w:cs="Times New Roman"/>
+          <w:sz w:val="24"/>
+          <w:szCs w:val="24"/>
+        </w:rPr>
+        <w:t>Будьмо уважні.</w:t>
+      </w:r>
+    </w:p>
+    <w:p>
+      <w:pPr>
+        <w:spacing w:after="120"/>
+        <w:jc w:val="both"/>
+        <w:rPr>
+          <w:rFonts w:ascii="Times New Roman" w:hAnsi="Times New Roman" w:cs="Times New Roman"/>
+          <w:sz w:val="24"/>
+          <w:szCs w:val="24"/>
+        </w:rPr>
+      </w:pPr>
+      <w:r>
+        <w:rPr>
+          <w:rFonts w:ascii="Times New Roman" w:eastAsia="Times New Roman" w:hAnsi="Times New Roman" w:cs="Times New Roman"/>
+          <w:i/>
+          <w:color w:val="FF0000"/>
+          <w:sz w:val="24"/>
+          <w:szCs w:val="24"/>
+        </w:rPr>
+        <w:t>Священик:</w:t>
+      </w:r>
+      <w:r>
+        <w:rPr>
+          <w:rFonts w:ascii="Times New Roman" w:eastAsia="Times New Roman" w:hAnsi="Times New Roman" w:cs="Times New Roman"/>
+          <w:sz w:val="24"/>
+          <w:szCs w:val="24"/>
+        </w:rPr>
+        <w:t xml:space="preserve"> Мир всім.</w:t>
+      </w:r>
+    </w:p>
+    <w:p>
+      <w:pPr>
+        <w:spacing w:after="120"/>
+        <w:jc w:val="both"/>
+        <w:rPr>
+          <w:rFonts w:ascii="Times New Roman" w:hAnsi="Times New Roman" w:cs="Times New Roman"/>
+          <w:sz w:val="24"/>
+          <w:szCs w:val="24"/>
+        </w:rPr>
+      </w:pPr>
+      <w:r>
+        <w:rPr>
+          <w:rFonts w:ascii="Times New Roman" w:eastAsia="Times New Roman" w:hAnsi="Times New Roman" w:cs="Times New Roman"/>
+          <w:sz w:val="24"/>
+          <w:szCs w:val="24"/>
+        </w:rPr>
+        <w:t>Премудрість. Будьмо уважні.</w:t>
+      </w:r>
+    </w:p>
+    <w:p>
+      <w:pPr>
+        <w:rPr>
+          <w:lang w:eastAsia="uk-UA"/>
+        </w:rPr>
+      </w:pPr>
+    </w:p>
+    <w:p>
+      <w:pPr>
+        <w:pStyle w:val="Heading1"/>
+        <w:rPr>
+          <w:lang w:val="ru-MD"/>
+        </w:rPr>
+      </w:pPr>
+      <w:r>
+        <w:rPr>
+          <w:lang w:val="ru-MD"/>
+        </w:rPr>
+        <w:t>#господеві_помолімся_після_прокімена</w:t>
+      </w:r>
+      <w:r>
+        <w:rPr>
+          <w:lang w:val="ru-MD"/>
+        </w:rPr>
+        <w:t>_утрені</w:t>
+      </w:r>
+    </w:p>
+    <w:p>
+      <w:pPr>
+        <w:spacing w:after="120"/>
+        <w:jc w:val="both"/>
+        <w:rPr>
+          <w:rFonts w:ascii="Times New Roman" w:hAnsi="Times New Roman" w:cs="Times New Roman"/>
+          <w:sz w:val="24"/>
+          <w:szCs w:val="24"/>
+        </w:rPr>
+      </w:pPr>
+      <w:r>
+        <w:rPr>
+          <w:rFonts w:ascii="Times New Roman" w:eastAsia="Times New Roman" w:hAnsi="Times New Roman" w:cs="Times New Roman"/>
+          <w:sz w:val="24"/>
+          <w:szCs w:val="24"/>
+        </w:rPr>
+        <w:t>Господеві помолімся.</w:t>
+      </w:r>
+    </w:p>
+    <w:p>
+      <w:pPr>
+        <w:spacing w:after="120"/>
+        <w:jc w:val="both"/>
+        <w:rPr>
+          <w:rFonts w:ascii="Times New Roman" w:hAnsi="Times New Roman" w:cs="Times New Roman"/>
+          <w:sz w:val="24"/>
+          <w:szCs w:val="24"/>
+        </w:rPr>
+      </w:pPr>
+      <w:r>
+        <w:rPr>
+          <w:rFonts w:ascii="Times New Roman" w:eastAsia="Times New Roman" w:hAnsi="Times New Roman" w:cs="Times New Roman"/>
+          <w:i/>
+          <w:color w:val="FF0000"/>
+          <w:sz w:val="24"/>
+          <w:szCs w:val="24"/>
+        </w:rPr>
+        <w:t>Вірні:</w:t>
+      </w:r>
+      <w:r>
+        <w:rPr>
+          <w:rFonts w:ascii="Times New Roman" w:eastAsia="Times New Roman" w:hAnsi="Times New Roman" w:cs="Times New Roman"/>
+          <w:color w:val="FF0000"/>
+          <w:sz w:val="24"/>
+          <w:szCs w:val="24"/>
+        </w:rPr>
+        <w:t xml:space="preserve"> </w:t>
+      </w:r>
+      <w:r>
+        <w:rPr>
+          <w:rFonts w:ascii="Times New Roman" w:eastAsia="Times New Roman" w:hAnsi="Times New Roman" w:cs="Times New Roman"/>
+          <w:sz w:val="24"/>
+          <w:szCs w:val="24"/>
+        </w:rPr>
+        <w:t>Господи, помилуй.</w:t>
+      </w:r>
+    </w:p>
+    <w:p>
+      <w:pPr>
+        <w:spacing w:after="120"/>
+        <w:jc w:val="both"/>
+        <w:rPr>
+          <w:rFonts w:ascii="Times New Roman" w:hAnsi="Times New Roman" w:cs="Times New Roman"/>
+          <w:sz w:val="24"/>
+          <w:szCs w:val="24"/>
+          <w:u w:val="single"/>
+        </w:rPr>
+      </w:pPr>
+      <w:bookmarkStart w:id="2" w:name="_heading=h.1t3h5sf" w:colFirst="0" w:colLast="0"/>
+      <w:bookmarkEnd w:id="2"/>
+      <w:r>
+        <w:rPr>
+          <w:rFonts w:ascii="Times New Roman" w:eastAsia="Times New Roman" w:hAnsi="Times New Roman" w:cs="Times New Roman"/>
+          <w:sz w:val="24"/>
+          <w:szCs w:val="24"/>
+          <w:u w:val="single"/>
+        </w:rPr>
+        <w:t>[Скарбе добра, джерело невисихаюче, Отче святий, чудотворче всесильний і вседержителю! Усі тобі поклоняємося і тобі молимося та твої милості і твої ласки призиваємо на поміч і на заступництво нашій смиренності. Пом'яни, Господи, слуг твоїх, прийми від усіх нас ранішні моління, як кадило перед тобою; ні одного з нас не вчини нездатним, але всіх нас зберігай ласками твоїми. Пом'яни, Господи, тих, що чувають і співають на славу твою і єдинородного твого Сина і Бога нашого, і Святого твого Духа. Будь їм помічником і заступником; прийми їх молитви на наднебесний і духовний твій жертовник]</w:t>
+      </w:r>
+    </w:p>
+    <w:p>
+      <w:pPr>
+        <w:spacing w:after="120"/>
+        <w:rPr>
+          <w:rFonts w:ascii="Times New Roman" w:hAnsi="Times New Roman" w:cs="Times New Roman"/>
+          <w:sz w:val="24"/>
+          <w:szCs w:val="24"/>
+        </w:rPr>
+      </w:pPr>
+      <w:r>
+        <w:rPr>
+          <w:rFonts w:ascii="Times New Roman" w:eastAsia="Times New Roman" w:hAnsi="Times New Roman" w:cs="Times New Roman"/>
+          <w:i/>
+          <w:color w:val="FF0000"/>
+          <w:sz w:val="24"/>
+          <w:szCs w:val="24"/>
+        </w:rPr>
+        <w:t>Священик:</w:t>
+      </w:r>
+      <w:r>
+        <w:rPr>
+          <w:rFonts w:ascii="Times New Roman" w:eastAsia="Times New Roman" w:hAnsi="Times New Roman" w:cs="Times New Roman"/>
+          <w:color w:val="000000"/>
+          <w:sz w:val="24"/>
+          <w:szCs w:val="24"/>
+        </w:rPr>
+        <w:t xml:space="preserve"> Бо Ти святий єси, Боже наш, і в святині перебуваєш, і ми Тобі славу </w:t>
+      </w:r>
+      <w:r>
+        <w:rPr>
+          <w:rFonts w:ascii="Times New Roman" w:eastAsia="Times New Roman" w:hAnsi="Times New Roman" w:cs="Times New Roman"/>
+          <w:sz w:val="24"/>
+          <w:szCs w:val="24"/>
+        </w:rPr>
+        <w:t>возсилаємо</w:t>
+      </w:r>
+      <w:r>
+        <w:rPr>
+          <w:rFonts w:ascii="Times New Roman" w:eastAsia="Times New Roman" w:hAnsi="Times New Roman" w:cs="Times New Roman"/>
+          <w:color w:val="000000"/>
+          <w:sz w:val="24"/>
+          <w:szCs w:val="24"/>
+        </w:rPr>
+        <w:t>: Отцю, і Сину, і Святому Духові, нині і повсякчас, і на віки віків.</w:t>
+      </w:r>
+    </w:p>
+    <w:p>
+      <w:pPr>
+        <w:spacing w:after="120"/>
+        <w:jc w:val="both"/>
+        <w:rPr>
+          <w:rFonts w:ascii="Times New Roman" w:hAnsi="Times New Roman" w:cs="Times New Roman"/>
+          <w:sz w:val="24"/>
+          <w:szCs w:val="24"/>
+        </w:rPr>
+      </w:pPr>
+      <w:r>
+        <w:rPr>
+          <w:rFonts w:ascii="Times New Roman" w:eastAsia="Times New Roman" w:hAnsi="Times New Roman" w:cs="Times New Roman"/>
+          <w:i/>
+          <w:color w:val="FF0000"/>
+          <w:sz w:val="24"/>
+          <w:szCs w:val="24"/>
+        </w:rPr>
+        <w:t>Вірні:</w:t>
+      </w:r>
+      <w:r>
+        <w:rPr>
+          <w:rFonts w:ascii="Times New Roman" w:eastAsia="Times New Roman" w:hAnsi="Times New Roman" w:cs="Times New Roman"/>
+          <w:sz w:val="24"/>
+          <w:szCs w:val="24"/>
+        </w:rPr>
+        <w:t xml:space="preserve"> Амінь. </w:t>
+      </w:r>
+    </w:p>
+    <w:p>
+      <w:pPr>
+        <w:spacing w:after="120"/>
+        <w:jc w:val="both"/>
+        <w:rPr>
+          <w:rFonts w:ascii="Times New Roman" w:hAnsi="Times New Roman" w:cs="Times New Roman"/>
+          <w:sz w:val="24"/>
+          <w:szCs w:val="24"/>
+        </w:rPr>
+      </w:pPr>
+    </w:p>
+    <w:p>
+      <w:pPr>
+        <w:spacing w:after="120"/>
+        <w:jc w:val="both"/>
+        <w:rPr>
+          <w:rFonts w:ascii="Times New Roman" w:hAnsi="Times New Roman" w:cs="Times New Roman"/>
+          <w:b/>
+          <w:color w:val="FF0000"/>
+          <w:sz w:val="24"/>
+          <w:szCs w:val="24"/>
+        </w:rPr>
+      </w:pPr>
+      <w:r>
+        <w:rPr>
+          <w:rFonts w:ascii="Times New Roman" w:eastAsia="Times New Roman" w:hAnsi="Times New Roman" w:cs="Times New Roman"/>
+          <w:i/>
+          <w:color w:val="FF0000"/>
+          <w:sz w:val="24"/>
+          <w:szCs w:val="24"/>
+        </w:rPr>
+        <w:t>Вірні на глас прокімена</w:t>
+      </w:r>
+      <w:r>
+        <w:rPr>
+          <w:rFonts w:ascii="Times New Roman" w:eastAsia="Times New Roman" w:hAnsi="Times New Roman" w:cs="Times New Roman"/>
+          <w:color w:val="FF0000"/>
+          <w:sz w:val="24"/>
+          <w:szCs w:val="24"/>
+        </w:rPr>
+        <w:t xml:space="preserve">: </w:t>
+      </w:r>
+      <w:r>
+        <w:rPr>
+          <w:rFonts w:ascii="Times New Roman" w:eastAsia="Times New Roman" w:hAnsi="Times New Roman" w:cs="Times New Roman"/>
+          <w:b/>
+          <w:sz w:val="24"/>
+          <w:szCs w:val="24"/>
+        </w:rPr>
+        <w:t>Всяке дихання, нехай хвалить Господа.</w:t>
+      </w:r>
+    </w:p>
+    <w:p>
+      <w:pPr>
+        <w:spacing w:after="120"/>
+        <w:jc w:val="both"/>
+        <w:rPr>
+          <w:rFonts w:ascii="Times New Roman" w:hAnsi="Times New Roman" w:cs="Times New Roman"/>
+          <w:sz w:val="24"/>
+          <w:szCs w:val="24"/>
+          <w:u w:val="single"/>
+        </w:rPr>
+      </w:pPr>
+      <w:r>
+        <w:rPr>
+          <w:rFonts w:ascii="Times New Roman" w:eastAsia="Times New Roman" w:hAnsi="Times New Roman" w:cs="Times New Roman"/>
+          <w:i/>
+          <w:color w:val="FF0000"/>
+          <w:sz w:val="24"/>
+          <w:szCs w:val="24"/>
+        </w:rPr>
+        <w:t>Стих</w:t>
+      </w:r>
+      <w:r>
+        <w:rPr>
+          <w:rFonts w:ascii="Times New Roman" w:eastAsia="Times New Roman" w:hAnsi="Times New Roman" w:cs="Times New Roman"/>
+          <w:color w:val="FF0000"/>
+          <w:sz w:val="24"/>
+          <w:szCs w:val="24"/>
+        </w:rPr>
+        <w:t xml:space="preserve">: </w:t>
+      </w:r>
+      <w:r>
+        <w:rPr>
+          <w:rFonts w:ascii="Times New Roman" w:eastAsia="Times New Roman" w:hAnsi="Times New Roman" w:cs="Times New Roman"/>
+          <w:sz w:val="24"/>
+          <w:szCs w:val="24"/>
+          <w:u w:val="single"/>
+        </w:rPr>
+        <w:t xml:space="preserve">Хваліте Бога у святині його. </w:t>
+      </w:r>
+    </w:p>
+    <w:p>
+      <w:pPr>
+        <w:spacing w:after="120"/>
+        <w:jc w:val="both"/>
+        <w:rPr>
+          <w:rFonts w:ascii="Times New Roman" w:hAnsi="Times New Roman" w:cs="Times New Roman"/>
+          <w:sz w:val="24"/>
+          <w:szCs w:val="24"/>
+          <w:u w:val="single"/>
+        </w:rPr>
+      </w:pPr>
+      <w:r>
+        <w:rPr>
+          <w:rFonts w:ascii="Times New Roman" w:eastAsia="Times New Roman" w:hAnsi="Times New Roman" w:cs="Times New Roman"/>
+          <w:i/>
+          <w:color w:val="FF0000"/>
+          <w:sz w:val="24"/>
+          <w:szCs w:val="24"/>
+        </w:rPr>
+        <w:t>Стих</w:t>
+      </w:r>
+      <w:r>
+        <w:rPr>
+          <w:rFonts w:ascii="Times New Roman" w:eastAsia="Times New Roman" w:hAnsi="Times New Roman" w:cs="Times New Roman"/>
+          <w:color w:val="FF0000"/>
+          <w:sz w:val="24"/>
+          <w:szCs w:val="24"/>
+        </w:rPr>
+        <w:t xml:space="preserve">: </w:t>
+      </w:r>
+      <w:r>
+        <w:rPr>
+          <w:rFonts w:ascii="Times New Roman" w:eastAsia="Times New Roman" w:hAnsi="Times New Roman" w:cs="Times New Roman"/>
+          <w:sz w:val="24"/>
+          <w:szCs w:val="24"/>
+          <w:u w:val="single"/>
+        </w:rPr>
+        <w:t>Хваліте його у твердині сили його.</w:t>
+      </w:r>
+    </w:p>
+    <w:p>
+      <w:pPr>
+        <w:spacing w:after="120"/>
+        <w:jc w:val="both"/>
+        <w:rPr>
+          <w:rFonts w:ascii="Times New Roman" w:hAnsi="Times New Roman" w:cs="Times New Roman"/>
+          <w:sz w:val="24"/>
+          <w:szCs w:val="24"/>
+        </w:rPr>
+      </w:pPr>
+    </w:p>
+    <w:p>
+      <w:pPr>
+        <w:spacing w:after="120"/>
+        <w:jc w:val="both"/>
+        <w:rPr>
+          <w:rFonts w:ascii="Times New Roman" w:hAnsi="Times New Roman" w:cs="Times New Roman"/>
+          <w:sz w:val="24"/>
+          <w:szCs w:val="24"/>
+        </w:rPr>
+      </w:pPr>
+      <w:r>
+        <w:rPr>
+          <w:rFonts w:ascii="Times New Roman" w:eastAsia="Times New Roman" w:hAnsi="Times New Roman" w:cs="Times New Roman"/>
+          <w:sz w:val="24"/>
+          <w:szCs w:val="24"/>
+        </w:rPr>
+        <w:t>І щоб удостоїтися нам вислухати святого Євангелія, Господа Бога молім.</w:t>
+      </w:r>
+    </w:p>
+    <w:p>
+      <w:pPr>
+        <w:spacing w:after="120"/>
+        <w:jc w:val="both"/>
+        <w:rPr>
+          <w:rFonts w:ascii="Times New Roman" w:hAnsi="Times New Roman" w:cs="Times New Roman"/>
+          <w:i/>
+          <w:sz w:val="24"/>
+          <w:szCs w:val="24"/>
+        </w:rPr>
+      </w:pPr>
+      <w:r>
+        <w:rPr>
+          <w:rFonts w:ascii="Times New Roman" w:eastAsia="Times New Roman" w:hAnsi="Times New Roman" w:cs="Times New Roman"/>
+          <w:i/>
+          <w:color w:val="FF0000"/>
+          <w:sz w:val="24"/>
+          <w:szCs w:val="24"/>
+        </w:rPr>
+        <w:t>Вірні:</w:t>
+      </w:r>
+      <w:r>
+        <w:rPr>
+          <w:rFonts w:ascii="Times New Roman" w:eastAsia="Times New Roman" w:hAnsi="Times New Roman" w:cs="Times New Roman"/>
+          <w:color w:val="FF0000"/>
+          <w:sz w:val="24"/>
+          <w:szCs w:val="24"/>
+        </w:rPr>
+        <w:t xml:space="preserve"> </w:t>
+      </w:r>
+      <w:r>
+        <w:rPr>
+          <w:rFonts w:ascii="Times New Roman" w:eastAsia="Times New Roman" w:hAnsi="Times New Roman" w:cs="Times New Roman"/>
+          <w:sz w:val="24"/>
+          <w:szCs w:val="24"/>
+        </w:rPr>
+        <w:t xml:space="preserve">Господи, помилуй </w:t>
+      </w:r>
+      <w:r>
+        <w:rPr>
+          <w:rFonts w:ascii="Times New Roman" w:eastAsia="Times New Roman" w:hAnsi="Times New Roman" w:cs="Times New Roman"/>
+          <w:i/>
+          <w:color w:val="FF0000"/>
+          <w:sz w:val="24"/>
+          <w:szCs w:val="24"/>
+        </w:rPr>
+        <w:t>(3 р.)</w:t>
+      </w:r>
+      <w:r>
+        <w:rPr>
+          <w:rFonts w:ascii="Times New Roman" w:eastAsia="Times New Roman" w:hAnsi="Times New Roman" w:cs="Times New Roman"/>
+          <w:i/>
+          <w:sz w:val="24"/>
+          <w:szCs w:val="24"/>
+        </w:rPr>
+        <w:t>.</w:t>
+      </w:r>
+    </w:p>
+    <w:p>
+      <w:pPr>
+        <w:spacing w:after="120"/>
+        <w:jc w:val="both"/>
+        <w:rPr>
+          <w:rFonts w:ascii="Times New Roman" w:hAnsi="Times New Roman" w:cs="Times New Roman"/>
+          <w:sz w:val="24"/>
+          <w:szCs w:val="24"/>
+        </w:rPr>
+      </w:pPr>
+      <w:r>
+        <w:rPr>
+          <w:rFonts w:ascii="Times New Roman" w:eastAsia="Times New Roman" w:hAnsi="Times New Roman" w:cs="Times New Roman"/>
+          <w:sz w:val="24"/>
+          <w:szCs w:val="24"/>
+        </w:rPr>
+        <w:t>Премудрість, прості, вислухаймо святого Євангелія.</w:t>
+      </w:r>
+    </w:p>
+    <w:p>
+      <w:pPr>
+        <w:spacing w:after="120"/>
+        <w:jc w:val="both"/>
+        <w:rPr>
+          <w:rFonts w:ascii="Times New Roman" w:hAnsi="Times New Roman" w:cs="Times New Roman"/>
+          <w:sz w:val="24"/>
+          <w:szCs w:val="24"/>
+          <w:highlight w:val="yellow"/>
+        </w:rPr>
+      </w:pPr>
+      <w:r>
+        <w:rPr>
+          <w:rFonts w:ascii="Times New Roman" w:eastAsia="Times New Roman" w:hAnsi="Times New Roman" w:cs="Times New Roman"/>
+          <w:i/>
+          <w:color w:val="FF0000"/>
+          <w:sz w:val="24"/>
+          <w:szCs w:val="24"/>
+          <w:highlight w:val="yellow"/>
+        </w:rPr>
+        <w:t>Священик:</w:t>
+      </w:r>
+      <w:r>
+        <w:rPr>
+          <w:rFonts w:ascii="Times New Roman" w:eastAsia="Times New Roman" w:hAnsi="Times New Roman" w:cs="Times New Roman"/>
+          <w:color w:val="FF0000"/>
+          <w:sz w:val="24"/>
+          <w:szCs w:val="24"/>
+          <w:highlight w:val="yellow"/>
+        </w:rPr>
+        <w:t xml:space="preserve"> </w:t>
+      </w:r>
+      <w:r>
+        <w:rPr>
+          <w:rFonts w:ascii="Times New Roman" w:eastAsia="Times New Roman" w:hAnsi="Times New Roman" w:cs="Times New Roman"/>
+          <w:sz w:val="24"/>
+          <w:szCs w:val="24"/>
+          <w:highlight w:val="yellow"/>
+        </w:rPr>
+        <w:t>Мир всім!</w:t>
+      </w:r>
+    </w:p>
+    <w:p>
+      <w:pPr>
+        <w:spacing w:after="120"/>
+        <w:jc w:val="both"/>
+        <w:rPr>
+          <w:rFonts w:ascii="Times New Roman" w:hAnsi="Times New Roman" w:cs="Times New Roman"/>
+          <w:sz w:val="24"/>
+          <w:szCs w:val="24"/>
+          <w:highlight w:val="yellow"/>
+        </w:rPr>
+      </w:pPr>
+      <w:r>
+        <w:rPr>
+          <w:rFonts w:ascii="Times New Roman" w:eastAsia="Times New Roman" w:hAnsi="Times New Roman" w:cs="Times New Roman"/>
+          <w:i/>
+          <w:color w:val="FF0000"/>
+          <w:sz w:val="24"/>
+          <w:szCs w:val="24"/>
+          <w:highlight w:val="yellow"/>
+        </w:rPr>
+        <w:t>Вірні:</w:t>
+      </w:r>
+      <w:r>
+        <w:rPr>
+          <w:rFonts w:ascii="Times New Roman" w:eastAsia="Times New Roman" w:hAnsi="Times New Roman" w:cs="Times New Roman"/>
+          <w:sz w:val="24"/>
+          <w:szCs w:val="24"/>
+          <w:highlight w:val="yellow"/>
+        </w:rPr>
+        <w:t xml:space="preserve"> І духові твоєму.</w:t>
+      </w:r>
+    </w:p>
+    <w:p>
+      <w:pPr>
+        <w:spacing w:after="120"/>
+        <w:jc w:val="both"/>
+        <w:rPr>
+          <w:rFonts w:ascii="Times New Roman" w:hAnsi="Times New Roman" w:cs="Times New Roman"/>
+          <w:sz w:val="24"/>
+          <w:szCs w:val="24"/>
+          <w:highlight w:val="yellow"/>
+        </w:rPr>
+      </w:pPr>
+      <w:r>
+        <w:rPr>
+          <w:rFonts w:ascii="Times New Roman" w:eastAsia="Times New Roman" w:hAnsi="Times New Roman" w:cs="Times New Roman"/>
+          <w:i/>
+          <w:color w:val="FF0000"/>
+          <w:sz w:val="24"/>
+          <w:szCs w:val="24"/>
+          <w:highlight w:val="yellow"/>
+        </w:rPr>
+        <w:t>Священик:</w:t>
+      </w:r>
+      <w:r>
+        <w:rPr>
+          <w:rFonts w:ascii="Times New Roman" w:eastAsia="Times New Roman" w:hAnsi="Times New Roman" w:cs="Times New Roman"/>
+          <w:color w:val="FF0000"/>
+          <w:sz w:val="24"/>
+          <w:szCs w:val="24"/>
+          <w:highlight w:val="yellow"/>
+        </w:rPr>
+        <w:t xml:space="preserve"> </w:t>
+      </w:r>
+      <w:r>
+        <w:rPr>
+          <w:rFonts w:ascii="Times New Roman" w:eastAsia="Times New Roman" w:hAnsi="Times New Roman" w:cs="Times New Roman"/>
+          <w:sz w:val="24"/>
+          <w:szCs w:val="24"/>
+          <w:highlight w:val="yellow"/>
+        </w:rPr>
+        <w:t>Від Івана святого Євангелія читання.</w:t>
+      </w:r>
+    </w:p>
+    <w:p>
+      <w:pPr>
+        <w:spacing w:after="120"/>
+        <w:jc w:val="both"/>
+        <w:rPr>
+          <w:rFonts w:ascii="Times New Roman" w:hAnsi="Times New Roman" w:cs="Times New Roman"/>
+          <w:sz w:val="24"/>
+          <w:szCs w:val="24"/>
+          <w:highlight w:val="yellow"/>
+        </w:rPr>
+      </w:pPr>
+      <w:r>
+        <w:rPr>
+          <w:rFonts w:ascii="Times New Roman" w:eastAsia="Times New Roman" w:hAnsi="Times New Roman" w:cs="Times New Roman"/>
+          <w:i/>
+          <w:color w:val="FF0000"/>
+          <w:sz w:val="24"/>
+          <w:szCs w:val="24"/>
+          <w:highlight w:val="yellow"/>
+        </w:rPr>
+        <w:t>Вірні:</w:t>
+      </w:r>
+      <w:r>
+        <w:rPr>
+          <w:rFonts w:ascii="Times New Roman" w:eastAsia="Times New Roman" w:hAnsi="Times New Roman" w:cs="Times New Roman"/>
+          <w:sz w:val="24"/>
+          <w:szCs w:val="24"/>
+          <w:highlight w:val="yellow"/>
+        </w:rPr>
+        <w:t xml:space="preserve"> Слава тобі, Господи, слава тобі.</w:t>
+      </w:r>
+    </w:p>
+    <w:p>
+      <w:pPr>
+        <w:spacing w:after="120"/>
+        <w:jc w:val="both"/>
+        <w:rPr>
+          <w:rFonts w:ascii="Times New Roman" w:hAnsi="Times New Roman" w:cs="Times New Roman"/>
+          <w:sz w:val="24"/>
+          <w:szCs w:val="24"/>
+        </w:rPr>
+      </w:pPr>
+      <w:r>
+        <w:rPr>
+          <w:rFonts w:ascii="Times New Roman" w:eastAsia="Times New Roman" w:hAnsi="Times New Roman" w:cs="Times New Roman"/>
+          <w:sz w:val="24"/>
+          <w:szCs w:val="24"/>
+          <w:highlight w:val="yellow"/>
+        </w:rPr>
+        <w:t>Будьмо уважні.</w:t>
+      </w:r>
+    </w:p>
+    <w:p>
+      <w:pPr>
+        <w:spacing w:after="120"/>
+        <w:jc w:val="both"/>
+        <w:rPr>
+          <w:lang w:eastAsia="uk-UA"/>
+        </w:rPr>
+      </w:pPr>
+      <w:r>
+        <w:rPr>
+          <w:rFonts w:ascii="Times New Roman" w:eastAsia="Times New Roman" w:hAnsi="Times New Roman" w:cs="Times New Roman"/>
+          <w:i/>
+          <w:color w:val="FF0000"/>
+          <w:sz w:val="24"/>
+          <w:szCs w:val="24"/>
+        </w:rPr>
+        <w:t>Священик сам читає Євангеліє.</w:t>
+      </w:r>
+    </w:p>
+    <w:p>
+      <w:pPr>
+        <w:pStyle w:val="Heading1"/>
+      </w:pPr>
+      <w:r>
+        <w:rPr>
+          <w:lang w:val="ru-MD"/>
+        </w:rPr>
+        <w:lastRenderedPageBreak/>
+        <w:t>#</w:t>
+      </w:r>
+      <w:r>
+        <w:t>воскресіння_христове</w:t>
+      </w:r>
+    </w:p>
+    <w:p>
+      <w:pPr>
+        <w:pStyle w:val="Heading3"/>
+        <w:spacing w:before="0" w:after="120"/>
+        <w:jc w:val="center"/>
+        <w:rPr>
+          <w:rFonts w:ascii="Times New Roman" w:eastAsia="Times New Roman" w:hAnsi="Times New Roman" w:cs="Times New Roman"/>
+          <w:b/>
+          <w:i/>
+          <w:color w:val="FF0000"/>
+          <w:lang w:val="ru-MD"/>
+        </w:rPr>
+      </w:pPr>
+      <w:r>
+        <w:rPr>
+          <w:rFonts w:ascii="Times New Roman" w:eastAsia="Times New Roman" w:hAnsi="Times New Roman" w:cs="Times New Roman"/>
+          <w:b/>
+          <w:i/>
+          <w:color w:val="FF0000"/>
+          <w:lang w:val="ru-MD"/>
+        </w:rPr>
+        <w:t>Воскресіння Христове</w:t>
+      </w:r>
+    </w:p>
+    <w:p>
+      <w:pPr>
+        <w:spacing w:after="120"/>
+        <w:jc w:val="both"/>
+        <w:rPr>
+          <w:rFonts w:ascii="Times New Roman" w:hAnsi="Times New Roman" w:cs="Times New Roman"/>
+          <w:sz w:val="24"/>
+          <w:szCs w:val="24"/>
+        </w:rPr>
+      </w:pPr>
+      <w:r>
+        <w:rPr>
+          <w:rFonts w:ascii="Times New Roman" w:eastAsia="Times New Roman" w:hAnsi="Times New Roman" w:cs="Times New Roman"/>
+          <w:i/>
+          <w:color w:val="FF0000"/>
+          <w:sz w:val="24"/>
+          <w:szCs w:val="24"/>
+        </w:rPr>
+        <w:t>(г.</w:t>
+      </w:r>
+      <w:r>
+        <w:rPr>
+          <w:rFonts w:ascii="Times New Roman" w:eastAsia="Times New Roman" w:hAnsi="Times New Roman" w:cs="Times New Roman"/>
+          <w:i/>
+          <w:color w:val="FF0000"/>
+          <w:sz w:val="24"/>
+          <w:szCs w:val="24"/>
+        </w:rPr>
+        <w:t xml:space="preserve"> </w:t>
+      </w:r>
+      <w:r>
+        <w:rPr>
+          <w:rFonts w:ascii="Times New Roman" w:eastAsia="Times New Roman" w:hAnsi="Times New Roman" w:cs="Times New Roman"/>
+          <w:i/>
+          <w:color w:val="FF0000"/>
+          <w:sz w:val="24"/>
+          <w:szCs w:val="24"/>
+        </w:rPr>
+        <w:t xml:space="preserve">6): </w:t>
+      </w:r>
+      <w:r>
+        <w:rPr>
+          <w:rFonts w:ascii="Times New Roman" w:eastAsia="Times New Roman" w:hAnsi="Times New Roman" w:cs="Times New Roman"/>
+          <w:sz w:val="24"/>
+          <w:szCs w:val="24"/>
+        </w:rPr>
+        <w:t>Воскресіння Христове бачивши,* поклонімось святому Господу Ісусові,* єдиному безгрішному.* Хресту твоєму поклоняємось, Христе,* і святе воскресіння твоє величаємо і славимо,* бо ти – Бог наш,* крім тебе іншого не знаємо,* ім'я твоє призиваємо.* Прийдіть, усі вірні,* поклонімось святому Христовому воскресінню,* це бо прийшла через хрест радість усьому світові.* Завжди благословляючи Господа,* славимо воскресіння його,* бо, розп'яття перетерпівши,* він смертю смерть переміг.</w:t>
+      </w:r>
+    </w:p>
+    <w:p>
+      <w:pPr>
+        <w:rPr>
+          <w:lang w:eastAsia="uk-UA"/>
+        </w:rPr>
+      </w:pPr>
+    </w:p>
+    <w:p>
+      <w:pPr>
+        <w:pStyle w:val="Heading1"/>
+      </w:pPr>
+      <w:r>
+        <w:rPr>
+          <w:lang w:val="ru-MD"/>
+        </w:rPr>
+        <w:t>#</w:t>
+      </w:r>
+      <w:r>
+        <w:t>псалом_50</w:t>
+      </w:r>
+    </w:p>
+    <w:p>
+      <w:pPr>
+        <w:pStyle w:val="Heading3"/>
+        <w:spacing w:before="0" w:after="120"/>
+        <w:jc w:val="center"/>
+        <w:rPr>
+          <w:rFonts w:ascii="Times New Roman" w:eastAsia="Times New Roman" w:hAnsi="Times New Roman" w:cs="Times New Roman"/>
+          <w:b/>
+          <w:i/>
+          <w:color w:val="FF0000"/>
+          <w:lang w:val="ru-MD"/>
+        </w:rPr>
+      </w:pPr>
+      <w:r>
+        <w:rPr>
+          <w:rFonts w:ascii="Times New Roman" w:eastAsia="Times New Roman" w:hAnsi="Times New Roman" w:cs="Times New Roman"/>
+          <w:b/>
+          <w:i/>
+          <w:color w:val="FF0000"/>
+          <w:lang w:val="ru-MD"/>
+        </w:rPr>
+        <w:t>Псалом 50</w:t>
+      </w:r>
+    </w:p>
+    <w:p>
+      <w:pPr>
+        <w:spacing w:after="120"/>
+        <w:jc w:val="both"/>
+        <w:rPr>
+          <w:rFonts w:ascii="Times New Roman" w:hAnsi="Times New Roman"/>
+          <w:sz w:val="24"/>
+          <w:szCs w:val="24"/>
+          <w:lang w:val="ru-MD"/>
+        </w:rPr>
+      </w:pPr>
+      <w:r>
+        <w:rPr>
+          <w:rFonts w:ascii="Times New Roman" w:hAnsi="Times New Roman"/>
+          <w:sz w:val="24"/>
+          <w:szCs w:val="24"/>
+          <w:lang w:val="ru-MD"/>
+        </w:rPr>
+        <w:t>Помилуй мене, Боже, з великої милости твоєї,* і багатством щедрот твоїх очисти мене з беззаконня мого.</w:t>
+      </w:r>
+    </w:p>
+    <w:p>
+      <w:pPr>
+        <w:spacing w:after="120"/>
+        <w:jc w:val="both"/>
+        <w:rPr>
+          <w:rFonts w:ascii="Times New Roman" w:hAnsi="Times New Roman"/>
+          <w:sz w:val="24"/>
+          <w:szCs w:val="24"/>
+          <w:lang w:val="ru-MD"/>
+        </w:rPr>
+      </w:pPr>
+      <w:r>
+        <w:rPr>
+          <w:rFonts w:ascii="Times New Roman" w:hAnsi="Times New Roman"/>
+          <w:sz w:val="24"/>
+          <w:szCs w:val="24"/>
+          <w:lang w:val="ru-MD"/>
+        </w:rPr>
+        <w:t>Обмий мене повнотою з беззаконня мого,* і від гріха мого очисти мене.</w:t>
+      </w:r>
+    </w:p>
+    <w:p>
+      <w:pPr>
+        <w:spacing w:after="120"/>
+        <w:jc w:val="both"/>
+        <w:rPr>
+          <w:rFonts w:ascii="Times New Roman" w:hAnsi="Times New Roman"/>
+          <w:sz w:val="24"/>
+          <w:szCs w:val="24"/>
+          <w:lang w:val="ru-MD"/>
+        </w:rPr>
+      </w:pPr>
+      <w:r>
+        <w:rPr>
+          <w:rFonts w:ascii="Times New Roman" w:hAnsi="Times New Roman"/>
+          <w:sz w:val="24"/>
+          <w:szCs w:val="24"/>
+          <w:lang w:val="ru-MD"/>
+        </w:rPr>
+        <w:t>Бо беззаконня моє я знаю,* і гріх мій є завжди передо мною.</w:t>
+      </w:r>
+    </w:p>
+    <w:p>
+      <w:pPr>
+        <w:spacing w:after="120"/>
+        <w:jc w:val="both"/>
+        <w:rPr>
+          <w:rFonts w:ascii="Times New Roman" w:hAnsi="Times New Roman"/>
+          <w:sz w:val="24"/>
+          <w:szCs w:val="24"/>
+          <w:lang w:val="ru-MD"/>
+        </w:rPr>
+      </w:pPr>
+      <w:r>
+        <w:rPr>
+          <w:rFonts w:ascii="Times New Roman" w:hAnsi="Times New Roman"/>
+          <w:sz w:val="24"/>
+          <w:szCs w:val="24"/>
+          <w:lang w:val="ru-MD"/>
+        </w:rPr>
+        <w:t>Проти тебе єдиного я згрішив* і перед тобою зло вчинив;</w:t>
+      </w:r>
+    </w:p>
+    <w:p>
+      <w:pPr>
+        <w:spacing w:after="120"/>
+        <w:jc w:val="both"/>
+        <w:rPr>
+          <w:rFonts w:ascii="Times New Roman" w:hAnsi="Times New Roman"/>
+          <w:sz w:val="24"/>
+          <w:szCs w:val="24"/>
+          <w:lang w:val="ru-MD"/>
+        </w:rPr>
+      </w:pPr>
+      <w:r>
+        <w:rPr>
+          <w:rFonts w:ascii="Times New Roman" w:hAnsi="Times New Roman"/>
+          <w:sz w:val="24"/>
+          <w:szCs w:val="24"/>
+          <w:lang w:val="ru-MD"/>
+        </w:rPr>
+        <w:t>То й правий ти в словах твоїх* і переможеш, коли будеш судити.</w:t>
+      </w:r>
+    </w:p>
+    <w:p>
+      <w:pPr>
+        <w:spacing w:after="120"/>
+        <w:jc w:val="both"/>
+        <w:rPr>
+          <w:rFonts w:ascii="Times New Roman" w:hAnsi="Times New Roman"/>
+          <w:sz w:val="24"/>
+          <w:szCs w:val="24"/>
+          <w:lang w:val="ru-MD"/>
+        </w:rPr>
+      </w:pPr>
+      <w:r>
+        <w:rPr>
+          <w:rFonts w:ascii="Times New Roman" w:hAnsi="Times New Roman"/>
+          <w:sz w:val="24"/>
+          <w:szCs w:val="24"/>
+          <w:lang w:val="ru-MD"/>
+        </w:rPr>
+        <w:t>Це бо в беззаконнях я зачатий,* і в гріхах породила мене мати моя.</w:t>
+      </w:r>
+    </w:p>
+    <w:p>
+      <w:pPr>
+        <w:spacing w:after="120"/>
+        <w:jc w:val="both"/>
+        <w:rPr>
+          <w:rFonts w:ascii="Times New Roman" w:hAnsi="Times New Roman"/>
+          <w:sz w:val="24"/>
+          <w:szCs w:val="24"/>
+          <w:lang w:val="ru-MD"/>
+        </w:rPr>
+      </w:pPr>
+      <w:r>
+        <w:rPr>
+          <w:rFonts w:ascii="Times New Roman" w:hAnsi="Times New Roman"/>
+          <w:sz w:val="24"/>
+          <w:szCs w:val="24"/>
+          <w:lang w:val="ru-MD"/>
+        </w:rPr>
+        <w:t>Це бо істину полюбив єси,* невідоме й таємне мудрости своєї явив ти мені.</w:t>
+      </w:r>
+    </w:p>
+    <w:p>
+      <w:pPr>
+        <w:spacing w:after="120"/>
+        <w:jc w:val="both"/>
+        <w:rPr>
+          <w:rFonts w:ascii="Times New Roman" w:hAnsi="Times New Roman"/>
+          <w:sz w:val="24"/>
+          <w:szCs w:val="24"/>
+          <w:lang w:val="ru-MD"/>
+        </w:rPr>
+      </w:pPr>
+      <w:r>
+        <w:rPr>
+          <w:rFonts w:ascii="Times New Roman" w:hAnsi="Times New Roman"/>
+          <w:sz w:val="24"/>
+          <w:szCs w:val="24"/>
+          <w:lang w:val="ru-MD"/>
+        </w:rPr>
+        <w:t>Окропи мене іссопом, і очищуся,* обмий мене, і стану біліший від снігу.</w:t>
+      </w:r>
+    </w:p>
+    <w:p>
+      <w:pPr>
+        <w:spacing w:after="120"/>
+        <w:jc w:val="both"/>
+        <w:rPr>
+          <w:rFonts w:ascii="Times New Roman" w:hAnsi="Times New Roman"/>
+          <w:sz w:val="24"/>
+          <w:szCs w:val="24"/>
+          <w:lang w:val="ru-MD"/>
+        </w:rPr>
+      </w:pPr>
+      <w:r>
+        <w:rPr>
+          <w:rFonts w:ascii="Times New Roman" w:hAnsi="Times New Roman"/>
+          <w:sz w:val="24"/>
+          <w:szCs w:val="24"/>
+          <w:lang w:val="ru-MD"/>
+        </w:rPr>
+        <w:t>Дай мені відчути радість і веселість,* зрадіють кості сокрушені.</w:t>
+      </w:r>
+    </w:p>
+    <w:p>
+      <w:pPr>
+        <w:spacing w:after="120"/>
+        <w:jc w:val="both"/>
+        <w:rPr>
+          <w:rFonts w:ascii="Times New Roman" w:hAnsi="Times New Roman"/>
+          <w:sz w:val="24"/>
+          <w:szCs w:val="24"/>
+          <w:lang w:val="ru-MD"/>
+        </w:rPr>
+      </w:pPr>
+      <w:r>
+        <w:rPr>
+          <w:rFonts w:ascii="Times New Roman" w:hAnsi="Times New Roman"/>
+          <w:sz w:val="24"/>
+          <w:szCs w:val="24"/>
+          <w:lang w:val="ru-MD"/>
+        </w:rPr>
+        <w:t>Відверни лице твоє від гріхів моїх,* і всі беззаконня мої очисти.</w:t>
+      </w:r>
+    </w:p>
+    <w:p>
+      <w:pPr>
+        <w:spacing w:after="120"/>
+        <w:jc w:val="both"/>
+        <w:rPr>
+          <w:rFonts w:ascii="Times New Roman" w:hAnsi="Times New Roman"/>
+          <w:sz w:val="24"/>
+          <w:szCs w:val="24"/>
+          <w:lang w:val="ru-MD"/>
+        </w:rPr>
+      </w:pPr>
+      <w:r>
+        <w:rPr>
+          <w:rFonts w:ascii="Times New Roman" w:hAnsi="Times New Roman"/>
+          <w:sz w:val="24"/>
+          <w:szCs w:val="24"/>
+          <w:lang w:val="ru-MD"/>
+        </w:rPr>
+        <w:t>Серце чисте створи в мені, Боже,* і духа правого обнови в нутрі моєму.</w:t>
+      </w:r>
+    </w:p>
+    <w:p>
+      <w:pPr>
+        <w:spacing w:after="120"/>
+        <w:jc w:val="both"/>
+        <w:rPr>
+          <w:rFonts w:ascii="Times New Roman" w:hAnsi="Times New Roman"/>
+          <w:sz w:val="24"/>
+          <w:szCs w:val="24"/>
+          <w:lang w:val="ru-MD"/>
+        </w:rPr>
+      </w:pPr>
+      <w:r>
+        <w:rPr>
+          <w:rFonts w:ascii="Times New Roman" w:hAnsi="Times New Roman"/>
+          <w:sz w:val="24"/>
+          <w:szCs w:val="24"/>
+          <w:lang w:val="ru-MD"/>
+        </w:rPr>
+        <w:t>Не відкинь мене від лиця твого,* і Духа твого Святого не відійми від мене.</w:t>
+      </w:r>
+    </w:p>
+    <w:p>
+      <w:pPr>
+        <w:spacing w:after="120"/>
+        <w:jc w:val="both"/>
+        <w:rPr>
+          <w:rFonts w:ascii="Times New Roman" w:hAnsi="Times New Roman"/>
+          <w:sz w:val="24"/>
+          <w:szCs w:val="24"/>
+          <w:lang w:val="ru-MD"/>
+        </w:rPr>
+      </w:pPr>
+      <w:r>
+        <w:rPr>
+          <w:rFonts w:ascii="Times New Roman" w:hAnsi="Times New Roman"/>
+          <w:sz w:val="24"/>
+          <w:szCs w:val="24"/>
+          <w:lang w:val="ru-MD"/>
+        </w:rPr>
+        <w:t>Поверни мені радість спасіння твого,* і духом владичним утверди мене.</w:t>
+      </w:r>
+    </w:p>
+    <w:p>
+      <w:pPr>
+        <w:spacing w:after="120"/>
+        <w:jc w:val="both"/>
+        <w:rPr>
+          <w:rFonts w:ascii="Times New Roman" w:hAnsi="Times New Roman"/>
+          <w:sz w:val="24"/>
+          <w:szCs w:val="24"/>
+          <w:lang w:val="ru-MD"/>
+        </w:rPr>
+      </w:pPr>
+      <w:r>
+        <w:rPr>
+          <w:rFonts w:ascii="Times New Roman" w:hAnsi="Times New Roman"/>
+          <w:sz w:val="24"/>
+          <w:szCs w:val="24"/>
+          <w:lang w:val="ru-MD"/>
+        </w:rPr>
+        <w:t>Вкажу беззаконним дороги твої,* і нечестиві до тебе навернуться.</w:t>
+      </w:r>
+    </w:p>
+    <w:p>
+      <w:pPr>
+        <w:spacing w:after="120"/>
+        <w:jc w:val="both"/>
+        <w:rPr>
+          <w:rFonts w:ascii="Times New Roman" w:hAnsi="Times New Roman"/>
+          <w:sz w:val="24"/>
+          <w:szCs w:val="24"/>
+          <w:lang w:val="ru-MD"/>
+        </w:rPr>
+      </w:pPr>
+      <w:r>
+        <w:rPr>
+          <w:rFonts w:ascii="Times New Roman" w:hAnsi="Times New Roman"/>
+          <w:sz w:val="24"/>
+          <w:szCs w:val="24"/>
+          <w:lang w:val="ru-MD"/>
+        </w:rPr>
+        <w:t>Визволь мене від вини крови, Боже, Боже спасіння мого,* і язик мій радісно прославить справедливість твою.</w:t>
+      </w:r>
+    </w:p>
+    <w:p>
+      <w:pPr>
+        <w:spacing w:after="120"/>
+        <w:jc w:val="both"/>
+        <w:rPr>
+          <w:rFonts w:ascii="Times New Roman" w:hAnsi="Times New Roman"/>
+          <w:sz w:val="24"/>
+          <w:szCs w:val="24"/>
+          <w:lang w:val="ru-MD"/>
+        </w:rPr>
+      </w:pPr>
+      <w:r>
+        <w:rPr>
+          <w:rFonts w:ascii="Times New Roman" w:hAnsi="Times New Roman"/>
+          <w:sz w:val="24"/>
+          <w:szCs w:val="24"/>
+          <w:lang w:val="ru-MD"/>
+        </w:rPr>
+        <w:t>Господи, губи мої відкрий,* і уста мої сповістять хвалу твою.</w:t>
+      </w:r>
+    </w:p>
+    <w:p>
+      <w:pPr>
+        <w:spacing w:after="120"/>
+        <w:jc w:val="both"/>
+        <w:rPr>
+          <w:rFonts w:ascii="Times New Roman" w:hAnsi="Times New Roman"/>
+          <w:sz w:val="24"/>
+          <w:szCs w:val="24"/>
+          <w:lang w:val="ru-MD"/>
+        </w:rPr>
+      </w:pPr>
+      <w:r>
+        <w:rPr>
+          <w:rFonts w:ascii="Times New Roman" w:hAnsi="Times New Roman"/>
+          <w:sz w:val="24"/>
+          <w:szCs w:val="24"/>
+          <w:lang w:val="ru-MD"/>
+        </w:rPr>
+        <w:t>Бо якби ти жертви захотів, дав би я,* та всепалення не миле тобі.</w:t>
+      </w:r>
+    </w:p>
+    <w:p>
+      <w:pPr>
+        <w:spacing w:after="120"/>
+        <w:jc w:val="both"/>
+        <w:rPr>
+          <w:rFonts w:ascii="Times New Roman" w:hAnsi="Times New Roman"/>
+          <w:sz w:val="24"/>
+          <w:szCs w:val="24"/>
+          <w:lang w:val="ru-MD"/>
+        </w:rPr>
+      </w:pPr>
+      <w:r>
+        <w:rPr>
+          <w:rFonts w:ascii="Times New Roman" w:hAnsi="Times New Roman"/>
+          <w:sz w:val="24"/>
+          <w:szCs w:val="24"/>
+          <w:lang w:val="ru-MD"/>
+        </w:rPr>
+        <w:t>Жертва Богові – дух сокрушений,* серцем сокрушеним і смиренним Бог не погордить.</w:t>
+      </w:r>
+    </w:p>
+    <w:p>
+      <w:pPr>
+        <w:spacing w:after="120"/>
+        <w:jc w:val="both"/>
+        <w:rPr>
+          <w:rFonts w:ascii="Times New Roman" w:hAnsi="Times New Roman"/>
+          <w:sz w:val="24"/>
+          <w:szCs w:val="24"/>
+          <w:lang w:val="ru-MD"/>
+        </w:rPr>
+      </w:pPr>
+      <w:r>
+        <w:rPr>
+          <w:rFonts w:ascii="Times New Roman" w:hAnsi="Times New Roman"/>
+          <w:sz w:val="24"/>
+          <w:szCs w:val="24"/>
+          <w:lang w:val="ru-MD"/>
+        </w:rPr>
+        <w:t>Ущаслив, Господи, благоволінням твоїм Сіон,* і нехай відбудуються стіни єрусалимські.</w:t>
+      </w:r>
+    </w:p>
+    <w:p>
+      <w:pPr>
+        <w:spacing w:after="120"/>
+        <w:jc w:val="both"/>
+        <w:rPr>
+          <w:rFonts w:ascii="Times New Roman" w:hAnsi="Times New Roman"/>
+          <w:sz w:val="24"/>
+          <w:szCs w:val="24"/>
+          <w:lang w:val="ru-MD"/>
+        </w:rPr>
+      </w:pPr>
+      <w:r>
+        <w:rPr>
+          <w:rFonts w:ascii="Times New Roman" w:hAnsi="Times New Roman"/>
+          <w:sz w:val="24"/>
+          <w:szCs w:val="24"/>
+          <w:lang w:val="ru-MD"/>
+        </w:rPr>
+        <w:t>Тоді вподобаєш собі жертву правди, приношення і всепалення;* тоді покладуть на вівтар твій тельців.</w:t>
+      </w:r>
+    </w:p>
+    <w:p>
+      <w:pPr>
+        <w:spacing w:after="120"/>
+        <w:jc w:val="both"/>
+        <w:rPr>
+          <w:rFonts w:ascii="Times New Roman" w:hAnsi="Times New Roman"/>
+          <w:sz w:val="24"/>
+          <w:szCs w:val="24"/>
+          <w:u w:val="single"/>
+          <w:lang w:val="ru-MD"/>
+        </w:rPr>
+      </w:pPr>
+    </w:p>
+    <w:p>
+      <w:pPr>
+        <w:pStyle w:val="Heading1"/>
+        <w:rPr>
+          <w:shd w:val="clear" w:color="auto" w:fill="FFFFFF"/>
+        </w:rPr>
+      </w:pPr>
+      <w:r>
+        <w:rPr>
+          <w:lang w:val="ru-MD"/>
+        </w:rPr>
+        <w:t>#</w:t>
+      </w:r>
+      <w:r>
+        <w:rPr>
+          <w:shd w:val="clear" w:color="auto" w:fill="FFFFFF"/>
+        </w:rPr>
+        <w:t>після_псалма_50</w:t>
+      </w:r>
+      <w:r>
+        <w:rPr>
+          <w:shd w:val="clear" w:color="auto" w:fill="FFFFFF"/>
+          <w:lang w:val="ru-MD"/>
+        </w:rPr>
+        <w:t>_</w:t>
+      </w:r>
+      <w:r>
+        <w:rPr>
+          <w:shd w:val="clear" w:color="auto" w:fill="FFFFFF"/>
+        </w:rPr>
+        <w:t>в_будень</w:t>
+      </w:r>
+    </w:p>
+    <w:p>
+      <w:pPr>
+        <w:spacing w:after="120"/>
+        <w:jc w:val="both"/>
+        <w:rPr>
+          <w:rFonts w:ascii="Times New Roman" w:hAnsi="Times New Roman"/>
+          <w:sz w:val="24"/>
+          <w:szCs w:val="24"/>
+          <w:u w:val="single"/>
+          <w:lang w:val="ru-MD"/>
+        </w:rPr>
+      </w:pPr>
+      <w:r>
+        <w:rPr>
+          <w:rFonts w:ascii="Times New Roman" w:hAnsi="Times New Roman"/>
+          <w:sz w:val="24"/>
+          <w:szCs w:val="24"/>
+          <w:u w:val="single"/>
+          <w:lang w:val="ru-MD"/>
+        </w:rPr>
+        <w:t xml:space="preserve">[Господи, Боже наш! Ти за покаяння дарував людям відпущення, нам же, як образ пізнання і визнання гріхів, показав покаяння і прощення пророка Давида. Тож, Владико, помилуй з великої милости твоєї нас, що в чимало великих гріхів впали, і по багатстві ласк твоїх очисти беззаконня наші, бо перед тобою згрішили ми, Господи, що невідомі й таємні речі серця людського знаєш, і єдиний ти маєш владу прощати гріхи. Серце ж чисте вчини в нас і Духом </w:t>
+      </w:r>
+      <w:r>
+        <w:rPr>
+          <w:rFonts w:ascii="Times New Roman" w:hAnsi="Times New Roman"/>
+          <w:sz w:val="24"/>
+          <w:szCs w:val="24"/>
+          <w:u w:val="single"/>
+          <w:lang w:val="ru-MD"/>
+        </w:rPr>
+        <w:lastRenderedPageBreak/>
+        <w:t>владичним утверди нас, і радість спасіння твого яви нам. Не відкинь нас від лиця твого, але дозволь, як Добрий і Чоловіколюбець, аж до останнього нашого віддиху появляти тобі жертву справедливости й приноси на святих твоїх жертовниках, милістю і ласками і чоловіколюб'ям єдинородного Сина твого, з яким ти є благословенний з пресвятим, добрим і животворящим твоїм Духом, нині й повсякчас, і на віки віків. Амінь.]</w:t>
+      </w:r>
+    </w:p>
+    <w:p>
+      <w:pPr>
+        <w:rPr>
+          <w:lang w:val="ru-MD" w:eastAsia="uk-UA"/>
+        </w:rPr>
+      </w:pPr>
+    </w:p>
+    <w:p>
+      <w:pPr>
+        <w:pStyle w:val="Heading1"/>
+        <w:rPr>
+          <w:shd w:val="clear" w:color="auto" w:fill="FFFFFF"/>
+        </w:rPr>
+      </w:pPr>
+      <w:r>
+        <w:rPr>
+          <w:shd w:val="clear" w:color="auto" w:fill="FFFFFF"/>
+        </w:rPr>
+        <w:t>#після_псалма_50</w:t>
+      </w:r>
+      <w:r>
+        <w:rPr>
+          <w:shd w:val="clear" w:color="auto" w:fill="FFFFFF"/>
+          <w:lang w:val="ru-MD"/>
+        </w:rPr>
+        <w:t>_</w:t>
+      </w:r>
+      <w:r>
+        <w:rPr>
+          <w:shd w:val="clear" w:color="auto" w:fill="FFFFFF"/>
+        </w:rPr>
+        <w:t>в_неділю</w:t>
+      </w:r>
+    </w:p>
+    <w:p>
+      <w:pPr>
+        <w:spacing w:after="120"/>
+        <w:jc w:val="both"/>
+        <w:rPr>
+          <w:rFonts w:ascii="Times New Roman" w:hAnsi="Times New Roman" w:cs="Times New Roman"/>
+          <w:i/>
+          <w:color w:val="FF0000"/>
+          <w:sz w:val="24"/>
+          <w:szCs w:val="24"/>
+          <w:lang w:val="ru-MD"/>
+        </w:rPr>
+      </w:pPr>
+      <w:r>
+        <w:rPr>
+          <w:rFonts w:ascii="Times New Roman" w:hAnsi="Times New Roman" w:cs="Times New Roman"/>
+          <w:i/>
+          <w:color w:val="FF0000"/>
+          <w:sz w:val="24"/>
+          <w:szCs w:val="24"/>
+          <w:lang w:val="ru-MD"/>
+        </w:rPr>
+        <w:t>Після 50-го псалма співаємо:</w:t>
+      </w:r>
+    </w:p>
+    <w:p>
+      <w:pPr>
+        <w:spacing w:after="120"/>
+        <w:jc w:val="both"/>
+        <w:rPr>
+          <w:rFonts w:ascii="Times New Roman" w:hAnsi="Times New Roman" w:cs="Times New Roman"/>
+          <w:sz w:val="24"/>
+          <w:szCs w:val="24"/>
+          <w:lang w:val="ru-MD"/>
+        </w:rPr>
+      </w:pPr>
+      <w:r>
+        <w:rPr>
+          <w:rFonts w:ascii="Times New Roman" w:hAnsi="Times New Roman" w:cs="Times New Roman"/>
+          <w:b/>
+          <w:sz w:val="24"/>
+          <w:szCs w:val="24"/>
+          <w:lang w:val="ru-MD"/>
+        </w:rPr>
+        <w:t>Слава</w:t>
+      </w:r>
+      <w:r>
+        <w:rPr>
+          <w:rFonts w:ascii="Times New Roman" w:hAnsi="Times New Roman" w:cs="Times New Roman"/>
+          <w:sz w:val="24"/>
+          <w:szCs w:val="24"/>
+          <w:lang w:val="ru-MD"/>
+        </w:rPr>
+        <w:t xml:space="preserve"> </w:t>
+      </w:r>
+      <w:r>
+        <w:rPr>
+          <w:rFonts w:ascii="Times New Roman" w:hAnsi="Times New Roman" w:cs="Times New Roman"/>
+          <w:i/>
+          <w:color w:val="FF0000"/>
+          <w:sz w:val="24"/>
+          <w:szCs w:val="24"/>
+          <w:lang w:val="ru-MD"/>
+        </w:rPr>
+        <w:t>(г. 6):</w:t>
+      </w:r>
+      <w:r>
+        <w:rPr>
+          <w:rFonts w:ascii="Times New Roman" w:hAnsi="Times New Roman" w:cs="Times New Roman"/>
+          <w:color w:val="FF0000"/>
+          <w:sz w:val="24"/>
+          <w:szCs w:val="24"/>
+          <w:lang w:val="ru-MD"/>
+        </w:rPr>
+        <w:t xml:space="preserve"> </w:t>
+      </w:r>
+      <w:r>
+        <w:rPr>
+          <w:rFonts w:ascii="Times New Roman" w:hAnsi="Times New Roman" w:cs="Times New Roman"/>
+          <w:sz w:val="24"/>
+          <w:szCs w:val="24"/>
+          <w:lang w:val="ru-MD"/>
+        </w:rPr>
+        <w:t>Молитвами святих апостолів,* Милостивий, очисти* безліч гріхів наших.</w:t>
+      </w:r>
+    </w:p>
+    <w:p>
+      <w:pPr>
+        <w:spacing w:after="120"/>
+        <w:jc w:val="both"/>
+        <w:rPr>
+          <w:rFonts w:ascii="Times New Roman" w:hAnsi="Times New Roman" w:cs="Times New Roman"/>
+          <w:sz w:val="24"/>
+          <w:szCs w:val="24"/>
+          <w:lang w:val="ru-MD"/>
+        </w:rPr>
+      </w:pPr>
+      <w:r>
+        <w:rPr>
+          <w:rFonts w:ascii="Times New Roman" w:hAnsi="Times New Roman" w:cs="Times New Roman"/>
+          <w:b/>
+          <w:sz w:val="24"/>
+          <w:szCs w:val="24"/>
+          <w:lang w:val="ru-MD"/>
+        </w:rPr>
+        <w:t>І нині</w:t>
+      </w:r>
+      <w:r>
+        <w:rPr>
+          <w:rFonts w:ascii="Times New Roman" w:hAnsi="Times New Roman" w:cs="Times New Roman"/>
+          <w:sz w:val="24"/>
+          <w:szCs w:val="24"/>
+          <w:lang w:val="ru-MD"/>
+        </w:rPr>
+        <w:t>: Ради молитов пречистої Богородиці,* Милостивий, очисти* безліч гріхів наших.</w:t>
+      </w:r>
+    </w:p>
+    <w:p>
+      <w:pPr>
+        <w:spacing w:after="120"/>
+        <w:jc w:val="both"/>
+        <w:rPr>
+          <w:rFonts w:ascii="Times New Roman" w:hAnsi="Times New Roman" w:cs="Times New Roman"/>
+          <w:sz w:val="24"/>
+          <w:szCs w:val="24"/>
+          <w:u w:val="single"/>
+          <w:lang w:val="ru-MD"/>
+        </w:rPr>
+      </w:pPr>
+      <w:r>
+        <w:rPr>
+          <w:rFonts w:ascii="Times New Roman" w:hAnsi="Times New Roman" w:cs="Times New Roman"/>
+          <w:i/>
+          <w:color w:val="FF0000"/>
+          <w:sz w:val="24"/>
+          <w:szCs w:val="24"/>
+          <w:lang w:val="ru-MD"/>
+        </w:rPr>
+        <w:t>Стих</w:t>
+      </w:r>
+      <w:r>
+        <w:rPr>
+          <w:rFonts w:ascii="Times New Roman" w:hAnsi="Times New Roman" w:cs="Times New Roman"/>
+          <w:color w:val="FF0000"/>
+          <w:sz w:val="24"/>
+          <w:szCs w:val="24"/>
+          <w:lang w:val="ru-MD"/>
+        </w:rPr>
+        <w:t xml:space="preserve">: </w:t>
+      </w:r>
+      <w:r>
+        <w:rPr>
+          <w:rFonts w:ascii="Times New Roman" w:hAnsi="Times New Roman" w:cs="Times New Roman"/>
+          <w:sz w:val="24"/>
+          <w:szCs w:val="24"/>
+          <w:u w:val="single"/>
+          <w:lang w:val="ru-MD"/>
+        </w:rPr>
+        <w:t>Помилуй мене, Боже, з великої милости твоєї,* і багатством щедрот твоїх очисти мене з беззаконня мого.</w:t>
+      </w:r>
+    </w:p>
+    <w:p>
+      <w:pPr>
+        <w:spacing w:after="120"/>
+        <w:jc w:val="both"/>
+        <w:rPr>
+          <w:rFonts w:ascii="Times New Roman" w:hAnsi="Times New Roman" w:cs="Times New Roman"/>
+          <w:sz w:val="24"/>
+          <w:szCs w:val="24"/>
+          <w:lang w:val="ru-MD"/>
+        </w:rPr>
+      </w:pPr>
+      <w:r>
+        <w:rPr>
+          <w:rFonts w:ascii="Times New Roman" w:hAnsi="Times New Roman" w:cs="Times New Roman"/>
+          <w:sz w:val="24"/>
+          <w:szCs w:val="24"/>
+          <w:lang w:val="ru-MD"/>
+        </w:rPr>
+        <w:t>Воскрес Ісус із гробу,* як провістив,* подав нам життя вічне* і милість велику.</w:t>
+      </w:r>
+    </w:p>
+    <w:p>
+      <w:pPr>
+        <w:spacing w:after="120"/>
+        <w:jc w:val="both"/>
+        <w:rPr>
+          <w:rFonts w:ascii="Times New Roman" w:hAnsi="Times New Roman" w:cs="Times New Roman"/>
+          <w:color w:val="FF0000"/>
+          <w:sz w:val="24"/>
+          <w:szCs w:val="24"/>
+          <w:lang w:val="ru-MD"/>
+        </w:rPr>
+      </w:pPr>
+    </w:p>
+    <w:p>
+      <w:pPr>
+        <w:pStyle w:val="Heading3"/>
+        <w:spacing w:before="0" w:after="120"/>
+        <w:jc w:val="center"/>
+        <w:rPr>
+          <w:rFonts w:ascii="Times New Roman" w:eastAsia="Times New Roman" w:hAnsi="Times New Roman" w:cs="Times New Roman"/>
+          <w:b/>
+          <w:i/>
+          <w:color w:val="FF0000"/>
+          <w:lang w:val="ru-MD"/>
+        </w:rPr>
+      </w:pPr>
+      <w:r>
+        <w:rPr>
+          <w:rFonts w:ascii="Times New Roman" w:eastAsia="Times New Roman" w:hAnsi="Times New Roman" w:cs="Times New Roman"/>
+          <w:b/>
+          <w:i/>
+          <w:color w:val="FF0000"/>
+          <w:lang w:val="ru-MD"/>
+        </w:rPr>
         <w:t>Єктенія</w:t>
       </w:r>
     </w:p>
@@ -12929,8 +15033,8 @@
           <w:lang w:val="ru-MD"/>
         </w:rPr>
       </w:pPr>
-      <w:bookmarkStart w:id="2" w:name="_heading=h.4d34og8" w:colFirst="0" w:colLast="0"/>
-      <w:bookmarkEnd w:id="2"/>
+      <w:bookmarkStart w:id="3" w:name="_heading=h.4d34og8" w:colFirst="0" w:colLast="0"/>
+      <w:bookmarkEnd w:id="3"/>
       <w:r>
         <w:rPr>
           <w:rFonts w:ascii="Times New Roman" w:hAnsi="Times New Roman" w:cs="Times New Roman"/>
@@ -13074,7 +15178,7 @@
           <w:lang w:val="ru-MD"/>
         </w:rPr>
       </w:pPr>
-      <w:bookmarkStart w:id="3" w:name="_Hlk179364769"/>
+      <w:bookmarkStart w:id="4" w:name="_Hlk179364769"/>
       <w:r>
         <w:rPr>
           <w:rFonts w:ascii="Times New Roman" w:hAnsi="Times New Roman"/>
@@ -13084,10 +15188,32 @@
           <w:highlight w:val="yellow"/>
           <w:lang w:val="ru-MD"/>
         </w:rPr>
-        <w:t>ВСТИВИТИ КАНОН</w:t>
-      </w:r>
-    </w:p>
-    <w:bookmarkEnd w:id="3"/>
+        <w:t>ВСТ</w:t>
+      </w:r>
+      <w:r>
+        <w:rPr>
+          <w:rFonts w:ascii="Times New Roman" w:hAnsi="Times New Roman"/>
+          <w:color w:val="FF0000"/>
+          <w:sz w:val="24"/>
+          <w:szCs w:val="24"/>
+          <w:highlight w:val="yellow"/>
+          <w:lang w:val="ru-MD"/>
+        </w:rPr>
+        <w:t>А</w:t>
+      </w:r>
+      <w:r>
+        <w:rPr>
+          <w:rFonts w:ascii="Times New Roman" w:hAnsi="Times New Roman"/>
+          <w:color w:val="FF0000"/>
+          <w:sz w:val="24"/>
+          <w:szCs w:val="24"/>
+          <w:highlight w:val="yellow"/>
+          <w:lang w:val="ru-MD"/>
+        </w:rPr>
+        <w:t>ВИТИ КАНОН</w:t>
+      </w:r>
+    </w:p>
+    <w:bookmarkEnd w:id="4"/>
     <w:p>
       <w:pPr>
         <w:spacing w:after="120"/>
@@ -13273,8 +15399,8 @@
           <w:lang w:val="ru-MD"/>
         </w:rPr>
       </w:pPr>
-      <w:bookmarkStart w:id="4" w:name="_heading=h.gjdgxs" w:colFirst="0" w:colLast="0"/>
-      <w:bookmarkEnd w:id="4"/>
+      <w:bookmarkStart w:id="5" w:name="_heading=h.gjdgxs" w:colFirst="0" w:colLast="0"/>
+      <w:bookmarkEnd w:id="5"/>
       <w:r>
         <w:rPr>
           <w:rFonts w:ascii="Times New Roman" w:hAnsi="Times New Roman"/>
@@ -13573,8 +15699,8 @@
           <w:lang w:val="ru-MD"/>
         </w:rPr>
       </w:pPr>
-      <w:bookmarkStart w:id="5" w:name="_heading=h.30j0zll" w:colFirst="0" w:colLast="0"/>
-      <w:bookmarkEnd w:id="5"/>
+      <w:bookmarkStart w:id="6" w:name="_heading=h.30j0zll" w:colFirst="0" w:colLast="0"/>
+      <w:bookmarkEnd w:id="6"/>
       <w:r>
         <w:rPr>
           <w:rFonts w:ascii="Times New Roman" w:hAnsi="Times New Roman"/>
@@ -13691,15 +15817,17 @@
     </w:p>
     <w:p>
       <w:pPr>
-        <w:spacing w:after="120"/>
-        <w:jc w:val="both"/>
-        <w:rPr>
-          <w:rFonts w:ascii="Times New Roman" w:hAnsi="Times New Roman"/>
-          <w:sz w:val="24"/>
-          <w:szCs w:val="24"/>
-          <w:lang w:val="ru-MD"/>
-        </w:rPr>
-      </w:pPr>
+        <w:pStyle w:val="Heading1"/>
+      </w:pPr>
+      <w:r>
+        <w:rPr>
+          <w:lang w:val="ru-MD"/>
+        </w:rPr>
+        <w:t>#</w:t>
+      </w:r>
+      <w:r>
+        <w:t>пісня_богородиці</w:t>
+      </w:r>
     </w:p>
     <w:p>
       <w:pPr>
@@ -13937,7 +16065,7 @@
       </w:pPr>
       <w:r>
         <w:rPr>
-          <w:lang w:val="en-US"/>
+          <w:lang w:val="ru-MD"/>
         </w:rPr>
         <w:t>#</w:t>
       </w:r>
@@ -14004,20 +16132,6 @@
     </w:p>
     <w:p>
       <w:pPr>
-        <w:pStyle w:val="Heading1"/>
-      </w:pPr>
-      <w:r>
-        <w:rPr>
-          <w:lang w:val="ru-MD"/>
-        </w:rPr>
-        <w:t>#</w:t>
-      </w:r>
-      <w:r>
-        <w:t>мала_єктенія_після_канона</w:t>
-      </w:r>
-    </w:p>
-    <w:p>
-      <w:pPr>
         <w:pStyle w:val="Heading3"/>
         <w:spacing w:before="0" w:after="120"/>
         <w:jc w:val="center"/>
@@ -14188,8 +16302,8 @@
           <w:lang w:val="ru-MD"/>
         </w:rPr>
       </w:pPr>
-      <w:bookmarkStart w:id="6" w:name="_heading=h.26in1rg" w:colFirst="0" w:colLast="0"/>
-      <w:bookmarkEnd w:id="6"/>
+      <w:bookmarkStart w:id="7" w:name="_heading=h.26in1rg" w:colFirst="0" w:colLast="0"/>
+      <w:bookmarkEnd w:id="7"/>
       <w:r>
         <w:rPr>
           <w:rFonts w:ascii="Times New Roman" w:hAnsi="Times New Roman" w:cs="Times New Roman"/>
@@ -14221,49 +16335,49 @@
           <w:szCs w:val="24"/>
           <w:lang w:val="ru-MD"/>
         </w:rPr>
+        <w:t xml:space="preserve">Священик: </w:t>
+      </w:r>
+      <w:r>
+        <w:rPr>
+          <w:rFonts w:ascii="Times New Roman" w:hAnsi="Times New Roman" w:cs="Times New Roman"/>
+          <w:color w:val="000000"/>
+          <w:sz w:val="24"/>
+          <w:szCs w:val="24"/>
+          <w:lang w:val="ru-MD"/>
+        </w:rPr>
+        <w:t>Бо Тебе хвалять усі сили небесні і Тобі славу возсилаємо: Отцю, і Сину, і Святому Духові</w:t>
+      </w:r>
+      <w:r>
+        <w:rPr>
+          <w:rFonts w:ascii="Times New Roman" w:hAnsi="Times New Roman" w:cs="Times New Roman"/>
+          <w:sz w:val="24"/>
+          <w:szCs w:val="24"/>
+          <w:lang w:val="ru-MD"/>
+        </w:rPr>
+        <w:t>, нині і повсякчас, і на віки віків.</w:t>
+      </w:r>
+    </w:p>
+    <w:p>
+      <w:pPr>
+        <w:spacing w:after="120"/>
+        <w:jc w:val="both"/>
+        <w:rPr>
+          <w:rFonts w:ascii="Times New Roman" w:hAnsi="Times New Roman" w:cs="Times New Roman"/>
+          <w:sz w:val="24"/>
+          <w:szCs w:val="24"/>
+          <w:lang w:val="ru-MD"/>
+        </w:rPr>
+      </w:pPr>
+      <w:r>
+        <w:rPr>
+          <w:rFonts w:ascii="Times New Roman" w:hAnsi="Times New Roman" w:cs="Times New Roman"/>
+          <w:i/>
+          <w:color w:val="FF0000"/>
+          <w:sz w:val="24"/>
+          <w:szCs w:val="24"/>
+          <w:lang w:val="ru-MD"/>
+        </w:rPr>
         <w:lastRenderedPageBreak/>
-        <w:t xml:space="preserve">Священик: </w:t>
-      </w:r>
-      <w:r>
-        <w:rPr>
-          <w:rFonts w:ascii="Times New Roman" w:hAnsi="Times New Roman" w:cs="Times New Roman"/>
-          <w:color w:val="000000"/>
-          <w:sz w:val="24"/>
-          <w:szCs w:val="24"/>
-          <w:lang w:val="ru-MD"/>
-        </w:rPr>
-        <w:t>Бо Тебе хвалять усі сили небесні і Тобі славу возсилаємо: Отцю, і Сину, і Святому Духові</w:t>
-      </w:r>
-      <w:r>
-        <w:rPr>
-          <w:rFonts w:ascii="Times New Roman" w:hAnsi="Times New Roman" w:cs="Times New Roman"/>
-          <w:sz w:val="24"/>
-          <w:szCs w:val="24"/>
-          <w:lang w:val="ru-MD"/>
-        </w:rPr>
-        <w:t>, нині і повсякчас, і на віки віків.</w:t>
-      </w:r>
-    </w:p>
-    <w:p>
-      <w:pPr>
-        <w:spacing w:after="120"/>
-        <w:jc w:val="both"/>
-        <w:rPr>
-          <w:rFonts w:ascii="Times New Roman" w:hAnsi="Times New Roman" w:cs="Times New Roman"/>
-          <w:sz w:val="24"/>
-          <w:szCs w:val="24"/>
-          <w:lang w:val="ru-MD"/>
-        </w:rPr>
-      </w:pPr>
-      <w:r>
-        <w:rPr>
-          <w:rFonts w:ascii="Times New Roman" w:hAnsi="Times New Roman" w:cs="Times New Roman"/>
-          <w:i/>
-          <w:color w:val="FF0000"/>
-          <w:sz w:val="24"/>
-          <w:szCs w:val="24"/>
-          <w:lang w:val="ru-MD"/>
-        </w:rPr>
         <w:t>Вірні:</w:t>
       </w:r>
       <w:r>
@@ -14304,7 +16418,7 @@
         <w:t>#</w:t>
       </w:r>
       <w:r>
-        <w:t>свят_госпоодь_бог_наш</w:t>
+        <w:t>свят_господь_бог_наш</w:t>
       </w:r>
     </w:p>
     <w:p>
@@ -14469,12 +16583,654 @@
       </w:pPr>
       <w:r>
         <w:rPr>
-          <w:lang w:val="en-US"/>
+          <w:lang w:val="ru-MD"/>
         </w:rPr>
         <w:t>#</w:t>
       </w:r>
       <w:r>
         <w:t>хвалитні</w:t>
+      </w:r>
+      <w:r>
+        <w:rPr>
+          <w:lang w:val="ru-MD"/>
+        </w:rPr>
+        <w:t>_</w:t>
+      </w:r>
+      <w:r>
+        <w:t>неділя</w:t>
+      </w:r>
+    </w:p>
+    <w:p>
+      <w:pPr>
+        <w:pStyle w:val="Heading1"/>
+        <w:jc w:val="center"/>
+        <w:rPr>
+          <w:rFonts w:ascii="Times New Roman" w:hAnsi="Times New Roman" w:cs="Times New Roman"/>
+          <w:b/>
+          <w:bCs/>
+          <w:lang w:val="ru-MD"/>
+        </w:rPr>
+      </w:pPr>
+      <w:r>
+        <w:rPr>
+          <w:rFonts w:ascii="Times New Roman" w:hAnsi="Times New Roman" w:cs="Times New Roman"/>
+          <w:b/>
+          <w:lang w:val="ru-MD"/>
+        </w:rPr>
+        <w:t>Хвалитні</w:t>
+      </w:r>
+    </w:p>
+    <w:p>
+      <w:pPr>
+        <w:spacing w:after="120"/>
+        <w:jc w:val="center"/>
+        <w:rPr>
+          <w:rFonts w:ascii="Times New Roman" w:hAnsi="Times New Roman" w:cs="Times New Roman"/>
+          <w:b/>
+          <w:i/>
+          <w:color w:val="FF0000"/>
+          <w:sz w:val="24"/>
+          <w:szCs w:val="24"/>
+          <w:lang w:val="ru-MD"/>
+        </w:rPr>
+      </w:pPr>
+      <w:r>
+        <w:rPr>
+          <w:rFonts w:ascii="Times New Roman" w:hAnsi="Times New Roman" w:cs="Times New Roman"/>
+          <w:b/>
+          <w:i/>
+          <w:color w:val="FF0000"/>
+          <w:sz w:val="24"/>
+          <w:szCs w:val="24"/>
+          <w:lang w:val="ru-MD"/>
+        </w:rPr>
+        <w:t>Псалом 148</w:t>
+      </w:r>
+    </w:p>
+    <w:p>
+      <w:pPr>
+        <w:spacing w:after="120"/>
+        <w:rPr>
+          <w:rFonts w:ascii="Times New Roman" w:hAnsi="Times New Roman" w:cs="Times New Roman"/>
+          <w:i/>
+          <w:color w:val="FF0000"/>
+          <w:sz w:val="24"/>
+          <w:szCs w:val="24"/>
+          <w:lang w:val="ru-MD"/>
+        </w:rPr>
+      </w:pPr>
+      <w:r>
+        <w:rPr>
+          <w:rFonts w:ascii="Times New Roman" w:hAnsi="Times New Roman" w:cs="Times New Roman"/>
+          <w:i/>
+          <w:color w:val="FF0000"/>
+          <w:sz w:val="24"/>
+          <w:szCs w:val="24"/>
+          <w:lang w:val="ru-MD"/>
+        </w:rPr>
+        <w:t xml:space="preserve">Два перших стихи </w:t>
+      </w:r>
+      <w:r>
+        <w:rPr>
+          <w:rFonts w:ascii="Times New Roman" w:hAnsi="Times New Roman" w:cs="Times New Roman"/>
+          <w:b/>
+          <w:i/>
+          <w:color w:val="FF0000"/>
+          <w:sz w:val="24"/>
+          <w:szCs w:val="24"/>
+          <w:lang w:val="ru-MD"/>
+        </w:rPr>
+        <w:t>хвалитних</w:t>
+      </w:r>
+      <w:r>
+        <w:rPr>
+          <w:rFonts w:ascii="Times New Roman" w:hAnsi="Times New Roman" w:cs="Times New Roman"/>
+          <w:i/>
+          <w:color w:val="FF0000"/>
+          <w:sz w:val="24"/>
+          <w:szCs w:val="24"/>
+          <w:lang w:val="ru-MD"/>
+        </w:rPr>
+        <w:t xml:space="preserve"> на глас </w:t>
+      </w:r>
+      <w:r>
+        <w:rPr>
+          <w:rFonts w:ascii="Times New Roman" w:hAnsi="Times New Roman" w:cs="Times New Roman"/>
+          <w:i/>
+          <w:color w:val="FF0000"/>
+          <w:sz w:val="24"/>
+          <w:szCs w:val="24"/>
+          <w:lang w:val="ru-MD"/>
+        </w:rPr>
+        <w:t>?</w:t>
+      </w:r>
+      <w:r>
+        <w:rPr>
+          <w:rFonts w:ascii="Times New Roman" w:hAnsi="Times New Roman" w:cs="Times New Roman"/>
+          <w:i/>
+          <w:color w:val="FF0000"/>
+          <w:sz w:val="24"/>
+          <w:szCs w:val="24"/>
+          <w:lang w:val="ru-MD"/>
+        </w:rPr>
+        <w:t>:</w:t>
+      </w:r>
+    </w:p>
+    <w:p>
+      <w:pPr>
+        <w:spacing w:after="120"/>
+        <w:jc w:val="both"/>
+        <w:rPr>
+          <w:rFonts w:ascii="Times New Roman" w:hAnsi="Times New Roman" w:cs="Times New Roman"/>
+          <w:b/>
+          <w:sz w:val="24"/>
+          <w:szCs w:val="24"/>
+          <w:lang w:val="ru-MD"/>
+        </w:rPr>
+      </w:pPr>
+      <w:r>
+        <w:rPr>
+          <w:rFonts w:ascii="Times New Roman" w:hAnsi="Times New Roman" w:cs="Times New Roman"/>
+          <w:b/>
+          <w:sz w:val="24"/>
+          <w:szCs w:val="24"/>
+          <w:lang w:val="ru-MD"/>
+        </w:rPr>
+        <w:t>Усе, що живе, нехай хвалить Господа.* Хваліте Господа з неба,* хваліте його на висотах.* Тобі належить пісня, о Боже.</w:t>
+      </w:r>
+    </w:p>
+    <w:p>
+      <w:pPr>
+        <w:spacing w:after="120"/>
+        <w:jc w:val="both"/>
+        <w:rPr>
+          <w:rFonts w:ascii="Times New Roman" w:hAnsi="Times New Roman" w:cs="Times New Roman"/>
+          <w:b/>
+          <w:sz w:val="24"/>
+          <w:szCs w:val="24"/>
+          <w:lang w:val="ru-MD"/>
+        </w:rPr>
+      </w:pPr>
+      <w:r>
+        <w:rPr>
+          <w:rFonts w:ascii="Times New Roman" w:hAnsi="Times New Roman" w:cs="Times New Roman"/>
+          <w:b/>
+          <w:sz w:val="24"/>
+          <w:szCs w:val="24"/>
+          <w:lang w:val="ru-MD"/>
+        </w:rPr>
+        <w:t>Хваліте його, всі ангели його,* хваліте його, всі воїнства небесні.* Тобі належить пісня, о Боже.</w:t>
+      </w:r>
+    </w:p>
+    <w:p>
+      <w:pPr>
+        <w:spacing w:after="120"/>
+        <w:jc w:val="both"/>
+        <w:rPr>
+          <w:rFonts w:ascii="Times New Roman" w:hAnsi="Times New Roman" w:cs="Times New Roman"/>
+          <w:sz w:val="24"/>
+          <w:szCs w:val="24"/>
+          <w:lang w:val="ru-MD"/>
+        </w:rPr>
+      </w:pPr>
+      <w:r>
+        <w:rPr>
+          <w:rFonts w:ascii="Times New Roman" w:eastAsia="Gungsuh" w:hAnsi="Times New Roman" w:cs="Gungsuh"/>
+          <w:sz w:val="24"/>
+          <w:szCs w:val="24"/>
+          <w:lang w:val="ru-MD"/>
+        </w:rPr>
+        <w:t>Хваліте його, ви − сонце й місяцю,* хваліте його, всі ясні зорі.</w:t>
+      </w:r>
+    </w:p>
+    <w:p>
+      <w:pPr>
+        <w:spacing w:after="120"/>
+        <w:jc w:val="both"/>
+        <w:rPr>
+          <w:rFonts w:ascii="Times New Roman" w:hAnsi="Times New Roman" w:cs="Times New Roman"/>
+          <w:sz w:val="24"/>
+          <w:szCs w:val="24"/>
+          <w:lang w:val="ru-MD"/>
+        </w:rPr>
+      </w:pPr>
+      <w:r>
+        <w:rPr>
+          <w:rFonts w:ascii="Times New Roman" w:hAnsi="Times New Roman" w:cs="Times New Roman"/>
+          <w:sz w:val="24"/>
+          <w:szCs w:val="24"/>
+          <w:lang w:val="ru-MD"/>
+        </w:rPr>
+        <w:t>Хваліте його, ви – небеса небес* і води, що над небесами.</w:t>
+      </w:r>
+    </w:p>
+    <w:p>
+      <w:pPr>
+        <w:spacing w:after="120"/>
+        <w:jc w:val="both"/>
+        <w:rPr>
+          <w:rFonts w:ascii="Times New Roman" w:hAnsi="Times New Roman" w:cs="Times New Roman"/>
+          <w:sz w:val="24"/>
+          <w:szCs w:val="24"/>
+          <w:lang w:val="ru-MD"/>
+        </w:rPr>
+      </w:pPr>
+      <w:r>
+        <w:rPr>
+          <w:rFonts w:ascii="Times New Roman" w:hAnsi="Times New Roman" w:cs="Times New Roman"/>
+          <w:sz w:val="24"/>
+          <w:szCs w:val="24"/>
+          <w:lang w:val="ru-MD"/>
+        </w:rPr>
+        <w:t>Нехай вони ім'я Господнє хвалять,* бо він повелів, і створились.</w:t>
+      </w:r>
+    </w:p>
+    <w:p>
+      <w:pPr>
+        <w:spacing w:after="120"/>
+        <w:jc w:val="both"/>
+        <w:rPr>
+          <w:rFonts w:ascii="Times New Roman" w:hAnsi="Times New Roman" w:cs="Times New Roman"/>
+          <w:sz w:val="24"/>
+          <w:szCs w:val="24"/>
+          <w:lang w:val="ru-MD"/>
+        </w:rPr>
+      </w:pPr>
+      <w:r>
+        <w:rPr>
+          <w:rFonts w:ascii="Times New Roman" w:hAnsi="Times New Roman" w:cs="Times New Roman"/>
+          <w:sz w:val="24"/>
+          <w:szCs w:val="24"/>
+          <w:lang w:val="ru-MD"/>
+        </w:rPr>
+        <w:t>Поставив їх на віки віків* і дав закон, що не перейде.</w:t>
+      </w:r>
+    </w:p>
+    <w:p>
+      <w:pPr>
+        <w:spacing w:after="120"/>
+        <w:jc w:val="both"/>
+        <w:rPr>
+          <w:rFonts w:ascii="Times New Roman" w:hAnsi="Times New Roman" w:cs="Times New Roman"/>
+          <w:sz w:val="24"/>
+          <w:szCs w:val="24"/>
+          <w:lang w:val="ru-MD"/>
+        </w:rPr>
+      </w:pPr>
+      <w:r>
+        <w:rPr>
+          <w:rFonts w:ascii="Times New Roman" w:hAnsi="Times New Roman" w:cs="Times New Roman"/>
+          <w:sz w:val="24"/>
+          <w:szCs w:val="24"/>
+          <w:lang w:val="ru-MD"/>
+        </w:rPr>
+        <w:t>Хваліте Господа з землі,* кити і всі морські безодні;</w:t>
+      </w:r>
+    </w:p>
+    <w:p>
+      <w:pPr>
+        <w:spacing w:after="120"/>
+        <w:jc w:val="both"/>
+        <w:rPr>
+          <w:rFonts w:ascii="Times New Roman" w:hAnsi="Times New Roman" w:cs="Times New Roman"/>
+          <w:sz w:val="24"/>
+          <w:szCs w:val="24"/>
+          <w:lang w:val="ru-MD"/>
+        </w:rPr>
+      </w:pPr>
+      <w:r>
+        <w:rPr>
+          <w:rFonts w:ascii="Times New Roman" w:hAnsi="Times New Roman" w:cs="Times New Roman"/>
+          <w:sz w:val="24"/>
+          <w:szCs w:val="24"/>
+          <w:lang w:val="ru-MD"/>
+        </w:rPr>
+        <w:t>Вогонь і град, сніг і туман,* і буйний вітер, який виконує його слово;</w:t>
+      </w:r>
+    </w:p>
+    <w:p>
+      <w:pPr>
+        <w:spacing w:after="120"/>
+        <w:jc w:val="both"/>
+        <w:rPr>
+          <w:rFonts w:ascii="Times New Roman" w:hAnsi="Times New Roman" w:cs="Times New Roman"/>
+          <w:sz w:val="24"/>
+          <w:szCs w:val="24"/>
+          <w:lang w:val="ru-MD"/>
+        </w:rPr>
+      </w:pPr>
+      <w:r>
+        <w:rPr>
+          <w:rFonts w:ascii="Times New Roman" w:hAnsi="Times New Roman" w:cs="Times New Roman"/>
+          <w:sz w:val="24"/>
+          <w:szCs w:val="24"/>
+          <w:lang w:val="ru-MD"/>
+        </w:rPr>
+        <w:t>Гори й усі пагорби,* садовина й усі кедри;</w:t>
+      </w:r>
+    </w:p>
+    <w:p>
+      <w:pPr>
+        <w:spacing w:after="120"/>
+        <w:jc w:val="both"/>
+        <w:rPr>
+          <w:rFonts w:ascii="Times New Roman" w:hAnsi="Times New Roman" w:cs="Times New Roman"/>
+          <w:sz w:val="24"/>
+          <w:szCs w:val="24"/>
+          <w:lang w:val="ru-MD"/>
+        </w:rPr>
+      </w:pPr>
+      <w:r>
+        <w:rPr>
+          <w:rFonts w:ascii="Times New Roman" w:hAnsi="Times New Roman" w:cs="Times New Roman"/>
+          <w:sz w:val="24"/>
+          <w:szCs w:val="24"/>
+          <w:lang w:val="ru-MD"/>
+        </w:rPr>
+        <w:t>Звір дикий і скот усілякий,* гад і птах крилатий;</w:t>
+      </w:r>
+    </w:p>
+    <w:p>
+      <w:pPr>
+        <w:spacing w:after="120"/>
+        <w:jc w:val="both"/>
+        <w:rPr>
+          <w:rFonts w:ascii="Times New Roman" w:hAnsi="Times New Roman" w:cs="Times New Roman"/>
+          <w:sz w:val="24"/>
+          <w:szCs w:val="24"/>
+          <w:lang w:val="ru-MD"/>
+        </w:rPr>
+      </w:pPr>
+      <w:r>
+        <w:rPr>
+          <w:rFonts w:ascii="Times New Roman" w:hAnsi="Times New Roman" w:cs="Times New Roman"/>
+          <w:sz w:val="24"/>
+          <w:szCs w:val="24"/>
+          <w:lang w:val="ru-MD"/>
+        </w:rPr>
+        <w:t>Царі землі й усі народи,* князі й усі земні судді;</w:t>
+      </w:r>
+    </w:p>
+    <w:p>
+      <w:pPr>
+        <w:spacing w:after="120"/>
+        <w:jc w:val="both"/>
+        <w:rPr>
+          <w:rFonts w:ascii="Times New Roman" w:hAnsi="Times New Roman" w:cs="Times New Roman"/>
+          <w:sz w:val="24"/>
+          <w:szCs w:val="24"/>
+          <w:lang w:val="ru-MD"/>
+        </w:rPr>
+      </w:pPr>
+      <w:r>
+        <w:rPr>
+          <w:rFonts w:ascii="Times New Roman" w:hAnsi="Times New Roman" w:cs="Times New Roman"/>
+          <w:sz w:val="24"/>
+          <w:szCs w:val="24"/>
+          <w:lang w:val="ru-MD"/>
+        </w:rPr>
+        <w:t>Хлопці й дівчата,* старі разом з юнацтвом.</w:t>
+      </w:r>
+    </w:p>
+    <w:p>
+      <w:pPr>
+        <w:spacing w:after="120"/>
+        <w:jc w:val="both"/>
+        <w:rPr>
+          <w:rFonts w:ascii="Times New Roman" w:hAnsi="Times New Roman" w:cs="Times New Roman"/>
+          <w:sz w:val="24"/>
+          <w:szCs w:val="24"/>
+          <w:lang w:val="ru-MD"/>
+        </w:rPr>
+      </w:pPr>
+      <w:r>
+        <w:rPr>
+          <w:rFonts w:ascii="Times New Roman" w:hAnsi="Times New Roman" w:cs="Times New Roman"/>
+          <w:sz w:val="24"/>
+          <w:szCs w:val="24"/>
+          <w:lang w:val="ru-MD"/>
+        </w:rPr>
+        <w:t>Нехай ім'я Господнє хвалять, високе бо ім'я його єдине.* Велич його понад землю й небо.</w:t>
+      </w:r>
+    </w:p>
+    <w:p>
+      <w:pPr>
+        <w:spacing w:after="120"/>
+        <w:jc w:val="both"/>
+        <w:rPr>
+          <w:rFonts w:ascii="Times New Roman" w:hAnsi="Times New Roman" w:cs="Times New Roman"/>
+          <w:sz w:val="24"/>
+          <w:szCs w:val="24"/>
+          <w:lang w:val="ru-MD"/>
+        </w:rPr>
+      </w:pPr>
+      <w:r>
+        <w:rPr>
+          <w:rFonts w:ascii="Times New Roman" w:hAnsi="Times New Roman" w:cs="Times New Roman"/>
+          <w:sz w:val="24"/>
+          <w:szCs w:val="24"/>
+          <w:lang w:val="ru-MD"/>
+        </w:rPr>
+        <w:t>Він підняв ріг народу свого.* Хвала всім його святим, синам Ізраїля, народові, що йому близький.</w:t>
+      </w:r>
+    </w:p>
+    <w:p>
+      <w:pPr>
+        <w:spacing w:after="120"/>
+        <w:jc w:val="center"/>
+        <w:rPr>
+          <w:rFonts w:ascii="Times New Roman" w:hAnsi="Times New Roman" w:cs="Times New Roman"/>
+          <w:b/>
+          <w:i/>
+          <w:color w:val="FF0000"/>
+          <w:sz w:val="24"/>
+          <w:szCs w:val="24"/>
+          <w:lang w:val="ru-MD"/>
+        </w:rPr>
+      </w:pPr>
+      <w:r>
+        <w:rPr>
+          <w:rFonts w:ascii="Times New Roman" w:hAnsi="Times New Roman" w:cs="Times New Roman"/>
+          <w:b/>
+          <w:i/>
+          <w:color w:val="FF0000"/>
+          <w:sz w:val="24"/>
+          <w:szCs w:val="24"/>
+          <w:lang w:val="ru-MD"/>
+        </w:rPr>
+        <w:t>Псалом 149</w:t>
+      </w:r>
+    </w:p>
+    <w:p>
+      <w:pPr>
+        <w:spacing w:after="120"/>
+        <w:jc w:val="both"/>
+        <w:rPr>
+          <w:rFonts w:ascii="Times New Roman" w:hAnsi="Times New Roman" w:cs="Times New Roman"/>
+          <w:sz w:val="24"/>
+          <w:szCs w:val="24"/>
+          <w:lang w:val="ru-MD"/>
+        </w:rPr>
+      </w:pPr>
+      <w:r>
+        <w:rPr>
+          <w:rFonts w:ascii="Times New Roman" w:hAnsi="Times New Roman" w:cs="Times New Roman"/>
+          <w:sz w:val="24"/>
+          <w:szCs w:val="24"/>
+          <w:lang w:val="ru-MD"/>
+        </w:rPr>
+        <w:t>Співайте Господеві нову пісню,* а хвалу йому на зборі праведників.</w:t>
+      </w:r>
+    </w:p>
+    <w:p>
+      <w:pPr>
+        <w:spacing w:after="120"/>
+        <w:jc w:val="both"/>
+        <w:rPr>
+          <w:rFonts w:ascii="Times New Roman" w:hAnsi="Times New Roman" w:cs="Times New Roman"/>
+          <w:sz w:val="24"/>
+          <w:szCs w:val="24"/>
+          <w:lang w:val="ru-MD"/>
+        </w:rPr>
+      </w:pPr>
+      <w:r>
+        <w:rPr>
+          <w:rFonts w:ascii="Times New Roman" w:hAnsi="Times New Roman" w:cs="Times New Roman"/>
+          <w:sz w:val="24"/>
+          <w:szCs w:val="24"/>
+          <w:lang w:val="ru-MD"/>
+        </w:rPr>
+        <w:t>Нехай Ізраїль своїм Творцем радіє,* нехай своїм царем сини Сіону веселяться.</w:t>
+      </w:r>
+    </w:p>
+    <w:p>
+      <w:pPr>
+        <w:spacing w:after="120"/>
+        <w:jc w:val="both"/>
+        <w:rPr>
+          <w:rFonts w:ascii="Times New Roman" w:hAnsi="Times New Roman" w:cs="Times New Roman"/>
+          <w:sz w:val="24"/>
+          <w:szCs w:val="24"/>
+          <w:lang w:val="ru-MD"/>
+        </w:rPr>
+      </w:pPr>
+      <w:r>
+        <w:rPr>
+          <w:rFonts w:ascii="Times New Roman" w:hAnsi="Times New Roman" w:cs="Times New Roman"/>
+          <w:sz w:val="24"/>
+          <w:szCs w:val="24"/>
+          <w:lang w:val="ru-MD"/>
+        </w:rPr>
+        <w:t>Нехай хвалять ім'я його танком,* при бубні й при гарфі нехай йому співають.</w:t>
+      </w:r>
+    </w:p>
+    <w:p>
+      <w:pPr>
+        <w:spacing w:after="120"/>
+        <w:jc w:val="both"/>
+        <w:rPr>
+          <w:rFonts w:ascii="Times New Roman" w:hAnsi="Times New Roman" w:cs="Times New Roman"/>
+          <w:sz w:val="24"/>
+          <w:szCs w:val="24"/>
+          <w:lang w:val="ru-MD"/>
+        </w:rPr>
+      </w:pPr>
+      <w:r>
+        <w:rPr>
+          <w:rFonts w:ascii="Times New Roman" w:hAnsi="Times New Roman" w:cs="Times New Roman"/>
+          <w:sz w:val="24"/>
+          <w:szCs w:val="24"/>
+          <w:lang w:val="ru-MD"/>
+        </w:rPr>
+        <w:t>Господь бо ласкавий до народу свого,* оздоблює перемогою покірних.</w:t>
+      </w:r>
+    </w:p>
+    <w:p>
+      <w:pPr>
+        <w:spacing w:after="120"/>
+        <w:jc w:val="both"/>
+        <w:rPr>
+          <w:rFonts w:ascii="Times New Roman" w:hAnsi="Times New Roman" w:cs="Times New Roman"/>
+          <w:sz w:val="24"/>
+          <w:szCs w:val="24"/>
+          <w:lang w:val="ru-MD"/>
+        </w:rPr>
+      </w:pPr>
+      <w:r>
+        <w:rPr>
+          <w:rFonts w:ascii="Times New Roman" w:hAnsi="Times New Roman" w:cs="Times New Roman"/>
+          <w:sz w:val="24"/>
+          <w:szCs w:val="24"/>
+          <w:lang w:val="ru-MD"/>
+        </w:rPr>
+        <w:t>Нехай торжествують праведні у славі,* на своїх ложах нехай ликують.</w:t>
+      </w:r>
+    </w:p>
+    <w:p>
+      <w:pPr>
+        <w:spacing w:after="120"/>
+        <w:jc w:val="both"/>
+        <w:rPr>
+          <w:rFonts w:ascii="Times New Roman" w:hAnsi="Times New Roman" w:cs="Times New Roman"/>
+          <w:sz w:val="24"/>
+          <w:szCs w:val="24"/>
+          <w:lang w:val="ru-MD"/>
+        </w:rPr>
+      </w:pPr>
+      <w:r>
+        <w:rPr>
+          <w:rFonts w:ascii="Times New Roman" w:hAnsi="Times New Roman" w:cs="Times New Roman"/>
+          <w:sz w:val="24"/>
+          <w:szCs w:val="24"/>
+          <w:lang w:val="ru-MD"/>
+        </w:rPr>
+        <w:t>Нехай хвала Божа буде на устах у них,* і двосічний меч у руці в них.</w:t>
+      </w:r>
+    </w:p>
+    <w:p>
+      <w:pPr>
+        <w:spacing w:after="120"/>
+        <w:jc w:val="both"/>
+        <w:rPr>
+          <w:rFonts w:ascii="Times New Roman" w:hAnsi="Times New Roman" w:cs="Times New Roman"/>
+          <w:sz w:val="24"/>
+          <w:szCs w:val="24"/>
+          <w:lang w:val="ru-MD"/>
+        </w:rPr>
+      </w:pPr>
+      <w:r>
+        <w:rPr>
+          <w:rFonts w:ascii="Times New Roman" w:hAnsi="Times New Roman" w:cs="Times New Roman"/>
+          <w:sz w:val="24"/>
+          <w:szCs w:val="24"/>
+          <w:lang w:val="ru-MD"/>
+        </w:rPr>
+        <w:t>Щоб між народами вчинити відплату,* між племенами – покарання.</w:t>
+      </w:r>
+    </w:p>
+    <w:p>
+      <w:pPr>
+        <w:spacing w:after="120"/>
+        <w:jc w:val="both"/>
+        <w:rPr>
+          <w:rFonts w:ascii="Times New Roman" w:hAnsi="Times New Roman" w:cs="Times New Roman"/>
+          <w:sz w:val="24"/>
+          <w:szCs w:val="24"/>
+          <w:lang w:val="ru-MD"/>
+        </w:rPr>
+      </w:pPr>
+      <w:r>
+        <w:rPr>
+          <w:rFonts w:ascii="Times New Roman" w:hAnsi="Times New Roman" w:cs="Times New Roman"/>
+          <w:sz w:val="24"/>
+          <w:szCs w:val="24"/>
+          <w:lang w:val="ru-MD"/>
+        </w:rPr>
+        <w:t>Щоб їхніх царів закути в кайдани,* а їхніх вельмож – у залізні окови.</w:t>
+      </w:r>
+    </w:p>
+    <w:p>
+      <w:pPr>
+        <w:pStyle w:val="Heading1"/>
+      </w:pPr>
+      <w:r>
+        <w:rPr>
+          <w:lang w:val="ru-MD"/>
+        </w:rPr>
+        <w:lastRenderedPageBreak/>
+        <w:t>#</w:t>
+      </w:r>
+      <w:r>
+        <w:t>хвалитні</w:t>
+      </w:r>
+      <w:r>
+        <w:rPr>
+          <w:lang w:val="ru-MD"/>
+        </w:rPr>
+        <w:t>_</w:t>
+      </w:r>
+      <w:r>
+        <w:t>будень</w:t>
       </w:r>
     </w:p>
     <w:p>
@@ -14483,16 +17239,47 @@
         <w:spacing w:before="0" w:after="120"/>
         <w:jc w:val="center"/>
         <w:rPr>
-          <w:rFonts w:ascii="Times New Roman" w:hAnsi="Times New Roman" w:cs="Times New Roman"/>
-          <w:color w:val="FF0000"/>
-          <w:sz w:val="24"/>
-          <w:szCs w:val="24"/>
-          <w:lang w:val="ru-MD"/>
-        </w:rPr>
-      </w:pPr>
-      <w:r>
-        <w:rPr>
-          <w:rFonts w:ascii="Times New Roman" w:hAnsi="Times New Roman" w:cs="Times New Roman"/>
+          <w:rFonts w:ascii="Times New Roman" w:eastAsia="Times New Roman" w:hAnsi="Times New Roman" w:cs="Times New Roman"/>
+          <w:b/>
+          <w:i/>
+          <w:color w:val="FF0000"/>
+          <w:sz w:val="24"/>
+          <w:szCs w:val="24"/>
+          <w:lang w:val="ru-MD"/>
+        </w:rPr>
+      </w:pPr>
+      <w:r>
+        <w:rPr>
+          <w:rFonts w:ascii="Times New Roman" w:eastAsia="Times New Roman" w:hAnsi="Times New Roman" w:cs="Times New Roman"/>
+          <w:b/>
+          <w:i/>
+          <w:color w:val="FF0000"/>
+          <w:sz w:val="24"/>
+          <w:szCs w:val="24"/>
+          <w:lang w:val="ru-MD"/>
+        </w:rPr>
+        <w:t>Хвалитні</w:t>
+      </w:r>
+    </w:p>
+    <w:p>
+      <w:pPr>
+        <w:spacing w:after="120"/>
+        <w:jc w:val="center"/>
+        <w:rPr>
+          <w:rFonts w:ascii="Times New Roman" w:hAnsi="Times New Roman"/>
+          <w:b/>
+          <w:i/>
+          <w:color w:val="FF0000"/>
+          <w:sz w:val="24"/>
+          <w:szCs w:val="24"/>
+          <w:lang w:val="ru-MD"/>
+        </w:rPr>
+      </w:pPr>
+      <w:r>
+        <w:rPr>
+          <w:rFonts w:ascii="Times New Roman" w:hAnsi="Times New Roman"/>
+          <w:b/>
+          <w:i/>
           <w:color w:val="FF0000"/>
           <w:sz w:val="24"/>
           <w:szCs w:val="24"/>
@@ -14504,29 +17291,303 @@
     <w:p>
       <w:pPr>
         <w:spacing w:after="120"/>
-        <w:rPr>
-          <w:rFonts w:ascii="Times New Roman" w:hAnsi="Times New Roman" w:cs="Times New Roman"/>
-          <w:i/>
-          <w:color w:val="FF0000"/>
-          <w:sz w:val="24"/>
-          <w:szCs w:val="24"/>
-          <w:lang w:val="ru-MD"/>
-        </w:rPr>
-      </w:pPr>
-      <w:r>
-        <w:rPr>
-          <w:rFonts w:ascii="Times New Roman" w:hAnsi="Times New Roman" w:cs="Times New Roman"/>
-          <w:i/>
-          <w:color w:val="FF0000"/>
-          <w:sz w:val="24"/>
-          <w:szCs w:val="24"/>
-          <w:lang w:val="ru-MD"/>
-        </w:rPr>
-        <w:t xml:space="preserve">Два перших стихи </w:t>
-      </w:r>
-      <w:r>
-        <w:rPr>
-          <w:rFonts w:ascii="Times New Roman" w:hAnsi="Times New Roman" w:cs="Times New Roman"/>
+        <w:jc w:val="both"/>
+        <w:rPr>
+          <w:rFonts w:ascii="Times New Roman" w:hAnsi="Times New Roman"/>
+          <w:sz w:val="24"/>
+          <w:szCs w:val="24"/>
+          <w:lang w:val="ru-MD"/>
+        </w:rPr>
+      </w:pPr>
+      <w:r>
+        <w:rPr>
+          <w:rFonts w:ascii="Times New Roman" w:hAnsi="Times New Roman"/>
+          <w:sz w:val="24"/>
+          <w:szCs w:val="24"/>
+          <w:lang w:val="ru-MD"/>
+        </w:rPr>
+        <w:t>Хваліте Господа з неба,* хваліте його на висотах.</w:t>
+      </w:r>
+    </w:p>
+    <w:p>
+      <w:pPr>
+        <w:spacing w:after="120"/>
+        <w:jc w:val="both"/>
+        <w:rPr>
+          <w:rFonts w:ascii="Times New Roman" w:hAnsi="Times New Roman"/>
+          <w:sz w:val="24"/>
+          <w:szCs w:val="24"/>
+          <w:lang w:val="ru-MD"/>
+        </w:rPr>
+      </w:pPr>
+      <w:r>
+        <w:rPr>
+          <w:rFonts w:ascii="Times New Roman" w:hAnsi="Times New Roman"/>
+          <w:sz w:val="24"/>
+          <w:szCs w:val="24"/>
+          <w:lang w:val="ru-MD"/>
+        </w:rPr>
+        <w:t>Хваліте його, всі ангели його,* хваліте його, всі воїнства небесні.</w:t>
+      </w:r>
+    </w:p>
+    <w:p>
+      <w:pPr>
+        <w:spacing w:after="120"/>
+        <w:jc w:val="both"/>
+        <w:rPr>
+          <w:rFonts w:ascii="Times New Roman" w:hAnsi="Times New Roman"/>
+          <w:sz w:val="24"/>
+          <w:szCs w:val="24"/>
+          <w:lang w:val="ru-MD"/>
+        </w:rPr>
+      </w:pPr>
+      <w:r>
+        <w:rPr>
+          <w:rFonts w:ascii="Times New Roman" w:eastAsia="Gungsuh" w:hAnsi="Times New Roman" w:cs="Gungsuh"/>
+          <w:sz w:val="24"/>
+          <w:szCs w:val="24"/>
+          <w:lang w:val="ru-MD"/>
+        </w:rPr>
+        <w:t>Хваліте його, ви − сонце й місяцю,* хваліте його, всі ясні зорі.</w:t>
+      </w:r>
+    </w:p>
+    <w:p>
+      <w:pPr>
+        <w:spacing w:after="120"/>
+        <w:jc w:val="both"/>
+        <w:rPr>
+          <w:rFonts w:ascii="Times New Roman" w:hAnsi="Times New Roman"/>
+          <w:sz w:val="24"/>
+          <w:szCs w:val="24"/>
+          <w:lang w:val="ru-MD"/>
+        </w:rPr>
+      </w:pPr>
+      <w:r>
+        <w:rPr>
+          <w:rFonts w:ascii="Times New Roman" w:hAnsi="Times New Roman"/>
+          <w:sz w:val="24"/>
+          <w:szCs w:val="24"/>
+          <w:lang w:val="ru-MD"/>
+        </w:rPr>
+        <w:t>Хваліте його, ви – небеса небес* і води, що над небесами.</w:t>
+      </w:r>
+    </w:p>
+    <w:p>
+      <w:pPr>
+        <w:spacing w:after="120"/>
+        <w:jc w:val="both"/>
+        <w:rPr>
+          <w:rFonts w:ascii="Times New Roman" w:hAnsi="Times New Roman"/>
+          <w:sz w:val="24"/>
+          <w:szCs w:val="24"/>
+          <w:lang w:val="ru-MD"/>
+        </w:rPr>
+      </w:pPr>
+      <w:r>
+        <w:rPr>
+          <w:rFonts w:ascii="Times New Roman" w:hAnsi="Times New Roman"/>
+          <w:sz w:val="24"/>
+          <w:szCs w:val="24"/>
+          <w:lang w:val="ru-MD"/>
+        </w:rPr>
+        <w:t>Нехай вони ім'я Господнє хвалять,* бо він повелів, і створились.</w:t>
+      </w:r>
+    </w:p>
+    <w:p>
+      <w:pPr>
+        <w:spacing w:after="120"/>
+        <w:jc w:val="both"/>
+        <w:rPr>
+          <w:rFonts w:ascii="Times New Roman" w:hAnsi="Times New Roman"/>
+          <w:sz w:val="24"/>
+          <w:szCs w:val="24"/>
+          <w:lang w:val="ru-MD"/>
+        </w:rPr>
+      </w:pPr>
+      <w:r>
+        <w:rPr>
+          <w:rFonts w:ascii="Times New Roman" w:hAnsi="Times New Roman"/>
+          <w:sz w:val="24"/>
+          <w:szCs w:val="24"/>
+          <w:lang w:val="ru-MD"/>
+        </w:rPr>
+        <w:t>Поставив їх на віки віків* і дав закон, що не перейде.</w:t>
+      </w:r>
+    </w:p>
+    <w:p>
+      <w:pPr>
+        <w:spacing w:after="120"/>
+        <w:jc w:val="both"/>
+        <w:rPr>
+          <w:rFonts w:ascii="Times New Roman" w:hAnsi="Times New Roman"/>
+          <w:sz w:val="24"/>
+          <w:szCs w:val="24"/>
+          <w:lang w:val="ru-MD"/>
+        </w:rPr>
+      </w:pPr>
+      <w:r>
+        <w:rPr>
+          <w:rFonts w:ascii="Times New Roman" w:hAnsi="Times New Roman"/>
+          <w:sz w:val="24"/>
+          <w:szCs w:val="24"/>
+          <w:lang w:val="ru-MD"/>
+        </w:rPr>
+        <w:t>Хваліте Господа з землі,* кити і всі морські безодні;</w:t>
+      </w:r>
+    </w:p>
+    <w:p>
+      <w:pPr>
+        <w:spacing w:after="120"/>
+        <w:jc w:val="both"/>
+        <w:rPr>
+          <w:rFonts w:ascii="Times New Roman" w:hAnsi="Times New Roman"/>
+          <w:sz w:val="24"/>
+          <w:szCs w:val="24"/>
+          <w:lang w:val="ru-MD"/>
+        </w:rPr>
+      </w:pPr>
+      <w:r>
+        <w:rPr>
+          <w:rFonts w:ascii="Times New Roman" w:hAnsi="Times New Roman"/>
+          <w:sz w:val="24"/>
+          <w:szCs w:val="24"/>
+          <w:lang w:val="ru-MD"/>
+        </w:rPr>
+        <w:t>Вогонь і град, сніг і туман,* і буйний вітер, який виконує його слово;</w:t>
+      </w:r>
+    </w:p>
+    <w:p>
+      <w:pPr>
+        <w:spacing w:after="120"/>
+        <w:jc w:val="both"/>
+        <w:rPr>
+          <w:rFonts w:ascii="Times New Roman" w:hAnsi="Times New Roman"/>
+          <w:sz w:val="24"/>
+          <w:szCs w:val="24"/>
+          <w:lang w:val="ru-MD"/>
+        </w:rPr>
+      </w:pPr>
+      <w:r>
+        <w:rPr>
+          <w:rFonts w:ascii="Times New Roman" w:hAnsi="Times New Roman"/>
+          <w:sz w:val="24"/>
+          <w:szCs w:val="24"/>
+          <w:lang w:val="ru-MD"/>
+        </w:rPr>
+        <w:t>Гори й усі пагорби,* садовина й усі кедри;</w:t>
+      </w:r>
+    </w:p>
+    <w:p>
+      <w:pPr>
+        <w:spacing w:after="120"/>
+        <w:jc w:val="both"/>
+        <w:rPr>
+          <w:rFonts w:ascii="Times New Roman" w:hAnsi="Times New Roman"/>
+          <w:sz w:val="24"/>
+          <w:szCs w:val="24"/>
+          <w:lang w:val="ru-MD"/>
+        </w:rPr>
+      </w:pPr>
+      <w:r>
+        <w:rPr>
+          <w:rFonts w:ascii="Times New Roman" w:hAnsi="Times New Roman"/>
+          <w:sz w:val="24"/>
+          <w:szCs w:val="24"/>
+          <w:lang w:val="ru-MD"/>
+        </w:rPr>
+        <w:t>Звір дикий і скот усілякий,* гад і птах крилатий;</w:t>
+      </w:r>
+    </w:p>
+    <w:p>
+      <w:pPr>
+        <w:spacing w:after="120"/>
+        <w:jc w:val="both"/>
+        <w:rPr>
+          <w:rFonts w:ascii="Times New Roman" w:hAnsi="Times New Roman"/>
+          <w:sz w:val="24"/>
+          <w:szCs w:val="24"/>
+          <w:lang w:val="ru-MD"/>
+        </w:rPr>
+      </w:pPr>
+      <w:r>
+        <w:rPr>
+          <w:rFonts w:ascii="Times New Roman" w:hAnsi="Times New Roman"/>
+          <w:sz w:val="24"/>
+          <w:szCs w:val="24"/>
+          <w:lang w:val="ru-MD"/>
+        </w:rPr>
+        <w:t>Царі землі й усі народи,* князі й усі земні судді;</w:t>
+      </w:r>
+    </w:p>
+    <w:p>
+      <w:pPr>
+        <w:spacing w:after="120"/>
+        <w:jc w:val="both"/>
+        <w:rPr>
+          <w:rFonts w:ascii="Times New Roman" w:hAnsi="Times New Roman"/>
+          <w:sz w:val="24"/>
+          <w:szCs w:val="24"/>
+          <w:lang w:val="ru-MD"/>
+        </w:rPr>
+      </w:pPr>
+      <w:r>
+        <w:rPr>
+          <w:rFonts w:ascii="Times New Roman" w:hAnsi="Times New Roman"/>
+          <w:sz w:val="24"/>
+          <w:szCs w:val="24"/>
+          <w:lang w:val="ru-MD"/>
+        </w:rPr>
+        <w:t>Хлопці й дівчата,* старі разом з юнацтвом.</w:t>
+      </w:r>
+    </w:p>
+    <w:p>
+      <w:pPr>
+        <w:spacing w:after="120"/>
+        <w:jc w:val="both"/>
+        <w:rPr>
+          <w:rFonts w:ascii="Times New Roman" w:hAnsi="Times New Roman"/>
+          <w:sz w:val="24"/>
+          <w:szCs w:val="24"/>
+          <w:lang w:val="ru-MD"/>
+        </w:rPr>
+      </w:pPr>
+      <w:r>
+        <w:rPr>
+          <w:rFonts w:ascii="Times New Roman" w:hAnsi="Times New Roman"/>
+          <w:sz w:val="24"/>
+          <w:szCs w:val="24"/>
+          <w:lang w:val="ru-MD"/>
+        </w:rPr>
+        <w:t>Нехай ім'я Господнє хвалять, високе бо ім'я його єдине.* Велич його понад землю й небо.</w:t>
+      </w:r>
+    </w:p>
+    <w:p>
+      <w:pPr>
+        <w:spacing w:after="120"/>
+        <w:jc w:val="both"/>
+        <w:rPr>
+          <w:rFonts w:ascii="Times New Roman" w:hAnsi="Times New Roman"/>
+          <w:sz w:val="24"/>
+          <w:szCs w:val="24"/>
+          <w:lang w:val="ru-MD"/>
+        </w:rPr>
+      </w:pPr>
+      <w:r>
+        <w:rPr>
+          <w:rFonts w:ascii="Times New Roman" w:hAnsi="Times New Roman"/>
+          <w:sz w:val="24"/>
+          <w:szCs w:val="24"/>
+          <w:lang w:val="ru-MD"/>
+        </w:rPr>
+        <w:t>Він підняв ріг народу свого.* Хвала всім його святим, синам Ізраїля, народові, що йому близький.</w:t>
+      </w:r>
+    </w:p>
+    <w:p>
+      <w:pPr>
+        <w:spacing w:after="120"/>
+        <w:jc w:val="center"/>
+        <w:rPr>
+          <w:rFonts w:ascii="Times New Roman" w:hAnsi="Times New Roman"/>
           <w:b/>
           <w:i/>
           <w:color w:val="FF0000"/>
@@ -14534,324 +17595,401 @@
           <w:szCs w:val="24"/>
           <w:lang w:val="ru-MD"/>
         </w:rPr>
-        <w:t>хвалитних</w:t>
-      </w:r>
-      <w:r>
-        <w:rPr>
-          <w:rFonts w:ascii="Times New Roman" w:hAnsi="Times New Roman" w:cs="Times New Roman"/>
-          <w:i/>
-          <w:color w:val="FF0000"/>
-          <w:sz w:val="24"/>
-          <w:szCs w:val="24"/>
-          <w:lang w:val="ru-MD"/>
-        </w:rPr>
-        <w:t xml:space="preserve"> на глас 1:</w:t>
-      </w:r>
-    </w:p>
-    <w:p>
-      <w:pPr>
-        <w:spacing w:after="120"/>
-        <w:jc w:val="both"/>
-        <w:rPr>
-          <w:rFonts w:ascii="Times New Roman" w:hAnsi="Times New Roman" w:cs="Times New Roman"/>
+      </w:pPr>
+      <w:r>
+        <w:rPr>
+          <w:rFonts w:ascii="Times New Roman" w:hAnsi="Times New Roman"/>
           <w:b/>
-          <w:sz w:val="24"/>
-          <w:szCs w:val="24"/>
-          <w:lang w:val="ru-MD"/>
-        </w:rPr>
-      </w:pPr>
-      <w:r>
-        <w:rPr>
-          <w:rFonts w:ascii="Times New Roman" w:hAnsi="Times New Roman" w:cs="Times New Roman"/>
+          <w:i/>
+          <w:color w:val="FF0000"/>
+          <w:sz w:val="24"/>
+          <w:szCs w:val="24"/>
+          <w:lang w:val="ru-MD"/>
+        </w:rPr>
+        <w:t>Псалом 149</w:t>
+      </w:r>
+    </w:p>
+    <w:p>
+      <w:pPr>
+        <w:spacing w:after="120"/>
+        <w:jc w:val="both"/>
+        <w:rPr>
+          <w:rFonts w:ascii="Times New Roman" w:hAnsi="Times New Roman"/>
+          <w:sz w:val="24"/>
+          <w:szCs w:val="24"/>
+          <w:lang w:val="ru-MD"/>
+        </w:rPr>
+      </w:pPr>
+      <w:r>
+        <w:rPr>
+          <w:rFonts w:ascii="Times New Roman" w:hAnsi="Times New Roman"/>
+          <w:sz w:val="24"/>
+          <w:szCs w:val="24"/>
+          <w:lang w:val="ru-MD"/>
+        </w:rPr>
+        <w:t>Співайте Господеві нову пісню,* а хвалу йому на зборі праведників.</w:t>
+      </w:r>
+    </w:p>
+    <w:p>
+      <w:pPr>
+        <w:spacing w:after="120"/>
+        <w:jc w:val="both"/>
+        <w:rPr>
+          <w:rFonts w:ascii="Times New Roman" w:hAnsi="Times New Roman"/>
+          <w:sz w:val="24"/>
+          <w:szCs w:val="24"/>
+          <w:lang w:val="ru-MD"/>
+        </w:rPr>
+      </w:pPr>
+      <w:r>
+        <w:rPr>
+          <w:rFonts w:ascii="Times New Roman" w:hAnsi="Times New Roman"/>
+          <w:sz w:val="24"/>
+          <w:szCs w:val="24"/>
+          <w:lang w:val="ru-MD"/>
+        </w:rPr>
+        <w:t>Нехай Ізраїль своїм Творцем радіє,* нехай своїм царем сини Сіону веселяться.</w:t>
+      </w:r>
+    </w:p>
+    <w:p>
+      <w:pPr>
+        <w:spacing w:after="120"/>
+        <w:jc w:val="both"/>
+        <w:rPr>
+          <w:rFonts w:ascii="Times New Roman" w:hAnsi="Times New Roman"/>
+          <w:sz w:val="24"/>
+          <w:szCs w:val="24"/>
+          <w:lang w:val="ru-MD"/>
+        </w:rPr>
+      </w:pPr>
+      <w:r>
+        <w:rPr>
+          <w:rFonts w:ascii="Times New Roman" w:hAnsi="Times New Roman"/>
+          <w:sz w:val="24"/>
+          <w:szCs w:val="24"/>
+          <w:lang w:val="ru-MD"/>
+        </w:rPr>
+        <w:t>Нехай хвалять ім'я його танком,* при бубні й при гарфі нехай йому співають.</w:t>
+      </w:r>
+    </w:p>
+    <w:p>
+      <w:pPr>
+        <w:spacing w:after="120"/>
+        <w:jc w:val="both"/>
+        <w:rPr>
+          <w:rFonts w:ascii="Times New Roman" w:hAnsi="Times New Roman"/>
+          <w:sz w:val="24"/>
+          <w:szCs w:val="24"/>
+          <w:lang w:val="ru-MD"/>
+        </w:rPr>
+      </w:pPr>
+      <w:r>
+        <w:rPr>
+          <w:rFonts w:ascii="Times New Roman" w:hAnsi="Times New Roman"/>
+          <w:sz w:val="24"/>
+          <w:szCs w:val="24"/>
+          <w:lang w:val="ru-MD"/>
+        </w:rPr>
+        <w:t>Господь бо ласкавий до народу свого,* оздоблює перемогою покірних.</w:t>
+      </w:r>
+    </w:p>
+    <w:p>
+      <w:pPr>
+        <w:spacing w:after="120"/>
+        <w:jc w:val="both"/>
+        <w:rPr>
+          <w:rFonts w:ascii="Times New Roman" w:hAnsi="Times New Roman"/>
+          <w:sz w:val="24"/>
+          <w:szCs w:val="24"/>
+          <w:lang w:val="ru-MD"/>
+        </w:rPr>
+      </w:pPr>
+      <w:r>
+        <w:rPr>
+          <w:rFonts w:ascii="Times New Roman" w:hAnsi="Times New Roman"/>
+          <w:sz w:val="24"/>
+          <w:szCs w:val="24"/>
+          <w:lang w:val="ru-MD"/>
+        </w:rPr>
+        <w:t>Нехай торжествують праведні у славі,* на своїх ложах нехай ликують.</w:t>
+      </w:r>
+    </w:p>
+    <w:p>
+      <w:pPr>
+        <w:spacing w:after="120"/>
+        <w:jc w:val="both"/>
+        <w:rPr>
+          <w:rFonts w:ascii="Times New Roman" w:hAnsi="Times New Roman"/>
+          <w:sz w:val="24"/>
+          <w:szCs w:val="24"/>
+          <w:lang w:val="ru-MD"/>
+        </w:rPr>
+      </w:pPr>
+      <w:r>
+        <w:rPr>
+          <w:rFonts w:ascii="Times New Roman" w:hAnsi="Times New Roman"/>
+          <w:sz w:val="24"/>
+          <w:szCs w:val="24"/>
+          <w:lang w:val="ru-MD"/>
+        </w:rPr>
+        <w:t>Нехай хвала Божа буде на устах у них,* і двосічний меч у руці в них.</w:t>
+      </w:r>
+    </w:p>
+    <w:p>
+      <w:pPr>
+        <w:spacing w:after="120"/>
+        <w:jc w:val="both"/>
+        <w:rPr>
+          <w:rFonts w:ascii="Times New Roman" w:hAnsi="Times New Roman"/>
+          <w:sz w:val="24"/>
+          <w:szCs w:val="24"/>
+          <w:lang w:val="ru-MD"/>
+        </w:rPr>
+      </w:pPr>
+      <w:r>
+        <w:rPr>
+          <w:rFonts w:ascii="Times New Roman" w:hAnsi="Times New Roman"/>
+          <w:sz w:val="24"/>
+          <w:szCs w:val="24"/>
+          <w:lang w:val="ru-MD"/>
+        </w:rPr>
+        <w:t>Щоб між народами вчинити відплату,* між племенами – покарання.</w:t>
+      </w:r>
+    </w:p>
+    <w:p>
+      <w:pPr>
+        <w:spacing w:after="120"/>
+        <w:jc w:val="both"/>
+        <w:rPr>
+          <w:rFonts w:ascii="Times New Roman" w:hAnsi="Times New Roman"/>
+          <w:sz w:val="24"/>
+          <w:szCs w:val="24"/>
+          <w:lang w:val="ru-MD"/>
+        </w:rPr>
+      </w:pPr>
+      <w:r>
+        <w:rPr>
+          <w:rFonts w:ascii="Times New Roman" w:hAnsi="Times New Roman"/>
+          <w:sz w:val="24"/>
+          <w:szCs w:val="24"/>
+          <w:lang w:val="ru-MD"/>
+        </w:rPr>
+        <w:t>Щоб їхніх царів закути в кайдани,* а їхніх вельмож – у залізні окови.</w:t>
+      </w:r>
+    </w:p>
+    <w:p>
+      <w:pPr>
+        <w:spacing w:after="120"/>
+        <w:jc w:val="both"/>
+        <w:rPr>
+          <w:rFonts w:ascii="Times New Roman" w:hAnsi="Times New Roman"/>
+          <w:sz w:val="24"/>
+          <w:szCs w:val="24"/>
+          <w:lang w:val="ru-MD"/>
+        </w:rPr>
+      </w:pPr>
+      <w:r>
+        <w:rPr>
+          <w:rFonts w:ascii="Times New Roman" w:hAnsi="Times New Roman"/>
+          <w:sz w:val="24"/>
+          <w:szCs w:val="24"/>
+          <w:lang w:val="ru-MD"/>
+        </w:rPr>
+        <w:t>Щоб суд написаний над ними вчинити.* Це слава всіх його преподобних.</w:t>
+      </w:r>
+    </w:p>
+    <w:p>
+      <w:pPr>
+        <w:spacing w:after="120"/>
+        <w:jc w:val="center"/>
+        <w:rPr>
+          <w:rFonts w:ascii="Times New Roman" w:hAnsi="Times New Roman"/>
           <w:b/>
-          <w:sz w:val="24"/>
-          <w:szCs w:val="24"/>
-          <w:lang w:val="ru-MD"/>
-        </w:rPr>
-        <w:t>Усе, що живе, нехай хвалить Господа.* Хваліте Господа з неба,* хваліте його на висотах.* Тобі належить пісня, о Боже.</w:t>
-      </w:r>
-    </w:p>
-    <w:p>
-      <w:pPr>
-        <w:spacing w:after="120"/>
-        <w:jc w:val="both"/>
-        <w:rPr>
-          <w:rFonts w:ascii="Times New Roman" w:hAnsi="Times New Roman" w:cs="Times New Roman"/>
+          <w:i/>
+          <w:color w:val="FF0000"/>
+          <w:sz w:val="24"/>
+          <w:szCs w:val="24"/>
+          <w:lang w:val="ru-MD"/>
+        </w:rPr>
+      </w:pPr>
+      <w:r>
+        <w:rPr>
+          <w:rFonts w:ascii="Times New Roman" w:hAnsi="Times New Roman"/>
           <w:b/>
-          <w:sz w:val="24"/>
-          <w:szCs w:val="24"/>
-          <w:lang w:val="ru-MD"/>
-        </w:rPr>
-      </w:pPr>
-      <w:r>
-        <w:rPr>
-          <w:rFonts w:ascii="Times New Roman" w:hAnsi="Times New Roman" w:cs="Times New Roman"/>
+          <w:i/>
+          <w:color w:val="FF0000"/>
+          <w:sz w:val="24"/>
+          <w:szCs w:val="24"/>
+          <w:lang w:val="ru-MD"/>
+        </w:rPr>
+        <w:t>Псалом 150</w:t>
+      </w:r>
+    </w:p>
+    <w:p>
+      <w:pPr>
+        <w:spacing w:after="120"/>
+        <w:jc w:val="both"/>
+        <w:rPr>
+          <w:rFonts w:ascii="Times New Roman" w:hAnsi="Times New Roman"/>
+          <w:sz w:val="24"/>
+          <w:szCs w:val="24"/>
+          <w:lang w:val="ru-MD"/>
+        </w:rPr>
+      </w:pPr>
+      <w:r>
+        <w:rPr>
+          <w:rFonts w:ascii="Times New Roman" w:hAnsi="Times New Roman"/>
+          <w:sz w:val="24"/>
+          <w:szCs w:val="24"/>
+          <w:lang w:val="ru-MD"/>
+        </w:rPr>
+        <w:t>Хваліте Бога у святині його,* хваліте його у твердині сили його.</w:t>
+      </w:r>
+    </w:p>
+    <w:p>
+      <w:pPr>
+        <w:spacing w:after="120"/>
+        <w:jc w:val="both"/>
+        <w:rPr>
+          <w:rFonts w:ascii="Times New Roman" w:hAnsi="Times New Roman"/>
+          <w:sz w:val="24"/>
+          <w:szCs w:val="24"/>
+          <w:lang w:val="ru-MD"/>
+        </w:rPr>
+      </w:pPr>
+      <w:r>
+        <w:rPr>
+          <w:rFonts w:ascii="Times New Roman" w:hAnsi="Times New Roman"/>
+          <w:sz w:val="24"/>
+          <w:szCs w:val="24"/>
+          <w:lang w:val="ru-MD"/>
+        </w:rPr>
+        <w:t>Хваліте його за його подвиги великі,* хваліте його в його величі безмежній.</w:t>
+      </w:r>
+    </w:p>
+    <w:p>
+      <w:pPr>
+        <w:spacing w:after="120"/>
+        <w:jc w:val="both"/>
+        <w:rPr>
+          <w:rFonts w:ascii="Times New Roman" w:hAnsi="Times New Roman"/>
+          <w:sz w:val="24"/>
+          <w:szCs w:val="24"/>
+          <w:lang w:val="ru-MD"/>
+        </w:rPr>
+      </w:pPr>
+      <w:r>
+        <w:rPr>
+          <w:rFonts w:ascii="Times New Roman" w:hAnsi="Times New Roman"/>
+          <w:sz w:val="24"/>
+          <w:szCs w:val="24"/>
+          <w:lang w:val="ru-MD"/>
+        </w:rPr>
+        <w:t>Хваліте його звуком рогу,* хваліте його на гарфі й на гуслах.</w:t>
+      </w:r>
+    </w:p>
+    <w:p>
+      <w:pPr>
+        <w:spacing w:after="120"/>
+        <w:jc w:val="both"/>
+        <w:rPr>
+          <w:rFonts w:ascii="Times New Roman" w:hAnsi="Times New Roman"/>
+          <w:sz w:val="24"/>
+          <w:szCs w:val="24"/>
+          <w:lang w:val="ru-MD"/>
+        </w:rPr>
+      </w:pPr>
+      <w:r>
+        <w:rPr>
+          <w:rFonts w:ascii="Times New Roman" w:hAnsi="Times New Roman"/>
+          <w:sz w:val="24"/>
+          <w:szCs w:val="24"/>
+          <w:lang w:val="ru-MD"/>
+        </w:rPr>
+        <w:t>Хваліте його на бубні й танком,* хваліте його на струнах і сопілці.</w:t>
+      </w:r>
+    </w:p>
+    <w:p>
+      <w:pPr>
+        <w:spacing w:after="120"/>
+        <w:jc w:val="both"/>
+        <w:rPr>
+          <w:rFonts w:ascii="Times New Roman" w:hAnsi="Times New Roman"/>
+          <w:sz w:val="24"/>
+          <w:szCs w:val="24"/>
+          <w:lang w:val="ru-MD"/>
+        </w:rPr>
+      </w:pPr>
+      <w:r>
+        <w:rPr>
+          <w:rFonts w:ascii="Times New Roman" w:hAnsi="Times New Roman"/>
+          <w:sz w:val="24"/>
+          <w:szCs w:val="24"/>
+          <w:lang w:val="ru-MD"/>
+        </w:rPr>
+        <w:t>Хваліте його на дзвінких цимбалах, хваліте його на гучних цимбалах.* Усе, що живе, нехай хвалить Господа.</w:t>
+      </w:r>
+    </w:p>
+    <w:p>
+      <w:pPr>
+        <w:rPr>
+          <w:lang w:eastAsia="uk-UA"/>
+        </w:rPr>
+      </w:pPr>
+    </w:p>
+    <w:p>
+      <w:pPr>
+        <w:pStyle w:val="Heading1"/>
+      </w:pPr>
+      <w:r>
+        <w:rPr>
+          <w:lang w:val="ru-MD"/>
+        </w:rPr>
+        <w:lastRenderedPageBreak/>
+        <w:t>#</w:t>
+      </w:r>
+      <w:r>
+        <w:t>решта_стихів_хвалитних</w:t>
+      </w:r>
+    </w:p>
+    <w:p>
+      <w:pPr>
+        <w:spacing w:after="120"/>
+        <w:jc w:val="both"/>
+        <w:rPr>
+          <w:rFonts w:ascii="Times New Roman" w:hAnsi="Times New Roman"/>
+          <w:sz w:val="24"/>
+          <w:szCs w:val="24"/>
+          <w:lang w:val="ru-MD"/>
+        </w:rPr>
+      </w:pPr>
+      <w:r>
+        <w:rPr>
+          <w:rFonts w:ascii="Times New Roman" w:hAnsi="Times New Roman"/>
+          <w:sz w:val="24"/>
+          <w:szCs w:val="24"/>
+          <w:lang w:val="ru-MD"/>
+        </w:rPr>
+        <w:t>Щоб суд написаний над ними вчинити.* Це слава всіх його преподобних.</w:t>
+      </w:r>
+    </w:p>
+    <w:p>
+      <w:pPr>
+        <w:spacing w:after="120"/>
+        <w:jc w:val="center"/>
+        <w:rPr>
+          <w:rFonts w:ascii="Times New Roman" w:hAnsi="Times New Roman"/>
           <w:b/>
-          <w:sz w:val="24"/>
-          <w:szCs w:val="24"/>
-          <w:lang w:val="ru-MD"/>
-        </w:rPr>
-        <w:t>Хваліте його, всі ангели його,* хваліте його, всі воїнства небесні.* Тобі належить пісня, о Боже.</w:t>
-      </w:r>
-    </w:p>
-    <w:p>
-      <w:pPr>
-        <w:spacing w:after="120"/>
-        <w:jc w:val="both"/>
-        <w:rPr>
-          <w:rFonts w:ascii="Times New Roman" w:hAnsi="Times New Roman" w:cs="Times New Roman"/>
-          <w:sz w:val="24"/>
-          <w:szCs w:val="24"/>
-          <w:lang w:val="ru-MD"/>
-        </w:rPr>
-      </w:pPr>
-      <w:r>
-        <w:rPr>
-          <w:rFonts w:ascii="Times New Roman" w:eastAsia="Gungsuh" w:hAnsi="Times New Roman" w:cs="Gungsuh"/>
-          <w:sz w:val="24"/>
-          <w:szCs w:val="24"/>
-          <w:lang w:val="ru-MD"/>
-        </w:rPr>
-        <w:t>Хваліте його, ви − сонце й місяцю,* хваліте його, всі ясні зорі.</w:t>
-      </w:r>
-    </w:p>
-    <w:p>
-      <w:pPr>
-        <w:spacing w:after="120"/>
-        <w:jc w:val="both"/>
-        <w:rPr>
-          <w:rFonts w:ascii="Times New Roman" w:hAnsi="Times New Roman" w:cs="Times New Roman"/>
-          <w:sz w:val="24"/>
-          <w:szCs w:val="24"/>
-          <w:lang w:val="ru-MD"/>
-        </w:rPr>
-      </w:pPr>
-      <w:r>
-        <w:rPr>
-          <w:rFonts w:ascii="Times New Roman" w:hAnsi="Times New Roman" w:cs="Times New Roman"/>
-          <w:sz w:val="24"/>
-          <w:szCs w:val="24"/>
-          <w:lang w:val="ru-MD"/>
-        </w:rPr>
-        <w:t>Хваліте його, ви – небеса небес* і води, що над небесами.</w:t>
-      </w:r>
-    </w:p>
-    <w:p>
-      <w:pPr>
-        <w:spacing w:after="120"/>
-        <w:jc w:val="both"/>
-        <w:rPr>
-          <w:rFonts w:ascii="Times New Roman" w:hAnsi="Times New Roman" w:cs="Times New Roman"/>
-          <w:sz w:val="24"/>
-          <w:szCs w:val="24"/>
-          <w:lang w:val="ru-MD"/>
-        </w:rPr>
-      </w:pPr>
-      <w:r>
-        <w:rPr>
-          <w:rFonts w:ascii="Times New Roman" w:hAnsi="Times New Roman" w:cs="Times New Roman"/>
-          <w:sz w:val="24"/>
-          <w:szCs w:val="24"/>
-          <w:lang w:val="ru-MD"/>
-        </w:rPr>
-        <w:t>Нехай вони ім'я Господнє хвалять,* бо він повелів, і створились.</w:t>
-      </w:r>
-    </w:p>
-    <w:p>
-      <w:pPr>
-        <w:spacing w:after="120"/>
-        <w:jc w:val="both"/>
-        <w:rPr>
-          <w:rFonts w:ascii="Times New Roman" w:hAnsi="Times New Roman" w:cs="Times New Roman"/>
-          <w:sz w:val="24"/>
-          <w:szCs w:val="24"/>
-          <w:lang w:val="ru-MD"/>
-        </w:rPr>
-      </w:pPr>
-      <w:r>
-        <w:rPr>
-          <w:rFonts w:ascii="Times New Roman" w:hAnsi="Times New Roman" w:cs="Times New Roman"/>
-          <w:sz w:val="24"/>
-          <w:szCs w:val="24"/>
-          <w:lang w:val="ru-MD"/>
-        </w:rPr>
-        <w:t>Поставив їх на віки віків* і дав закон, що не перейде.</w:t>
-      </w:r>
-    </w:p>
-    <w:p>
-      <w:pPr>
-        <w:spacing w:after="120"/>
-        <w:jc w:val="both"/>
-        <w:rPr>
-          <w:rFonts w:ascii="Times New Roman" w:hAnsi="Times New Roman" w:cs="Times New Roman"/>
-          <w:sz w:val="24"/>
-          <w:szCs w:val="24"/>
-          <w:lang w:val="ru-MD"/>
-        </w:rPr>
-      </w:pPr>
-      <w:r>
-        <w:rPr>
-          <w:rFonts w:ascii="Times New Roman" w:hAnsi="Times New Roman" w:cs="Times New Roman"/>
-          <w:sz w:val="24"/>
-          <w:szCs w:val="24"/>
-          <w:lang w:val="ru-MD"/>
-        </w:rPr>
-        <w:t>Хваліте Господа з землі,* кити і всі морські безодні;</w:t>
-      </w:r>
-    </w:p>
-    <w:p>
-      <w:pPr>
-        <w:spacing w:after="120"/>
-        <w:jc w:val="both"/>
-        <w:rPr>
-          <w:rFonts w:ascii="Times New Roman" w:hAnsi="Times New Roman" w:cs="Times New Roman"/>
-          <w:sz w:val="24"/>
-          <w:szCs w:val="24"/>
-          <w:lang w:val="ru-MD"/>
-        </w:rPr>
-      </w:pPr>
-      <w:r>
-        <w:rPr>
-          <w:rFonts w:ascii="Times New Roman" w:hAnsi="Times New Roman" w:cs="Times New Roman"/>
-          <w:sz w:val="24"/>
-          <w:szCs w:val="24"/>
-          <w:lang w:val="ru-MD"/>
-        </w:rPr>
-        <w:t>Вогонь і град, сніг і туман,* і буйний вітер, який виконує його слово;</w:t>
-      </w:r>
-    </w:p>
-    <w:p>
-      <w:pPr>
-        <w:spacing w:after="120"/>
-        <w:jc w:val="both"/>
-        <w:rPr>
-          <w:rFonts w:ascii="Times New Roman" w:hAnsi="Times New Roman" w:cs="Times New Roman"/>
-          <w:sz w:val="24"/>
-          <w:szCs w:val="24"/>
-          <w:lang w:val="ru-MD"/>
-        </w:rPr>
-      </w:pPr>
-      <w:r>
-        <w:rPr>
-          <w:rFonts w:ascii="Times New Roman" w:hAnsi="Times New Roman" w:cs="Times New Roman"/>
-          <w:sz w:val="24"/>
-          <w:szCs w:val="24"/>
-          <w:lang w:val="ru-MD"/>
-        </w:rPr>
-        <w:t>Гори й усі пагорби,* садовина й усі кедри;</w:t>
-      </w:r>
-    </w:p>
-    <w:p>
-      <w:pPr>
-        <w:spacing w:after="120"/>
-        <w:jc w:val="both"/>
-        <w:rPr>
-          <w:rFonts w:ascii="Times New Roman" w:hAnsi="Times New Roman" w:cs="Times New Roman"/>
-          <w:sz w:val="24"/>
-          <w:szCs w:val="24"/>
-          <w:lang w:val="ru-MD"/>
-        </w:rPr>
-      </w:pPr>
-      <w:r>
-        <w:rPr>
-          <w:rFonts w:ascii="Times New Roman" w:hAnsi="Times New Roman" w:cs="Times New Roman"/>
-          <w:sz w:val="24"/>
-          <w:szCs w:val="24"/>
-          <w:lang w:val="ru-MD"/>
-        </w:rPr>
-        <w:t>Звір дикий і скот усілякий,* гад і птах крилатий;</w:t>
-      </w:r>
-    </w:p>
-    <w:p>
-      <w:pPr>
-        <w:spacing w:after="120"/>
-        <w:jc w:val="both"/>
-        <w:rPr>
-          <w:rFonts w:ascii="Times New Roman" w:hAnsi="Times New Roman" w:cs="Times New Roman"/>
-          <w:sz w:val="24"/>
-          <w:szCs w:val="24"/>
-          <w:lang w:val="ru-MD"/>
-        </w:rPr>
-      </w:pPr>
-      <w:r>
-        <w:rPr>
-          <w:rFonts w:ascii="Times New Roman" w:hAnsi="Times New Roman" w:cs="Times New Roman"/>
-          <w:sz w:val="24"/>
-          <w:szCs w:val="24"/>
-          <w:lang w:val="ru-MD"/>
-        </w:rPr>
-        <w:t>Царі землі й усі народи,* князі й усі земні судді;</w:t>
-      </w:r>
-    </w:p>
-    <w:p>
-      <w:pPr>
-        <w:spacing w:after="120"/>
-        <w:jc w:val="both"/>
-        <w:rPr>
-          <w:rFonts w:ascii="Times New Roman" w:hAnsi="Times New Roman" w:cs="Times New Roman"/>
-          <w:sz w:val="24"/>
-          <w:szCs w:val="24"/>
-          <w:lang w:val="ru-MD"/>
-        </w:rPr>
-      </w:pPr>
-      <w:r>
-        <w:rPr>
-          <w:rFonts w:ascii="Times New Roman" w:hAnsi="Times New Roman" w:cs="Times New Roman"/>
-          <w:sz w:val="24"/>
-          <w:szCs w:val="24"/>
-          <w:lang w:val="ru-MD"/>
-        </w:rPr>
-        <w:t>Хлопці й дівчата,* старі разом з юнацтвом.</w:t>
-      </w:r>
-    </w:p>
-    <w:p>
-      <w:pPr>
-        <w:spacing w:after="120"/>
-        <w:jc w:val="both"/>
-        <w:rPr>
-          <w:rFonts w:ascii="Times New Roman" w:hAnsi="Times New Roman" w:cs="Times New Roman"/>
-          <w:sz w:val="24"/>
-          <w:szCs w:val="24"/>
-          <w:lang w:val="ru-MD"/>
-        </w:rPr>
-      </w:pPr>
-      <w:r>
-        <w:rPr>
-          <w:rFonts w:ascii="Times New Roman" w:hAnsi="Times New Roman" w:cs="Times New Roman"/>
-          <w:sz w:val="24"/>
-          <w:szCs w:val="24"/>
-          <w:lang w:val="ru-MD"/>
-        </w:rPr>
-        <w:t>Нехай ім'я Господнє хвалять, високе бо ім'я його єдине.* Велич його понад землю й небо.</w:t>
-      </w:r>
-    </w:p>
-    <w:p>
-      <w:pPr>
-        <w:spacing w:after="120"/>
-        <w:jc w:val="both"/>
-        <w:rPr>
-          <w:rFonts w:ascii="Times New Roman" w:hAnsi="Times New Roman" w:cs="Times New Roman"/>
-          <w:sz w:val="24"/>
-          <w:szCs w:val="24"/>
-          <w:lang w:val="ru-MD"/>
-        </w:rPr>
-      </w:pPr>
-      <w:r>
-        <w:rPr>
-          <w:rFonts w:ascii="Times New Roman" w:hAnsi="Times New Roman" w:cs="Times New Roman"/>
-          <w:sz w:val="24"/>
-          <w:szCs w:val="24"/>
-          <w:lang w:val="ru-MD"/>
-        </w:rPr>
-        <w:t>Він підняв ріг народу свого.* Хвала всім його святим, синам Ізраїля, народові, що йому близький.</w:t>
-      </w:r>
-    </w:p>
-    <w:p>
-      <w:pPr>
-        <w:spacing w:after="120"/>
-        <w:jc w:val="center"/>
-        <w:rPr>
-          <w:rFonts w:ascii="Times New Roman" w:hAnsi="Times New Roman" w:cs="Times New Roman"/>
+          <w:i/>
+          <w:color w:val="FF0000"/>
+          <w:sz w:val="24"/>
+          <w:szCs w:val="24"/>
+          <w:lang w:val="ru-MD"/>
+        </w:rPr>
+      </w:pPr>
+      <w:r>
+        <w:rPr>
+          <w:rFonts w:ascii="Times New Roman" w:hAnsi="Times New Roman"/>
           <w:b/>
           <w:i/>
           <w:color w:val="FF0000"/>
@@ -14859,193 +17997,123 @@
           <w:szCs w:val="24"/>
           <w:lang w:val="ru-MD"/>
         </w:rPr>
-      </w:pPr>
-      <w:r>
-        <w:rPr>
-          <w:rFonts w:ascii="Times New Roman" w:hAnsi="Times New Roman" w:cs="Times New Roman"/>
-          <w:b/>
-          <w:i/>
-          <w:color w:val="FF0000"/>
-          <w:sz w:val="24"/>
-          <w:szCs w:val="24"/>
-          <w:lang w:val="ru-MD"/>
-        </w:rPr>
-        <w:t>Псалом 149</w:t>
-      </w:r>
-    </w:p>
-    <w:p>
-      <w:pPr>
-        <w:spacing w:after="120"/>
-        <w:jc w:val="both"/>
-        <w:rPr>
-          <w:rFonts w:ascii="Times New Roman" w:hAnsi="Times New Roman" w:cs="Times New Roman"/>
-          <w:sz w:val="24"/>
-          <w:szCs w:val="24"/>
-          <w:lang w:val="ru-MD"/>
-        </w:rPr>
-      </w:pPr>
-      <w:r>
-        <w:rPr>
-          <w:rFonts w:ascii="Times New Roman" w:hAnsi="Times New Roman" w:cs="Times New Roman"/>
-          <w:sz w:val="24"/>
-          <w:szCs w:val="24"/>
-          <w:lang w:val="ru-MD"/>
-        </w:rPr>
-        <w:t>Співайте Господеві нову пісню,* а хвалу йому на зборі праведників.</w:t>
-      </w:r>
-    </w:p>
-    <w:p>
-      <w:pPr>
-        <w:spacing w:after="120"/>
-        <w:jc w:val="both"/>
-        <w:rPr>
-          <w:rFonts w:ascii="Times New Roman" w:hAnsi="Times New Roman" w:cs="Times New Roman"/>
-          <w:sz w:val="24"/>
-          <w:szCs w:val="24"/>
-          <w:lang w:val="ru-MD"/>
-        </w:rPr>
-      </w:pPr>
-      <w:r>
-        <w:rPr>
-          <w:rFonts w:ascii="Times New Roman" w:hAnsi="Times New Roman" w:cs="Times New Roman"/>
-          <w:sz w:val="24"/>
-          <w:szCs w:val="24"/>
-          <w:lang w:val="ru-MD"/>
-        </w:rPr>
-        <w:t>Нехай Ізраїль своїм Творцем радіє,* нехай своїм царем сини Сіону веселяться.</w:t>
-      </w:r>
-    </w:p>
-    <w:p>
-      <w:pPr>
-        <w:spacing w:after="120"/>
-        <w:jc w:val="both"/>
-        <w:rPr>
-          <w:rFonts w:ascii="Times New Roman" w:hAnsi="Times New Roman" w:cs="Times New Roman"/>
-          <w:sz w:val="24"/>
-          <w:szCs w:val="24"/>
-          <w:lang w:val="ru-MD"/>
-        </w:rPr>
-      </w:pPr>
-      <w:r>
-        <w:rPr>
-          <w:rFonts w:ascii="Times New Roman" w:hAnsi="Times New Roman" w:cs="Times New Roman"/>
-          <w:sz w:val="24"/>
-          <w:szCs w:val="24"/>
-          <w:lang w:val="ru-MD"/>
-        </w:rPr>
-        <w:t>Нехай хвалять ім'я його танком,* при бубні й при гарфі нехай йому співають.</w:t>
-      </w:r>
-    </w:p>
-    <w:p>
-      <w:pPr>
-        <w:spacing w:after="120"/>
-        <w:jc w:val="both"/>
-        <w:rPr>
-          <w:rFonts w:ascii="Times New Roman" w:hAnsi="Times New Roman" w:cs="Times New Roman"/>
-          <w:sz w:val="24"/>
-          <w:szCs w:val="24"/>
-          <w:lang w:val="ru-MD"/>
-        </w:rPr>
-      </w:pPr>
-      <w:r>
-        <w:rPr>
-          <w:rFonts w:ascii="Times New Roman" w:hAnsi="Times New Roman" w:cs="Times New Roman"/>
-          <w:sz w:val="24"/>
-          <w:szCs w:val="24"/>
-          <w:lang w:val="ru-MD"/>
-        </w:rPr>
-        <w:t>Господь бо ласкавий до народу свого,* оздоблює перемогою покірних.</w:t>
-      </w:r>
-    </w:p>
-    <w:p>
-      <w:pPr>
-        <w:spacing w:after="120"/>
-        <w:jc w:val="both"/>
-        <w:rPr>
-          <w:rFonts w:ascii="Times New Roman" w:hAnsi="Times New Roman" w:cs="Times New Roman"/>
-          <w:sz w:val="24"/>
-          <w:szCs w:val="24"/>
-          <w:lang w:val="ru-MD"/>
-        </w:rPr>
-      </w:pPr>
-      <w:r>
-        <w:rPr>
-          <w:rFonts w:ascii="Times New Roman" w:hAnsi="Times New Roman" w:cs="Times New Roman"/>
-          <w:sz w:val="24"/>
-          <w:szCs w:val="24"/>
-          <w:lang w:val="ru-MD"/>
-        </w:rPr>
-        <w:t>Нехай торжествують праведні у славі,* на своїх ложах нехай ликують.</w:t>
-      </w:r>
-    </w:p>
-    <w:p>
-      <w:pPr>
-        <w:spacing w:after="120"/>
-        <w:jc w:val="both"/>
-        <w:rPr>
-          <w:rFonts w:ascii="Times New Roman" w:hAnsi="Times New Roman" w:cs="Times New Roman"/>
-          <w:sz w:val="24"/>
-          <w:szCs w:val="24"/>
-          <w:lang w:val="ru-MD"/>
-        </w:rPr>
-      </w:pPr>
-      <w:r>
-        <w:rPr>
-          <w:rFonts w:ascii="Times New Roman" w:hAnsi="Times New Roman" w:cs="Times New Roman"/>
-          <w:sz w:val="24"/>
-          <w:szCs w:val="24"/>
-          <w:lang w:val="ru-MD"/>
-        </w:rPr>
-        <w:t>Нехай хвала Божа буде на устах у них,* і двосічний меч у руці в них.</w:t>
-      </w:r>
-    </w:p>
-    <w:p>
-      <w:pPr>
-        <w:spacing w:after="120"/>
-        <w:jc w:val="both"/>
-        <w:rPr>
-          <w:rFonts w:ascii="Times New Roman" w:hAnsi="Times New Roman" w:cs="Times New Roman"/>
-          <w:sz w:val="24"/>
-          <w:szCs w:val="24"/>
-          <w:lang w:val="ru-MD"/>
-        </w:rPr>
-      </w:pPr>
-      <w:r>
-        <w:rPr>
-          <w:rFonts w:ascii="Times New Roman" w:hAnsi="Times New Roman" w:cs="Times New Roman"/>
-          <w:sz w:val="24"/>
-          <w:szCs w:val="24"/>
-          <w:lang w:val="ru-MD"/>
-        </w:rPr>
-        <w:t>Щоб між народами вчинити відплату,* між племенами – покарання.</w:t>
-      </w:r>
-    </w:p>
-    <w:p>
-      <w:pPr>
-        <w:spacing w:after="120"/>
-        <w:jc w:val="both"/>
-        <w:rPr>
-          <w:rFonts w:ascii="Times New Roman" w:hAnsi="Times New Roman" w:cs="Times New Roman"/>
-          <w:sz w:val="24"/>
-          <w:szCs w:val="24"/>
-          <w:lang w:val="ru-MD"/>
-        </w:rPr>
-      </w:pPr>
-      <w:r>
-        <w:rPr>
-          <w:rFonts w:ascii="Times New Roman" w:hAnsi="Times New Roman" w:cs="Times New Roman"/>
-          <w:sz w:val="24"/>
-          <w:szCs w:val="24"/>
-          <w:lang w:val="ru-MD"/>
-        </w:rPr>
-        <w:lastRenderedPageBreak/>
-        <w:t>Щоб їхніх царів закути в кайдани,* а їхніх вельмож – у залізні окови.</w:t>
-      </w:r>
-    </w:p>
-    <w:p>
-      <w:pPr>
-        <w:rPr>
-          <w:lang w:val="ru-MD" w:eastAsia="uk-UA"/>
+        <w:t>Псалом 150</w:t>
+      </w:r>
+    </w:p>
+    <w:p>
+      <w:pPr>
+        <w:spacing w:after="120"/>
+        <w:jc w:val="both"/>
+        <w:rPr>
+          <w:rFonts w:ascii="Times New Roman" w:hAnsi="Times New Roman"/>
+          <w:sz w:val="24"/>
+          <w:szCs w:val="24"/>
+          <w:lang w:val="ru-MD"/>
+        </w:rPr>
+      </w:pPr>
+      <w:r>
+        <w:rPr>
+          <w:rFonts w:ascii="Times New Roman" w:hAnsi="Times New Roman"/>
+          <w:sz w:val="24"/>
+          <w:szCs w:val="24"/>
+          <w:lang w:val="ru-MD"/>
+        </w:rPr>
+        <w:t>Хваліте Бога у святині його,* хваліте його у твердині сили його.</w:t>
+      </w:r>
+    </w:p>
+    <w:p>
+      <w:pPr>
+        <w:spacing w:after="120"/>
+        <w:jc w:val="both"/>
+        <w:rPr>
+          <w:rFonts w:ascii="Times New Roman" w:hAnsi="Times New Roman"/>
+          <w:sz w:val="24"/>
+          <w:szCs w:val="24"/>
+          <w:lang w:val="ru-MD"/>
+        </w:rPr>
+      </w:pPr>
+      <w:r>
+        <w:rPr>
+          <w:rFonts w:ascii="Times New Roman" w:hAnsi="Times New Roman"/>
+          <w:sz w:val="24"/>
+          <w:szCs w:val="24"/>
+          <w:lang w:val="ru-MD"/>
+        </w:rPr>
+        <w:t>Хваліте його за його подвиги великі,* хваліте його в його величі безмежній.</w:t>
+      </w:r>
+    </w:p>
+    <w:p>
+      <w:pPr>
+        <w:spacing w:after="120"/>
+        <w:jc w:val="both"/>
+        <w:rPr>
+          <w:rFonts w:ascii="Times New Roman" w:hAnsi="Times New Roman"/>
+          <w:sz w:val="24"/>
+          <w:szCs w:val="24"/>
+          <w:lang w:val="ru-MD"/>
+        </w:rPr>
+      </w:pPr>
+      <w:r>
+        <w:rPr>
+          <w:rFonts w:ascii="Times New Roman" w:hAnsi="Times New Roman"/>
+          <w:sz w:val="24"/>
+          <w:szCs w:val="24"/>
+          <w:lang w:val="ru-MD"/>
+        </w:rPr>
+        <w:t>Хваліте його звуком рогу,* хваліте його на гарфі й на гуслах.</w:t>
+      </w:r>
+    </w:p>
+    <w:p>
+      <w:pPr>
+        <w:spacing w:after="120"/>
+        <w:jc w:val="both"/>
+        <w:rPr>
+          <w:rFonts w:ascii="Times New Roman" w:hAnsi="Times New Roman"/>
+          <w:sz w:val="24"/>
+          <w:szCs w:val="24"/>
+          <w:lang w:val="ru-MD"/>
+        </w:rPr>
+      </w:pPr>
+      <w:r>
+        <w:rPr>
+          <w:rFonts w:ascii="Times New Roman" w:hAnsi="Times New Roman"/>
+          <w:sz w:val="24"/>
+          <w:szCs w:val="24"/>
+          <w:lang w:val="ru-MD"/>
+        </w:rPr>
+        <w:t>Хваліте його на бубні й танком,* хваліте його на струнах і сопілці.</w:t>
+      </w:r>
+    </w:p>
+    <w:p>
+      <w:pPr>
+        <w:spacing w:after="120"/>
+        <w:jc w:val="both"/>
+        <w:rPr>
+          <w:rFonts w:ascii="Times New Roman" w:hAnsi="Times New Roman"/>
+          <w:sz w:val="24"/>
+          <w:szCs w:val="24"/>
+          <w:lang w:val="ru-MD"/>
+        </w:rPr>
+      </w:pPr>
+      <w:r>
+        <w:rPr>
+          <w:rFonts w:ascii="Times New Roman" w:hAnsi="Times New Roman"/>
+          <w:sz w:val="24"/>
+          <w:szCs w:val="24"/>
+          <w:lang w:val="ru-MD"/>
+        </w:rPr>
+        <w:t>Хваліте його на дзвінких цимбалах, хваліте його на гучних цимбалах.* Усе, що живе, нехай хвалить Господа.</w:t>
+      </w:r>
+    </w:p>
+    <w:p>
+      <w:pPr>
+        <w:spacing w:after="120"/>
+        <w:jc w:val="both"/>
+        <w:rPr>
+          <w:rFonts w:ascii="Times New Roman" w:hAnsi="Times New Roman"/>
+          <w:sz w:val="24"/>
+          <w:szCs w:val="24"/>
+          <w:lang w:val="ru-MD"/>
         </w:rPr>
       </w:pPr>
     </w:p>
@@ -15055,178 +18123,13 @@
       </w:pPr>
       <w:r>
         <w:rPr>
-          <w:lang w:val="en-US"/>
+          <w:lang w:val="ru-MD"/>
         </w:rPr>
         <w:t>#</w:t>
       </w:r>
       <w:r>
-        <w:t>решта_стихів_хвалитних</w:t>
-      </w:r>
-    </w:p>
-    <w:p>
-      <w:pPr>
-        <w:spacing w:after="120"/>
-        <w:jc w:val="both"/>
-        <w:rPr>
-          <w:rFonts w:ascii="Times New Roman" w:hAnsi="Times New Roman"/>
-          <w:sz w:val="24"/>
-          <w:szCs w:val="24"/>
-          <w:lang w:val="ru-MD"/>
-        </w:rPr>
-      </w:pPr>
-      <w:r>
-        <w:rPr>
-          <w:rFonts w:ascii="Times New Roman" w:hAnsi="Times New Roman"/>
-          <w:sz w:val="24"/>
-          <w:szCs w:val="24"/>
-          <w:lang w:val="ru-MD"/>
-        </w:rPr>
-        <w:t>Щоб суд написаний над ними вчинити.* Це слава всіх його преподобних.</w:t>
-      </w:r>
-    </w:p>
-    <w:p>
-      <w:pPr>
-        <w:spacing w:after="120"/>
-        <w:jc w:val="center"/>
-        <w:rPr>
-          <w:rFonts w:ascii="Times New Roman" w:hAnsi="Times New Roman"/>
-          <w:b/>
-          <w:i/>
-          <w:color w:val="FF0000"/>
-          <w:sz w:val="24"/>
-          <w:szCs w:val="24"/>
-          <w:lang w:val="ru-MD"/>
-        </w:rPr>
-      </w:pPr>
-      <w:r>
-        <w:rPr>
-          <w:rFonts w:ascii="Times New Roman" w:hAnsi="Times New Roman"/>
-          <w:b/>
-          <w:i/>
-          <w:color w:val="FF0000"/>
-          <w:sz w:val="24"/>
-          <w:szCs w:val="24"/>
-          <w:lang w:val="ru-MD"/>
-        </w:rPr>
-        <w:t>Псалом 150</w:t>
-      </w:r>
-    </w:p>
-    <w:p>
-      <w:pPr>
-        <w:spacing w:after="120"/>
-        <w:jc w:val="both"/>
-        <w:rPr>
-          <w:rFonts w:ascii="Times New Roman" w:hAnsi="Times New Roman"/>
-          <w:sz w:val="24"/>
-          <w:szCs w:val="24"/>
-          <w:lang w:val="ru-MD"/>
-        </w:rPr>
-      </w:pPr>
-      <w:r>
-        <w:rPr>
-          <w:rFonts w:ascii="Times New Roman" w:hAnsi="Times New Roman"/>
-          <w:sz w:val="24"/>
-          <w:szCs w:val="24"/>
-          <w:lang w:val="ru-MD"/>
-        </w:rPr>
-        <w:t>Хваліте Бога у святині його,* хваліте його у твердині сили його.</w:t>
-      </w:r>
-    </w:p>
-    <w:p>
-      <w:pPr>
-        <w:spacing w:after="120"/>
-        <w:jc w:val="both"/>
-        <w:rPr>
-          <w:rFonts w:ascii="Times New Roman" w:hAnsi="Times New Roman"/>
-          <w:sz w:val="24"/>
-          <w:szCs w:val="24"/>
-          <w:lang w:val="ru-MD"/>
-        </w:rPr>
-      </w:pPr>
-      <w:r>
-        <w:rPr>
-          <w:rFonts w:ascii="Times New Roman" w:hAnsi="Times New Roman"/>
-          <w:sz w:val="24"/>
-          <w:szCs w:val="24"/>
-          <w:lang w:val="ru-MD"/>
-        </w:rPr>
-        <w:t>Хваліте його за його подвиги великі,* хваліте його в його величі безмежній.</w:t>
-      </w:r>
-    </w:p>
-    <w:p>
-      <w:pPr>
-        <w:spacing w:after="120"/>
-        <w:jc w:val="both"/>
-        <w:rPr>
-          <w:rFonts w:ascii="Times New Roman" w:hAnsi="Times New Roman"/>
-          <w:sz w:val="24"/>
-          <w:szCs w:val="24"/>
-          <w:lang w:val="ru-MD"/>
-        </w:rPr>
-      </w:pPr>
-      <w:r>
-        <w:rPr>
-          <w:rFonts w:ascii="Times New Roman" w:hAnsi="Times New Roman"/>
-          <w:sz w:val="24"/>
-          <w:szCs w:val="24"/>
-          <w:lang w:val="ru-MD"/>
-        </w:rPr>
-        <w:t>Хваліте його звуком рогу,* хваліте його на гарфі й на гуслах.</w:t>
-      </w:r>
-    </w:p>
-    <w:p>
-      <w:pPr>
-        <w:spacing w:after="120"/>
-        <w:jc w:val="both"/>
-        <w:rPr>
-          <w:rFonts w:ascii="Times New Roman" w:hAnsi="Times New Roman"/>
-          <w:sz w:val="24"/>
-          <w:szCs w:val="24"/>
-          <w:lang w:val="ru-MD"/>
-        </w:rPr>
-      </w:pPr>
-      <w:r>
-        <w:rPr>
-          <w:rFonts w:ascii="Times New Roman" w:hAnsi="Times New Roman"/>
-          <w:sz w:val="24"/>
-          <w:szCs w:val="24"/>
-          <w:lang w:val="ru-MD"/>
-        </w:rPr>
-        <w:t>Хваліте його на бубні й танком,* хваліте його на струнах і сопілці.</w:t>
-      </w:r>
-    </w:p>
-    <w:p>
-      <w:pPr>
-        <w:spacing w:after="120"/>
-        <w:jc w:val="both"/>
-        <w:rPr>
-          <w:rFonts w:ascii="Times New Roman" w:hAnsi="Times New Roman"/>
-          <w:sz w:val="24"/>
-          <w:szCs w:val="24"/>
-          <w:lang w:val="ru-MD"/>
-        </w:rPr>
-      </w:pPr>
-      <w:r>
-        <w:rPr>
-          <w:rFonts w:ascii="Times New Roman" w:hAnsi="Times New Roman"/>
-          <w:sz w:val="24"/>
-          <w:szCs w:val="24"/>
-          <w:lang w:val="ru-MD"/>
-        </w:rPr>
-        <w:t>Хваліте його на дзвінких цимбалах, хваліте його на гучних цимбалах.* Усе, що живе, нехай хвалить Господа.</w:t>
-      </w:r>
-    </w:p>
-    <w:p>
-      <w:pPr>
-        <w:spacing w:after="120"/>
-        <w:jc w:val="both"/>
-        <w:rPr>
-          <w:rFonts w:ascii="Times New Roman" w:hAnsi="Times New Roman"/>
-          <w:sz w:val="24"/>
-          <w:szCs w:val="24"/>
-          <w:lang w:val="ru-MD"/>
-        </w:rPr>
-      </w:pPr>
+        <w:t>мале_славослов’я</w:t>
+      </w:r>
     </w:p>
     <w:p>
       <w:pPr>
@@ -15640,28 +18543,28 @@
           <w:szCs w:val="24"/>
           <w:lang w:val="ru-MD"/>
         </w:rPr>
+        <w:t>Благословенний ти, Господи, Боже Отців наших,* і хвальне, і прославлене ім'я твоє навіки. Амінь.</w:t>
+      </w:r>
+    </w:p>
+    <w:p>
+      <w:pPr>
+        <w:spacing w:after="120"/>
+        <w:jc w:val="both"/>
+        <w:rPr>
+          <w:rFonts w:ascii="Times New Roman" w:hAnsi="Times New Roman"/>
+          <w:sz w:val="24"/>
+          <w:szCs w:val="24"/>
+          <w:lang w:val="ru-MD"/>
+        </w:rPr>
+      </w:pPr>
+      <w:r>
+        <w:rPr>
+          <w:rFonts w:ascii="Times New Roman" w:hAnsi="Times New Roman"/>
+          <w:sz w:val="24"/>
+          <w:szCs w:val="24"/>
+          <w:lang w:val="ru-MD"/>
+        </w:rPr>
         <w:lastRenderedPageBreak/>
-        <w:t>Благословенний ти, Господи, Боже Отців наших,* і хвальне, і прославлене ім'я твоє навіки. Амінь.</w:t>
-      </w:r>
-    </w:p>
-    <w:p>
-      <w:pPr>
-        <w:spacing w:after="120"/>
-        <w:jc w:val="both"/>
-        <w:rPr>
-          <w:rFonts w:ascii="Times New Roman" w:hAnsi="Times New Roman"/>
-          <w:sz w:val="24"/>
-          <w:szCs w:val="24"/>
-          <w:lang w:val="ru-MD"/>
-        </w:rPr>
-      </w:pPr>
-      <w:r>
-        <w:rPr>
-          <w:rFonts w:ascii="Times New Roman" w:hAnsi="Times New Roman"/>
-          <w:sz w:val="24"/>
-          <w:szCs w:val="24"/>
-          <w:lang w:val="ru-MD"/>
-        </w:rPr>
         <w:t>Нехай буде, Господи, милість твоя на нас,* бо ми надіємось на тебе.</w:t>
       </w:r>
     </w:p>
@@ -15878,8 +18781,8 @@
           <w:lang w:val="ru-MD"/>
         </w:rPr>
       </w:pPr>
-      <w:bookmarkStart w:id="7" w:name="_heading=h.lnxbz9" w:colFirst="0" w:colLast="0"/>
-      <w:bookmarkEnd w:id="7"/>
+      <w:bookmarkStart w:id="8" w:name="_heading=h.lnxbz9" w:colFirst="0" w:colLast="0"/>
+      <w:bookmarkEnd w:id="8"/>
       <w:r>
         <w:rPr>
           <w:rFonts w:ascii="Times New Roman" w:hAnsi="Times New Roman" w:cs="Times New Roman"/>
@@ -16284,28 +19187,28 @@
           <w:szCs w:val="24"/>
           <w:lang w:val="ru-MD"/>
         </w:rPr>
+        <w:t>Господи, ти був нам пристановищем* по всі роди.</w:t>
+      </w:r>
+    </w:p>
+    <w:p>
+      <w:pPr>
+        <w:spacing w:after="120"/>
+        <w:jc w:val="both"/>
+        <w:rPr>
+          <w:rFonts w:ascii="Times New Roman" w:hAnsi="Times New Roman" w:cs="Times New Roman"/>
+          <w:sz w:val="24"/>
+          <w:szCs w:val="24"/>
+          <w:lang w:val="ru-MD"/>
+        </w:rPr>
+      </w:pPr>
+      <w:r>
+        <w:rPr>
+          <w:rFonts w:ascii="Times New Roman" w:hAnsi="Times New Roman" w:cs="Times New Roman"/>
+          <w:sz w:val="24"/>
+          <w:szCs w:val="24"/>
+          <w:lang w:val="ru-MD"/>
+        </w:rPr>
         <w:lastRenderedPageBreak/>
-        <w:t>Господи, ти був нам пристановищем* по всі роди.</w:t>
-      </w:r>
-    </w:p>
-    <w:p>
-      <w:pPr>
-        <w:spacing w:after="120"/>
-        <w:jc w:val="both"/>
-        <w:rPr>
-          <w:rFonts w:ascii="Times New Roman" w:hAnsi="Times New Roman" w:cs="Times New Roman"/>
-          <w:sz w:val="24"/>
-          <w:szCs w:val="24"/>
-          <w:lang w:val="ru-MD"/>
-        </w:rPr>
-      </w:pPr>
-      <w:r>
-        <w:rPr>
-          <w:rFonts w:ascii="Times New Roman" w:hAnsi="Times New Roman" w:cs="Times New Roman"/>
-          <w:sz w:val="24"/>
-          <w:szCs w:val="24"/>
-          <w:lang w:val="ru-MD"/>
-        </w:rPr>
         <w:t>Молюсь: Господи, змилуйся надо мною,* вилікуй мою душу, бо гріх мій – перед тобою.</w:t>
       </w:r>
     </w:p>
@@ -16471,9 +19374,6 @@
         <w:pStyle w:val="Heading1"/>
       </w:pPr>
       <w:r>
-        <w:rPr>
-          <w:lang w:val="ru-MD"/>
-        </w:rPr>
         <w:t>#</w:t>
       </w:r>
       <w:r>
@@ -16490,7 +19390,7 @@
           <w:b/>
           <w:i/>
           <w:color w:val="FF0000"/>
-          <w:lang w:val="ru-MD"/>
+          <w:lang w:val="uk-UA"/>
         </w:rPr>
       </w:pPr>
       <w:r>
@@ -16499,7 +19399,7 @@
           <w:b/>
           <w:i/>
           <w:color w:val="FF0000"/>
-          <w:lang w:val="ru-MD"/>
+          <w:lang w:val="uk-UA"/>
         </w:rPr>
         <w:t>Прохальна єктенія</w:t>
       </w:r>
@@ -16512,15 +19412,13 @@
           <w:rFonts w:ascii="Times New Roman" w:hAnsi="Times New Roman"/>
           <w:sz w:val="24"/>
           <w:szCs w:val="24"/>
-          <w:lang w:val="ru-MD"/>
-        </w:rPr>
-      </w:pPr>
-      <w:r>
-        <w:rPr>
-          <w:rFonts w:ascii="Times New Roman" w:hAnsi="Times New Roman"/>
-          <w:sz w:val="24"/>
-          <w:szCs w:val="24"/>
-          <w:lang w:val="ru-MD"/>
+        </w:rPr>
+      </w:pPr>
+      <w:r>
+        <w:rPr>
+          <w:rFonts w:ascii="Times New Roman" w:hAnsi="Times New Roman"/>
+          <w:sz w:val="24"/>
+          <w:szCs w:val="24"/>
         </w:rPr>
         <w:t>Сповнім ранішню молитву нашу Господеві.</w:t>
       </w:r>
@@ -16931,8 +19829,8 @@
           <w:lang w:val="ru-MD"/>
         </w:rPr>
       </w:pPr>
-      <w:bookmarkStart w:id="8" w:name="_heading=h.3znysh7" w:colFirst="0" w:colLast="0"/>
-      <w:bookmarkEnd w:id="8"/>
+      <w:bookmarkStart w:id="9" w:name="_heading=h.3znysh7" w:colFirst="0" w:colLast="0"/>
+      <w:bookmarkEnd w:id="9"/>
       <w:r>
         <w:rPr>
           <w:rFonts w:ascii="Times New Roman" w:hAnsi="Times New Roman"/>
@@ -17291,7 +20189,7 @@
       </w:pPr>
       <w:r>
         <w:rPr>
-          <w:lang w:val="en-US"/>
+          <w:lang w:val="ru-MD"/>
         </w:rPr>
         <w:t>#</w:t>
       </w:r>
@@ -18540,7 +21438,7 @@
     <w:name w:val="Heading 2 Char"/>
     <w:basedOn w:val="DefaultParagraphFont"/>
     <w:link w:val="Heading2"/>
-    <w:uiPriority w:val="9"/>
+    <w:uiPriority w:val="99"/>
     <w:rsid w:val="00663A51"/>
     <w:rPr>
       <w:rFonts w:asciiTheme="majorHAnsi" w:eastAsiaTheme="majorEastAsia" w:hAnsiTheme="majorHAnsi" w:cstheme="majorBidi"/>
@@ -18563,6 +21461,15 @@
       <w:szCs w:val="24"/>
       <w:lang w:val="en-US" w:eastAsia="uk-UA"/>
     </w:rPr>
+  </w:style>
+  <w:style w:type="paragraph" w:styleId="NoSpacing">
+    <w:name w:val="No Spacing"/>
+    <w:uiPriority w:val="1"/>
+    <w:qFormat/>
+    <w:rsid w:val="00655115"/>
+    <w:pPr>
+      <w:spacing w:after="0" w:line="240" w:lineRule="auto"/>
+    </w:pPr>
   </w:style>
 </w:styles>
 </file>

--- a/flow/20230914_vu_template/vu_template_parts.docx
+++ b/flow/20230914_vu_template/vu_template_parts.docx
@@ -1150,7 +1150,133 @@
           <w:szCs w:val="24"/>
           <w:lang w:val="ru-MD"/>
         </w:rPr>
-        <w:t xml:space="preserve"> Господи щедрий і милосердний, довготерпеливий і многомилостивий! Вислухай молитви наші і зверни увагу на голос моління нашого і яви нам знак милости твоєї, наведи нас на дорогу твою, щоб ходили ми в твоїй правді. Звесели серця наші, щоб ми боялись імення твого святого, бо ти великий і твориш чуда; ти Бог єдиний і немає подібного тобі між богами, Господи. Ти </w:t>
+        <w:t xml:space="preserve"> Господи щедрий і милосердний, довготерпеливий і многомилостивий! Вислухай молитви наші і зверни увагу на голос моління нашого і яви нам знак милости </w:t>
+      </w:r>
+      <w:r>
+        <w:rPr>
+          <w:rFonts w:ascii="Times New Roman" w:hAnsi="Times New Roman"/>
+          <w:sz w:val="24"/>
+          <w:szCs w:val="24"/>
+          <w:lang w:val="ru-MD"/>
+        </w:rPr>
+        <w:t>Т</w:t>
+      </w:r>
+      <w:r>
+        <w:rPr>
+          <w:rFonts w:ascii="Times New Roman" w:hAnsi="Times New Roman"/>
+          <w:sz w:val="24"/>
+          <w:szCs w:val="24"/>
+          <w:lang w:val="ru-MD"/>
+        </w:rPr>
+        <w:t xml:space="preserve">воєї, наведи нас на дорогу </w:t>
+      </w:r>
+      <w:r>
+        <w:rPr>
+          <w:rFonts w:ascii="Times New Roman" w:hAnsi="Times New Roman"/>
+          <w:sz w:val="24"/>
+          <w:szCs w:val="24"/>
+          <w:lang w:val="ru-MD"/>
+        </w:rPr>
+        <w:t>Т</w:t>
+      </w:r>
+      <w:r>
+        <w:rPr>
+          <w:rFonts w:ascii="Times New Roman" w:hAnsi="Times New Roman"/>
+          <w:sz w:val="24"/>
+          <w:szCs w:val="24"/>
+          <w:lang w:val="ru-MD"/>
+        </w:rPr>
+        <w:t xml:space="preserve">вою, щоб ходили ми в </w:t>
+      </w:r>
+      <w:r>
+        <w:rPr>
+          <w:rFonts w:ascii="Times New Roman" w:hAnsi="Times New Roman"/>
+          <w:sz w:val="24"/>
+          <w:szCs w:val="24"/>
+          <w:lang w:val="ru-MD"/>
+        </w:rPr>
+        <w:t>Т</w:t>
+      </w:r>
+      <w:r>
+        <w:rPr>
+          <w:rFonts w:ascii="Times New Roman" w:hAnsi="Times New Roman"/>
+          <w:sz w:val="24"/>
+          <w:szCs w:val="24"/>
+          <w:lang w:val="ru-MD"/>
+        </w:rPr>
+        <w:t xml:space="preserve">воїй правді. Звесели серця наші, щоб ми боялись імення </w:t>
+      </w:r>
+      <w:r>
+        <w:rPr>
+          <w:rFonts w:ascii="Times New Roman" w:hAnsi="Times New Roman"/>
+          <w:sz w:val="24"/>
+          <w:szCs w:val="24"/>
+          <w:lang w:val="ru-MD"/>
+        </w:rPr>
+        <w:t>Т</w:t>
+      </w:r>
+      <w:r>
+        <w:rPr>
+          <w:rFonts w:ascii="Times New Roman" w:hAnsi="Times New Roman"/>
+          <w:sz w:val="24"/>
+          <w:szCs w:val="24"/>
+          <w:lang w:val="ru-MD"/>
+        </w:rPr>
+        <w:t xml:space="preserve">вого святого, бо </w:t>
+      </w:r>
+      <w:r>
+        <w:rPr>
+          <w:rFonts w:ascii="Times New Roman" w:hAnsi="Times New Roman"/>
+          <w:sz w:val="24"/>
+          <w:szCs w:val="24"/>
+          <w:lang w:val="ru-MD"/>
+        </w:rPr>
+        <w:t>Т</w:t>
+      </w:r>
+      <w:r>
+        <w:rPr>
+          <w:rFonts w:ascii="Times New Roman" w:hAnsi="Times New Roman"/>
+          <w:sz w:val="24"/>
+          <w:szCs w:val="24"/>
+          <w:lang w:val="ru-MD"/>
+        </w:rPr>
+        <w:t xml:space="preserve">и великий і твориш чуда; </w:t>
+      </w:r>
+      <w:r>
+        <w:rPr>
+          <w:rFonts w:ascii="Times New Roman" w:hAnsi="Times New Roman"/>
+          <w:sz w:val="24"/>
+          <w:szCs w:val="24"/>
+          <w:lang w:val="ru-MD"/>
+        </w:rPr>
+        <w:t>Т</w:t>
+      </w:r>
+      <w:r>
+        <w:rPr>
+          <w:rFonts w:ascii="Times New Roman" w:hAnsi="Times New Roman"/>
+          <w:sz w:val="24"/>
+          <w:szCs w:val="24"/>
+          <w:lang w:val="ru-MD"/>
+        </w:rPr>
+        <w:t xml:space="preserve">и Бог єдиний і немає подібного </w:t>
+      </w:r>
+      <w:r>
+        <w:rPr>
+          <w:rFonts w:ascii="Times New Roman" w:hAnsi="Times New Roman"/>
+          <w:sz w:val="24"/>
+          <w:szCs w:val="24"/>
+          <w:lang w:val="ru-MD"/>
+        </w:rPr>
+        <w:t>Т</w:t>
+      </w:r>
+      <w:r>
+        <w:rPr>
+          <w:rFonts w:ascii="Times New Roman" w:hAnsi="Times New Roman"/>
+          <w:sz w:val="24"/>
+          <w:szCs w:val="24"/>
+          <w:lang w:val="ru-MD"/>
+        </w:rPr>
+        <w:t xml:space="preserve">обі між богами, </w:t>
       </w:r>
       <w:r>
         <w:rPr>
@@ -1160,7 +1286,43 @@
           <w:lang w:val="ru-MD"/>
         </w:rPr>
         <w:lastRenderedPageBreak/>
-        <w:t>сильний у милості і добрий у силі, аби допомагати й утішати, і спасати всіх, хто на ім'я твоє святе уповає. Бо тобі належить усяка слава, честь і поклоніння: Отцю, Сину, і Святому Духові, нині і повсякчас, і на віки віків. Амінь.</w:t>
+        <w:t xml:space="preserve">Господи. Ти сильний у милості і добрий у силі, аби допомагати й утішати, і спасати всіх, хто на ім'я </w:t>
+      </w:r>
+      <w:r>
+        <w:rPr>
+          <w:rFonts w:ascii="Times New Roman" w:hAnsi="Times New Roman"/>
+          <w:sz w:val="24"/>
+          <w:szCs w:val="24"/>
+          <w:lang w:val="ru-MD"/>
+        </w:rPr>
+        <w:t>Т</w:t>
+      </w:r>
+      <w:r>
+        <w:rPr>
+          <w:rFonts w:ascii="Times New Roman" w:hAnsi="Times New Roman"/>
+          <w:sz w:val="24"/>
+          <w:szCs w:val="24"/>
+          <w:lang w:val="ru-MD"/>
+        </w:rPr>
+        <w:t xml:space="preserve">воє святе уповає. Бо </w:t>
+      </w:r>
+      <w:r>
+        <w:rPr>
+          <w:rFonts w:ascii="Times New Roman" w:hAnsi="Times New Roman"/>
+          <w:sz w:val="24"/>
+          <w:szCs w:val="24"/>
+          <w:lang w:val="ru-MD"/>
+        </w:rPr>
+        <w:t>Т</w:t>
+      </w:r>
+      <w:r>
+        <w:rPr>
+          <w:rFonts w:ascii="Times New Roman" w:hAnsi="Times New Roman"/>
+          <w:sz w:val="24"/>
+          <w:szCs w:val="24"/>
+          <w:lang w:val="ru-MD"/>
+        </w:rPr>
+        <w:t>обі належить усяка слава, честь і поклоніння: Отцю, Сину, і Святому Духові, нині і повсякчас, і на віки віків. Амінь.</w:t>
       </w:r>
     </w:p>
     <w:p>
@@ -1191,7 +1353,133 @@
           <w:szCs w:val="24"/>
           <w:lang w:val="ru-MD"/>
         </w:rPr>
-        <w:t>Господи, в обуренні твоїм не картай нас, ані в гніві твоїм нас не карай, але поводься з нами за милістю твоєю, Лікарю і Зцілителю душ наших. Приведи нас до бажаної пристані твоєї, просвіти очі сердець наших на пізнання твоєї правди і дай нам останок теперішнього дня мирний і безгрішний, і ввесь час життя нашого, заради молитов святої Богородиці і всіх святих. Бо твоя влада і твоє царство, і сила, і слава: Отця, і Сина, і Святого Духа, нині і повсякчас, і на віки віків. Амінь.</w:t>
+        <w:t xml:space="preserve">Господи, в обуренні </w:t>
+      </w:r>
+      <w:r>
+        <w:rPr>
+          <w:rFonts w:ascii="Times New Roman" w:hAnsi="Times New Roman"/>
+          <w:sz w:val="24"/>
+          <w:szCs w:val="24"/>
+          <w:lang w:val="ru-MD"/>
+        </w:rPr>
+        <w:t>Т</w:t>
+      </w:r>
+      <w:r>
+        <w:rPr>
+          <w:rFonts w:ascii="Times New Roman" w:hAnsi="Times New Roman"/>
+          <w:sz w:val="24"/>
+          <w:szCs w:val="24"/>
+          <w:lang w:val="ru-MD"/>
+        </w:rPr>
+        <w:t xml:space="preserve">воїм не картай нас, ані в гніві </w:t>
+      </w:r>
+      <w:r>
+        <w:rPr>
+          <w:rFonts w:ascii="Times New Roman" w:hAnsi="Times New Roman"/>
+          <w:sz w:val="24"/>
+          <w:szCs w:val="24"/>
+          <w:lang w:val="ru-MD"/>
+        </w:rPr>
+        <w:t>Т</w:t>
+      </w:r>
+      <w:r>
+        <w:rPr>
+          <w:rFonts w:ascii="Times New Roman" w:hAnsi="Times New Roman"/>
+          <w:sz w:val="24"/>
+          <w:szCs w:val="24"/>
+          <w:lang w:val="ru-MD"/>
+        </w:rPr>
+        <w:t xml:space="preserve">воїм нас не карай, але поводься з нами за милістю </w:t>
+      </w:r>
+      <w:r>
+        <w:rPr>
+          <w:rFonts w:ascii="Times New Roman" w:hAnsi="Times New Roman"/>
+          <w:sz w:val="24"/>
+          <w:szCs w:val="24"/>
+          <w:lang w:val="ru-MD"/>
+        </w:rPr>
+        <w:t>Т</w:t>
+      </w:r>
+      <w:r>
+        <w:rPr>
+          <w:rFonts w:ascii="Times New Roman" w:hAnsi="Times New Roman"/>
+          <w:sz w:val="24"/>
+          <w:szCs w:val="24"/>
+          <w:lang w:val="ru-MD"/>
+        </w:rPr>
+        <w:t xml:space="preserve">воєю, Лікарю і Зцілителю душ наших. Приведи нас до бажаної пристані </w:t>
+      </w:r>
+      <w:r>
+        <w:rPr>
+          <w:rFonts w:ascii="Times New Roman" w:hAnsi="Times New Roman"/>
+          <w:sz w:val="24"/>
+          <w:szCs w:val="24"/>
+          <w:lang w:val="ru-MD"/>
+        </w:rPr>
+        <w:t>Т</w:t>
+      </w:r>
+      <w:r>
+        <w:rPr>
+          <w:rFonts w:ascii="Times New Roman" w:hAnsi="Times New Roman"/>
+          <w:sz w:val="24"/>
+          <w:szCs w:val="24"/>
+          <w:lang w:val="ru-MD"/>
+        </w:rPr>
+        <w:t xml:space="preserve">воєї, просвіти очі сердець наших на пізнання </w:t>
+      </w:r>
+      <w:r>
+        <w:rPr>
+          <w:rFonts w:ascii="Times New Roman" w:hAnsi="Times New Roman"/>
+          <w:sz w:val="24"/>
+          <w:szCs w:val="24"/>
+          <w:lang w:val="ru-MD"/>
+        </w:rPr>
+        <w:t>Т</w:t>
+      </w:r>
+      <w:r>
+        <w:rPr>
+          <w:rFonts w:ascii="Times New Roman" w:hAnsi="Times New Roman"/>
+          <w:sz w:val="24"/>
+          <w:szCs w:val="24"/>
+          <w:lang w:val="ru-MD"/>
+        </w:rPr>
+        <w:t xml:space="preserve">воєї правди і дай нам останок теперішнього дня мирний і безгрішний, і ввесь час життя нашого, заради молитов святої Богородиці і всіх святих. Бо </w:t>
+      </w:r>
+      <w:r>
+        <w:rPr>
+          <w:rFonts w:ascii="Times New Roman" w:hAnsi="Times New Roman"/>
+          <w:sz w:val="24"/>
+          <w:szCs w:val="24"/>
+          <w:lang w:val="ru-MD"/>
+        </w:rPr>
+        <w:t>Т</w:t>
+      </w:r>
+      <w:r>
+        <w:rPr>
+          <w:rFonts w:ascii="Times New Roman" w:hAnsi="Times New Roman"/>
+          <w:sz w:val="24"/>
+          <w:szCs w:val="24"/>
+          <w:lang w:val="ru-MD"/>
+        </w:rPr>
+        <w:t xml:space="preserve">воя влада і </w:t>
+      </w:r>
+      <w:r>
+        <w:rPr>
+          <w:rFonts w:ascii="Times New Roman" w:hAnsi="Times New Roman"/>
+          <w:sz w:val="24"/>
+          <w:szCs w:val="24"/>
+          <w:lang w:val="ru-MD"/>
+        </w:rPr>
+        <w:t>Т</w:t>
+      </w:r>
+      <w:r>
+        <w:rPr>
+          <w:rFonts w:ascii="Times New Roman" w:hAnsi="Times New Roman"/>
+          <w:sz w:val="24"/>
+          <w:szCs w:val="24"/>
+          <w:lang w:val="ru-MD"/>
+        </w:rPr>
+        <w:t>воє царство, і сила, і слава: Отця, і Сина, і Святого Духа, нині і повсякчас, і на віки віків. Амінь.</w:t>
       </w:r>
     </w:p>
     <w:p>
@@ -1222,7 +1510,187 @@
           <w:szCs w:val="24"/>
           <w:lang w:val="ru-MD"/>
         </w:rPr>
-        <w:t xml:space="preserve"> Господи, Боже наш! Згадай нас грішних і недостойних слуг твоїх, коли призиваємо святе ім'я твоє, і не осороми нас, коли очікуємо милости твоєї, але вислухай, Господи, усі наші спасенні прохання, і вчини нас достойними любити і боятися тебе від усього серця нашого і творити в усьому волю твою. Бо ти є добрий і чоловіколюбний Бог, і тобі славу віддаємо: Отцю, і Сину, і Святому Духові, нині і повсякчас, і на віки віків. Амінь.</w:t>
+        <w:t xml:space="preserve"> Господи, Боже наш! Згадай нас грішних і недостойних слуг </w:t>
+      </w:r>
+      <w:r>
+        <w:rPr>
+          <w:rFonts w:ascii="Times New Roman" w:hAnsi="Times New Roman"/>
+          <w:sz w:val="24"/>
+          <w:szCs w:val="24"/>
+          <w:lang w:val="ru-MD"/>
+        </w:rPr>
+        <w:t>Т</w:t>
+      </w:r>
+      <w:r>
+        <w:rPr>
+          <w:rFonts w:ascii="Times New Roman" w:hAnsi="Times New Roman"/>
+          <w:sz w:val="24"/>
+          <w:szCs w:val="24"/>
+          <w:lang w:val="ru-MD"/>
+        </w:rPr>
+        <w:t xml:space="preserve">воїх, коли призиваємо святе ім'я </w:t>
+      </w:r>
+      <w:r>
+        <w:rPr>
+          <w:rFonts w:ascii="Times New Roman" w:hAnsi="Times New Roman"/>
+          <w:sz w:val="24"/>
+          <w:szCs w:val="24"/>
+          <w:lang w:val="ru-MD"/>
+        </w:rPr>
+        <w:t>Т</w:t>
+      </w:r>
+      <w:r>
+        <w:rPr>
+          <w:rFonts w:ascii="Times New Roman" w:hAnsi="Times New Roman"/>
+          <w:sz w:val="24"/>
+          <w:szCs w:val="24"/>
+          <w:lang w:val="ru-MD"/>
+        </w:rPr>
+        <w:t xml:space="preserve">воє, і не осороми нас, коли очікуємо милости </w:t>
+      </w:r>
+      <w:r>
+        <w:rPr>
+          <w:rFonts w:ascii="Times New Roman" w:hAnsi="Times New Roman"/>
+          <w:sz w:val="24"/>
+          <w:szCs w:val="24"/>
+          <w:lang w:val="ru-MD"/>
+        </w:rPr>
+        <w:t>Т</w:t>
+      </w:r>
+      <w:r>
+        <w:rPr>
+          <w:rFonts w:ascii="Times New Roman" w:hAnsi="Times New Roman"/>
+          <w:sz w:val="24"/>
+          <w:szCs w:val="24"/>
+          <w:lang w:val="ru-MD"/>
+        </w:rPr>
+        <w:t xml:space="preserve">воєї, але вислухай, Господи, усі наші спасенні прохання, і вчини нас достойними любити і боятися </w:t>
+      </w:r>
+      <w:r>
+        <w:rPr>
+          <w:rFonts w:ascii="Times New Roman" w:hAnsi="Times New Roman"/>
+          <w:sz w:val="24"/>
+          <w:szCs w:val="24"/>
+          <w:lang w:val="ru-MD"/>
+        </w:rPr>
+        <w:t>Т</w:t>
+      </w:r>
+      <w:r>
+        <w:rPr>
+          <w:rFonts w:ascii="Times New Roman" w:hAnsi="Times New Roman"/>
+          <w:sz w:val="24"/>
+          <w:szCs w:val="24"/>
+          <w:lang w:val="ru-MD"/>
+        </w:rPr>
+        <w:t xml:space="preserve">ебе від усього серця нашого і творити в усьому волю </w:t>
+      </w:r>
+      <w:r>
+        <w:rPr>
+          <w:rFonts w:ascii="Times New Roman" w:hAnsi="Times New Roman"/>
+          <w:sz w:val="24"/>
+          <w:szCs w:val="24"/>
+          <w:lang w:val="ru-MD"/>
+        </w:rPr>
+        <w:t>Т</w:t>
+      </w:r>
+      <w:r>
+        <w:rPr>
+          <w:rFonts w:ascii="Times New Roman" w:hAnsi="Times New Roman"/>
+          <w:sz w:val="24"/>
+          <w:szCs w:val="24"/>
+          <w:lang w:val="ru-MD"/>
+        </w:rPr>
+        <w:t xml:space="preserve">вою. Бо </w:t>
+      </w:r>
+      <w:r>
+        <w:rPr>
+          <w:rFonts w:ascii="Times New Roman" w:hAnsi="Times New Roman"/>
+          <w:sz w:val="24"/>
+          <w:szCs w:val="24"/>
+          <w:lang w:val="ru-MD"/>
+        </w:rPr>
+        <w:t>Т</w:t>
+      </w:r>
+      <w:r>
+        <w:rPr>
+          <w:rFonts w:ascii="Times New Roman" w:hAnsi="Times New Roman"/>
+          <w:sz w:val="24"/>
+          <w:szCs w:val="24"/>
+          <w:lang w:val="ru-MD"/>
+        </w:rPr>
+        <w:t xml:space="preserve">и є </w:t>
+      </w:r>
+      <w:r>
+        <w:rPr>
+          <w:rFonts w:ascii="Times New Roman" w:hAnsi="Times New Roman"/>
+          <w:sz w:val="24"/>
+          <w:szCs w:val="24"/>
+          <w:lang w:val="ru-MD"/>
+        </w:rPr>
+        <w:t>благий</w:t>
+      </w:r>
+      <w:r>
+        <w:rPr>
+          <w:rFonts w:ascii="Times New Roman" w:hAnsi="Times New Roman"/>
+          <w:sz w:val="24"/>
+          <w:szCs w:val="24"/>
+          <w:lang w:val="ru-MD"/>
+        </w:rPr>
+        <w:t xml:space="preserve"> і </w:t>
+      </w:r>
+      <w:r>
+        <w:rPr>
+          <w:rFonts w:ascii="Times New Roman" w:hAnsi="Times New Roman"/>
+          <w:sz w:val="24"/>
+          <w:szCs w:val="24"/>
+          <w:lang w:val="ru-MD"/>
+        </w:rPr>
+        <w:t>людин</w:t>
+      </w:r>
+      <w:r>
+        <w:rPr>
+          <w:rFonts w:ascii="Times New Roman" w:hAnsi="Times New Roman"/>
+          <w:sz w:val="24"/>
+          <w:szCs w:val="24"/>
+          <w:lang w:val="ru-MD"/>
+        </w:rPr>
+        <w:t xml:space="preserve">олюбний Бог, і </w:t>
+      </w:r>
+      <w:r>
+        <w:rPr>
+          <w:rFonts w:ascii="Times New Roman" w:hAnsi="Times New Roman"/>
+          <w:sz w:val="24"/>
+          <w:szCs w:val="24"/>
+          <w:lang w:val="ru-MD"/>
+        </w:rPr>
+        <w:t>Т</w:t>
+      </w:r>
+      <w:r>
+        <w:rPr>
+          <w:rFonts w:ascii="Times New Roman" w:hAnsi="Times New Roman"/>
+          <w:sz w:val="24"/>
+          <w:szCs w:val="24"/>
+          <w:lang w:val="ru-MD"/>
+        </w:rPr>
+        <w:t xml:space="preserve">обі славу </w:t>
+      </w:r>
+      <w:r>
+        <w:rPr>
+          <w:rFonts w:ascii="Times New Roman" w:hAnsi="Times New Roman"/>
+          <w:sz w:val="24"/>
+          <w:szCs w:val="24"/>
+          <w:lang w:val="ru-MD"/>
+        </w:rPr>
+        <w:t>возсилаємо</w:t>
+      </w:r>
+      <w:r>
+        <w:rPr>
+          <w:rFonts w:ascii="Times New Roman" w:hAnsi="Times New Roman"/>
+          <w:sz w:val="24"/>
+          <w:szCs w:val="24"/>
+          <w:lang w:val="ru-MD"/>
+        </w:rPr>
+        <w:t>: Отцю, і Сину, і Святому Духові, нині і повсякчас, і на віки віків. Амінь.</w:t>
       </w:r>
     </w:p>
     <w:p>
@@ -1253,7 +1721,115 @@
           <w:szCs w:val="24"/>
           <w:lang w:val="ru-MD"/>
         </w:rPr>
-        <w:t>Невмовкаючими піснями і неустанними величаннями святих сил оспівуваний, наповни уста наші хвалінням твоїм, щоб віддавати шану імені твоєму святому; і дай нам частку і спадкоємство з усіма, що почитають тебе в правді і зберігають заповіді твої, молитвами святої Богородиці і всіх святих твоїх. Бо тобі належить усяка слава, честь і поклоніння: Отцю, і Сину, і Святому Духові, нині і повсякчас, і на віки віків. Амінь.</w:t>
+        <w:t xml:space="preserve">Невмовкаючими піснями і неустанними величаннями святих сил оспівуваний, наповни уста наші хвалінням </w:t>
+      </w:r>
+      <w:r>
+        <w:rPr>
+          <w:rFonts w:ascii="Times New Roman" w:hAnsi="Times New Roman"/>
+          <w:sz w:val="24"/>
+          <w:szCs w:val="24"/>
+          <w:lang w:val="ru-MD"/>
+        </w:rPr>
+        <w:t>Т</w:t>
+      </w:r>
+      <w:r>
+        <w:rPr>
+          <w:rFonts w:ascii="Times New Roman" w:hAnsi="Times New Roman"/>
+          <w:sz w:val="24"/>
+          <w:szCs w:val="24"/>
+          <w:lang w:val="ru-MD"/>
+        </w:rPr>
+        <w:t xml:space="preserve">воїм, щоб віддавати шану імені </w:t>
+      </w:r>
+      <w:r>
+        <w:rPr>
+          <w:rFonts w:ascii="Times New Roman" w:hAnsi="Times New Roman"/>
+          <w:sz w:val="24"/>
+          <w:szCs w:val="24"/>
+          <w:lang w:val="ru-MD"/>
+        </w:rPr>
+        <w:t>Т</w:t>
+      </w:r>
+      <w:r>
+        <w:rPr>
+          <w:rFonts w:ascii="Times New Roman" w:hAnsi="Times New Roman"/>
+          <w:sz w:val="24"/>
+          <w:szCs w:val="24"/>
+          <w:lang w:val="ru-MD"/>
+        </w:rPr>
+        <w:t xml:space="preserve">воєму святому; і дай нам частку і спадкоємство з усіма, що почитають </w:t>
+      </w:r>
+      <w:r>
+        <w:rPr>
+          <w:rFonts w:ascii="Times New Roman" w:hAnsi="Times New Roman"/>
+          <w:sz w:val="24"/>
+          <w:szCs w:val="24"/>
+          <w:lang w:val="ru-MD"/>
+        </w:rPr>
+        <w:t>Т</w:t>
+      </w:r>
+      <w:r>
+        <w:rPr>
+          <w:rFonts w:ascii="Times New Roman" w:hAnsi="Times New Roman"/>
+          <w:sz w:val="24"/>
+          <w:szCs w:val="24"/>
+          <w:lang w:val="ru-MD"/>
+        </w:rPr>
+        <w:t xml:space="preserve">ебе в правді і зберігають заповіді </w:t>
+      </w:r>
+      <w:r>
+        <w:rPr>
+          <w:rFonts w:ascii="Times New Roman" w:hAnsi="Times New Roman"/>
+          <w:sz w:val="24"/>
+          <w:szCs w:val="24"/>
+          <w:lang w:val="ru-MD"/>
+        </w:rPr>
+        <w:t>Т</w:t>
+      </w:r>
+      <w:r>
+        <w:rPr>
+          <w:rFonts w:ascii="Times New Roman" w:hAnsi="Times New Roman"/>
+          <w:sz w:val="24"/>
+          <w:szCs w:val="24"/>
+          <w:lang w:val="ru-MD"/>
+        </w:rPr>
+        <w:t xml:space="preserve">вої, молитвами святої Богородиці і всіх святих </w:t>
+      </w:r>
+      <w:r>
+        <w:rPr>
+          <w:rFonts w:ascii="Times New Roman" w:hAnsi="Times New Roman"/>
+          <w:sz w:val="24"/>
+          <w:szCs w:val="24"/>
+          <w:lang w:val="ru-MD"/>
+        </w:rPr>
+        <w:t>Т</w:t>
+      </w:r>
+      <w:r>
+        <w:rPr>
+          <w:rFonts w:ascii="Times New Roman" w:hAnsi="Times New Roman"/>
+          <w:sz w:val="24"/>
+          <w:szCs w:val="24"/>
+          <w:lang w:val="ru-MD"/>
+        </w:rPr>
+        <w:t xml:space="preserve">воїх. Бо </w:t>
+      </w:r>
+      <w:r>
+        <w:rPr>
+          <w:rFonts w:ascii="Times New Roman" w:hAnsi="Times New Roman"/>
+          <w:sz w:val="24"/>
+          <w:szCs w:val="24"/>
+          <w:lang w:val="ru-MD"/>
+        </w:rPr>
+        <w:t>Т</w:t>
+      </w:r>
+      <w:r>
+        <w:rPr>
+          <w:rFonts w:ascii="Times New Roman" w:hAnsi="Times New Roman"/>
+          <w:sz w:val="24"/>
+          <w:szCs w:val="24"/>
+          <w:lang w:val="ru-MD"/>
+        </w:rPr>
+        <w:t>обі належить усяка слава, честь і поклоніння: Отцю, і Сину, і Святому Духові, нині і повсякчас, і на віки віків. Амінь.</w:t>
       </w:r>
     </w:p>
     <w:p>
@@ -1284,7 +1860,133 @@
           <w:szCs w:val="24"/>
           <w:lang w:val="ru-MD"/>
         </w:rPr>
-        <w:t xml:space="preserve"> Благословенний ти, Господи Боже, Вседержителю, що знаєш думки людські, що відаєш те, чого ми потребуємо, і багато більше, ніж ми просимо, або розуміємо. Самий ти, чоловіколюбний Царю, у всьому добрий, задовольни нас багатством твоїх ласк, щоб ми непостидною совістю призивали святе ім'я твоє; і не введи нас у спокусу, але визволь нас від злого, і провидінням твоїм дай нам усе корисне. Бо тобі належить усяка слава, честь і поклоніння: Отцю, і Сину, і Святому Духові, нині і повсякчас, і на віки віків. Амінь.</w:t>
+        <w:t xml:space="preserve"> Благословенний </w:t>
+      </w:r>
+      <w:r>
+        <w:rPr>
+          <w:rFonts w:ascii="Times New Roman" w:hAnsi="Times New Roman"/>
+          <w:sz w:val="24"/>
+          <w:szCs w:val="24"/>
+          <w:lang w:val="ru-MD"/>
+        </w:rPr>
+        <w:t>Т</w:t>
+      </w:r>
+      <w:r>
+        <w:rPr>
+          <w:rFonts w:ascii="Times New Roman" w:hAnsi="Times New Roman"/>
+          <w:sz w:val="24"/>
+          <w:szCs w:val="24"/>
+          <w:lang w:val="ru-MD"/>
+        </w:rPr>
+        <w:t xml:space="preserve">и, Господи Боже, Вседержителю, що знаєш думки людські, що відаєш те, чого ми потребуємо, і багато більше, ніж ми просимо, або розуміємо. Самий </w:t>
+      </w:r>
+      <w:r>
+        <w:rPr>
+          <w:rFonts w:ascii="Times New Roman" w:hAnsi="Times New Roman"/>
+          <w:sz w:val="24"/>
+          <w:szCs w:val="24"/>
+          <w:lang w:val="ru-MD"/>
+        </w:rPr>
+        <w:t>Т</w:t>
+      </w:r>
+      <w:r>
+        <w:rPr>
+          <w:rFonts w:ascii="Times New Roman" w:hAnsi="Times New Roman"/>
+          <w:sz w:val="24"/>
+          <w:szCs w:val="24"/>
+          <w:lang w:val="ru-MD"/>
+        </w:rPr>
+        <w:t xml:space="preserve">и, </w:t>
+      </w:r>
+      <w:r>
+        <w:rPr>
+          <w:rFonts w:ascii="Times New Roman" w:hAnsi="Times New Roman"/>
+          <w:sz w:val="24"/>
+          <w:szCs w:val="24"/>
+          <w:lang w:val="ru-MD"/>
+        </w:rPr>
+        <w:t>людинолюбний</w:t>
+      </w:r>
+      <w:r>
+        <w:rPr>
+          <w:rFonts w:ascii="Times New Roman" w:hAnsi="Times New Roman"/>
+          <w:sz w:val="24"/>
+          <w:szCs w:val="24"/>
+          <w:lang w:val="ru-MD"/>
+        </w:rPr>
+        <w:t xml:space="preserve"> Царю, у всьому добрий, задовольни нас багатством </w:t>
+      </w:r>
+      <w:r>
+        <w:rPr>
+          <w:rFonts w:ascii="Times New Roman" w:hAnsi="Times New Roman"/>
+          <w:sz w:val="24"/>
+          <w:szCs w:val="24"/>
+          <w:lang w:val="ru-MD"/>
+        </w:rPr>
+        <w:t>Т</w:t>
+      </w:r>
+      <w:r>
+        <w:rPr>
+          <w:rFonts w:ascii="Times New Roman" w:hAnsi="Times New Roman"/>
+          <w:sz w:val="24"/>
+          <w:szCs w:val="24"/>
+          <w:lang w:val="ru-MD"/>
+        </w:rPr>
+        <w:t xml:space="preserve">воїх ласк, щоб ми непостидною совістю призивали святе ім'я </w:t>
+      </w:r>
+      <w:r>
+        <w:rPr>
+          <w:rFonts w:ascii="Times New Roman" w:hAnsi="Times New Roman"/>
+          <w:sz w:val="24"/>
+          <w:szCs w:val="24"/>
+          <w:lang w:val="ru-MD"/>
+        </w:rPr>
+        <w:t>Т</w:t>
+      </w:r>
+      <w:r>
+        <w:rPr>
+          <w:rFonts w:ascii="Times New Roman" w:hAnsi="Times New Roman"/>
+          <w:sz w:val="24"/>
+          <w:szCs w:val="24"/>
+          <w:lang w:val="ru-MD"/>
+        </w:rPr>
+        <w:t xml:space="preserve">воє; і не введи нас у спокусу, але визволь нас від злого, і провидінням </w:t>
+      </w:r>
+      <w:r>
+        <w:rPr>
+          <w:rFonts w:ascii="Times New Roman" w:hAnsi="Times New Roman"/>
+          <w:sz w:val="24"/>
+          <w:szCs w:val="24"/>
+          <w:lang w:val="ru-MD"/>
+        </w:rPr>
+        <w:t>Т</w:t>
+      </w:r>
+      <w:r>
+        <w:rPr>
+          <w:rFonts w:ascii="Times New Roman" w:hAnsi="Times New Roman"/>
+          <w:sz w:val="24"/>
+          <w:szCs w:val="24"/>
+          <w:lang w:val="ru-MD"/>
+        </w:rPr>
+        <w:t xml:space="preserve">воїм дай нам усе корисне. Бо </w:t>
+      </w:r>
+      <w:r>
+        <w:rPr>
+          <w:rFonts w:ascii="Times New Roman" w:hAnsi="Times New Roman"/>
+          <w:sz w:val="24"/>
+          <w:szCs w:val="24"/>
+          <w:lang w:val="ru-MD"/>
+        </w:rPr>
+        <w:t>Т</w:t>
+      </w:r>
+      <w:r>
+        <w:rPr>
+          <w:rFonts w:ascii="Times New Roman" w:hAnsi="Times New Roman"/>
+          <w:sz w:val="24"/>
+          <w:szCs w:val="24"/>
+          <w:lang w:val="ru-MD"/>
+        </w:rPr>
+        <w:t>обі належить усяка слава, честь і поклоніння: Отцю, і Сину, і Святому Духові, нині і повсякчас, і на віки віків. Амінь.</w:t>
       </w:r>
     </w:p>
     <w:p>
@@ -1314,13 +2016,175 @@
           <w:szCs w:val="24"/>
           <w:lang w:val="ru-MD"/>
         </w:rPr>
-        <w:t xml:space="preserve"> Господи, Господи, що пречистою твоєю долонею все утримуєш, що довго терпиш нам усім, і жалієшся задля нашої злоби! Згадай твої милості і ласки, відвідай нас у твоїй доброті і дай нам пройти й останок нинішнього дня вільним від різних затій лукавого, і збережи наше життя без напастувань, благодаттю Святого твого Духа, − милістю, щедротами і чоловіколюб'ям єдинородного Сина твого, з яким і ти є благословенний, з пресвятим, добрим і животворящим твоїм Духом, нині і повсякчас, і на віки віків. </w:t>
+        <w:t xml:space="preserve"> Господи, Господи, що пречистою </w:t>
       </w:r>
       <w:r>
         <w:rPr>
           <w:rFonts w:ascii="Times New Roman" w:eastAsia="Gungsuh" w:hAnsi="Times New Roman" w:cs="Gungsuh"/>
           <w:sz w:val="24"/>
           <w:szCs w:val="24"/>
+          <w:lang w:val="ru-MD"/>
+        </w:rPr>
+        <w:t>Т</w:t>
+      </w:r>
+      <w:r>
+        <w:rPr>
+          <w:rFonts w:ascii="Times New Roman" w:eastAsia="Gungsuh" w:hAnsi="Times New Roman" w:cs="Gungsuh"/>
+          <w:sz w:val="24"/>
+          <w:szCs w:val="24"/>
+          <w:lang w:val="ru-MD"/>
+        </w:rPr>
+        <w:t xml:space="preserve">воєю долонею все утримуєш, що довго терпиш нам усім, і жалієшся задля нашої злоби! Згадай </w:t>
+      </w:r>
+      <w:r>
+        <w:rPr>
+          <w:rFonts w:ascii="Times New Roman" w:eastAsia="Gungsuh" w:hAnsi="Times New Roman" w:cs="Gungsuh"/>
+          <w:sz w:val="24"/>
+          <w:szCs w:val="24"/>
+          <w:lang w:val="ru-MD"/>
+        </w:rPr>
+        <w:t>Т</w:t>
+      </w:r>
+      <w:r>
+        <w:rPr>
+          <w:rFonts w:ascii="Times New Roman" w:eastAsia="Gungsuh" w:hAnsi="Times New Roman" w:cs="Gungsuh"/>
+          <w:sz w:val="24"/>
+          <w:szCs w:val="24"/>
+          <w:lang w:val="ru-MD"/>
+        </w:rPr>
+        <w:t xml:space="preserve">вої милості і ласки, відвідай нас у </w:t>
+      </w:r>
+      <w:r>
+        <w:rPr>
+          <w:rFonts w:ascii="Times New Roman" w:eastAsia="Gungsuh" w:hAnsi="Times New Roman" w:cs="Gungsuh"/>
+          <w:sz w:val="24"/>
+          <w:szCs w:val="24"/>
+          <w:lang w:val="ru-MD"/>
+        </w:rPr>
+        <w:t>Т</w:t>
+      </w:r>
+      <w:r>
+        <w:rPr>
+          <w:rFonts w:ascii="Times New Roman" w:eastAsia="Gungsuh" w:hAnsi="Times New Roman" w:cs="Gungsuh"/>
+          <w:sz w:val="24"/>
+          <w:szCs w:val="24"/>
+          <w:lang w:val="ru-MD"/>
+        </w:rPr>
+        <w:t xml:space="preserve">воїй доброті і дай нам пройти й останок нинішнього дня вільним від різних затій лукавого, і збережи наше життя без напастувань, благодаттю Святого </w:t>
+      </w:r>
+      <w:r>
+        <w:rPr>
+          <w:rFonts w:ascii="Times New Roman" w:eastAsia="Gungsuh" w:hAnsi="Times New Roman" w:cs="Gungsuh"/>
+          <w:sz w:val="24"/>
+          <w:szCs w:val="24"/>
+          <w:lang w:val="ru-MD"/>
+        </w:rPr>
+        <w:t>Т</w:t>
+      </w:r>
+      <w:r>
+        <w:rPr>
+          <w:rFonts w:ascii="Times New Roman" w:eastAsia="Gungsuh" w:hAnsi="Times New Roman" w:cs="Gungsuh"/>
+          <w:sz w:val="24"/>
+          <w:szCs w:val="24"/>
+          <w:lang w:val="ru-MD"/>
+        </w:rPr>
+        <w:t xml:space="preserve">вого Духа, − милістю, щедротами і </w:t>
+      </w:r>
+      <w:r>
+        <w:rPr>
+          <w:rFonts w:ascii="Times New Roman" w:eastAsia="Gungsuh" w:hAnsi="Times New Roman" w:cs="Gungsuh"/>
+          <w:sz w:val="24"/>
+          <w:szCs w:val="24"/>
+          <w:lang w:val="ru-MD"/>
+        </w:rPr>
+        <w:t>людино</w:t>
+      </w:r>
+      <w:r>
+        <w:rPr>
+          <w:rFonts w:ascii="Times New Roman" w:eastAsia="Gungsuh" w:hAnsi="Times New Roman" w:cs="Gungsuh"/>
+          <w:sz w:val="24"/>
+          <w:szCs w:val="24"/>
+          <w:lang w:val="ru-MD"/>
+        </w:rPr>
+        <w:t xml:space="preserve">люб'ям єдинородного Сина </w:t>
+      </w:r>
+      <w:r>
+        <w:rPr>
+          <w:rFonts w:ascii="Times New Roman" w:eastAsia="Gungsuh" w:hAnsi="Times New Roman" w:cs="Gungsuh"/>
+          <w:sz w:val="24"/>
+          <w:szCs w:val="24"/>
+          <w:lang w:val="ru-MD"/>
+        </w:rPr>
+        <w:t>Т</w:t>
+      </w:r>
+      <w:r>
+        <w:rPr>
+          <w:rFonts w:ascii="Times New Roman" w:eastAsia="Gungsuh" w:hAnsi="Times New Roman" w:cs="Gungsuh"/>
+          <w:sz w:val="24"/>
+          <w:szCs w:val="24"/>
+          <w:lang w:val="ru-MD"/>
+        </w:rPr>
+        <w:t xml:space="preserve">вого, з яким і </w:t>
+      </w:r>
+      <w:r>
+        <w:rPr>
+          <w:rFonts w:ascii="Times New Roman" w:eastAsia="Gungsuh" w:hAnsi="Times New Roman" w:cs="Gungsuh"/>
+          <w:sz w:val="24"/>
+          <w:szCs w:val="24"/>
+          <w:lang w:val="ru-MD"/>
+        </w:rPr>
+        <w:t>Т</w:t>
+      </w:r>
+      <w:r>
+        <w:rPr>
+          <w:rFonts w:ascii="Times New Roman" w:eastAsia="Gungsuh" w:hAnsi="Times New Roman" w:cs="Gungsuh"/>
+          <w:sz w:val="24"/>
+          <w:szCs w:val="24"/>
+          <w:lang w:val="ru-MD"/>
+        </w:rPr>
+        <w:t xml:space="preserve">и є благословенний, з пресвятим, добрим і </w:t>
+      </w:r>
+      <w:r>
+        <w:rPr>
+          <w:rFonts w:ascii="Times New Roman" w:eastAsia="Gungsuh" w:hAnsi="Times New Roman" w:cs="Gungsuh"/>
+          <w:sz w:val="24"/>
+          <w:szCs w:val="24"/>
+          <w:lang w:val="ru-MD"/>
+        </w:rPr>
+        <w:t>животворчим</w:t>
+      </w:r>
+      <w:r>
+        <w:rPr>
+          <w:rFonts w:ascii="Times New Roman" w:eastAsia="Gungsuh" w:hAnsi="Times New Roman" w:cs="Gungsuh"/>
+          <w:sz w:val="24"/>
+          <w:szCs w:val="24"/>
+          <w:lang w:val="ru-MD"/>
+        </w:rPr>
+        <w:t xml:space="preserve"> </w:t>
+      </w:r>
+      <w:r>
+        <w:rPr>
+          <w:rFonts w:ascii="Times New Roman" w:eastAsia="Gungsuh" w:hAnsi="Times New Roman" w:cs="Gungsuh"/>
+          <w:sz w:val="24"/>
+          <w:szCs w:val="24"/>
+          <w:lang w:val="ru-MD"/>
+        </w:rPr>
+        <w:t>Т</w:t>
+      </w:r>
+      <w:r>
+        <w:rPr>
+          <w:rFonts w:ascii="Times New Roman" w:eastAsia="Gungsuh" w:hAnsi="Times New Roman" w:cs="Gungsuh"/>
+          <w:sz w:val="24"/>
+          <w:szCs w:val="24"/>
+          <w:lang w:val="ru-MD"/>
+        </w:rPr>
+        <w:t xml:space="preserve">воїм Духом, нині і повсякчас, і на віки віків. </w:t>
+      </w:r>
+      <w:r>
+        <w:rPr>
+          <w:rFonts w:ascii="Times New Roman" w:eastAsia="Gungsuh" w:hAnsi="Times New Roman" w:cs="Gungsuh"/>
+          <w:sz w:val="24"/>
+          <w:szCs w:val="24"/>
         </w:rPr>
         <w:t>Амінь.</w:t>
       </w:r>
@@ -1360,7 +2224,115 @@
           <w:szCs w:val="24"/>
           <w:lang w:val="ru-MD"/>
         </w:rPr>
-        <w:t>Дай нам і решту непорочно докінчити перед святою твоєю славою і величати тебе одного і доброго, і чоловіколюбного Бога нашого. Бо ти Бог наш і тобі славу віддаємо: Отцю, і Сину, і Святому Духові, нині і повсякчас, і на віки віків. Амінь.</w:t>
+        <w:t xml:space="preserve">Дай нам і решту непорочно докінчити перед святою </w:t>
+      </w:r>
+      <w:r>
+        <w:rPr>
+          <w:rFonts w:ascii="Times New Roman" w:hAnsi="Times New Roman"/>
+          <w:sz w:val="24"/>
+          <w:szCs w:val="24"/>
+          <w:lang w:val="ru-MD"/>
+        </w:rPr>
+        <w:t>Т</w:t>
+      </w:r>
+      <w:r>
+        <w:rPr>
+          <w:rFonts w:ascii="Times New Roman" w:hAnsi="Times New Roman"/>
+          <w:sz w:val="24"/>
+          <w:szCs w:val="24"/>
+          <w:lang w:val="ru-MD"/>
+        </w:rPr>
+        <w:t xml:space="preserve">воєю славою і величати </w:t>
+      </w:r>
+      <w:r>
+        <w:rPr>
+          <w:rFonts w:ascii="Times New Roman" w:hAnsi="Times New Roman"/>
+          <w:sz w:val="24"/>
+          <w:szCs w:val="24"/>
+          <w:lang w:val="ru-MD"/>
+        </w:rPr>
+        <w:t>Т</w:t>
+      </w:r>
+      <w:r>
+        <w:rPr>
+          <w:rFonts w:ascii="Times New Roman" w:hAnsi="Times New Roman"/>
+          <w:sz w:val="24"/>
+          <w:szCs w:val="24"/>
+          <w:lang w:val="ru-MD"/>
+        </w:rPr>
+        <w:t xml:space="preserve">ебе одного і доброго, і </w:t>
+      </w:r>
+      <w:r>
+        <w:rPr>
+          <w:rFonts w:ascii="Times New Roman" w:hAnsi="Times New Roman"/>
+          <w:sz w:val="24"/>
+          <w:szCs w:val="24"/>
+          <w:lang w:val="ru-MD"/>
+        </w:rPr>
+        <w:t>людинолюбного</w:t>
+      </w:r>
+      <w:r>
+        <w:rPr>
+          <w:rFonts w:ascii="Times New Roman" w:hAnsi="Times New Roman"/>
+          <w:sz w:val="24"/>
+          <w:szCs w:val="24"/>
+          <w:lang w:val="ru-MD"/>
+        </w:rPr>
+        <w:t xml:space="preserve"> Бога нашого. Бо </w:t>
+      </w:r>
+      <w:r>
+        <w:rPr>
+          <w:rFonts w:ascii="Times New Roman" w:hAnsi="Times New Roman"/>
+          <w:sz w:val="24"/>
+          <w:szCs w:val="24"/>
+          <w:lang w:val="ru-MD"/>
+        </w:rPr>
+        <w:t>Т</w:t>
+      </w:r>
+      <w:r>
+        <w:rPr>
+          <w:rFonts w:ascii="Times New Roman" w:hAnsi="Times New Roman"/>
+          <w:sz w:val="24"/>
+          <w:szCs w:val="24"/>
+          <w:lang w:val="ru-MD"/>
+        </w:rPr>
+        <w:t xml:space="preserve">и Бог наш і </w:t>
+      </w:r>
+      <w:r>
+        <w:rPr>
+          <w:rFonts w:ascii="Times New Roman" w:hAnsi="Times New Roman"/>
+          <w:sz w:val="24"/>
+          <w:szCs w:val="24"/>
+          <w:lang w:val="ru-MD"/>
+        </w:rPr>
+        <w:t>Т</w:t>
+      </w:r>
+      <w:r>
+        <w:rPr>
+          <w:rFonts w:ascii="Times New Roman" w:hAnsi="Times New Roman"/>
+          <w:sz w:val="24"/>
+          <w:szCs w:val="24"/>
+          <w:lang w:val="ru-MD"/>
+        </w:rPr>
+        <w:t xml:space="preserve">обі славу </w:t>
+      </w:r>
+      <w:r>
+        <w:rPr>
+          <w:rFonts w:ascii="Times New Roman" w:hAnsi="Times New Roman"/>
+          <w:sz w:val="24"/>
+          <w:szCs w:val="24"/>
+          <w:lang w:val="ru-MD"/>
+        </w:rPr>
+        <w:t>возсилаємо</w:t>
+      </w:r>
+      <w:r>
+        <w:rPr>
+          <w:rFonts w:ascii="Times New Roman" w:hAnsi="Times New Roman"/>
+          <w:sz w:val="24"/>
+          <w:szCs w:val="24"/>
+          <w:lang w:val="ru-MD"/>
+        </w:rPr>
+        <w:t>: Отцю, і Сину, і Святому Духові, нині і повсякчас, і на віки віків. Амінь.</w:t>
       </w:r>
     </w:p>
     <w:p>
@@ -1391,7 +2363,223 @@
           <w:szCs w:val="24"/>
           <w:lang w:val="ru-MD"/>
         </w:rPr>
-        <w:t xml:space="preserve"> Боже великий і вишній, в тебе одного є безсмертність і в світлі живеш недоступнім. Ти все створіння мудро створив, відокремив світло від темряви і сонце поклав, щоб правити днем, а місяць і зорі, щоб володіли ніччю, нас же грішних вчинив достойними і в теперішню годину стати перед твоїм обличчям, щоб тебе визнавати і принести тобі вечірнє славослов'я. Направ, Чоловіколюбче, молитву нашу, немов кадило, перед тобою і прийми її, як благовонний запах. Дай нам мирний цей вечір і близьку вже ніч; зодягни нас у броню світла; визволь нас від нічного страху і всякої речі, що в темряві з'являється, і дай сон, що його ти дарував на відпочинок нашій немічності, вільний від усякого маріння диявольського. Владико, давче добра, хай і на нашій постелі, бувши тобі милими, згадуємо вночі твоє ім'я і, просвічувані навчанням твоїх заповідей, встанемо в душевній радості до звеличування твоєї доброти, приносячи твоєму милосердю молитви і моління, за наші і всіх твоїх людей провини. Відвідай </w:t>
+        <w:t xml:space="preserve"> Боже великий і вишній, в </w:t>
+      </w:r>
+      <w:r>
+        <w:rPr>
+          <w:rFonts w:ascii="Times New Roman" w:hAnsi="Times New Roman"/>
+          <w:sz w:val="24"/>
+          <w:szCs w:val="24"/>
+          <w:lang w:val="ru-MD"/>
+        </w:rPr>
+        <w:t>Т</w:t>
+      </w:r>
+      <w:r>
+        <w:rPr>
+          <w:rFonts w:ascii="Times New Roman" w:hAnsi="Times New Roman"/>
+          <w:sz w:val="24"/>
+          <w:szCs w:val="24"/>
+          <w:lang w:val="ru-MD"/>
+        </w:rPr>
+        <w:t xml:space="preserve">ебе одного є безсмертність і в світлі живеш недоступнім. Ти все створіння мудро створив, відокремив світло від темряви і сонце поклав, щоб правити днем, а місяць і зорі, щоб володіли ніччю, нас же грішних вчинив достойними і в теперішню годину стати перед </w:t>
+      </w:r>
+      <w:r>
+        <w:rPr>
+          <w:rFonts w:ascii="Times New Roman" w:hAnsi="Times New Roman"/>
+          <w:sz w:val="24"/>
+          <w:szCs w:val="24"/>
+          <w:lang w:val="ru-MD"/>
+        </w:rPr>
+        <w:t>Т</w:t>
+      </w:r>
+      <w:r>
+        <w:rPr>
+          <w:rFonts w:ascii="Times New Roman" w:hAnsi="Times New Roman"/>
+          <w:sz w:val="24"/>
+          <w:szCs w:val="24"/>
+          <w:lang w:val="ru-MD"/>
+        </w:rPr>
+        <w:t xml:space="preserve">воїм обличчям, щоб </w:t>
+      </w:r>
+      <w:r>
+        <w:rPr>
+          <w:rFonts w:ascii="Times New Roman" w:hAnsi="Times New Roman"/>
+          <w:sz w:val="24"/>
+          <w:szCs w:val="24"/>
+          <w:lang w:val="ru-MD"/>
+        </w:rPr>
+        <w:t>Т</w:t>
+      </w:r>
+      <w:r>
+        <w:rPr>
+          <w:rFonts w:ascii="Times New Roman" w:hAnsi="Times New Roman"/>
+          <w:sz w:val="24"/>
+          <w:szCs w:val="24"/>
+          <w:lang w:val="ru-MD"/>
+        </w:rPr>
+        <w:t xml:space="preserve">ебе визнавати і принести </w:t>
+      </w:r>
+      <w:r>
+        <w:rPr>
+          <w:rFonts w:ascii="Times New Roman" w:hAnsi="Times New Roman"/>
+          <w:sz w:val="24"/>
+          <w:szCs w:val="24"/>
+          <w:lang w:val="ru-MD"/>
+        </w:rPr>
+        <w:t>Т</w:t>
+      </w:r>
+      <w:r>
+        <w:rPr>
+          <w:rFonts w:ascii="Times New Roman" w:hAnsi="Times New Roman"/>
+          <w:sz w:val="24"/>
+          <w:szCs w:val="24"/>
+          <w:lang w:val="ru-MD"/>
+        </w:rPr>
+        <w:t xml:space="preserve">обі вечірнє славослов'я. Направ, </w:t>
+      </w:r>
+      <w:r>
+        <w:rPr>
+          <w:rFonts w:ascii="Times New Roman" w:hAnsi="Times New Roman"/>
+          <w:sz w:val="24"/>
+          <w:szCs w:val="24"/>
+          <w:lang w:val="ru-MD"/>
+        </w:rPr>
+        <w:t>Людин</w:t>
+      </w:r>
+      <w:r>
+        <w:rPr>
+          <w:rFonts w:ascii="Times New Roman" w:hAnsi="Times New Roman"/>
+          <w:sz w:val="24"/>
+          <w:szCs w:val="24"/>
+          <w:lang w:val="ru-MD"/>
+        </w:rPr>
+        <w:t xml:space="preserve">олюбче, молитву нашу, немов кадило, перед </w:t>
+      </w:r>
+      <w:r>
+        <w:rPr>
+          <w:rFonts w:ascii="Times New Roman" w:hAnsi="Times New Roman"/>
+          <w:sz w:val="24"/>
+          <w:szCs w:val="24"/>
+          <w:lang w:val="ru-MD"/>
+        </w:rPr>
+        <w:t>Т</w:t>
+      </w:r>
+      <w:r>
+        <w:rPr>
+          <w:rFonts w:ascii="Times New Roman" w:hAnsi="Times New Roman"/>
+          <w:sz w:val="24"/>
+          <w:szCs w:val="24"/>
+          <w:lang w:val="ru-MD"/>
+        </w:rPr>
+        <w:t xml:space="preserve">обою і прийми її, як благовонний запах. Дай нам мирний цей вечір і близьку вже ніч; зодягни нас у броню світла; визволь нас від нічного страху і всякої речі, що в темряві з'являється, і дай сон, що його </w:t>
+      </w:r>
+      <w:r>
+        <w:rPr>
+          <w:rFonts w:ascii="Times New Roman" w:hAnsi="Times New Roman"/>
+          <w:sz w:val="24"/>
+          <w:szCs w:val="24"/>
+          <w:lang w:val="ru-MD"/>
+        </w:rPr>
+        <w:t>Т</w:t>
+      </w:r>
+      <w:r>
+        <w:rPr>
+          <w:rFonts w:ascii="Times New Roman" w:hAnsi="Times New Roman"/>
+          <w:sz w:val="24"/>
+          <w:szCs w:val="24"/>
+          <w:lang w:val="ru-MD"/>
+        </w:rPr>
+        <w:t xml:space="preserve">и дарував на відпочинок нашій немічності, вільний від усякого маріння диявольського. Владико, давче добра, хай і на нашій постелі, бувши </w:t>
+      </w:r>
+      <w:r>
+        <w:rPr>
+          <w:rFonts w:ascii="Times New Roman" w:hAnsi="Times New Roman"/>
+          <w:sz w:val="24"/>
+          <w:szCs w:val="24"/>
+          <w:lang w:val="ru-MD"/>
+        </w:rPr>
+        <w:t>Т</w:t>
+      </w:r>
+      <w:r>
+        <w:rPr>
+          <w:rFonts w:ascii="Times New Roman" w:hAnsi="Times New Roman"/>
+          <w:sz w:val="24"/>
+          <w:szCs w:val="24"/>
+          <w:lang w:val="ru-MD"/>
+        </w:rPr>
+        <w:t xml:space="preserve">обі милими, згадуємо вночі </w:t>
+      </w:r>
+      <w:r>
+        <w:rPr>
+          <w:rFonts w:ascii="Times New Roman" w:hAnsi="Times New Roman"/>
+          <w:sz w:val="24"/>
+          <w:szCs w:val="24"/>
+          <w:lang w:val="ru-MD"/>
+        </w:rPr>
+        <w:t>Т</w:t>
+      </w:r>
+      <w:r>
+        <w:rPr>
+          <w:rFonts w:ascii="Times New Roman" w:hAnsi="Times New Roman"/>
+          <w:sz w:val="24"/>
+          <w:szCs w:val="24"/>
+          <w:lang w:val="ru-MD"/>
+        </w:rPr>
+        <w:t xml:space="preserve">воє ім'я і, просвічувані навчанням </w:t>
+      </w:r>
+      <w:r>
+        <w:rPr>
+          <w:rFonts w:ascii="Times New Roman" w:hAnsi="Times New Roman"/>
+          <w:sz w:val="24"/>
+          <w:szCs w:val="24"/>
+          <w:lang w:val="ru-MD"/>
+        </w:rPr>
+        <w:t>Т</w:t>
+      </w:r>
+      <w:r>
+        <w:rPr>
+          <w:rFonts w:ascii="Times New Roman" w:hAnsi="Times New Roman"/>
+          <w:sz w:val="24"/>
+          <w:szCs w:val="24"/>
+          <w:lang w:val="ru-MD"/>
+        </w:rPr>
+        <w:t xml:space="preserve">воїх заповідей, встанемо в душевній радості до звеличування </w:t>
+      </w:r>
+      <w:r>
+        <w:rPr>
+          <w:rFonts w:ascii="Times New Roman" w:hAnsi="Times New Roman"/>
+          <w:sz w:val="24"/>
+          <w:szCs w:val="24"/>
+          <w:lang w:val="ru-MD"/>
+        </w:rPr>
+        <w:t>Т</w:t>
+      </w:r>
+      <w:r>
+        <w:rPr>
+          <w:rFonts w:ascii="Times New Roman" w:hAnsi="Times New Roman"/>
+          <w:sz w:val="24"/>
+          <w:szCs w:val="24"/>
+          <w:lang w:val="ru-MD"/>
+        </w:rPr>
+        <w:t xml:space="preserve">воєї доброти, приносячи твоєму милосердю молитви і моління, за наші і всіх </w:t>
+      </w:r>
+      <w:r>
+        <w:rPr>
+          <w:rFonts w:ascii="Times New Roman" w:hAnsi="Times New Roman"/>
+          <w:sz w:val="24"/>
+          <w:szCs w:val="24"/>
+          <w:lang w:val="ru-MD"/>
+        </w:rPr>
+        <w:t>Т</w:t>
+      </w:r>
+      <w:r>
+        <w:rPr>
+          <w:rFonts w:ascii="Times New Roman" w:hAnsi="Times New Roman"/>
+          <w:sz w:val="24"/>
+          <w:szCs w:val="24"/>
+          <w:lang w:val="ru-MD"/>
+        </w:rPr>
+        <w:t xml:space="preserve">воїх людей провини. Відвідай </w:t>
       </w:r>
       <w:r>
         <w:rPr>
@@ -1401,7 +2589,97 @@
           <w:lang w:val="ru-MD"/>
         </w:rPr>
         <w:lastRenderedPageBreak/>
-        <w:t>їх задля молитов святої Богородиці. Бо ти є добрий і чоловіколюбний Бог, і тобі віддаємо славу: Отцю, і Сину, і Святому Духові, нині і повсякчас, і на віки віків. Амінь.</w:t>
+        <w:t xml:space="preserve">їх задля молитов святої Богородиці. Бо </w:t>
+      </w:r>
+      <w:r>
+        <w:rPr>
+          <w:rFonts w:ascii="Times New Roman" w:hAnsi="Times New Roman"/>
+          <w:sz w:val="24"/>
+          <w:szCs w:val="24"/>
+          <w:lang w:val="ru-MD"/>
+        </w:rPr>
+        <w:t>Т</w:t>
+      </w:r>
+      <w:r>
+        <w:rPr>
+          <w:rFonts w:ascii="Times New Roman" w:hAnsi="Times New Roman"/>
+          <w:sz w:val="24"/>
+          <w:szCs w:val="24"/>
+          <w:lang w:val="ru-MD"/>
+        </w:rPr>
+        <w:t xml:space="preserve">и є </w:t>
+      </w:r>
+      <w:r>
+        <w:rPr>
+          <w:rFonts w:ascii="Times New Roman" w:hAnsi="Times New Roman"/>
+          <w:sz w:val="24"/>
+          <w:szCs w:val="24"/>
+          <w:lang w:val="ru-MD"/>
+        </w:rPr>
+        <w:t>благий</w:t>
+      </w:r>
+      <w:r>
+        <w:rPr>
+          <w:rFonts w:ascii="Times New Roman" w:hAnsi="Times New Roman"/>
+          <w:sz w:val="24"/>
+          <w:szCs w:val="24"/>
+          <w:lang w:val="ru-MD"/>
+        </w:rPr>
+        <w:t xml:space="preserve"> і </w:t>
+      </w:r>
+      <w:r>
+        <w:rPr>
+          <w:rFonts w:ascii="Times New Roman" w:hAnsi="Times New Roman"/>
+          <w:sz w:val="24"/>
+          <w:szCs w:val="24"/>
+          <w:lang w:val="ru-MD"/>
+        </w:rPr>
+        <w:t>людино</w:t>
+      </w:r>
+      <w:r>
+        <w:rPr>
+          <w:rFonts w:ascii="Times New Roman" w:hAnsi="Times New Roman"/>
+          <w:sz w:val="24"/>
+          <w:szCs w:val="24"/>
+          <w:lang w:val="ru-MD"/>
+        </w:rPr>
+        <w:t xml:space="preserve">олюбний Бог, і </w:t>
+      </w:r>
+      <w:r>
+        <w:rPr>
+          <w:rFonts w:ascii="Times New Roman" w:hAnsi="Times New Roman"/>
+          <w:sz w:val="24"/>
+          <w:szCs w:val="24"/>
+          <w:lang w:val="ru-MD"/>
+        </w:rPr>
+        <w:t>Т</w:t>
+      </w:r>
+      <w:r>
+        <w:rPr>
+          <w:rFonts w:ascii="Times New Roman" w:hAnsi="Times New Roman"/>
+          <w:sz w:val="24"/>
+          <w:szCs w:val="24"/>
+          <w:lang w:val="ru-MD"/>
+        </w:rPr>
+        <w:t xml:space="preserve">обі </w:t>
+      </w:r>
+      <w:r>
+        <w:rPr>
+          <w:rFonts w:ascii="Times New Roman" w:hAnsi="Times New Roman"/>
+          <w:sz w:val="24"/>
+          <w:szCs w:val="24"/>
+          <w:lang w:val="ru-MD"/>
+        </w:rPr>
+        <w:t>возсилаємо</w:t>
+      </w:r>
+      <w:r>
+        <w:rPr>
+          <w:rFonts w:ascii="Times New Roman" w:hAnsi="Times New Roman"/>
+          <w:sz w:val="24"/>
+          <w:szCs w:val="24"/>
+          <w:lang w:val="ru-MD"/>
+        </w:rPr>
+        <w:t xml:space="preserve"> славу: Отцю, і Сину, і Святому Духові, нині і повсякчас, і на віки віків. Амінь.</w:t>
       </w:r>
     </w:p>
     <w:p>
@@ -4363,9 +5641,80 @@
           <w:rFonts w:ascii="Times New Roman" w:hAnsi="Times New Roman" w:cs="Times New Roman"/>
           <w:sz w:val="24"/>
           <w:szCs w:val="24"/>
-          <w:lang w:val="ru-MD"/>
-        </w:rPr>
-        <w:t>Добрий Чоловіколюбче Царю, що все благословляєш! Молимось тобі наполегливо, серцем сокрушеним і духом смиренним: Благослови наші входи і виходи, Христе, істинний Боже наш. Бо прихід твій і вознесіння, і пожиття з людьми завжди благословенне: нині і повсякчас, і на віки віків. Амінь.</w:t>
+          <w:highlight w:val="darkCyan"/>
+          <w:lang w:val="ru-MD"/>
+        </w:rPr>
+        <w:t>Благий</w:t>
+      </w:r>
+      <w:r>
+        <w:rPr>
+          <w:rFonts w:ascii="Times New Roman" w:hAnsi="Times New Roman" w:cs="Times New Roman"/>
+          <w:sz w:val="24"/>
+          <w:szCs w:val="24"/>
+          <w:highlight w:val="darkCyan"/>
+          <w:lang w:val="ru-MD"/>
+        </w:rPr>
+        <w:t xml:space="preserve"> </w:t>
+      </w:r>
+      <w:r>
+        <w:rPr>
+          <w:rFonts w:ascii="Times New Roman" w:hAnsi="Times New Roman" w:cs="Times New Roman"/>
+          <w:sz w:val="24"/>
+          <w:szCs w:val="24"/>
+          <w:highlight w:val="darkCyan"/>
+          <w:lang w:val="ru-MD"/>
+        </w:rPr>
+        <w:t>Людин</w:t>
+      </w:r>
+      <w:r>
+        <w:rPr>
+          <w:rFonts w:ascii="Times New Roman" w:hAnsi="Times New Roman" w:cs="Times New Roman"/>
+          <w:sz w:val="24"/>
+          <w:szCs w:val="24"/>
+          <w:highlight w:val="darkCyan"/>
+          <w:lang w:val="ru-MD"/>
+        </w:rPr>
+        <w:t xml:space="preserve">олюбче Царю, що все благословляєш! Молимось </w:t>
+      </w:r>
+      <w:r>
+        <w:rPr>
+          <w:rFonts w:ascii="Times New Roman" w:hAnsi="Times New Roman" w:cs="Times New Roman"/>
+          <w:sz w:val="24"/>
+          <w:szCs w:val="24"/>
+          <w:highlight w:val="darkCyan"/>
+          <w:lang w:val="ru-MD"/>
+        </w:rPr>
+        <w:t>Т</w:t>
+      </w:r>
+      <w:r>
+        <w:rPr>
+          <w:rFonts w:ascii="Times New Roman" w:hAnsi="Times New Roman" w:cs="Times New Roman"/>
+          <w:sz w:val="24"/>
+          <w:szCs w:val="24"/>
+          <w:highlight w:val="darkCyan"/>
+          <w:lang w:val="ru-MD"/>
+        </w:rPr>
+        <w:t xml:space="preserve">обі наполегливо, серцем сокрушеним і духом смиренним: Благослови наші входи і виходи, Христе, істинний Боже наш. Бо прихід </w:t>
+      </w:r>
+      <w:r>
+        <w:rPr>
+          <w:rFonts w:ascii="Times New Roman" w:hAnsi="Times New Roman" w:cs="Times New Roman"/>
+          <w:sz w:val="24"/>
+          <w:szCs w:val="24"/>
+          <w:highlight w:val="darkCyan"/>
+          <w:lang w:val="ru-MD"/>
+        </w:rPr>
+        <w:t>Т</w:t>
+      </w:r>
+      <w:r>
+        <w:rPr>
+          <w:rFonts w:ascii="Times New Roman" w:hAnsi="Times New Roman" w:cs="Times New Roman"/>
+          <w:sz w:val="24"/>
+          <w:szCs w:val="24"/>
+          <w:highlight w:val="darkCyan"/>
+          <w:lang w:val="ru-MD"/>
+        </w:rPr>
+        <w:t>вій і вознесіння, і пожиття з людьми завжди благословенне: нині і повсякчас, і на віки віків. Амінь.</w:t>
       </w:r>
     </w:p>
     <w:p>
@@ -5826,26 +7175,50 @@
           <w:rFonts w:ascii="Times New Roman" w:hAnsi="Times New Roman"/>
           <w:sz w:val="24"/>
           <w:szCs w:val="24"/>
+          <w:highlight w:val="darkCyan"/>
           <w:u w:val="single"/>
           <w:lang w:val="ru-MD"/>
         </w:rPr>
-        <w:t>[Боже великий і вишній, в тебе одного є безсмертність і в світлі живеш недоступнім. Ти все створіння мудро створив, відокремив світло від темряви і сонце поклав, щоб правити днем, а місяць і зорі, щоб володіли ніччю, нас же грішних вчинив достойними і в теперішню годину стати перед твоїм обличчям, щоб тебе визнавати і принести тобі вечірнє славослов'я. Направ, Чоловіколюбче, молитву нашу, немов кадило, перед тобою і прийми її, як благовонний запах. Дай нам мирний цей вечір і близьку вже ніч; зодягни нас у броню світла; визволь нас від нічного страху і всякої речі, що в темряві з'являється, і дай сон, що його ти дарував на відпочинок нашій немічності, вільний від усякого маріння диявольського. Владико, давче добра, хай і на нашій постелі, бувши тобі милими, згадуємо вночі твоє ім'я і, просвічувані навчанням твоїх заповідей, встанемо в душевній радості до звеличування твоєї доброти, приносячи твоєму милосердю молитви і моління, за наші і всіх твоїх людей провини. Відвідай їх задля молитов святої Богородиці.]</w:t>
-      </w:r>
-    </w:p>
-    <w:p>
-      <w:pPr>
-        <w:spacing w:after="120"/>
-        <w:rPr>
-          <w:rFonts w:ascii="Times New Roman" w:hAnsi="Times New Roman"/>
-          <w:lang w:val="ru-MD"/>
-        </w:rPr>
-      </w:pPr>
-      <w:r>
-        <w:rPr>
-          <w:rFonts w:ascii="Times New Roman" w:hAnsi="Times New Roman"/>
-          <w:i/>
-          <w:color w:val="FF0000"/>
-          <w:sz w:val="24"/>
+        <w:t xml:space="preserve">[Боже великий і вишній, в тебе одного є безсмертність і в світлі живеш недоступнім. Ти все створіння мудро створив, відокремив світло від темряви і сонце поклав, щоб правити днем, а місяць і зорі, щоб володіли ніччю, нас же грішних вчинив достойними і в теперішню годину стати перед твоїм обличчям, щоб тебе визнавати і принести тобі вечірнє славослов'я. Направ, </w:t>
+      </w:r>
+      <w:r>
+        <w:rPr>
+          <w:rFonts w:ascii="Times New Roman" w:hAnsi="Times New Roman"/>
+          <w:sz w:val="24"/>
+          <w:szCs w:val="24"/>
+          <w:highlight w:val="darkCyan"/>
+          <w:u w:val="single"/>
+          <w:lang w:val="ru-MD"/>
+        </w:rPr>
+        <w:t>Людинолюбче</w:t>
+      </w:r>
+      <w:r>
+        <w:rPr>
+          <w:rFonts w:ascii="Times New Roman" w:hAnsi="Times New Roman"/>
+          <w:sz w:val="24"/>
+          <w:szCs w:val="24"/>
+          <w:highlight w:val="darkCyan"/>
+          <w:u w:val="single"/>
+          <w:lang w:val="ru-MD"/>
+        </w:rPr>
+        <w:t>, молитву нашу, немов кадило, перед тобою і прийми її, як благовонний запах. Дай нам мирний цей вечір і близьку вже ніч; зодягни нас у броню світла; визволь нас від нічного страху і всякої речі, що в темряві з'являється, і дай сон, що його ти дарував на відпочинок нашій немічності, вільний від усякого маріння диявольського. Владико, давче добра, хай і на нашій постелі, бувши тобі милими, згадуємо вночі твоє ім'я і, просвічувані навчанням твоїх заповідей, встанемо в душевній радості до звеличування твоєї доброти, приносячи твоєму милосердю молитви і моління, за наші і всіх твоїх людей провини. Відвідай їх задля молитов святої Богородиці.]</w:t>
+      </w:r>
+    </w:p>
+    <w:p>
+      <w:pPr>
+        <w:spacing w:after="120"/>
+        <w:rPr>
+          <w:rFonts w:ascii="Times New Roman" w:hAnsi="Times New Roman"/>
+          <w:lang w:val="ru-MD"/>
+        </w:rPr>
+      </w:pPr>
+      <w:r>
+        <w:rPr>
+          <w:rFonts w:ascii="Times New Roman" w:hAnsi="Times New Roman"/>
+          <w:i/>
+          <w:color w:val="FF0000"/>
+          <w:sz w:val="24"/>
+          <w:highlight w:val="darkCyan"/>
           <w:lang w:val="ru-MD"/>
         </w:rPr>
         <w:t>Священик:</w:t>
@@ -5855,6 +7228,7 @@
           <w:rFonts w:ascii="Times New Roman" w:hAnsi="Times New Roman"/>
           <w:color w:val="FF0000"/>
           <w:sz w:val="24"/>
+          <w:highlight w:val="darkCyan"/>
           <w:lang w:val="ru-MD"/>
         </w:rPr>
         <w:t xml:space="preserve"> </w:t>
@@ -5864,9 +7238,30 @@
           <w:rFonts w:ascii="Times New Roman" w:hAnsi="Times New Roman"/>
           <w:color w:val="000000"/>
           <w:sz w:val="24"/>
-          <w:lang w:val="ru-MD"/>
-        </w:rPr>
-        <w:t>Бо Ти – Бог милости, ласк і людинолюбности, і Тобі славу віддаємо, Отцю, і Сину, і Святому Духові, нині, і повсякчас, і на віки віків.</w:t>
+          <w:highlight w:val="darkCyan"/>
+          <w:lang w:val="ru-MD"/>
+        </w:rPr>
+        <w:t xml:space="preserve">Бо Ти – Бог милости, ласк і людинолюбности, і Тобі славу </w:t>
+      </w:r>
+      <w:r>
+        <w:rPr>
+          <w:rFonts w:ascii="Times New Roman" w:hAnsi="Times New Roman"/>
+          <w:color w:val="000000"/>
+          <w:sz w:val="24"/>
+          <w:highlight w:val="darkCyan"/>
+          <w:lang w:val="ru-MD"/>
+        </w:rPr>
+        <w:t>возсилаємо</w:t>
+      </w:r>
+      <w:r>
+        <w:rPr>
+          <w:rFonts w:ascii="Times New Roman" w:hAnsi="Times New Roman"/>
+          <w:color w:val="000000"/>
+          <w:sz w:val="24"/>
+          <w:highlight w:val="darkCyan"/>
+          <w:lang w:val="ru-MD"/>
+        </w:rPr>
+        <w:t>, Отцю, і Сину, і Святому Духові, нині, і повсякчас, і на віки віків.</w:t>
       </w:r>
     </w:p>
     <w:p>
@@ -6076,6 +7471,7 @@
           <w:color w:val="FF0000"/>
           <w:sz w:val="24"/>
           <w:szCs w:val="24"/>
+          <w:highlight w:val="darkCyan"/>
           <w:lang w:val="ru-MD"/>
         </w:rPr>
         <w:t>Священик читає молитву:</w:t>
@@ -6085,9 +7481,150 @@
           <w:rFonts w:ascii="Times New Roman" w:hAnsi="Times New Roman"/>
           <w:sz w:val="24"/>
           <w:szCs w:val="24"/>
-          <w:lang w:val="ru-MD"/>
-        </w:rPr>
-        <w:t xml:space="preserve"> Господи, Боже наш, що прихилив небо і зійшов на спасіння людського роду! Зглянься на слуг твоїх і на спадкоємство твоє, бо перед тобою, страшним і чоловіколюбним Суддею, слуги твої схилили свої голови і зігнули свої шиї, не від людей очікуючи допомоги, але на твою надіючись милість і твого очікуючи спасіння; тож оберігай їх повсякчасно, і в цей вечір, і в прийдешню ніч збережи від усякого ворога, і від будь-якого зазіхання диявольського, і від думок марних, і спогадів лукавих.</w:t>
+          <w:highlight w:val="darkCyan"/>
+          <w:lang w:val="ru-MD"/>
+        </w:rPr>
+        <w:t xml:space="preserve"> Господи, Боже наш, що прихилив небо і зійшов на спасіння людського роду! Зглянься на слуг </w:t>
+      </w:r>
+      <w:r>
+        <w:rPr>
+          <w:rFonts w:ascii="Times New Roman" w:hAnsi="Times New Roman"/>
+          <w:sz w:val="24"/>
+          <w:szCs w:val="24"/>
+          <w:highlight w:val="darkCyan"/>
+          <w:lang w:val="ru-MD"/>
+        </w:rPr>
+        <w:t>Т</w:t>
+      </w:r>
+      <w:r>
+        <w:rPr>
+          <w:rFonts w:ascii="Times New Roman" w:hAnsi="Times New Roman"/>
+          <w:sz w:val="24"/>
+          <w:szCs w:val="24"/>
+          <w:highlight w:val="darkCyan"/>
+          <w:lang w:val="ru-MD"/>
+        </w:rPr>
+        <w:t xml:space="preserve">воїх і на спадкоємство </w:t>
+      </w:r>
+      <w:r>
+        <w:rPr>
+          <w:rFonts w:ascii="Times New Roman" w:hAnsi="Times New Roman"/>
+          <w:sz w:val="24"/>
+          <w:szCs w:val="24"/>
+          <w:highlight w:val="darkCyan"/>
+          <w:lang w:val="ru-MD"/>
+        </w:rPr>
+        <w:t>Т</w:t>
+      </w:r>
+      <w:r>
+        <w:rPr>
+          <w:rFonts w:ascii="Times New Roman" w:hAnsi="Times New Roman"/>
+          <w:sz w:val="24"/>
+          <w:szCs w:val="24"/>
+          <w:highlight w:val="darkCyan"/>
+          <w:lang w:val="ru-MD"/>
+        </w:rPr>
+        <w:t xml:space="preserve">воє, бо перед </w:t>
+      </w:r>
+      <w:r>
+        <w:rPr>
+          <w:rFonts w:ascii="Times New Roman" w:hAnsi="Times New Roman"/>
+          <w:sz w:val="24"/>
+          <w:szCs w:val="24"/>
+          <w:highlight w:val="darkCyan"/>
+          <w:lang w:val="ru-MD"/>
+        </w:rPr>
+        <w:t>Т</w:t>
+      </w:r>
+      <w:r>
+        <w:rPr>
+          <w:rFonts w:ascii="Times New Roman" w:hAnsi="Times New Roman"/>
+          <w:sz w:val="24"/>
+          <w:szCs w:val="24"/>
+          <w:highlight w:val="darkCyan"/>
+          <w:lang w:val="ru-MD"/>
+        </w:rPr>
+        <w:t xml:space="preserve">обою, страшним і </w:t>
+      </w:r>
+      <w:r>
+        <w:rPr>
+          <w:rFonts w:ascii="Times New Roman" w:hAnsi="Times New Roman"/>
+          <w:sz w:val="24"/>
+          <w:szCs w:val="24"/>
+          <w:highlight w:val="darkCyan"/>
+          <w:lang w:val="ru-MD"/>
+        </w:rPr>
+        <w:t>людино</w:t>
+      </w:r>
+      <w:r>
+        <w:rPr>
+          <w:rFonts w:ascii="Times New Roman" w:hAnsi="Times New Roman"/>
+          <w:sz w:val="24"/>
+          <w:szCs w:val="24"/>
+          <w:highlight w:val="darkCyan"/>
+          <w:lang w:val="ru-MD"/>
+        </w:rPr>
+        <w:t xml:space="preserve">любним Суддею, слуги </w:t>
+      </w:r>
+      <w:r>
+        <w:rPr>
+          <w:rFonts w:ascii="Times New Roman" w:hAnsi="Times New Roman"/>
+          <w:sz w:val="24"/>
+          <w:szCs w:val="24"/>
+          <w:highlight w:val="darkCyan"/>
+          <w:lang w:val="ru-MD"/>
+        </w:rPr>
+        <w:t>Т</w:t>
+      </w:r>
+      <w:r>
+        <w:rPr>
+          <w:rFonts w:ascii="Times New Roman" w:hAnsi="Times New Roman"/>
+          <w:sz w:val="24"/>
+          <w:szCs w:val="24"/>
+          <w:highlight w:val="darkCyan"/>
+          <w:lang w:val="ru-MD"/>
+        </w:rPr>
+        <w:t xml:space="preserve">вої схилили свої голови і зігнули свої шиї, не від людей очікуючи допомоги, але на </w:t>
+      </w:r>
+      <w:r>
+        <w:rPr>
+          <w:rFonts w:ascii="Times New Roman" w:hAnsi="Times New Roman"/>
+          <w:sz w:val="24"/>
+          <w:szCs w:val="24"/>
+          <w:highlight w:val="darkCyan"/>
+          <w:lang w:val="ru-MD"/>
+        </w:rPr>
+        <w:t>Т</w:t>
+      </w:r>
+      <w:r>
+        <w:rPr>
+          <w:rFonts w:ascii="Times New Roman" w:hAnsi="Times New Roman"/>
+          <w:sz w:val="24"/>
+          <w:szCs w:val="24"/>
+          <w:highlight w:val="darkCyan"/>
+          <w:lang w:val="ru-MD"/>
+        </w:rPr>
+        <w:t xml:space="preserve">вою надіючись милість і </w:t>
+      </w:r>
+      <w:r>
+        <w:rPr>
+          <w:rFonts w:ascii="Times New Roman" w:hAnsi="Times New Roman"/>
+          <w:sz w:val="24"/>
+          <w:szCs w:val="24"/>
+          <w:highlight w:val="darkCyan"/>
+          <w:lang w:val="ru-MD"/>
+        </w:rPr>
+        <w:t>Т</w:t>
+      </w:r>
+      <w:r>
+        <w:rPr>
+          <w:rFonts w:ascii="Times New Roman" w:hAnsi="Times New Roman"/>
+          <w:sz w:val="24"/>
+          <w:szCs w:val="24"/>
+          <w:highlight w:val="darkCyan"/>
+          <w:lang w:val="ru-MD"/>
+        </w:rPr>
+        <w:t>вого очікуючи спасіння; тож оберігай їх повсякчасно, і в цей вечір, і в прийдешню ніч збережи від усякого ворога, і від будь-якого зазіхання диявольського, і від думок марних, і спогадів лукавих.</w:t>
       </w:r>
     </w:p>
     <w:p>
@@ -6794,6 +8331,7 @@
           <w:rFonts w:ascii="Times New Roman" w:hAnsi="Times New Roman"/>
           <w:sz w:val="24"/>
           <w:szCs w:val="24"/>
+          <w:highlight w:val="yellow"/>
         </w:rPr>
         <w:t>Христос, істинний Бог наш, молитвами пречистої своєї Матері, чесного і славного пророка, предтечі й христителя Йоана, святих, славних і всехвальних апостолів, і святого (</w:t>
       </w:r>
@@ -6804,6 +8342,7 @@
           <w:color w:val="FF0000"/>
           <w:sz w:val="24"/>
           <w:szCs w:val="24"/>
+          <w:highlight w:val="yellow"/>
         </w:rPr>
         <w:t>ім'я, якого є храм</w:t>
       </w:r>
@@ -6812,6 +8351,7 @@
           <w:rFonts w:ascii="Times New Roman" w:hAnsi="Times New Roman"/>
           <w:sz w:val="24"/>
           <w:szCs w:val="24"/>
+          <w:highlight w:val="yellow"/>
         </w:rPr>
         <w:t>), і святого , і всіх святих, помилує і спасе нас, як благий і чоловіколюбець.</w:t>
       </w:r>
@@ -7350,6 +8890,7 @@
           <w:color w:val="FF0000"/>
           <w:sz w:val="24"/>
           <w:szCs w:val="24"/>
+          <w:highlight w:val="darkCyan"/>
         </w:rPr>
         <w:t>Священик</w:t>
       </w:r>
@@ -7359,6 +8900,7 @@
           <w:color w:val="FF0000"/>
           <w:sz w:val="24"/>
           <w:szCs w:val="24"/>
+          <w:highlight w:val="darkCyan"/>
         </w:rPr>
         <w:t xml:space="preserve">: </w:t>
       </w:r>
@@ -7367,8 +8909,27 @@
           <w:rFonts w:ascii="Times New Roman" w:hAnsi="Times New Roman" w:cs="Times New Roman"/>
           <w:sz w:val="24"/>
           <w:szCs w:val="24"/>
-        </w:rPr>
-        <w:t>Слава святій, одноістотній, животворящій і нероздільній Тройці, завжди, нині і повсякчас, і на віки віків.</w:t>
+          <w:highlight w:val="darkCyan"/>
+        </w:rPr>
+        <w:t xml:space="preserve">Слава святій, одноістотній, </w:t>
+      </w:r>
+      <w:r>
+        <w:rPr>
+          <w:rFonts w:ascii="Times New Roman" w:hAnsi="Times New Roman" w:cs="Times New Roman"/>
+          <w:sz w:val="24"/>
+          <w:szCs w:val="24"/>
+          <w:highlight w:val="darkCyan"/>
+        </w:rPr>
+        <w:t>животворчій</w:t>
+      </w:r>
+      <w:r>
+        <w:rPr>
+          <w:rFonts w:ascii="Times New Roman" w:hAnsi="Times New Roman" w:cs="Times New Roman"/>
+          <w:sz w:val="24"/>
+          <w:szCs w:val="24"/>
+          <w:highlight w:val="darkCyan"/>
+        </w:rPr>
+        <w:t xml:space="preserve"> і нероздільній Тройці, завжди, нині і повсякчас, і на віки віків.</w:t>
       </w:r>
     </w:p>
     <w:p>
@@ -10003,9 +11564,202 @@
           <w:color w:val="000000"/>
           <w:sz w:val="24"/>
           <w:szCs w:val="24"/>
-          <w:lang w:val="ru-MD"/>
-        </w:rPr>
-        <w:t>Дякуємо тобі, Господи, Боже наш, що підняв нас із постелі нашої і вклав в уста наші слово хвали, щоб поклонятися і призивати ім'я твоє святе. Ми умоляємо твоє милосердя, яке ти завжди виявляв у нашому житті. Пошли поміч свою людям, що стоять перед лицем святої слави твоєї і дожидають від тебе багатої милости; і дай нам, що зо страхом і любов'ю завжди тобі служимо, хвалити несказанну твою доброту. Бо тобі належить усяка слава, честь і поклоніння: Отцю, і Сину, і Святому Духові, нині і повсякчас, і на віки віків. Амінь.</w:t>
+          <w:highlight w:val="yellow"/>
+          <w:lang w:val="ru-MD"/>
+        </w:rPr>
+        <w:t xml:space="preserve">Дякуємо </w:t>
+      </w:r>
+      <w:r>
+        <w:rPr>
+          <w:rFonts w:ascii="Times New Roman" w:hAnsi="Times New Roman" w:cs="Times New Roman"/>
+          <w:color w:val="000000"/>
+          <w:sz w:val="24"/>
+          <w:szCs w:val="24"/>
+          <w:highlight w:val="yellow"/>
+          <w:lang w:val="ru-MD"/>
+        </w:rPr>
+        <w:t>Т</w:t>
+      </w:r>
+      <w:r>
+        <w:rPr>
+          <w:rFonts w:ascii="Times New Roman" w:hAnsi="Times New Roman" w:cs="Times New Roman"/>
+          <w:color w:val="000000"/>
+          <w:sz w:val="24"/>
+          <w:szCs w:val="24"/>
+          <w:highlight w:val="yellow"/>
+          <w:lang w:val="ru-MD"/>
+        </w:rPr>
+        <w:t>обі, Господи, Боже наш</w:t>
+      </w:r>
+      <w:r>
+        <w:rPr>
+          <w:rFonts w:ascii="Times New Roman" w:hAnsi="Times New Roman" w:cs="Times New Roman"/>
+          <w:color w:val="000000"/>
+          <w:sz w:val="24"/>
+          <w:szCs w:val="24"/>
+          <w:lang w:val="ru-MD"/>
+        </w:rPr>
+        <w:t xml:space="preserve">, що підняв нас із постелі нашої і вклав в уста наші слово хвали, щоб поклонятися і призивати ім'я </w:t>
+      </w:r>
+      <w:r>
+        <w:rPr>
+          <w:rFonts w:ascii="Times New Roman" w:hAnsi="Times New Roman" w:cs="Times New Roman"/>
+          <w:color w:val="000000"/>
+          <w:sz w:val="24"/>
+          <w:szCs w:val="24"/>
+          <w:lang w:val="ru-MD"/>
+        </w:rPr>
+        <w:t>Т</w:t>
+      </w:r>
+      <w:r>
+        <w:rPr>
+          <w:rFonts w:ascii="Times New Roman" w:hAnsi="Times New Roman" w:cs="Times New Roman"/>
+          <w:color w:val="000000"/>
+          <w:sz w:val="24"/>
+          <w:szCs w:val="24"/>
+          <w:lang w:val="ru-MD"/>
+        </w:rPr>
+        <w:t xml:space="preserve">воє святе. Ми умоляємо </w:t>
+      </w:r>
+      <w:r>
+        <w:rPr>
+          <w:rFonts w:ascii="Times New Roman" w:hAnsi="Times New Roman" w:cs="Times New Roman"/>
+          <w:color w:val="000000"/>
+          <w:sz w:val="24"/>
+          <w:szCs w:val="24"/>
+          <w:lang w:val="ru-MD"/>
+        </w:rPr>
+        <w:t>Т</w:t>
+      </w:r>
+      <w:r>
+        <w:rPr>
+          <w:rFonts w:ascii="Times New Roman" w:hAnsi="Times New Roman" w:cs="Times New Roman"/>
+          <w:color w:val="000000"/>
+          <w:sz w:val="24"/>
+          <w:szCs w:val="24"/>
+          <w:lang w:val="ru-MD"/>
+        </w:rPr>
+        <w:t xml:space="preserve">воє милосердя, яке </w:t>
+      </w:r>
+      <w:r>
+        <w:rPr>
+          <w:rFonts w:ascii="Times New Roman" w:hAnsi="Times New Roman" w:cs="Times New Roman"/>
+          <w:color w:val="000000"/>
+          <w:sz w:val="24"/>
+          <w:szCs w:val="24"/>
+          <w:lang w:val="ru-MD"/>
+        </w:rPr>
+        <w:t>Т</w:t>
+      </w:r>
+      <w:r>
+        <w:rPr>
+          <w:rFonts w:ascii="Times New Roman" w:hAnsi="Times New Roman" w:cs="Times New Roman"/>
+          <w:color w:val="000000"/>
+          <w:sz w:val="24"/>
+          <w:szCs w:val="24"/>
+          <w:lang w:val="ru-MD"/>
+        </w:rPr>
+        <w:t xml:space="preserve">и завжди виявляв у нашому житті. Пошли поміч свою людям, що стоять перед лицем святої слави </w:t>
+      </w:r>
+      <w:r>
+        <w:rPr>
+          <w:rFonts w:ascii="Times New Roman" w:hAnsi="Times New Roman" w:cs="Times New Roman"/>
+          <w:color w:val="000000"/>
+          <w:sz w:val="24"/>
+          <w:szCs w:val="24"/>
+          <w:lang w:val="ru-MD"/>
+        </w:rPr>
+        <w:t>Т</w:t>
+      </w:r>
+      <w:r>
+        <w:rPr>
+          <w:rFonts w:ascii="Times New Roman" w:hAnsi="Times New Roman" w:cs="Times New Roman"/>
+          <w:color w:val="000000"/>
+          <w:sz w:val="24"/>
+          <w:szCs w:val="24"/>
+          <w:lang w:val="ru-MD"/>
+        </w:rPr>
+        <w:t xml:space="preserve">воєї і дожидають від </w:t>
+      </w:r>
+      <w:r>
+        <w:rPr>
+          <w:rFonts w:ascii="Times New Roman" w:hAnsi="Times New Roman" w:cs="Times New Roman"/>
+          <w:color w:val="000000"/>
+          <w:sz w:val="24"/>
+          <w:szCs w:val="24"/>
+          <w:lang w:val="ru-MD"/>
+        </w:rPr>
+        <w:t>Т</w:t>
+      </w:r>
+      <w:r>
+        <w:rPr>
+          <w:rFonts w:ascii="Times New Roman" w:hAnsi="Times New Roman" w:cs="Times New Roman"/>
+          <w:color w:val="000000"/>
+          <w:sz w:val="24"/>
+          <w:szCs w:val="24"/>
+          <w:lang w:val="ru-MD"/>
+        </w:rPr>
+        <w:t xml:space="preserve">ебе багатої милости; і дай нам, що зо страхом і любов'ю завжди </w:t>
+      </w:r>
+      <w:r>
+        <w:rPr>
+          <w:rFonts w:ascii="Times New Roman" w:hAnsi="Times New Roman" w:cs="Times New Roman"/>
+          <w:color w:val="000000"/>
+          <w:sz w:val="24"/>
+          <w:szCs w:val="24"/>
+          <w:lang w:val="ru-MD"/>
+        </w:rPr>
+        <w:t>Т</w:t>
+      </w:r>
+      <w:r>
+        <w:rPr>
+          <w:rFonts w:ascii="Times New Roman" w:hAnsi="Times New Roman" w:cs="Times New Roman"/>
+          <w:color w:val="000000"/>
+          <w:sz w:val="24"/>
+          <w:szCs w:val="24"/>
+          <w:lang w:val="ru-MD"/>
+        </w:rPr>
+        <w:t xml:space="preserve">обі служимо, хвалити несказанну </w:t>
+      </w:r>
+      <w:r>
+        <w:rPr>
+          <w:rFonts w:ascii="Times New Roman" w:hAnsi="Times New Roman" w:cs="Times New Roman"/>
+          <w:color w:val="000000"/>
+          <w:sz w:val="24"/>
+          <w:szCs w:val="24"/>
+          <w:lang w:val="ru-MD"/>
+        </w:rPr>
+        <w:t>Т</w:t>
+      </w:r>
+      <w:r>
+        <w:rPr>
+          <w:rFonts w:ascii="Times New Roman" w:hAnsi="Times New Roman" w:cs="Times New Roman"/>
+          <w:color w:val="000000"/>
+          <w:sz w:val="24"/>
+          <w:szCs w:val="24"/>
+          <w:lang w:val="ru-MD"/>
+        </w:rPr>
+        <w:t xml:space="preserve">вою доброту. Бо </w:t>
+      </w:r>
+      <w:r>
+        <w:rPr>
+          <w:rFonts w:ascii="Times New Roman" w:hAnsi="Times New Roman" w:cs="Times New Roman"/>
+          <w:color w:val="000000"/>
+          <w:sz w:val="24"/>
+          <w:szCs w:val="24"/>
+          <w:lang w:val="ru-MD"/>
+        </w:rPr>
+        <w:t>Т</w:t>
+      </w:r>
+      <w:r>
+        <w:rPr>
+          <w:rFonts w:ascii="Times New Roman" w:hAnsi="Times New Roman" w:cs="Times New Roman"/>
+          <w:color w:val="000000"/>
+          <w:sz w:val="24"/>
+          <w:szCs w:val="24"/>
+          <w:lang w:val="ru-MD"/>
+        </w:rPr>
+        <w:t>обі належить усяка слава, честь і поклоніння: Отцю, і Сину, і Святому Духові, нині і повсякчас, і на віки віків. Амінь.</w:t>
       </w:r>
     </w:p>
     <w:p>
@@ -10038,7 +11792,207 @@
           <w:szCs w:val="24"/>
           <w:lang w:val="ru-MD"/>
         </w:rPr>
-        <w:t>Від ночі лине дух наш до тебе, Боже, бо світлом є повеління твої на землі. Навчи нас у страсі твоєму виконувати правду й добро, бо тебе славимо як правдивого Бога нашого. Прихили вухо своє і вислухай нас, і пом'яни, Господи, тих, що є та що моляться з нами, всіх по імені, і спаси їх силою твоєю. Благослови людей твоїх і освяти спадкоємство твоє: мир світові твоєму даруй, церквам твоїм, священикам, владі, і всім людям. Хай благословиться і прославляється всечесне і величне ім'я твоє, Отця, і Сина, і Святого Духа, нині і повсякчас, і на віки віків. Амінь.</w:t>
+        <w:t xml:space="preserve">Від ночі лине дух наш до </w:t>
+      </w:r>
+      <w:r>
+        <w:rPr>
+          <w:rFonts w:ascii="Times New Roman" w:hAnsi="Times New Roman" w:cs="Times New Roman"/>
+          <w:color w:val="000000"/>
+          <w:sz w:val="24"/>
+          <w:szCs w:val="24"/>
+          <w:lang w:val="ru-MD"/>
+        </w:rPr>
+        <w:t>Т</w:t>
+      </w:r>
+      <w:r>
+        <w:rPr>
+          <w:rFonts w:ascii="Times New Roman" w:hAnsi="Times New Roman" w:cs="Times New Roman"/>
+          <w:color w:val="000000"/>
+          <w:sz w:val="24"/>
+          <w:szCs w:val="24"/>
+          <w:lang w:val="ru-MD"/>
+        </w:rPr>
+        <w:t xml:space="preserve">ебе, Боже, бо світлом є повеління </w:t>
+      </w:r>
+      <w:r>
+        <w:rPr>
+          <w:rFonts w:ascii="Times New Roman" w:hAnsi="Times New Roman" w:cs="Times New Roman"/>
+          <w:color w:val="000000"/>
+          <w:sz w:val="24"/>
+          <w:szCs w:val="24"/>
+          <w:lang w:val="ru-MD"/>
+        </w:rPr>
+        <w:t>Т</w:t>
+      </w:r>
+      <w:r>
+        <w:rPr>
+          <w:rFonts w:ascii="Times New Roman" w:hAnsi="Times New Roman" w:cs="Times New Roman"/>
+          <w:color w:val="000000"/>
+          <w:sz w:val="24"/>
+          <w:szCs w:val="24"/>
+          <w:lang w:val="ru-MD"/>
+        </w:rPr>
+        <w:t xml:space="preserve">вої на землі. Навчи нас у страсі </w:t>
+      </w:r>
+      <w:r>
+        <w:rPr>
+          <w:rFonts w:ascii="Times New Roman" w:hAnsi="Times New Roman" w:cs="Times New Roman"/>
+          <w:color w:val="000000"/>
+          <w:sz w:val="24"/>
+          <w:szCs w:val="24"/>
+          <w:lang w:val="ru-MD"/>
+        </w:rPr>
+        <w:t>Т</w:t>
+      </w:r>
+      <w:r>
+        <w:rPr>
+          <w:rFonts w:ascii="Times New Roman" w:hAnsi="Times New Roman" w:cs="Times New Roman"/>
+          <w:color w:val="000000"/>
+          <w:sz w:val="24"/>
+          <w:szCs w:val="24"/>
+          <w:lang w:val="ru-MD"/>
+        </w:rPr>
+        <w:t xml:space="preserve">воєму виконувати правду й добро, бо </w:t>
+      </w:r>
+      <w:r>
+        <w:rPr>
+          <w:rFonts w:ascii="Times New Roman" w:hAnsi="Times New Roman" w:cs="Times New Roman"/>
+          <w:color w:val="000000"/>
+          <w:sz w:val="24"/>
+          <w:szCs w:val="24"/>
+          <w:lang w:val="ru-MD"/>
+        </w:rPr>
+        <w:t>Т</w:t>
+      </w:r>
+      <w:r>
+        <w:rPr>
+          <w:rFonts w:ascii="Times New Roman" w:hAnsi="Times New Roman" w:cs="Times New Roman"/>
+          <w:color w:val="000000"/>
+          <w:sz w:val="24"/>
+          <w:szCs w:val="24"/>
+          <w:lang w:val="ru-MD"/>
+        </w:rPr>
+        <w:t xml:space="preserve">ебе славимо як правдивого Бога нашого. Прихили вухо своє і вислухай нас, і пом'яни, Господи, тих, що є та що моляться з нами, всіх по імені, і спаси їх силою </w:t>
+      </w:r>
+      <w:r>
+        <w:rPr>
+          <w:rFonts w:ascii="Times New Roman" w:hAnsi="Times New Roman" w:cs="Times New Roman"/>
+          <w:color w:val="000000"/>
+          <w:sz w:val="24"/>
+          <w:szCs w:val="24"/>
+          <w:lang w:val="ru-MD"/>
+        </w:rPr>
+        <w:t>Т</w:t>
+      </w:r>
+      <w:r>
+        <w:rPr>
+          <w:rFonts w:ascii="Times New Roman" w:hAnsi="Times New Roman" w:cs="Times New Roman"/>
+          <w:color w:val="000000"/>
+          <w:sz w:val="24"/>
+          <w:szCs w:val="24"/>
+          <w:lang w:val="ru-MD"/>
+        </w:rPr>
+        <w:t xml:space="preserve">воєю. Благослови людей </w:t>
+      </w:r>
+      <w:r>
+        <w:rPr>
+          <w:rFonts w:ascii="Times New Roman" w:hAnsi="Times New Roman" w:cs="Times New Roman"/>
+          <w:color w:val="000000"/>
+          <w:sz w:val="24"/>
+          <w:szCs w:val="24"/>
+          <w:lang w:val="ru-MD"/>
+        </w:rPr>
+        <w:t>Т</w:t>
+      </w:r>
+      <w:r>
+        <w:rPr>
+          <w:rFonts w:ascii="Times New Roman" w:hAnsi="Times New Roman" w:cs="Times New Roman"/>
+          <w:color w:val="000000"/>
+          <w:sz w:val="24"/>
+          <w:szCs w:val="24"/>
+          <w:lang w:val="ru-MD"/>
+        </w:rPr>
+        <w:t xml:space="preserve">воїх і освяти спадкоємство </w:t>
+      </w:r>
+      <w:r>
+        <w:rPr>
+          <w:rFonts w:ascii="Times New Roman" w:hAnsi="Times New Roman" w:cs="Times New Roman"/>
+          <w:color w:val="000000"/>
+          <w:sz w:val="24"/>
+          <w:szCs w:val="24"/>
+          <w:lang w:val="ru-MD"/>
+        </w:rPr>
+        <w:t>Т</w:t>
+      </w:r>
+      <w:r>
+        <w:rPr>
+          <w:rFonts w:ascii="Times New Roman" w:hAnsi="Times New Roman" w:cs="Times New Roman"/>
+          <w:color w:val="000000"/>
+          <w:sz w:val="24"/>
+          <w:szCs w:val="24"/>
+          <w:lang w:val="ru-MD"/>
+        </w:rPr>
+        <w:t xml:space="preserve">воє: мир світові </w:t>
+      </w:r>
+      <w:r>
+        <w:rPr>
+          <w:rFonts w:ascii="Times New Roman" w:hAnsi="Times New Roman" w:cs="Times New Roman"/>
+          <w:color w:val="000000"/>
+          <w:sz w:val="24"/>
+          <w:szCs w:val="24"/>
+          <w:lang w:val="ru-MD"/>
+        </w:rPr>
+        <w:t>Т</w:t>
+      </w:r>
+      <w:r>
+        <w:rPr>
+          <w:rFonts w:ascii="Times New Roman" w:hAnsi="Times New Roman" w:cs="Times New Roman"/>
+          <w:color w:val="000000"/>
+          <w:sz w:val="24"/>
+          <w:szCs w:val="24"/>
+          <w:lang w:val="ru-MD"/>
+        </w:rPr>
+        <w:t xml:space="preserve">воєму даруй, церквам </w:t>
+      </w:r>
+      <w:r>
+        <w:rPr>
+          <w:rFonts w:ascii="Times New Roman" w:hAnsi="Times New Roman" w:cs="Times New Roman"/>
+          <w:color w:val="000000"/>
+          <w:sz w:val="24"/>
+          <w:szCs w:val="24"/>
+          <w:lang w:val="ru-MD"/>
+        </w:rPr>
+        <w:t>Т</w:t>
+      </w:r>
+      <w:r>
+        <w:rPr>
+          <w:rFonts w:ascii="Times New Roman" w:hAnsi="Times New Roman" w:cs="Times New Roman"/>
+          <w:color w:val="000000"/>
+          <w:sz w:val="24"/>
+          <w:szCs w:val="24"/>
+          <w:lang w:val="ru-MD"/>
+        </w:rPr>
+        <w:t xml:space="preserve">воїм, священикам, владі, і всім людям. Хай благословиться і прославляється всечесне і величне ім'я </w:t>
+      </w:r>
+      <w:r>
+        <w:rPr>
+          <w:rFonts w:ascii="Times New Roman" w:hAnsi="Times New Roman" w:cs="Times New Roman"/>
+          <w:color w:val="000000"/>
+          <w:sz w:val="24"/>
+          <w:szCs w:val="24"/>
+          <w:lang w:val="ru-MD"/>
+        </w:rPr>
+        <w:t>Т</w:t>
+      </w:r>
+      <w:r>
+        <w:rPr>
+          <w:rFonts w:ascii="Times New Roman" w:hAnsi="Times New Roman" w:cs="Times New Roman"/>
+          <w:color w:val="000000"/>
+          <w:sz w:val="24"/>
+          <w:szCs w:val="24"/>
+          <w:lang w:val="ru-MD"/>
+        </w:rPr>
+        <w:t>воє, Отця, і Сина, і Святого Духа, нині і повсякчас, і на віки віків. Амінь.</w:t>
       </w:r>
     </w:p>
     <w:p>
@@ -10071,7 +12025,127 @@
           <w:szCs w:val="24"/>
           <w:lang w:val="ru-MD"/>
         </w:rPr>
-        <w:t xml:space="preserve"> Від ночі лине дух наш до тебе, Боже, бо світлом є повеління твої. Навчи нас, Боже, правди твоєї, заповідей твоїх і виправдань твоїх. Просвіти наші духовні очі, щоб ми не заснули в гріхах на смерть. Віджени всяку мряку від сердець наших, даруй нам сонце правди і охорони життя наше знаменням і печаттю Святого твого Духа. Направ стопи наші на шлях мирний, дай </w:t>
+        <w:t xml:space="preserve"> Від ночі лине дух наш до </w:t>
+      </w:r>
+      <w:r>
+        <w:rPr>
+          <w:rFonts w:ascii="Times New Roman" w:hAnsi="Times New Roman" w:cs="Times New Roman"/>
+          <w:color w:val="000000"/>
+          <w:sz w:val="24"/>
+          <w:szCs w:val="24"/>
+          <w:lang w:val="ru-MD"/>
+        </w:rPr>
+        <w:t>Т</w:t>
+      </w:r>
+      <w:r>
+        <w:rPr>
+          <w:rFonts w:ascii="Times New Roman" w:hAnsi="Times New Roman" w:cs="Times New Roman"/>
+          <w:color w:val="000000"/>
+          <w:sz w:val="24"/>
+          <w:szCs w:val="24"/>
+          <w:lang w:val="ru-MD"/>
+        </w:rPr>
+        <w:t xml:space="preserve">ебе, Боже, бо світлом є повеління </w:t>
+      </w:r>
+      <w:r>
+        <w:rPr>
+          <w:rFonts w:ascii="Times New Roman" w:hAnsi="Times New Roman" w:cs="Times New Roman"/>
+          <w:color w:val="000000"/>
+          <w:sz w:val="24"/>
+          <w:szCs w:val="24"/>
+          <w:lang w:val="ru-MD"/>
+        </w:rPr>
+        <w:t>Т</w:t>
+      </w:r>
+      <w:r>
+        <w:rPr>
+          <w:rFonts w:ascii="Times New Roman" w:hAnsi="Times New Roman" w:cs="Times New Roman"/>
+          <w:color w:val="000000"/>
+          <w:sz w:val="24"/>
+          <w:szCs w:val="24"/>
+          <w:lang w:val="ru-MD"/>
+        </w:rPr>
+        <w:t xml:space="preserve">вої. Навчи нас, Боже, правди </w:t>
+      </w:r>
+      <w:r>
+        <w:rPr>
+          <w:rFonts w:ascii="Times New Roman" w:hAnsi="Times New Roman" w:cs="Times New Roman"/>
+          <w:color w:val="000000"/>
+          <w:sz w:val="24"/>
+          <w:szCs w:val="24"/>
+          <w:lang w:val="ru-MD"/>
+        </w:rPr>
+        <w:t>Т</w:t>
+      </w:r>
+      <w:r>
+        <w:rPr>
+          <w:rFonts w:ascii="Times New Roman" w:hAnsi="Times New Roman" w:cs="Times New Roman"/>
+          <w:color w:val="000000"/>
+          <w:sz w:val="24"/>
+          <w:szCs w:val="24"/>
+          <w:lang w:val="ru-MD"/>
+        </w:rPr>
+        <w:t xml:space="preserve">воєї, заповідей </w:t>
+      </w:r>
+      <w:r>
+        <w:rPr>
+          <w:rFonts w:ascii="Times New Roman" w:hAnsi="Times New Roman" w:cs="Times New Roman"/>
+          <w:color w:val="000000"/>
+          <w:sz w:val="24"/>
+          <w:szCs w:val="24"/>
+          <w:lang w:val="ru-MD"/>
+        </w:rPr>
+        <w:t>Т</w:t>
+      </w:r>
+      <w:r>
+        <w:rPr>
+          <w:rFonts w:ascii="Times New Roman" w:hAnsi="Times New Roman" w:cs="Times New Roman"/>
+          <w:color w:val="000000"/>
+          <w:sz w:val="24"/>
+          <w:szCs w:val="24"/>
+          <w:lang w:val="ru-MD"/>
+        </w:rPr>
+        <w:t xml:space="preserve">воїх і виправдань </w:t>
+      </w:r>
+      <w:r>
+        <w:rPr>
+          <w:rFonts w:ascii="Times New Roman" w:hAnsi="Times New Roman" w:cs="Times New Roman"/>
+          <w:color w:val="000000"/>
+          <w:sz w:val="24"/>
+          <w:szCs w:val="24"/>
+          <w:lang w:val="ru-MD"/>
+        </w:rPr>
+        <w:t>Т</w:t>
+      </w:r>
+      <w:r>
+        <w:rPr>
+          <w:rFonts w:ascii="Times New Roman" w:hAnsi="Times New Roman" w:cs="Times New Roman"/>
+          <w:color w:val="000000"/>
+          <w:sz w:val="24"/>
+          <w:szCs w:val="24"/>
+          <w:lang w:val="ru-MD"/>
+        </w:rPr>
+        <w:t xml:space="preserve">воїх. Просвіти наші духовні очі, щоб ми не заснули в гріхах на смерть. Віджени всяку мряку від сердець наших, даруй нам сонце правди і охорони життя наше знаменням і печаттю Святого </w:t>
+      </w:r>
+      <w:r>
+        <w:rPr>
+          <w:rFonts w:ascii="Times New Roman" w:hAnsi="Times New Roman" w:cs="Times New Roman"/>
+          <w:color w:val="000000"/>
+          <w:sz w:val="24"/>
+          <w:szCs w:val="24"/>
+          <w:lang w:val="ru-MD"/>
+        </w:rPr>
+        <w:t>Т</w:t>
+      </w:r>
+      <w:r>
+        <w:rPr>
+          <w:rFonts w:ascii="Times New Roman" w:hAnsi="Times New Roman" w:cs="Times New Roman"/>
+          <w:color w:val="000000"/>
+          <w:sz w:val="24"/>
+          <w:szCs w:val="24"/>
+          <w:lang w:val="ru-MD"/>
+        </w:rPr>
+        <w:t xml:space="preserve">вого Духа. Направ стопи наші на шлях мирний, </w:t>
       </w:r>
       <w:r>
         <w:rPr>
@@ -10082,7 +12156,67 @@
           <w:lang w:val="ru-MD"/>
         </w:rPr>
         <w:lastRenderedPageBreak/>
-        <w:t>нам бачити ранішній день у радості, щоб ми тобі засилали ранішні молитви, бо твоє є володіння і твоє є царство і сила, і слава Отця, і Сина, і Святого Духа, нині і повсякчас, і на віки віків. Амінь.</w:t>
+        <w:t xml:space="preserve">дай нам бачити ранішній день у радості, щоб ми </w:t>
+      </w:r>
+      <w:r>
+        <w:rPr>
+          <w:rFonts w:ascii="Times New Roman" w:hAnsi="Times New Roman" w:cs="Times New Roman"/>
+          <w:color w:val="000000"/>
+          <w:sz w:val="24"/>
+          <w:szCs w:val="24"/>
+          <w:lang w:val="ru-MD"/>
+        </w:rPr>
+        <w:t>Т</w:t>
+      </w:r>
+      <w:r>
+        <w:rPr>
+          <w:rFonts w:ascii="Times New Roman" w:hAnsi="Times New Roman" w:cs="Times New Roman"/>
+          <w:color w:val="000000"/>
+          <w:sz w:val="24"/>
+          <w:szCs w:val="24"/>
+          <w:lang w:val="ru-MD"/>
+        </w:rPr>
+        <w:t xml:space="preserve">обі засилали ранішні молитви, бо </w:t>
+      </w:r>
+      <w:r>
+        <w:rPr>
+          <w:rFonts w:ascii="Times New Roman" w:hAnsi="Times New Roman" w:cs="Times New Roman"/>
+          <w:color w:val="000000"/>
+          <w:sz w:val="24"/>
+          <w:szCs w:val="24"/>
+          <w:lang w:val="ru-MD"/>
+        </w:rPr>
+        <w:t>Т</w:t>
+      </w:r>
+      <w:r>
+        <w:rPr>
+          <w:rFonts w:ascii="Times New Roman" w:hAnsi="Times New Roman" w:cs="Times New Roman"/>
+          <w:color w:val="000000"/>
+          <w:sz w:val="24"/>
+          <w:szCs w:val="24"/>
+          <w:lang w:val="ru-MD"/>
+        </w:rPr>
+        <w:t xml:space="preserve">воє є володіння і </w:t>
+      </w:r>
+      <w:r>
+        <w:rPr>
+          <w:rFonts w:ascii="Times New Roman" w:hAnsi="Times New Roman" w:cs="Times New Roman"/>
+          <w:color w:val="000000"/>
+          <w:sz w:val="24"/>
+          <w:szCs w:val="24"/>
+          <w:lang w:val="ru-MD"/>
+        </w:rPr>
+        <w:t>Т</w:t>
+      </w:r>
+      <w:r>
+        <w:rPr>
+          <w:rFonts w:ascii="Times New Roman" w:hAnsi="Times New Roman" w:cs="Times New Roman"/>
+          <w:color w:val="000000"/>
+          <w:sz w:val="24"/>
+          <w:szCs w:val="24"/>
+          <w:lang w:val="ru-MD"/>
+        </w:rPr>
+        <w:t>воє є царство і сила, і слава Отця, і Сина, і Святого Духа, нині і повсякчас, і на віки віків. Амінь.</w:t>
       </w:r>
     </w:p>
     <w:p>
@@ -10115,7 +12249,291 @@
           <w:szCs w:val="24"/>
           <w:lang w:val="ru-MD"/>
         </w:rPr>
-        <w:t xml:space="preserve"> Владико, Боже святий і неосяжний, що казав із темряви світлові засіяти, що заспокоїв нас у нічному сні й підвів до величання і моління твоєї доброти! Ти, що даєш себе умолити задля свого милосердя, прийми і нині нас, що поклоняємося тобі й по силі дякуємо тобі; і даруй нам те, чого просимо задля спасіння. Вчини нас синами світла і дня та спадкоємцями вічних твоїх дібр. Пом'яни, Господи, за багатством ласк твоїх усіх людей, що є і моляться з нами, і всю братію нашу на землі й на морі, і на всякому місці володіння твого, що потребують твоєї любови й помочі. Усім вияви велику твою милість, щоб спасенні, як душею так і тілом, завжди перебували й відважно славили чудне й благословенне ім'я твоє, бо ти Бог милости і ласк, і любови, і тобі славу віддаємо: Отцю, і Сину, і Святому Духові, нині і повсякчас, і на віки віків. Амінь.</w:t>
+        <w:t xml:space="preserve"> Владико, Боже святий і неосяжний, що казав із темряви світлові засіяти, що заспокоїв нас у нічному сні й підвів до величання і моління </w:t>
+      </w:r>
+      <w:r>
+        <w:rPr>
+          <w:rFonts w:ascii="Times New Roman" w:hAnsi="Times New Roman" w:cs="Times New Roman"/>
+          <w:color w:val="000000"/>
+          <w:sz w:val="24"/>
+          <w:szCs w:val="24"/>
+          <w:lang w:val="ru-MD"/>
+        </w:rPr>
+        <w:t>Т</w:t>
+      </w:r>
+      <w:r>
+        <w:rPr>
+          <w:rFonts w:ascii="Times New Roman" w:hAnsi="Times New Roman" w:cs="Times New Roman"/>
+          <w:color w:val="000000"/>
+          <w:sz w:val="24"/>
+          <w:szCs w:val="24"/>
+          <w:lang w:val="ru-MD"/>
+        </w:rPr>
+        <w:t xml:space="preserve">воєї доброти! Ти, що даєш себе умолити задля свого милосердя, прийми і нині нас, що поклоняємося </w:t>
+      </w:r>
+      <w:r>
+        <w:rPr>
+          <w:rFonts w:ascii="Times New Roman" w:hAnsi="Times New Roman" w:cs="Times New Roman"/>
+          <w:color w:val="000000"/>
+          <w:sz w:val="24"/>
+          <w:szCs w:val="24"/>
+          <w:lang w:val="ru-MD"/>
+        </w:rPr>
+        <w:t>Т</w:t>
+      </w:r>
+      <w:r>
+        <w:rPr>
+          <w:rFonts w:ascii="Times New Roman" w:hAnsi="Times New Roman" w:cs="Times New Roman"/>
+          <w:color w:val="000000"/>
+          <w:sz w:val="24"/>
+          <w:szCs w:val="24"/>
+          <w:lang w:val="ru-MD"/>
+        </w:rPr>
+        <w:t xml:space="preserve">обі й по силі </w:t>
+      </w:r>
+      <w:r>
+        <w:rPr>
+          <w:rFonts w:ascii="Times New Roman" w:hAnsi="Times New Roman" w:cs="Times New Roman"/>
+          <w:color w:val="000000"/>
+          <w:sz w:val="24"/>
+          <w:szCs w:val="24"/>
+          <w:highlight w:val="yellow"/>
+          <w:lang w:val="ru-MD"/>
+        </w:rPr>
+        <w:t xml:space="preserve">дякуємо </w:t>
+      </w:r>
+      <w:r>
+        <w:rPr>
+          <w:rFonts w:ascii="Times New Roman" w:hAnsi="Times New Roman" w:cs="Times New Roman"/>
+          <w:color w:val="000000"/>
+          <w:sz w:val="24"/>
+          <w:szCs w:val="24"/>
+          <w:highlight w:val="yellow"/>
+          <w:lang w:val="ru-MD"/>
+        </w:rPr>
+        <w:t>Т</w:t>
+      </w:r>
+      <w:r>
+        <w:rPr>
+          <w:rFonts w:ascii="Times New Roman" w:hAnsi="Times New Roman" w:cs="Times New Roman"/>
+          <w:color w:val="000000"/>
+          <w:sz w:val="24"/>
+          <w:szCs w:val="24"/>
+          <w:highlight w:val="yellow"/>
+          <w:lang w:val="ru-MD"/>
+        </w:rPr>
+        <w:t>обі</w:t>
+      </w:r>
+      <w:r>
+        <w:rPr>
+          <w:rFonts w:ascii="Times New Roman" w:hAnsi="Times New Roman" w:cs="Times New Roman"/>
+          <w:color w:val="000000"/>
+          <w:sz w:val="24"/>
+          <w:szCs w:val="24"/>
+          <w:lang w:val="ru-MD"/>
+        </w:rPr>
+        <w:t xml:space="preserve">; і даруй нам те, чого просимо задля спасіння. Вчини нас синами світла і дня та спадкоємцями вічних </w:t>
+      </w:r>
+      <w:r>
+        <w:rPr>
+          <w:rFonts w:ascii="Times New Roman" w:hAnsi="Times New Roman" w:cs="Times New Roman"/>
+          <w:color w:val="000000"/>
+          <w:sz w:val="24"/>
+          <w:szCs w:val="24"/>
+          <w:lang w:val="ru-MD"/>
+        </w:rPr>
+        <w:t>Т</w:t>
+      </w:r>
+      <w:r>
+        <w:rPr>
+          <w:rFonts w:ascii="Times New Roman" w:hAnsi="Times New Roman" w:cs="Times New Roman"/>
+          <w:color w:val="000000"/>
+          <w:sz w:val="24"/>
+          <w:szCs w:val="24"/>
+          <w:lang w:val="ru-MD"/>
+        </w:rPr>
+        <w:t xml:space="preserve">воїх </w:t>
+      </w:r>
+      <w:r>
+        <w:rPr>
+          <w:rFonts w:ascii="Times New Roman" w:hAnsi="Times New Roman" w:cs="Times New Roman"/>
+          <w:color w:val="000000"/>
+          <w:sz w:val="24"/>
+          <w:szCs w:val="24"/>
+          <w:highlight w:val="yellow"/>
+          <w:lang w:val="ru-MD"/>
+        </w:rPr>
+        <w:t>дібр</w:t>
+      </w:r>
+      <w:r>
+        <w:rPr>
+          <w:rFonts w:ascii="Times New Roman" w:hAnsi="Times New Roman" w:cs="Times New Roman"/>
+          <w:color w:val="000000"/>
+          <w:sz w:val="24"/>
+          <w:szCs w:val="24"/>
+          <w:lang w:val="ru-MD"/>
+        </w:rPr>
+        <w:t xml:space="preserve">. Пом'яни, Господи, за багатством ласк </w:t>
+      </w:r>
+      <w:r>
+        <w:rPr>
+          <w:rFonts w:ascii="Times New Roman" w:hAnsi="Times New Roman" w:cs="Times New Roman"/>
+          <w:color w:val="000000"/>
+          <w:sz w:val="24"/>
+          <w:szCs w:val="24"/>
+          <w:lang w:val="ru-MD"/>
+        </w:rPr>
+        <w:t>Т</w:t>
+      </w:r>
+      <w:r>
+        <w:rPr>
+          <w:rFonts w:ascii="Times New Roman" w:hAnsi="Times New Roman" w:cs="Times New Roman"/>
+          <w:color w:val="000000"/>
+          <w:sz w:val="24"/>
+          <w:szCs w:val="24"/>
+          <w:lang w:val="ru-MD"/>
+        </w:rPr>
+        <w:t xml:space="preserve">воїх усіх людей, що є і моляться з нами, і всю братію нашу на землі й на морі, і на всякому місці володіння </w:t>
+      </w:r>
+      <w:r>
+        <w:rPr>
+          <w:rFonts w:ascii="Times New Roman" w:hAnsi="Times New Roman" w:cs="Times New Roman"/>
+          <w:color w:val="000000"/>
+          <w:sz w:val="24"/>
+          <w:szCs w:val="24"/>
+          <w:lang w:val="ru-MD"/>
+        </w:rPr>
+        <w:t>Т</w:t>
+      </w:r>
+      <w:r>
+        <w:rPr>
+          <w:rFonts w:ascii="Times New Roman" w:hAnsi="Times New Roman" w:cs="Times New Roman"/>
+          <w:color w:val="000000"/>
+          <w:sz w:val="24"/>
+          <w:szCs w:val="24"/>
+          <w:lang w:val="ru-MD"/>
+        </w:rPr>
+        <w:t>вого, що потребують</w:t>
+      </w:r>
+      <w:r>
+        <w:rPr>
+          <w:rFonts w:ascii="Times New Roman" w:hAnsi="Times New Roman" w:cs="Times New Roman"/>
+          <w:color w:val="000000"/>
+          <w:sz w:val="24"/>
+          <w:szCs w:val="24"/>
+          <w:lang w:val="ru-MD"/>
+        </w:rPr>
+        <w:t xml:space="preserve"> Т</w:t>
+      </w:r>
+      <w:r>
+        <w:rPr>
+          <w:rFonts w:ascii="Times New Roman" w:hAnsi="Times New Roman" w:cs="Times New Roman"/>
+          <w:color w:val="000000"/>
+          <w:sz w:val="24"/>
+          <w:szCs w:val="24"/>
+          <w:lang w:val="ru-MD"/>
+        </w:rPr>
+        <w:t>воєї любови й помочі. Усім вияви велику</w:t>
+      </w:r>
+      <w:r>
+        <w:rPr>
+          <w:rFonts w:ascii="Times New Roman" w:hAnsi="Times New Roman" w:cs="Times New Roman"/>
+          <w:color w:val="000000"/>
+          <w:sz w:val="24"/>
+          <w:szCs w:val="24"/>
+          <w:lang w:val="ru-MD"/>
+        </w:rPr>
+        <w:t xml:space="preserve"> Т</w:t>
+      </w:r>
+      <w:r>
+        <w:rPr>
+          <w:rFonts w:ascii="Times New Roman" w:hAnsi="Times New Roman" w:cs="Times New Roman"/>
+          <w:color w:val="000000"/>
+          <w:sz w:val="24"/>
+          <w:szCs w:val="24"/>
+          <w:lang w:val="ru-MD"/>
+        </w:rPr>
+        <w:t>вою милість, щоб спасенні, як душею так і тілом, завжди перебували й відважно славили чудне й благословенне ім'я</w:t>
+      </w:r>
+      <w:r>
+        <w:rPr>
+          <w:rFonts w:ascii="Times New Roman" w:hAnsi="Times New Roman" w:cs="Times New Roman"/>
+          <w:color w:val="000000"/>
+          <w:sz w:val="24"/>
+          <w:szCs w:val="24"/>
+          <w:lang w:val="ru-MD"/>
+        </w:rPr>
+        <w:t xml:space="preserve"> Т</w:t>
+      </w:r>
+      <w:r>
+        <w:rPr>
+          <w:rFonts w:ascii="Times New Roman" w:hAnsi="Times New Roman" w:cs="Times New Roman"/>
+          <w:color w:val="000000"/>
+          <w:sz w:val="24"/>
+          <w:szCs w:val="24"/>
+          <w:lang w:val="ru-MD"/>
+        </w:rPr>
+        <w:t>воє, бо</w:t>
+      </w:r>
+      <w:r>
+        <w:rPr>
+          <w:rFonts w:ascii="Times New Roman" w:hAnsi="Times New Roman" w:cs="Times New Roman"/>
+          <w:color w:val="000000"/>
+          <w:sz w:val="24"/>
+          <w:szCs w:val="24"/>
+          <w:lang w:val="ru-MD"/>
+        </w:rPr>
+        <w:t xml:space="preserve"> Т</w:t>
+      </w:r>
+      <w:r>
+        <w:rPr>
+          <w:rFonts w:ascii="Times New Roman" w:hAnsi="Times New Roman" w:cs="Times New Roman"/>
+          <w:color w:val="000000"/>
+          <w:sz w:val="24"/>
+          <w:szCs w:val="24"/>
+          <w:lang w:val="ru-MD"/>
+        </w:rPr>
+        <w:t>и Бог милости і ласк, і любови, і</w:t>
+      </w:r>
+      <w:r>
+        <w:rPr>
+          <w:rFonts w:ascii="Times New Roman" w:hAnsi="Times New Roman" w:cs="Times New Roman"/>
+          <w:color w:val="000000"/>
+          <w:sz w:val="24"/>
+          <w:szCs w:val="24"/>
+          <w:lang w:val="ru-MD"/>
+        </w:rPr>
+        <w:t xml:space="preserve"> Т</w:t>
+      </w:r>
+      <w:r>
+        <w:rPr>
+          <w:rFonts w:ascii="Times New Roman" w:hAnsi="Times New Roman" w:cs="Times New Roman"/>
+          <w:color w:val="000000"/>
+          <w:sz w:val="24"/>
+          <w:szCs w:val="24"/>
+          <w:lang w:val="ru-MD"/>
+        </w:rPr>
+        <w:t xml:space="preserve">обі славу </w:t>
+      </w:r>
+      <w:r>
+        <w:rPr>
+          <w:rFonts w:ascii="Times New Roman" w:hAnsi="Times New Roman" w:cs="Times New Roman"/>
+          <w:color w:val="000000"/>
+          <w:sz w:val="24"/>
+          <w:szCs w:val="24"/>
+          <w:lang w:val="ru-MD"/>
+        </w:rPr>
+        <w:t>возсилаємо</w:t>
+      </w:r>
+      <w:r>
+        <w:rPr>
+          <w:rFonts w:ascii="Times New Roman" w:hAnsi="Times New Roman" w:cs="Times New Roman"/>
+          <w:color w:val="000000"/>
+          <w:sz w:val="24"/>
+          <w:szCs w:val="24"/>
+          <w:lang w:val="ru-MD"/>
+        </w:rPr>
+        <w:t>: Отцю, і Сину, і Святому Духові, нині і повсякчас, і на віки віків. Амінь.</w:t>
       </w:r>
     </w:p>
     <w:p>
@@ -10148,7 +12566,288 @@
           <w:szCs w:val="24"/>
           <w:lang w:val="ru-MD"/>
         </w:rPr>
-        <w:t xml:space="preserve"> Скарбе добра, джерело невисихаюче, Отче святий, чудотворче всесильний і вседержителю! Усі тобі поклоняємося і тобі молимося та твої милості і твої ласки призиваємо на поміч і на заступництво нашій смиренності. Пом'яни, Господи, слуг твоїх, прийми від усіх нас ранішні моління, як кадило перед тобою; ні одного з нас не вчини нездатним, але всіх нас зберігай ласками твоїми. Пом'яни, Господи, тих, що чувають і співають на славу твою і єдинородного твого Сина і Бога нашого, і Святого твого Духа. Будь їм помічником і заступником; прийми їх молитви на наднебесний і духовний твій жертовник, бо ти Бог наш, і Тобі славу віддаємо: Отцю, і Сину, і Святому Духові, нині і повсякчас, і на віки віків. Амінь.</w:t>
+        <w:t xml:space="preserve"> </w:t>
+      </w:r>
+      <w:r>
+        <w:rPr>
+          <w:rFonts w:ascii="Times New Roman" w:hAnsi="Times New Roman" w:cs="Times New Roman"/>
+          <w:color w:val="000000"/>
+          <w:sz w:val="24"/>
+          <w:szCs w:val="24"/>
+          <w:highlight w:val="yellow"/>
+          <w:lang w:val="ru-MD"/>
+        </w:rPr>
+        <w:t>Скарбе добра,</w:t>
+      </w:r>
+      <w:r>
+        <w:rPr>
+          <w:rFonts w:ascii="Times New Roman" w:hAnsi="Times New Roman" w:cs="Times New Roman"/>
+          <w:color w:val="000000"/>
+          <w:sz w:val="24"/>
+          <w:szCs w:val="24"/>
+          <w:lang w:val="ru-MD"/>
+        </w:rPr>
+        <w:t xml:space="preserve"> джерело невисихаюче, Отче святий, чудотворче всесильний і вседержителю! Усі</w:t>
+      </w:r>
+      <w:r>
+        <w:rPr>
+          <w:rFonts w:ascii="Times New Roman" w:hAnsi="Times New Roman" w:cs="Times New Roman"/>
+          <w:color w:val="000000"/>
+          <w:sz w:val="24"/>
+          <w:szCs w:val="24"/>
+          <w:lang w:val="ru-MD"/>
+        </w:rPr>
+        <w:t xml:space="preserve"> Т</w:t>
+      </w:r>
+      <w:r>
+        <w:rPr>
+          <w:rFonts w:ascii="Times New Roman" w:hAnsi="Times New Roman" w:cs="Times New Roman"/>
+          <w:color w:val="000000"/>
+          <w:sz w:val="24"/>
+          <w:szCs w:val="24"/>
+          <w:lang w:val="ru-MD"/>
+        </w:rPr>
+        <w:t>обі поклоняємося і</w:t>
+      </w:r>
+      <w:r>
+        <w:rPr>
+          <w:rFonts w:ascii="Times New Roman" w:hAnsi="Times New Roman" w:cs="Times New Roman"/>
+          <w:color w:val="000000"/>
+          <w:sz w:val="24"/>
+          <w:szCs w:val="24"/>
+          <w:lang w:val="ru-MD"/>
+        </w:rPr>
+        <w:t xml:space="preserve"> Т</w:t>
+      </w:r>
+      <w:r>
+        <w:rPr>
+          <w:rFonts w:ascii="Times New Roman" w:hAnsi="Times New Roman" w:cs="Times New Roman"/>
+          <w:color w:val="000000"/>
+          <w:sz w:val="24"/>
+          <w:szCs w:val="24"/>
+          <w:lang w:val="ru-MD"/>
+        </w:rPr>
+        <w:t>обі молимося та</w:t>
+      </w:r>
+      <w:r>
+        <w:rPr>
+          <w:rFonts w:ascii="Times New Roman" w:hAnsi="Times New Roman" w:cs="Times New Roman"/>
+          <w:color w:val="000000"/>
+          <w:sz w:val="24"/>
+          <w:szCs w:val="24"/>
+          <w:lang w:val="ru-MD"/>
+        </w:rPr>
+        <w:t xml:space="preserve"> Т</w:t>
+      </w:r>
+      <w:r>
+        <w:rPr>
+          <w:rFonts w:ascii="Times New Roman" w:hAnsi="Times New Roman" w:cs="Times New Roman"/>
+          <w:color w:val="000000"/>
+          <w:sz w:val="24"/>
+          <w:szCs w:val="24"/>
+          <w:lang w:val="ru-MD"/>
+        </w:rPr>
+        <w:t>вої милості і</w:t>
+      </w:r>
+      <w:r>
+        <w:rPr>
+          <w:rFonts w:ascii="Times New Roman" w:hAnsi="Times New Roman" w:cs="Times New Roman"/>
+          <w:color w:val="000000"/>
+          <w:sz w:val="24"/>
+          <w:szCs w:val="24"/>
+          <w:lang w:val="ru-MD"/>
+        </w:rPr>
+        <w:t xml:space="preserve"> Т</w:t>
+      </w:r>
+      <w:r>
+        <w:rPr>
+          <w:rFonts w:ascii="Times New Roman" w:hAnsi="Times New Roman" w:cs="Times New Roman"/>
+          <w:color w:val="000000"/>
+          <w:sz w:val="24"/>
+          <w:szCs w:val="24"/>
+          <w:lang w:val="ru-MD"/>
+        </w:rPr>
+        <w:t>вої ласки призиваємо на поміч і на заступництво нашій смиренності. Пом'яни, Господи, слуг</w:t>
+      </w:r>
+      <w:r>
+        <w:rPr>
+          <w:rFonts w:ascii="Times New Roman" w:hAnsi="Times New Roman" w:cs="Times New Roman"/>
+          <w:color w:val="000000"/>
+          <w:sz w:val="24"/>
+          <w:szCs w:val="24"/>
+          <w:lang w:val="ru-MD"/>
+        </w:rPr>
+        <w:t xml:space="preserve"> Т</w:t>
+      </w:r>
+      <w:r>
+        <w:rPr>
+          <w:rFonts w:ascii="Times New Roman" w:hAnsi="Times New Roman" w:cs="Times New Roman"/>
+          <w:color w:val="000000"/>
+          <w:sz w:val="24"/>
+          <w:szCs w:val="24"/>
+          <w:lang w:val="ru-MD"/>
+        </w:rPr>
+        <w:t>воїх, прийми від усіх нас ранішні моління, як кадило перед</w:t>
+      </w:r>
+      <w:r>
+        <w:rPr>
+          <w:rFonts w:ascii="Times New Roman" w:hAnsi="Times New Roman" w:cs="Times New Roman"/>
+          <w:color w:val="000000"/>
+          <w:sz w:val="24"/>
+          <w:szCs w:val="24"/>
+          <w:lang w:val="ru-MD"/>
+        </w:rPr>
+        <w:t xml:space="preserve"> Т</w:t>
+      </w:r>
+      <w:r>
+        <w:rPr>
+          <w:rFonts w:ascii="Times New Roman" w:hAnsi="Times New Roman" w:cs="Times New Roman"/>
+          <w:color w:val="000000"/>
+          <w:sz w:val="24"/>
+          <w:szCs w:val="24"/>
+          <w:lang w:val="ru-MD"/>
+        </w:rPr>
+        <w:t>обою; ні одного з нас не вчини нездатним, але всіх нас зберігай ласками</w:t>
+      </w:r>
+      <w:r>
+        <w:rPr>
+          <w:rFonts w:ascii="Times New Roman" w:hAnsi="Times New Roman" w:cs="Times New Roman"/>
+          <w:color w:val="000000"/>
+          <w:sz w:val="24"/>
+          <w:szCs w:val="24"/>
+          <w:lang w:val="ru-MD"/>
+        </w:rPr>
+        <w:t xml:space="preserve"> Т</w:t>
+      </w:r>
+      <w:r>
+        <w:rPr>
+          <w:rFonts w:ascii="Times New Roman" w:hAnsi="Times New Roman" w:cs="Times New Roman"/>
+          <w:color w:val="000000"/>
+          <w:sz w:val="24"/>
+          <w:szCs w:val="24"/>
+          <w:lang w:val="ru-MD"/>
+        </w:rPr>
+        <w:t>воїми. Пом'яни, Господи, тих, що чувають і співають на славу</w:t>
+      </w:r>
+      <w:r>
+        <w:rPr>
+          <w:rFonts w:ascii="Times New Roman" w:hAnsi="Times New Roman" w:cs="Times New Roman"/>
+          <w:color w:val="000000"/>
+          <w:sz w:val="24"/>
+          <w:szCs w:val="24"/>
+          <w:lang w:val="ru-MD"/>
+        </w:rPr>
+        <w:t xml:space="preserve"> Т</w:t>
+      </w:r>
+      <w:r>
+        <w:rPr>
+          <w:rFonts w:ascii="Times New Roman" w:hAnsi="Times New Roman" w:cs="Times New Roman"/>
+          <w:color w:val="000000"/>
+          <w:sz w:val="24"/>
+          <w:szCs w:val="24"/>
+          <w:lang w:val="ru-MD"/>
+        </w:rPr>
+        <w:t>вою і єдинородного</w:t>
+      </w:r>
+      <w:r>
+        <w:rPr>
+          <w:rFonts w:ascii="Times New Roman" w:hAnsi="Times New Roman" w:cs="Times New Roman"/>
+          <w:color w:val="000000"/>
+          <w:sz w:val="24"/>
+          <w:szCs w:val="24"/>
+          <w:lang w:val="ru-MD"/>
+        </w:rPr>
+        <w:t xml:space="preserve"> Т</w:t>
+      </w:r>
+      <w:r>
+        <w:rPr>
+          <w:rFonts w:ascii="Times New Roman" w:hAnsi="Times New Roman" w:cs="Times New Roman"/>
+          <w:color w:val="000000"/>
+          <w:sz w:val="24"/>
+          <w:szCs w:val="24"/>
+          <w:lang w:val="ru-MD"/>
+        </w:rPr>
+        <w:t>вого Сина і Бога нашого, і Святого</w:t>
+      </w:r>
+      <w:r>
+        <w:rPr>
+          <w:rFonts w:ascii="Times New Roman" w:hAnsi="Times New Roman" w:cs="Times New Roman"/>
+          <w:color w:val="000000"/>
+          <w:sz w:val="24"/>
+          <w:szCs w:val="24"/>
+          <w:lang w:val="ru-MD"/>
+        </w:rPr>
+        <w:t xml:space="preserve"> Т</w:t>
+      </w:r>
+      <w:r>
+        <w:rPr>
+          <w:rFonts w:ascii="Times New Roman" w:hAnsi="Times New Roman" w:cs="Times New Roman"/>
+          <w:color w:val="000000"/>
+          <w:sz w:val="24"/>
+          <w:szCs w:val="24"/>
+          <w:lang w:val="ru-MD"/>
+        </w:rPr>
+        <w:t>вого Духа. Будь їм помічником і заступником; прийми їх молитви на наднебесний і духовний</w:t>
+      </w:r>
+      <w:r>
+        <w:rPr>
+          <w:rFonts w:ascii="Times New Roman" w:hAnsi="Times New Roman" w:cs="Times New Roman"/>
+          <w:color w:val="000000"/>
+          <w:sz w:val="24"/>
+          <w:szCs w:val="24"/>
+          <w:lang w:val="ru-MD"/>
+        </w:rPr>
+        <w:t xml:space="preserve"> Т</w:t>
+      </w:r>
+      <w:r>
+        <w:rPr>
+          <w:rFonts w:ascii="Times New Roman" w:hAnsi="Times New Roman" w:cs="Times New Roman"/>
+          <w:color w:val="000000"/>
+          <w:sz w:val="24"/>
+          <w:szCs w:val="24"/>
+          <w:lang w:val="ru-MD"/>
+        </w:rPr>
+        <w:t>вій жертовник, бо</w:t>
+      </w:r>
+      <w:r>
+        <w:rPr>
+          <w:rFonts w:ascii="Times New Roman" w:hAnsi="Times New Roman" w:cs="Times New Roman"/>
+          <w:color w:val="000000"/>
+          <w:sz w:val="24"/>
+          <w:szCs w:val="24"/>
+          <w:lang w:val="ru-MD"/>
+        </w:rPr>
+        <w:t xml:space="preserve"> Т</w:t>
+      </w:r>
+      <w:r>
+        <w:rPr>
+          <w:rFonts w:ascii="Times New Roman" w:hAnsi="Times New Roman" w:cs="Times New Roman"/>
+          <w:color w:val="000000"/>
+          <w:sz w:val="24"/>
+          <w:szCs w:val="24"/>
+          <w:lang w:val="ru-MD"/>
+        </w:rPr>
+        <w:t xml:space="preserve">и Бог наш, і Тобі славу </w:t>
+      </w:r>
+      <w:r>
+        <w:rPr>
+          <w:rFonts w:ascii="Times New Roman" w:hAnsi="Times New Roman" w:cs="Times New Roman"/>
+          <w:color w:val="000000"/>
+          <w:sz w:val="24"/>
+          <w:szCs w:val="24"/>
+          <w:lang w:val="ru-MD"/>
+        </w:rPr>
+        <w:t>возсилаємо</w:t>
+      </w:r>
+      <w:r>
+        <w:rPr>
+          <w:rFonts w:ascii="Times New Roman" w:hAnsi="Times New Roman" w:cs="Times New Roman"/>
+          <w:color w:val="000000"/>
+          <w:sz w:val="24"/>
+          <w:szCs w:val="24"/>
+          <w:lang w:val="ru-MD"/>
+        </w:rPr>
+        <w:t>: Отцю, і Сину, і Святому Духові, нині і повсякчас, і на віки віків. Амінь.</w:t>
       </w:r>
     </w:p>
     <w:p>
@@ -10179,9 +12878,262 @@
           <w:color w:val="000000"/>
           <w:sz w:val="24"/>
           <w:szCs w:val="24"/>
-          <w:lang w:val="ru-MD"/>
-        </w:rPr>
-        <w:t>Дякуємо тобі, Господи, Боже спасіння нашого, бо ти все робиш для добра життя нашого, щоб ми завжди на тебе споглядали, Спасителю й Доброчинцю душ наших. Бо ти дав спокій нам у час минулої ночі й підвів нас, щоб ми поклонялися величному імені твоєму. Тому молимо тебе, Господи: Дай нам ласку й силу, щоб ми стали гідними співати тобі розумно й молитися безупинно та в страсі і тремтінні над нашим спасінням працювали, при заступництві Христа твого. Пом'яни, Господи, і тих, що вночі до тебе кличуть. Вислухай їх і помилуй, і круши під ноги їх невидимих і войовничих ворогів. Бо ти Цар миру і Спас душ наших, і тобі славу віддаємо: Отцю і Сину, і Святому Духові, нині і повсякчас, і на віки віків. Амінь.</w:t>
+          <w:highlight w:val="yellow"/>
+          <w:lang w:val="ru-MD"/>
+        </w:rPr>
+        <w:t>Дякуємо</w:t>
+      </w:r>
+      <w:r>
+        <w:rPr>
+          <w:rFonts w:ascii="Times New Roman" w:hAnsi="Times New Roman" w:cs="Times New Roman"/>
+          <w:color w:val="000000"/>
+          <w:sz w:val="24"/>
+          <w:szCs w:val="24"/>
+          <w:highlight w:val="yellow"/>
+          <w:lang w:val="ru-MD"/>
+        </w:rPr>
+        <w:t xml:space="preserve"> Т</w:t>
+      </w:r>
+      <w:r>
+        <w:rPr>
+          <w:rFonts w:ascii="Times New Roman" w:hAnsi="Times New Roman" w:cs="Times New Roman"/>
+          <w:color w:val="000000"/>
+          <w:sz w:val="24"/>
+          <w:szCs w:val="24"/>
+          <w:highlight w:val="yellow"/>
+          <w:lang w:val="ru-MD"/>
+        </w:rPr>
+        <w:t>обі, Господи, Боже спасіння нашого</w:t>
+      </w:r>
+      <w:r>
+        <w:rPr>
+          <w:rFonts w:ascii="Times New Roman" w:hAnsi="Times New Roman" w:cs="Times New Roman"/>
+          <w:color w:val="000000"/>
+          <w:sz w:val="24"/>
+          <w:szCs w:val="24"/>
+          <w:lang w:val="ru-MD"/>
+        </w:rPr>
+        <w:t>, бо</w:t>
+      </w:r>
+      <w:r>
+        <w:rPr>
+          <w:rFonts w:ascii="Times New Roman" w:hAnsi="Times New Roman" w:cs="Times New Roman"/>
+          <w:color w:val="000000"/>
+          <w:sz w:val="24"/>
+          <w:szCs w:val="24"/>
+          <w:lang w:val="ru-MD"/>
+        </w:rPr>
+        <w:t xml:space="preserve"> Т</w:t>
+      </w:r>
+      <w:r>
+        <w:rPr>
+          <w:rFonts w:ascii="Times New Roman" w:hAnsi="Times New Roman" w:cs="Times New Roman"/>
+          <w:color w:val="000000"/>
+          <w:sz w:val="24"/>
+          <w:szCs w:val="24"/>
+          <w:lang w:val="ru-MD"/>
+        </w:rPr>
+        <w:t>и все робиш для добра життя нашого, щоб ми завжди на</w:t>
+      </w:r>
+      <w:r>
+        <w:rPr>
+          <w:rFonts w:ascii="Times New Roman" w:hAnsi="Times New Roman" w:cs="Times New Roman"/>
+          <w:color w:val="000000"/>
+          <w:sz w:val="24"/>
+          <w:szCs w:val="24"/>
+          <w:lang w:val="ru-MD"/>
+        </w:rPr>
+        <w:t xml:space="preserve"> Т</w:t>
+      </w:r>
+      <w:r>
+        <w:rPr>
+          <w:rFonts w:ascii="Times New Roman" w:hAnsi="Times New Roman" w:cs="Times New Roman"/>
+          <w:color w:val="000000"/>
+          <w:sz w:val="24"/>
+          <w:szCs w:val="24"/>
+          <w:lang w:val="ru-MD"/>
+        </w:rPr>
+        <w:t>ебе споглядали, Спасителю й Доброчинцю душ наших. Бо</w:t>
+      </w:r>
+      <w:r>
+        <w:rPr>
+          <w:rFonts w:ascii="Times New Roman" w:hAnsi="Times New Roman" w:cs="Times New Roman"/>
+          <w:color w:val="000000"/>
+          <w:sz w:val="24"/>
+          <w:szCs w:val="24"/>
+          <w:lang w:val="ru-MD"/>
+        </w:rPr>
+        <w:t xml:space="preserve"> Т</w:t>
+      </w:r>
+      <w:r>
+        <w:rPr>
+          <w:rFonts w:ascii="Times New Roman" w:hAnsi="Times New Roman" w:cs="Times New Roman"/>
+          <w:color w:val="000000"/>
+          <w:sz w:val="24"/>
+          <w:szCs w:val="24"/>
+          <w:lang w:val="ru-MD"/>
+        </w:rPr>
+        <w:t>и дав спокій нам у час минулої ночі й підвів нас, щоб ми поклонялися величному імені</w:t>
+      </w:r>
+      <w:r>
+        <w:rPr>
+          <w:rFonts w:ascii="Times New Roman" w:hAnsi="Times New Roman" w:cs="Times New Roman"/>
+          <w:color w:val="000000"/>
+          <w:sz w:val="24"/>
+          <w:szCs w:val="24"/>
+          <w:lang w:val="ru-MD"/>
+        </w:rPr>
+        <w:t xml:space="preserve"> Т</w:t>
+      </w:r>
+      <w:r>
+        <w:rPr>
+          <w:rFonts w:ascii="Times New Roman" w:hAnsi="Times New Roman" w:cs="Times New Roman"/>
+          <w:color w:val="000000"/>
+          <w:sz w:val="24"/>
+          <w:szCs w:val="24"/>
+          <w:lang w:val="ru-MD"/>
+        </w:rPr>
+        <w:t>воєму. Тому молимо</w:t>
+      </w:r>
+      <w:r>
+        <w:rPr>
+          <w:rFonts w:ascii="Times New Roman" w:hAnsi="Times New Roman" w:cs="Times New Roman"/>
+          <w:color w:val="000000"/>
+          <w:sz w:val="24"/>
+          <w:szCs w:val="24"/>
+          <w:lang w:val="ru-MD"/>
+        </w:rPr>
+        <w:t xml:space="preserve"> Т</w:t>
+      </w:r>
+      <w:r>
+        <w:rPr>
+          <w:rFonts w:ascii="Times New Roman" w:hAnsi="Times New Roman" w:cs="Times New Roman"/>
+          <w:color w:val="000000"/>
+          <w:sz w:val="24"/>
+          <w:szCs w:val="24"/>
+          <w:lang w:val="ru-MD"/>
+        </w:rPr>
+        <w:t>ебе, Господи: Дай нам ласку й силу, щоб ми стали гідними співати</w:t>
+      </w:r>
+      <w:r>
+        <w:rPr>
+          <w:rFonts w:ascii="Times New Roman" w:hAnsi="Times New Roman" w:cs="Times New Roman"/>
+          <w:color w:val="000000"/>
+          <w:sz w:val="24"/>
+          <w:szCs w:val="24"/>
+          <w:lang w:val="ru-MD"/>
+        </w:rPr>
+        <w:t xml:space="preserve"> Т</w:t>
+      </w:r>
+      <w:r>
+        <w:rPr>
+          <w:rFonts w:ascii="Times New Roman" w:hAnsi="Times New Roman" w:cs="Times New Roman"/>
+          <w:color w:val="000000"/>
+          <w:sz w:val="24"/>
+          <w:szCs w:val="24"/>
+          <w:lang w:val="ru-MD"/>
+        </w:rPr>
+        <w:t>обі розумно й молитися безупинно та в страсі і тремтінні над нашим спасінням працювали, при заступництві Христа</w:t>
+      </w:r>
+      <w:r>
+        <w:rPr>
+          <w:rFonts w:ascii="Times New Roman" w:hAnsi="Times New Roman" w:cs="Times New Roman"/>
+          <w:color w:val="000000"/>
+          <w:sz w:val="24"/>
+          <w:szCs w:val="24"/>
+          <w:lang w:val="ru-MD"/>
+        </w:rPr>
+        <w:t xml:space="preserve"> Т</w:t>
+      </w:r>
+      <w:r>
+        <w:rPr>
+          <w:rFonts w:ascii="Times New Roman" w:hAnsi="Times New Roman" w:cs="Times New Roman"/>
+          <w:color w:val="000000"/>
+          <w:sz w:val="24"/>
+          <w:szCs w:val="24"/>
+          <w:lang w:val="ru-MD"/>
+        </w:rPr>
+        <w:t>вого. Пом'яни, Господи, і тих, що вночі до</w:t>
+      </w:r>
+      <w:r>
+        <w:rPr>
+          <w:rFonts w:ascii="Times New Roman" w:hAnsi="Times New Roman" w:cs="Times New Roman"/>
+          <w:color w:val="000000"/>
+          <w:sz w:val="24"/>
+          <w:szCs w:val="24"/>
+          <w:lang w:val="ru-MD"/>
+        </w:rPr>
+        <w:t xml:space="preserve"> Т</w:t>
+      </w:r>
+      <w:r>
+        <w:rPr>
+          <w:rFonts w:ascii="Times New Roman" w:hAnsi="Times New Roman" w:cs="Times New Roman"/>
+          <w:color w:val="000000"/>
+          <w:sz w:val="24"/>
+          <w:szCs w:val="24"/>
+          <w:lang w:val="ru-MD"/>
+        </w:rPr>
+        <w:t>ебе кличуть. Вислухай їх і помилуй, і круши під ноги їх невидимих і войовничих ворогів. Бо</w:t>
+      </w:r>
+      <w:r>
+        <w:rPr>
+          <w:rFonts w:ascii="Times New Roman" w:hAnsi="Times New Roman" w:cs="Times New Roman"/>
+          <w:color w:val="000000"/>
+          <w:sz w:val="24"/>
+          <w:szCs w:val="24"/>
+          <w:lang w:val="ru-MD"/>
+        </w:rPr>
+        <w:t xml:space="preserve"> Т</w:t>
+      </w:r>
+      <w:r>
+        <w:rPr>
+          <w:rFonts w:ascii="Times New Roman" w:hAnsi="Times New Roman" w:cs="Times New Roman"/>
+          <w:color w:val="000000"/>
+          <w:sz w:val="24"/>
+          <w:szCs w:val="24"/>
+          <w:lang w:val="ru-MD"/>
+        </w:rPr>
+        <w:t>и Цар миру і Спас душ наших, і</w:t>
+      </w:r>
+      <w:r>
+        <w:rPr>
+          <w:rFonts w:ascii="Times New Roman" w:hAnsi="Times New Roman" w:cs="Times New Roman"/>
+          <w:color w:val="000000"/>
+          <w:sz w:val="24"/>
+          <w:szCs w:val="24"/>
+          <w:lang w:val="ru-MD"/>
+        </w:rPr>
+        <w:t xml:space="preserve"> Т</w:t>
+      </w:r>
+      <w:r>
+        <w:rPr>
+          <w:rFonts w:ascii="Times New Roman" w:hAnsi="Times New Roman" w:cs="Times New Roman"/>
+          <w:color w:val="000000"/>
+          <w:sz w:val="24"/>
+          <w:szCs w:val="24"/>
+          <w:lang w:val="ru-MD"/>
+        </w:rPr>
+        <w:t xml:space="preserve">обі славу </w:t>
+      </w:r>
+      <w:r>
+        <w:rPr>
+          <w:rFonts w:ascii="Times New Roman" w:hAnsi="Times New Roman" w:cs="Times New Roman"/>
+          <w:color w:val="000000"/>
+          <w:sz w:val="24"/>
+          <w:szCs w:val="24"/>
+          <w:lang w:val="ru-MD"/>
+        </w:rPr>
+        <w:t>возсилаємо</w:t>
+      </w:r>
+      <w:r>
+        <w:rPr>
+          <w:rFonts w:ascii="Times New Roman" w:hAnsi="Times New Roman" w:cs="Times New Roman"/>
+          <w:color w:val="000000"/>
+          <w:sz w:val="24"/>
+          <w:szCs w:val="24"/>
+          <w:lang w:val="ru-MD"/>
+        </w:rPr>
+        <w:t>: Отцю і Сину, і Святому Духові, нині і повсякчас, і на віки віків. Амінь.</w:t>
       </w:r>
     </w:p>
     <w:p>
@@ -10214,7 +13166,147 @@
           <w:szCs w:val="24"/>
           <w:lang w:val="ru-MD"/>
         </w:rPr>
-        <w:t xml:space="preserve"> Боже й Отче Господа нашого Ісуса Христа! Ти підніс нас з постелі нашої і зібрав на годину молитви. Дай нам ласку відкрити уста наші і прийми наші подяки, що в наших силах, і навчи нас установ твоїх. Бо молитися як слід не вміємо, якщо ти, Господи, святим твоїм Духом не навчиш нас. Тому молимося тобі: Даруй і прости, якщо ми згрішили аж до теперішньої години словом або ділом, або думкою, добровільно або недобровільно. Бо коли на провини будеш дивитися, Господи, Господи, то хто встоїться, бо в тебе є прощення. Ти один святий, допоміжник сильний, захисник життя нашого, і тебе ми завжди оспівуватимемо. Нехай буде сила Царства твого завжди благословенна і вельми прославлювана: Отця, і Сина, і Святого Духа, нині і повсякчас, і на віки віків. Амінь.</w:t>
+        <w:t xml:space="preserve"> Боже й Отче Господа нашого Ісуса Христа! Ти підніс нас з постелі нашої і зібрав на годину молитви. Дай нам ласку відкрити уста наші і прийми наші подяки, що в наших силах, і навчи нас установ</w:t>
+      </w:r>
+      <w:r>
+        <w:rPr>
+          <w:rFonts w:ascii="Times New Roman" w:hAnsi="Times New Roman" w:cs="Times New Roman"/>
+          <w:color w:val="000000"/>
+          <w:sz w:val="24"/>
+          <w:szCs w:val="24"/>
+          <w:lang w:val="ru-MD"/>
+        </w:rPr>
+        <w:t xml:space="preserve"> Т</w:t>
+      </w:r>
+      <w:r>
+        <w:rPr>
+          <w:rFonts w:ascii="Times New Roman" w:hAnsi="Times New Roman" w:cs="Times New Roman"/>
+          <w:color w:val="000000"/>
+          <w:sz w:val="24"/>
+          <w:szCs w:val="24"/>
+          <w:lang w:val="ru-MD"/>
+        </w:rPr>
+        <w:t>воїх. Бо молитися як слід не вміємо, якщо</w:t>
+      </w:r>
+      <w:r>
+        <w:rPr>
+          <w:rFonts w:ascii="Times New Roman" w:hAnsi="Times New Roman" w:cs="Times New Roman"/>
+          <w:color w:val="000000"/>
+          <w:sz w:val="24"/>
+          <w:szCs w:val="24"/>
+          <w:lang w:val="ru-MD"/>
+        </w:rPr>
+        <w:t xml:space="preserve"> Т</w:t>
+      </w:r>
+      <w:r>
+        <w:rPr>
+          <w:rFonts w:ascii="Times New Roman" w:hAnsi="Times New Roman" w:cs="Times New Roman"/>
+          <w:color w:val="000000"/>
+          <w:sz w:val="24"/>
+          <w:szCs w:val="24"/>
+          <w:lang w:val="ru-MD"/>
+        </w:rPr>
+        <w:t>и, Господи, святим</w:t>
+      </w:r>
+      <w:r>
+        <w:rPr>
+          <w:rFonts w:ascii="Times New Roman" w:hAnsi="Times New Roman" w:cs="Times New Roman"/>
+          <w:color w:val="000000"/>
+          <w:sz w:val="24"/>
+          <w:szCs w:val="24"/>
+          <w:lang w:val="ru-MD"/>
+        </w:rPr>
+        <w:t xml:space="preserve"> Т</w:t>
+      </w:r>
+      <w:r>
+        <w:rPr>
+          <w:rFonts w:ascii="Times New Roman" w:hAnsi="Times New Roman" w:cs="Times New Roman"/>
+          <w:color w:val="000000"/>
+          <w:sz w:val="24"/>
+          <w:szCs w:val="24"/>
+          <w:lang w:val="ru-MD"/>
+        </w:rPr>
+        <w:t>воїм Духом не навчиш нас. Тому молимося</w:t>
+      </w:r>
+      <w:r>
+        <w:rPr>
+          <w:rFonts w:ascii="Times New Roman" w:hAnsi="Times New Roman" w:cs="Times New Roman"/>
+          <w:color w:val="000000"/>
+          <w:sz w:val="24"/>
+          <w:szCs w:val="24"/>
+          <w:lang w:val="ru-MD"/>
+        </w:rPr>
+        <w:t xml:space="preserve"> Т</w:t>
+      </w:r>
+      <w:r>
+        <w:rPr>
+          <w:rFonts w:ascii="Times New Roman" w:hAnsi="Times New Roman" w:cs="Times New Roman"/>
+          <w:color w:val="000000"/>
+          <w:sz w:val="24"/>
+          <w:szCs w:val="24"/>
+          <w:lang w:val="ru-MD"/>
+        </w:rPr>
+        <w:t>обі: Даруй і прости, якщо ми згрішили аж до теперішньої години словом або ділом, або думкою, добровільно або недобровільно. Бо коли на провини будеш дивитися, Господи, Господи, то хто встоїться, бо в</w:t>
+      </w:r>
+      <w:r>
+        <w:rPr>
+          <w:rFonts w:ascii="Times New Roman" w:hAnsi="Times New Roman" w:cs="Times New Roman"/>
+          <w:color w:val="000000"/>
+          <w:sz w:val="24"/>
+          <w:szCs w:val="24"/>
+          <w:lang w:val="ru-MD"/>
+        </w:rPr>
+        <w:t xml:space="preserve"> Т</w:t>
+      </w:r>
+      <w:r>
+        <w:rPr>
+          <w:rFonts w:ascii="Times New Roman" w:hAnsi="Times New Roman" w:cs="Times New Roman"/>
+          <w:color w:val="000000"/>
+          <w:sz w:val="24"/>
+          <w:szCs w:val="24"/>
+          <w:lang w:val="ru-MD"/>
+        </w:rPr>
+        <w:t>ебе є прощення. Ти один святий, допоміжник сильний, захисник життя нашого, і</w:t>
+      </w:r>
+      <w:r>
+        <w:rPr>
+          <w:rFonts w:ascii="Times New Roman" w:hAnsi="Times New Roman" w:cs="Times New Roman"/>
+          <w:color w:val="000000"/>
+          <w:sz w:val="24"/>
+          <w:szCs w:val="24"/>
+          <w:lang w:val="ru-MD"/>
+        </w:rPr>
+        <w:t xml:space="preserve"> Т</w:t>
+      </w:r>
+      <w:r>
+        <w:rPr>
+          <w:rFonts w:ascii="Times New Roman" w:hAnsi="Times New Roman" w:cs="Times New Roman"/>
+          <w:color w:val="000000"/>
+          <w:sz w:val="24"/>
+          <w:szCs w:val="24"/>
+          <w:lang w:val="ru-MD"/>
+        </w:rPr>
+        <w:t>ебе ми завжди оспівуватимемо. Нехай буде сила Царства</w:t>
+      </w:r>
+      <w:r>
+        <w:rPr>
+          <w:rFonts w:ascii="Times New Roman" w:hAnsi="Times New Roman" w:cs="Times New Roman"/>
+          <w:color w:val="000000"/>
+          <w:sz w:val="24"/>
+          <w:szCs w:val="24"/>
+          <w:lang w:val="ru-MD"/>
+        </w:rPr>
+        <w:t xml:space="preserve"> Т</w:t>
+      </w:r>
+      <w:r>
+        <w:rPr>
+          <w:rFonts w:ascii="Times New Roman" w:hAnsi="Times New Roman" w:cs="Times New Roman"/>
+          <w:color w:val="000000"/>
+          <w:sz w:val="24"/>
+          <w:szCs w:val="24"/>
+          <w:lang w:val="ru-MD"/>
+        </w:rPr>
+        <w:t>вого завжди благословенна і вельми прославлювана: Отця, і Сина, і Святого Духа, нині і повсякчас, і на віки віків. Амінь.</w:t>
       </w:r>
     </w:p>
     <w:p>
@@ -10247,7 +13339,107 @@
           <w:szCs w:val="24"/>
           <w:lang w:val="ru-MD"/>
         </w:rPr>
-        <w:t>Господи, Боже наш, що сонну неміч забрав від нас і покликав нас візванням святим, щоб і вночі підносити руки наші і прославляти тебе за справедливі твої присуди. Прийми благання наші, моління, визнавання, нічні служби і даруй нам, Боже, віру бездоганну, надію впевнену, любов нелицемірну. Благослови наші входи й виходи, вчинки, слова, діла й думки; і дай нам дочекатися початку дня, нам, що хвалять й оспівують, і благословлять добрість твоєї несказанної сили, щоб було благословенне твоє пресвяте ім'я і прославлене твоє царство: Отця, і Сина, і Святого Духа, нині і повсякчас, і на віки віків. Амінь.</w:t>
+        <w:t>Господи, Боже наш, що сонну неміч забрав від нас і покликав нас візванням святим, щоб і вночі підносити руки наші і прославляти</w:t>
+      </w:r>
+      <w:r>
+        <w:rPr>
+          <w:rFonts w:ascii="Times New Roman" w:hAnsi="Times New Roman" w:cs="Times New Roman"/>
+          <w:color w:val="000000"/>
+          <w:sz w:val="24"/>
+          <w:szCs w:val="24"/>
+          <w:lang w:val="ru-MD"/>
+        </w:rPr>
+        <w:t xml:space="preserve"> Т</w:t>
+      </w:r>
+      <w:r>
+        <w:rPr>
+          <w:rFonts w:ascii="Times New Roman" w:hAnsi="Times New Roman" w:cs="Times New Roman"/>
+          <w:color w:val="000000"/>
+          <w:sz w:val="24"/>
+          <w:szCs w:val="24"/>
+          <w:lang w:val="ru-MD"/>
+        </w:rPr>
+        <w:t>ебе за справедливі</w:t>
+      </w:r>
+      <w:r>
+        <w:rPr>
+          <w:rFonts w:ascii="Times New Roman" w:hAnsi="Times New Roman" w:cs="Times New Roman"/>
+          <w:color w:val="000000"/>
+          <w:sz w:val="24"/>
+          <w:szCs w:val="24"/>
+          <w:lang w:val="ru-MD"/>
+        </w:rPr>
+        <w:t xml:space="preserve"> Т</w:t>
+      </w:r>
+      <w:r>
+        <w:rPr>
+          <w:rFonts w:ascii="Times New Roman" w:hAnsi="Times New Roman" w:cs="Times New Roman"/>
+          <w:color w:val="000000"/>
+          <w:sz w:val="24"/>
+          <w:szCs w:val="24"/>
+          <w:lang w:val="ru-MD"/>
+        </w:rPr>
+        <w:t>вої присуди. Прийми благання наші, моління, визнавання, нічні служби і даруй нам, Боже, віру бездоганну, надію впевнену, любов нелицемірну. Благослови наші входи й виходи, вчинки, слова, діла й думки; і дай нам дочекатися початку дня, нам, що хвалять й оспівують, і благословлять добрість</w:t>
+      </w:r>
+      <w:r>
+        <w:rPr>
+          <w:rFonts w:ascii="Times New Roman" w:hAnsi="Times New Roman" w:cs="Times New Roman"/>
+          <w:color w:val="000000"/>
+          <w:sz w:val="24"/>
+          <w:szCs w:val="24"/>
+          <w:lang w:val="ru-MD"/>
+        </w:rPr>
+        <w:t xml:space="preserve"> Т</w:t>
+      </w:r>
+      <w:r>
+        <w:rPr>
+          <w:rFonts w:ascii="Times New Roman" w:hAnsi="Times New Roman" w:cs="Times New Roman"/>
+          <w:color w:val="000000"/>
+          <w:sz w:val="24"/>
+          <w:szCs w:val="24"/>
+          <w:lang w:val="ru-MD"/>
+        </w:rPr>
+        <w:t>воєї несказанної сили, щоб було благословенне</w:t>
+      </w:r>
+      <w:r>
+        <w:rPr>
+          <w:rFonts w:ascii="Times New Roman" w:hAnsi="Times New Roman" w:cs="Times New Roman"/>
+          <w:color w:val="000000"/>
+          <w:sz w:val="24"/>
+          <w:szCs w:val="24"/>
+          <w:lang w:val="ru-MD"/>
+        </w:rPr>
+        <w:t xml:space="preserve"> Т</w:t>
+      </w:r>
+      <w:r>
+        <w:rPr>
+          <w:rFonts w:ascii="Times New Roman" w:hAnsi="Times New Roman" w:cs="Times New Roman"/>
+          <w:color w:val="000000"/>
+          <w:sz w:val="24"/>
+          <w:szCs w:val="24"/>
+          <w:lang w:val="ru-MD"/>
+        </w:rPr>
+        <w:t>воє пресвяте ім'я і прославлене</w:t>
+      </w:r>
+      <w:r>
+        <w:rPr>
+          <w:rFonts w:ascii="Times New Roman" w:hAnsi="Times New Roman" w:cs="Times New Roman"/>
+          <w:color w:val="000000"/>
+          <w:sz w:val="24"/>
+          <w:szCs w:val="24"/>
+          <w:lang w:val="ru-MD"/>
+        </w:rPr>
+        <w:t xml:space="preserve"> Т</w:t>
+      </w:r>
+      <w:r>
+        <w:rPr>
+          <w:rFonts w:ascii="Times New Roman" w:hAnsi="Times New Roman" w:cs="Times New Roman"/>
+          <w:color w:val="000000"/>
+          <w:sz w:val="24"/>
+          <w:szCs w:val="24"/>
+          <w:lang w:val="ru-MD"/>
+        </w:rPr>
+        <w:t>воє царство: Отця, і Сина, і Святого Духа, нині і повсякчас, і на віки віків. Амінь.</w:t>
       </w:r>
     </w:p>
     <w:p>
@@ -10280,7 +13472,47 @@
           <w:szCs w:val="24"/>
           <w:lang w:val="ru-MD"/>
         </w:rPr>
-        <w:t xml:space="preserve"> Господи, Боже наш! Ти за покаяння дарував людям відпущення, нам же, як образ пізнання і визнання гріхів, показав покаяння і прощення пророка Давида. Тож, Владико, помилуй з великої милости твоєї нас, що в чимало великих гріхів впали, і по багатстві ласк твоїх очисти </w:t>
+        <w:t xml:space="preserve"> Господи, Боже наш! Ти за покаяння дарував людям відпущення, нам же, як образ пізнання і визнання гріхів, показав покаяння і прощення пророка Давида. Тож, Владико, помилуй з великої милости</w:t>
+      </w:r>
+      <w:r>
+        <w:rPr>
+          <w:rFonts w:ascii="Times New Roman" w:hAnsi="Times New Roman" w:cs="Times New Roman"/>
+          <w:color w:val="000000"/>
+          <w:sz w:val="24"/>
+          <w:szCs w:val="24"/>
+          <w:lang w:val="ru-MD"/>
+        </w:rPr>
+        <w:t xml:space="preserve"> Т</w:t>
+      </w:r>
+      <w:r>
+        <w:rPr>
+          <w:rFonts w:ascii="Times New Roman" w:hAnsi="Times New Roman" w:cs="Times New Roman"/>
+          <w:color w:val="000000"/>
+          <w:sz w:val="24"/>
+          <w:szCs w:val="24"/>
+          <w:lang w:val="ru-MD"/>
+        </w:rPr>
+        <w:t>воєї нас, що в чимало великих гріхів впали, і по багатстві ласк</w:t>
+      </w:r>
+      <w:r>
+        <w:rPr>
+          <w:rFonts w:ascii="Times New Roman" w:hAnsi="Times New Roman" w:cs="Times New Roman"/>
+          <w:color w:val="000000"/>
+          <w:sz w:val="24"/>
+          <w:szCs w:val="24"/>
+          <w:lang w:val="ru-MD"/>
+        </w:rPr>
+        <w:t xml:space="preserve"> Т</w:t>
+      </w:r>
+      <w:r>
+        <w:rPr>
+          <w:rFonts w:ascii="Times New Roman" w:hAnsi="Times New Roman" w:cs="Times New Roman"/>
+          <w:color w:val="000000"/>
+          <w:sz w:val="24"/>
+          <w:szCs w:val="24"/>
+          <w:lang w:val="ru-MD"/>
+        </w:rPr>
+        <w:t xml:space="preserve">воїх очисти </w:t>
       </w:r>
       <w:r>
         <w:rPr>
@@ -10291,7 +13523,257 @@
           <w:lang w:val="ru-MD"/>
         </w:rPr>
         <w:lastRenderedPageBreak/>
-        <w:t>беззаконня наші, бо перед тобою згрішили ми, Господи, що невідомі й таємні речі серця людського знаєш, і єдиний ти маєш владу прощати гріхи. Серце ж чисте вчини в нас і Духом владичним утверди нас, і радість спасіння твого яви нам. Не відкинь нас від лиця твого, але дозволь, як Добрий і Чоловіколюбець, аж до останнього нашого віддиху появляти тобі жертву справедливости й приноси на святих твоїх жертовниках, милістю і ласками і чоловіколюб'ям єдинородного Сина твого, з яким ти є благословенний з пресвятим, добрим і животворящим твоїм Духом, нині й повсякчас, і на віки віків. Амінь.</w:t>
+        <w:t>беззаконня наші, бо перед</w:t>
+      </w:r>
+      <w:r>
+        <w:rPr>
+          <w:rFonts w:ascii="Times New Roman" w:hAnsi="Times New Roman" w:cs="Times New Roman"/>
+          <w:color w:val="000000"/>
+          <w:sz w:val="24"/>
+          <w:szCs w:val="24"/>
+          <w:lang w:val="ru-MD"/>
+        </w:rPr>
+        <w:t xml:space="preserve"> Т</w:t>
+      </w:r>
+      <w:r>
+        <w:rPr>
+          <w:rFonts w:ascii="Times New Roman" w:hAnsi="Times New Roman" w:cs="Times New Roman"/>
+          <w:color w:val="000000"/>
+          <w:sz w:val="24"/>
+          <w:szCs w:val="24"/>
+          <w:lang w:val="ru-MD"/>
+        </w:rPr>
+        <w:t>обою згрішили ми, Господи, що невідомі й таємні речі серця людського знаєш, і єдиний</w:t>
+      </w:r>
+      <w:r>
+        <w:rPr>
+          <w:rFonts w:ascii="Times New Roman" w:hAnsi="Times New Roman" w:cs="Times New Roman"/>
+          <w:color w:val="000000"/>
+          <w:sz w:val="24"/>
+          <w:szCs w:val="24"/>
+          <w:lang w:val="ru-MD"/>
+        </w:rPr>
+        <w:t xml:space="preserve"> Т</w:t>
+      </w:r>
+      <w:r>
+        <w:rPr>
+          <w:rFonts w:ascii="Times New Roman" w:hAnsi="Times New Roman" w:cs="Times New Roman"/>
+          <w:color w:val="000000"/>
+          <w:sz w:val="24"/>
+          <w:szCs w:val="24"/>
+          <w:lang w:val="ru-MD"/>
+        </w:rPr>
+        <w:t>и маєш владу прощати гріхи. Серце ж чисте вчини в нас і Духом владичним утверди нас, і радість спасіння</w:t>
+      </w:r>
+      <w:r>
+        <w:rPr>
+          <w:rFonts w:ascii="Times New Roman" w:hAnsi="Times New Roman" w:cs="Times New Roman"/>
+          <w:color w:val="000000"/>
+          <w:sz w:val="24"/>
+          <w:szCs w:val="24"/>
+          <w:lang w:val="ru-MD"/>
+        </w:rPr>
+        <w:t xml:space="preserve"> Т</w:t>
+      </w:r>
+      <w:r>
+        <w:rPr>
+          <w:rFonts w:ascii="Times New Roman" w:hAnsi="Times New Roman" w:cs="Times New Roman"/>
+          <w:color w:val="000000"/>
+          <w:sz w:val="24"/>
+          <w:szCs w:val="24"/>
+          <w:lang w:val="ru-MD"/>
+        </w:rPr>
+        <w:t>вого яви нам. Не відкинь нас від лиця</w:t>
+      </w:r>
+      <w:r>
+        <w:rPr>
+          <w:rFonts w:ascii="Times New Roman" w:hAnsi="Times New Roman" w:cs="Times New Roman"/>
+          <w:color w:val="000000"/>
+          <w:sz w:val="24"/>
+          <w:szCs w:val="24"/>
+          <w:lang w:val="ru-MD"/>
+        </w:rPr>
+        <w:t xml:space="preserve"> Т</w:t>
+      </w:r>
+      <w:r>
+        <w:rPr>
+          <w:rFonts w:ascii="Times New Roman" w:hAnsi="Times New Roman" w:cs="Times New Roman"/>
+          <w:color w:val="000000"/>
+          <w:sz w:val="24"/>
+          <w:szCs w:val="24"/>
+          <w:lang w:val="ru-MD"/>
+        </w:rPr>
+        <w:t xml:space="preserve">вого, але дозволь, як </w:t>
+      </w:r>
+      <w:r>
+        <w:rPr>
+          <w:rFonts w:ascii="Times New Roman" w:hAnsi="Times New Roman" w:cs="Times New Roman"/>
+          <w:color w:val="000000"/>
+          <w:sz w:val="24"/>
+          <w:szCs w:val="24"/>
+          <w:lang w:val="ru-MD"/>
+        </w:rPr>
+        <w:t>благий</w:t>
+      </w:r>
+      <w:r>
+        <w:rPr>
+          <w:rFonts w:ascii="Times New Roman" w:hAnsi="Times New Roman" w:cs="Times New Roman"/>
+          <w:color w:val="000000"/>
+          <w:sz w:val="24"/>
+          <w:szCs w:val="24"/>
+          <w:lang w:val="ru-MD"/>
+        </w:rPr>
+        <w:t xml:space="preserve"> і </w:t>
+      </w:r>
+      <w:r>
+        <w:rPr>
+          <w:rFonts w:ascii="Times New Roman" w:hAnsi="Times New Roman" w:cs="Times New Roman"/>
+          <w:color w:val="000000"/>
+          <w:sz w:val="24"/>
+          <w:szCs w:val="24"/>
+          <w:lang w:val="ru-MD"/>
+        </w:rPr>
+        <w:t>людинолюбний</w:t>
+      </w:r>
+      <w:r>
+        <w:rPr>
+          <w:rFonts w:ascii="Times New Roman" w:hAnsi="Times New Roman" w:cs="Times New Roman"/>
+          <w:color w:val="000000"/>
+          <w:sz w:val="24"/>
+          <w:szCs w:val="24"/>
+          <w:lang w:val="ru-MD"/>
+        </w:rPr>
+        <w:t>, аж до останнього нашого віддиху появляти</w:t>
+      </w:r>
+      <w:r>
+        <w:rPr>
+          <w:rFonts w:ascii="Times New Roman" w:hAnsi="Times New Roman" w:cs="Times New Roman"/>
+          <w:color w:val="000000"/>
+          <w:sz w:val="24"/>
+          <w:szCs w:val="24"/>
+          <w:lang w:val="ru-MD"/>
+        </w:rPr>
+        <w:t xml:space="preserve"> Т</w:t>
+      </w:r>
+      <w:r>
+        <w:rPr>
+          <w:rFonts w:ascii="Times New Roman" w:hAnsi="Times New Roman" w:cs="Times New Roman"/>
+          <w:color w:val="000000"/>
+          <w:sz w:val="24"/>
+          <w:szCs w:val="24"/>
+          <w:lang w:val="ru-MD"/>
+        </w:rPr>
+        <w:t>обі жертву справедливости й приноси на святих</w:t>
+      </w:r>
+      <w:r>
+        <w:rPr>
+          <w:rFonts w:ascii="Times New Roman" w:hAnsi="Times New Roman" w:cs="Times New Roman"/>
+          <w:color w:val="000000"/>
+          <w:sz w:val="24"/>
+          <w:szCs w:val="24"/>
+          <w:lang w:val="ru-MD"/>
+        </w:rPr>
+        <w:t xml:space="preserve"> Т</w:t>
+      </w:r>
+      <w:r>
+        <w:rPr>
+          <w:rFonts w:ascii="Times New Roman" w:hAnsi="Times New Roman" w:cs="Times New Roman"/>
+          <w:color w:val="000000"/>
+          <w:sz w:val="24"/>
+          <w:szCs w:val="24"/>
+          <w:lang w:val="ru-MD"/>
+        </w:rPr>
+        <w:t xml:space="preserve">воїх жертовниках, милістю і ласками і </w:t>
+      </w:r>
+      <w:r>
+        <w:rPr>
+          <w:rFonts w:ascii="Times New Roman" w:hAnsi="Times New Roman" w:cs="Times New Roman"/>
+          <w:color w:val="000000"/>
+          <w:sz w:val="24"/>
+          <w:szCs w:val="24"/>
+          <w:lang w:val="ru-MD"/>
+        </w:rPr>
+        <w:t>людин</w:t>
+      </w:r>
+      <w:r>
+        <w:rPr>
+          <w:rFonts w:ascii="Times New Roman" w:hAnsi="Times New Roman" w:cs="Times New Roman"/>
+          <w:color w:val="000000"/>
+          <w:sz w:val="24"/>
+          <w:szCs w:val="24"/>
+          <w:lang w:val="ru-MD"/>
+        </w:rPr>
+        <w:t>олюб'ям єдинородного Сина</w:t>
+      </w:r>
+      <w:r>
+        <w:rPr>
+          <w:rFonts w:ascii="Times New Roman" w:hAnsi="Times New Roman" w:cs="Times New Roman"/>
+          <w:color w:val="000000"/>
+          <w:sz w:val="24"/>
+          <w:szCs w:val="24"/>
+          <w:lang w:val="ru-MD"/>
+        </w:rPr>
+        <w:t xml:space="preserve"> Т</w:t>
+      </w:r>
+      <w:r>
+        <w:rPr>
+          <w:rFonts w:ascii="Times New Roman" w:hAnsi="Times New Roman" w:cs="Times New Roman"/>
+          <w:color w:val="000000"/>
+          <w:sz w:val="24"/>
+          <w:szCs w:val="24"/>
+          <w:lang w:val="ru-MD"/>
+        </w:rPr>
+        <w:t>вого, з яким</w:t>
+      </w:r>
+      <w:r>
+        <w:rPr>
+          <w:rFonts w:ascii="Times New Roman" w:hAnsi="Times New Roman" w:cs="Times New Roman"/>
+          <w:color w:val="000000"/>
+          <w:sz w:val="24"/>
+          <w:szCs w:val="24"/>
+          <w:lang w:val="ru-MD"/>
+        </w:rPr>
+        <w:t xml:space="preserve"> Т</w:t>
+      </w:r>
+      <w:r>
+        <w:rPr>
+          <w:rFonts w:ascii="Times New Roman" w:hAnsi="Times New Roman" w:cs="Times New Roman"/>
+          <w:color w:val="000000"/>
+          <w:sz w:val="24"/>
+          <w:szCs w:val="24"/>
+          <w:lang w:val="ru-MD"/>
+        </w:rPr>
+        <w:t xml:space="preserve">и є благословенний з пресвятим, добрим і </w:t>
+      </w:r>
+      <w:r>
+        <w:rPr>
+          <w:rFonts w:ascii="Times New Roman" w:hAnsi="Times New Roman" w:cs="Times New Roman"/>
+          <w:color w:val="000000"/>
+          <w:sz w:val="24"/>
+          <w:szCs w:val="24"/>
+          <w:lang w:val="ru-MD"/>
+        </w:rPr>
+        <w:t>животворчим</w:t>
+      </w:r>
+      <w:r>
+        <w:rPr>
+          <w:rFonts w:ascii="Times New Roman" w:hAnsi="Times New Roman" w:cs="Times New Roman"/>
+          <w:color w:val="000000"/>
+          <w:sz w:val="24"/>
+          <w:szCs w:val="24"/>
+          <w:lang w:val="ru-MD"/>
+        </w:rPr>
+        <w:t xml:space="preserve"> Т</w:t>
+      </w:r>
+      <w:r>
+        <w:rPr>
+          <w:rFonts w:ascii="Times New Roman" w:hAnsi="Times New Roman" w:cs="Times New Roman"/>
+          <w:color w:val="000000"/>
+          <w:sz w:val="24"/>
+          <w:szCs w:val="24"/>
+          <w:lang w:val="ru-MD"/>
+        </w:rPr>
+        <w:t>воїм Духом, нині й повсякчас, і на віки віків. Амінь.</w:t>
       </w:r>
     </w:p>
     <w:p>
@@ -10324,7 +13806,167 @@
           <w:szCs w:val="24"/>
           <w:lang w:val="ru-MD"/>
         </w:rPr>
-        <w:t xml:space="preserve"> Боже, Боже наш! Ти сотворив розумні й духовні сили своєю волею. Тебе просимо й тобі молимося: Прийми наші посильні величання з усіма твоїми творіннями і збагати щедрими даруваннями твоєї ласки. Бо перед тобою згинається всяке коліно: на небі, на землі й під землею, і все, що живе, і все створіння оспівує неосяжну твою славу, бо ти Бог правдивий і вельми милостивий. Тебе бо хвалять усі небесні сили, і тобі славу віддаємо: Отцю, і Сину, і Святому Духові, нині і повсякчас, і на віки віків. Амінь.</w:t>
+        <w:t xml:space="preserve"> Боже, Боже наш! Ти сотворив розумні й духовні сили своєю волею. Тебе просимо й</w:t>
+      </w:r>
+      <w:r>
+        <w:rPr>
+          <w:rFonts w:ascii="Times New Roman" w:hAnsi="Times New Roman" w:cs="Times New Roman"/>
+          <w:color w:val="000000"/>
+          <w:sz w:val="24"/>
+          <w:szCs w:val="24"/>
+          <w:lang w:val="ru-MD"/>
+        </w:rPr>
+        <w:t xml:space="preserve"> Т</w:t>
+      </w:r>
+      <w:r>
+        <w:rPr>
+          <w:rFonts w:ascii="Times New Roman" w:hAnsi="Times New Roman" w:cs="Times New Roman"/>
+          <w:color w:val="000000"/>
+          <w:sz w:val="24"/>
+          <w:szCs w:val="24"/>
+          <w:lang w:val="ru-MD"/>
+        </w:rPr>
+        <w:t>обі молимося: Прийми наші посильні величання з усіма</w:t>
+      </w:r>
+      <w:r>
+        <w:rPr>
+          <w:rFonts w:ascii="Times New Roman" w:hAnsi="Times New Roman" w:cs="Times New Roman"/>
+          <w:color w:val="000000"/>
+          <w:sz w:val="24"/>
+          <w:szCs w:val="24"/>
+          <w:lang w:val="ru-MD"/>
+        </w:rPr>
+        <w:t xml:space="preserve"> Т</w:t>
+      </w:r>
+      <w:r>
+        <w:rPr>
+          <w:rFonts w:ascii="Times New Roman" w:hAnsi="Times New Roman" w:cs="Times New Roman"/>
+          <w:color w:val="000000"/>
+          <w:sz w:val="24"/>
+          <w:szCs w:val="24"/>
+          <w:lang w:val="ru-MD"/>
+        </w:rPr>
+        <w:t>воїми творіннями і збагати щедрими даруваннями</w:t>
+      </w:r>
+      <w:r>
+        <w:rPr>
+          <w:rFonts w:ascii="Times New Roman" w:hAnsi="Times New Roman" w:cs="Times New Roman"/>
+          <w:color w:val="000000"/>
+          <w:sz w:val="24"/>
+          <w:szCs w:val="24"/>
+          <w:lang w:val="ru-MD"/>
+        </w:rPr>
+        <w:t xml:space="preserve"> Т</w:t>
+      </w:r>
+      <w:r>
+        <w:rPr>
+          <w:rFonts w:ascii="Times New Roman" w:hAnsi="Times New Roman" w:cs="Times New Roman"/>
+          <w:color w:val="000000"/>
+          <w:sz w:val="24"/>
+          <w:szCs w:val="24"/>
+          <w:lang w:val="ru-MD"/>
+        </w:rPr>
+        <w:t>воєї ласки. Бо перед</w:t>
+      </w:r>
+      <w:r>
+        <w:rPr>
+          <w:rFonts w:ascii="Times New Roman" w:hAnsi="Times New Roman" w:cs="Times New Roman"/>
+          <w:color w:val="000000"/>
+          <w:sz w:val="24"/>
+          <w:szCs w:val="24"/>
+          <w:lang w:val="ru-MD"/>
+        </w:rPr>
+        <w:t xml:space="preserve"> Т</w:t>
+      </w:r>
+      <w:r>
+        <w:rPr>
+          <w:rFonts w:ascii="Times New Roman" w:hAnsi="Times New Roman" w:cs="Times New Roman"/>
+          <w:color w:val="000000"/>
+          <w:sz w:val="24"/>
+          <w:szCs w:val="24"/>
+          <w:lang w:val="ru-MD"/>
+        </w:rPr>
+        <w:t>обою згинається всяке коліно: на небі, на землі й під землею, і все, що живе, і все створіння оспівує неосяжну</w:t>
+      </w:r>
+      <w:r>
+        <w:rPr>
+          <w:rFonts w:ascii="Times New Roman" w:hAnsi="Times New Roman" w:cs="Times New Roman"/>
+          <w:color w:val="000000"/>
+          <w:sz w:val="24"/>
+          <w:szCs w:val="24"/>
+          <w:lang w:val="ru-MD"/>
+        </w:rPr>
+        <w:t xml:space="preserve"> Т</w:t>
+      </w:r>
+      <w:r>
+        <w:rPr>
+          <w:rFonts w:ascii="Times New Roman" w:hAnsi="Times New Roman" w:cs="Times New Roman"/>
+          <w:color w:val="000000"/>
+          <w:sz w:val="24"/>
+          <w:szCs w:val="24"/>
+          <w:lang w:val="ru-MD"/>
+        </w:rPr>
+        <w:t>вою славу, бо</w:t>
+      </w:r>
+      <w:r>
+        <w:rPr>
+          <w:rFonts w:ascii="Times New Roman" w:hAnsi="Times New Roman" w:cs="Times New Roman"/>
+          <w:color w:val="000000"/>
+          <w:sz w:val="24"/>
+          <w:szCs w:val="24"/>
+          <w:lang w:val="ru-MD"/>
+        </w:rPr>
+        <w:t xml:space="preserve"> Т</w:t>
+      </w:r>
+      <w:r>
+        <w:rPr>
+          <w:rFonts w:ascii="Times New Roman" w:hAnsi="Times New Roman" w:cs="Times New Roman"/>
+          <w:color w:val="000000"/>
+          <w:sz w:val="24"/>
+          <w:szCs w:val="24"/>
+          <w:lang w:val="ru-MD"/>
+        </w:rPr>
+        <w:t>и Бог правдивий і вельми милостивий. Тебе бо хвалять усі небесні сили, і</w:t>
+      </w:r>
+      <w:r>
+        <w:rPr>
+          <w:rFonts w:ascii="Times New Roman" w:hAnsi="Times New Roman" w:cs="Times New Roman"/>
+          <w:color w:val="000000"/>
+          <w:sz w:val="24"/>
+          <w:szCs w:val="24"/>
+          <w:lang w:val="ru-MD"/>
+        </w:rPr>
+        <w:t xml:space="preserve"> Т</w:t>
+      </w:r>
+      <w:r>
+        <w:rPr>
+          <w:rFonts w:ascii="Times New Roman" w:hAnsi="Times New Roman" w:cs="Times New Roman"/>
+          <w:color w:val="000000"/>
+          <w:sz w:val="24"/>
+          <w:szCs w:val="24"/>
+          <w:lang w:val="ru-MD"/>
+        </w:rPr>
+        <w:t xml:space="preserve">обі славу </w:t>
+      </w:r>
+      <w:r>
+        <w:rPr>
+          <w:rFonts w:ascii="Times New Roman" w:hAnsi="Times New Roman" w:cs="Times New Roman"/>
+          <w:color w:val="000000"/>
+          <w:sz w:val="24"/>
+          <w:szCs w:val="24"/>
+          <w:lang w:val="ru-MD"/>
+        </w:rPr>
+        <w:t>возсилаємо</w:t>
+      </w:r>
+      <w:r>
+        <w:rPr>
+          <w:rFonts w:ascii="Times New Roman" w:hAnsi="Times New Roman" w:cs="Times New Roman"/>
+          <w:color w:val="000000"/>
+          <w:sz w:val="24"/>
+          <w:szCs w:val="24"/>
+          <w:lang w:val="ru-MD"/>
+        </w:rPr>
+        <w:t>: Отцю, і Сину, і Святому Духові, нині і повсякчас, і на віки віків. Амінь.</w:t>
       </w:r>
     </w:p>
     <w:p>
@@ -10357,42 +13999,305 @@
           <w:szCs w:val="24"/>
           <w:lang w:val="ru-MD"/>
         </w:rPr>
-        <w:t>Хвалимо, співаємо, благословимо і дякуємо тобі, Боже батьків наших, бо ти забрав тінь нічну і явив нам знову світло денне. Молимо твою добрість: Милостивий будь для нас грішних і прийми молитву нашу задля великої твоєї ласкавости, бо ми прибігаємо до тебе, милостивого і всемогутнього Бога. Ти, що засвітив у серцях наших правдиве сонце справедливости твоєї! Просвіти розум наш і почування всі зберігай, щоб, як у день, ходили ми пристойно шляхом заповідей твоїх і дійшли до життя вічного, і стали гідними насолоджуватися недоступним твоїм світлом. Бо в тебе є джерело життя, ти Бог наш і тобі славу віддаємо: Отцю, і Сину, і Святому Духові, нині і повсякчас, і на віки віків. Амінь.</w:t>
-      </w:r>
-    </w:p>
-    <w:p>
-      <w:pPr>
-        <w:spacing w:after="120"/>
-        <w:jc w:val="both"/>
-        <w:rPr>
-          <w:rFonts w:ascii="Times New Roman" w:hAnsi="Times New Roman" w:cs="Times New Roman"/>
-          <w:i/>
-          <w:color w:val="FF0000"/>
-          <w:sz w:val="24"/>
-          <w:szCs w:val="24"/>
-          <w:lang w:val="ru-MD"/>
-        </w:rPr>
-      </w:pPr>
-    </w:p>
-    <w:p>
-      <w:pPr>
-        <w:pStyle w:val="Heading2"/>
+        <w:t xml:space="preserve">Хвалимо, співаємо, благословимо і </w:t>
+      </w:r>
+      <w:r>
+        <w:rPr>
+          <w:rFonts w:ascii="Times New Roman" w:hAnsi="Times New Roman" w:cs="Times New Roman"/>
+          <w:color w:val="000000"/>
+          <w:sz w:val="24"/>
+          <w:szCs w:val="24"/>
+          <w:highlight w:val="yellow"/>
+          <w:lang w:val="ru-MD"/>
+        </w:rPr>
+        <w:t>дякуємо</w:t>
+      </w:r>
+      <w:r>
+        <w:rPr>
+          <w:rFonts w:ascii="Times New Roman" w:hAnsi="Times New Roman" w:cs="Times New Roman"/>
+          <w:color w:val="000000"/>
+          <w:sz w:val="24"/>
+          <w:szCs w:val="24"/>
+          <w:highlight w:val="yellow"/>
+          <w:lang w:val="ru-MD"/>
+        </w:rPr>
+        <w:t xml:space="preserve"> Т</w:t>
+      </w:r>
+      <w:r>
+        <w:rPr>
+          <w:rFonts w:ascii="Times New Roman" w:hAnsi="Times New Roman" w:cs="Times New Roman"/>
+          <w:color w:val="000000"/>
+          <w:sz w:val="24"/>
+          <w:szCs w:val="24"/>
+          <w:highlight w:val="yellow"/>
+          <w:lang w:val="ru-MD"/>
+        </w:rPr>
+        <w:t>обі,</w:t>
+      </w:r>
+      <w:r>
+        <w:rPr>
+          <w:rFonts w:ascii="Times New Roman" w:hAnsi="Times New Roman" w:cs="Times New Roman"/>
+          <w:color w:val="000000"/>
+          <w:sz w:val="24"/>
+          <w:szCs w:val="24"/>
+          <w:lang w:val="ru-MD"/>
+        </w:rPr>
+        <w:t xml:space="preserve"> Боже батьків наших, бо</w:t>
+      </w:r>
+      <w:r>
+        <w:rPr>
+          <w:rFonts w:ascii="Times New Roman" w:hAnsi="Times New Roman" w:cs="Times New Roman"/>
+          <w:color w:val="000000"/>
+          <w:sz w:val="24"/>
+          <w:szCs w:val="24"/>
+          <w:lang w:val="ru-MD"/>
+        </w:rPr>
+        <w:t xml:space="preserve"> Т</w:t>
+      </w:r>
+      <w:r>
+        <w:rPr>
+          <w:rFonts w:ascii="Times New Roman" w:hAnsi="Times New Roman" w:cs="Times New Roman"/>
+          <w:color w:val="000000"/>
+          <w:sz w:val="24"/>
+          <w:szCs w:val="24"/>
+          <w:lang w:val="ru-MD"/>
+        </w:rPr>
+        <w:t>и забрав тінь нічну і явив нам знову світло денне. Молимо</w:t>
+      </w:r>
+      <w:r>
+        <w:rPr>
+          <w:rFonts w:ascii="Times New Roman" w:hAnsi="Times New Roman" w:cs="Times New Roman"/>
+          <w:color w:val="000000"/>
+          <w:sz w:val="24"/>
+          <w:szCs w:val="24"/>
+          <w:lang w:val="ru-MD"/>
+        </w:rPr>
+        <w:t xml:space="preserve"> Т</w:t>
+      </w:r>
+      <w:r>
+        <w:rPr>
+          <w:rFonts w:ascii="Times New Roman" w:hAnsi="Times New Roman" w:cs="Times New Roman"/>
+          <w:color w:val="000000"/>
+          <w:sz w:val="24"/>
+          <w:szCs w:val="24"/>
+          <w:lang w:val="ru-MD"/>
+        </w:rPr>
+        <w:t>вою добрість: Милостивий будь для нас грішних і прийми молитву нашу задля великої</w:t>
+      </w:r>
+      <w:r>
+        <w:rPr>
+          <w:rFonts w:ascii="Times New Roman" w:hAnsi="Times New Roman" w:cs="Times New Roman"/>
+          <w:color w:val="000000"/>
+          <w:sz w:val="24"/>
+          <w:szCs w:val="24"/>
+          <w:lang w:val="ru-MD"/>
+        </w:rPr>
+        <w:t xml:space="preserve"> Т</w:t>
+      </w:r>
+      <w:r>
+        <w:rPr>
+          <w:rFonts w:ascii="Times New Roman" w:hAnsi="Times New Roman" w:cs="Times New Roman"/>
+          <w:color w:val="000000"/>
+          <w:sz w:val="24"/>
+          <w:szCs w:val="24"/>
+          <w:lang w:val="ru-MD"/>
+        </w:rPr>
+        <w:t>воєї ласкавости, бо ми прибігаємо до</w:t>
+      </w:r>
+      <w:r>
+        <w:rPr>
+          <w:rFonts w:ascii="Times New Roman" w:hAnsi="Times New Roman" w:cs="Times New Roman"/>
+          <w:color w:val="000000"/>
+          <w:sz w:val="24"/>
+          <w:szCs w:val="24"/>
+          <w:lang w:val="ru-MD"/>
+        </w:rPr>
+        <w:t xml:space="preserve"> Т</w:t>
+      </w:r>
+      <w:r>
+        <w:rPr>
+          <w:rFonts w:ascii="Times New Roman" w:hAnsi="Times New Roman" w:cs="Times New Roman"/>
+          <w:color w:val="000000"/>
+          <w:sz w:val="24"/>
+          <w:szCs w:val="24"/>
+          <w:lang w:val="ru-MD"/>
+        </w:rPr>
+        <w:t>ебе, милостивого і всемогутнього Бога. Ти, що засвітив у серцях наших правдиве сонце справедливости</w:t>
+      </w:r>
+      <w:r>
+        <w:rPr>
+          <w:rFonts w:ascii="Times New Roman" w:hAnsi="Times New Roman" w:cs="Times New Roman"/>
+          <w:color w:val="000000"/>
+          <w:sz w:val="24"/>
+          <w:szCs w:val="24"/>
+          <w:lang w:val="ru-MD"/>
+        </w:rPr>
+        <w:t xml:space="preserve"> Т</w:t>
+      </w:r>
+      <w:r>
+        <w:rPr>
+          <w:rFonts w:ascii="Times New Roman" w:hAnsi="Times New Roman" w:cs="Times New Roman"/>
+          <w:color w:val="000000"/>
+          <w:sz w:val="24"/>
+          <w:szCs w:val="24"/>
+          <w:lang w:val="ru-MD"/>
+        </w:rPr>
+        <w:t>воєї! Просвіти розум наш і почування всі зберігай, щоб, як у день, ходили ми пристойно шляхом заповідей</w:t>
+      </w:r>
+      <w:r>
+        <w:rPr>
+          <w:rFonts w:ascii="Times New Roman" w:hAnsi="Times New Roman" w:cs="Times New Roman"/>
+          <w:color w:val="000000"/>
+          <w:sz w:val="24"/>
+          <w:szCs w:val="24"/>
+          <w:lang w:val="ru-MD"/>
+        </w:rPr>
+        <w:t xml:space="preserve"> Т</w:t>
+      </w:r>
+      <w:r>
+        <w:rPr>
+          <w:rFonts w:ascii="Times New Roman" w:hAnsi="Times New Roman" w:cs="Times New Roman"/>
+          <w:color w:val="000000"/>
+          <w:sz w:val="24"/>
+          <w:szCs w:val="24"/>
+          <w:lang w:val="ru-MD"/>
+        </w:rPr>
+        <w:t>воїх і дійшли до життя вічного, і стали гідними насолоджуватися недоступним</w:t>
+      </w:r>
+      <w:r>
+        <w:rPr>
+          <w:rFonts w:ascii="Times New Roman" w:hAnsi="Times New Roman" w:cs="Times New Roman"/>
+          <w:color w:val="000000"/>
+          <w:sz w:val="24"/>
+          <w:szCs w:val="24"/>
+          <w:lang w:val="ru-MD"/>
+        </w:rPr>
+        <w:t xml:space="preserve"> Т</w:t>
+      </w:r>
+      <w:r>
+        <w:rPr>
+          <w:rFonts w:ascii="Times New Roman" w:hAnsi="Times New Roman" w:cs="Times New Roman"/>
+          <w:color w:val="000000"/>
+          <w:sz w:val="24"/>
+          <w:szCs w:val="24"/>
+          <w:lang w:val="ru-MD"/>
+        </w:rPr>
+        <w:t>воїм світлом. Бо в</w:t>
+      </w:r>
+      <w:r>
+        <w:rPr>
+          <w:rFonts w:ascii="Times New Roman" w:hAnsi="Times New Roman" w:cs="Times New Roman"/>
+          <w:color w:val="000000"/>
+          <w:sz w:val="24"/>
+          <w:szCs w:val="24"/>
+          <w:lang w:val="ru-MD"/>
+        </w:rPr>
+        <w:t xml:space="preserve"> Т</w:t>
+      </w:r>
+      <w:r>
+        <w:rPr>
+          <w:rFonts w:ascii="Times New Roman" w:hAnsi="Times New Roman" w:cs="Times New Roman"/>
+          <w:color w:val="000000"/>
+          <w:sz w:val="24"/>
+          <w:szCs w:val="24"/>
+          <w:lang w:val="ru-MD"/>
+        </w:rPr>
+        <w:t>ебе є джерело життя,</w:t>
+      </w:r>
+      <w:r>
+        <w:rPr>
+          <w:rFonts w:ascii="Times New Roman" w:hAnsi="Times New Roman" w:cs="Times New Roman"/>
+          <w:color w:val="000000"/>
+          <w:sz w:val="24"/>
+          <w:szCs w:val="24"/>
+          <w:lang w:val="ru-MD"/>
+        </w:rPr>
+        <w:t xml:space="preserve"> Т</w:t>
+      </w:r>
+      <w:r>
+        <w:rPr>
+          <w:rFonts w:ascii="Times New Roman" w:hAnsi="Times New Roman" w:cs="Times New Roman"/>
+          <w:color w:val="000000"/>
+          <w:sz w:val="24"/>
+          <w:szCs w:val="24"/>
+          <w:lang w:val="ru-MD"/>
+        </w:rPr>
+        <w:t>и Бог наш і</w:t>
+      </w:r>
+      <w:r>
+        <w:rPr>
+          <w:rFonts w:ascii="Times New Roman" w:hAnsi="Times New Roman" w:cs="Times New Roman"/>
+          <w:color w:val="000000"/>
+          <w:sz w:val="24"/>
+          <w:szCs w:val="24"/>
+          <w:lang w:val="ru-MD"/>
+        </w:rPr>
+        <w:t xml:space="preserve"> Т</w:t>
+      </w:r>
+      <w:r>
+        <w:rPr>
+          <w:rFonts w:ascii="Times New Roman" w:hAnsi="Times New Roman" w:cs="Times New Roman"/>
+          <w:color w:val="000000"/>
+          <w:sz w:val="24"/>
+          <w:szCs w:val="24"/>
+          <w:lang w:val="ru-MD"/>
+        </w:rPr>
+        <w:t xml:space="preserve">обі славу </w:t>
+      </w:r>
+      <w:r>
+        <w:rPr>
+          <w:rFonts w:ascii="Times New Roman" w:hAnsi="Times New Roman" w:cs="Times New Roman"/>
+          <w:color w:val="000000"/>
+          <w:sz w:val="24"/>
+          <w:szCs w:val="24"/>
+          <w:lang w:val="ru-MD"/>
+        </w:rPr>
+        <w:t>возсилаємо</w:t>
+      </w:r>
+      <w:r>
+        <w:rPr>
+          <w:rFonts w:ascii="Times New Roman" w:hAnsi="Times New Roman" w:cs="Times New Roman"/>
+          <w:color w:val="000000"/>
+          <w:sz w:val="24"/>
+          <w:szCs w:val="24"/>
+          <w:lang w:val="ru-MD"/>
+        </w:rPr>
+        <w:t>: Отцю, і Сину, і Святому Духові, нині і повсякчас, і на віки віків. Амінь.</w:t>
+      </w:r>
+    </w:p>
+    <w:p>
+      <w:pPr>
+        <w:spacing w:after="120"/>
+        <w:jc w:val="both"/>
+        <w:rPr>
+          <w:rFonts w:ascii="Times New Roman" w:hAnsi="Times New Roman" w:cs="Times New Roman"/>
+          <w:i/>
+          <w:color w:val="FF0000"/>
+          <w:sz w:val="24"/>
+          <w:szCs w:val="24"/>
+          <w:lang w:val="ru-MD"/>
+        </w:rPr>
+      </w:pPr>
+    </w:p>
+    <w:p>
+      <w:pPr>
+        <w:pStyle w:val="Heading3"/>
         <w:spacing w:before="0" w:after="120"/>
         <w:jc w:val="center"/>
         <w:rPr>
-          <w:rFonts w:ascii="Times New Roman" w:hAnsi="Times New Roman" w:cs="Times New Roman"/>
-          <w:color w:val="FF0000"/>
-          <w:sz w:val="24"/>
-          <w:szCs w:val="24"/>
-          <w:lang w:val="ru-MD"/>
-        </w:rPr>
-      </w:pPr>
-      <w:r>
-        <w:rPr>
-          <w:rFonts w:ascii="Times New Roman" w:hAnsi="Times New Roman" w:cs="Times New Roman"/>
-          <w:color w:val="FF0000"/>
-          <w:sz w:val="24"/>
-          <w:szCs w:val="24"/>
+          <w:rFonts w:ascii="Times New Roman" w:eastAsia="Times New Roman" w:hAnsi="Times New Roman" w:cs="Times New Roman"/>
+          <w:b/>
+          <w:i/>
+          <w:color w:val="FF0000"/>
+          <w:lang w:val="ru-MD"/>
+        </w:rPr>
+      </w:pPr>
+      <w:r>
+        <w:rPr>
+          <w:rFonts w:ascii="Times New Roman" w:eastAsia="Times New Roman" w:hAnsi="Times New Roman" w:cs="Times New Roman"/>
+          <w:b/>
+          <w:i/>
+          <w:color w:val="FF0000"/>
           <w:lang w:val="ru-MD"/>
         </w:rPr>
         <w:t>Велика єктенія</w:t>
@@ -14651,7 +18556,47 @@
           <w:lang w:val="ru-MD"/>
         </w:rPr>
         <w:lastRenderedPageBreak/>
-        <w:t>владичним утверди нас, і радість спасіння твого яви нам. Не відкинь нас від лиця твого, але дозволь, як Добрий і Чоловіколюбець, аж до останнього нашого віддиху появляти тобі жертву справедливости й приноси на святих твоїх жертовниках, милістю і ласками і чоловіколюб'ям єдинородного Сина твого, з яким ти є благословенний з пресвятим, добрим і животворящим твоїм Духом, нині й повсякчас, і на віки віків. Амінь.]</w:t>
+        <w:t xml:space="preserve">владичним утверди нас, і радість спасіння твого яви нам. Не відкинь нас від лиця твого, але дозволь, як </w:t>
+      </w:r>
+      <w:r>
+        <w:rPr>
+          <w:rFonts w:ascii="Times New Roman" w:hAnsi="Times New Roman"/>
+          <w:sz w:val="24"/>
+          <w:szCs w:val="24"/>
+          <w:u w:val="single"/>
+          <w:lang w:val="ru-MD"/>
+        </w:rPr>
+        <w:t>благий</w:t>
+      </w:r>
+      <w:r>
+        <w:rPr>
+          <w:rFonts w:ascii="Times New Roman" w:hAnsi="Times New Roman"/>
+          <w:sz w:val="24"/>
+          <w:szCs w:val="24"/>
+          <w:u w:val="single"/>
+          <w:lang w:val="ru-MD"/>
+        </w:rPr>
+        <w:t xml:space="preserve"> і </w:t>
+      </w:r>
+      <w:r>
+        <w:rPr>
+          <w:rFonts w:ascii="Times New Roman" w:hAnsi="Times New Roman"/>
+          <w:sz w:val="24"/>
+          <w:szCs w:val="24"/>
+          <w:u w:val="single"/>
+          <w:lang w:val="ru-MD"/>
+        </w:rPr>
+        <w:t>людин</w:t>
+      </w:r>
+      <w:r>
+        <w:rPr>
+          <w:rFonts w:ascii="Times New Roman" w:hAnsi="Times New Roman"/>
+          <w:sz w:val="24"/>
+          <w:szCs w:val="24"/>
+          <w:u w:val="single"/>
+          <w:lang w:val="ru-MD"/>
+        </w:rPr>
+        <w:t>олюбець, аж до останнього нашого віддиху появляти тобі жертву справедливости й приноси на святих твоїх жертовниках, милістю і ласками і чоловіколюб'ям єдинородного Сина твого, з яким ти є благословенний з пресвятим, добрим і животворящим твоїм Духом, нині й повсякчас, і на віки віків. Амінь.]</w:t>
       </w:r>
     </w:p>
     <w:p>
@@ -15043,7 +18988,47 @@
           <w:u w:val="single"/>
           <w:lang w:val="ru-MD"/>
         </w:rPr>
-        <w:t>[Господи, Боже наш! Ти за покаяння дарував людям відпущення, нам же, як образ пізнання і визнання гріхів, показав покаяння і прощення пророка Давида. Тож, Владико, помилуй з великої милости твоєї нас, що в чимало великих гріхів впали, і по багатстві ласк твоїх очисти беззаконня наші, бо перед тобою згрішили ми, Господи, що невідомі й таємні речі серця людського знаєш, і єдиний ти маєш владу прощати гріхи. Серце ж чисте вчини в нас і Духом владичним утверди нас, і радість спасіння твого яви нам. Не відкинь нас від лиця твого, але дозволь, як Добрий і Чоловіколюбець, аж до останнього нашого віддиху появляти тобі жертву справедливости й приноси на святих твоїх жертовниках]</w:t>
+        <w:t xml:space="preserve">[Господи, Боже наш! Ти за покаяння дарував людям відпущення, нам же, як образ пізнання і визнання гріхів, показав покаяння і прощення пророка Давида. Тож, Владико, помилуй з великої милости твоєї нас, що в чимало великих гріхів впали, і по багатстві ласк твоїх очисти беззаконня наші, бо перед тобою згрішили ми, Господи, що невідомі й таємні речі серця людського знаєш, і єдиний ти маєш владу прощати гріхи. Серце ж чисте вчини в нас і Духом владичним утверди нас, і радість спасіння твого яви нам. Не відкинь нас від лиця твого, але дозволь, як </w:t>
+      </w:r>
+      <w:r>
+        <w:rPr>
+          <w:rFonts w:ascii="Times New Roman" w:hAnsi="Times New Roman" w:cs="Times New Roman"/>
+          <w:sz w:val="24"/>
+          <w:szCs w:val="24"/>
+          <w:u w:val="single"/>
+          <w:lang w:val="ru-MD"/>
+        </w:rPr>
+        <w:t>благий</w:t>
+      </w:r>
+      <w:r>
+        <w:rPr>
+          <w:rFonts w:ascii="Times New Roman" w:hAnsi="Times New Roman" w:cs="Times New Roman"/>
+          <w:sz w:val="24"/>
+          <w:szCs w:val="24"/>
+          <w:u w:val="single"/>
+          <w:lang w:val="ru-MD"/>
+        </w:rPr>
+        <w:t xml:space="preserve"> і </w:t>
+      </w:r>
+      <w:r>
+        <w:rPr>
+          <w:rFonts w:ascii="Times New Roman" w:hAnsi="Times New Roman" w:cs="Times New Roman"/>
+          <w:sz w:val="24"/>
+          <w:szCs w:val="24"/>
+          <w:u w:val="single"/>
+          <w:lang w:val="ru-MD"/>
+        </w:rPr>
+        <w:t>людин</w:t>
+      </w:r>
+      <w:r>
+        <w:rPr>
+          <w:rFonts w:ascii="Times New Roman" w:hAnsi="Times New Roman" w:cs="Times New Roman"/>
+          <w:sz w:val="24"/>
+          <w:szCs w:val="24"/>
+          <w:u w:val="single"/>
+          <w:lang w:val="ru-MD"/>
+        </w:rPr>
+        <w:t>олюбець, аж до останнього нашого віддиху появляти тобі жертву справедливости й приноси на святих твоїх жертовниках]</w:t>
       </w:r>
     </w:p>
     <w:p>
@@ -18172,10 +22157,33 @@
           <w:rFonts w:ascii="Times New Roman" w:hAnsi="Times New Roman"/>
           <w:sz w:val="24"/>
           <w:szCs w:val="24"/>
+          <w:highlight w:val="darkCyan"/>
           <w:u w:val="single"/>
           <w:lang w:val="ru-MD"/>
         </w:rPr>
-        <w:t>[Хвалимо, співаємо, благословимо і дякуємо тобі, Боже батьків наших, бо ти забрав тінь нічну і явив нам знову світло денне. Молимо твою добрість: Милостивий будь для нас грішних і прийми молитву нашу задля великої твоєї ласкавости, бо ми прибігаємо до тебе, милостивого і всемогутнього Бога. Ти, що засвітив у серцях наших правдиве сонце справедливости твоєї! Просвіти розум наш і почування всі зберігай, щоб, як у день, ходили ми пристойно шляхом заповідей твоїх і дійшли до життя вічного, і стали гідними насолоджуватися недоступним твоїм світлом. Бо в тебе є джерело життя, ти Бог наш і тобі славу віддаємо: Отцю, і Сину, і Святому Духові, нині і повсякчас, і на віки віків. Амінь.]</w:t>
+        <w:t xml:space="preserve">[Хвалимо, співаємо, благословимо і дякуємо тобі, Боже батьків наших, бо ти забрав тінь нічну і явив нам знову світло денне. Молимо твою добрість: Милостивий будь для нас грішних і прийми молитву нашу задля великої твоєї ласкавости, бо ми прибігаємо до тебе, милостивого і всемогутнього Бога. Ти, що засвітив у серцях наших правдиве сонце справедливости твоєї! Просвіти розум наш і почування всі зберігай, щоб, як у день, ходили ми пристойно шляхом заповідей твоїх і дійшли до життя вічного, і стали гідними насолоджуватися недоступним твоїм світлом. Бо в тебе є джерело життя, ти Бог наш і тобі славу </w:t>
+      </w:r>
+      <w:r>
+        <w:rPr>
+          <w:rFonts w:ascii="Times New Roman" w:hAnsi="Times New Roman"/>
+          <w:sz w:val="24"/>
+          <w:szCs w:val="24"/>
+          <w:highlight w:val="darkCyan"/>
+          <w:u w:val="single"/>
+          <w:lang w:val="ru-MD"/>
+        </w:rPr>
+        <w:t>возсилаємо</w:t>
+      </w:r>
+      <w:r>
+        <w:rPr>
+          <w:rFonts w:ascii="Times New Roman" w:hAnsi="Times New Roman"/>
+          <w:sz w:val="24"/>
+          <w:szCs w:val="24"/>
+          <w:highlight w:val="darkCyan"/>
+          <w:u w:val="single"/>
+          <w:lang w:val="ru-MD"/>
+        </w:rPr>
+        <w:t>: Отцю, і Сину, і Святому Духові, нині і повсякчас, і на віки віків. Амінь.]</w:t>
       </w:r>
     </w:p>
     <w:p>
@@ -18788,6 +22796,7 @@
           <w:rFonts w:ascii="Times New Roman" w:hAnsi="Times New Roman" w:cs="Times New Roman"/>
           <w:sz w:val="24"/>
           <w:szCs w:val="24"/>
+          <w:highlight w:val="darkCyan"/>
           <w:u w:val="single"/>
         </w:rPr>
         <w:t xml:space="preserve">[Хвалимо, співаємо, благословимо і дякуємо тобі, Боже батьків наших, бо ти забрав тінь нічну і явив нам знову світло денне. </w:t>
@@ -18797,10 +22806,33 @@
           <w:rFonts w:ascii="Times New Roman" w:hAnsi="Times New Roman" w:cs="Times New Roman"/>
           <w:sz w:val="24"/>
           <w:szCs w:val="24"/>
+          <w:highlight w:val="darkCyan"/>
           <w:u w:val="single"/>
           <w:lang w:val="ru-MD"/>
         </w:rPr>
-        <w:t>Молимо твою добрість: Милостивий будь для нас грішних і прийми молитву нашу задля великої твоєї ласкавости, бо ми прибігаємо до тебе, милостивого і всемогутнього Бога. Ти, що засвітив у серцях наших правдиве сонце справедливости твоєї! Просвіти розум наш і почування всі зберігай, щоб, як у день, ходили ми пристойно шляхом заповідей твоїх і дійшли до життя вічного, і стали гідними насолоджуватися недоступним твоїм світлом. Бо в тебе є джерело життя, ти Бог наш і тобі славу віддаємо: Отцю, і Сину, і Святому Духові, нині і повсякчас, і на віки віків. Амінь.]</w:t>
+        <w:t xml:space="preserve">Молимо твою добрість: Милостивий будь для нас грішних і прийми молитву нашу задля великої твоєї ласкавости, бо ми прибігаємо до тебе, милостивого і всемогутнього Бога. Ти, що засвітив у серцях наших правдиве сонце справедливости твоєї! Просвіти розум наш і почування всі зберігай, щоб, як у день, ходили ми пристойно шляхом заповідей твоїх і дійшли до життя вічного, і стали гідними насолоджуватися недоступним твоїм світлом. Бо в тебе є джерело життя, ти Бог наш і тобі славу </w:t>
+      </w:r>
+      <w:r>
+        <w:rPr>
+          <w:rFonts w:ascii="Times New Roman" w:hAnsi="Times New Roman" w:cs="Times New Roman"/>
+          <w:sz w:val="24"/>
+          <w:szCs w:val="24"/>
+          <w:highlight w:val="darkCyan"/>
+          <w:u w:val="single"/>
+          <w:lang w:val="ru-MD"/>
+        </w:rPr>
+        <w:t>возсилаємо</w:t>
+      </w:r>
+      <w:r>
+        <w:rPr>
+          <w:rFonts w:ascii="Times New Roman" w:hAnsi="Times New Roman" w:cs="Times New Roman"/>
+          <w:sz w:val="24"/>
+          <w:szCs w:val="24"/>
+          <w:highlight w:val="darkCyan"/>
+          <w:u w:val="single"/>
+          <w:lang w:val="ru-MD"/>
+        </w:rPr>
+        <w:t>: Отцю, і Сину, і Святому Духові, нині і повсякчас, і на віки віків. Амінь.]</w:t>
       </w:r>
     </w:p>
     <w:p>
@@ -19887,7 +23919,25 @@
           <w:sz w:val="24"/>
           <w:lang w:val="ru-MD"/>
         </w:rPr>
-        <w:t>Бо Ти – Бог милости, ласк і людинолюбности, і Тобі славу віддаємо, Отцю, і Сину, і Святому Духові, нині, і повсякчас, і на віки віків.</w:t>
+        <w:t xml:space="preserve">Бо Ти – Бог милости, ласк і людинолюбности, і Тобі славу </w:t>
+      </w:r>
+      <w:r>
+        <w:rPr>
+          <w:rFonts w:ascii="Times New Roman" w:hAnsi="Times New Roman"/>
+          <w:color w:val="000000"/>
+          <w:sz w:val="24"/>
+          <w:lang w:val="ru-MD"/>
+        </w:rPr>
+        <w:t>возсилаємо</w:t>
+      </w:r>
+      <w:r>
+        <w:rPr>
+          <w:rFonts w:ascii="Times New Roman" w:hAnsi="Times New Roman"/>
+          <w:color w:val="000000"/>
+          <w:sz w:val="24"/>
+          <w:lang w:val="ru-MD"/>
+        </w:rPr>
+        <w:t>, Отцю, і Сину, і Святому Духові, нині, і повсякчас, і на віки віків.</w:t>
       </w:r>
     </w:p>
     <w:p>
@@ -20098,7 +24148,43 @@
           <w:szCs w:val="24"/>
           <w:lang w:val="ru-MD"/>
         </w:rPr>
-        <w:t xml:space="preserve"> Господи святий, ти на висоті живеш і всевидючим оком твоїм споглядаєш на всяке створіння! Перед тобою схилили ми голови, душі й тіла, і молимося до тебе, Святий святих: Простягни руку твою невидиму від святого житла твого і благослови всіх нас; а якщо ми де в чому згрішили добровільно чи недобровільно, як добрий і чоловіколюбний Бог, прости і даруй нам земні й небесні добра твої:</w:t>
+        <w:t xml:space="preserve"> Господи святий, ти на висоті живеш і всевидючим оком твоїм споглядаєш на всяке створіння! Перед тобою схилили ми голови, душі й тіла, і молимося до тебе, Святий святих: Простягни руку твою невидиму від святого житла твого і благослови всіх нас; а якщо ми де в чому згрішили добровільно чи недобровільно, як </w:t>
+      </w:r>
+      <w:r>
+        <w:rPr>
+          <w:rFonts w:ascii="Times New Roman" w:hAnsi="Times New Roman"/>
+          <w:sz w:val="24"/>
+          <w:szCs w:val="24"/>
+          <w:lang w:val="ru-MD"/>
+        </w:rPr>
+        <w:t>благий</w:t>
+      </w:r>
+      <w:r>
+        <w:rPr>
+          <w:rFonts w:ascii="Times New Roman" w:hAnsi="Times New Roman"/>
+          <w:sz w:val="24"/>
+          <w:szCs w:val="24"/>
+          <w:lang w:val="ru-MD"/>
+        </w:rPr>
+        <w:t xml:space="preserve"> і </w:t>
+      </w:r>
+      <w:r>
+        <w:rPr>
+          <w:rFonts w:ascii="Times New Roman" w:hAnsi="Times New Roman"/>
+          <w:sz w:val="24"/>
+          <w:szCs w:val="24"/>
+          <w:lang w:val="ru-MD"/>
+        </w:rPr>
+        <w:t>людин</w:t>
+      </w:r>
+      <w:r>
+        <w:rPr>
+          <w:rFonts w:ascii="Times New Roman" w:hAnsi="Times New Roman"/>
+          <w:sz w:val="24"/>
+          <w:szCs w:val="24"/>
+          <w:lang w:val="ru-MD"/>
+        </w:rPr>
+        <w:t>олюбний Бог, прости і даруй нам земні й небесні добра твої:</w:t>
       </w:r>
     </w:p>
     <w:p>
@@ -20126,7 +24212,25 @@
           <w:sz w:val="24"/>
           <w:lang w:val="ru-MD"/>
         </w:rPr>
-        <w:t>Бо до Тебе належить милувати і спасати нас, Боже наш, і Тобі славу віддаємо, Отцю, і Сину, і Святому Духові, нині, і повсякчас, і на віки віків.</w:t>
+        <w:t xml:space="preserve">Бо до Тебе належить милувати і спасати нас, Боже наш, і Тобі славу </w:t>
+      </w:r>
+      <w:r>
+        <w:rPr>
+          <w:rFonts w:ascii="Times New Roman" w:hAnsi="Times New Roman"/>
+          <w:color w:val="000000"/>
+          <w:sz w:val="24"/>
+          <w:lang w:val="ru-MD"/>
+        </w:rPr>
+        <w:t>возсилаємо</w:t>
+      </w:r>
+      <w:r>
+        <w:rPr>
+          <w:rFonts w:ascii="Times New Roman" w:hAnsi="Times New Roman"/>
+          <w:color w:val="000000"/>
+          <w:sz w:val="24"/>
+          <w:lang w:val="ru-MD"/>
+        </w:rPr>
+        <w:t>, Отцю, і Сину, і Святому Духові, нині, і повсякчас, і на віки віків.</w:t>
       </w:r>
     </w:p>
     <w:p>

--- a/flow/20230914_vu_template/vu_template_parts.docx
+++ b/flow/20230914_vu_template/vu_template_parts.docx
@@ -4,7 +4,7 @@
   <w:body>
     <w:p>
       <w:pPr>
-        <w:pStyle w:val="Heading1"/>
+        <w:pStyle w:val="1"/>
         <w:rPr>
           <w:rFonts w:ascii="Times New Roman" w:hAnsi="Times New Roman" w:cs="Times New Roman"/>
           <w:highlight w:val="white"/>
@@ -22,7 +22,7 @@
     </w:p>
     <w:p>
       <w:pPr>
-        <w:pStyle w:val="Heading1"/>
+        <w:pStyle w:val="1"/>
         <w:spacing w:after="120"/>
         <w:jc w:val="center"/>
         <w:rPr>
@@ -452,7 +452,7 @@
     </w:p>
     <w:p>
       <w:pPr>
-        <w:pStyle w:val="Heading2"/>
+        <w:pStyle w:val="2"/>
         <w:spacing w:before="0" w:after="120"/>
         <w:jc w:val="center"/>
         <w:rPr>
@@ -1223,7 +1223,7 @@
     </w:p>
     <w:p>
       <w:pPr>
-        <w:pStyle w:val="Heading3"/>
+        <w:pStyle w:val="3"/>
         <w:spacing w:before="0" w:after="120"/>
         <w:jc w:val="center"/>
         <w:rPr>
@@ -1553,7 +1553,7 @@
     </w:p>
     <w:p>
       <w:pPr>
-        <w:pStyle w:val="Heading2"/>
+        <w:pStyle w:val="2"/>
         <w:spacing w:before="0" w:after="120"/>
         <w:jc w:val="center"/>
         <w:rPr>
@@ -2416,7 +2416,7 @@
     </w:p>
     <w:p>
       <w:pPr>
-        <w:pStyle w:val="Heading1"/>
+        <w:pStyle w:val="1"/>
         <w:rPr>
           <w:rFonts w:ascii="Times New Roman" w:hAnsi="Times New Roman" w:cs="Times New Roman"/>
           <w:highlight w:val="white"/>
@@ -2448,7 +2448,7 @@
     </w:p>
     <w:p>
       <w:pPr>
-        <w:pStyle w:val="Heading3"/>
+        <w:pStyle w:val="3"/>
         <w:spacing w:before="0" w:after="120"/>
         <w:jc w:val="center"/>
         <w:rPr>
@@ -2777,7 +2777,7 @@
     </w:p>
     <w:p>
       <w:pPr>
-        <w:pStyle w:val="Heading3"/>
+        <w:pStyle w:val="3"/>
         <w:spacing w:before="0" w:after="120"/>
         <w:jc w:val="center"/>
         <w:rPr>
@@ -3040,7 +3040,7 @@
     </w:p>
     <w:p>
       <w:pPr>
-        <w:pStyle w:val="Heading1"/>
+        <w:pStyle w:val="1"/>
         <w:rPr>
           <w:rFonts w:ascii="Times New Roman" w:hAnsi="Times New Roman" w:cs="Times New Roman"/>
           <w:highlight w:val="white"/>
@@ -3058,7 +3058,7 @@
     </w:p>
     <w:p>
       <w:pPr>
-        <w:pStyle w:val="Heading2"/>
+        <w:pStyle w:val="2"/>
         <w:spacing w:before="0" w:after="120"/>
         <w:jc w:val="center"/>
         <w:rPr>
@@ -4158,7 +4158,7 @@
     </w:p>
     <w:p>
       <w:pPr>
-        <w:pStyle w:val="Heading1"/>
+        <w:pStyle w:val="1"/>
         <w:rPr>
           <w:rFonts w:ascii="Times New Roman" w:hAnsi="Times New Roman" w:cs="Times New Roman"/>
           <w:lang w:val="uk-UA"/>
@@ -4275,7 +4275,7 @@
     </w:p>
     <w:p>
       <w:pPr>
-        <w:pStyle w:val="Heading1"/>
+        <w:pStyle w:val="1"/>
         <w:rPr>
           <w:rFonts w:ascii="Times New Roman" w:hAnsi="Times New Roman" w:cs="Times New Roman"/>
           <w:lang w:val="uk-UA"/>
@@ -4291,7 +4291,7 @@
     </w:p>
     <w:p>
       <w:pPr>
-        <w:pStyle w:val="Heading2"/>
+        <w:pStyle w:val="2"/>
         <w:spacing w:before="0" w:after="120"/>
         <w:jc w:val="center"/>
         <w:rPr>
@@ -4483,7 +4483,7 @@
     </w:p>
     <w:p>
       <w:pPr>
-        <w:pStyle w:val="Heading1"/>
+        <w:pStyle w:val="1"/>
         <w:rPr>
           <w:rFonts w:ascii="Times New Roman" w:hAnsi="Times New Roman" w:cs="Times New Roman"/>
           <w:lang w:val="uk-UA"/>
@@ -4499,7 +4499,7 @@
     </w:p>
     <w:p>
       <w:pPr>
-        <w:pStyle w:val="Heading2"/>
+        <w:pStyle w:val="2"/>
         <w:spacing w:before="0" w:after="120"/>
         <w:jc w:val="center"/>
         <w:rPr>
@@ -4870,7 +4870,7 @@
     </w:p>
     <w:p>
       <w:pPr>
-        <w:pStyle w:val="Heading1"/>
+        <w:pStyle w:val="1"/>
         <w:rPr>
           <w:rFonts w:ascii="Times New Roman" w:hAnsi="Times New Roman" w:cs="Times New Roman"/>
           <w:highlight w:val="white"/>
@@ -4888,7 +4888,7 @@
     </w:p>
     <w:p>
       <w:pPr>
-        <w:pStyle w:val="Heading3"/>
+        <w:pStyle w:val="3"/>
         <w:spacing w:before="0" w:after="120"/>
         <w:jc w:val="center"/>
         <w:rPr>
@@ -5415,7 +5415,7 @@
     </w:p>
     <w:p>
       <w:pPr>
-        <w:pStyle w:val="Heading1"/>
+        <w:pStyle w:val="1"/>
         <w:rPr>
           <w:rFonts w:ascii="Times New Roman" w:hAnsi="Times New Roman" w:cs="Times New Roman"/>
           <w:highlight w:val="white"/>
@@ -5433,7 +5433,7 @@
     </w:p>
     <w:p>
       <w:pPr>
-        <w:pStyle w:val="Heading3"/>
+        <w:pStyle w:val="3"/>
         <w:spacing w:before="0" w:after="120"/>
         <w:jc w:val="center"/>
         <w:rPr>
@@ -5649,7 +5649,7 @@
     </w:p>
     <w:p>
       <w:pPr>
-        <w:pStyle w:val="Heading3"/>
+        <w:pStyle w:val="3"/>
         <w:spacing w:before="0" w:after="120"/>
         <w:jc w:val="center"/>
         <w:rPr>
@@ -6494,7 +6494,7 @@
     </w:p>
     <w:p>
       <w:pPr>
-        <w:pStyle w:val="Heading1"/>
+        <w:pStyle w:val="1"/>
         <w:rPr>
           <w:rFonts w:ascii="Times New Roman" w:hAnsi="Times New Roman" w:cs="Times New Roman"/>
           <w:lang w:val="uk-UA"/>
@@ -6510,7 +6510,7 @@
     </w:p>
     <w:p>
       <w:pPr>
-        <w:pStyle w:val="Heading3"/>
+        <w:pStyle w:val="3"/>
         <w:spacing w:before="0" w:after="120"/>
         <w:jc w:val="center"/>
         <w:rPr>
@@ -6808,7 +6808,7 @@
     </w:p>
     <w:p>
       <w:pPr>
-        <w:pStyle w:val="Heading1"/>
+        <w:pStyle w:val="1"/>
         <w:rPr>
           <w:rFonts w:ascii="Times New Roman" w:hAnsi="Times New Roman" w:cs="Times New Roman"/>
           <w:lang w:val="uk-UA"/>
@@ -6824,7 +6824,7 @@
     </w:p>
     <w:p>
       <w:pPr>
-        <w:pStyle w:val="Heading3"/>
+        <w:pStyle w:val="3"/>
         <w:spacing w:before="0" w:after="120"/>
         <w:jc w:val="center"/>
         <w:rPr>
@@ -6922,7 +6922,7 @@
     </w:p>
     <w:p>
       <w:pPr>
-        <w:pStyle w:val="Heading1"/>
+        <w:pStyle w:val="1"/>
         <w:rPr>
           <w:rFonts w:ascii="Times New Roman" w:hAnsi="Times New Roman" w:cs="Times New Roman"/>
           <w:lang w:val="uk-UA"/>
@@ -6938,7 +6938,7 @@
     </w:p>
     <w:p>
       <w:pPr>
-        <w:pStyle w:val="Heading2"/>
+        <w:pStyle w:val="2"/>
         <w:spacing w:before="0" w:after="120"/>
         <w:jc w:val="center"/>
         <w:rPr>
@@ -7233,7 +7233,7 @@
     </w:p>
     <w:p>
       <w:pPr>
-        <w:pStyle w:val="Heading1"/>
+        <w:pStyle w:val="1"/>
         <w:rPr>
           <w:rFonts w:ascii="Times New Roman" w:hAnsi="Times New Roman" w:cs="Times New Roman"/>
           <w:lang w:val="uk-UA"/>
@@ -7249,7 +7249,7 @@
     </w:p>
     <w:p>
       <w:pPr>
-        <w:pStyle w:val="Heading2"/>
+        <w:pStyle w:val="2"/>
         <w:spacing w:before="0" w:after="120"/>
         <w:jc w:val="center"/>
         <w:rPr>
@@ -7689,7 +7689,7 @@
     </w:p>
     <w:p>
       <w:pPr>
-        <w:pStyle w:val="Heading1"/>
+        <w:pStyle w:val="1"/>
         <w:rPr>
           <w:rFonts w:ascii="Times New Roman" w:hAnsi="Times New Roman" w:cs="Times New Roman"/>
           <w:lang w:val="uk-UA"/>
@@ -7724,7 +7724,7 @@
     </w:p>
     <w:p>
       <w:pPr>
-        <w:pStyle w:val="Heading1"/>
+        <w:pStyle w:val="1"/>
         <w:spacing w:after="120"/>
         <w:jc w:val="center"/>
         <w:rPr>
@@ -7923,7 +7923,7 @@
     </w:p>
     <w:p>
       <w:pPr>
-        <w:pStyle w:val="Heading2"/>
+        <w:pStyle w:val="2"/>
         <w:spacing w:before="0" w:after="120"/>
         <w:jc w:val="center"/>
         <w:rPr>
@@ -10354,7 +10354,7 @@
     </w:p>
     <w:p>
       <w:pPr>
-        <w:pStyle w:val="Heading3"/>
+        <w:pStyle w:val="3"/>
         <w:spacing w:before="0" w:after="120"/>
         <w:jc w:val="center"/>
         <w:rPr>
@@ -11029,7 +11029,7 @@
     </w:p>
     <w:p>
       <w:pPr>
-        <w:pStyle w:val="Heading3"/>
+        <w:pStyle w:val="3"/>
         <w:spacing w:before="0" w:after="120"/>
         <w:jc w:val="center"/>
         <w:rPr>
@@ -11892,7 +11892,7 @@
     </w:p>
     <w:p>
       <w:pPr>
-        <w:pStyle w:val="Heading3"/>
+        <w:pStyle w:val="3"/>
         <w:spacing w:before="0" w:after="120"/>
         <w:jc w:val="center"/>
         <w:rPr>
@@ -12156,7 +12156,7 @@
     </w:p>
     <w:p>
       <w:pPr>
-        <w:pStyle w:val="Heading1"/>
+        <w:pStyle w:val="1"/>
         <w:rPr>
           <w:rFonts w:ascii="Times New Roman" w:hAnsi="Times New Roman" w:cs="Times New Roman"/>
           <w:lang w:val="uk-UA"/>
@@ -12172,7 +12172,7 @@
     </w:p>
     <w:p>
       <w:pPr>
-        <w:pStyle w:val="Heading3"/>
+        <w:pStyle w:val="3"/>
         <w:spacing w:before="0" w:after="120"/>
         <w:jc w:val="center"/>
         <w:rPr>
@@ -12262,11 +12262,45 @@
     </w:p>
     <w:p>
       <w:pPr>
+        <w:spacing w:after="120"/>
+        <w:jc w:val="both"/>
+        <w:rPr>
+          <w:rFonts w:ascii="Times New Roman" w:eastAsia="Times New Roman" w:hAnsi="Times New Roman" w:cs="Times New Roman"/>
+          <w:sz w:val="24"/>
+          <w:szCs w:val="24"/>
+          <w:lang w:val="uk-UA"/>
+        </w:rPr>
+      </w:pPr>
+    </w:p>
+    <w:p>
+      <w:pPr>
+        <w:pStyle w:val="1"/>
         <w:rPr>
           <w:rFonts w:ascii="Times New Roman" w:hAnsi="Times New Roman" w:cs="Times New Roman"/>
           <w:lang w:val="uk-UA"/>
         </w:rPr>
       </w:pPr>
+      <w:r>
+        <w:rPr>
+          <w:rFonts w:ascii="Times New Roman" w:hAnsi="Times New Roman" w:cs="Times New Roman"/>
+          <w:lang w:val="uk-UA"/>
+        </w:rPr>
+        <w:t>#мала_єктенія_перед_</w:t>
+      </w:r>
+      <w:r>
+        <w:rPr>
+          <w:rFonts w:ascii="Times New Roman" w:hAnsi="Times New Roman" w:cs="Times New Roman"/>
+          <w:lang w:val="uk-UA"/>
+        </w:rPr>
+        <w:t>першим</w:t>
+      </w:r>
+      <w:r>
+        <w:rPr>
+          <w:rFonts w:ascii="Times New Roman" w:hAnsi="Times New Roman" w:cs="Times New Roman"/>
+          <w:lang w:val="uk-UA"/>
+        </w:rPr>
+        <w:t>_сідальним</w:t>
+      </w:r>
     </w:p>
     <w:p>
       <w:pPr>
@@ -12309,7 +12343,7 @@
     </w:p>
     <w:p>
       <w:pPr>
-        <w:pStyle w:val="Heading3"/>
+        <w:pStyle w:val="3"/>
         <w:spacing w:before="0" w:after="120"/>
         <w:jc w:val="center"/>
         <w:rPr>
@@ -12582,7 +12616,7 @@
     </w:p>
     <w:p>
       <w:pPr>
-        <w:pStyle w:val="Heading1"/>
+        <w:pStyle w:val="1"/>
         <w:rPr>
           <w:rFonts w:ascii="Times New Roman" w:hAnsi="Times New Roman" w:cs="Times New Roman"/>
           <w:lang w:val="uk-UA"/>
@@ -12623,7 +12657,7 @@
     </w:p>
     <w:p>
       <w:pPr>
-        <w:pStyle w:val="Heading3"/>
+        <w:pStyle w:val="3"/>
         <w:spacing w:before="0" w:after="120"/>
         <w:jc w:val="center"/>
         <w:rPr>
@@ -12895,7 +12929,7 @@
     </w:p>
     <w:p>
       <w:pPr>
-        <w:pStyle w:val="Heading1"/>
+        <w:pStyle w:val="1"/>
         <w:rPr>
           <w:rFonts w:ascii="Times New Roman" w:hAnsi="Times New Roman" w:cs="Times New Roman"/>
           <w:lang w:val="uk-UA"/>
@@ -12912,7 +12946,7 @@
     </w:p>
     <w:p>
       <w:pPr>
-        <w:pStyle w:val="Heading3"/>
+        <w:pStyle w:val="3"/>
         <w:spacing w:before="0" w:after="120"/>
         <w:jc w:val="center"/>
         <w:rPr>
@@ -13289,7 +13323,7 @@
     </w:p>
     <w:p>
       <w:pPr>
-        <w:pStyle w:val="Heading3"/>
+        <w:pStyle w:val="3"/>
         <w:spacing w:before="0" w:after="120"/>
         <w:jc w:val="center"/>
         <w:rPr>
@@ -13717,7 +13751,7 @@
     </w:p>
     <w:p>
       <w:pPr>
-        <w:pStyle w:val="Heading3"/>
+        <w:pStyle w:val="3"/>
         <w:spacing w:before="0" w:after="120"/>
         <w:jc w:val="center"/>
         <w:rPr>
@@ -14003,7 +14037,7 @@
     </w:p>
     <w:p>
       <w:pPr>
-        <w:pStyle w:val="Heading1"/>
+        <w:pStyle w:val="1"/>
         <w:rPr>
           <w:rFonts w:ascii="Times New Roman" w:hAnsi="Times New Roman" w:cs="Times New Roman"/>
           <w:lang w:val="uk-UA"/>
@@ -14019,7 +14053,7 @@
     </w:p>
     <w:p>
       <w:pPr>
-        <w:pStyle w:val="Heading2"/>
+        <w:pStyle w:val="2"/>
         <w:keepLines w:val="0"/>
         <w:spacing w:before="0" w:after="120"/>
         <w:jc w:val="center"/>
@@ -14130,7 +14164,7 @@
     </w:p>
     <w:p>
       <w:pPr>
-        <w:pStyle w:val="Heading1"/>
+        <w:pStyle w:val="1"/>
         <w:rPr>
           <w:rFonts w:ascii="Times New Roman" w:hAnsi="Times New Roman" w:cs="Times New Roman"/>
           <w:lang w:val="uk-UA"/>
@@ -14790,7 +14824,7 @@
     </w:p>
     <w:p>
       <w:pPr>
-        <w:pStyle w:val="Heading1"/>
+        <w:pStyle w:val="1"/>
         <w:rPr>
           <w:rFonts w:ascii="Times New Roman" w:hAnsi="Times New Roman" w:cs="Times New Roman"/>
           <w:lang w:val="uk-UA"/>
@@ -14806,7 +14840,7 @@
     </w:p>
     <w:p>
       <w:pPr>
-        <w:pStyle w:val="Heading3"/>
+        <w:pStyle w:val="3"/>
         <w:spacing w:before="0" w:after="120"/>
         <w:jc w:val="center"/>
         <w:rPr>
@@ -14870,7 +14904,7 @@
     </w:p>
     <w:p>
       <w:pPr>
-        <w:pStyle w:val="Heading1"/>
+        <w:pStyle w:val="1"/>
         <w:rPr>
           <w:rFonts w:ascii="Times New Roman" w:hAnsi="Times New Roman" w:cs="Times New Roman"/>
           <w:lang w:val="uk-UA"/>
@@ -14886,7 +14920,7 @@
     </w:p>
     <w:p>
       <w:pPr>
-        <w:pStyle w:val="Heading3"/>
+        <w:pStyle w:val="3"/>
         <w:spacing w:before="0" w:after="120"/>
         <w:jc w:val="center"/>
         <w:rPr>
@@ -15343,7 +15377,7 @@
     </w:p>
     <w:p>
       <w:pPr>
-        <w:pStyle w:val="Heading1"/>
+        <w:pStyle w:val="1"/>
         <w:rPr>
           <w:rFonts w:ascii="Times New Roman" w:hAnsi="Times New Roman" w:cs="Times New Roman"/>
           <w:highlight w:val="white"/>
@@ -15400,7 +15434,7 @@
     </w:p>
     <w:p>
       <w:pPr>
-        <w:pStyle w:val="Heading1"/>
+        <w:pStyle w:val="1"/>
         <w:rPr>
           <w:rFonts w:ascii="Times New Roman" w:hAnsi="Times New Roman" w:cs="Times New Roman"/>
           <w:highlight w:val="white"/>
@@ -15613,7 +15647,7 @@
     </w:p>
     <w:p>
       <w:pPr>
-        <w:pStyle w:val="Heading3"/>
+        <w:pStyle w:val="3"/>
         <w:spacing w:before="0" w:after="120"/>
         <w:jc w:val="center"/>
         <w:rPr>
@@ -15857,7 +15891,7 @@
     </w:p>
     <w:p>
       <w:pPr>
-        <w:pStyle w:val="Heading1"/>
+        <w:pStyle w:val="1"/>
         <w:rPr>
           <w:rFonts w:ascii="Times New Roman" w:hAnsi="Times New Roman" w:cs="Times New Roman"/>
           <w:lang w:val="uk-UA"/>
@@ -15873,7 +15907,7 @@
     </w:p>
     <w:p>
       <w:pPr>
-        <w:pStyle w:val="Heading2"/>
+        <w:pStyle w:val="2"/>
         <w:spacing w:before="0" w:after="120"/>
         <w:jc w:val="center"/>
         <w:rPr>
@@ -15940,7 +15974,7 @@
     </w:p>
     <w:p>
       <w:pPr>
-        <w:pStyle w:val="Heading3"/>
+        <w:pStyle w:val="3"/>
         <w:spacing w:before="0" w:after="120"/>
         <w:jc w:val="center"/>
         <w:rPr>
@@ -16252,7 +16286,7 @@
     </w:p>
     <w:p>
       <w:pPr>
-        <w:pStyle w:val="Heading3"/>
+        <w:pStyle w:val="3"/>
         <w:spacing w:before="0" w:after="120"/>
         <w:jc w:val="center"/>
         <w:rPr>
@@ -16552,7 +16586,7 @@
     </w:p>
     <w:p>
       <w:pPr>
-        <w:pStyle w:val="Heading1"/>
+        <w:pStyle w:val="1"/>
         <w:rPr>
           <w:rFonts w:ascii="Times New Roman" w:hAnsi="Times New Roman" w:cs="Times New Roman"/>
           <w:lang w:val="uk-UA"/>
@@ -16568,7 +16602,7 @@
     </w:p>
     <w:p>
       <w:pPr>
-        <w:pStyle w:val="Heading3"/>
+        <w:pStyle w:val="3"/>
         <w:spacing w:before="0" w:after="120"/>
         <w:jc w:val="center"/>
         <w:rPr>
@@ -16799,7 +16833,7 @@
     </w:p>
     <w:p>
       <w:pPr>
-        <w:pStyle w:val="Heading1"/>
+        <w:pStyle w:val="1"/>
         <w:rPr>
           <w:rFonts w:ascii="Times New Roman" w:hAnsi="Times New Roman" w:cs="Times New Roman"/>
           <w:lang w:val="uk-UA"/>
@@ -16815,7 +16849,7 @@
     </w:p>
     <w:p>
       <w:pPr>
-        <w:pStyle w:val="Heading3"/>
+        <w:pStyle w:val="3"/>
         <w:spacing w:before="0" w:after="120"/>
         <w:jc w:val="center"/>
         <w:rPr>
@@ -16875,7 +16909,7 @@
     </w:p>
     <w:p>
       <w:pPr>
-        <w:pStyle w:val="Heading3"/>
+        <w:pStyle w:val="3"/>
         <w:spacing w:before="0" w:after="120"/>
         <w:jc w:val="center"/>
         <w:rPr>
@@ -17162,7 +17196,7 @@
     </w:p>
     <w:p>
       <w:pPr>
-        <w:pStyle w:val="Heading1"/>
+        <w:pStyle w:val="1"/>
         <w:rPr>
           <w:rFonts w:ascii="Times New Roman" w:hAnsi="Times New Roman" w:cs="Times New Roman"/>
           <w:lang w:val="uk-UA"/>
@@ -17335,7 +17369,7 @@
     </w:p>
     <w:p>
       <w:pPr>
-        <w:pStyle w:val="Heading1"/>
+        <w:pStyle w:val="1"/>
         <w:rPr>
           <w:rFonts w:ascii="Times New Roman" w:hAnsi="Times New Roman" w:cs="Times New Roman"/>
           <w:lang w:val="uk-UA"/>
@@ -17351,7 +17385,7 @@
     </w:p>
     <w:p>
       <w:pPr>
-        <w:pStyle w:val="Heading2"/>
+        <w:pStyle w:val="2"/>
         <w:jc w:val="center"/>
         <w:rPr>
           <w:rFonts w:ascii="Times New Roman" w:hAnsi="Times New Roman" w:cs="Times New Roman"/>
@@ -17950,7 +17984,7 @@
     </w:p>
     <w:p>
       <w:pPr>
-        <w:pStyle w:val="Heading1"/>
+        <w:pStyle w:val="1"/>
         <w:rPr>
           <w:rFonts w:ascii="Times New Roman" w:hAnsi="Times New Roman" w:cs="Times New Roman"/>
           <w:lang w:val="uk-UA"/>
@@ -17966,7 +18000,7 @@
     </w:p>
     <w:p>
       <w:pPr>
-        <w:pStyle w:val="Heading2"/>
+        <w:pStyle w:val="2"/>
         <w:spacing w:before="0" w:after="120"/>
         <w:jc w:val="center"/>
         <w:rPr>
@@ -18672,7 +18706,7 @@
     </w:p>
     <w:p>
       <w:pPr>
-        <w:pStyle w:val="Heading1"/>
+        <w:pStyle w:val="1"/>
         <w:rPr>
           <w:rFonts w:ascii="Times New Roman" w:hAnsi="Times New Roman" w:cs="Times New Roman"/>
           <w:lang w:val="uk-UA"/>
@@ -18853,7 +18887,7 @@
     </w:p>
     <w:p>
       <w:pPr>
-        <w:pStyle w:val="Heading1"/>
+        <w:pStyle w:val="1"/>
         <w:rPr>
           <w:rFonts w:ascii="Times New Roman" w:hAnsi="Times New Roman" w:cs="Times New Roman"/>
           <w:lang w:val="uk-UA"/>
@@ -18869,7 +18903,7 @@
     </w:p>
     <w:p>
       <w:pPr>
-        <w:pStyle w:val="Heading3"/>
+        <w:pStyle w:val="3"/>
         <w:spacing w:before="0" w:after="120"/>
         <w:jc w:val="center"/>
         <w:rPr>
@@ -19480,7 +19514,7 @@
     </w:p>
     <w:p>
       <w:pPr>
-        <w:pStyle w:val="Heading1"/>
+        <w:pStyle w:val="1"/>
         <w:rPr>
           <w:rFonts w:ascii="Times New Roman" w:hAnsi="Times New Roman" w:cs="Times New Roman"/>
           <w:lang w:val="uk-UA"/>
@@ -19496,7 +19530,7 @@
     </w:p>
     <w:p>
       <w:pPr>
-        <w:pStyle w:val="Heading3"/>
+        <w:pStyle w:val="3"/>
         <w:spacing w:before="0" w:after="120"/>
         <w:jc w:val="center"/>
         <w:rPr>
@@ -20115,7 +20149,7 @@
     </w:p>
     <w:p>
       <w:pPr>
-        <w:pStyle w:val="Heading1"/>
+        <w:pStyle w:val="1"/>
         <w:rPr>
           <w:rFonts w:ascii="Times New Roman" w:hAnsi="Times New Roman" w:cs="Times New Roman"/>
           <w:lang w:val="uk-UA"/>
@@ -20131,7 +20165,7 @@
     </w:p>
     <w:p>
       <w:pPr>
-        <w:pStyle w:val="Heading3"/>
+        <w:pStyle w:val="3"/>
         <w:spacing w:before="0" w:after="120"/>
         <w:jc w:val="center"/>
         <w:rPr>
@@ -20962,7 +20996,7 @@
     </w:p>
     <w:p>
       <w:pPr>
-        <w:pStyle w:val="Heading1"/>
+        <w:pStyle w:val="1"/>
         <w:rPr>
           <w:rFonts w:ascii="Times New Roman" w:hAnsi="Times New Roman" w:cs="Times New Roman"/>
           <w:lang w:val="uk-UA"/>
@@ -21270,7 +21304,7 @@
     </w:p>
     <w:p>
       <w:pPr>
-        <w:pStyle w:val="Heading3"/>
+        <w:pStyle w:val="3"/>
         <w:spacing w:before="0" w:after="120"/>
         <w:jc w:val="center"/>
         <w:rPr>
@@ -21319,7 +21353,7 @@
     </w:p>
     <w:p>
       <w:pPr>
-        <w:pStyle w:val="Heading1"/>
+        <w:pStyle w:val="1"/>
         <w:rPr>
           <w:rFonts w:ascii="Times New Roman" w:hAnsi="Times New Roman" w:cs="Times New Roman"/>
           <w:lang w:val="uk-UA"/>
@@ -21335,7 +21369,7 @@
     </w:p>
     <w:p>
       <w:pPr>
-        <w:pStyle w:val="Heading3"/>
+        <w:pStyle w:val="3"/>
         <w:spacing w:before="0" w:after="120"/>
         <w:jc w:val="center"/>
         <w:rPr>
@@ -21719,7 +21753,7 @@
     </w:p>
     <w:p>
       <w:pPr>
-        <w:pStyle w:val="Heading1"/>
+        <w:pStyle w:val="1"/>
         <w:rPr>
           <w:rFonts w:ascii="Times New Roman" w:hAnsi="Times New Roman" w:cs="Times New Roman"/>
           <w:lang w:val="uk-UA"/>
@@ -22138,15 +22172,15 @@
     <w:lsdException w:name="Unresolved Mention" w:semiHidden="1" w:unhideWhenUsed="1"/>
     <w:lsdException w:name="Smart Link" w:semiHidden="1" w:unhideWhenUsed="1"/>
   </w:latentStyles>
-  <w:style w:type="paragraph" w:default="1" w:styleId="Normal">
+  <w:style w:type="paragraph" w:default="1" w:styleId="a">
     <w:name w:val="Normal"/>
     <w:qFormat/>
   </w:style>
-  <w:style w:type="paragraph" w:styleId="Heading1">
+  <w:style w:type="paragraph" w:styleId="1">
     <w:name w:val="heading 1"/>
-    <w:basedOn w:val="Normal"/>
-    <w:next w:val="Normal"/>
-    <w:link w:val="Heading1Char"/>
+    <w:basedOn w:val="a"/>
+    <w:next w:val="a"/>
+    <w:link w:val="10"/>
     <w:uiPriority w:val="9"/>
     <w:qFormat/>
     <w:rsid w:val="00663A51"/>
@@ -22163,11 +22197,11 @@
       <w:szCs w:val="24"/>
     </w:rPr>
   </w:style>
-  <w:style w:type="paragraph" w:styleId="Heading2">
+  <w:style w:type="paragraph" w:styleId="2">
     <w:name w:val="heading 2"/>
-    <w:basedOn w:val="Normal"/>
-    <w:next w:val="Normal"/>
-    <w:link w:val="Heading2Char"/>
+    <w:basedOn w:val="a"/>
+    <w:next w:val="a"/>
+    <w:link w:val="20"/>
     <w:uiPriority w:val="9"/>
     <w:unhideWhenUsed/>
     <w:qFormat/>
@@ -22186,11 +22220,11 @@
       <w:lang w:val="en-US"/>
     </w:rPr>
   </w:style>
-  <w:style w:type="paragraph" w:styleId="Heading3">
+  <w:style w:type="paragraph" w:styleId="3">
     <w:name w:val="heading 3"/>
-    <w:basedOn w:val="Normal"/>
-    <w:next w:val="Normal"/>
-    <w:link w:val="Heading3Char"/>
+    <w:basedOn w:val="a"/>
+    <w:next w:val="a"/>
+    <w:link w:val="30"/>
     <w:uiPriority w:val="9"/>
     <w:unhideWhenUsed/>
     <w:qFormat/>
@@ -22209,10 +22243,10 @@
       <w:lang w:val="en-US"/>
     </w:rPr>
   </w:style>
-  <w:style w:type="paragraph" w:styleId="Heading4">
+  <w:style w:type="paragraph" w:styleId="4">
     <w:name w:val="heading 4"/>
-    <w:basedOn w:val="Normal"/>
-    <w:next w:val="Normal"/>
+    <w:basedOn w:val="a"/>
+    <w:next w:val="a"/>
     <w:uiPriority w:val="9"/>
     <w:semiHidden/>
     <w:unhideWhenUsed/>
@@ -22229,10 +22263,10 @@
       <w:szCs w:val="24"/>
     </w:rPr>
   </w:style>
-  <w:style w:type="paragraph" w:styleId="Heading5">
+  <w:style w:type="paragraph" w:styleId="5">
     <w:name w:val="heading 5"/>
-    <w:basedOn w:val="Normal"/>
-    <w:next w:val="Normal"/>
+    <w:basedOn w:val="a"/>
+    <w:next w:val="a"/>
     <w:uiPriority w:val="9"/>
     <w:semiHidden/>
     <w:unhideWhenUsed/>
@@ -22247,10 +22281,10 @@
       <w:b/>
     </w:rPr>
   </w:style>
-  <w:style w:type="paragraph" w:styleId="Heading6">
+  <w:style w:type="paragraph" w:styleId="6">
     <w:name w:val="heading 6"/>
-    <w:basedOn w:val="Normal"/>
-    <w:next w:val="Normal"/>
+    <w:basedOn w:val="a"/>
+    <w:next w:val="a"/>
     <w:uiPriority w:val="9"/>
     <w:semiHidden/>
     <w:unhideWhenUsed/>
@@ -22267,13 +22301,13 @@
       <w:szCs w:val="20"/>
     </w:rPr>
   </w:style>
-  <w:style w:type="character" w:default="1" w:styleId="DefaultParagraphFont">
+  <w:style w:type="character" w:default="1" w:styleId="a0">
     <w:name w:val="Default Paragraph Font"/>
     <w:uiPriority w:val="1"/>
     <w:semiHidden/>
     <w:unhideWhenUsed/>
   </w:style>
-  <w:style w:type="table" w:default="1" w:styleId="TableNormal">
+  <w:style w:type="table" w:default="1" w:styleId="a1">
     <w:name w:val="Normal Table"/>
     <w:uiPriority w:val="99"/>
     <w:semiHidden/>
@@ -22288,7 +22322,7 @@
       </w:tblCellMar>
     </w:tblPr>
   </w:style>
-  <w:style w:type="numbering" w:default="1" w:styleId="NoList">
+  <w:style w:type="numbering" w:default="1" w:styleId="a2">
     <w:name w:val="No List"/>
     <w:uiPriority w:val="99"/>
     <w:semiHidden/>
@@ -22305,10 +22339,10 @@
       </w:tblCellMar>
     </w:tblPr>
   </w:style>
-  <w:style w:type="paragraph" w:styleId="Title">
+  <w:style w:type="paragraph" w:styleId="a3">
     <w:name w:val="Title"/>
-    <w:basedOn w:val="Normal"/>
-    <w:next w:val="Normal"/>
+    <w:basedOn w:val="a"/>
+    <w:next w:val="a"/>
     <w:uiPriority w:val="10"/>
     <w:qFormat/>
     <w:pPr>
@@ -22322,10 +22356,10 @@
       <w:szCs w:val="72"/>
     </w:rPr>
   </w:style>
-  <w:style w:type="character" w:customStyle="1" w:styleId="Heading1Char">
-    <w:name w:val="Heading 1 Char"/>
-    <w:basedOn w:val="DefaultParagraphFont"/>
-    <w:link w:val="Heading1"/>
+  <w:style w:type="character" w:customStyle="1" w:styleId="10">
+    <w:name w:val="Заголовок 1 Знак"/>
+    <w:basedOn w:val="a0"/>
+    <w:link w:val="1"/>
     <w:uiPriority w:val="9"/>
     <w:rsid w:val="00663A51"/>
     <w:rPr>
@@ -22337,10 +22371,10 @@
       <w:lang w:eastAsia="uk-UA"/>
     </w:rPr>
   </w:style>
-  <w:style w:type="character" w:customStyle="1" w:styleId="Heading2Char">
-    <w:name w:val="Heading 2 Char"/>
-    <w:basedOn w:val="DefaultParagraphFont"/>
-    <w:link w:val="Heading2"/>
+  <w:style w:type="character" w:customStyle="1" w:styleId="20">
+    <w:name w:val="Заголовок 2 Знак"/>
+    <w:basedOn w:val="a0"/>
+    <w:link w:val="2"/>
     <w:uiPriority w:val="99"/>
     <w:rsid w:val="00663A51"/>
     <w:rPr>
@@ -22351,10 +22385,10 @@
       <w:lang w:val="en-US" w:eastAsia="uk-UA"/>
     </w:rPr>
   </w:style>
-  <w:style w:type="character" w:customStyle="1" w:styleId="Heading3Char">
-    <w:name w:val="Heading 3 Char"/>
-    <w:basedOn w:val="DefaultParagraphFont"/>
-    <w:link w:val="Heading3"/>
+  <w:style w:type="character" w:customStyle="1" w:styleId="30">
+    <w:name w:val="Заголовок 3 Знак"/>
+    <w:basedOn w:val="a0"/>
+    <w:link w:val="3"/>
     <w:uiPriority w:val="99"/>
     <w:rsid w:val="00663A51"/>
     <w:rPr>
@@ -22365,7 +22399,7 @@
       <w:lang w:val="en-US" w:eastAsia="uk-UA"/>
     </w:rPr>
   </w:style>
-  <w:style w:type="paragraph" w:styleId="NoSpacing">
+  <w:style w:type="paragraph" w:styleId="a4">
     <w:name w:val="No Spacing"/>
     <w:uiPriority w:val="1"/>
     <w:qFormat/>
@@ -22374,10 +22408,10 @@
       <w:spacing w:after="0" w:line="240" w:lineRule="auto"/>
     </w:pPr>
   </w:style>
-  <w:style w:type="paragraph" w:styleId="Subtitle">
+  <w:style w:type="paragraph" w:styleId="a5">
     <w:name w:val="Subtitle"/>
-    <w:basedOn w:val="Normal"/>
-    <w:next w:val="Normal"/>
+    <w:basedOn w:val="a"/>
+    <w:next w:val="a"/>
     <w:uiPriority w:val="11"/>
     <w:qFormat/>
     <w:pPr>

--- a/flow/20230914_vu_template/vu_template_parts.docx
+++ b/flow/20230914_vu_template/vu_template_parts.docx
@@ -14730,12 +14730,21 @@
       <w:r>
         <w:rPr>
           <w:rFonts w:ascii="Times New Roman" w:eastAsia="Times New Roman" w:hAnsi="Times New Roman" w:cs="Times New Roman"/>
+          <w:i/>
+          <w:color w:val="FF0000"/>
           <w:sz w:val="24"/>
           <w:szCs w:val="24"/>
           <w:highlight w:val="yellow"/>
-          <w:lang w:val="uk-UA"/>
-        </w:rPr>
-        <w:t xml:space="preserve">Івана </w:t>
+        </w:rPr>
+        <w:t>ВКАЗАТИ</w:t>
+      </w:r>
+      <w:r>
+        <w:rPr>
+          <w:rFonts w:ascii="Times New Roman" w:eastAsia="Times New Roman" w:hAnsi="Times New Roman" w:cs="Times New Roman"/>
+          <w:sz w:val="24"/>
+          <w:szCs w:val="24"/>
+        </w:rPr>
+        <w:t xml:space="preserve"> </w:t>
       </w:r>
       <w:r>
         <w:rPr>
@@ -14806,21 +14815,91 @@
         <w:spacing w:after="120"/>
         <w:jc w:val="both"/>
         <w:rPr>
+          <w:rFonts w:ascii="Times New Roman" w:eastAsia="Times New Roman" w:hAnsi="Times New Roman" w:cs="Times New Roman"/>
+          <w:i/>
+          <w:color w:val="FF0000"/>
+          <w:sz w:val="24"/>
+          <w:szCs w:val="24"/>
+          <w:lang w:val="uk-UA"/>
+        </w:rPr>
+      </w:pPr>
+      <w:r>
+        <w:rPr>
+          <w:rFonts w:ascii="Times New Roman" w:eastAsia="Times New Roman" w:hAnsi="Times New Roman" w:cs="Times New Roman"/>
+          <w:i/>
+          <w:color w:val="FF0000"/>
+          <w:sz w:val="24"/>
+          <w:szCs w:val="24"/>
+          <w:lang w:val="uk-UA"/>
+        </w:rPr>
+        <w:t>Священник сам читає Євангеліє.</w:t>
+      </w:r>
+    </w:p>
+    <w:p>
+      <w:pPr>
+        <w:spacing w:after="120"/>
+        <w:jc w:val="both"/>
+        <w:rPr>
           <w:rFonts w:ascii="Times New Roman" w:hAnsi="Times New Roman" w:cs="Times New Roman"/>
-          <w:lang w:val="uk-UA"/>
-        </w:rPr>
-      </w:pPr>
-      <w:r>
-        <w:rPr>
-          <w:rFonts w:ascii="Times New Roman" w:eastAsia="Times New Roman" w:hAnsi="Times New Roman" w:cs="Times New Roman"/>
-          <w:i/>
-          <w:color w:val="FF0000"/>
-          <w:sz w:val="24"/>
-          <w:szCs w:val="24"/>
-          <w:lang w:val="uk-UA"/>
-        </w:rPr>
-        <w:t>Священник сам читає Євангеліє.</w:t>
-      </w:r>
+          <w:i/>
+          <w:color w:val="FF0000"/>
+          <w:sz w:val="24"/>
+          <w:szCs w:val="24"/>
+        </w:rPr>
+      </w:pPr>
+      <w:r>
+        <w:rPr>
+          <w:rFonts w:ascii="Times New Roman" w:eastAsia="Times New Roman" w:hAnsi="Times New Roman" w:cs="Times New Roman"/>
+          <w:i/>
+          <w:color w:val="FF0000"/>
+          <w:sz w:val="24"/>
+          <w:szCs w:val="24"/>
+          <w:highlight w:val="yellow"/>
+        </w:rPr>
+        <w:t>ТЕКСТ ЄВАНГЕЛІЯ</w:t>
+      </w:r>
+    </w:p>
+    <w:p>
+      <w:pPr>
+        <w:spacing w:after="120"/>
+        <w:jc w:val="both"/>
+        <w:rPr>
+          <w:rFonts w:ascii="Times New Roman" w:eastAsia="Times New Roman" w:hAnsi="Times New Roman" w:cs="Times New Roman"/>
+          <w:sz w:val="24"/>
+          <w:szCs w:val="24"/>
+          <w:lang w:val="uk-UA"/>
+        </w:rPr>
+      </w:pPr>
+      <w:r>
+        <w:rPr>
+          <w:rFonts w:ascii="Times New Roman" w:eastAsia="Times New Roman" w:hAnsi="Times New Roman" w:cs="Times New Roman"/>
+          <w:i/>
+          <w:color w:val="FF0000"/>
+          <w:sz w:val="24"/>
+          <w:szCs w:val="24"/>
+          <w:lang w:val="uk-UA"/>
+        </w:rPr>
+        <w:t>Вірні:</w:t>
+      </w:r>
+      <w:r>
+        <w:rPr>
+          <w:rFonts w:ascii="Times New Roman" w:eastAsia="Times New Roman" w:hAnsi="Times New Roman" w:cs="Times New Roman"/>
+          <w:sz w:val="24"/>
+          <w:szCs w:val="24"/>
+          <w:lang w:val="uk-UA"/>
+        </w:rPr>
+        <w:t xml:space="preserve"> Слава тобі, Господи, слава тобі.</w:t>
+      </w:r>
+    </w:p>
+    <w:p>
+      <w:pPr>
+        <w:spacing w:after="120"/>
+        <w:jc w:val="both"/>
+        <w:rPr>
+          <w:rFonts w:ascii="Times New Roman" w:hAnsi="Times New Roman" w:cs="Times New Roman"/>
+          <w:lang w:val="uk-UA"/>
+        </w:rPr>
+      </w:pPr>
     </w:p>
     <w:p>
       <w:pPr>
@@ -15359,6 +15438,7 @@
           <w:szCs w:val="24"/>
           <w:lang w:val="uk-UA"/>
         </w:rPr>
+        <w:lastRenderedPageBreak/>
         <w:t>Тоді вподобаєш собі жертву правди, приношення і всепалення;* тоді покладуть на вівтар твій тельців.</w:t>
       </w:r>
     </w:p>
@@ -15389,7 +15469,6 @@
           <w:rFonts w:ascii="Times New Roman" w:hAnsi="Times New Roman" w:cs="Times New Roman"/>
           <w:lang w:val="uk-UA"/>
         </w:rPr>
-        <w:lastRenderedPageBreak/>
         <w:t>#</w:t>
       </w:r>
       <w:r>
@@ -15805,7 +15884,18 @@
           <w:u w:val="single"/>
           <w:lang w:val="uk-UA"/>
         </w:rPr>
-        <w:t>[Господи, Боже наш! Ти за покаяння дарував людям відпущення, нам же, як образ пізнання і визнання гріхів, показав покаяння і прощення пророка Давида. Тож, Владико, помилуй з великої милости Твоєї нас, що в чимало великих гріхів впали, і по багатстві ласк Твоїх очисти беззаконня наші, бо перед Тобою згрішили ми, Господи, що невідомі й таємні речі серця людського знаєш, і єдиний Ти маєш владу прощати гріхи. Серце ж чисте вчини в нас і Духом владичним утверди нас, і радість спасіння Твого яви нам. Не відкинь нас від лиця Твого, але дозволь, як благий і людинолюбний, аж до останнього нашого віддиху появляти Тобі жертву справедливости й приноси на святих Твоїх жертовниках.]</w:t>
+        <w:t xml:space="preserve">[Господи, Боже наш! Ти за покаяння дарував людям відпущення, нам же, як образ пізнання і визнання гріхів, показав покаяння і прощення пророка Давида. Тож, Владико, помилуй з великої милости Твоєї нас, що в чимало великих гріхів впали, і по багатстві ласк Твоїх очисти беззаконня наші, бо перед Тобою згрішили ми, Господи, що невідомі й таємні речі серця людського знаєш, і єдиний Ти маєш владу прощати гріхи. Серце ж чисте вчини в нас і Духом </w:t>
+      </w:r>
+      <w:r>
+        <w:rPr>
+          <w:rFonts w:ascii="Times New Roman" w:eastAsia="Times New Roman" w:hAnsi="Times New Roman" w:cs="Times New Roman"/>
+          <w:sz w:val="24"/>
+          <w:szCs w:val="24"/>
+          <w:u w:val="single"/>
+          <w:lang w:val="uk-UA"/>
+        </w:rPr>
+        <w:lastRenderedPageBreak/>
+        <w:t>владичним утверди нас, і радість спасіння Твого яви нам. Не відкинь нас від лиця Твого, але дозволь, як благий і людинолюбний, аж до останнього нашого віддиху появляти Тобі жертву справедливости й приноси на святих Твоїх жертовниках.]</w:t>
       </w:r>
     </w:p>
     <w:p>
@@ -15825,7 +15915,6 @@
           <w:szCs w:val="24"/>
           <w:lang w:val="uk-UA"/>
         </w:rPr>
-        <w:lastRenderedPageBreak/>
         <w:t xml:space="preserve">Священник: </w:t>
       </w:r>
       <w:r>
@@ -16440,6 +16529,7 @@
           <w:szCs w:val="24"/>
           <w:lang w:val="uk-UA"/>
         </w:rPr>
+        <w:lastRenderedPageBreak/>
         <w:t>Вірні:</w:t>
       </w:r>
       <w:r>
@@ -16475,7 +16565,6 @@
           <w:u w:val="single"/>
           <w:lang w:val="uk-UA"/>
         </w:rPr>
-        <w:lastRenderedPageBreak/>
         <w:t>[Благодаримо Тебе, Господи, Боже спасіння нашого, бо ти все робиш для добра життя нашого, щоб ми завжди на тебе споглядали, Спасителю й Доброчинцю душ наших. Бо ти дав спокій нам у час минулої ночі й підвів нас, щоб ми поклонялися величному імені твоєму. Тому молимо тебе, Господи: Дай нам ласку й силу, щоб ми стали гідними співати тобі розумно й молитися безупинно та в страсі і тремтінні над нашим спасінням працювали, при заступництві Христа твого. Пом'яни, Господи, і тих, що вночі до тебе кличуть. Вислухай їх і помилуй, і круши під ноги їх невидимих і войовничих ворогів.]</w:t>
       </w:r>
     </w:p>
@@ -17063,6 +17152,7 @@
           <w:szCs w:val="24"/>
           <w:lang w:val="uk-UA"/>
         </w:rPr>
+        <w:lastRenderedPageBreak/>
         <w:t>Вірні:</w:t>
       </w:r>
       <w:r>
@@ -17098,7 +17188,6 @@
           <w:u w:val="single"/>
           <w:lang w:val="uk-UA"/>
         </w:rPr>
-        <w:lastRenderedPageBreak/>
         <w:t>[Боже, Боже наш! Ти сотворив розумні й духовні сили своєю волею. Тебе просимо й Тобі молимося: Прийми наші посильні величання з усіма Твоїми творіннями і збагати щедрими даруваннями Твоєї ласки. Бо перед Тобою згинається всяке коліно: на небі, на землі й під землею, і все, що живе, і все створіння оспівує неосяжну Твою славу, бо Ти Бог правдивий і вельми милостивий.]</w:t>
       </w:r>
     </w:p>
@@ -17852,6 +17941,7 @@
           <w:szCs w:val="24"/>
           <w:lang w:val="uk-UA"/>
         </w:rPr>
+        <w:lastRenderedPageBreak/>
         <w:t>Нехай Ізраїль своїм Творцем радіє,* нехай своїм царем сини Сіону веселяться.</w:t>
       </w:r>
     </w:p>
@@ -17873,7 +17963,6 @@
           <w:szCs w:val="24"/>
           <w:lang w:val="uk-UA"/>
         </w:rPr>
-        <w:lastRenderedPageBreak/>
         <w:t>Нехай хвалять ім'я його танком,* при бубні й при гарфі нехай йому співають.</w:t>
       </w:r>
     </w:p>
@@ -18629,6 +18718,7 @@
           <w:szCs w:val="24"/>
           <w:lang w:val="uk-UA"/>
         </w:rPr>
+        <w:lastRenderedPageBreak/>
         <w:t>Хваліте його за його подвиги великі,* хваліте його в його величі безмежній.</w:t>
       </w:r>
     </w:p>
@@ -18650,7 +18740,6 @@
           <w:szCs w:val="24"/>
           <w:lang w:val="uk-UA"/>
         </w:rPr>
-        <w:lastRenderedPageBreak/>
         <w:t>Хваліте його звуком рогу,* хваліте його на гарфі й на гуслах.</w:t>
       </w:r>
     </w:p>
@@ -19248,6 +19337,7 @@
           <w:szCs w:val="24"/>
           <w:lang w:val="uk-UA"/>
         </w:rPr>
+        <w:lastRenderedPageBreak/>
         <w:t>Господи, до тебе я прибігаю,* навчи мене творити твою волю, бо ти Бог мій.</w:t>
       </w:r>
     </w:p>
@@ -19269,7 +19359,6 @@
           <w:szCs w:val="24"/>
           <w:lang w:val="uk-UA"/>
         </w:rPr>
-        <w:lastRenderedPageBreak/>
         <w:t>Бо в тебе є джерело життя,* у твоїм світлі побачимо світло.</w:t>
       </w:r>
     </w:p>
@@ -19877,6 +19966,7 @@
           <w:szCs w:val="24"/>
           <w:lang w:val="uk-UA"/>
         </w:rPr>
+        <w:lastRenderedPageBreak/>
         <w:t>Нехай буде, Господи, милість твоя на нас,* бо ми надіємось на тебе.</w:t>
       </w:r>
     </w:p>
@@ -19898,7 +19988,6 @@
           <w:szCs w:val="24"/>
           <w:lang w:val="uk-UA"/>
         </w:rPr>
-        <w:lastRenderedPageBreak/>
         <w:t>Благословенний ти, Господи,* навчи мене установ твоїх.</w:t>
       </w:r>
     </w:p>
@@ -20645,18 +20734,8 @@
           <w:u w:val="single"/>
           <w:lang w:val="uk-UA"/>
         </w:rPr>
-        <w:t xml:space="preserve">[Владико, Боже святий і неосяжний, що казав із темряви світлові засіяти, що заспокоїв нас у нічному сні й підвів до величання і моління Твоєї доброти! Ти, що даєш себе умолити задля </w:t>
-      </w:r>
-      <w:r>
-        <w:rPr>
-          <w:rFonts w:ascii="Times New Roman" w:eastAsia="Times New Roman" w:hAnsi="Times New Roman" w:cs="Times New Roman"/>
-          <w:sz w:val="24"/>
-          <w:szCs w:val="24"/>
-          <w:u w:val="single"/>
-          <w:lang w:val="uk-UA"/>
-        </w:rPr>
         <w:lastRenderedPageBreak/>
-        <w:t>свого милосердя, прийми і нині нас, що поклоняємося Тобі й по силі благодаримо Тебе; і даруй нам те, чого просимо задля спасіння. Вчини нас синами світла і дня та спадкоємцями вічних Твоїх благ. Пом'яни, Господи, за багатством ласк Твоїх усіх людей, що є і моляться з нами, і всю братію нашу на землі й на морі, і на всякому місці володіння Твого, що потребують Твоєї любови й помочі. Усім вияви велику Твою милість, щоб спасенні, як душею так і тілом, завжди перебували й відважно славили чудне й благословенне ім'я Твоє.]</w:t>
+        <w:t>[Владико, Боже святий і неосяжний, що казав із темряви світлові засіяти, що заспокоїв нас у нічному сні й підвів до величання і моління Твоєї доброти! Ти, що даєш себе умолити задля свого милосердя, прийми і нині нас, що поклоняємося Тобі й по силі благодаримо Тебе; і даруй нам те, чого просимо задля спасіння. Вчини нас синами світла і дня та спадкоємцями вічних Твоїх благ. Пом'яни, Господи, за багатством ласк Твоїх усіх людей, що є і моляться з нами, і всю братію нашу на землі й на морі, і на всякому місці володіння Твого, що потребують Твоєї любови й помочі. Усім вияви велику Твою милість, щоб спасенні, як душею так і тілом, завжди перебували й відважно славили чудне й благословенне ім'я Твоє.]</w:t>
       </w:r>
     </w:p>
     <w:p>

--- a/flow/20230914_vu_template/vu_template_parts.docx
+++ b/flow/20230914_vu_template/vu_template_parts.docx
@@ -4,7 +4,7 @@
   <w:body>
     <w:p>
       <w:pPr>
-        <w:pStyle w:val="1"/>
+        <w:pStyle w:val="Heading1"/>
         <w:rPr>
           <w:rFonts w:ascii="Times New Roman" w:hAnsi="Times New Roman" w:cs="Times New Roman"/>
           <w:highlight w:val="white"/>
@@ -22,7 +22,7 @@
     </w:p>
     <w:p>
       <w:pPr>
-        <w:pStyle w:val="1"/>
+        <w:pStyle w:val="Heading1"/>
         <w:spacing w:after="120"/>
         <w:jc w:val="center"/>
         <w:rPr>
@@ -452,7 +452,7 @@
     </w:p>
     <w:p>
       <w:pPr>
-        <w:pStyle w:val="2"/>
+        <w:pStyle w:val="Heading2"/>
         <w:spacing w:before="0" w:after="120"/>
         <w:jc w:val="center"/>
         <w:rPr>
@@ -1223,7 +1223,7 @@
     </w:p>
     <w:p>
       <w:pPr>
-        <w:pStyle w:val="3"/>
+        <w:pStyle w:val="Heading3"/>
         <w:spacing w:before="0" w:after="120"/>
         <w:jc w:val="center"/>
         <w:rPr>
@@ -1553,7 +1553,7 @@
     </w:p>
     <w:p>
       <w:pPr>
-        <w:pStyle w:val="2"/>
+        <w:pStyle w:val="Heading2"/>
         <w:spacing w:before="0" w:after="120"/>
         <w:jc w:val="center"/>
         <w:rPr>
@@ -2416,7 +2416,7 @@
     </w:p>
     <w:p>
       <w:pPr>
-        <w:pStyle w:val="1"/>
+        <w:pStyle w:val="Heading1"/>
         <w:rPr>
           <w:rFonts w:ascii="Times New Roman" w:hAnsi="Times New Roman" w:cs="Times New Roman"/>
           <w:highlight w:val="white"/>
@@ -2448,7 +2448,7 @@
     </w:p>
     <w:p>
       <w:pPr>
-        <w:pStyle w:val="3"/>
+        <w:pStyle w:val="Heading3"/>
         <w:spacing w:before="0" w:after="120"/>
         <w:jc w:val="center"/>
         <w:rPr>
@@ -2777,7 +2777,7 @@
     </w:p>
     <w:p>
       <w:pPr>
-        <w:pStyle w:val="3"/>
+        <w:pStyle w:val="Heading3"/>
         <w:spacing w:before="0" w:after="120"/>
         <w:jc w:val="center"/>
         <w:rPr>
@@ -3040,7 +3040,7 @@
     </w:p>
     <w:p>
       <w:pPr>
-        <w:pStyle w:val="1"/>
+        <w:pStyle w:val="Heading1"/>
         <w:rPr>
           <w:rFonts w:ascii="Times New Roman" w:hAnsi="Times New Roman" w:cs="Times New Roman"/>
           <w:highlight w:val="white"/>
@@ -3058,7 +3058,7 @@
     </w:p>
     <w:p>
       <w:pPr>
-        <w:pStyle w:val="2"/>
+        <w:pStyle w:val="Heading2"/>
         <w:spacing w:before="0" w:after="120"/>
         <w:jc w:val="center"/>
         <w:rPr>
@@ -4158,7 +4158,7 @@
     </w:p>
     <w:p>
       <w:pPr>
-        <w:pStyle w:val="1"/>
+        <w:pStyle w:val="Heading1"/>
         <w:rPr>
           <w:rFonts w:ascii="Times New Roman" w:hAnsi="Times New Roman" w:cs="Times New Roman"/>
           <w:lang w:val="uk-UA"/>
@@ -4275,7 +4275,7 @@
     </w:p>
     <w:p>
       <w:pPr>
-        <w:pStyle w:val="1"/>
+        <w:pStyle w:val="Heading1"/>
         <w:rPr>
           <w:rFonts w:ascii="Times New Roman" w:hAnsi="Times New Roman" w:cs="Times New Roman"/>
           <w:lang w:val="uk-UA"/>
@@ -4291,7 +4291,7 @@
     </w:p>
     <w:p>
       <w:pPr>
-        <w:pStyle w:val="2"/>
+        <w:pStyle w:val="Heading2"/>
         <w:spacing w:before="0" w:after="120"/>
         <w:jc w:val="center"/>
         <w:rPr>
@@ -4483,7 +4483,7 @@
     </w:p>
     <w:p>
       <w:pPr>
-        <w:pStyle w:val="1"/>
+        <w:pStyle w:val="Heading1"/>
         <w:rPr>
           <w:rFonts w:ascii="Times New Roman" w:hAnsi="Times New Roman" w:cs="Times New Roman"/>
           <w:lang w:val="uk-UA"/>
@@ -4499,7 +4499,7 @@
     </w:p>
     <w:p>
       <w:pPr>
-        <w:pStyle w:val="2"/>
+        <w:pStyle w:val="Heading2"/>
         <w:spacing w:before="0" w:after="120"/>
         <w:jc w:val="center"/>
         <w:rPr>
@@ -4870,7 +4870,7 @@
     </w:p>
     <w:p>
       <w:pPr>
-        <w:pStyle w:val="1"/>
+        <w:pStyle w:val="Heading1"/>
         <w:rPr>
           <w:rFonts w:ascii="Times New Roman" w:hAnsi="Times New Roman" w:cs="Times New Roman"/>
           <w:highlight w:val="white"/>
@@ -4888,7 +4888,7 @@
     </w:p>
     <w:p>
       <w:pPr>
-        <w:pStyle w:val="3"/>
+        <w:pStyle w:val="Heading3"/>
         <w:spacing w:before="0" w:after="120"/>
         <w:jc w:val="center"/>
         <w:rPr>
@@ -5415,7 +5415,7 @@
     </w:p>
     <w:p>
       <w:pPr>
-        <w:pStyle w:val="1"/>
+        <w:pStyle w:val="Heading1"/>
         <w:rPr>
           <w:rFonts w:ascii="Times New Roman" w:hAnsi="Times New Roman" w:cs="Times New Roman"/>
           <w:highlight w:val="white"/>
@@ -5433,7 +5433,7 @@
     </w:p>
     <w:p>
       <w:pPr>
-        <w:pStyle w:val="3"/>
+        <w:pStyle w:val="Heading3"/>
         <w:spacing w:before="0" w:after="120"/>
         <w:jc w:val="center"/>
         <w:rPr>
@@ -5649,7 +5649,7 @@
     </w:p>
     <w:p>
       <w:pPr>
-        <w:pStyle w:val="3"/>
+        <w:pStyle w:val="Heading3"/>
         <w:spacing w:before="0" w:after="120"/>
         <w:jc w:val="center"/>
         <w:rPr>
@@ -6494,7 +6494,7 @@
     </w:p>
     <w:p>
       <w:pPr>
-        <w:pStyle w:val="1"/>
+        <w:pStyle w:val="Heading1"/>
         <w:rPr>
           <w:rFonts w:ascii="Times New Roman" w:hAnsi="Times New Roman" w:cs="Times New Roman"/>
           <w:lang w:val="uk-UA"/>
@@ -6510,7 +6510,7 @@
     </w:p>
     <w:p>
       <w:pPr>
-        <w:pStyle w:val="3"/>
+        <w:pStyle w:val="Heading3"/>
         <w:spacing w:before="0" w:after="120"/>
         <w:jc w:val="center"/>
         <w:rPr>
@@ -6808,7 +6808,7 @@
     </w:p>
     <w:p>
       <w:pPr>
-        <w:pStyle w:val="1"/>
+        <w:pStyle w:val="Heading1"/>
         <w:rPr>
           <w:rFonts w:ascii="Times New Roman" w:hAnsi="Times New Roman" w:cs="Times New Roman"/>
           <w:lang w:val="uk-UA"/>
@@ -6824,7 +6824,7 @@
     </w:p>
     <w:p>
       <w:pPr>
-        <w:pStyle w:val="3"/>
+        <w:pStyle w:val="Heading3"/>
         <w:spacing w:before="0" w:after="120"/>
         <w:jc w:val="center"/>
         <w:rPr>
@@ -6922,7 +6922,7 @@
     </w:p>
     <w:p>
       <w:pPr>
-        <w:pStyle w:val="1"/>
+        <w:pStyle w:val="Heading1"/>
         <w:rPr>
           <w:rFonts w:ascii="Times New Roman" w:hAnsi="Times New Roman" w:cs="Times New Roman"/>
           <w:lang w:val="uk-UA"/>
@@ -6938,7 +6938,7 @@
     </w:p>
     <w:p>
       <w:pPr>
-        <w:pStyle w:val="2"/>
+        <w:pStyle w:val="Heading2"/>
         <w:spacing w:before="0" w:after="120"/>
         <w:jc w:val="center"/>
         <w:rPr>
@@ -7233,7 +7233,7 @@
     </w:p>
     <w:p>
       <w:pPr>
-        <w:pStyle w:val="1"/>
+        <w:pStyle w:val="Heading1"/>
         <w:rPr>
           <w:rFonts w:ascii="Times New Roman" w:hAnsi="Times New Roman" w:cs="Times New Roman"/>
           <w:lang w:val="uk-UA"/>
@@ -7249,7 +7249,7 @@
     </w:p>
     <w:p>
       <w:pPr>
-        <w:pStyle w:val="2"/>
+        <w:pStyle w:val="Heading2"/>
         <w:spacing w:before="0" w:after="120"/>
         <w:jc w:val="center"/>
         <w:rPr>
@@ -7681,25 +7681,96 @@
     </w:p>
     <w:p>
       <w:pPr>
+        <w:pStyle w:val="Heading1"/>
         <w:rPr>
           <w:rFonts w:ascii="Times New Roman" w:hAnsi="Times New Roman" w:cs="Times New Roman"/>
           <w:lang w:val="uk-UA"/>
         </w:rPr>
       </w:pPr>
-    </w:p>
-    <w:p>
-      <w:pPr>
-        <w:pStyle w:val="1"/>
+      <w:r>
         <w:rPr>
           <w:rFonts w:ascii="Times New Roman" w:hAnsi="Times New Roman" w:cs="Times New Roman"/>
           <w:lang w:val="uk-UA"/>
         </w:rPr>
-      </w:pPr>
+        <w:t>#</w:t>
+      </w:r>
       <w:r>
         <w:rPr>
           <w:rFonts w:ascii="Times New Roman" w:hAnsi="Times New Roman" w:cs="Times New Roman"/>
           <w:lang w:val="uk-UA"/>
         </w:rPr>
+        <w:t>тропар_вкінці_вечірня</w:t>
+      </w:r>
+    </w:p>
+    <w:p>
+      <w:pPr>
+        <w:pStyle w:val="Heading3"/>
+        <w:spacing w:before="0" w:after="120"/>
+        <w:jc w:val="center"/>
+        <w:rPr>
+          <w:rFonts w:ascii="Times New Roman" w:eastAsia="Times New Roman" w:hAnsi="Times New Roman" w:cs="Times New Roman"/>
+          <w:b/>
+          <w:i/>
+          <w:color w:val="FF0000"/>
+          <w:lang w:val="uk-UA"/>
+        </w:rPr>
+      </w:pPr>
+      <w:r>
+        <w:rPr>
+          <w:rFonts w:ascii="Times New Roman" w:eastAsia="Times New Roman" w:hAnsi="Times New Roman" w:cs="Times New Roman"/>
+          <w:b/>
+          <w:i/>
+          <w:color w:val="FF0000"/>
+          <w:lang w:val="uk-UA"/>
+        </w:rPr>
+        <w:t>Після Вечірні</w:t>
+      </w:r>
+    </w:p>
+    <w:p>
+      <w:pPr>
+        <w:spacing w:after="120"/>
+        <w:jc w:val="both"/>
+        <w:rPr>
+          <w:rFonts w:ascii="Times New Roman" w:hAnsi="Times New Roman"/>
+          <w:sz w:val="24"/>
+          <w:szCs w:val="24"/>
+          <w:lang w:val="uk-UA"/>
+        </w:rPr>
+      </w:pPr>
+      <w:r>
+        <w:rPr>
+          <w:rFonts w:ascii="Times New Roman" w:hAnsi="Times New Roman"/>
+          <w:i/>
+          <w:color w:val="FF0000"/>
+          <w:sz w:val="24"/>
+          <w:szCs w:val="24"/>
+          <w:lang w:val="uk-UA"/>
+        </w:rPr>
+        <w:t xml:space="preserve">Вірні: </w:t>
+      </w:r>
+      <w:r>
+        <w:rPr>
+          <w:rFonts w:ascii="Times New Roman" w:hAnsi="Times New Roman"/>
+          <w:sz w:val="24"/>
+          <w:szCs w:val="24"/>
+          <w:lang w:val="uk-UA"/>
+        </w:rPr>
+        <w:t>Владичице, прийми моління слуг твоїх* і визволь нас від усякої нужди і печалі.</w:t>
+      </w:r>
+    </w:p>
+    <w:p>
+      <w:pPr>
+        <w:pStyle w:val="Heading1"/>
+        <w:rPr>
+          <w:rFonts w:ascii="Times New Roman" w:hAnsi="Times New Roman" w:cs="Times New Roman"/>
+          <w:lang w:val="uk-UA"/>
+        </w:rPr>
+      </w:pPr>
+      <w:r>
+        <w:rPr>
+          <w:rFonts w:ascii="Times New Roman" w:hAnsi="Times New Roman" w:cs="Times New Roman"/>
+          <w:lang w:val="uk-UA"/>
+        </w:rPr>
         <w:t>#утреня</w:t>
       </w:r>
     </w:p>
@@ -7724,7 +7795,7 @@
     </w:p>
     <w:p>
       <w:pPr>
-        <w:pStyle w:val="1"/>
+        <w:pStyle w:val="Heading1"/>
         <w:spacing w:after="120"/>
         <w:jc w:val="center"/>
         <w:rPr>
@@ -7923,7 +7994,7 @@
     </w:p>
     <w:p>
       <w:pPr>
-        <w:pStyle w:val="2"/>
+        <w:pStyle w:val="Heading2"/>
         <w:spacing w:before="0" w:after="120"/>
         <w:jc w:val="center"/>
         <w:rPr>
@@ -10354,7 +10425,7 @@
     </w:p>
     <w:p>
       <w:pPr>
-        <w:pStyle w:val="3"/>
+        <w:pStyle w:val="Heading3"/>
         <w:spacing w:before="0" w:after="120"/>
         <w:jc w:val="center"/>
         <w:rPr>
@@ -11029,7 +11100,7 @@
     </w:p>
     <w:p>
       <w:pPr>
-        <w:pStyle w:val="3"/>
+        <w:pStyle w:val="Heading3"/>
         <w:spacing w:before="0" w:after="120"/>
         <w:jc w:val="center"/>
         <w:rPr>
@@ -11892,7 +11963,7 @@
     </w:p>
     <w:p>
       <w:pPr>
-        <w:pStyle w:val="3"/>
+        <w:pStyle w:val="Heading3"/>
         <w:spacing w:before="0" w:after="120"/>
         <w:jc w:val="center"/>
         <w:rPr>
@@ -12156,7 +12227,7 @@
     </w:p>
     <w:p>
       <w:pPr>
-        <w:pStyle w:val="1"/>
+        <w:pStyle w:val="Heading1"/>
         <w:rPr>
           <w:rFonts w:ascii="Times New Roman" w:hAnsi="Times New Roman" w:cs="Times New Roman"/>
           <w:lang w:val="uk-UA"/>
@@ -12172,7 +12243,7 @@
     </w:p>
     <w:p>
       <w:pPr>
-        <w:pStyle w:val="3"/>
+        <w:pStyle w:val="Heading3"/>
         <w:spacing w:before="0" w:after="120"/>
         <w:jc w:val="center"/>
         <w:rPr>
@@ -12274,7 +12345,7 @@
     </w:p>
     <w:p>
       <w:pPr>
-        <w:pStyle w:val="1"/>
+        <w:pStyle w:val="Heading1"/>
         <w:rPr>
           <w:rFonts w:ascii="Times New Roman" w:hAnsi="Times New Roman" w:cs="Times New Roman"/>
           <w:lang w:val="uk-UA"/>
@@ -12343,7 +12414,7 @@
     </w:p>
     <w:p>
       <w:pPr>
-        <w:pStyle w:val="3"/>
+        <w:pStyle w:val="Heading3"/>
         <w:spacing w:before="0" w:after="120"/>
         <w:jc w:val="center"/>
         <w:rPr>
@@ -12616,7 +12687,7 @@
     </w:p>
     <w:p>
       <w:pPr>
-        <w:pStyle w:val="1"/>
+        <w:pStyle w:val="Heading1"/>
         <w:rPr>
           <w:rFonts w:ascii="Times New Roman" w:hAnsi="Times New Roman" w:cs="Times New Roman"/>
           <w:lang w:val="uk-UA"/>
@@ -12657,7 +12728,7 @@
     </w:p>
     <w:p>
       <w:pPr>
-        <w:pStyle w:val="3"/>
+        <w:pStyle w:val="Heading3"/>
         <w:spacing w:before="0" w:after="120"/>
         <w:jc w:val="center"/>
         <w:rPr>
@@ -12929,7 +13000,7 @@
     </w:p>
     <w:p>
       <w:pPr>
-        <w:pStyle w:val="1"/>
+        <w:pStyle w:val="Heading1"/>
         <w:rPr>
           <w:rFonts w:ascii="Times New Roman" w:hAnsi="Times New Roman" w:cs="Times New Roman"/>
           <w:lang w:val="uk-UA"/>
@@ -12946,7 +13017,7 @@
     </w:p>
     <w:p>
       <w:pPr>
-        <w:pStyle w:val="3"/>
+        <w:pStyle w:val="Heading3"/>
         <w:spacing w:before="0" w:after="120"/>
         <w:jc w:val="center"/>
         <w:rPr>
@@ -13323,7 +13394,7 @@
     </w:p>
     <w:p>
       <w:pPr>
-        <w:pStyle w:val="3"/>
+        <w:pStyle w:val="Heading3"/>
         <w:spacing w:before="0" w:after="120"/>
         <w:jc w:val="center"/>
         <w:rPr>
@@ -13751,7 +13822,7 @@
     </w:p>
     <w:p>
       <w:pPr>
-        <w:pStyle w:val="3"/>
+        <w:pStyle w:val="Heading3"/>
         <w:spacing w:before="0" w:after="120"/>
         <w:jc w:val="center"/>
         <w:rPr>
@@ -14037,7 +14108,7 @@
     </w:p>
     <w:p>
       <w:pPr>
-        <w:pStyle w:val="1"/>
+        <w:pStyle w:val="Heading1"/>
         <w:rPr>
           <w:rFonts w:ascii="Times New Roman" w:hAnsi="Times New Roman" w:cs="Times New Roman"/>
           <w:lang w:val="uk-UA"/>
@@ -14053,7 +14124,7 @@
     </w:p>
     <w:p>
       <w:pPr>
-        <w:pStyle w:val="2"/>
+        <w:pStyle w:val="Heading2"/>
         <w:keepLines w:val="0"/>
         <w:spacing w:before="0" w:after="120"/>
         <w:jc w:val="center"/>
@@ -14164,7 +14235,7 @@
     </w:p>
     <w:p>
       <w:pPr>
-        <w:pStyle w:val="1"/>
+        <w:pStyle w:val="Heading1"/>
         <w:rPr>
           <w:rFonts w:ascii="Times New Roman" w:hAnsi="Times New Roman" w:cs="Times New Roman"/>
           <w:lang w:val="uk-UA"/>
@@ -14903,7 +14974,7 @@
     </w:p>
     <w:p>
       <w:pPr>
-        <w:pStyle w:val="1"/>
+        <w:pStyle w:val="Heading1"/>
         <w:rPr>
           <w:rFonts w:ascii="Times New Roman" w:hAnsi="Times New Roman" w:cs="Times New Roman"/>
           <w:lang w:val="uk-UA"/>
@@ -14919,7 +14990,7 @@
     </w:p>
     <w:p>
       <w:pPr>
-        <w:pStyle w:val="3"/>
+        <w:pStyle w:val="Heading3"/>
         <w:spacing w:before="0" w:after="120"/>
         <w:jc w:val="center"/>
         <w:rPr>
@@ -14983,7 +15054,7 @@
     </w:p>
     <w:p>
       <w:pPr>
-        <w:pStyle w:val="1"/>
+        <w:pStyle w:val="Heading1"/>
         <w:rPr>
           <w:rFonts w:ascii="Times New Roman" w:hAnsi="Times New Roman" w:cs="Times New Roman"/>
           <w:lang w:val="uk-UA"/>
@@ -14999,7 +15070,7 @@
     </w:p>
     <w:p>
       <w:pPr>
-        <w:pStyle w:val="3"/>
+        <w:pStyle w:val="Heading3"/>
         <w:spacing w:before="0" w:after="120"/>
         <w:jc w:val="center"/>
         <w:rPr>
@@ -15457,7 +15528,7 @@
     </w:p>
     <w:p>
       <w:pPr>
-        <w:pStyle w:val="1"/>
+        <w:pStyle w:val="Heading1"/>
         <w:rPr>
           <w:rFonts w:ascii="Times New Roman" w:hAnsi="Times New Roman" w:cs="Times New Roman"/>
           <w:highlight w:val="white"/>
@@ -15513,7 +15584,7 @@
     </w:p>
     <w:p>
       <w:pPr>
-        <w:pStyle w:val="1"/>
+        <w:pStyle w:val="Heading1"/>
         <w:rPr>
           <w:rFonts w:ascii="Times New Roman" w:hAnsi="Times New Roman" w:cs="Times New Roman"/>
           <w:highlight w:val="white"/>
@@ -15726,7 +15797,7 @@
     </w:p>
     <w:p>
       <w:pPr>
-        <w:pStyle w:val="3"/>
+        <w:pStyle w:val="Heading3"/>
         <w:spacing w:before="0" w:after="120"/>
         <w:jc w:val="center"/>
         <w:rPr>
@@ -15980,7 +16051,7 @@
     </w:p>
     <w:p>
       <w:pPr>
-        <w:pStyle w:val="1"/>
+        <w:pStyle w:val="Heading1"/>
         <w:rPr>
           <w:rFonts w:ascii="Times New Roman" w:hAnsi="Times New Roman" w:cs="Times New Roman"/>
           <w:lang w:val="uk-UA"/>
@@ -15996,7 +16067,7 @@
     </w:p>
     <w:p>
       <w:pPr>
-        <w:pStyle w:val="2"/>
+        <w:pStyle w:val="Heading2"/>
         <w:spacing w:before="0" w:after="120"/>
         <w:jc w:val="center"/>
         <w:rPr>
@@ -16063,7 +16134,7 @@
     </w:p>
     <w:p>
       <w:pPr>
-        <w:pStyle w:val="3"/>
+        <w:pStyle w:val="Heading3"/>
         <w:spacing w:before="0" w:after="120"/>
         <w:jc w:val="center"/>
         <w:rPr>
@@ -16375,7 +16446,7 @@
     </w:p>
     <w:p>
       <w:pPr>
-        <w:pStyle w:val="3"/>
+        <w:pStyle w:val="Heading3"/>
         <w:spacing w:before="0" w:after="120"/>
         <w:jc w:val="center"/>
         <w:rPr>
@@ -16675,7 +16746,7 @@
     </w:p>
     <w:p>
       <w:pPr>
-        <w:pStyle w:val="1"/>
+        <w:pStyle w:val="Heading1"/>
         <w:rPr>
           <w:rFonts w:ascii="Times New Roman" w:hAnsi="Times New Roman" w:cs="Times New Roman"/>
           <w:lang w:val="uk-UA"/>
@@ -16691,7 +16762,7 @@
     </w:p>
     <w:p>
       <w:pPr>
-        <w:pStyle w:val="3"/>
+        <w:pStyle w:val="Heading3"/>
         <w:spacing w:before="0" w:after="120"/>
         <w:jc w:val="center"/>
         <w:rPr>
@@ -16922,7 +16993,7 @@
     </w:p>
     <w:p>
       <w:pPr>
-        <w:pStyle w:val="1"/>
+        <w:pStyle w:val="Heading1"/>
         <w:rPr>
           <w:rFonts w:ascii="Times New Roman" w:hAnsi="Times New Roman" w:cs="Times New Roman"/>
           <w:lang w:val="uk-UA"/>
@@ -16938,7 +17009,7 @@
     </w:p>
     <w:p>
       <w:pPr>
-        <w:pStyle w:val="3"/>
+        <w:pStyle w:val="Heading3"/>
         <w:spacing w:before="0" w:after="120"/>
         <w:jc w:val="center"/>
         <w:rPr>
@@ -16998,7 +17069,7 @@
     </w:p>
     <w:p>
       <w:pPr>
-        <w:pStyle w:val="3"/>
+        <w:pStyle w:val="Heading3"/>
         <w:spacing w:before="0" w:after="120"/>
         <w:jc w:val="center"/>
         <w:rPr>
@@ -17285,7 +17356,7 @@
     </w:p>
     <w:p>
       <w:pPr>
-        <w:pStyle w:val="1"/>
+        <w:pStyle w:val="Heading1"/>
         <w:rPr>
           <w:rFonts w:ascii="Times New Roman" w:hAnsi="Times New Roman" w:cs="Times New Roman"/>
           <w:lang w:val="uk-UA"/>
@@ -17458,7 +17529,7 @@
     </w:p>
     <w:p>
       <w:pPr>
-        <w:pStyle w:val="1"/>
+        <w:pStyle w:val="Heading1"/>
         <w:rPr>
           <w:rFonts w:ascii="Times New Roman" w:hAnsi="Times New Roman" w:cs="Times New Roman"/>
           <w:lang w:val="uk-UA"/>
@@ -17474,7 +17545,7 @@
     </w:p>
     <w:p>
       <w:pPr>
-        <w:pStyle w:val="2"/>
+        <w:pStyle w:val="Heading2"/>
         <w:jc w:val="center"/>
         <w:rPr>
           <w:rFonts w:ascii="Times New Roman" w:hAnsi="Times New Roman" w:cs="Times New Roman"/>
@@ -18073,7 +18144,7 @@
     </w:p>
     <w:p>
       <w:pPr>
-        <w:pStyle w:val="1"/>
+        <w:pStyle w:val="Heading1"/>
         <w:rPr>
           <w:rFonts w:ascii="Times New Roman" w:hAnsi="Times New Roman" w:cs="Times New Roman"/>
           <w:lang w:val="uk-UA"/>
@@ -18089,7 +18160,7 @@
     </w:p>
     <w:p>
       <w:pPr>
-        <w:pStyle w:val="2"/>
+        <w:pStyle w:val="Heading2"/>
         <w:spacing w:before="0" w:after="120"/>
         <w:jc w:val="center"/>
         <w:rPr>
@@ -18795,7 +18866,7 @@
     </w:p>
     <w:p>
       <w:pPr>
-        <w:pStyle w:val="1"/>
+        <w:pStyle w:val="Heading1"/>
         <w:rPr>
           <w:rFonts w:ascii="Times New Roman" w:hAnsi="Times New Roman" w:cs="Times New Roman"/>
           <w:lang w:val="uk-UA"/>
@@ -18976,7 +19047,7 @@
     </w:p>
     <w:p>
       <w:pPr>
-        <w:pStyle w:val="1"/>
+        <w:pStyle w:val="Heading1"/>
         <w:rPr>
           <w:rFonts w:ascii="Times New Roman" w:hAnsi="Times New Roman" w:cs="Times New Roman"/>
           <w:lang w:val="uk-UA"/>
@@ -18992,7 +19063,7 @@
     </w:p>
     <w:p>
       <w:pPr>
-        <w:pStyle w:val="3"/>
+        <w:pStyle w:val="Heading3"/>
         <w:spacing w:before="0" w:after="120"/>
         <w:jc w:val="center"/>
         <w:rPr>
@@ -19034,26 +19105,7 @@
           <w:u w:val="single"/>
           <w:lang w:val="uk-UA"/>
         </w:rPr>
-        <w:t>[</w:t>
-      </w:r>
-      <w:r>
-        <w:rPr>
-          <w:rFonts w:ascii="Times New Roman" w:eastAsia="Times New Roman" w:hAnsi="Times New Roman" w:cs="Times New Roman"/>
-          <w:sz w:val="24"/>
-          <w:szCs w:val="24"/>
-          <w:lang w:val="uk-UA"/>
-        </w:rPr>
-        <w:t>Хвалимо, співаємо, благословимо і благодаримо Тебе, Боже батьків наших, бо Ти забрав тінь нічну і явив нам знову світло денне. Молимо Твою добрість: Милостивий будь для нас грішних і прийми молитву нашу задля великої Твоєї ласкавости, бо ми прибігаємо до Тебе, милостивого і всемогутнього Бога. Ти, що засвітив у серцях наших правдиве сонце справедливости Твоєї! Просвіти розум наш і почування всі зберігай, щоб, як у день, ходили ми пристойно шляхом заповідей Твоїх і дійшли до життя вічного, і стали гідними насолоджуватися недоступним Твоїм світлом. Бо в Тебе є джерело життя, Ти Бог наш і Тобі славу возсилаємо: Отцю, і Сину, і Святому Духові, нині і повсякчас, і на віки віків. Амінь.</w:t>
-      </w:r>
-      <w:r>
-        <w:rPr>
-          <w:rFonts w:ascii="Times New Roman" w:eastAsia="Times New Roman" w:hAnsi="Times New Roman" w:cs="Times New Roman"/>
-          <w:sz w:val="24"/>
-          <w:szCs w:val="24"/>
-          <w:u w:val="single"/>
-          <w:lang w:val="uk-UA"/>
-        </w:rPr>
-        <w:t>]</w:t>
+        <w:t>[Хвалимо, співаємо, благословимо і благодаримо Тебе, Боже батьків наших, бо Ти забрав тінь нічну і явив нам знову світло денне. Молимо Твою добрість: Милостивий будь для нас грішних і прийми молитву нашу задля великої Твоєї ласкавости, бо ми прибігаємо до Тебе, милостивого і всемогутнього Бога. Ти, що засвітив у серцях наших правдиве сонце справедливости Твоєї! Просвіти розум наш і почування всі зберігай, щоб, як у день, ходили ми пристойно шляхом заповідей Твоїх і дійшли до життя вічного, і стали гідними насолоджуватися недоступним Твоїм світлом. Бо в Тебе є джерело життя, Ти Бог наш і Тобі славу возсилаємо: Отцю, і Сину, і Святому Духові, нині і повсякчас, і на віки віків. Амінь.]</w:t>
       </w:r>
     </w:p>
     <w:p>
@@ -19603,7 +19655,7 @@
     </w:p>
     <w:p>
       <w:pPr>
-        <w:pStyle w:val="1"/>
+        <w:pStyle w:val="Heading1"/>
         <w:rPr>
           <w:rFonts w:ascii="Times New Roman" w:hAnsi="Times New Roman" w:cs="Times New Roman"/>
           <w:lang w:val="uk-UA"/>
@@ -19619,7 +19671,7 @@
     </w:p>
     <w:p>
       <w:pPr>
-        <w:pStyle w:val="3"/>
+        <w:pStyle w:val="Heading3"/>
         <w:spacing w:before="0" w:after="120"/>
         <w:jc w:val="center"/>
         <w:rPr>
@@ -20238,7 +20290,7 @@
     </w:p>
     <w:p>
       <w:pPr>
-        <w:pStyle w:val="1"/>
+        <w:pStyle w:val="Heading1"/>
         <w:rPr>
           <w:rFonts w:ascii="Times New Roman" w:hAnsi="Times New Roman" w:cs="Times New Roman"/>
           <w:lang w:val="uk-UA"/>
@@ -20254,7 +20306,7 @@
     </w:p>
     <w:p>
       <w:pPr>
-        <w:pStyle w:val="3"/>
+        <w:pStyle w:val="Heading3"/>
         <w:spacing w:before="0" w:after="120"/>
         <w:jc w:val="center"/>
         <w:rPr>
@@ -21075,7 +21127,7 @@
     </w:p>
     <w:p>
       <w:pPr>
-        <w:pStyle w:val="1"/>
+        <w:pStyle w:val="Heading1"/>
         <w:rPr>
           <w:rFonts w:ascii="Times New Roman" w:hAnsi="Times New Roman" w:cs="Times New Roman"/>
           <w:lang w:val="uk-UA"/>
@@ -21383,7 +21435,7 @@
     </w:p>
     <w:p>
       <w:pPr>
-        <w:pStyle w:val="3"/>
+        <w:pStyle w:val="Heading3"/>
         <w:spacing w:before="0" w:after="120"/>
         <w:jc w:val="center"/>
         <w:rPr>
@@ -21432,7 +21484,7 @@
     </w:p>
     <w:p>
       <w:pPr>
-        <w:pStyle w:val="1"/>
+        <w:pStyle w:val="Heading1"/>
         <w:rPr>
           <w:rFonts w:ascii="Times New Roman" w:hAnsi="Times New Roman" w:cs="Times New Roman"/>
           <w:lang w:val="uk-UA"/>
@@ -21448,7 +21500,7 @@
     </w:p>
     <w:p>
       <w:pPr>
-        <w:pStyle w:val="3"/>
+        <w:pStyle w:val="Heading3"/>
         <w:spacing w:before="0" w:after="120"/>
         <w:jc w:val="center"/>
         <w:rPr>
@@ -21832,7 +21884,7 @@
     </w:p>
     <w:p>
       <w:pPr>
-        <w:pStyle w:val="1"/>
+        <w:pStyle w:val="Heading1"/>
         <w:rPr>
           <w:rFonts w:ascii="Times New Roman" w:hAnsi="Times New Roman" w:cs="Times New Roman"/>
           <w:lang w:val="uk-UA"/>
@@ -22251,15 +22303,15 @@
     <w:lsdException w:name="Unresolved Mention" w:semiHidden="1" w:unhideWhenUsed="1"/>
     <w:lsdException w:name="Smart Link" w:semiHidden="1" w:unhideWhenUsed="1"/>
   </w:latentStyles>
-  <w:style w:type="paragraph" w:default="1" w:styleId="a">
+  <w:style w:type="paragraph" w:default="1" w:styleId="Normal">
     <w:name w:val="Normal"/>
     <w:qFormat/>
   </w:style>
-  <w:style w:type="paragraph" w:styleId="1">
+  <w:style w:type="paragraph" w:styleId="Heading1">
     <w:name w:val="heading 1"/>
-    <w:basedOn w:val="a"/>
-    <w:next w:val="a"/>
-    <w:link w:val="10"/>
+    <w:basedOn w:val="Normal"/>
+    <w:next w:val="Normal"/>
+    <w:link w:val="Heading1Char"/>
     <w:uiPriority w:val="9"/>
     <w:qFormat/>
     <w:rsid w:val="00663A51"/>
@@ -22276,11 +22328,11 @@
       <w:szCs w:val="24"/>
     </w:rPr>
   </w:style>
-  <w:style w:type="paragraph" w:styleId="2">
+  <w:style w:type="paragraph" w:styleId="Heading2">
     <w:name w:val="heading 2"/>
-    <w:basedOn w:val="a"/>
-    <w:next w:val="a"/>
-    <w:link w:val="20"/>
+    <w:basedOn w:val="Normal"/>
+    <w:next w:val="Normal"/>
+    <w:link w:val="Heading2Char"/>
     <w:uiPriority w:val="9"/>
     <w:unhideWhenUsed/>
     <w:qFormat/>
@@ -22299,11 +22351,11 @@
       <w:lang w:val="en-US"/>
     </w:rPr>
   </w:style>
-  <w:style w:type="paragraph" w:styleId="3">
+  <w:style w:type="paragraph" w:styleId="Heading3">
     <w:name w:val="heading 3"/>
-    <w:basedOn w:val="a"/>
-    <w:next w:val="a"/>
-    <w:link w:val="30"/>
+    <w:basedOn w:val="Normal"/>
+    <w:next w:val="Normal"/>
+    <w:link w:val="Heading3Char"/>
     <w:uiPriority w:val="9"/>
     <w:unhideWhenUsed/>
     <w:qFormat/>
@@ -22322,10 +22374,10 @@
       <w:lang w:val="en-US"/>
     </w:rPr>
   </w:style>
-  <w:style w:type="paragraph" w:styleId="4">
+  <w:style w:type="paragraph" w:styleId="Heading4">
     <w:name w:val="heading 4"/>
-    <w:basedOn w:val="a"/>
-    <w:next w:val="a"/>
+    <w:basedOn w:val="Normal"/>
+    <w:next w:val="Normal"/>
     <w:uiPriority w:val="9"/>
     <w:semiHidden/>
     <w:unhideWhenUsed/>
@@ -22342,10 +22394,10 @@
       <w:szCs w:val="24"/>
     </w:rPr>
   </w:style>
-  <w:style w:type="paragraph" w:styleId="5">
+  <w:style w:type="paragraph" w:styleId="Heading5">
     <w:name w:val="heading 5"/>
-    <w:basedOn w:val="a"/>
-    <w:next w:val="a"/>
+    <w:basedOn w:val="Normal"/>
+    <w:next w:val="Normal"/>
     <w:uiPriority w:val="9"/>
     <w:semiHidden/>
     <w:unhideWhenUsed/>
@@ -22360,10 +22412,10 @@
       <w:b/>
     </w:rPr>
   </w:style>
-  <w:style w:type="paragraph" w:styleId="6">
+  <w:style w:type="paragraph" w:styleId="Heading6">
     <w:name w:val="heading 6"/>
-    <w:basedOn w:val="a"/>
-    <w:next w:val="a"/>
+    <w:basedOn w:val="Normal"/>
+    <w:next w:val="Normal"/>
     <w:uiPriority w:val="9"/>
     <w:semiHidden/>
     <w:unhideWhenUsed/>
@@ -22380,13 +22432,13 @@
       <w:szCs w:val="20"/>
     </w:rPr>
   </w:style>
-  <w:style w:type="character" w:default="1" w:styleId="a0">
+  <w:style w:type="character" w:default="1" w:styleId="DefaultParagraphFont">
     <w:name w:val="Default Paragraph Font"/>
     <w:uiPriority w:val="1"/>
     <w:semiHidden/>
     <w:unhideWhenUsed/>
   </w:style>
-  <w:style w:type="table" w:default="1" w:styleId="a1">
+  <w:style w:type="table" w:default="1" w:styleId="TableNormal">
     <w:name w:val="Normal Table"/>
     <w:uiPriority w:val="99"/>
     <w:semiHidden/>
@@ -22401,7 +22453,7 @@
       </w:tblCellMar>
     </w:tblPr>
   </w:style>
-  <w:style w:type="numbering" w:default="1" w:styleId="a2">
+  <w:style w:type="numbering" w:default="1" w:styleId="NoList">
     <w:name w:val="No List"/>
     <w:uiPriority w:val="99"/>
     <w:semiHidden/>
@@ -22418,10 +22470,10 @@
       </w:tblCellMar>
     </w:tblPr>
   </w:style>
-  <w:style w:type="paragraph" w:styleId="a3">
+  <w:style w:type="paragraph" w:styleId="Title">
     <w:name w:val="Title"/>
-    <w:basedOn w:val="a"/>
-    <w:next w:val="a"/>
+    <w:basedOn w:val="Normal"/>
+    <w:next w:val="Normal"/>
     <w:uiPriority w:val="10"/>
     <w:qFormat/>
     <w:pPr>
@@ -22435,10 +22487,10 @@
       <w:szCs w:val="72"/>
     </w:rPr>
   </w:style>
-  <w:style w:type="character" w:customStyle="1" w:styleId="10">
-    <w:name w:val="Заголовок 1 Знак"/>
-    <w:basedOn w:val="a0"/>
-    <w:link w:val="1"/>
+  <w:style w:type="character" w:customStyle="1" w:styleId="Heading1Char">
+    <w:name w:val="Heading 1 Char"/>
+    <w:basedOn w:val="DefaultParagraphFont"/>
+    <w:link w:val="Heading1"/>
     <w:uiPriority w:val="9"/>
     <w:rsid w:val="00663A51"/>
     <w:rPr>
@@ -22450,10 +22502,10 @@
       <w:lang w:eastAsia="uk-UA"/>
     </w:rPr>
   </w:style>
-  <w:style w:type="character" w:customStyle="1" w:styleId="20">
-    <w:name w:val="Заголовок 2 Знак"/>
-    <w:basedOn w:val="a0"/>
-    <w:link w:val="2"/>
+  <w:style w:type="character" w:customStyle="1" w:styleId="Heading2Char">
+    <w:name w:val="Heading 2 Char"/>
+    <w:basedOn w:val="DefaultParagraphFont"/>
+    <w:link w:val="Heading2"/>
     <w:uiPriority w:val="99"/>
     <w:rsid w:val="00663A51"/>
     <w:rPr>
@@ -22464,10 +22516,10 @@
       <w:lang w:val="en-US" w:eastAsia="uk-UA"/>
     </w:rPr>
   </w:style>
-  <w:style w:type="character" w:customStyle="1" w:styleId="30">
-    <w:name w:val="Заголовок 3 Знак"/>
-    <w:basedOn w:val="a0"/>
-    <w:link w:val="3"/>
+  <w:style w:type="character" w:customStyle="1" w:styleId="Heading3Char">
+    <w:name w:val="Heading 3 Char"/>
+    <w:basedOn w:val="DefaultParagraphFont"/>
+    <w:link w:val="Heading3"/>
     <w:uiPriority w:val="99"/>
     <w:rsid w:val="00663A51"/>
     <w:rPr>
@@ -22478,7 +22530,7 @@
       <w:lang w:val="en-US" w:eastAsia="uk-UA"/>
     </w:rPr>
   </w:style>
-  <w:style w:type="paragraph" w:styleId="a4">
+  <w:style w:type="paragraph" w:styleId="NoSpacing">
     <w:name w:val="No Spacing"/>
     <w:uiPriority w:val="1"/>
     <w:qFormat/>
@@ -22487,10 +22539,10 @@
       <w:spacing w:after="0" w:line="240" w:lineRule="auto"/>
     </w:pPr>
   </w:style>
-  <w:style w:type="paragraph" w:styleId="a5">
+  <w:style w:type="paragraph" w:styleId="Subtitle">
     <w:name w:val="Subtitle"/>
-    <w:basedOn w:val="a"/>
-    <w:next w:val="a"/>
+    <w:basedOn w:val="Normal"/>
+    <w:next w:val="Normal"/>
     <w:uiPriority w:val="11"/>
     <w:qFormat/>
     <w:pPr>

--- a/flow/20230914_vu_template/vu_template_parts.docx
+++ b/flow/20230914_vu_template/vu_template_parts.docx
@@ -5349,7 +5349,27 @@
           <w:u w:val="single"/>
           <w:lang w:val="uk-UA"/>
         </w:rPr>
-        <w:t>[Господи, Боже наш! Згадай нас грішних і недостойних слуг твоїх, коли призиваємо святе ім'я твоє, і не осороми нас, коли очікуємо милости твоєї, але вислухай, Господи, усі наші спасенні прохання, і вчини нас достойними любити і боятися тебе від усього серця нашого і творити в усьому волю твою.]</w:t>
+        <w:t>[</w:t>
+      </w:r>
+      <w:r>
+        <w:rPr>
+          <w:rFonts w:ascii="Times New Roman" w:eastAsia="Times New Roman" w:hAnsi="Times New Roman" w:cs="Times New Roman"/>
+          <w:sz w:val="24"/>
+          <w:szCs w:val="24"/>
+          <w:u w:val="single"/>
+          <w:lang w:val="uk-UA"/>
+        </w:rPr>
+        <w:t>Господи, Боже наш! Згадай нас грішних і недостойних слуг Твоїх, коли призиваємо святе ім'я Твоє, і не осороми нас, коли очікуємо милости Твоєї, але вислухай, Господи, усі наші спасенні прохання, і вчини нас достойними любити і боятися Тебе від усього серця нашого і творити в усьому волю Твою</w:t>
+      </w:r>
+      <w:r>
+        <w:rPr>
+          <w:rFonts w:ascii="Times New Roman" w:eastAsia="Times New Roman" w:hAnsi="Times New Roman" w:cs="Times New Roman"/>
+          <w:sz w:val="24"/>
+          <w:szCs w:val="24"/>
+          <w:u w:val="single"/>
+          <w:lang w:val="uk-UA"/>
+        </w:rPr>
+        <w:t>.]</w:t>
       </w:r>
     </w:p>
     <w:p>
@@ -7772,25 +7792,6 @@
           <w:lang w:val="uk-UA"/>
         </w:rPr>
         <w:t>#утреня</w:t>
-      </w:r>
-    </w:p>
-    <w:p>
-      <w:pPr>
-        <w:rPr>
-          <w:rFonts w:ascii="Times New Roman" w:eastAsia="Arial" w:hAnsi="Times New Roman" w:cs="Times New Roman"/>
-          <w:i/>
-          <w:color w:val="FF0000"/>
-          <w:sz w:val="24"/>
-          <w:szCs w:val="24"/>
-          <w:lang w:val="uk-UA"/>
-        </w:rPr>
-      </w:pPr>
-      <w:r>
-        <w:rPr>
-          <w:rFonts w:ascii="Times New Roman" w:hAnsi="Times New Roman" w:cs="Times New Roman"/>
-          <w:lang w:val="uk-UA"/>
-        </w:rPr>
-        <w:br w:type="page"/>
       </w:r>
     </w:p>
     <w:p>
@@ -7813,7 +7814,6 @@
           <w:bCs/>
           <w:lang w:val="uk-UA"/>
         </w:rPr>
-        <w:lastRenderedPageBreak/>
         <w:t>УТРЕНЯ</w:t>
       </w:r>
     </w:p>
@@ -8387,6 +8387,7 @@
           <w:szCs w:val="24"/>
           <w:lang w:val="uk-UA"/>
         </w:rPr>
+        <w:lastRenderedPageBreak/>
         <w:t>Принижений, зігнувсь я вельми,* повсякденно сумний ходжу я.</w:t>
       </w:r>
     </w:p>
@@ -8597,7 +8598,6 @@
           <w:szCs w:val="24"/>
           <w:lang w:val="uk-UA"/>
         </w:rPr>
-        <w:lastRenderedPageBreak/>
         <w:t>Кажу бо: Нехай не втішаються наді мною, як захитається моя нога,* нехай не несуться проти мене.</w:t>
       </w:r>
     </w:p>
@@ -9101,6 +9101,7 @@
           <w:szCs w:val="24"/>
           <w:lang w:val="uk-UA"/>
         </w:rPr>
+        <w:lastRenderedPageBreak/>
         <w:t xml:space="preserve">Господи, помилуй. </w:t>
       </w:r>
       <w:r>
@@ -9332,547 +9333,547 @@
           <w:szCs w:val="24"/>
           <w:lang w:val="uk-UA"/>
         </w:rPr>
+        <w:t>Тяжить на мені твій гнів,* і всіма хвилями твоїми гнітиш мене.</w:t>
+      </w:r>
+    </w:p>
+    <w:p>
+      <w:pPr>
+        <w:spacing w:after="120"/>
+        <w:jc w:val="both"/>
+        <w:rPr>
+          <w:rFonts w:ascii="Times New Roman" w:eastAsia="Times New Roman" w:hAnsi="Times New Roman" w:cs="Times New Roman"/>
+          <w:sz w:val="24"/>
+          <w:szCs w:val="24"/>
+          <w:lang w:val="uk-UA"/>
+        </w:rPr>
+      </w:pPr>
+      <w:r>
+        <w:rPr>
+          <w:rFonts w:ascii="Times New Roman" w:eastAsia="Times New Roman" w:hAnsi="Times New Roman" w:cs="Times New Roman"/>
+          <w:sz w:val="24"/>
+          <w:szCs w:val="24"/>
+          <w:lang w:val="uk-UA"/>
+        </w:rPr>
+        <w:t>Ти віддалив від мене моїх друзів,* зробив мене для них осоружним, мене замкнули, і я не можу вийти.</w:t>
+      </w:r>
+    </w:p>
+    <w:p>
+      <w:pPr>
+        <w:spacing w:after="120"/>
+        <w:jc w:val="both"/>
+        <w:rPr>
+          <w:rFonts w:ascii="Times New Roman" w:eastAsia="Times New Roman" w:hAnsi="Times New Roman" w:cs="Times New Roman"/>
+          <w:sz w:val="24"/>
+          <w:szCs w:val="24"/>
+          <w:lang w:val="uk-UA"/>
+        </w:rPr>
+      </w:pPr>
+      <w:r>
+        <w:rPr>
+          <w:rFonts w:ascii="Times New Roman" w:eastAsia="Times New Roman" w:hAnsi="Times New Roman" w:cs="Times New Roman"/>
+          <w:sz w:val="24"/>
+          <w:szCs w:val="24"/>
+          <w:lang w:val="uk-UA"/>
+        </w:rPr>
+        <w:t>Очі мої знемоглися від печалі;* до тебе, Господи, щодня взиваю, до тебе простягаю мої руки.</w:t>
+      </w:r>
+    </w:p>
+    <w:p>
+      <w:pPr>
+        <w:spacing w:after="120"/>
+        <w:jc w:val="both"/>
+        <w:rPr>
+          <w:rFonts w:ascii="Times New Roman" w:eastAsia="Times New Roman" w:hAnsi="Times New Roman" w:cs="Times New Roman"/>
+          <w:sz w:val="24"/>
+          <w:szCs w:val="24"/>
+          <w:lang w:val="uk-UA"/>
+        </w:rPr>
+      </w:pPr>
+      <w:r>
+        <w:rPr>
+          <w:rFonts w:ascii="Times New Roman" w:eastAsia="Times New Roman" w:hAnsi="Times New Roman" w:cs="Times New Roman"/>
+          <w:sz w:val="24"/>
+          <w:szCs w:val="24"/>
+          <w:lang w:val="uk-UA"/>
+        </w:rPr>
+        <w:t>Хіба для мертвих робиш чуда?* Хіба то тіні встануть, щоб тебе хвалити?</w:t>
+      </w:r>
+    </w:p>
+    <w:p>
+      <w:pPr>
+        <w:spacing w:after="120"/>
+        <w:jc w:val="both"/>
+        <w:rPr>
+          <w:rFonts w:ascii="Times New Roman" w:eastAsia="Times New Roman" w:hAnsi="Times New Roman" w:cs="Times New Roman"/>
+          <w:sz w:val="24"/>
+          <w:szCs w:val="24"/>
+          <w:lang w:val="uk-UA"/>
+        </w:rPr>
+      </w:pPr>
+      <w:r>
+        <w:rPr>
+          <w:rFonts w:ascii="Times New Roman" w:eastAsia="Gungsuh" w:hAnsi="Times New Roman" w:cs="Times New Roman"/>
+          <w:sz w:val="24"/>
+          <w:szCs w:val="24"/>
+          <w:lang w:val="uk-UA"/>
+        </w:rPr>
+        <w:t>Хіба звіщатимуть у могилі твою милість,* у пропасті глибокій − твою вірність?</w:t>
+      </w:r>
+    </w:p>
+    <w:p>
+      <w:pPr>
+        <w:spacing w:after="120"/>
+        <w:jc w:val="both"/>
+        <w:rPr>
+          <w:rFonts w:ascii="Times New Roman" w:eastAsia="Times New Roman" w:hAnsi="Times New Roman" w:cs="Times New Roman"/>
+          <w:sz w:val="24"/>
+          <w:szCs w:val="24"/>
+          <w:lang w:val="uk-UA"/>
+        </w:rPr>
+      </w:pPr>
+      <w:r>
+        <w:rPr>
+          <w:rFonts w:ascii="Times New Roman" w:eastAsia="Times New Roman" w:hAnsi="Times New Roman" w:cs="Times New Roman"/>
+          <w:sz w:val="24"/>
+          <w:szCs w:val="24"/>
+          <w:lang w:val="uk-UA"/>
+        </w:rPr>
+        <w:t>Хіба чуда твої в темряві будуть відомі,* і твоя ласка в землі забуття?</w:t>
+      </w:r>
+    </w:p>
+    <w:p>
+      <w:pPr>
+        <w:spacing w:after="120"/>
+        <w:jc w:val="both"/>
+        <w:rPr>
+          <w:rFonts w:ascii="Times New Roman" w:eastAsia="Times New Roman" w:hAnsi="Times New Roman" w:cs="Times New Roman"/>
+          <w:sz w:val="24"/>
+          <w:szCs w:val="24"/>
+          <w:lang w:val="uk-UA"/>
+        </w:rPr>
+      </w:pPr>
+      <w:r>
+        <w:rPr>
+          <w:rFonts w:ascii="Times New Roman" w:eastAsia="Times New Roman" w:hAnsi="Times New Roman" w:cs="Times New Roman"/>
+          <w:sz w:val="24"/>
+          <w:szCs w:val="24"/>
+          <w:lang w:val="uk-UA"/>
+        </w:rPr>
+        <w:t>Ось чому, Господи, до тебе я взиваю,* і моя молитва вранці йде тобі назустріч.</w:t>
+      </w:r>
+    </w:p>
+    <w:p>
+      <w:pPr>
+        <w:spacing w:after="120"/>
+        <w:jc w:val="both"/>
+        <w:rPr>
+          <w:rFonts w:ascii="Times New Roman" w:eastAsia="Times New Roman" w:hAnsi="Times New Roman" w:cs="Times New Roman"/>
+          <w:sz w:val="24"/>
+          <w:szCs w:val="24"/>
+          <w:lang w:val="uk-UA"/>
+        </w:rPr>
+      </w:pPr>
+      <w:r>
+        <w:rPr>
+          <w:rFonts w:ascii="Times New Roman" w:eastAsia="Times New Roman" w:hAnsi="Times New Roman" w:cs="Times New Roman"/>
+          <w:sz w:val="24"/>
+          <w:szCs w:val="24"/>
+          <w:lang w:val="uk-UA"/>
+        </w:rPr>
+        <w:t>Чому, Господи, відкинув ти мою душу,* чому ховаєш своє обличчя від мене?</w:t>
+      </w:r>
+    </w:p>
+    <w:p>
+      <w:pPr>
+        <w:spacing w:after="120"/>
+        <w:jc w:val="both"/>
+        <w:rPr>
+          <w:rFonts w:ascii="Times New Roman" w:eastAsia="Times New Roman" w:hAnsi="Times New Roman" w:cs="Times New Roman"/>
+          <w:sz w:val="24"/>
+          <w:szCs w:val="24"/>
+          <w:lang w:val="uk-UA"/>
+        </w:rPr>
+      </w:pPr>
+      <w:r>
+        <w:rPr>
+          <w:rFonts w:ascii="Times New Roman" w:eastAsia="Gungsuh" w:hAnsi="Times New Roman" w:cs="Times New Roman"/>
+          <w:sz w:val="24"/>
+          <w:szCs w:val="24"/>
+          <w:lang w:val="uk-UA"/>
+        </w:rPr>
+        <w:t>Я безталанний і конаю змалку,* я перебув страх твій − і умліваю.</w:t>
+      </w:r>
+    </w:p>
+    <w:p>
+      <w:pPr>
+        <w:spacing w:after="120"/>
+        <w:jc w:val="both"/>
+        <w:rPr>
+          <w:rFonts w:ascii="Times New Roman" w:eastAsia="Times New Roman" w:hAnsi="Times New Roman" w:cs="Times New Roman"/>
+          <w:sz w:val="24"/>
+          <w:szCs w:val="24"/>
+          <w:lang w:val="uk-UA"/>
+        </w:rPr>
+      </w:pPr>
+      <w:r>
+        <w:rPr>
+          <w:rFonts w:ascii="Times New Roman" w:eastAsia="Times New Roman" w:hAnsi="Times New Roman" w:cs="Times New Roman"/>
+          <w:sz w:val="24"/>
+          <w:szCs w:val="24"/>
+          <w:lang w:val="uk-UA"/>
+        </w:rPr>
+        <w:t>Твій палкий гнів пронісся наді мною,* твої страхіття мене погубили.</w:t>
+      </w:r>
+    </w:p>
+    <w:p>
+      <w:pPr>
+        <w:spacing w:after="120"/>
+        <w:jc w:val="both"/>
+        <w:rPr>
+          <w:rFonts w:ascii="Times New Roman" w:eastAsia="Times New Roman" w:hAnsi="Times New Roman" w:cs="Times New Roman"/>
+          <w:sz w:val="24"/>
+          <w:szCs w:val="24"/>
+          <w:lang w:val="uk-UA"/>
+        </w:rPr>
+      </w:pPr>
+      <w:r>
+        <w:rPr>
+          <w:rFonts w:ascii="Times New Roman" w:eastAsia="Times New Roman" w:hAnsi="Times New Roman" w:cs="Times New Roman"/>
+          <w:sz w:val="24"/>
+          <w:szCs w:val="24"/>
+          <w:lang w:val="uk-UA"/>
+        </w:rPr>
+        <w:t>Увесь час вони оточують мене, мов води,* усі разом мене обступили.</w:t>
+      </w:r>
+    </w:p>
+    <w:p>
+      <w:pPr>
+        <w:spacing w:after="120"/>
+        <w:jc w:val="both"/>
+        <w:rPr>
+          <w:rFonts w:ascii="Times New Roman" w:eastAsia="Times New Roman" w:hAnsi="Times New Roman" w:cs="Times New Roman"/>
+          <w:sz w:val="24"/>
+          <w:szCs w:val="24"/>
+          <w:lang w:val="uk-UA"/>
+        </w:rPr>
+      </w:pPr>
+      <w:r>
+        <w:rPr>
+          <w:rFonts w:ascii="Times New Roman" w:eastAsia="Times New Roman" w:hAnsi="Times New Roman" w:cs="Times New Roman"/>
+          <w:sz w:val="24"/>
+          <w:szCs w:val="24"/>
+          <w:lang w:val="uk-UA"/>
+        </w:rPr>
+        <w:t>Ти віддалив від мене товариша і друга,* а із знайомих у мене тільки темінь.</w:t>
+      </w:r>
+    </w:p>
+    <w:p>
+      <w:pPr>
+        <w:spacing w:after="120"/>
+        <w:jc w:val="center"/>
+        <w:rPr>
+          <w:rFonts w:ascii="Times New Roman" w:eastAsia="Times New Roman" w:hAnsi="Times New Roman" w:cs="Times New Roman"/>
+          <w:i/>
+          <w:sz w:val="24"/>
+          <w:szCs w:val="24"/>
+          <w:lang w:val="uk-UA"/>
+        </w:rPr>
+      </w:pPr>
+      <w:r>
+        <w:rPr>
+          <w:rFonts w:ascii="Times New Roman" w:eastAsia="Times New Roman" w:hAnsi="Times New Roman" w:cs="Times New Roman"/>
+          <w:b/>
+          <w:i/>
+          <w:color w:val="FF0000"/>
+          <w:sz w:val="24"/>
+          <w:szCs w:val="24"/>
+          <w:lang w:val="uk-UA"/>
+        </w:rPr>
+        <w:t xml:space="preserve">Псалом 102 </w:t>
+      </w:r>
+      <w:r>
+        <w:rPr>
+          <w:rFonts w:ascii="Times New Roman" w:eastAsia="Times New Roman" w:hAnsi="Times New Roman" w:cs="Times New Roman"/>
+          <w:i/>
+          <w:color w:val="FF0000"/>
+          <w:sz w:val="24"/>
+          <w:szCs w:val="24"/>
+          <w:lang w:val="uk-UA"/>
+        </w:rPr>
+        <w:t>(У п'ятницю)</w:t>
+      </w:r>
+    </w:p>
+    <w:p>
+      <w:pPr>
+        <w:spacing w:after="120"/>
+        <w:jc w:val="both"/>
+        <w:rPr>
+          <w:rFonts w:ascii="Times New Roman" w:eastAsia="Times New Roman" w:hAnsi="Times New Roman" w:cs="Times New Roman"/>
+          <w:sz w:val="24"/>
+          <w:szCs w:val="24"/>
+          <w:lang w:val="uk-UA"/>
+        </w:rPr>
+      </w:pPr>
+      <w:r>
+        <w:rPr>
+          <w:rFonts w:ascii="Times New Roman" w:eastAsia="Gungsuh" w:hAnsi="Times New Roman" w:cs="Times New Roman"/>
+          <w:sz w:val="24"/>
+          <w:szCs w:val="24"/>
+          <w:lang w:val="uk-UA"/>
+        </w:rPr>
+        <w:t>Благослови, душе моя, Господа,* і все нутро моє − його святе ім'я.</w:t>
+      </w:r>
+    </w:p>
+    <w:p>
+      <w:pPr>
+        <w:spacing w:after="120"/>
+        <w:jc w:val="both"/>
+        <w:rPr>
+          <w:rFonts w:ascii="Times New Roman" w:eastAsia="Times New Roman" w:hAnsi="Times New Roman" w:cs="Times New Roman"/>
+          <w:sz w:val="24"/>
+          <w:szCs w:val="24"/>
+          <w:lang w:val="uk-UA"/>
+        </w:rPr>
+      </w:pPr>
+      <w:r>
+        <w:rPr>
+          <w:rFonts w:ascii="Times New Roman" w:eastAsia="Times New Roman" w:hAnsi="Times New Roman" w:cs="Times New Roman"/>
+          <w:sz w:val="24"/>
+          <w:szCs w:val="24"/>
+          <w:lang w:val="uk-UA"/>
+        </w:rPr>
+        <w:t>Благослови, душе моя, Господа,* і не забувай усіх добродійств його ніколи.</w:t>
+      </w:r>
+    </w:p>
+    <w:p>
+      <w:pPr>
+        <w:spacing w:after="120"/>
+        <w:jc w:val="both"/>
+        <w:rPr>
+          <w:rFonts w:ascii="Times New Roman" w:eastAsia="Times New Roman" w:hAnsi="Times New Roman" w:cs="Times New Roman"/>
+          <w:sz w:val="24"/>
+          <w:szCs w:val="24"/>
+          <w:lang w:val="uk-UA"/>
+        </w:rPr>
+      </w:pPr>
+      <w:r>
+        <w:rPr>
+          <w:rFonts w:ascii="Times New Roman" w:eastAsia="Times New Roman" w:hAnsi="Times New Roman" w:cs="Times New Roman"/>
+          <w:sz w:val="24"/>
+          <w:szCs w:val="24"/>
+          <w:lang w:val="uk-UA"/>
+        </w:rPr>
+        <w:t>Він прощає всі твої провини,* зціляє всі твої недуги.</w:t>
+      </w:r>
+    </w:p>
+    <w:p>
+      <w:pPr>
+        <w:spacing w:after="120"/>
+        <w:jc w:val="both"/>
+        <w:rPr>
+          <w:rFonts w:ascii="Times New Roman" w:eastAsia="Times New Roman" w:hAnsi="Times New Roman" w:cs="Times New Roman"/>
+          <w:sz w:val="24"/>
+          <w:szCs w:val="24"/>
+          <w:lang w:val="uk-UA"/>
+        </w:rPr>
+      </w:pPr>
+      <w:r>
+        <w:rPr>
+          <w:rFonts w:ascii="Times New Roman" w:eastAsia="Times New Roman" w:hAnsi="Times New Roman" w:cs="Times New Roman"/>
+          <w:sz w:val="24"/>
+          <w:szCs w:val="24"/>
+          <w:lang w:val="uk-UA"/>
+        </w:rPr>
+        <w:t>Він визволяє життя твоє від ями,* вінчає тебе ласкою і милосердям.</w:t>
+      </w:r>
+    </w:p>
+    <w:p>
+      <w:pPr>
+        <w:spacing w:after="120"/>
+        <w:jc w:val="both"/>
+        <w:rPr>
+          <w:rFonts w:ascii="Times New Roman" w:eastAsia="Times New Roman" w:hAnsi="Times New Roman" w:cs="Times New Roman"/>
+          <w:sz w:val="24"/>
+          <w:szCs w:val="24"/>
+          <w:lang w:val="uk-UA"/>
+        </w:rPr>
+      </w:pPr>
+      <w:r>
+        <w:rPr>
+          <w:rFonts w:ascii="Times New Roman" w:eastAsia="Times New Roman" w:hAnsi="Times New Roman" w:cs="Times New Roman"/>
+          <w:sz w:val="24"/>
+          <w:szCs w:val="24"/>
+          <w:lang w:val="uk-UA"/>
+        </w:rPr>
+        <w:t>Він насичує твій похилий вік добром,* і оновляється, як орел, твоя юність.</w:t>
+      </w:r>
+    </w:p>
+    <w:p>
+      <w:pPr>
+        <w:spacing w:after="120"/>
+        <w:jc w:val="both"/>
+        <w:rPr>
+          <w:rFonts w:ascii="Times New Roman" w:eastAsia="Times New Roman" w:hAnsi="Times New Roman" w:cs="Times New Roman"/>
+          <w:sz w:val="24"/>
+          <w:szCs w:val="24"/>
+          <w:lang w:val="uk-UA"/>
+        </w:rPr>
+      </w:pPr>
+      <w:r>
+        <w:rPr>
+          <w:rFonts w:ascii="Times New Roman" w:eastAsia="Times New Roman" w:hAnsi="Times New Roman" w:cs="Times New Roman"/>
+          <w:sz w:val="24"/>
+          <w:szCs w:val="24"/>
+          <w:lang w:val="uk-UA"/>
+        </w:rPr>
+        <w:t>Господь творить правосуддя,* і суд усім прибитим.</w:t>
+      </w:r>
+    </w:p>
+    <w:p>
+      <w:pPr>
+        <w:spacing w:after="120"/>
+        <w:jc w:val="both"/>
+        <w:rPr>
+          <w:rFonts w:ascii="Times New Roman" w:eastAsia="Times New Roman" w:hAnsi="Times New Roman" w:cs="Times New Roman"/>
+          <w:sz w:val="24"/>
+          <w:szCs w:val="24"/>
+          <w:lang w:val="uk-UA"/>
+        </w:rPr>
+      </w:pPr>
+      <w:r>
+        <w:rPr>
+          <w:rFonts w:ascii="Times New Roman" w:eastAsia="Times New Roman" w:hAnsi="Times New Roman" w:cs="Times New Roman"/>
+          <w:sz w:val="24"/>
+          <w:szCs w:val="24"/>
+          <w:lang w:val="uk-UA"/>
+        </w:rPr>
+        <w:t>Він показав Мойсеєві свої дороги,* синам Ізраїля діла свої.</w:t>
+      </w:r>
+    </w:p>
+    <w:p>
+      <w:pPr>
+        <w:spacing w:after="120"/>
+        <w:jc w:val="both"/>
+        <w:rPr>
+          <w:rFonts w:ascii="Times New Roman" w:eastAsia="Times New Roman" w:hAnsi="Times New Roman" w:cs="Times New Roman"/>
+          <w:sz w:val="24"/>
+          <w:szCs w:val="24"/>
+          <w:lang w:val="uk-UA"/>
+        </w:rPr>
+      </w:pPr>
+      <w:r>
+        <w:rPr>
+          <w:rFonts w:ascii="Times New Roman" w:eastAsia="Times New Roman" w:hAnsi="Times New Roman" w:cs="Times New Roman"/>
+          <w:sz w:val="24"/>
+          <w:szCs w:val="24"/>
+          <w:lang w:val="uk-UA"/>
+        </w:rPr>
+        <w:t>Милосердний Господь і добрий,* повільний до гніву й вельми милостивий.</w:t>
+      </w:r>
+    </w:p>
+    <w:p>
+      <w:pPr>
+        <w:spacing w:after="120"/>
+        <w:jc w:val="both"/>
+        <w:rPr>
+          <w:rFonts w:ascii="Times New Roman" w:eastAsia="Times New Roman" w:hAnsi="Times New Roman" w:cs="Times New Roman"/>
+          <w:sz w:val="24"/>
+          <w:szCs w:val="24"/>
+          <w:lang w:val="uk-UA"/>
+        </w:rPr>
+      </w:pPr>
+      <w:r>
+        <w:rPr>
+          <w:rFonts w:ascii="Times New Roman" w:eastAsia="Times New Roman" w:hAnsi="Times New Roman" w:cs="Times New Roman"/>
+          <w:sz w:val="24"/>
+          <w:szCs w:val="24"/>
+          <w:lang w:val="uk-UA"/>
+        </w:rPr>
+        <w:t>Не буде вічно він обурюватися,* і не буде гніватись повіки.</w:t>
+      </w:r>
+    </w:p>
+    <w:p>
+      <w:pPr>
+        <w:spacing w:after="120"/>
+        <w:jc w:val="both"/>
+        <w:rPr>
+          <w:rFonts w:ascii="Times New Roman" w:eastAsia="Times New Roman" w:hAnsi="Times New Roman" w:cs="Times New Roman"/>
+          <w:sz w:val="24"/>
+          <w:szCs w:val="24"/>
+          <w:lang w:val="uk-UA"/>
+        </w:rPr>
+      </w:pPr>
+      <w:r>
+        <w:rPr>
+          <w:rFonts w:ascii="Times New Roman" w:eastAsia="Times New Roman" w:hAnsi="Times New Roman" w:cs="Times New Roman"/>
+          <w:sz w:val="24"/>
+          <w:szCs w:val="24"/>
+          <w:lang w:val="uk-UA"/>
+        </w:rPr>
+        <w:t>Не за гріхами нашими учинив він із нами,* і не за провинами нашими відплатив він нам.</w:t>
+      </w:r>
+    </w:p>
+    <w:p>
+      <w:pPr>
+        <w:spacing w:after="120"/>
+        <w:jc w:val="both"/>
+        <w:rPr>
+          <w:rFonts w:ascii="Times New Roman" w:eastAsia="Times New Roman" w:hAnsi="Times New Roman" w:cs="Times New Roman"/>
+          <w:sz w:val="24"/>
+          <w:szCs w:val="24"/>
+          <w:lang w:val="uk-UA"/>
+        </w:rPr>
+      </w:pPr>
+      <w:r>
+        <w:rPr>
+          <w:rFonts w:ascii="Times New Roman" w:eastAsia="Times New Roman" w:hAnsi="Times New Roman" w:cs="Times New Roman"/>
+          <w:sz w:val="24"/>
+          <w:szCs w:val="24"/>
+          <w:lang w:val="uk-UA"/>
+        </w:rPr>
+        <w:t>Бо як високо небо над землею,* така велика його милість над тими, що його бояться.</w:t>
+      </w:r>
+    </w:p>
+    <w:p>
+      <w:pPr>
+        <w:spacing w:after="120"/>
+        <w:jc w:val="both"/>
+        <w:rPr>
+          <w:rFonts w:ascii="Times New Roman" w:eastAsia="Times New Roman" w:hAnsi="Times New Roman" w:cs="Times New Roman"/>
+          <w:sz w:val="24"/>
+          <w:szCs w:val="24"/>
+          <w:lang w:val="uk-UA"/>
+        </w:rPr>
+      </w:pPr>
+      <w:r>
+        <w:rPr>
+          <w:rFonts w:ascii="Times New Roman" w:eastAsia="Times New Roman" w:hAnsi="Times New Roman" w:cs="Times New Roman"/>
+          <w:sz w:val="24"/>
+          <w:szCs w:val="24"/>
+          <w:lang w:val="uk-UA"/>
+        </w:rPr>
+        <w:t>Як далеко схід від заходу,* так віддалив він від нас злочинства наші.</w:t>
+      </w:r>
+    </w:p>
+    <w:p>
+      <w:pPr>
+        <w:spacing w:after="120"/>
+        <w:jc w:val="both"/>
+        <w:rPr>
+          <w:rFonts w:ascii="Times New Roman" w:eastAsia="Times New Roman" w:hAnsi="Times New Roman" w:cs="Times New Roman"/>
+          <w:sz w:val="24"/>
+          <w:szCs w:val="24"/>
+          <w:lang w:val="uk-UA"/>
+        </w:rPr>
+      </w:pPr>
+      <w:r>
+        <w:rPr>
+          <w:rFonts w:ascii="Times New Roman" w:eastAsia="Times New Roman" w:hAnsi="Times New Roman" w:cs="Times New Roman"/>
+          <w:sz w:val="24"/>
+          <w:szCs w:val="24"/>
+          <w:lang w:val="uk-UA"/>
+        </w:rPr>
         <w:lastRenderedPageBreak/>
-        <w:t>Тяжить на мені твій гнів,* і всіма хвилями твоїми гнітиш мене.</w:t>
-      </w:r>
-    </w:p>
-    <w:p>
-      <w:pPr>
-        <w:spacing w:after="120"/>
-        <w:jc w:val="both"/>
-        <w:rPr>
-          <w:rFonts w:ascii="Times New Roman" w:eastAsia="Times New Roman" w:hAnsi="Times New Roman" w:cs="Times New Roman"/>
-          <w:sz w:val="24"/>
-          <w:szCs w:val="24"/>
-          <w:lang w:val="uk-UA"/>
-        </w:rPr>
-      </w:pPr>
-      <w:r>
-        <w:rPr>
-          <w:rFonts w:ascii="Times New Roman" w:eastAsia="Times New Roman" w:hAnsi="Times New Roman" w:cs="Times New Roman"/>
-          <w:sz w:val="24"/>
-          <w:szCs w:val="24"/>
-          <w:lang w:val="uk-UA"/>
-        </w:rPr>
-        <w:t>Ти віддалив від мене моїх друзів,* зробив мене для них осоружним, мене замкнули, і я не можу вийти.</w:t>
-      </w:r>
-    </w:p>
-    <w:p>
-      <w:pPr>
-        <w:spacing w:after="120"/>
-        <w:jc w:val="both"/>
-        <w:rPr>
-          <w:rFonts w:ascii="Times New Roman" w:eastAsia="Times New Roman" w:hAnsi="Times New Roman" w:cs="Times New Roman"/>
-          <w:sz w:val="24"/>
-          <w:szCs w:val="24"/>
-          <w:lang w:val="uk-UA"/>
-        </w:rPr>
-      </w:pPr>
-      <w:r>
-        <w:rPr>
-          <w:rFonts w:ascii="Times New Roman" w:eastAsia="Times New Roman" w:hAnsi="Times New Roman" w:cs="Times New Roman"/>
-          <w:sz w:val="24"/>
-          <w:szCs w:val="24"/>
-          <w:lang w:val="uk-UA"/>
-        </w:rPr>
-        <w:t>Очі мої знемоглися від печалі;* до тебе, Господи, щодня взиваю, до тебе простягаю мої руки.</w:t>
-      </w:r>
-    </w:p>
-    <w:p>
-      <w:pPr>
-        <w:spacing w:after="120"/>
-        <w:jc w:val="both"/>
-        <w:rPr>
-          <w:rFonts w:ascii="Times New Roman" w:eastAsia="Times New Roman" w:hAnsi="Times New Roman" w:cs="Times New Roman"/>
-          <w:sz w:val="24"/>
-          <w:szCs w:val="24"/>
-          <w:lang w:val="uk-UA"/>
-        </w:rPr>
-      </w:pPr>
-      <w:r>
-        <w:rPr>
-          <w:rFonts w:ascii="Times New Roman" w:eastAsia="Times New Roman" w:hAnsi="Times New Roman" w:cs="Times New Roman"/>
-          <w:sz w:val="24"/>
-          <w:szCs w:val="24"/>
-          <w:lang w:val="uk-UA"/>
-        </w:rPr>
-        <w:t>Хіба для мертвих робиш чуда?* Хіба то тіні встануть, щоб тебе хвалити?</w:t>
-      </w:r>
-    </w:p>
-    <w:p>
-      <w:pPr>
-        <w:spacing w:after="120"/>
-        <w:jc w:val="both"/>
-        <w:rPr>
-          <w:rFonts w:ascii="Times New Roman" w:eastAsia="Times New Roman" w:hAnsi="Times New Roman" w:cs="Times New Roman"/>
-          <w:sz w:val="24"/>
-          <w:szCs w:val="24"/>
-          <w:lang w:val="uk-UA"/>
-        </w:rPr>
-      </w:pPr>
-      <w:r>
-        <w:rPr>
-          <w:rFonts w:ascii="Times New Roman" w:eastAsia="Gungsuh" w:hAnsi="Times New Roman" w:cs="Times New Roman"/>
-          <w:sz w:val="24"/>
-          <w:szCs w:val="24"/>
-          <w:lang w:val="uk-UA"/>
-        </w:rPr>
-        <w:t>Хіба звіщатимуть у могилі твою милість,* у пропасті глибокій − твою вірність?</w:t>
-      </w:r>
-    </w:p>
-    <w:p>
-      <w:pPr>
-        <w:spacing w:after="120"/>
-        <w:jc w:val="both"/>
-        <w:rPr>
-          <w:rFonts w:ascii="Times New Roman" w:eastAsia="Times New Roman" w:hAnsi="Times New Roman" w:cs="Times New Roman"/>
-          <w:sz w:val="24"/>
-          <w:szCs w:val="24"/>
-          <w:lang w:val="uk-UA"/>
-        </w:rPr>
-      </w:pPr>
-      <w:r>
-        <w:rPr>
-          <w:rFonts w:ascii="Times New Roman" w:eastAsia="Times New Roman" w:hAnsi="Times New Roman" w:cs="Times New Roman"/>
-          <w:sz w:val="24"/>
-          <w:szCs w:val="24"/>
-          <w:lang w:val="uk-UA"/>
-        </w:rPr>
-        <w:t>Хіба чуда твої в темряві будуть відомі,* і твоя ласка в землі забуття?</w:t>
-      </w:r>
-    </w:p>
-    <w:p>
-      <w:pPr>
-        <w:spacing w:after="120"/>
-        <w:jc w:val="both"/>
-        <w:rPr>
-          <w:rFonts w:ascii="Times New Roman" w:eastAsia="Times New Roman" w:hAnsi="Times New Roman" w:cs="Times New Roman"/>
-          <w:sz w:val="24"/>
-          <w:szCs w:val="24"/>
-          <w:lang w:val="uk-UA"/>
-        </w:rPr>
-      </w:pPr>
-      <w:r>
-        <w:rPr>
-          <w:rFonts w:ascii="Times New Roman" w:eastAsia="Times New Roman" w:hAnsi="Times New Roman" w:cs="Times New Roman"/>
-          <w:sz w:val="24"/>
-          <w:szCs w:val="24"/>
-          <w:lang w:val="uk-UA"/>
-        </w:rPr>
-        <w:t>Ось чому, Господи, до тебе я взиваю,* і моя молитва вранці йде тобі назустріч.</w:t>
-      </w:r>
-    </w:p>
-    <w:p>
-      <w:pPr>
-        <w:spacing w:after="120"/>
-        <w:jc w:val="both"/>
-        <w:rPr>
-          <w:rFonts w:ascii="Times New Roman" w:eastAsia="Times New Roman" w:hAnsi="Times New Roman" w:cs="Times New Roman"/>
-          <w:sz w:val="24"/>
-          <w:szCs w:val="24"/>
-          <w:lang w:val="uk-UA"/>
-        </w:rPr>
-      </w:pPr>
-      <w:r>
-        <w:rPr>
-          <w:rFonts w:ascii="Times New Roman" w:eastAsia="Times New Roman" w:hAnsi="Times New Roman" w:cs="Times New Roman"/>
-          <w:sz w:val="24"/>
-          <w:szCs w:val="24"/>
-          <w:lang w:val="uk-UA"/>
-        </w:rPr>
-        <w:t>Чому, Господи, відкинув ти мою душу,* чому ховаєш своє обличчя від мене?</w:t>
-      </w:r>
-    </w:p>
-    <w:p>
-      <w:pPr>
-        <w:spacing w:after="120"/>
-        <w:jc w:val="both"/>
-        <w:rPr>
-          <w:rFonts w:ascii="Times New Roman" w:eastAsia="Times New Roman" w:hAnsi="Times New Roman" w:cs="Times New Roman"/>
-          <w:sz w:val="24"/>
-          <w:szCs w:val="24"/>
-          <w:lang w:val="uk-UA"/>
-        </w:rPr>
-      </w:pPr>
-      <w:r>
-        <w:rPr>
-          <w:rFonts w:ascii="Times New Roman" w:eastAsia="Gungsuh" w:hAnsi="Times New Roman" w:cs="Times New Roman"/>
-          <w:sz w:val="24"/>
-          <w:szCs w:val="24"/>
-          <w:lang w:val="uk-UA"/>
-        </w:rPr>
-        <w:t>Я безталанний і конаю змалку,* я перебув страх твій − і умліваю.</w:t>
-      </w:r>
-    </w:p>
-    <w:p>
-      <w:pPr>
-        <w:spacing w:after="120"/>
-        <w:jc w:val="both"/>
-        <w:rPr>
-          <w:rFonts w:ascii="Times New Roman" w:eastAsia="Times New Roman" w:hAnsi="Times New Roman" w:cs="Times New Roman"/>
-          <w:sz w:val="24"/>
-          <w:szCs w:val="24"/>
-          <w:lang w:val="uk-UA"/>
-        </w:rPr>
-      </w:pPr>
-      <w:r>
-        <w:rPr>
-          <w:rFonts w:ascii="Times New Roman" w:eastAsia="Times New Roman" w:hAnsi="Times New Roman" w:cs="Times New Roman"/>
-          <w:sz w:val="24"/>
-          <w:szCs w:val="24"/>
-          <w:lang w:val="uk-UA"/>
-        </w:rPr>
-        <w:t>Твій палкий гнів пронісся наді мною,* твої страхіття мене погубили.</w:t>
-      </w:r>
-    </w:p>
-    <w:p>
-      <w:pPr>
-        <w:spacing w:after="120"/>
-        <w:jc w:val="both"/>
-        <w:rPr>
-          <w:rFonts w:ascii="Times New Roman" w:eastAsia="Times New Roman" w:hAnsi="Times New Roman" w:cs="Times New Roman"/>
-          <w:sz w:val="24"/>
-          <w:szCs w:val="24"/>
-          <w:lang w:val="uk-UA"/>
-        </w:rPr>
-      </w:pPr>
-      <w:r>
-        <w:rPr>
-          <w:rFonts w:ascii="Times New Roman" w:eastAsia="Times New Roman" w:hAnsi="Times New Roman" w:cs="Times New Roman"/>
-          <w:sz w:val="24"/>
-          <w:szCs w:val="24"/>
-          <w:lang w:val="uk-UA"/>
-        </w:rPr>
-        <w:t>Увесь час вони оточують мене, мов води,* усі разом мене обступили.</w:t>
-      </w:r>
-    </w:p>
-    <w:p>
-      <w:pPr>
-        <w:spacing w:after="120"/>
-        <w:jc w:val="both"/>
-        <w:rPr>
-          <w:rFonts w:ascii="Times New Roman" w:eastAsia="Times New Roman" w:hAnsi="Times New Roman" w:cs="Times New Roman"/>
-          <w:sz w:val="24"/>
-          <w:szCs w:val="24"/>
-          <w:lang w:val="uk-UA"/>
-        </w:rPr>
-      </w:pPr>
-      <w:r>
-        <w:rPr>
-          <w:rFonts w:ascii="Times New Roman" w:eastAsia="Times New Roman" w:hAnsi="Times New Roman" w:cs="Times New Roman"/>
-          <w:sz w:val="24"/>
-          <w:szCs w:val="24"/>
-          <w:lang w:val="uk-UA"/>
-        </w:rPr>
-        <w:t>Ти віддалив від мене товариша і друга,* а із знайомих у мене тільки темінь.</w:t>
-      </w:r>
-    </w:p>
-    <w:p>
-      <w:pPr>
-        <w:spacing w:after="120"/>
-        <w:jc w:val="center"/>
-        <w:rPr>
-          <w:rFonts w:ascii="Times New Roman" w:eastAsia="Times New Roman" w:hAnsi="Times New Roman" w:cs="Times New Roman"/>
-          <w:i/>
-          <w:sz w:val="24"/>
-          <w:szCs w:val="24"/>
-          <w:lang w:val="uk-UA"/>
-        </w:rPr>
-      </w:pPr>
-      <w:r>
-        <w:rPr>
-          <w:rFonts w:ascii="Times New Roman" w:eastAsia="Times New Roman" w:hAnsi="Times New Roman" w:cs="Times New Roman"/>
-          <w:b/>
-          <w:i/>
-          <w:color w:val="FF0000"/>
-          <w:sz w:val="24"/>
-          <w:szCs w:val="24"/>
-          <w:lang w:val="uk-UA"/>
-        </w:rPr>
-        <w:t xml:space="preserve">Псалом 102 </w:t>
-      </w:r>
-      <w:r>
-        <w:rPr>
-          <w:rFonts w:ascii="Times New Roman" w:eastAsia="Times New Roman" w:hAnsi="Times New Roman" w:cs="Times New Roman"/>
-          <w:i/>
-          <w:color w:val="FF0000"/>
-          <w:sz w:val="24"/>
-          <w:szCs w:val="24"/>
-          <w:lang w:val="uk-UA"/>
-        </w:rPr>
-        <w:t>(У п'ятницю)</w:t>
-      </w:r>
-    </w:p>
-    <w:p>
-      <w:pPr>
-        <w:spacing w:after="120"/>
-        <w:jc w:val="both"/>
-        <w:rPr>
-          <w:rFonts w:ascii="Times New Roman" w:eastAsia="Times New Roman" w:hAnsi="Times New Roman" w:cs="Times New Roman"/>
-          <w:sz w:val="24"/>
-          <w:szCs w:val="24"/>
-          <w:lang w:val="uk-UA"/>
-        </w:rPr>
-      </w:pPr>
-      <w:r>
-        <w:rPr>
-          <w:rFonts w:ascii="Times New Roman" w:eastAsia="Gungsuh" w:hAnsi="Times New Roman" w:cs="Times New Roman"/>
-          <w:sz w:val="24"/>
-          <w:szCs w:val="24"/>
-          <w:lang w:val="uk-UA"/>
-        </w:rPr>
-        <w:t>Благослови, душе моя, Господа,* і все нутро моє − його святе ім'я.</w:t>
-      </w:r>
-    </w:p>
-    <w:p>
-      <w:pPr>
-        <w:spacing w:after="120"/>
-        <w:jc w:val="both"/>
-        <w:rPr>
-          <w:rFonts w:ascii="Times New Roman" w:eastAsia="Times New Roman" w:hAnsi="Times New Roman" w:cs="Times New Roman"/>
-          <w:sz w:val="24"/>
-          <w:szCs w:val="24"/>
-          <w:lang w:val="uk-UA"/>
-        </w:rPr>
-      </w:pPr>
-      <w:r>
-        <w:rPr>
-          <w:rFonts w:ascii="Times New Roman" w:eastAsia="Times New Roman" w:hAnsi="Times New Roman" w:cs="Times New Roman"/>
-          <w:sz w:val="24"/>
-          <w:szCs w:val="24"/>
-          <w:lang w:val="uk-UA"/>
-        </w:rPr>
-        <w:t>Благослови, душе моя, Господа,* і не забувай усіх добродійств його ніколи.</w:t>
-      </w:r>
-    </w:p>
-    <w:p>
-      <w:pPr>
-        <w:spacing w:after="120"/>
-        <w:jc w:val="both"/>
-        <w:rPr>
-          <w:rFonts w:ascii="Times New Roman" w:eastAsia="Times New Roman" w:hAnsi="Times New Roman" w:cs="Times New Roman"/>
-          <w:sz w:val="24"/>
-          <w:szCs w:val="24"/>
-          <w:lang w:val="uk-UA"/>
-        </w:rPr>
-      </w:pPr>
-      <w:r>
-        <w:rPr>
-          <w:rFonts w:ascii="Times New Roman" w:eastAsia="Times New Roman" w:hAnsi="Times New Roman" w:cs="Times New Roman"/>
-          <w:sz w:val="24"/>
-          <w:szCs w:val="24"/>
-          <w:lang w:val="uk-UA"/>
-        </w:rPr>
-        <w:t>Він прощає всі твої провини,* зціляє всі твої недуги.</w:t>
-      </w:r>
-    </w:p>
-    <w:p>
-      <w:pPr>
-        <w:spacing w:after="120"/>
-        <w:jc w:val="both"/>
-        <w:rPr>
-          <w:rFonts w:ascii="Times New Roman" w:eastAsia="Times New Roman" w:hAnsi="Times New Roman" w:cs="Times New Roman"/>
-          <w:sz w:val="24"/>
-          <w:szCs w:val="24"/>
-          <w:lang w:val="uk-UA"/>
-        </w:rPr>
-      </w:pPr>
-      <w:r>
-        <w:rPr>
-          <w:rFonts w:ascii="Times New Roman" w:eastAsia="Times New Roman" w:hAnsi="Times New Roman" w:cs="Times New Roman"/>
-          <w:sz w:val="24"/>
-          <w:szCs w:val="24"/>
-          <w:lang w:val="uk-UA"/>
-        </w:rPr>
-        <w:t>Він визволяє життя твоє від ями,* вінчає тебе ласкою і милосердям.</w:t>
-      </w:r>
-    </w:p>
-    <w:p>
-      <w:pPr>
-        <w:spacing w:after="120"/>
-        <w:jc w:val="both"/>
-        <w:rPr>
-          <w:rFonts w:ascii="Times New Roman" w:eastAsia="Times New Roman" w:hAnsi="Times New Roman" w:cs="Times New Roman"/>
-          <w:sz w:val="24"/>
-          <w:szCs w:val="24"/>
-          <w:lang w:val="uk-UA"/>
-        </w:rPr>
-      </w:pPr>
-      <w:r>
-        <w:rPr>
-          <w:rFonts w:ascii="Times New Roman" w:eastAsia="Times New Roman" w:hAnsi="Times New Roman" w:cs="Times New Roman"/>
-          <w:sz w:val="24"/>
-          <w:szCs w:val="24"/>
-          <w:lang w:val="uk-UA"/>
-        </w:rPr>
-        <w:t>Він насичує твій похилий вік добром,* і оновляється, як орел, твоя юність.</w:t>
-      </w:r>
-    </w:p>
-    <w:p>
-      <w:pPr>
-        <w:spacing w:after="120"/>
-        <w:jc w:val="both"/>
-        <w:rPr>
-          <w:rFonts w:ascii="Times New Roman" w:eastAsia="Times New Roman" w:hAnsi="Times New Roman" w:cs="Times New Roman"/>
-          <w:sz w:val="24"/>
-          <w:szCs w:val="24"/>
-          <w:lang w:val="uk-UA"/>
-        </w:rPr>
-      </w:pPr>
-      <w:r>
-        <w:rPr>
-          <w:rFonts w:ascii="Times New Roman" w:eastAsia="Times New Roman" w:hAnsi="Times New Roman" w:cs="Times New Roman"/>
-          <w:sz w:val="24"/>
-          <w:szCs w:val="24"/>
-          <w:lang w:val="uk-UA"/>
-        </w:rPr>
-        <w:t>Господь творить правосуддя,* і суд усім прибитим.</w:t>
-      </w:r>
-    </w:p>
-    <w:p>
-      <w:pPr>
-        <w:spacing w:after="120"/>
-        <w:jc w:val="both"/>
-        <w:rPr>
-          <w:rFonts w:ascii="Times New Roman" w:eastAsia="Times New Roman" w:hAnsi="Times New Roman" w:cs="Times New Roman"/>
-          <w:sz w:val="24"/>
-          <w:szCs w:val="24"/>
-          <w:lang w:val="uk-UA"/>
-        </w:rPr>
-      </w:pPr>
-      <w:r>
-        <w:rPr>
-          <w:rFonts w:ascii="Times New Roman" w:eastAsia="Times New Roman" w:hAnsi="Times New Roman" w:cs="Times New Roman"/>
-          <w:sz w:val="24"/>
-          <w:szCs w:val="24"/>
-          <w:lang w:val="uk-UA"/>
-        </w:rPr>
-        <w:t>Він показав Мойсеєві свої дороги,* синам Ізраїля діла свої.</w:t>
-      </w:r>
-    </w:p>
-    <w:p>
-      <w:pPr>
-        <w:spacing w:after="120"/>
-        <w:jc w:val="both"/>
-        <w:rPr>
-          <w:rFonts w:ascii="Times New Roman" w:eastAsia="Times New Roman" w:hAnsi="Times New Roman" w:cs="Times New Roman"/>
-          <w:sz w:val="24"/>
-          <w:szCs w:val="24"/>
-          <w:lang w:val="uk-UA"/>
-        </w:rPr>
-      </w:pPr>
-      <w:r>
-        <w:rPr>
-          <w:rFonts w:ascii="Times New Roman" w:eastAsia="Times New Roman" w:hAnsi="Times New Roman" w:cs="Times New Roman"/>
-          <w:sz w:val="24"/>
-          <w:szCs w:val="24"/>
-          <w:lang w:val="uk-UA"/>
-        </w:rPr>
-        <w:t>Милосердний Господь і добрий,* повільний до гніву й вельми милостивий.</w:t>
-      </w:r>
-    </w:p>
-    <w:p>
-      <w:pPr>
-        <w:spacing w:after="120"/>
-        <w:jc w:val="both"/>
-        <w:rPr>
-          <w:rFonts w:ascii="Times New Roman" w:eastAsia="Times New Roman" w:hAnsi="Times New Roman" w:cs="Times New Roman"/>
-          <w:sz w:val="24"/>
-          <w:szCs w:val="24"/>
-          <w:lang w:val="uk-UA"/>
-        </w:rPr>
-      </w:pPr>
-      <w:r>
-        <w:rPr>
-          <w:rFonts w:ascii="Times New Roman" w:eastAsia="Times New Roman" w:hAnsi="Times New Roman" w:cs="Times New Roman"/>
-          <w:sz w:val="24"/>
-          <w:szCs w:val="24"/>
-          <w:lang w:val="uk-UA"/>
-        </w:rPr>
-        <w:t>Не буде вічно він обурюватися,* і не буде гніватись повіки.</w:t>
-      </w:r>
-    </w:p>
-    <w:p>
-      <w:pPr>
-        <w:spacing w:after="120"/>
-        <w:jc w:val="both"/>
-        <w:rPr>
-          <w:rFonts w:ascii="Times New Roman" w:eastAsia="Times New Roman" w:hAnsi="Times New Roman" w:cs="Times New Roman"/>
-          <w:sz w:val="24"/>
-          <w:szCs w:val="24"/>
-          <w:lang w:val="uk-UA"/>
-        </w:rPr>
-      </w:pPr>
-      <w:r>
-        <w:rPr>
-          <w:rFonts w:ascii="Times New Roman" w:eastAsia="Times New Roman" w:hAnsi="Times New Roman" w:cs="Times New Roman"/>
-          <w:sz w:val="24"/>
-          <w:szCs w:val="24"/>
-          <w:lang w:val="uk-UA"/>
-        </w:rPr>
-        <w:t>Не за гріхами нашими учинив він із нами,* і не за провинами нашими відплатив він нам.</w:t>
-      </w:r>
-    </w:p>
-    <w:p>
-      <w:pPr>
-        <w:spacing w:after="120"/>
-        <w:jc w:val="both"/>
-        <w:rPr>
-          <w:rFonts w:ascii="Times New Roman" w:eastAsia="Times New Roman" w:hAnsi="Times New Roman" w:cs="Times New Roman"/>
-          <w:sz w:val="24"/>
-          <w:szCs w:val="24"/>
-          <w:lang w:val="uk-UA"/>
-        </w:rPr>
-      </w:pPr>
-      <w:r>
-        <w:rPr>
-          <w:rFonts w:ascii="Times New Roman" w:eastAsia="Times New Roman" w:hAnsi="Times New Roman" w:cs="Times New Roman"/>
-          <w:sz w:val="24"/>
-          <w:szCs w:val="24"/>
-          <w:lang w:val="uk-UA"/>
-        </w:rPr>
-        <w:t>Бо як високо небо над землею,* така велика його милість над тими, що його бояться.</w:t>
-      </w:r>
-    </w:p>
-    <w:p>
-      <w:pPr>
-        <w:spacing w:after="120"/>
-        <w:jc w:val="both"/>
-        <w:rPr>
-          <w:rFonts w:ascii="Times New Roman" w:eastAsia="Times New Roman" w:hAnsi="Times New Roman" w:cs="Times New Roman"/>
-          <w:sz w:val="24"/>
-          <w:szCs w:val="24"/>
-          <w:lang w:val="uk-UA"/>
-        </w:rPr>
-      </w:pPr>
-      <w:r>
-        <w:rPr>
-          <w:rFonts w:ascii="Times New Roman" w:eastAsia="Times New Roman" w:hAnsi="Times New Roman" w:cs="Times New Roman"/>
-          <w:sz w:val="24"/>
-          <w:szCs w:val="24"/>
-          <w:lang w:val="uk-UA"/>
-        </w:rPr>
-        <w:t>Як далеко схід від заходу,* так віддалив він від нас злочинства наші.</w:t>
-      </w:r>
-    </w:p>
-    <w:p>
-      <w:pPr>
-        <w:spacing w:after="120"/>
-        <w:jc w:val="both"/>
-        <w:rPr>
-          <w:rFonts w:ascii="Times New Roman" w:eastAsia="Times New Roman" w:hAnsi="Times New Roman" w:cs="Times New Roman"/>
-          <w:sz w:val="24"/>
-          <w:szCs w:val="24"/>
-          <w:lang w:val="uk-UA"/>
-        </w:rPr>
-      </w:pPr>
-      <w:r>
-        <w:rPr>
-          <w:rFonts w:ascii="Times New Roman" w:eastAsia="Times New Roman" w:hAnsi="Times New Roman" w:cs="Times New Roman"/>
-          <w:sz w:val="24"/>
-          <w:szCs w:val="24"/>
-          <w:lang w:val="uk-UA"/>
-        </w:rPr>
         <w:t>Як батько милосердиться над синами,* так милосердиться Господь над тими, що його бояться.</w:t>
       </w:r>
     </w:p>
@@ -10062,7 +10063,6 @@
           <w:szCs w:val="24"/>
           <w:lang w:val="uk-UA"/>
         </w:rPr>
-        <w:lastRenderedPageBreak/>
         <w:t>Благословіте Господа, усі його твори, по всіх місцях його правління.* Благослови, душе моя, Господа!</w:t>
       </w:r>
     </w:p>
@@ -10549,7 +10549,18 @@
           <w:szCs w:val="24"/>
           <w:lang w:val="uk-UA"/>
         </w:rPr>
-        <w:t>, Господи, Боже наш, що підняв нас із постелі нашої і вклав в уста наші слово хвали, щоб поклонятися і призивати ім'я Твоє святе. Ми умоляємо Твоє милосердя, яке Ти завжди виявляв у нашому житті. Пошли поміч свою людям, що стоять перед лицем святої слави Твоєї і дожидають від Тебе багатої милости; і дай нам, що зо страхом і любов'ю завжди Тобі служимо, хвалити несказанну Твою доброту. Бо Тобі належить усяка слава, честь і поклоніння: Отцю, і Сину, і Святому Духові, нині і повсякчас, і на віки віків. Амінь.</w:t>
+        <w:t xml:space="preserve">, Господи, Боже наш, що підняв нас із постелі нашої і вклав в уста наші слово хвали, щоб поклонятися і призивати ім'я Твоє святе. Ми умоляємо Твоє милосердя, яке Ти завжди виявляв у нашому житті. Пошли поміч свою людям, що стоять перед лицем святої </w:t>
+      </w:r>
+      <w:r>
+        <w:rPr>
+          <w:rFonts w:ascii="Times New Roman" w:eastAsia="Times New Roman" w:hAnsi="Times New Roman" w:cs="Times New Roman"/>
+          <w:color w:val="000000"/>
+          <w:sz w:val="24"/>
+          <w:szCs w:val="24"/>
+          <w:lang w:val="uk-UA"/>
+        </w:rPr>
+        <w:lastRenderedPageBreak/>
+        <w:t>слави Твоєї і дожидають від Тебе багатої милости; і дай нам, що зо страхом і любов'ю завжди Тобі служимо, хвалити несказанну Твою доброту. Бо Тобі належить усяка слава, честь і поклоніння: Отцю, і Сину, і Святому Духові, нині і повсякчас, і на віки віків. Амінь.</w:t>
       </w:r>
     </w:p>
     <w:p>
@@ -10615,7 +10626,281 @@
           <w:szCs w:val="24"/>
           <w:lang w:val="uk-UA"/>
         </w:rPr>
-        <w:t xml:space="preserve"> Від ночі лине дух наш до Тебе, Боже, бо світлом є повеління Твої. Навчи нас, Боже, правди Твоєї, заповідей Твоїх і виправдань Твоїх. Просвіти наші духовні очі, щоб ми не заснули в гріхах на смерть. Віджени всяку мряку від сердець наших, даруй нам сонце правди і охорони життя наше знаменням і печаттю Святого Твого Духа. Направ стопи наші на шлях мирний, </w:t>
+        <w:t xml:space="preserve"> Від ночі лине дух наш до Тебе, Боже, бо світлом є повеління Твої. Навчи нас, Боже, правди Твоєї, заповідей Твоїх і виправдань Твоїх. Просвіти наші духовні очі, щоб ми не заснули в гріхах на смерть. Віджени всяку мряку від сердець наших, даруй нам сонце правди і охорони життя наше знаменням і печаттю Святого Твого Духа. Направ стопи наші на шлях мирний, дай нам бачити ранішній день у радості, щоб ми Тобі засилали ранішні молитви, бо Твоє є володіння і Твоє є царство і сила, і слава Отця, і Сина, і Святого Духа, нині і повсякчас, і на віки віків. Амінь.</w:t>
+      </w:r>
+    </w:p>
+    <w:p>
+      <w:pPr>
+        <w:spacing w:after="120"/>
+        <w:jc w:val="both"/>
+        <w:rPr>
+          <w:rFonts w:ascii="Times New Roman" w:eastAsia="Times New Roman" w:hAnsi="Times New Roman" w:cs="Times New Roman"/>
+          <w:color w:val="000000"/>
+          <w:sz w:val="24"/>
+          <w:szCs w:val="24"/>
+          <w:lang w:val="uk-UA"/>
+        </w:rPr>
+      </w:pPr>
+      <w:r>
+        <w:rPr>
+          <w:rFonts w:ascii="Times New Roman" w:eastAsia="Times New Roman" w:hAnsi="Times New Roman" w:cs="Times New Roman"/>
+          <w:color w:val="FF0000"/>
+          <w:sz w:val="24"/>
+          <w:szCs w:val="24"/>
+          <w:lang w:val="uk-UA"/>
+        </w:rPr>
+        <w:t>4.</w:t>
+      </w:r>
+      <w:r>
+        <w:rPr>
+          <w:rFonts w:ascii="Times New Roman" w:eastAsia="Times New Roman" w:hAnsi="Times New Roman" w:cs="Times New Roman"/>
+          <w:color w:val="000000"/>
+          <w:sz w:val="24"/>
+          <w:szCs w:val="24"/>
+          <w:lang w:val="uk-UA"/>
+        </w:rPr>
+        <w:t xml:space="preserve"> Владико, Боже святий і неосяжний, що казав із темряви світлові засіяти, що заспокоїв нас у нічному сні й підвів до величання і моління Твоєї доброти! Ти, що даєш себе умолити задля свого милосердя, прийми і нині нас, що поклоняємося Тобі й по силі </w:t>
+      </w:r>
+      <w:r>
+        <w:rPr>
+          <w:rFonts w:ascii="Times New Roman" w:eastAsia="Times New Roman" w:hAnsi="Times New Roman" w:cs="Times New Roman"/>
+          <w:sz w:val="24"/>
+          <w:szCs w:val="24"/>
+          <w:lang w:val="uk-UA"/>
+        </w:rPr>
+        <w:t xml:space="preserve">благодаримо </w:t>
+      </w:r>
+      <w:r>
+        <w:rPr>
+          <w:rFonts w:ascii="Times New Roman" w:eastAsia="Times New Roman" w:hAnsi="Times New Roman" w:cs="Times New Roman"/>
+          <w:color w:val="000000"/>
+          <w:sz w:val="24"/>
+          <w:szCs w:val="24"/>
+          <w:lang w:val="uk-UA"/>
+        </w:rPr>
+        <w:t>Т</w:t>
+      </w:r>
+      <w:r>
+        <w:rPr>
+          <w:rFonts w:ascii="Times New Roman" w:eastAsia="Times New Roman" w:hAnsi="Times New Roman" w:cs="Times New Roman"/>
+          <w:sz w:val="24"/>
+          <w:szCs w:val="24"/>
+          <w:lang w:val="uk-UA"/>
+        </w:rPr>
+        <w:t>ебе</w:t>
+      </w:r>
+      <w:r>
+        <w:rPr>
+          <w:rFonts w:ascii="Times New Roman" w:eastAsia="Times New Roman" w:hAnsi="Times New Roman" w:cs="Times New Roman"/>
+          <w:color w:val="000000"/>
+          <w:sz w:val="24"/>
+          <w:szCs w:val="24"/>
+          <w:lang w:val="uk-UA"/>
+        </w:rPr>
+        <w:t xml:space="preserve">; і даруй нам те, чого просимо задля спасіння. Вчини нас синами світла і дня та спадкоємцями вічних Твоїх </w:t>
+      </w:r>
+      <w:r>
+        <w:rPr>
+          <w:rFonts w:ascii="Times New Roman" w:eastAsia="Times New Roman" w:hAnsi="Times New Roman" w:cs="Times New Roman"/>
+          <w:sz w:val="24"/>
+          <w:szCs w:val="24"/>
+          <w:lang w:val="uk-UA"/>
+        </w:rPr>
+        <w:t>благ</w:t>
+      </w:r>
+      <w:r>
+        <w:rPr>
+          <w:rFonts w:ascii="Times New Roman" w:eastAsia="Times New Roman" w:hAnsi="Times New Roman" w:cs="Times New Roman"/>
+          <w:color w:val="000000"/>
+          <w:sz w:val="24"/>
+          <w:szCs w:val="24"/>
+          <w:lang w:val="uk-UA"/>
+        </w:rPr>
+        <w:t>. Пом'яни, Господи, за багатством ласк Твоїх усіх людей, що є і моляться з нами, і всю братію нашу на землі й на морі, і на всякому місці володіння Твого, що потребують Твоєї любови й помочі. Усім вияви велику Твою милість, щоб спасенні, як душею так і тілом, завжди перебували й відважно славили чудне й благословенне ім'я Твоє, бо Ти Бог милости і ласк, і любови, і Тобі славу возсилаємо: Отцю, і Сину, і Святому Духові, нині і повсякчас, і на віки віків. Амінь.</w:t>
+      </w:r>
+    </w:p>
+    <w:p>
+      <w:pPr>
+        <w:spacing w:after="120"/>
+        <w:jc w:val="both"/>
+        <w:rPr>
+          <w:rFonts w:ascii="Times New Roman" w:eastAsia="Times New Roman" w:hAnsi="Times New Roman" w:cs="Times New Roman"/>
+          <w:color w:val="000000"/>
+          <w:sz w:val="24"/>
+          <w:szCs w:val="24"/>
+          <w:lang w:val="uk-UA"/>
+        </w:rPr>
+      </w:pPr>
+      <w:r>
+        <w:rPr>
+          <w:rFonts w:ascii="Times New Roman" w:eastAsia="Times New Roman" w:hAnsi="Times New Roman" w:cs="Times New Roman"/>
+          <w:color w:val="FF0000"/>
+          <w:sz w:val="24"/>
+          <w:szCs w:val="24"/>
+          <w:lang w:val="uk-UA"/>
+        </w:rPr>
+        <w:t>5.</w:t>
+      </w:r>
+      <w:r>
+        <w:rPr>
+          <w:rFonts w:ascii="Times New Roman" w:eastAsia="Times New Roman" w:hAnsi="Times New Roman" w:cs="Times New Roman"/>
+          <w:color w:val="000000"/>
+          <w:sz w:val="24"/>
+          <w:szCs w:val="24"/>
+          <w:lang w:val="uk-UA"/>
+        </w:rPr>
+        <w:t xml:space="preserve"> Скарб</w:t>
+      </w:r>
+      <w:r>
+        <w:rPr>
+          <w:rFonts w:ascii="Times New Roman" w:eastAsia="Times New Roman" w:hAnsi="Times New Roman" w:cs="Times New Roman"/>
+          <w:sz w:val="24"/>
+          <w:szCs w:val="24"/>
+          <w:lang w:val="uk-UA"/>
+        </w:rPr>
+        <w:t>нице</w:t>
+      </w:r>
+      <w:r>
+        <w:rPr>
+          <w:rFonts w:ascii="Times New Roman" w:eastAsia="Times New Roman" w:hAnsi="Times New Roman" w:cs="Times New Roman"/>
+          <w:color w:val="000000"/>
+          <w:sz w:val="24"/>
+          <w:szCs w:val="24"/>
+          <w:lang w:val="uk-UA"/>
+        </w:rPr>
+        <w:t xml:space="preserve"> </w:t>
+      </w:r>
+      <w:r>
+        <w:rPr>
+          <w:rFonts w:ascii="Times New Roman" w:eastAsia="Times New Roman" w:hAnsi="Times New Roman" w:cs="Times New Roman"/>
+          <w:sz w:val="24"/>
+          <w:szCs w:val="24"/>
+          <w:lang w:val="uk-UA"/>
+        </w:rPr>
+        <w:t>благ</w:t>
+      </w:r>
+      <w:r>
+        <w:rPr>
+          <w:rFonts w:ascii="Times New Roman" w:eastAsia="Times New Roman" w:hAnsi="Times New Roman" w:cs="Times New Roman"/>
+          <w:color w:val="000000"/>
+          <w:sz w:val="24"/>
+          <w:szCs w:val="24"/>
+          <w:lang w:val="uk-UA"/>
+        </w:rPr>
+        <w:t>, джерело невисихаюче, Отче святий, чудотворче всесильний і вседержителю! Усі Тобі поклоняємося і Тобі молимося та Твої милості і Твої ласки призиваємо на поміч і на заступництво нашій смиренності. Пом'яни, Господи, слуг Твоїх, прийми від усіх нас ранішні моління, як кадило перед Тобою; ні одного з нас не вчини нездатним, але всіх нас зберігай ласками Твоїми. Пом'яни, Господи, тих, що чувають і співають на славу Твою і єдинородного Твого Сина і Бога нашого, і Святого Твого Духа. Будь їм помічником і заступником; прийми їх молитви на наднебесний і духовний Твій жертовник, бо Ти Бог наш, і Тобі славу возсилаємо: Отцю, і Сину, і Святому Духові, нині і повсякчас, і на віки віків. Амінь.</w:t>
+      </w:r>
+    </w:p>
+    <w:p>
+      <w:pPr>
+        <w:spacing w:after="120"/>
+        <w:jc w:val="both"/>
+        <w:rPr>
+          <w:rFonts w:ascii="Times New Roman" w:eastAsia="Times New Roman" w:hAnsi="Times New Roman" w:cs="Times New Roman"/>
+          <w:color w:val="000000"/>
+          <w:sz w:val="24"/>
+          <w:szCs w:val="24"/>
+          <w:lang w:val="uk-UA"/>
+        </w:rPr>
+      </w:pPr>
+      <w:r>
+        <w:rPr>
+          <w:rFonts w:ascii="Times New Roman" w:eastAsia="Times New Roman" w:hAnsi="Times New Roman" w:cs="Times New Roman"/>
+          <w:color w:val="FF0000"/>
+          <w:sz w:val="24"/>
+          <w:szCs w:val="24"/>
+          <w:lang w:val="uk-UA"/>
+        </w:rPr>
+        <w:t xml:space="preserve">6. </w:t>
+      </w:r>
+      <w:r>
+        <w:rPr>
+          <w:rFonts w:ascii="Times New Roman" w:eastAsia="Times New Roman" w:hAnsi="Times New Roman" w:cs="Times New Roman"/>
+          <w:sz w:val="24"/>
+          <w:szCs w:val="24"/>
+          <w:lang w:val="uk-UA"/>
+        </w:rPr>
+        <w:t>Благодаримо</w:t>
+      </w:r>
+      <w:r>
+        <w:rPr>
+          <w:rFonts w:ascii="Times New Roman" w:eastAsia="Times New Roman" w:hAnsi="Times New Roman" w:cs="Times New Roman"/>
+          <w:color w:val="000000"/>
+          <w:sz w:val="24"/>
+          <w:szCs w:val="24"/>
+          <w:lang w:val="uk-UA"/>
+        </w:rPr>
+        <w:t xml:space="preserve"> Т</w:t>
+      </w:r>
+      <w:r>
+        <w:rPr>
+          <w:rFonts w:ascii="Times New Roman" w:eastAsia="Times New Roman" w:hAnsi="Times New Roman" w:cs="Times New Roman"/>
+          <w:sz w:val="24"/>
+          <w:szCs w:val="24"/>
+          <w:lang w:val="uk-UA"/>
+        </w:rPr>
+        <w:t>е</w:t>
+      </w:r>
+      <w:r>
+        <w:rPr>
+          <w:rFonts w:ascii="Times New Roman" w:eastAsia="Times New Roman" w:hAnsi="Times New Roman" w:cs="Times New Roman"/>
+          <w:color w:val="000000"/>
+          <w:sz w:val="24"/>
+          <w:szCs w:val="24"/>
+          <w:lang w:val="uk-UA"/>
+        </w:rPr>
+        <w:t>б</w:t>
+      </w:r>
+      <w:r>
+        <w:rPr>
+          <w:rFonts w:ascii="Times New Roman" w:eastAsia="Times New Roman" w:hAnsi="Times New Roman" w:cs="Times New Roman"/>
+          <w:sz w:val="24"/>
+          <w:szCs w:val="24"/>
+          <w:lang w:val="uk-UA"/>
+        </w:rPr>
+        <w:t>е</w:t>
+      </w:r>
+      <w:r>
+        <w:rPr>
+          <w:rFonts w:ascii="Times New Roman" w:eastAsia="Times New Roman" w:hAnsi="Times New Roman" w:cs="Times New Roman"/>
+          <w:color w:val="000000"/>
+          <w:sz w:val="24"/>
+          <w:szCs w:val="24"/>
+          <w:lang w:val="uk-UA"/>
+        </w:rPr>
+        <w:t>, Господи, Боже спасіння нашого, бо Ти все робиш для добра життя нашого, щоб ми завжди на Тебе споглядали, Спасителю й Доброчинцю душ наших. Бо Ти дав спокій нам у час минулої ночі й підвів нас, щоб ми поклонялися величному імені Твоєму. Тому молимо Тебе, Господи: Дай нам ласку й силу, щоб ми стали гідними співати Тобі розумно й молитися безупинно та в страсі і тремтінні над нашим спасінням працювали, при заступництві Христа Твого. Пом'яни, Господи, і тих, що вночі до Тебе кличуть. Вислухай їх і помилуй, і круши під ноги їх невидимих і войовничих ворогів. Бо Ти Цар миру і Спас душ наших, і Тобі славу возсилаємо: Отцю і Сину, і Святому Духові, нині і повсякчас, і на віки віків. Амінь.</w:t>
+      </w:r>
+    </w:p>
+    <w:p>
+      <w:pPr>
+        <w:spacing w:after="120"/>
+        <w:jc w:val="both"/>
+        <w:rPr>
+          <w:rFonts w:ascii="Times New Roman" w:eastAsia="Times New Roman" w:hAnsi="Times New Roman" w:cs="Times New Roman"/>
+          <w:color w:val="000000"/>
+          <w:sz w:val="24"/>
+          <w:szCs w:val="24"/>
+          <w:lang w:val="uk-UA"/>
+        </w:rPr>
+      </w:pPr>
+      <w:r>
+        <w:rPr>
+          <w:rFonts w:ascii="Times New Roman" w:eastAsia="Times New Roman" w:hAnsi="Times New Roman" w:cs="Times New Roman"/>
+          <w:color w:val="FF0000"/>
+          <w:sz w:val="24"/>
+          <w:szCs w:val="24"/>
+          <w:lang w:val="uk-UA"/>
+        </w:rPr>
+        <w:t>7.</w:t>
+      </w:r>
+      <w:r>
+        <w:rPr>
+          <w:rFonts w:ascii="Times New Roman" w:eastAsia="Times New Roman" w:hAnsi="Times New Roman" w:cs="Times New Roman"/>
+          <w:color w:val="000000"/>
+          <w:sz w:val="24"/>
+          <w:szCs w:val="24"/>
+          <w:lang w:val="uk-UA"/>
+        </w:rPr>
+        <w:t xml:space="preserve"> Боже й Отче Господа нашого Ісуса Христа! Ти підніс нас з постелі нашої і зібрав на годину молитви. Дай нам ласку відкрити уста наші і прийми наші подяки, що в наших силах, і навчи нас установ Твоїх. Бо молитися як слід не вміємо, якщо Ти, Господи, святим Твоїм Духом не навчиш нас. Тому молимося Тобі: Даруй і прости, якщо ми згрішили аж до теперішньої години </w:t>
       </w:r>
       <w:r>
         <w:rPr>
@@ -10626,281 +10911,7 @@
           <w:lang w:val="uk-UA"/>
         </w:rPr>
         <w:lastRenderedPageBreak/>
-        <w:t>дай нам бачити ранішній день у радості, щоб ми Тобі засилали ранішні молитви, бо Твоє є володіння і Твоє є царство і сила, і слава Отця, і Сина, і Святого Духа, нині і повсякчас, і на віки віків. Амінь.</w:t>
-      </w:r>
-    </w:p>
-    <w:p>
-      <w:pPr>
-        <w:spacing w:after="120"/>
-        <w:jc w:val="both"/>
-        <w:rPr>
-          <w:rFonts w:ascii="Times New Roman" w:eastAsia="Times New Roman" w:hAnsi="Times New Roman" w:cs="Times New Roman"/>
-          <w:color w:val="000000"/>
-          <w:sz w:val="24"/>
-          <w:szCs w:val="24"/>
-          <w:lang w:val="uk-UA"/>
-        </w:rPr>
-      </w:pPr>
-      <w:r>
-        <w:rPr>
-          <w:rFonts w:ascii="Times New Roman" w:eastAsia="Times New Roman" w:hAnsi="Times New Roman" w:cs="Times New Roman"/>
-          <w:color w:val="FF0000"/>
-          <w:sz w:val="24"/>
-          <w:szCs w:val="24"/>
-          <w:lang w:val="uk-UA"/>
-        </w:rPr>
-        <w:t>4.</w:t>
-      </w:r>
-      <w:r>
-        <w:rPr>
-          <w:rFonts w:ascii="Times New Roman" w:eastAsia="Times New Roman" w:hAnsi="Times New Roman" w:cs="Times New Roman"/>
-          <w:color w:val="000000"/>
-          <w:sz w:val="24"/>
-          <w:szCs w:val="24"/>
-          <w:lang w:val="uk-UA"/>
-        </w:rPr>
-        <w:t xml:space="preserve"> Владико, Боже святий і неосяжний, що казав із темряви світлові засіяти, що заспокоїв нас у нічному сні й підвів до величання і моління Твоєї доброти! Ти, що даєш себе умолити задля свого милосердя, прийми і нині нас, що поклоняємося Тобі й по силі </w:t>
-      </w:r>
-      <w:r>
-        <w:rPr>
-          <w:rFonts w:ascii="Times New Roman" w:eastAsia="Times New Roman" w:hAnsi="Times New Roman" w:cs="Times New Roman"/>
-          <w:sz w:val="24"/>
-          <w:szCs w:val="24"/>
-          <w:lang w:val="uk-UA"/>
-        </w:rPr>
-        <w:t xml:space="preserve">благодаримо </w:t>
-      </w:r>
-      <w:r>
-        <w:rPr>
-          <w:rFonts w:ascii="Times New Roman" w:eastAsia="Times New Roman" w:hAnsi="Times New Roman" w:cs="Times New Roman"/>
-          <w:color w:val="000000"/>
-          <w:sz w:val="24"/>
-          <w:szCs w:val="24"/>
-          <w:lang w:val="uk-UA"/>
-        </w:rPr>
-        <w:t>Т</w:t>
-      </w:r>
-      <w:r>
-        <w:rPr>
-          <w:rFonts w:ascii="Times New Roman" w:eastAsia="Times New Roman" w:hAnsi="Times New Roman" w:cs="Times New Roman"/>
-          <w:sz w:val="24"/>
-          <w:szCs w:val="24"/>
-          <w:lang w:val="uk-UA"/>
-        </w:rPr>
-        <w:t>ебе</w:t>
-      </w:r>
-      <w:r>
-        <w:rPr>
-          <w:rFonts w:ascii="Times New Roman" w:eastAsia="Times New Roman" w:hAnsi="Times New Roman" w:cs="Times New Roman"/>
-          <w:color w:val="000000"/>
-          <w:sz w:val="24"/>
-          <w:szCs w:val="24"/>
-          <w:lang w:val="uk-UA"/>
-        </w:rPr>
-        <w:t xml:space="preserve">; і даруй нам те, чого просимо задля спасіння. Вчини нас синами світла і дня та спадкоємцями вічних Твоїх </w:t>
-      </w:r>
-      <w:r>
-        <w:rPr>
-          <w:rFonts w:ascii="Times New Roman" w:eastAsia="Times New Roman" w:hAnsi="Times New Roman" w:cs="Times New Roman"/>
-          <w:sz w:val="24"/>
-          <w:szCs w:val="24"/>
-          <w:lang w:val="uk-UA"/>
-        </w:rPr>
-        <w:t>благ</w:t>
-      </w:r>
-      <w:r>
-        <w:rPr>
-          <w:rFonts w:ascii="Times New Roman" w:eastAsia="Times New Roman" w:hAnsi="Times New Roman" w:cs="Times New Roman"/>
-          <w:color w:val="000000"/>
-          <w:sz w:val="24"/>
-          <w:szCs w:val="24"/>
-          <w:lang w:val="uk-UA"/>
-        </w:rPr>
-        <w:t>. Пом'яни, Господи, за багатством ласк Твоїх усіх людей, що є і моляться з нами, і всю братію нашу на землі й на морі, і на всякому місці володіння Твого, що потребують Твоєї любови й помочі. Усім вияви велику Твою милість, щоб спасенні, як душею так і тілом, завжди перебували й відважно славили чудне й благословенне ім'я Твоє, бо Ти Бог милости і ласк, і любови, і Тобі славу возсилаємо: Отцю, і Сину, і Святому Духові, нині і повсякчас, і на віки віків. Амінь.</w:t>
-      </w:r>
-    </w:p>
-    <w:p>
-      <w:pPr>
-        <w:spacing w:after="120"/>
-        <w:jc w:val="both"/>
-        <w:rPr>
-          <w:rFonts w:ascii="Times New Roman" w:eastAsia="Times New Roman" w:hAnsi="Times New Roman" w:cs="Times New Roman"/>
-          <w:color w:val="000000"/>
-          <w:sz w:val="24"/>
-          <w:szCs w:val="24"/>
-          <w:lang w:val="uk-UA"/>
-        </w:rPr>
-      </w:pPr>
-      <w:r>
-        <w:rPr>
-          <w:rFonts w:ascii="Times New Roman" w:eastAsia="Times New Roman" w:hAnsi="Times New Roman" w:cs="Times New Roman"/>
-          <w:color w:val="FF0000"/>
-          <w:sz w:val="24"/>
-          <w:szCs w:val="24"/>
-          <w:lang w:val="uk-UA"/>
-        </w:rPr>
-        <w:t>5.</w:t>
-      </w:r>
-      <w:r>
-        <w:rPr>
-          <w:rFonts w:ascii="Times New Roman" w:eastAsia="Times New Roman" w:hAnsi="Times New Roman" w:cs="Times New Roman"/>
-          <w:color w:val="000000"/>
-          <w:sz w:val="24"/>
-          <w:szCs w:val="24"/>
-          <w:lang w:val="uk-UA"/>
-        </w:rPr>
-        <w:t xml:space="preserve"> Скарб</w:t>
-      </w:r>
-      <w:r>
-        <w:rPr>
-          <w:rFonts w:ascii="Times New Roman" w:eastAsia="Times New Roman" w:hAnsi="Times New Roman" w:cs="Times New Roman"/>
-          <w:sz w:val="24"/>
-          <w:szCs w:val="24"/>
-          <w:lang w:val="uk-UA"/>
-        </w:rPr>
-        <w:t>нице</w:t>
-      </w:r>
-      <w:r>
-        <w:rPr>
-          <w:rFonts w:ascii="Times New Roman" w:eastAsia="Times New Roman" w:hAnsi="Times New Roman" w:cs="Times New Roman"/>
-          <w:color w:val="000000"/>
-          <w:sz w:val="24"/>
-          <w:szCs w:val="24"/>
-          <w:lang w:val="uk-UA"/>
-        </w:rPr>
-        <w:t xml:space="preserve"> </w:t>
-      </w:r>
-      <w:r>
-        <w:rPr>
-          <w:rFonts w:ascii="Times New Roman" w:eastAsia="Times New Roman" w:hAnsi="Times New Roman" w:cs="Times New Roman"/>
-          <w:sz w:val="24"/>
-          <w:szCs w:val="24"/>
-          <w:lang w:val="uk-UA"/>
-        </w:rPr>
-        <w:t>благ</w:t>
-      </w:r>
-      <w:r>
-        <w:rPr>
-          <w:rFonts w:ascii="Times New Roman" w:eastAsia="Times New Roman" w:hAnsi="Times New Roman" w:cs="Times New Roman"/>
-          <w:color w:val="000000"/>
-          <w:sz w:val="24"/>
-          <w:szCs w:val="24"/>
-          <w:lang w:val="uk-UA"/>
-        </w:rPr>
-        <w:t>, джерело невисихаюче, Отче святий, чудотворче всесильний і вседержителю! Усі Тобі поклоняємося і Тобі молимося та Твої милості і Твої ласки призиваємо на поміч і на заступництво нашій смиренності. Пом'яни, Господи, слуг Твоїх, прийми від усіх нас ранішні моління, як кадило перед Тобою; ні одного з нас не вчини нездатним, але всіх нас зберігай ласками Твоїми. Пом'яни, Господи, тих, що чувають і співають на славу Твою і єдинородного Твого Сина і Бога нашого, і Святого Твого Духа. Будь їм помічником і заступником; прийми їх молитви на наднебесний і духовний Твій жертовник, бо Ти Бог наш, і Тобі славу возсилаємо: Отцю, і Сину, і Святому Духові, нині і повсякчас, і на віки віків. Амінь.</w:t>
-      </w:r>
-    </w:p>
-    <w:p>
-      <w:pPr>
-        <w:spacing w:after="120"/>
-        <w:jc w:val="both"/>
-        <w:rPr>
-          <w:rFonts w:ascii="Times New Roman" w:eastAsia="Times New Roman" w:hAnsi="Times New Roman" w:cs="Times New Roman"/>
-          <w:color w:val="000000"/>
-          <w:sz w:val="24"/>
-          <w:szCs w:val="24"/>
-          <w:lang w:val="uk-UA"/>
-        </w:rPr>
-      </w:pPr>
-      <w:r>
-        <w:rPr>
-          <w:rFonts w:ascii="Times New Roman" w:eastAsia="Times New Roman" w:hAnsi="Times New Roman" w:cs="Times New Roman"/>
-          <w:color w:val="FF0000"/>
-          <w:sz w:val="24"/>
-          <w:szCs w:val="24"/>
-          <w:lang w:val="uk-UA"/>
-        </w:rPr>
-        <w:t xml:space="preserve">6. </w:t>
-      </w:r>
-      <w:r>
-        <w:rPr>
-          <w:rFonts w:ascii="Times New Roman" w:eastAsia="Times New Roman" w:hAnsi="Times New Roman" w:cs="Times New Roman"/>
-          <w:sz w:val="24"/>
-          <w:szCs w:val="24"/>
-          <w:lang w:val="uk-UA"/>
-        </w:rPr>
-        <w:t>Благодаримо</w:t>
-      </w:r>
-      <w:r>
-        <w:rPr>
-          <w:rFonts w:ascii="Times New Roman" w:eastAsia="Times New Roman" w:hAnsi="Times New Roman" w:cs="Times New Roman"/>
-          <w:color w:val="000000"/>
-          <w:sz w:val="24"/>
-          <w:szCs w:val="24"/>
-          <w:lang w:val="uk-UA"/>
-        </w:rPr>
-        <w:t xml:space="preserve"> Т</w:t>
-      </w:r>
-      <w:r>
-        <w:rPr>
-          <w:rFonts w:ascii="Times New Roman" w:eastAsia="Times New Roman" w:hAnsi="Times New Roman" w:cs="Times New Roman"/>
-          <w:sz w:val="24"/>
-          <w:szCs w:val="24"/>
-          <w:lang w:val="uk-UA"/>
-        </w:rPr>
-        <w:t>е</w:t>
-      </w:r>
-      <w:r>
-        <w:rPr>
-          <w:rFonts w:ascii="Times New Roman" w:eastAsia="Times New Roman" w:hAnsi="Times New Roman" w:cs="Times New Roman"/>
-          <w:color w:val="000000"/>
-          <w:sz w:val="24"/>
-          <w:szCs w:val="24"/>
-          <w:lang w:val="uk-UA"/>
-        </w:rPr>
-        <w:t>б</w:t>
-      </w:r>
-      <w:r>
-        <w:rPr>
-          <w:rFonts w:ascii="Times New Roman" w:eastAsia="Times New Roman" w:hAnsi="Times New Roman" w:cs="Times New Roman"/>
-          <w:sz w:val="24"/>
-          <w:szCs w:val="24"/>
-          <w:lang w:val="uk-UA"/>
-        </w:rPr>
-        <w:t>е</w:t>
-      </w:r>
-      <w:r>
-        <w:rPr>
-          <w:rFonts w:ascii="Times New Roman" w:eastAsia="Times New Roman" w:hAnsi="Times New Roman" w:cs="Times New Roman"/>
-          <w:color w:val="000000"/>
-          <w:sz w:val="24"/>
-          <w:szCs w:val="24"/>
-          <w:lang w:val="uk-UA"/>
-        </w:rPr>
-        <w:t>, Господи, Боже спасіння нашого, бо Ти все робиш для добра життя нашого, щоб ми завжди на Тебе споглядали, Спасителю й Доброчинцю душ наших. Бо Ти дав спокій нам у час минулої ночі й підвів нас, щоб ми поклонялися величному імені Твоєму. Тому молимо Тебе, Господи: Дай нам ласку й силу, щоб ми стали гідними співати Тобі розумно й молитися безупинно та в страсі і тремтінні над нашим спасінням працювали, при заступництві Христа Твого. Пом'яни, Господи, і тих, що вночі до Тебе кличуть. Вислухай їх і помилуй, і круши під ноги їх невидимих і войовничих ворогів. Бо Ти Цар миру і Спас душ наших, і Тобі славу возсилаємо: Отцю і Сину, і Святому Духові, нині і повсякчас, і на віки віків. Амінь.</w:t>
-      </w:r>
-    </w:p>
-    <w:p>
-      <w:pPr>
-        <w:spacing w:after="120"/>
-        <w:jc w:val="both"/>
-        <w:rPr>
-          <w:rFonts w:ascii="Times New Roman" w:eastAsia="Times New Roman" w:hAnsi="Times New Roman" w:cs="Times New Roman"/>
-          <w:color w:val="000000"/>
-          <w:sz w:val="24"/>
-          <w:szCs w:val="24"/>
-          <w:lang w:val="uk-UA"/>
-        </w:rPr>
-      </w:pPr>
-      <w:r>
-        <w:rPr>
-          <w:rFonts w:ascii="Times New Roman" w:eastAsia="Times New Roman" w:hAnsi="Times New Roman" w:cs="Times New Roman"/>
-          <w:color w:val="FF0000"/>
-          <w:sz w:val="24"/>
-          <w:szCs w:val="24"/>
-          <w:lang w:val="uk-UA"/>
-        </w:rPr>
-        <w:t>7.</w:t>
-      </w:r>
-      <w:r>
-        <w:rPr>
-          <w:rFonts w:ascii="Times New Roman" w:eastAsia="Times New Roman" w:hAnsi="Times New Roman" w:cs="Times New Roman"/>
-          <w:color w:val="000000"/>
-          <w:sz w:val="24"/>
-          <w:szCs w:val="24"/>
-          <w:lang w:val="uk-UA"/>
-        </w:rPr>
-        <w:t xml:space="preserve"> Боже й Отче Господа нашого Ісуса Христа! Ти підніс нас з постелі нашої і зібрав на годину молитви. Дай нам ласку відкрити уста наші і прийми наші подяки, що в наших силах, і навчи нас установ Твоїх. Бо молитися як слід не вміємо, якщо Ти, Господи, святим Твоїм Духом не навчиш нас. Тому молимося Тобі: Даруй і прости, якщо ми згрішили аж до теперішньої години словом або ділом, або думкою, добровільно або недобровільно. Бо коли на провини будеш дивитися, Господи, Господи, то хто встоїться, бо в Тебе є прощення. Ти один святий, допоміжник сильний, захисник життя нашого, і Тебе ми завжди оспівуватимемо. Нехай буде сила Царства Твого завжди благословенна і вельми прославлювана: Отця, і Сина, і Святого Духа, нині і повсякчас, і на віки віків. Амінь.</w:t>
+        <w:t>словом або ділом, або думкою, добровільно або недобровільно. Бо коли на провини будеш дивитися, Господи, Господи, то хто встоїться, бо в Тебе є прощення. Ти один святий, допоміжник сильний, захисник життя нашого, і Тебе ми завжди оспівуватимемо. Нехай буде сила Царства Твого завжди благословенна і вельми прославлювана: Отця, і Сина, і Святого Духа, нині і повсякчас, і на віки віків. Амінь.</w:t>
       </w:r>
     </w:p>
     <w:p>
@@ -10966,18 +10977,7 @@
           <w:szCs w:val="24"/>
           <w:lang w:val="uk-UA"/>
         </w:rPr>
-        <w:t xml:space="preserve"> Господи, Боже наш! Ти за покаяння дарував людям відпущення, нам же, як образ пізнання і визнання гріхів, показав покаяння і прощення пророка Давида. Тож, Владико, помилуй з </w:t>
-      </w:r>
-      <w:r>
-        <w:rPr>
-          <w:rFonts w:ascii="Times New Roman" w:eastAsia="Times New Roman" w:hAnsi="Times New Roman" w:cs="Times New Roman"/>
-          <w:color w:val="000000"/>
-          <w:sz w:val="24"/>
-          <w:szCs w:val="24"/>
-          <w:lang w:val="uk-UA"/>
-        </w:rPr>
-        <w:lastRenderedPageBreak/>
-        <w:t>великої милости Твоєї нас, що в чимало великих гріхів впали, і по багатстві ласк Твоїх очисти беззаконня наші, бо перед Тобою згрішили ми, Господи, що невідомі й таємні речі серця людського знаєш, і єдиний Ти маєш владу прощати гріхи. Серце ж чисте вчини в нас і Духом владичним утверди нас, і радість спасіння Твого яви нам. Не відкинь нас від лиця Твого, але дозволь, як благий і людинолюбний, аж до останнього нашого віддиху появляти Тобі жертву справедливости й приноси на святих Твоїх жертовниках, милістю і ласками і людинолюб'ям єдинородного Сина Твого, з яким Ти є благословенний з пресвятим, добрим і животворчим Твоїм Духом, нині й повсякчас, і на віки віків. Амінь.</w:t>
+        <w:t xml:space="preserve"> Господи, Боже наш! Ти за покаяння дарував людям відпущення, нам же, як образ пізнання і визнання гріхів, показав покаяння і прощення пророка Давида. Тож, Владико, помилуй з великої милости Твоєї нас, що в чимало великих гріхів впали, і по багатстві ласк Твоїх очисти беззаконня наші, бо перед Тобою згрішили ми, Господи, що невідомі й таємні речі серця людського знаєш, і єдиний Ти маєш владу прощати гріхи. Серце ж чисте вчини в нас і Духом владичним утверди нас, і радість спасіння Твого яви нам. Не відкинь нас від лиця Твого, але дозволь, як благий і людинолюбний, аж до останнього нашого віддиху появляти Тобі жертву справедливости й приноси на святих Твоїх жертовниках, милістю і ласками і людинолюб'ям єдинородного Сина Твого, з яким Ти є благословенний з пресвятим, добрим і животворчим Твоїм Духом, нині й повсякчас, і на віки віків. Амінь.</w:t>
       </w:r>
     </w:p>
     <w:p>
@@ -11285,6 +11285,7 @@
           <w:szCs w:val="24"/>
           <w:lang w:val="uk-UA"/>
         </w:rPr>
+        <w:lastRenderedPageBreak/>
         <w:t>За святий храм цей і тих, що з вірою, благоговінням і страхом Божим входять до нього, Господеві помолімся.</w:t>
       </w:r>
     </w:p>
@@ -11624,7 +11625,6 @@
           <w:szCs w:val="24"/>
           <w:lang w:val="uk-UA"/>
         </w:rPr>
-        <w:lastRenderedPageBreak/>
         <w:t>За добре поліття, за врожай плодів земних і часи мирні Господеві помолімся.</w:t>
       </w:r>
     </w:p>
@@ -12187,6 +12187,7 @@
           <w:szCs w:val="24"/>
           <w:lang w:val="uk-UA"/>
         </w:rPr>
+        <w:lastRenderedPageBreak/>
         <w:t>Стих:</w:t>
       </w:r>
       <w:r>
@@ -12432,7 +12433,6 @@
           <w:color w:val="FF0000"/>
           <w:lang w:val="uk-UA"/>
         </w:rPr>
-        <w:lastRenderedPageBreak/>
         <w:t>Мала єктенія</w:t>
       </w:r>
     </w:p>
@@ -12882,6 +12882,7 @@
           <w:szCs w:val="24"/>
           <w:lang w:val="uk-UA"/>
         </w:rPr>
+        <w:lastRenderedPageBreak/>
         <w:t>Вірні:</w:t>
       </w:r>
       <w:r>
@@ -13011,7 +13012,6 @@
           <w:rFonts w:ascii="Times New Roman" w:hAnsi="Times New Roman" w:cs="Times New Roman"/>
           <w:lang w:val="uk-UA"/>
         </w:rPr>
-        <w:lastRenderedPageBreak/>
         <w:t>#полієлей</w:t>
       </w:r>
     </w:p>
@@ -13766,6 +13766,7 @@
           <w:szCs w:val="24"/>
           <w:lang w:val="uk-UA"/>
         </w:rPr>
+        <w:lastRenderedPageBreak/>
         <w:t>І нині</w:t>
       </w:r>
       <w:r>
@@ -13976,7 +13977,6 @@
           <w:szCs w:val="24"/>
           <w:lang w:val="uk-UA"/>
         </w:rPr>
-        <w:lastRenderedPageBreak/>
         <w:t>Вірні:</w:t>
       </w:r>
       <w:r>
@@ -14408,6 +14408,7 @@
           <w:szCs w:val="24"/>
           <w:lang w:val="uk-UA"/>
         </w:rPr>
+        <w:lastRenderedPageBreak/>
         <w:t>Вірні:</w:t>
       </w:r>
       <w:r>
@@ -14847,7 +14848,6 @@
           <w:szCs w:val="24"/>
           <w:lang w:val="uk-UA"/>
         </w:rPr>
-        <w:lastRenderedPageBreak/>
         <w:t>Вірні:</w:t>
       </w:r>
       <w:r>
@@ -15299,6 +15299,7 @@
           <w:szCs w:val="24"/>
           <w:lang w:val="uk-UA"/>
         </w:rPr>
+        <w:lastRenderedPageBreak/>
         <w:t>Відверни лице твоє від гріхів моїх,* і всі беззаконня мої очисти.</w:t>
       </w:r>
     </w:p>
@@ -15509,7 +15510,6 @@
           <w:szCs w:val="24"/>
           <w:lang w:val="uk-UA"/>
         </w:rPr>
-        <w:lastRenderedPageBreak/>
         <w:t>Тоді вподобаєш собі жертву правди, приношення і всепалення;* тоді покладуть на вівтар твій тельців.</w:t>
       </w:r>
     </w:p>
@@ -15837,7 +15837,17 @@
           <w:szCs w:val="24"/>
           <w:lang w:val="uk-UA"/>
         </w:rPr>
-        <w:t xml:space="preserve">Спаси́, Бо́же, наро́д Твій і благослови́ спадкоє́мство Твоє́, навідай світ Твій ми́лістю і щедро́тами, вознеси́ ріг христия́н правосла́вних і зішли́ на нас бага́ті Твої ми́лості: моли́твами всепречи́стої Влади́чиці на́шої Богоро́диці і Приснодіви Марії, си́лою чесно́го і животворя́щого Хреста́, засту́пництвом чесни́х Небе́сних Сил безплотних, чесно́го, сла́вного проро́ка, Предте́чі і Хрести́теля Йоа́на, святи́х сла́вних і всехва́льних Апо́столів; святи́х отців на́ших і вселе́нських вели́ких учителів і святи́телів Васи́лія Вели́кого, Григо́рія Богосло́ва та Йоа́на Золотоу́стого; Атана́сія і Кири́ла; свято́го отця́ на́шого Микола́я, архиєпи́скопа Мир Лікійських, чудотво́рця; святи́х рівноапо́стольних Кири́ла і Мето́дія, учителів слов’я́нських; свято́го благовірного і рівноапо́стольного вели́кого кня́зя Володи́мира і блаже́нної вели́кої княги́ні Ольги; свято́го священному́ченика Йосафа́та; святи́х сла́вних і добропобідних му́чеників; блаже́нних новому́чеників та ісповідників українських; преподо́бних і богоно́сних отців на́ших Антонія і Теодо́сія Пече́рських та інших преподо́бних і богоно́сних отців на́ших; святи́х і пра́ведних богоотців Йоаки́ма і Анни; і свято́го </w:t>
+        <w:t xml:space="preserve">Спаси́, Бо́же, наро́д Твій і благослови́ спадкоє́мство Твоє́, навідай світ Твій ми́лістю і щедро́тами, вознеси́ ріг христия́н правосла́вних і зішли́ на нас бага́ті Твої ми́лості: моли́твами всепречи́стої Влади́чиці на́шої Богоро́диці і Приснодіви Марії, си́лою чесно́го і животворя́щого Хреста́, засту́пництвом чесни́х Небе́сних Сил безплотних, чесно́го, сла́вного проро́ка, Предте́чі і Хрести́теля Йоа́на, святи́х сла́вних і всехва́льних Апо́столів; святи́х отців на́ших і вселе́нських вели́ких учителів і святи́телів Васи́лія Вели́кого, Григо́рія Богосло́ва та Йоа́на Золотоу́стого; Атана́сія і Кири́ла; свято́го отця́ на́шого Микола́я, архиєпи́скопа Мир </w:t>
+      </w:r>
+      <w:r>
+        <w:rPr>
+          <w:rFonts w:ascii="Times New Roman" w:eastAsia="Times New Roman" w:hAnsi="Times New Roman" w:cs="Times New Roman"/>
+          <w:sz w:val="24"/>
+          <w:szCs w:val="24"/>
+          <w:lang w:val="uk-UA"/>
+        </w:rPr>
+        <w:lastRenderedPageBreak/>
+        <w:t xml:space="preserve">Лікійських, чудотво́рця; святи́х рівноапо́стольних Кири́ла і Мето́дія, учителів слов’я́нських; свято́го благовірного і рівноапо́стольного вели́кого кня́зя Володи́мира і блаже́нної вели́кої княги́ні Ольги; свято́го священному́ченика Йосафа́та; святи́х сла́вних і добропобідних му́чеників; блаже́нних новому́чеників та ісповідників українських; преподо́бних і богоно́сних отців на́ших Антонія і Теодо́сія Пече́рських та інших преподо́бних і богоно́сних отців на́ших; святи́х і пра́ведних богоотців Йоаки́ма і Анни; і свято́го </w:t>
       </w:r>
       <w:r>
         <w:rPr>
@@ -15955,18 +15965,7 @@
           <w:u w:val="single"/>
           <w:lang w:val="uk-UA"/>
         </w:rPr>
-        <w:t xml:space="preserve">[Господи, Боже наш! Ти за покаяння дарував людям відпущення, нам же, як образ пізнання і визнання гріхів, показав покаяння і прощення пророка Давида. Тож, Владико, помилуй з великої милости Твоєї нас, що в чимало великих гріхів впали, і по багатстві ласк Твоїх очисти беззаконня наші, бо перед Тобою згрішили ми, Господи, що невідомі й таємні речі серця людського знаєш, і єдиний Ти маєш владу прощати гріхи. Серце ж чисте вчини в нас і Духом </w:t>
-      </w:r>
-      <w:r>
-        <w:rPr>
-          <w:rFonts w:ascii="Times New Roman" w:eastAsia="Times New Roman" w:hAnsi="Times New Roman" w:cs="Times New Roman"/>
-          <w:sz w:val="24"/>
-          <w:szCs w:val="24"/>
-          <w:u w:val="single"/>
-          <w:lang w:val="uk-UA"/>
-        </w:rPr>
-        <w:lastRenderedPageBreak/>
-        <w:t>владичним утверди нас, і радість спасіння Твого яви нам. Не відкинь нас від лиця Твого, але дозволь, як благий і людинолюбний, аж до останнього нашого віддиху появляти Тобі жертву справедливости й приноси на святих Твоїх жертовниках.]</w:t>
+        <w:t>[Господи, Боже наш! Ти за покаяння дарував людям відпущення, нам же, як образ пізнання і визнання гріхів, показав покаяння і прощення пророка Давида. Тож, Владико, помилуй з великої милости Твоєї нас, що в чимало великих гріхів впали, і по багатстві ласк Твоїх очисти беззаконня наші, бо перед Тобою згрішили ми, Господи, що невідомі й таємні речі серця людського знаєш, і єдиний Ти маєш владу прощати гріхи. Серце ж чисте вчини в нас і Духом владичним утверди нас, і радість спасіння Твого яви нам. Не відкинь нас від лиця Твого, але дозволь, як благий і людинолюбний, аж до останнього нашого віддиху появляти Тобі жертву справедливости й приноси на святих Твоїх жертовниках.]</w:t>
       </w:r>
     </w:p>
     <w:p>
@@ -16385,6 +16384,7 @@
           <w:szCs w:val="24"/>
           <w:lang w:val="uk-UA"/>
         </w:rPr>
+        <w:lastRenderedPageBreak/>
         <w:t>Вірні:</w:t>
       </w:r>
       <w:r>
@@ -16600,7 +16600,6 @@
           <w:szCs w:val="24"/>
           <w:lang w:val="uk-UA"/>
         </w:rPr>
-        <w:lastRenderedPageBreak/>
         <w:t>Вірні:</w:t>
       </w:r>
       <w:r>
@@ -17004,6 +17003,7 @@
           <w:rFonts w:ascii="Times New Roman" w:hAnsi="Times New Roman" w:cs="Times New Roman"/>
           <w:lang w:val="uk-UA"/>
         </w:rPr>
+        <w:lastRenderedPageBreak/>
         <w:t>#достойно</w:t>
       </w:r>
     </w:p>
@@ -17223,7 +17223,6 @@
           <w:szCs w:val="24"/>
           <w:lang w:val="uk-UA"/>
         </w:rPr>
-        <w:lastRenderedPageBreak/>
         <w:t>Вірні:</w:t>
       </w:r>
       <w:r>
@@ -17754,6 +17753,7 @@
           <w:szCs w:val="24"/>
           <w:lang w:val="uk-UA"/>
         </w:rPr>
+        <w:lastRenderedPageBreak/>
         <w:t>Нехай вони ім'я Господнє хвалять,* бо він повелів, і створились.</w:t>
       </w:r>
     </w:p>
@@ -18012,7 +18012,6 @@
           <w:szCs w:val="24"/>
           <w:lang w:val="uk-UA"/>
         </w:rPr>
-        <w:lastRenderedPageBreak/>
         <w:t>Нехай Ізраїль своїм Творцем радіє,* нехай своїм царем сини Сіону веселяться.</w:t>
       </w:r>
     </w:p>
@@ -18504,6 +18503,7 @@
           <w:szCs w:val="24"/>
           <w:lang w:val="uk-UA"/>
         </w:rPr>
+        <w:lastRenderedPageBreak/>
         <w:t>Він підняв ріг народу свого.* Хвала всім його святим, синам Ізраїля, народові, що йому близький.</w:t>
       </w:r>
     </w:p>
@@ -18789,7 +18789,6 @@
           <w:szCs w:val="24"/>
           <w:lang w:val="uk-UA"/>
         </w:rPr>
-        <w:lastRenderedPageBreak/>
         <w:t>Хваліте його за його подвиги великі,* хваліте його в його величі безмежній.</w:t>
       </w:r>
     </w:p>
@@ -19389,7 +19388,6 @@
           <w:szCs w:val="24"/>
           <w:lang w:val="uk-UA"/>
         </w:rPr>
-        <w:lastRenderedPageBreak/>
         <w:t>Господи, до тебе я прибігаю,* навчи мене творити твою волю, бо ти Бог мій.</w:t>
       </w:r>
     </w:p>
@@ -20018,7 +20016,6 @@
           <w:szCs w:val="24"/>
           <w:lang w:val="uk-UA"/>
         </w:rPr>
-        <w:lastRenderedPageBreak/>
         <w:t>Нехай буде, Господи, милість твоя на нас,* бо ми надіємось на тебе.</w:t>
       </w:r>
     </w:p>
@@ -20496,6 +20493,7 @@
           <w:szCs w:val="24"/>
           <w:lang w:val="uk-UA"/>
         </w:rPr>
+        <w:lastRenderedPageBreak/>
         <w:t>Ангела миру, вірного наставника, охоронця душ і тіл наших у Господа просім.</w:t>
       </w:r>
     </w:p>
@@ -20786,404 +20784,404 @@
           <w:u w:val="single"/>
           <w:lang w:val="uk-UA"/>
         </w:rPr>
+        <w:t>[Владико, Боже святий і неосяжний, що казав із темряви світлові засіяти, що заспокоїв нас у нічному сні й підвів до величання і моління Твоєї доброти! Ти, що даєш себе умолити задля свого милосердя, прийми і нині нас, що поклоняємося Тобі й по силі благодаримо Тебе; і даруй нам те, чого просимо задля спасіння. Вчини нас синами світла і дня та спадкоємцями вічних Твоїх благ. Пом'яни, Господи, за багатством ласк Твоїх усіх людей, що є і моляться з нами, і всю братію нашу на землі й на морі, і на всякому місці володіння Твого, що потребують Твоєї любови й помочі. Усім вияви велику Твою милість, щоб спасенні, як душею так і тілом, завжди перебували й відважно славили чудне й благословенне ім'я Твоє.]</w:t>
+      </w:r>
+    </w:p>
+    <w:p>
+      <w:pPr>
+        <w:spacing w:after="120"/>
+        <w:rPr>
+          <w:rFonts w:ascii="Times New Roman" w:eastAsia="Times New Roman" w:hAnsi="Times New Roman" w:cs="Times New Roman"/>
+          <w:lang w:val="uk-UA"/>
+        </w:rPr>
+      </w:pPr>
+      <w:r>
+        <w:rPr>
+          <w:rFonts w:ascii="Times New Roman" w:eastAsia="Times New Roman" w:hAnsi="Times New Roman" w:cs="Times New Roman"/>
+          <w:i/>
+          <w:color w:val="FF0000"/>
+          <w:sz w:val="24"/>
+          <w:szCs w:val="24"/>
+          <w:lang w:val="uk-UA"/>
+        </w:rPr>
+        <w:t>Священник:</w:t>
+      </w:r>
+      <w:r>
+        <w:rPr>
+          <w:rFonts w:ascii="Times New Roman" w:eastAsia="Times New Roman" w:hAnsi="Times New Roman" w:cs="Times New Roman"/>
+          <w:color w:val="FF0000"/>
+          <w:sz w:val="24"/>
+          <w:szCs w:val="24"/>
+          <w:lang w:val="uk-UA"/>
+        </w:rPr>
+        <w:t xml:space="preserve"> </w:t>
+      </w:r>
+      <w:r>
+        <w:rPr>
+          <w:rFonts w:ascii="Times New Roman" w:eastAsia="Times New Roman" w:hAnsi="Times New Roman" w:cs="Times New Roman"/>
+          <w:color w:val="000000"/>
+          <w:sz w:val="24"/>
+          <w:szCs w:val="24"/>
+          <w:lang w:val="uk-UA"/>
+        </w:rPr>
+        <w:t>Бо Ти – Бог милости, ласк і людинолюбности, і Тобі славу возсилаємо, Отцю, і Сину, і Святому Духові, нині, і повсякчас, і на віки віків.</w:t>
+      </w:r>
+    </w:p>
+    <w:p>
+      <w:pPr>
+        <w:spacing w:after="120"/>
+        <w:jc w:val="both"/>
+        <w:rPr>
+          <w:rFonts w:ascii="Times New Roman" w:eastAsia="Times New Roman" w:hAnsi="Times New Roman" w:cs="Times New Roman"/>
+          <w:sz w:val="24"/>
+          <w:szCs w:val="24"/>
+          <w:lang w:val="uk-UA"/>
+        </w:rPr>
+      </w:pPr>
+      <w:r>
+        <w:rPr>
+          <w:rFonts w:ascii="Times New Roman" w:eastAsia="Times New Roman" w:hAnsi="Times New Roman" w:cs="Times New Roman"/>
+          <w:i/>
+          <w:color w:val="FF0000"/>
+          <w:sz w:val="24"/>
+          <w:szCs w:val="24"/>
+          <w:lang w:val="uk-UA"/>
+        </w:rPr>
+        <w:t>Вірні:</w:t>
+      </w:r>
+      <w:r>
+        <w:rPr>
+          <w:rFonts w:ascii="Times New Roman" w:eastAsia="Times New Roman" w:hAnsi="Times New Roman" w:cs="Times New Roman"/>
+          <w:color w:val="FF0000"/>
+          <w:sz w:val="24"/>
+          <w:szCs w:val="24"/>
+          <w:lang w:val="uk-UA"/>
+        </w:rPr>
+        <w:t xml:space="preserve"> </w:t>
+      </w:r>
+      <w:r>
+        <w:rPr>
+          <w:rFonts w:ascii="Times New Roman" w:eastAsia="Times New Roman" w:hAnsi="Times New Roman" w:cs="Times New Roman"/>
+          <w:sz w:val="24"/>
+          <w:szCs w:val="24"/>
+          <w:lang w:val="uk-UA"/>
+        </w:rPr>
+        <w:t>Амінь.</w:t>
+      </w:r>
+    </w:p>
+    <w:p>
+      <w:pPr>
+        <w:spacing w:after="120"/>
+        <w:jc w:val="both"/>
+        <w:rPr>
+          <w:rFonts w:ascii="Times New Roman" w:eastAsia="Times New Roman" w:hAnsi="Times New Roman" w:cs="Times New Roman"/>
+          <w:sz w:val="24"/>
+          <w:szCs w:val="24"/>
+          <w:lang w:val="uk-UA"/>
+        </w:rPr>
+      </w:pPr>
+      <w:r>
+        <w:rPr>
+          <w:rFonts w:ascii="Times New Roman" w:eastAsia="Times New Roman" w:hAnsi="Times New Roman" w:cs="Times New Roman"/>
+          <w:i/>
+          <w:color w:val="FF0000"/>
+          <w:sz w:val="24"/>
+          <w:szCs w:val="24"/>
+          <w:lang w:val="uk-UA"/>
+        </w:rPr>
+        <w:t>Священник:</w:t>
+      </w:r>
+      <w:r>
+        <w:rPr>
+          <w:rFonts w:ascii="Times New Roman" w:eastAsia="Times New Roman" w:hAnsi="Times New Roman" w:cs="Times New Roman"/>
+          <w:sz w:val="24"/>
+          <w:szCs w:val="24"/>
+          <w:lang w:val="uk-UA"/>
+        </w:rPr>
+        <w:t xml:space="preserve"> Мир всім.</w:t>
+      </w:r>
+    </w:p>
+    <w:p>
+      <w:pPr>
+        <w:spacing w:after="120"/>
+        <w:jc w:val="both"/>
+        <w:rPr>
+          <w:rFonts w:ascii="Times New Roman" w:eastAsia="Times New Roman" w:hAnsi="Times New Roman" w:cs="Times New Roman"/>
+          <w:sz w:val="24"/>
+          <w:szCs w:val="24"/>
+          <w:lang w:val="uk-UA"/>
+        </w:rPr>
+      </w:pPr>
+      <w:r>
+        <w:rPr>
+          <w:rFonts w:ascii="Times New Roman" w:eastAsia="Times New Roman" w:hAnsi="Times New Roman" w:cs="Times New Roman"/>
+          <w:i/>
+          <w:color w:val="FF0000"/>
+          <w:sz w:val="24"/>
+          <w:szCs w:val="24"/>
+          <w:lang w:val="uk-UA"/>
+        </w:rPr>
+        <w:t>Вірні:</w:t>
+      </w:r>
+      <w:r>
+        <w:rPr>
+          <w:rFonts w:ascii="Times New Roman" w:eastAsia="Times New Roman" w:hAnsi="Times New Roman" w:cs="Times New Roman"/>
+          <w:color w:val="FF0000"/>
+          <w:sz w:val="24"/>
+          <w:szCs w:val="24"/>
+          <w:lang w:val="uk-UA"/>
+        </w:rPr>
+        <w:t xml:space="preserve"> </w:t>
+      </w:r>
+      <w:r>
+        <w:rPr>
+          <w:rFonts w:ascii="Times New Roman" w:eastAsia="Times New Roman" w:hAnsi="Times New Roman" w:cs="Times New Roman"/>
+          <w:sz w:val="24"/>
+          <w:szCs w:val="24"/>
+          <w:lang w:val="uk-UA"/>
+        </w:rPr>
+        <w:t>І духові твоєму.</w:t>
+      </w:r>
+    </w:p>
+    <w:p>
+      <w:pPr>
+        <w:spacing w:after="120"/>
+        <w:jc w:val="both"/>
+        <w:rPr>
+          <w:rFonts w:ascii="Times New Roman" w:eastAsia="Times New Roman" w:hAnsi="Times New Roman" w:cs="Times New Roman"/>
+          <w:sz w:val="24"/>
+          <w:szCs w:val="24"/>
+          <w:lang w:val="uk-UA"/>
+        </w:rPr>
+      </w:pPr>
+      <w:r>
+        <w:rPr>
+          <w:rFonts w:ascii="Times New Roman" w:eastAsia="Times New Roman" w:hAnsi="Times New Roman" w:cs="Times New Roman"/>
+          <w:sz w:val="24"/>
+          <w:szCs w:val="24"/>
+          <w:lang w:val="uk-UA"/>
+        </w:rPr>
+        <w:t>Голови ваші перед Господом схиліть.</w:t>
+      </w:r>
+    </w:p>
+    <w:p>
+      <w:pPr>
+        <w:spacing w:after="120"/>
+        <w:jc w:val="both"/>
+        <w:rPr>
+          <w:rFonts w:ascii="Times New Roman" w:eastAsia="Times New Roman" w:hAnsi="Times New Roman" w:cs="Times New Roman"/>
+          <w:sz w:val="24"/>
+          <w:szCs w:val="24"/>
+          <w:lang w:val="uk-UA"/>
+        </w:rPr>
+      </w:pPr>
+      <w:r>
+        <w:rPr>
+          <w:rFonts w:ascii="Times New Roman" w:eastAsia="Times New Roman" w:hAnsi="Times New Roman" w:cs="Times New Roman"/>
+          <w:i/>
+          <w:color w:val="FF0000"/>
+          <w:sz w:val="24"/>
+          <w:szCs w:val="24"/>
+          <w:lang w:val="uk-UA"/>
+        </w:rPr>
+        <w:t>Вірні:</w:t>
+      </w:r>
+      <w:r>
+        <w:rPr>
+          <w:rFonts w:ascii="Times New Roman" w:eastAsia="Times New Roman" w:hAnsi="Times New Roman" w:cs="Times New Roman"/>
+          <w:color w:val="FF0000"/>
+          <w:sz w:val="24"/>
+          <w:szCs w:val="24"/>
+          <w:lang w:val="uk-UA"/>
+        </w:rPr>
+        <w:t xml:space="preserve"> </w:t>
+      </w:r>
+      <w:r>
+        <w:rPr>
+          <w:rFonts w:ascii="Times New Roman" w:eastAsia="Times New Roman" w:hAnsi="Times New Roman" w:cs="Times New Roman"/>
+          <w:sz w:val="24"/>
+          <w:szCs w:val="24"/>
+          <w:lang w:val="uk-UA"/>
+        </w:rPr>
+        <w:t>Тобі, Господи.</w:t>
+      </w:r>
+    </w:p>
+    <w:p>
+      <w:pPr>
+        <w:spacing w:after="120"/>
+        <w:jc w:val="both"/>
+        <w:rPr>
+          <w:rFonts w:ascii="Times New Roman" w:eastAsia="Times New Roman" w:hAnsi="Times New Roman" w:cs="Times New Roman"/>
+          <w:sz w:val="24"/>
+          <w:szCs w:val="24"/>
+          <w:lang w:val="uk-UA"/>
+        </w:rPr>
+      </w:pPr>
+      <w:r>
+        <w:rPr>
+          <w:rFonts w:ascii="Times New Roman" w:eastAsia="Times New Roman" w:hAnsi="Times New Roman" w:cs="Times New Roman"/>
+          <w:i/>
+          <w:color w:val="FF0000"/>
+          <w:sz w:val="24"/>
+          <w:szCs w:val="24"/>
+          <w:lang w:val="uk-UA"/>
+        </w:rPr>
+        <w:t>Священник читає молитву:</w:t>
+      </w:r>
+      <w:r>
+        <w:rPr>
+          <w:rFonts w:ascii="Times New Roman" w:eastAsia="Times New Roman" w:hAnsi="Times New Roman" w:cs="Times New Roman"/>
+          <w:sz w:val="24"/>
+          <w:szCs w:val="24"/>
+          <w:lang w:val="uk-UA"/>
+        </w:rPr>
+        <w:t xml:space="preserve"> Господи святий, ти на висоті живеш і всевидючим оком твоїм споглядаєш на всяке створіння! Перед тобою схилили ми голови, душі й тіла, і молимося до тебе, Святий святих: Простягни руку твою невидиму від святого житла твого і благослови всіх нас; а якщо ми де в чому згрішили добровільно чи недобровільно, як благий і людинолюбний Бог, прости і даруй нам земні й небесні добра твої:</w:t>
+      </w:r>
+    </w:p>
+    <w:p>
+      <w:pPr>
+        <w:spacing w:after="120"/>
+        <w:rPr>
+          <w:rFonts w:ascii="Times New Roman" w:eastAsia="Times New Roman" w:hAnsi="Times New Roman" w:cs="Times New Roman"/>
+          <w:lang w:val="uk-UA"/>
+        </w:rPr>
+      </w:pPr>
+      <w:r>
+        <w:rPr>
+          <w:rFonts w:ascii="Times New Roman" w:eastAsia="Times New Roman" w:hAnsi="Times New Roman" w:cs="Times New Roman"/>
+          <w:i/>
+          <w:color w:val="FF4400"/>
+          <w:sz w:val="24"/>
+          <w:szCs w:val="24"/>
+          <w:lang w:val="uk-UA"/>
+        </w:rPr>
+        <w:t xml:space="preserve">Священник: </w:t>
+      </w:r>
+      <w:r>
+        <w:rPr>
+          <w:rFonts w:ascii="Times New Roman" w:eastAsia="Times New Roman" w:hAnsi="Times New Roman" w:cs="Times New Roman"/>
+          <w:color w:val="000000"/>
+          <w:sz w:val="24"/>
+          <w:szCs w:val="24"/>
+          <w:lang w:val="uk-UA"/>
+        </w:rPr>
+        <w:t>Бо до Тебе належить милувати і спасати нас, Боже наш, і Тобі славу возсилаємо, Отцю, і Сину, і Святому Духові, нині, і повсякчас, і на віки віків.</w:t>
+      </w:r>
+    </w:p>
+    <w:p>
+      <w:pPr>
+        <w:spacing w:after="120"/>
+        <w:jc w:val="both"/>
+        <w:rPr>
+          <w:rFonts w:ascii="Times New Roman" w:eastAsia="Times New Roman" w:hAnsi="Times New Roman" w:cs="Times New Roman"/>
+          <w:sz w:val="24"/>
+          <w:szCs w:val="24"/>
+          <w:lang w:val="uk-UA"/>
+        </w:rPr>
+      </w:pPr>
+      <w:r>
+        <w:rPr>
+          <w:rFonts w:ascii="Times New Roman" w:eastAsia="Times New Roman" w:hAnsi="Times New Roman" w:cs="Times New Roman"/>
+          <w:i/>
+          <w:color w:val="FF0000"/>
+          <w:sz w:val="24"/>
+          <w:szCs w:val="24"/>
+          <w:lang w:val="uk-UA"/>
+        </w:rPr>
+        <w:t>Вірні:</w:t>
+      </w:r>
+      <w:r>
+        <w:rPr>
+          <w:rFonts w:ascii="Times New Roman" w:eastAsia="Times New Roman" w:hAnsi="Times New Roman" w:cs="Times New Roman"/>
+          <w:color w:val="FF0000"/>
+          <w:sz w:val="24"/>
+          <w:szCs w:val="24"/>
+          <w:lang w:val="uk-UA"/>
+        </w:rPr>
+        <w:t xml:space="preserve"> </w:t>
+      </w:r>
+      <w:r>
+        <w:rPr>
+          <w:rFonts w:ascii="Times New Roman" w:eastAsia="Times New Roman" w:hAnsi="Times New Roman" w:cs="Times New Roman"/>
+          <w:sz w:val="24"/>
+          <w:szCs w:val="24"/>
+          <w:lang w:val="uk-UA"/>
+        </w:rPr>
+        <w:t>Амінь.</w:t>
+      </w:r>
+    </w:p>
+    <w:p>
+      <w:pPr>
+        <w:spacing w:after="120"/>
+        <w:jc w:val="both"/>
+        <w:rPr>
+          <w:rFonts w:ascii="Times New Roman" w:eastAsia="Times New Roman" w:hAnsi="Times New Roman" w:cs="Times New Roman"/>
+          <w:sz w:val="24"/>
+          <w:szCs w:val="24"/>
+          <w:lang w:val="uk-UA"/>
+        </w:rPr>
+      </w:pPr>
+    </w:p>
+    <w:p>
+      <w:pPr>
+        <w:pStyle w:val="Heading1"/>
+        <w:rPr>
+          <w:rFonts w:ascii="Times New Roman" w:hAnsi="Times New Roman" w:cs="Times New Roman"/>
+          <w:lang w:val="uk-UA"/>
+        </w:rPr>
+      </w:pPr>
+      <w:r>
+        <w:rPr>
+          <w:rFonts w:ascii="Times New Roman" w:hAnsi="Times New Roman" w:cs="Times New Roman"/>
+          <w:lang w:val="uk-UA"/>
+        </w:rPr>
+        <w:t>#після_стиховні</w:t>
+      </w:r>
+    </w:p>
+    <w:p>
+      <w:pPr>
+        <w:spacing w:after="120"/>
+        <w:jc w:val="both"/>
+        <w:rPr>
+          <w:rFonts w:ascii="Times New Roman" w:eastAsia="Times New Roman" w:hAnsi="Times New Roman" w:cs="Times New Roman"/>
+          <w:i/>
+          <w:color w:val="FF0000"/>
+          <w:sz w:val="24"/>
+          <w:szCs w:val="24"/>
+          <w:lang w:val="uk-UA"/>
+        </w:rPr>
+      </w:pPr>
+      <w:r>
+        <w:rPr>
+          <w:rFonts w:ascii="Times New Roman" w:eastAsia="Times New Roman" w:hAnsi="Times New Roman" w:cs="Times New Roman"/>
+          <w:i/>
+          <w:color w:val="FF0000"/>
+          <w:sz w:val="24"/>
+          <w:szCs w:val="24"/>
+          <w:lang w:val="uk-UA"/>
+        </w:rPr>
+        <w:t>Після стиховні читаємо:</w:t>
+      </w:r>
+    </w:p>
+    <w:p>
+      <w:pPr>
+        <w:spacing w:after="120"/>
+        <w:jc w:val="both"/>
+        <w:rPr>
+          <w:rFonts w:ascii="Times New Roman" w:eastAsia="Times New Roman" w:hAnsi="Times New Roman" w:cs="Times New Roman"/>
+          <w:sz w:val="24"/>
+          <w:szCs w:val="24"/>
+          <w:lang w:val="uk-UA"/>
+        </w:rPr>
+      </w:pPr>
+      <w:r>
+        <w:rPr>
+          <w:rFonts w:ascii="Times New Roman" w:eastAsia="Times New Roman" w:hAnsi="Times New Roman" w:cs="Times New Roman"/>
+          <w:sz w:val="24"/>
+          <w:szCs w:val="24"/>
+          <w:lang w:val="uk-UA"/>
+        </w:rPr>
         <w:lastRenderedPageBreak/>
-        <w:t>[Владико, Боже святий і неосяжний, що казав із темряви світлові засіяти, що заспокоїв нас у нічному сні й підвів до величання і моління Твоєї доброти! Ти, що даєш себе умолити задля свого милосердя, прийми і нині нас, що поклоняємося Тобі й по силі благодаримо Тебе; і даруй нам те, чого просимо задля спасіння. Вчини нас синами світла і дня та спадкоємцями вічних Твоїх благ. Пом'яни, Господи, за багатством ласк Твоїх усіх людей, що є і моляться з нами, і всю братію нашу на землі й на морі, і на всякому місці володіння Твого, що потребують Твоєї любови й помочі. Усім вияви велику Твою милість, щоб спасенні, як душею так і тілом, завжди перебували й відважно славили чудне й благословенне ім'я Твоє.]</w:t>
-      </w:r>
-    </w:p>
-    <w:p>
-      <w:pPr>
-        <w:spacing w:after="120"/>
-        <w:rPr>
-          <w:rFonts w:ascii="Times New Roman" w:eastAsia="Times New Roman" w:hAnsi="Times New Roman" w:cs="Times New Roman"/>
-          <w:lang w:val="uk-UA"/>
-        </w:rPr>
-      </w:pPr>
-      <w:r>
-        <w:rPr>
-          <w:rFonts w:ascii="Times New Roman" w:eastAsia="Times New Roman" w:hAnsi="Times New Roman" w:cs="Times New Roman"/>
-          <w:i/>
-          <w:color w:val="FF0000"/>
-          <w:sz w:val="24"/>
-          <w:szCs w:val="24"/>
-          <w:lang w:val="uk-UA"/>
-        </w:rPr>
-        <w:t>Священник:</w:t>
-      </w:r>
-      <w:r>
-        <w:rPr>
-          <w:rFonts w:ascii="Times New Roman" w:eastAsia="Times New Roman" w:hAnsi="Times New Roman" w:cs="Times New Roman"/>
-          <w:color w:val="FF0000"/>
-          <w:sz w:val="24"/>
-          <w:szCs w:val="24"/>
-          <w:lang w:val="uk-UA"/>
-        </w:rPr>
-        <w:t xml:space="preserve"> </w:t>
-      </w:r>
-      <w:r>
-        <w:rPr>
-          <w:rFonts w:ascii="Times New Roman" w:eastAsia="Times New Roman" w:hAnsi="Times New Roman" w:cs="Times New Roman"/>
-          <w:color w:val="000000"/>
-          <w:sz w:val="24"/>
-          <w:szCs w:val="24"/>
-          <w:lang w:val="uk-UA"/>
-        </w:rPr>
-        <w:t>Бо Ти – Бог милости, ласк і людинолюбности, і Тобі славу возсилаємо, Отцю, і Сину, і Святому Духові, нині, і повсякчас, і на віки віків.</w:t>
-      </w:r>
-    </w:p>
-    <w:p>
-      <w:pPr>
-        <w:spacing w:after="120"/>
-        <w:jc w:val="both"/>
-        <w:rPr>
-          <w:rFonts w:ascii="Times New Roman" w:eastAsia="Times New Roman" w:hAnsi="Times New Roman" w:cs="Times New Roman"/>
-          <w:sz w:val="24"/>
-          <w:szCs w:val="24"/>
-          <w:lang w:val="uk-UA"/>
-        </w:rPr>
-      </w:pPr>
-      <w:r>
-        <w:rPr>
-          <w:rFonts w:ascii="Times New Roman" w:eastAsia="Times New Roman" w:hAnsi="Times New Roman" w:cs="Times New Roman"/>
-          <w:i/>
-          <w:color w:val="FF0000"/>
-          <w:sz w:val="24"/>
-          <w:szCs w:val="24"/>
-          <w:lang w:val="uk-UA"/>
-        </w:rPr>
-        <w:t>Вірні:</w:t>
-      </w:r>
-      <w:r>
-        <w:rPr>
-          <w:rFonts w:ascii="Times New Roman" w:eastAsia="Times New Roman" w:hAnsi="Times New Roman" w:cs="Times New Roman"/>
-          <w:color w:val="FF0000"/>
-          <w:sz w:val="24"/>
-          <w:szCs w:val="24"/>
-          <w:lang w:val="uk-UA"/>
-        </w:rPr>
-        <w:t xml:space="preserve"> </w:t>
-      </w:r>
-      <w:r>
-        <w:rPr>
-          <w:rFonts w:ascii="Times New Roman" w:eastAsia="Times New Roman" w:hAnsi="Times New Roman" w:cs="Times New Roman"/>
-          <w:sz w:val="24"/>
-          <w:szCs w:val="24"/>
-          <w:lang w:val="uk-UA"/>
-        </w:rPr>
-        <w:t>Амінь.</w:t>
-      </w:r>
-    </w:p>
-    <w:p>
-      <w:pPr>
-        <w:spacing w:after="120"/>
-        <w:jc w:val="both"/>
-        <w:rPr>
-          <w:rFonts w:ascii="Times New Roman" w:eastAsia="Times New Roman" w:hAnsi="Times New Roman" w:cs="Times New Roman"/>
-          <w:sz w:val="24"/>
-          <w:szCs w:val="24"/>
-          <w:lang w:val="uk-UA"/>
-        </w:rPr>
-      </w:pPr>
-      <w:r>
-        <w:rPr>
-          <w:rFonts w:ascii="Times New Roman" w:eastAsia="Times New Roman" w:hAnsi="Times New Roman" w:cs="Times New Roman"/>
-          <w:i/>
-          <w:color w:val="FF0000"/>
-          <w:sz w:val="24"/>
-          <w:szCs w:val="24"/>
-          <w:lang w:val="uk-UA"/>
-        </w:rPr>
-        <w:t>Священник:</w:t>
-      </w:r>
-      <w:r>
-        <w:rPr>
-          <w:rFonts w:ascii="Times New Roman" w:eastAsia="Times New Roman" w:hAnsi="Times New Roman" w:cs="Times New Roman"/>
-          <w:sz w:val="24"/>
-          <w:szCs w:val="24"/>
-          <w:lang w:val="uk-UA"/>
-        </w:rPr>
-        <w:t xml:space="preserve"> Мир всім.</w:t>
-      </w:r>
-    </w:p>
-    <w:p>
-      <w:pPr>
-        <w:spacing w:after="120"/>
-        <w:jc w:val="both"/>
-        <w:rPr>
-          <w:rFonts w:ascii="Times New Roman" w:eastAsia="Times New Roman" w:hAnsi="Times New Roman" w:cs="Times New Roman"/>
-          <w:sz w:val="24"/>
-          <w:szCs w:val="24"/>
-          <w:lang w:val="uk-UA"/>
-        </w:rPr>
-      </w:pPr>
-      <w:r>
-        <w:rPr>
-          <w:rFonts w:ascii="Times New Roman" w:eastAsia="Times New Roman" w:hAnsi="Times New Roman" w:cs="Times New Roman"/>
-          <w:i/>
-          <w:color w:val="FF0000"/>
-          <w:sz w:val="24"/>
-          <w:szCs w:val="24"/>
-          <w:lang w:val="uk-UA"/>
-        </w:rPr>
-        <w:t>Вірні:</w:t>
-      </w:r>
-      <w:r>
-        <w:rPr>
-          <w:rFonts w:ascii="Times New Roman" w:eastAsia="Times New Roman" w:hAnsi="Times New Roman" w:cs="Times New Roman"/>
-          <w:color w:val="FF0000"/>
-          <w:sz w:val="24"/>
-          <w:szCs w:val="24"/>
-          <w:lang w:val="uk-UA"/>
-        </w:rPr>
-        <w:t xml:space="preserve"> </w:t>
-      </w:r>
-      <w:r>
-        <w:rPr>
-          <w:rFonts w:ascii="Times New Roman" w:eastAsia="Times New Roman" w:hAnsi="Times New Roman" w:cs="Times New Roman"/>
-          <w:sz w:val="24"/>
-          <w:szCs w:val="24"/>
-          <w:lang w:val="uk-UA"/>
-        </w:rPr>
-        <w:t>І духові твоєму.</w:t>
-      </w:r>
-    </w:p>
-    <w:p>
-      <w:pPr>
-        <w:spacing w:after="120"/>
-        <w:jc w:val="both"/>
-        <w:rPr>
-          <w:rFonts w:ascii="Times New Roman" w:eastAsia="Times New Roman" w:hAnsi="Times New Roman" w:cs="Times New Roman"/>
-          <w:sz w:val="24"/>
-          <w:szCs w:val="24"/>
-          <w:lang w:val="uk-UA"/>
-        </w:rPr>
-      </w:pPr>
-      <w:r>
-        <w:rPr>
-          <w:rFonts w:ascii="Times New Roman" w:eastAsia="Times New Roman" w:hAnsi="Times New Roman" w:cs="Times New Roman"/>
-          <w:sz w:val="24"/>
-          <w:szCs w:val="24"/>
-          <w:lang w:val="uk-UA"/>
-        </w:rPr>
-        <w:t>Голови ваші перед Господом схиліть.</w:t>
-      </w:r>
-    </w:p>
-    <w:p>
-      <w:pPr>
-        <w:spacing w:after="120"/>
-        <w:jc w:val="both"/>
-        <w:rPr>
-          <w:rFonts w:ascii="Times New Roman" w:eastAsia="Times New Roman" w:hAnsi="Times New Roman" w:cs="Times New Roman"/>
-          <w:sz w:val="24"/>
-          <w:szCs w:val="24"/>
-          <w:lang w:val="uk-UA"/>
-        </w:rPr>
-      </w:pPr>
-      <w:r>
-        <w:rPr>
-          <w:rFonts w:ascii="Times New Roman" w:eastAsia="Times New Roman" w:hAnsi="Times New Roman" w:cs="Times New Roman"/>
-          <w:i/>
-          <w:color w:val="FF0000"/>
-          <w:sz w:val="24"/>
-          <w:szCs w:val="24"/>
-          <w:lang w:val="uk-UA"/>
-        </w:rPr>
-        <w:t>Вірні:</w:t>
-      </w:r>
-      <w:r>
-        <w:rPr>
-          <w:rFonts w:ascii="Times New Roman" w:eastAsia="Times New Roman" w:hAnsi="Times New Roman" w:cs="Times New Roman"/>
-          <w:color w:val="FF0000"/>
-          <w:sz w:val="24"/>
-          <w:szCs w:val="24"/>
-          <w:lang w:val="uk-UA"/>
-        </w:rPr>
-        <w:t xml:space="preserve"> </w:t>
-      </w:r>
-      <w:r>
-        <w:rPr>
-          <w:rFonts w:ascii="Times New Roman" w:eastAsia="Times New Roman" w:hAnsi="Times New Roman" w:cs="Times New Roman"/>
-          <w:sz w:val="24"/>
-          <w:szCs w:val="24"/>
-          <w:lang w:val="uk-UA"/>
-        </w:rPr>
-        <w:t>Тобі, Господи.</w:t>
-      </w:r>
-    </w:p>
-    <w:p>
-      <w:pPr>
-        <w:spacing w:after="120"/>
-        <w:jc w:val="both"/>
-        <w:rPr>
-          <w:rFonts w:ascii="Times New Roman" w:eastAsia="Times New Roman" w:hAnsi="Times New Roman" w:cs="Times New Roman"/>
-          <w:sz w:val="24"/>
-          <w:szCs w:val="24"/>
-          <w:lang w:val="uk-UA"/>
-        </w:rPr>
-      </w:pPr>
-      <w:r>
-        <w:rPr>
-          <w:rFonts w:ascii="Times New Roman" w:eastAsia="Times New Roman" w:hAnsi="Times New Roman" w:cs="Times New Roman"/>
-          <w:i/>
-          <w:color w:val="FF0000"/>
-          <w:sz w:val="24"/>
-          <w:szCs w:val="24"/>
-          <w:lang w:val="uk-UA"/>
-        </w:rPr>
-        <w:t>Священник читає молитву:</w:t>
-      </w:r>
-      <w:r>
-        <w:rPr>
-          <w:rFonts w:ascii="Times New Roman" w:eastAsia="Times New Roman" w:hAnsi="Times New Roman" w:cs="Times New Roman"/>
-          <w:sz w:val="24"/>
-          <w:szCs w:val="24"/>
-          <w:lang w:val="uk-UA"/>
-        </w:rPr>
-        <w:t xml:space="preserve"> Господи святий, ти на висоті живеш і всевидючим оком твоїм споглядаєш на всяке створіння! Перед тобою схилили ми голови, душі й тіла, і молимося до тебе, Святий святих: Простягни руку твою невидиму від святого житла твого і благослови всіх нас; а якщо ми де в чому згрішили добровільно чи недобровільно, як благий і людинолюбний Бог, прости і даруй нам земні й небесні добра твої:</w:t>
-      </w:r>
-    </w:p>
-    <w:p>
-      <w:pPr>
-        <w:spacing w:after="120"/>
-        <w:rPr>
-          <w:rFonts w:ascii="Times New Roman" w:eastAsia="Times New Roman" w:hAnsi="Times New Roman" w:cs="Times New Roman"/>
-          <w:lang w:val="uk-UA"/>
-        </w:rPr>
-      </w:pPr>
-      <w:r>
-        <w:rPr>
-          <w:rFonts w:ascii="Times New Roman" w:eastAsia="Times New Roman" w:hAnsi="Times New Roman" w:cs="Times New Roman"/>
-          <w:i/>
-          <w:color w:val="FF4400"/>
-          <w:sz w:val="24"/>
-          <w:szCs w:val="24"/>
-          <w:lang w:val="uk-UA"/>
-        </w:rPr>
-        <w:t xml:space="preserve">Священник: </w:t>
-      </w:r>
-      <w:r>
-        <w:rPr>
-          <w:rFonts w:ascii="Times New Roman" w:eastAsia="Times New Roman" w:hAnsi="Times New Roman" w:cs="Times New Roman"/>
-          <w:color w:val="000000"/>
-          <w:sz w:val="24"/>
-          <w:szCs w:val="24"/>
-          <w:lang w:val="uk-UA"/>
-        </w:rPr>
-        <w:t>Бо до Тебе належить милувати і спасати нас, Боже наш, і Тобі славу возсилаємо, Отцю, і Сину, і Святому Духові, нині, і повсякчас, і на віки віків.</w:t>
-      </w:r>
-    </w:p>
-    <w:p>
-      <w:pPr>
-        <w:spacing w:after="120"/>
-        <w:jc w:val="both"/>
-        <w:rPr>
-          <w:rFonts w:ascii="Times New Roman" w:eastAsia="Times New Roman" w:hAnsi="Times New Roman" w:cs="Times New Roman"/>
-          <w:sz w:val="24"/>
-          <w:szCs w:val="24"/>
-          <w:lang w:val="uk-UA"/>
-        </w:rPr>
-      </w:pPr>
-      <w:r>
-        <w:rPr>
-          <w:rFonts w:ascii="Times New Roman" w:eastAsia="Times New Roman" w:hAnsi="Times New Roman" w:cs="Times New Roman"/>
-          <w:i/>
-          <w:color w:val="FF0000"/>
-          <w:sz w:val="24"/>
-          <w:szCs w:val="24"/>
-          <w:lang w:val="uk-UA"/>
-        </w:rPr>
-        <w:t>Вірні:</w:t>
-      </w:r>
-      <w:r>
-        <w:rPr>
-          <w:rFonts w:ascii="Times New Roman" w:eastAsia="Times New Roman" w:hAnsi="Times New Roman" w:cs="Times New Roman"/>
-          <w:color w:val="FF0000"/>
-          <w:sz w:val="24"/>
-          <w:szCs w:val="24"/>
-          <w:lang w:val="uk-UA"/>
-        </w:rPr>
-        <w:t xml:space="preserve"> </w:t>
-      </w:r>
-      <w:r>
-        <w:rPr>
-          <w:rFonts w:ascii="Times New Roman" w:eastAsia="Times New Roman" w:hAnsi="Times New Roman" w:cs="Times New Roman"/>
-          <w:sz w:val="24"/>
-          <w:szCs w:val="24"/>
-          <w:lang w:val="uk-UA"/>
-        </w:rPr>
-        <w:t>Амінь.</w:t>
-      </w:r>
-    </w:p>
-    <w:p>
-      <w:pPr>
-        <w:spacing w:after="120"/>
-        <w:jc w:val="both"/>
-        <w:rPr>
-          <w:rFonts w:ascii="Times New Roman" w:eastAsia="Times New Roman" w:hAnsi="Times New Roman" w:cs="Times New Roman"/>
-          <w:sz w:val="24"/>
-          <w:szCs w:val="24"/>
-          <w:lang w:val="uk-UA"/>
-        </w:rPr>
-      </w:pPr>
-    </w:p>
-    <w:p>
-      <w:pPr>
-        <w:pStyle w:val="Heading1"/>
-        <w:rPr>
-          <w:rFonts w:ascii="Times New Roman" w:hAnsi="Times New Roman" w:cs="Times New Roman"/>
-          <w:lang w:val="uk-UA"/>
-        </w:rPr>
-      </w:pPr>
-      <w:r>
-        <w:rPr>
-          <w:rFonts w:ascii="Times New Roman" w:hAnsi="Times New Roman" w:cs="Times New Roman"/>
-          <w:lang w:val="uk-UA"/>
-        </w:rPr>
-        <w:t>#після_стиховні</w:t>
-      </w:r>
-    </w:p>
-    <w:p>
-      <w:pPr>
-        <w:spacing w:after="120"/>
-        <w:jc w:val="both"/>
-        <w:rPr>
-          <w:rFonts w:ascii="Times New Roman" w:eastAsia="Times New Roman" w:hAnsi="Times New Roman" w:cs="Times New Roman"/>
-          <w:i/>
-          <w:color w:val="FF0000"/>
-          <w:sz w:val="24"/>
-          <w:szCs w:val="24"/>
-          <w:lang w:val="uk-UA"/>
-        </w:rPr>
-      </w:pPr>
-      <w:r>
-        <w:rPr>
-          <w:rFonts w:ascii="Times New Roman" w:eastAsia="Times New Roman" w:hAnsi="Times New Roman" w:cs="Times New Roman"/>
-          <w:i/>
-          <w:color w:val="FF0000"/>
-          <w:sz w:val="24"/>
-          <w:szCs w:val="24"/>
-          <w:lang w:val="uk-UA"/>
-        </w:rPr>
-        <w:t>Після стиховні читаємо:</w:t>
-      </w:r>
-    </w:p>
-    <w:p>
-      <w:pPr>
-        <w:spacing w:after="120"/>
-        <w:jc w:val="both"/>
-        <w:rPr>
-          <w:rFonts w:ascii="Times New Roman" w:eastAsia="Times New Roman" w:hAnsi="Times New Roman" w:cs="Times New Roman"/>
-          <w:sz w:val="24"/>
-          <w:szCs w:val="24"/>
-          <w:lang w:val="uk-UA"/>
-        </w:rPr>
-      </w:pPr>
-      <w:r>
-        <w:rPr>
-          <w:rFonts w:ascii="Times New Roman" w:eastAsia="Times New Roman" w:hAnsi="Times New Roman" w:cs="Times New Roman"/>
-          <w:sz w:val="24"/>
-          <w:szCs w:val="24"/>
-          <w:lang w:val="uk-UA"/>
-        </w:rPr>
         <w:t>Добре воно – прославляти Господа, і співати імені твоєму, Всевишній.</w:t>
       </w:r>
     </w:p>
@@ -21454,7 +21452,6 @@
           <w:color w:val="FF0000"/>
           <w:lang w:val="uk-UA"/>
         </w:rPr>
-        <w:lastRenderedPageBreak/>
         <w:t>Тропарі</w:t>
       </w:r>
     </w:p>

--- a/flow/20230914_vu_template/vu_template_parts.docx
+++ b/flow/20230914_vu_template/vu_template_parts.docx
@@ -4885,6 +4885,14 @@
         </w:rPr>
         <w:t>#потрійна_єктенія</w:t>
       </w:r>
+      <w:r>
+        <w:rPr>
+          <w:rFonts w:ascii="Times New Roman" w:hAnsi="Times New Roman" w:cs="Times New Roman"/>
+          <w:highlight w:val="white"/>
+          <w:lang w:val="uk-UA"/>
+        </w:rPr>
+        <w:t>_вечірня_велика</w:t>
+      </w:r>
     </w:p>
     <w:p>
       <w:pPr>
@@ -5435,6 +5443,18 @@
     </w:p>
     <w:p>
       <w:pPr>
+        <w:spacing w:after="120"/>
+        <w:jc w:val="both"/>
+        <w:rPr>
+          <w:rFonts w:ascii="Times New Roman" w:eastAsia="Times New Roman" w:hAnsi="Times New Roman" w:cs="Times New Roman"/>
+          <w:sz w:val="24"/>
+          <w:szCs w:val="24"/>
+          <w:lang w:val="uk-UA"/>
+        </w:rPr>
+      </w:pPr>
+    </w:p>
+    <w:p>
+      <w:pPr>
         <w:pStyle w:val="Heading1"/>
         <w:rPr>
           <w:rFonts w:ascii="Times New Roman" w:hAnsi="Times New Roman" w:cs="Times New Roman"/>
@@ -5993,6 +6013,7 @@
           <w:szCs w:val="24"/>
           <w:lang w:val="uk-UA"/>
         </w:rPr>
+        <w:lastRenderedPageBreak/>
         <w:t>Вірні:</w:t>
       </w:r>
       <w:r>
@@ -6020,7 +6041,6 @@
           <w:szCs w:val="24"/>
           <w:lang w:val="uk-UA"/>
         </w:rPr>
-        <w:lastRenderedPageBreak/>
         <w:t>Останок життя нашого в мирі й покаянні завершити у Господа просім.</w:t>
       </w:r>
     </w:p>
@@ -6585,6 +6605,7 @@
           <w:szCs w:val="24"/>
           <w:lang w:val="uk-UA"/>
         </w:rPr>
+        <w:lastRenderedPageBreak/>
         <w:t>Бо поба́чили о́чі мої́* спасі́ння Твоє́;</w:t>
       </w:r>
     </w:p>
@@ -6603,7 +6624,6 @@
           <w:szCs w:val="24"/>
           <w:lang w:val="uk-UA"/>
         </w:rPr>
-        <w:lastRenderedPageBreak/>
         <w:t>Що приготува́в Ти* пе́ред усіма́ наро́дами;</w:t>
       </w:r>
     </w:p>
@@ -6945,6 +6965,461 @@
         <w:pStyle w:val="Heading1"/>
         <w:rPr>
           <w:rFonts w:ascii="Times New Roman" w:hAnsi="Times New Roman" w:cs="Times New Roman"/>
+          <w:highlight w:val="white"/>
+          <w:lang w:val="uk-UA"/>
+        </w:rPr>
+      </w:pPr>
+      <w:r>
+        <w:rPr>
+          <w:rFonts w:ascii="Times New Roman" w:hAnsi="Times New Roman" w:cs="Times New Roman"/>
+          <w:highlight w:val="white"/>
+          <w:lang w:val="uk-UA"/>
+        </w:rPr>
+        <w:t>#потрійна_єктенія</w:t>
+      </w:r>
+      <w:r>
+        <w:rPr>
+          <w:rFonts w:ascii="Times New Roman" w:hAnsi="Times New Roman" w:cs="Times New Roman"/>
+          <w:highlight w:val="white"/>
+          <w:lang w:val="uk-UA"/>
+        </w:rPr>
+        <w:t>_вечірня_повсякденна</w:t>
+      </w:r>
+    </w:p>
+    <w:p>
+      <w:pPr>
+        <w:pStyle w:val="Heading3"/>
+        <w:spacing w:before="0" w:after="120"/>
+        <w:jc w:val="center"/>
+        <w:rPr>
+          <w:rFonts w:ascii="Times New Roman" w:eastAsia="Times New Roman" w:hAnsi="Times New Roman" w:cs="Times New Roman"/>
+          <w:b/>
+          <w:i/>
+          <w:color w:val="FF0000"/>
+          <w:lang w:val="uk-UA"/>
+        </w:rPr>
+      </w:pPr>
+      <w:r>
+        <w:rPr>
+          <w:rFonts w:ascii="Times New Roman" w:eastAsia="Times New Roman" w:hAnsi="Times New Roman" w:cs="Times New Roman"/>
+          <w:b/>
+          <w:i/>
+          <w:color w:val="FF0000"/>
+          <w:lang w:val="uk-UA"/>
+        </w:rPr>
+        <w:t>Єктенія усильного благання</w:t>
+      </w:r>
+    </w:p>
+    <w:p>
+      <w:pPr>
+        <w:spacing w:after="120"/>
+        <w:rPr>
+          <w:rFonts w:ascii="Times New Roman" w:eastAsia="Times New Roman" w:hAnsi="Times New Roman" w:cs="Times New Roman"/>
+          <w:lang w:val="uk-UA"/>
+        </w:rPr>
+      </w:pPr>
+      <w:r>
+        <w:rPr>
+          <w:rFonts w:ascii="Times New Roman" w:eastAsia="Times New Roman" w:hAnsi="Times New Roman" w:cs="Times New Roman"/>
+          <w:sz w:val="24"/>
+          <w:szCs w:val="24"/>
+          <w:lang w:val="uk-UA"/>
+        </w:rPr>
+        <w:t>Помилуй нас, Боже, з великої милості Твоєї, молимось Тобі, вислухай і помилуй.</w:t>
+      </w:r>
+    </w:p>
+    <w:p>
+      <w:pPr>
+        <w:spacing w:after="120"/>
+        <w:rPr>
+          <w:rFonts w:ascii="Times New Roman" w:eastAsia="Times New Roman" w:hAnsi="Times New Roman" w:cs="Times New Roman"/>
+          <w:lang w:val="uk-UA"/>
+        </w:rPr>
+      </w:pPr>
+      <w:r>
+        <w:rPr>
+          <w:rFonts w:ascii="Times New Roman" w:eastAsia="Times New Roman" w:hAnsi="Times New Roman" w:cs="Times New Roman"/>
+          <w:i/>
+          <w:color w:val="FF4400"/>
+          <w:sz w:val="24"/>
+          <w:szCs w:val="24"/>
+          <w:lang w:val="uk-UA"/>
+        </w:rPr>
+        <w:t>Вірні:</w:t>
+      </w:r>
+      <w:r>
+        <w:rPr>
+          <w:rFonts w:ascii="Times New Roman" w:eastAsia="Times New Roman" w:hAnsi="Times New Roman" w:cs="Times New Roman"/>
+          <w:sz w:val="24"/>
+          <w:szCs w:val="24"/>
+          <w:lang w:val="uk-UA"/>
+        </w:rPr>
+        <w:t xml:space="preserve"> Го́споди, поми́луй. </w:t>
+      </w:r>
+      <w:r>
+        <w:rPr>
+          <w:rFonts w:ascii="Times New Roman" w:eastAsia="Times New Roman" w:hAnsi="Times New Roman" w:cs="Times New Roman"/>
+          <w:i/>
+          <w:color w:val="FF4400"/>
+          <w:sz w:val="24"/>
+          <w:szCs w:val="24"/>
+          <w:lang w:val="uk-UA"/>
+        </w:rPr>
+        <w:t>(3 р.)</w:t>
+      </w:r>
+    </w:p>
+    <w:p>
+      <w:pPr>
+        <w:spacing w:after="120"/>
+        <w:rPr>
+          <w:rFonts w:ascii="Times New Roman" w:eastAsia="Times New Roman" w:hAnsi="Times New Roman" w:cs="Times New Roman"/>
+          <w:lang w:val="uk-UA"/>
+        </w:rPr>
+      </w:pPr>
+      <w:r>
+        <w:rPr>
+          <w:rFonts w:ascii="Times New Roman" w:eastAsia="Times New Roman" w:hAnsi="Times New Roman" w:cs="Times New Roman"/>
+          <w:sz w:val="24"/>
+          <w:szCs w:val="24"/>
+          <w:lang w:val="uk-UA"/>
+        </w:rPr>
+        <w:t xml:space="preserve">Ще молимось за святішого вселенського архиєрея Франциска, папу Римського, і за блаженнішого патріярха нашого Святослава, і за преосвященнішого архиєпископа і митрополита нашого кир </w:t>
+      </w:r>
+      <w:r>
+        <w:rPr>
+          <w:rFonts w:ascii="Times New Roman" w:eastAsia="Times New Roman" w:hAnsi="Times New Roman" w:cs="Times New Roman"/>
+          <w:i/>
+          <w:color w:val="FF4400"/>
+          <w:sz w:val="24"/>
+          <w:szCs w:val="24"/>
+          <w:lang w:val="uk-UA"/>
+        </w:rPr>
+        <w:t>ім’я</w:t>
+      </w:r>
+      <w:r>
+        <w:rPr>
+          <w:rFonts w:ascii="Times New Roman" w:eastAsia="Times New Roman" w:hAnsi="Times New Roman" w:cs="Times New Roman"/>
+          <w:i/>
+          <w:sz w:val="24"/>
+          <w:szCs w:val="24"/>
+          <w:lang w:val="uk-UA"/>
+        </w:rPr>
+        <w:t>,</w:t>
+      </w:r>
+      <w:r>
+        <w:rPr>
+          <w:rFonts w:ascii="Times New Roman" w:eastAsia="Times New Roman" w:hAnsi="Times New Roman" w:cs="Times New Roman"/>
+          <w:sz w:val="24"/>
+          <w:szCs w:val="24"/>
+          <w:lang w:val="uk-UA"/>
+        </w:rPr>
+        <w:t xml:space="preserve"> і за боголюбивого єпископа нашого кир </w:t>
+      </w:r>
+      <w:r>
+        <w:rPr>
+          <w:rFonts w:ascii="Times New Roman" w:eastAsia="Times New Roman" w:hAnsi="Times New Roman" w:cs="Times New Roman"/>
+          <w:i/>
+          <w:color w:val="FF4400"/>
+          <w:sz w:val="24"/>
+          <w:szCs w:val="24"/>
+          <w:lang w:val="uk-UA"/>
+        </w:rPr>
+        <w:t>ім’я</w:t>
+      </w:r>
+      <w:r>
+        <w:rPr>
+          <w:rFonts w:ascii="Times New Roman" w:eastAsia="Times New Roman" w:hAnsi="Times New Roman" w:cs="Times New Roman"/>
+          <w:i/>
+          <w:sz w:val="24"/>
+          <w:szCs w:val="24"/>
+          <w:lang w:val="uk-UA"/>
+        </w:rPr>
+        <w:t>,</w:t>
+      </w:r>
+      <w:r>
+        <w:rPr>
+          <w:rFonts w:ascii="Times New Roman" w:eastAsia="Times New Roman" w:hAnsi="Times New Roman" w:cs="Times New Roman"/>
+          <w:sz w:val="24"/>
+          <w:szCs w:val="24"/>
+          <w:lang w:val="uk-UA"/>
+        </w:rPr>
+        <w:t xml:space="preserve"> за тих, що служать і послужили у святім храмі цьому, і за отців наших духовних, і всіх у Христі братів і сестер наших.</w:t>
+      </w:r>
+    </w:p>
+    <w:p>
+      <w:pPr>
+        <w:spacing w:after="120"/>
+        <w:rPr>
+          <w:rFonts w:ascii="Times New Roman" w:eastAsia="Times New Roman" w:hAnsi="Times New Roman" w:cs="Times New Roman"/>
+          <w:lang w:val="uk-UA"/>
+        </w:rPr>
+      </w:pPr>
+      <w:r>
+        <w:rPr>
+          <w:rFonts w:ascii="Times New Roman" w:eastAsia="Times New Roman" w:hAnsi="Times New Roman" w:cs="Times New Roman"/>
+          <w:i/>
+          <w:color w:val="FF4400"/>
+          <w:sz w:val="24"/>
+          <w:szCs w:val="24"/>
+          <w:lang w:val="uk-UA"/>
+        </w:rPr>
+        <w:t>Вірні:</w:t>
+      </w:r>
+      <w:r>
+        <w:rPr>
+          <w:rFonts w:ascii="Times New Roman" w:eastAsia="Times New Roman" w:hAnsi="Times New Roman" w:cs="Times New Roman"/>
+          <w:sz w:val="24"/>
+          <w:szCs w:val="24"/>
+          <w:lang w:val="uk-UA"/>
+        </w:rPr>
+        <w:t xml:space="preserve"> Го́споди, поми́луй. </w:t>
+      </w:r>
+      <w:r>
+        <w:rPr>
+          <w:rFonts w:ascii="Times New Roman" w:eastAsia="Times New Roman" w:hAnsi="Times New Roman" w:cs="Times New Roman"/>
+          <w:i/>
+          <w:color w:val="FF4400"/>
+          <w:sz w:val="24"/>
+          <w:szCs w:val="24"/>
+          <w:lang w:val="uk-UA"/>
+        </w:rPr>
+        <w:t>(3 р.)</w:t>
+      </w:r>
+    </w:p>
+    <w:p>
+      <w:pPr>
+        <w:spacing w:after="120"/>
+        <w:rPr>
+          <w:rFonts w:ascii="Times New Roman" w:eastAsia="Times New Roman" w:hAnsi="Times New Roman" w:cs="Times New Roman"/>
+          <w:lang w:val="uk-UA"/>
+        </w:rPr>
+      </w:pPr>
+      <w:r>
+        <w:rPr>
+          <w:rFonts w:ascii="Times New Roman" w:eastAsia="Times New Roman" w:hAnsi="Times New Roman" w:cs="Times New Roman"/>
+          <w:sz w:val="24"/>
+          <w:szCs w:val="24"/>
+          <w:lang w:val="uk-UA"/>
+        </w:rPr>
+        <w:t>Ще молимось за Богом бережений народ наш, за правління і за все військо.</w:t>
+      </w:r>
+    </w:p>
+    <w:p>
+      <w:pPr>
+        <w:spacing w:after="120"/>
+        <w:rPr>
+          <w:rFonts w:ascii="Times New Roman" w:eastAsia="Times New Roman" w:hAnsi="Times New Roman" w:cs="Times New Roman"/>
+          <w:lang w:val="uk-UA"/>
+        </w:rPr>
+      </w:pPr>
+      <w:r>
+        <w:rPr>
+          <w:rFonts w:ascii="Times New Roman" w:eastAsia="Times New Roman" w:hAnsi="Times New Roman" w:cs="Times New Roman"/>
+          <w:i/>
+          <w:color w:val="FF4400"/>
+          <w:sz w:val="24"/>
+          <w:szCs w:val="24"/>
+          <w:lang w:val="uk-UA"/>
+        </w:rPr>
+        <w:t>Вірні:</w:t>
+      </w:r>
+      <w:r>
+        <w:rPr>
+          <w:rFonts w:ascii="Times New Roman" w:eastAsia="Times New Roman" w:hAnsi="Times New Roman" w:cs="Times New Roman"/>
+          <w:sz w:val="24"/>
+          <w:szCs w:val="24"/>
+          <w:lang w:val="uk-UA"/>
+        </w:rPr>
+        <w:t xml:space="preserve"> Го́споди, поми́луй. </w:t>
+      </w:r>
+      <w:r>
+        <w:rPr>
+          <w:rFonts w:ascii="Times New Roman" w:eastAsia="Times New Roman" w:hAnsi="Times New Roman" w:cs="Times New Roman"/>
+          <w:i/>
+          <w:color w:val="FF4400"/>
+          <w:sz w:val="24"/>
+          <w:szCs w:val="24"/>
+          <w:lang w:val="uk-UA"/>
+        </w:rPr>
+        <w:t>(3 р.)</w:t>
+      </w:r>
+    </w:p>
+    <w:p>
+      <w:pPr>
+        <w:spacing w:after="120"/>
+        <w:rPr>
+          <w:rFonts w:ascii="Times New Roman" w:eastAsia="Times New Roman" w:hAnsi="Times New Roman" w:cs="Times New Roman"/>
+          <w:lang w:val="uk-UA"/>
+        </w:rPr>
+      </w:pPr>
+      <w:r>
+        <w:rPr>
+          <w:rFonts w:ascii="Times New Roman" w:eastAsia="Times New Roman" w:hAnsi="Times New Roman" w:cs="Times New Roman"/>
+          <w:sz w:val="24"/>
+          <w:szCs w:val="24"/>
+          <w:lang w:val="uk-UA"/>
+        </w:rPr>
+        <w:t>Ще молимось за тут присутніх людей, що очікують від Тебе великої і багатої милости, за тих, що творять нам милостиню, і за всіх православних християн.</w:t>
+      </w:r>
+    </w:p>
+    <w:p>
+      <w:pPr>
+        <w:spacing w:after="120"/>
+        <w:rPr>
+          <w:rFonts w:ascii="Times New Roman" w:eastAsia="Times New Roman" w:hAnsi="Times New Roman" w:cs="Times New Roman"/>
+          <w:lang w:val="uk-UA"/>
+        </w:rPr>
+      </w:pPr>
+      <w:r>
+        <w:rPr>
+          <w:rFonts w:ascii="Times New Roman" w:eastAsia="Times New Roman" w:hAnsi="Times New Roman" w:cs="Times New Roman"/>
+          <w:i/>
+          <w:color w:val="FF4400"/>
+          <w:sz w:val="24"/>
+          <w:szCs w:val="24"/>
+          <w:lang w:val="uk-UA"/>
+        </w:rPr>
+        <w:t>Вірні:</w:t>
+      </w:r>
+      <w:r>
+        <w:rPr>
+          <w:rFonts w:ascii="Times New Roman" w:eastAsia="Times New Roman" w:hAnsi="Times New Roman" w:cs="Times New Roman"/>
+          <w:sz w:val="24"/>
+          <w:szCs w:val="24"/>
+          <w:lang w:val="uk-UA"/>
+        </w:rPr>
+        <w:t xml:space="preserve"> Го́споди, поми́луй. </w:t>
+      </w:r>
+      <w:r>
+        <w:rPr>
+          <w:rFonts w:ascii="Times New Roman" w:eastAsia="Times New Roman" w:hAnsi="Times New Roman" w:cs="Times New Roman"/>
+          <w:i/>
+          <w:color w:val="FF4400"/>
+          <w:sz w:val="24"/>
+          <w:szCs w:val="24"/>
+          <w:lang w:val="uk-UA"/>
+        </w:rPr>
+        <w:t>(3 р.)</w:t>
+      </w:r>
+    </w:p>
+    <w:p>
+      <w:pPr>
+        <w:spacing w:after="120"/>
+        <w:jc w:val="both"/>
+        <w:rPr>
+          <w:rFonts w:ascii="Times New Roman" w:eastAsia="Times New Roman" w:hAnsi="Times New Roman" w:cs="Times New Roman"/>
+          <w:sz w:val="24"/>
+          <w:szCs w:val="24"/>
+          <w:u w:val="single"/>
+          <w:lang w:val="uk-UA"/>
+        </w:rPr>
+      </w:pPr>
+      <w:r>
+        <w:rPr>
+          <w:rFonts w:ascii="Times New Roman" w:eastAsia="Times New Roman" w:hAnsi="Times New Roman" w:cs="Times New Roman"/>
+          <w:sz w:val="24"/>
+          <w:szCs w:val="24"/>
+          <w:u w:val="single"/>
+          <w:lang w:val="uk-UA"/>
+        </w:rPr>
+        <w:t>[</w:t>
+      </w:r>
+      <w:r>
+        <w:rPr>
+          <w:rFonts w:ascii="Times New Roman" w:eastAsia="Times New Roman" w:hAnsi="Times New Roman" w:cs="Times New Roman"/>
+          <w:sz w:val="24"/>
+          <w:szCs w:val="24"/>
+          <w:u w:val="single"/>
+          <w:lang w:val="uk-UA"/>
+        </w:rPr>
+        <w:t>Господи, Боже наш! Згадай нас грішних і недостойних слуг Твоїх, коли призиваємо святе ім'я Твоє, і не осороми нас, коли очікуємо милости Твоєї, але вислухай, Господи, усі наші спасенні прохання, і вчини нас достойними любити і боятися Тебе від усього серця нашого і творити в усьому волю Твою</w:t>
+      </w:r>
+      <w:r>
+        <w:rPr>
+          <w:rFonts w:ascii="Times New Roman" w:eastAsia="Times New Roman" w:hAnsi="Times New Roman" w:cs="Times New Roman"/>
+          <w:sz w:val="24"/>
+          <w:szCs w:val="24"/>
+          <w:u w:val="single"/>
+          <w:lang w:val="uk-UA"/>
+        </w:rPr>
+        <w:t>.]</w:t>
+      </w:r>
+    </w:p>
+    <w:p>
+      <w:pPr>
+        <w:spacing w:after="120"/>
+        <w:rPr>
+          <w:rFonts w:ascii="Times New Roman" w:eastAsia="Times New Roman" w:hAnsi="Times New Roman" w:cs="Times New Roman"/>
+          <w:lang w:val="uk-UA"/>
+        </w:rPr>
+      </w:pPr>
+      <w:r>
+        <w:rPr>
+          <w:rFonts w:ascii="Times New Roman" w:eastAsia="Times New Roman" w:hAnsi="Times New Roman" w:cs="Times New Roman"/>
+          <w:i/>
+          <w:color w:val="FF4400"/>
+          <w:sz w:val="24"/>
+          <w:szCs w:val="24"/>
+          <w:lang w:val="uk-UA"/>
+        </w:rPr>
+        <w:lastRenderedPageBreak/>
+        <w:t xml:space="preserve">Священник: </w:t>
+      </w:r>
+      <w:r>
+        <w:rPr>
+          <w:rFonts w:ascii="Times New Roman" w:eastAsia="Times New Roman" w:hAnsi="Times New Roman" w:cs="Times New Roman"/>
+          <w:sz w:val="24"/>
+          <w:szCs w:val="24"/>
+          <w:lang w:val="uk-UA"/>
+        </w:rPr>
+        <w:t>Бо милостивий і людинолюбний Бог єси, і Тобі славу возсилаємо, Отцю, і Сину, і Святому Духові, нині, і повсякчас, і на віки віків.</w:t>
+      </w:r>
+    </w:p>
+    <w:p>
+      <w:pPr>
+        <w:spacing w:after="120"/>
+        <w:jc w:val="both"/>
+        <w:rPr>
+          <w:rFonts w:ascii="Times New Roman" w:eastAsia="Times New Roman" w:hAnsi="Times New Roman" w:cs="Times New Roman"/>
+          <w:sz w:val="24"/>
+          <w:szCs w:val="24"/>
+          <w:lang w:val="uk-UA"/>
+        </w:rPr>
+      </w:pPr>
+      <w:r>
+        <w:rPr>
+          <w:rFonts w:ascii="Times New Roman" w:eastAsia="Times New Roman" w:hAnsi="Times New Roman" w:cs="Times New Roman"/>
+          <w:i/>
+          <w:color w:val="FF0000"/>
+          <w:sz w:val="24"/>
+          <w:szCs w:val="24"/>
+          <w:lang w:val="uk-UA"/>
+        </w:rPr>
+        <w:t>Вірні:</w:t>
+      </w:r>
+      <w:r>
+        <w:rPr>
+          <w:rFonts w:ascii="Times New Roman" w:eastAsia="Times New Roman" w:hAnsi="Times New Roman" w:cs="Times New Roman"/>
+          <w:sz w:val="24"/>
+          <w:szCs w:val="24"/>
+          <w:lang w:val="uk-UA"/>
+        </w:rPr>
+        <w:t xml:space="preserve"> Амінь.</w:t>
+      </w:r>
+    </w:p>
+    <w:p>
+      <w:pPr>
+        <w:rPr>
+          <w:rFonts w:ascii="Times New Roman" w:hAnsi="Times New Roman" w:cs="Times New Roman"/>
+          <w:lang w:val="uk-UA"/>
+        </w:rPr>
+      </w:pPr>
+    </w:p>
+    <w:p>
+      <w:pPr>
+        <w:pStyle w:val="Heading1"/>
+        <w:rPr>
+          <w:rFonts w:ascii="Times New Roman" w:hAnsi="Times New Roman" w:cs="Times New Roman"/>
           <w:lang w:val="uk-UA"/>
         </w:rPr>
       </w:pPr>
@@ -7445,7 +7920,6 @@
           <w:szCs w:val="24"/>
           <w:lang w:val="uk-UA"/>
         </w:rPr>
-        <w:lastRenderedPageBreak/>
         <w:t>Священник:</w:t>
       </w:r>
       <w:r>
@@ -7880,6 +8354,7 @@
           <w:szCs w:val="24"/>
           <w:lang w:val="uk-UA"/>
         </w:rPr>
+        <w:lastRenderedPageBreak/>
         <w:t>Вірні:</w:t>
       </w:r>
       <w:r>
@@ -8387,280 +8862,280 @@
           <w:szCs w:val="24"/>
           <w:lang w:val="uk-UA"/>
         </w:rPr>
+        <w:t>Принижений, зігнувсь я вельми,* повсякденно сумний ходжу я.</w:t>
+      </w:r>
+    </w:p>
+    <w:p>
+      <w:pPr>
+        <w:spacing w:after="120"/>
+        <w:jc w:val="both"/>
+        <w:rPr>
+          <w:rFonts w:ascii="Times New Roman" w:eastAsia="Times New Roman" w:hAnsi="Times New Roman" w:cs="Times New Roman"/>
+          <w:sz w:val="24"/>
+          <w:szCs w:val="24"/>
+          <w:lang w:val="uk-UA"/>
+        </w:rPr>
+      </w:pPr>
+      <w:r>
+        <w:rPr>
+          <w:rFonts w:ascii="Times New Roman" w:eastAsia="Times New Roman" w:hAnsi="Times New Roman" w:cs="Times New Roman"/>
+          <w:sz w:val="24"/>
+          <w:szCs w:val="24"/>
+          <w:lang w:val="uk-UA"/>
+        </w:rPr>
+        <w:t>Бо нутро моє повне жару,* і здорового нема нічого на моїм тілі.</w:t>
+      </w:r>
+    </w:p>
+    <w:p>
+      <w:pPr>
+        <w:spacing w:after="120"/>
+        <w:jc w:val="both"/>
+        <w:rPr>
+          <w:rFonts w:ascii="Times New Roman" w:eastAsia="Times New Roman" w:hAnsi="Times New Roman" w:cs="Times New Roman"/>
+          <w:sz w:val="24"/>
+          <w:szCs w:val="24"/>
+          <w:lang w:val="uk-UA"/>
+        </w:rPr>
+      </w:pPr>
+      <w:r>
+        <w:rPr>
+          <w:rFonts w:ascii="Times New Roman" w:eastAsia="Times New Roman" w:hAnsi="Times New Roman" w:cs="Times New Roman"/>
+          <w:sz w:val="24"/>
+          <w:szCs w:val="24"/>
+          <w:lang w:val="uk-UA"/>
+        </w:rPr>
+        <w:t>Зомлів я, розбитий понад міру,* і скиглю від стогону серця мого.</w:t>
+      </w:r>
+    </w:p>
+    <w:p>
+      <w:pPr>
+        <w:spacing w:after="120"/>
+        <w:jc w:val="both"/>
+        <w:rPr>
+          <w:rFonts w:ascii="Times New Roman" w:eastAsia="Times New Roman" w:hAnsi="Times New Roman" w:cs="Times New Roman"/>
+          <w:sz w:val="24"/>
+          <w:szCs w:val="24"/>
+          <w:lang w:val="uk-UA"/>
+        </w:rPr>
+      </w:pPr>
+      <w:r>
+        <w:rPr>
+          <w:rFonts w:ascii="Times New Roman" w:eastAsia="Times New Roman" w:hAnsi="Times New Roman" w:cs="Times New Roman"/>
+          <w:sz w:val="24"/>
+          <w:szCs w:val="24"/>
+          <w:lang w:val="uk-UA"/>
+        </w:rPr>
+        <w:t>О Господи, перед тобою все моє бажання,* і стогін мій від тебе не скритий.</w:t>
+      </w:r>
+    </w:p>
+    <w:p>
+      <w:pPr>
+        <w:spacing w:after="120"/>
+        <w:jc w:val="both"/>
+        <w:rPr>
+          <w:rFonts w:ascii="Times New Roman" w:eastAsia="Times New Roman" w:hAnsi="Times New Roman" w:cs="Times New Roman"/>
+          <w:sz w:val="24"/>
+          <w:szCs w:val="24"/>
+          <w:lang w:val="uk-UA"/>
+        </w:rPr>
+      </w:pPr>
+      <w:r>
+        <w:rPr>
+          <w:rFonts w:ascii="Times New Roman" w:eastAsia="Times New Roman" w:hAnsi="Times New Roman" w:cs="Times New Roman"/>
+          <w:sz w:val="24"/>
+          <w:szCs w:val="24"/>
+          <w:lang w:val="uk-UA"/>
+        </w:rPr>
+        <w:t>Серце моє розколотилось, сила мене полишила,* і навіть очей моїх світло, – і того вже нема в мене.</w:t>
+      </w:r>
+    </w:p>
+    <w:p>
+      <w:pPr>
+        <w:spacing w:after="120"/>
+        <w:jc w:val="both"/>
+        <w:rPr>
+          <w:rFonts w:ascii="Times New Roman" w:eastAsia="Times New Roman" w:hAnsi="Times New Roman" w:cs="Times New Roman"/>
+          <w:sz w:val="24"/>
+          <w:szCs w:val="24"/>
+          <w:lang w:val="uk-UA"/>
+        </w:rPr>
+      </w:pPr>
+      <w:r>
+        <w:rPr>
+          <w:rFonts w:ascii="Times New Roman" w:eastAsia="Times New Roman" w:hAnsi="Times New Roman" w:cs="Times New Roman"/>
+          <w:sz w:val="24"/>
+          <w:szCs w:val="24"/>
+          <w:lang w:val="uk-UA"/>
+        </w:rPr>
+        <w:t>Друзі мої та приятелі далекі від моєї рани,* і родичі мої стоять оподаль.</w:t>
+      </w:r>
+    </w:p>
+    <w:p>
+      <w:pPr>
+        <w:spacing w:after="120"/>
+        <w:jc w:val="both"/>
+        <w:rPr>
+          <w:rFonts w:ascii="Times New Roman" w:eastAsia="Times New Roman" w:hAnsi="Times New Roman" w:cs="Times New Roman"/>
+          <w:sz w:val="24"/>
+          <w:szCs w:val="24"/>
+          <w:lang w:val="uk-UA"/>
+        </w:rPr>
+      </w:pPr>
+      <w:r>
+        <w:rPr>
+          <w:rFonts w:ascii="Times New Roman" w:eastAsia="Times New Roman" w:hAnsi="Times New Roman" w:cs="Times New Roman"/>
+          <w:sz w:val="24"/>
+          <w:szCs w:val="24"/>
+          <w:lang w:val="uk-UA"/>
+        </w:rPr>
+        <w:t>І ті, що на моє життя зазіхають, тенета наставляють,* і ті, що бажають мені нещастя, говорять про погибель, увесь час міркують лукаве.</w:t>
+      </w:r>
+    </w:p>
+    <w:p>
+      <w:pPr>
+        <w:spacing w:after="120"/>
+        <w:jc w:val="both"/>
+        <w:rPr>
+          <w:rFonts w:ascii="Times New Roman" w:eastAsia="Times New Roman" w:hAnsi="Times New Roman" w:cs="Times New Roman"/>
+          <w:sz w:val="24"/>
+          <w:szCs w:val="24"/>
+          <w:lang w:val="uk-UA"/>
+        </w:rPr>
+      </w:pPr>
+      <w:r>
+        <w:rPr>
+          <w:rFonts w:ascii="Times New Roman" w:eastAsia="Times New Roman" w:hAnsi="Times New Roman" w:cs="Times New Roman"/>
+          <w:sz w:val="24"/>
+          <w:szCs w:val="24"/>
+          <w:lang w:val="uk-UA"/>
+        </w:rPr>
+        <w:t>Я, немов глухий, не чую,* і як німий, що уст своїх не відкриває.</w:t>
+      </w:r>
+    </w:p>
+    <w:p>
+      <w:pPr>
+        <w:spacing w:after="120"/>
+        <w:jc w:val="both"/>
+        <w:rPr>
+          <w:rFonts w:ascii="Times New Roman" w:eastAsia="Times New Roman" w:hAnsi="Times New Roman" w:cs="Times New Roman"/>
+          <w:sz w:val="24"/>
+          <w:szCs w:val="24"/>
+          <w:lang w:val="uk-UA"/>
+        </w:rPr>
+      </w:pPr>
+      <w:r>
+        <w:rPr>
+          <w:rFonts w:ascii="Times New Roman" w:eastAsia="Times New Roman" w:hAnsi="Times New Roman" w:cs="Times New Roman"/>
+          <w:sz w:val="24"/>
+          <w:szCs w:val="24"/>
+          <w:lang w:val="uk-UA"/>
+        </w:rPr>
+        <w:t>Я став, немов людина, що не чує,* в устах якої одвіту немає.</w:t>
+      </w:r>
+    </w:p>
+    <w:p>
+      <w:pPr>
+        <w:spacing w:after="120"/>
+        <w:jc w:val="both"/>
+        <w:rPr>
+          <w:rFonts w:ascii="Times New Roman" w:eastAsia="Times New Roman" w:hAnsi="Times New Roman" w:cs="Times New Roman"/>
+          <w:sz w:val="24"/>
+          <w:szCs w:val="24"/>
+          <w:lang w:val="uk-UA"/>
+        </w:rPr>
+      </w:pPr>
+      <w:r>
+        <w:rPr>
+          <w:rFonts w:ascii="Times New Roman" w:eastAsia="Times New Roman" w:hAnsi="Times New Roman" w:cs="Times New Roman"/>
+          <w:sz w:val="24"/>
+          <w:szCs w:val="24"/>
+          <w:lang w:val="uk-UA"/>
+        </w:rPr>
+        <w:t>На тебе бо, о Господи, я уповаю,* ти вислухаєш мене, Господи, мій Боже.</w:t>
+      </w:r>
+    </w:p>
+    <w:p>
+      <w:pPr>
+        <w:spacing w:after="120"/>
+        <w:jc w:val="both"/>
+        <w:rPr>
+          <w:rFonts w:ascii="Times New Roman" w:eastAsia="Times New Roman" w:hAnsi="Times New Roman" w:cs="Times New Roman"/>
+          <w:sz w:val="24"/>
+          <w:szCs w:val="24"/>
+          <w:lang w:val="uk-UA"/>
+        </w:rPr>
+      </w:pPr>
+      <w:r>
+        <w:rPr>
+          <w:rFonts w:ascii="Times New Roman" w:eastAsia="Times New Roman" w:hAnsi="Times New Roman" w:cs="Times New Roman"/>
+          <w:sz w:val="24"/>
+          <w:szCs w:val="24"/>
+          <w:lang w:val="uk-UA"/>
+        </w:rPr>
+        <w:t>Кажу бо: Нехай не втішаються наді мною, як захитається моя нога,* нехай не несуться проти мене.</w:t>
+      </w:r>
+    </w:p>
+    <w:p>
+      <w:pPr>
+        <w:spacing w:after="120"/>
+        <w:jc w:val="both"/>
+        <w:rPr>
+          <w:rFonts w:ascii="Times New Roman" w:eastAsia="Times New Roman" w:hAnsi="Times New Roman" w:cs="Times New Roman"/>
+          <w:sz w:val="24"/>
+          <w:szCs w:val="24"/>
+          <w:lang w:val="uk-UA"/>
+        </w:rPr>
+      </w:pPr>
+      <w:r>
+        <w:rPr>
+          <w:rFonts w:ascii="Times New Roman" w:eastAsia="Times New Roman" w:hAnsi="Times New Roman" w:cs="Times New Roman"/>
+          <w:sz w:val="24"/>
+          <w:szCs w:val="24"/>
+          <w:lang w:val="uk-UA"/>
+        </w:rPr>
+        <w:t>Я бо ось-ось уже маю впасти,* і біль мій передо мною завжди.</w:t>
+      </w:r>
+    </w:p>
+    <w:p>
+      <w:pPr>
+        <w:spacing w:after="120"/>
+        <w:jc w:val="both"/>
+        <w:rPr>
+          <w:rFonts w:ascii="Times New Roman" w:eastAsia="Times New Roman" w:hAnsi="Times New Roman" w:cs="Times New Roman"/>
+          <w:sz w:val="24"/>
+          <w:szCs w:val="24"/>
+          <w:lang w:val="uk-UA"/>
+        </w:rPr>
+      </w:pPr>
+      <w:r>
+        <w:rPr>
+          <w:rFonts w:ascii="Times New Roman" w:eastAsia="Times New Roman" w:hAnsi="Times New Roman" w:cs="Times New Roman"/>
+          <w:sz w:val="24"/>
+          <w:szCs w:val="24"/>
+          <w:lang w:val="uk-UA"/>
+        </w:rPr>
+        <w:t>Я бо провину мою визнаю,* і гріхом моїм журюся.</w:t>
+      </w:r>
+    </w:p>
+    <w:p>
+      <w:pPr>
+        <w:spacing w:after="120"/>
+        <w:jc w:val="both"/>
+        <w:rPr>
+          <w:rFonts w:ascii="Times New Roman" w:eastAsia="Times New Roman" w:hAnsi="Times New Roman" w:cs="Times New Roman"/>
+          <w:sz w:val="24"/>
+          <w:szCs w:val="24"/>
+          <w:lang w:val="uk-UA"/>
+        </w:rPr>
+      </w:pPr>
+      <w:r>
+        <w:rPr>
+          <w:rFonts w:ascii="Times New Roman" w:eastAsia="Times New Roman" w:hAnsi="Times New Roman" w:cs="Times New Roman"/>
+          <w:sz w:val="24"/>
+          <w:szCs w:val="24"/>
+          <w:lang w:val="uk-UA"/>
+        </w:rPr>
         <w:lastRenderedPageBreak/>
-        <w:t>Принижений, зігнувсь я вельми,* повсякденно сумний ходжу я.</w:t>
-      </w:r>
-    </w:p>
-    <w:p>
-      <w:pPr>
-        <w:spacing w:after="120"/>
-        <w:jc w:val="both"/>
-        <w:rPr>
-          <w:rFonts w:ascii="Times New Roman" w:eastAsia="Times New Roman" w:hAnsi="Times New Roman" w:cs="Times New Roman"/>
-          <w:sz w:val="24"/>
-          <w:szCs w:val="24"/>
-          <w:lang w:val="uk-UA"/>
-        </w:rPr>
-      </w:pPr>
-      <w:r>
-        <w:rPr>
-          <w:rFonts w:ascii="Times New Roman" w:eastAsia="Times New Roman" w:hAnsi="Times New Roman" w:cs="Times New Roman"/>
-          <w:sz w:val="24"/>
-          <w:szCs w:val="24"/>
-          <w:lang w:val="uk-UA"/>
-        </w:rPr>
-        <w:t>Бо нутро моє повне жару,* і здорового нема нічого на моїм тілі.</w:t>
-      </w:r>
-    </w:p>
-    <w:p>
-      <w:pPr>
-        <w:spacing w:after="120"/>
-        <w:jc w:val="both"/>
-        <w:rPr>
-          <w:rFonts w:ascii="Times New Roman" w:eastAsia="Times New Roman" w:hAnsi="Times New Roman" w:cs="Times New Roman"/>
-          <w:sz w:val="24"/>
-          <w:szCs w:val="24"/>
-          <w:lang w:val="uk-UA"/>
-        </w:rPr>
-      </w:pPr>
-      <w:r>
-        <w:rPr>
-          <w:rFonts w:ascii="Times New Roman" w:eastAsia="Times New Roman" w:hAnsi="Times New Roman" w:cs="Times New Roman"/>
-          <w:sz w:val="24"/>
-          <w:szCs w:val="24"/>
-          <w:lang w:val="uk-UA"/>
-        </w:rPr>
-        <w:t>Зомлів я, розбитий понад міру,* і скиглю від стогону серця мого.</w:t>
-      </w:r>
-    </w:p>
-    <w:p>
-      <w:pPr>
-        <w:spacing w:after="120"/>
-        <w:jc w:val="both"/>
-        <w:rPr>
-          <w:rFonts w:ascii="Times New Roman" w:eastAsia="Times New Roman" w:hAnsi="Times New Roman" w:cs="Times New Roman"/>
-          <w:sz w:val="24"/>
-          <w:szCs w:val="24"/>
-          <w:lang w:val="uk-UA"/>
-        </w:rPr>
-      </w:pPr>
-      <w:r>
-        <w:rPr>
-          <w:rFonts w:ascii="Times New Roman" w:eastAsia="Times New Roman" w:hAnsi="Times New Roman" w:cs="Times New Roman"/>
-          <w:sz w:val="24"/>
-          <w:szCs w:val="24"/>
-          <w:lang w:val="uk-UA"/>
-        </w:rPr>
-        <w:t>О Господи, перед тобою все моє бажання,* і стогін мій від тебе не скритий.</w:t>
-      </w:r>
-    </w:p>
-    <w:p>
-      <w:pPr>
-        <w:spacing w:after="120"/>
-        <w:jc w:val="both"/>
-        <w:rPr>
-          <w:rFonts w:ascii="Times New Roman" w:eastAsia="Times New Roman" w:hAnsi="Times New Roman" w:cs="Times New Roman"/>
-          <w:sz w:val="24"/>
-          <w:szCs w:val="24"/>
-          <w:lang w:val="uk-UA"/>
-        </w:rPr>
-      </w:pPr>
-      <w:r>
-        <w:rPr>
-          <w:rFonts w:ascii="Times New Roman" w:eastAsia="Times New Roman" w:hAnsi="Times New Roman" w:cs="Times New Roman"/>
-          <w:sz w:val="24"/>
-          <w:szCs w:val="24"/>
-          <w:lang w:val="uk-UA"/>
-        </w:rPr>
-        <w:t>Серце моє розколотилось, сила мене полишила,* і навіть очей моїх світло, – і того вже нема в мене.</w:t>
-      </w:r>
-    </w:p>
-    <w:p>
-      <w:pPr>
-        <w:spacing w:after="120"/>
-        <w:jc w:val="both"/>
-        <w:rPr>
-          <w:rFonts w:ascii="Times New Roman" w:eastAsia="Times New Roman" w:hAnsi="Times New Roman" w:cs="Times New Roman"/>
-          <w:sz w:val="24"/>
-          <w:szCs w:val="24"/>
-          <w:lang w:val="uk-UA"/>
-        </w:rPr>
-      </w:pPr>
-      <w:r>
-        <w:rPr>
-          <w:rFonts w:ascii="Times New Roman" w:eastAsia="Times New Roman" w:hAnsi="Times New Roman" w:cs="Times New Roman"/>
-          <w:sz w:val="24"/>
-          <w:szCs w:val="24"/>
-          <w:lang w:val="uk-UA"/>
-        </w:rPr>
-        <w:t>Друзі мої та приятелі далекі від моєї рани,* і родичі мої стоять оподаль.</w:t>
-      </w:r>
-    </w:p>
-    <w:p>
-      <w:pPr>
-        <w:spacing w:after="120"/>
-        <w:jc w:val="both"/>
-        <w:rPr>
-          <w:rFonts w:ascii="Times New Roman" w:eastAsia="Times New Roman" w:hAnsi="Times New Roman" w:cs="Times New Roman"/>
-          <w:sz w:val="24"/>
-          <w:szCs w:val="24"/>
-          <w:lang w:val="uk-UA"/>
-        </w:rPr>
-      </w:pPr>
-      <w:r>
-        <w:rPr>
-          <w:rFonts w:ascii="Times New Roman" w:eastAsia="Times New Roman" w:hAnsi="Times New Roman" w:cs="Times New Roman"/>
-          <w:sz w:val="24"/>
-          <w:szCs w:val="24"/>
-          <w:lang w:val="uk-UA"/>
-        </w:rPr>
-        <w:t>І ті, що на моє життя зазіхають, тенета наставляють,* і ті, що бажають мені нещастя, говорять про погибель, увесь час міркують лукаве.</w:t>
-      </w:r>
-    </w:p>
-    <w:p>
-      <w:pPr>
-        <w:spacing w:after="120"/>
-        <w:jc w:val="both"/>
-        <w:rPr>
-          <w:rFonts w:ascii="Times New Roman" w:eastAsia="Times New Roman" w:hAnsi="Times New Roman" w:cs="Times New Roman"/>
-          <w:sz w:val="24"/>
-          <w:szCs w:val="24"/>
-          <w:lang w:val="uk-UA"/>
-        </w:rPr>
-      </w:pPr>
-      <w:r>
-        <w:rPr>
-          <w:rFonts w:ascii="Times New Roman" w:eastAsia="Times New Roman" w:hAnsi="Times New Roman" w:cs="Times New Roman"/>
-          <w:sz w:val="24"/>
-          <w:szCs w:val="24"/>
-          <w:lang w:val="uk-UA"/>
-        </w:rPr>
-        <w:t>Я, немов глухий, не чую,* і як німий, що уст своїх не відкриває.</w:t>
-      </w:r>
-    </w:p>
-    <w:p>
-      <w:pPr>
-        <w:spacing w:after="120"/>
-        <w:jc w:val="both"/>
-        <w:rPr>
-          <w:rFonts w:ascii="Times New Roman" w:eastAsia="Times New Roman" w:hAnsi="Times New Roman" w:cs="Times New Roman"/>
-          <w:sz w:val="24"/>
-          <w:szCs w:val="24"/>
-          <w:lang w:val="uk-UA"/>
-        </w:rPr>
-      </w:pPr>
-      <w:r>
-        <w:rPr>
-          <w:rFonts w:ascii="Times New Roman" w:eastAsia="Times New Roman" w:hAnsi="Times New Roman" w:cs="Times New Roman"/>
-          <w:sz w:val="24"/>
-          <w:szCs w:val="24"/>
-          <w:lang w:val="uk-UA"/>
-        </w:rPr>
-        <w:t>Я став, немов людина, що не чує,* в устах якої одвіту немає.</w:t>
-      </w:r>
-    </w:p>
-    <w:p>
-      <w:pPr>
-        <w:spacing w:after="120"/>
-        <w:jc w:val="both"/>
-        <w:rPr>
-          <w:rFonts w:ascii="Times New Roman" w:eastAsia="Times New Roman" w:hAnsi="Times New Roman" w:cs="Times New Roman"/>
-          <w:sz w:val="24"/>
-          <w:szCs w:val="24"/>
-          <w:lang w:val="uk-UA"/>
-        </w:rPr>
-      </w:pPr>
-      <w:r>
-        <w:rPr>
-          <w:rFonts w:ascii="Times New Roman" w:eastAsia="Times New Roman" w:hAnsi="Times New Roman" w:cs="Times New Roman"/>
-          <w:sz w:val="24"/>
-          <w:szCs w:val="24"/>
-          <w:lang w:val="uk-UA"/>
-        </w:rPr>
-        <w:t>На тебе бо, о Господи, я уповаю,* ти вислухаєш мене, Господи, мій Боже.</w:t>
-      </w:r>
-    </w:p>
-    <w:p>
-      <w:pPr>
-        <w:spacing w:after="120"/>
-        <w:jc w:val="both"/>
-        <w:rPr>
-          <w:rFonts w:ascii="Times New Roman" w:eastAsia="Times New Roman" w:hAnsi="Times New Roman" w:cs="Times New Roman"/>
-          <w:sz w:val="24"/>
-          <w:szCs w:val="24"/>
-          <w:lang w:val="uk-UA"/>
-        </w:rPr>
-      </w:pPr>
-      <w:r>
-        <w:rPr>
-          <w:rFonts w:ascii="Times New Roman" w:eastAsia="Times New Roman" w:hAnsi="Times New Roman" w:cs="Times New Roman"/>
-          <w:sz w:val="24"/>
-          <w:szCs w:val="24"/>
-          <w:lang w:val="uk-UA"/>
-        </w:rPr>
-        <w:t>Кажу бо: Нехай не втішаються наді мною, як захитається моя нога,* нехай не несуться проти мене.</w:t>
-      </w:r>
-    </w:p>
-    <w:p>
-      <w:pPr>
-        <w:spacing w:after="120"/>
-        <w:jc w:val="both"/>
-        <w:rPr>
-          <w:rFonts w:ascii="Times New Roman" w:eastAsia="Times New Roman" w:hAnsi="Times New Roman" w:cs="Times New Roman"/>
-          <w:sz w:val="24"/>
-          <w:szCs w:val="24"/>
-          <w:lang w:val="uk-UA"/>
-        </w:rPr>
-      </w:pPr>
-      <w:r>
-        <w:rPr>
-          <w:rFonts w:ascii="Times New Roman" w:eastAsia="Times New Roman" w:hAnsi="Times New Roman" w:cs="Times New Roman"/>
-          <w:sz w:val="24"/>
-          <w:szCs w:val="24"/>
-          <w:lang w:val="uk-UA"/>
-        </w:rPr>
-        <w:t>Я бо ось-ось уже маю впасти,* і біль мій передо мною завжди.</w:t>
-      </w:r>
-    </w:p>
-    <w:p>
-      <w:pPr>
-        <w:spacing w:after="120"/>
-        <w:jc w:val="both"/>
-        <w:rPr>
-          <w:rFonts w:ascii="Times New Roman" w:eastAsia="Times New Roman" w:hAnsi="Times New Roman" w:cs="Times New Roman"/>
-          <w:sz w:val="24"/>
-          <w:szCs w:val="24"/>
-          <w:lang w:val="uk-UA"/>
-        </w:rPr>
-      </w:pPr>
-      <w:r>
-        <w:rPr>
-          <w:rFonts w:ascii="Times New Roman" w:eastAsia="Times New Roman" w:hAnsi="Times New Roman" w:cs="Times New Roman"/>
-          <w:sz w:val="24"/>
-          <w:szCs w:val="24"/>
-          <w:lang w:val="uk-UA"/>
-        </w:rPr>
-        <w:t>Я бо провину мою визнаю,* і гріхом моїм журюся.</w:t>
-      </w:r>
-    </w:p>
-    <w:p>
-      <w:pPr>
-        <w:spacing w:after="120"/>
-        <w:jc w:val="both"/>
-        <w:rPr>
-          <w:rFonts w:ascii="Times New Roman" w:eastAsia="Times New Roman" w:hAnsi="Times New Roman" w:cs="Times New Roman"/>
-          <w:sz w:val="24"/>
-          <w:szCs w:val="24"/>
-          <w:lang w:val="uk-UA"/>
-        </w:rPr>
-      </w:pPr>
-      <w:r>
-        <w:rPr>
-          <w:rFonts w:ascii="Times New Roman" w:eastAsia="Times New Roman" w:hAnsi="Times New Roman" w:cs="Times New Roman"/>
-          <w:sz w:val="24"/>
-          <w:szCs w:val="24"/>
-          <w:lang w:val="uk-UA"/>
-        </w:rPr>
         <w:t>А ті, що без причини зо мною ворогують, ростуть на силі,* чимало тих, що мене безпідставно ненавидять.</w:t>
       </w:r>
     </w:p>
@@ -9101,7 +9576,6 @@
           <w:szCs w:val="24"/>
           <w:lang w:val="uk-UA"/>
         </w:rPr>
-        <w:lastRenderedPageBreak/>
         <w:t xml:space="preserve">Господи, помилуй. </w:t>
       </w:r>
       <w:r>
@@ -9396,6 +9870,7 @@
           <w:szCs w:val="24"/>
           <w:lang w:val="uk-UA"/>
         </w:rPr>
+        <w:lastRenderedPageBreak/>
         <w:t>Хіба для мертвих робиш чуда?* Хіба то тіні встануть, щоб тебе хвалити?</w:t>
       </w:r>
     </w:p>
@@ -9873,253 +10348,253 @@
           <w:szCs w:val="24"/>
           <w:lang w:val="uk-UA"/>
         </w:rPr>
+        <w:t>Як батько милосердиться над синами,* так милосердиться Господь над тими, що його бояться.</w:t>
+      </w:r>
+    </w:p>
+    <w:p>
+      <w:pPr>
+        <w:spacing w:after="120"/>
+        <w:jc w:val="both"/>
+        <w:rPr>
+          <w:rFonts w:ascii="Times New Roman" w:eastAsia="Times New Roman" w:hAnsi="Times New Roman" w:cs="Times New Roman"/>
+          <w:sz w:val="24"/>
+          <w:szCs w:val="24"/>
+          <w:lang w:val="uk-UA"/>
+        </w:rPr>
+      </w:pPr>
+      <w:r>
+        <w:rPr>
+          <w:rFonts w:ascii="Times New Roman" w:eastAsia="Times New Roman" w:hAnsi="Times New Roman" w:cs="Times New Roman"/>
+          <w:sz w:val="24"/>
+          <w:szCs w:val="24"/>
+          <w:lang w:val="uk-UA"/>
+        </w:rPr>
+        <w:t>Він знає з чого ми зліплені,* він пам'ятає, що ми порох.</w:t>
+      </w:r>
+    </w:p>
+    <w:p>
+      <w:pPr>
+        <w:spacing w:after="120"/>
+        <w:jc w:val="both"/>
+        <w:rPr>
+          <w:rFonts w:ascii="Times New Roman" w:eastAsia="Times New Roman" w:hAnsi="Times New Roman" w:cs="Times New Roman"/>
+          <w:sz w:val="24"/>
+          <w:szCs w:val="24"/>
+          <w:lang w:val="uk-UA"/>
+        </w:rPr>
+      </w:pPr>
+      <w:r>
+        <w:rPr>
+          <w:rFonts w:ascii="Times New Roman" w:eastAsia="Times New Roman" w:hAnsi="Times New Roman" w:cs="Times New Roman"/>
+          <w:sz w:val="24"/>
+          <w:szCs w:val="24"/>
+          <w:lang w:val="uk-UA"/>
+        </w:rPr>
+        <w:t>Чоловік бо – дні його, немов билина,* квітне, і мов квітка в полі.</w:t>
+      </w:r>
+    </w:p>
+    <w:p>
+      <w:pPr>
+        <w:spacing w:after="120"/>
+        <w:jc w:val="both"/>
+        <w:rPr>
+          <w:rFonts w:ascii="Times New Roman" w:eastAsia="Times New Roman" w:hAnsi="Times New Roman" w:cs="Times New Roman"/>
+          <w:sz w:val="24"/>
+          <w:szCs w:val="24"/>
+          <w:lang w:val="uk-UA"/>
+        </w:rPr>
+      </w:pPr>
+      <w:r>
+        <w:rPr>
+          <w:rFonts w:ascii="Times New Roman" w:eastAsia="Times New Roman" w:hAnsi="Times New Roman" w:cs="Times New Roman"/>
+          <w:sz w:val="24"/>
+          <w:szCs w:val="24"/>
+          <w:lang w:val="uk-UA"/>
+        </w:rPr>
+        <w:t>Потягне над ним вітер, і його немає,* і місце, де він був, його не впізнає вже більше.</w:t>
+      </w:r>
+    </w:p>
+    <w:p>
+      <w:pPr>
+        <w:spacing w:after="120"/>
+        <w:jc w:val="both"/>
+        <w:rPr>
+          <w:rFonts w:ascii="Times New Roman" w:eastAsia="Times New Roman" w:hAnsi="Times New Roman" w:cs="Times New Roman"/>
+          <w:sz w:val="24"/>
+          <w:szCs w:val="24"/>
+          <w:lang w:val="uk-UA"/>
+        </w:rPr>
+      </w:pPr>
+      <w:r>
+        <w:rPr>
+          <w:rFonts w:ascii="Times New Roman" w:eastAsia="Times New Roman" w:hAnsi="Times New Roman" w:cs="Times New Roman"/>
+          <w:sz w:val="24"/>
+          <w:szCs w:val="24"/>
+          <w:lang w:val="uk-UA"/>
+        </w:rPr>
+        <w:t>Милість же Господня від віку й до віку* над тими, що його бояться.</w:t>
+      </w:r>
+    </w:p>
+    <w:p>
+      <w:pPr>
+        <w:spacing w:after="120"/>
+        <w:jc w:val="both"/>
+        <w:rPr>
+          <w:rFonts w:ascii="Times New Roman" w:eastAsia="Times New Roman" w:hAnsi="Times New Roman" w:cs="Times New Roman"/>
+          <w:sz w:val="24"/>
+          <w:szCs w:val="24"/>
+          <w:lang w:val="uk-UA"/>
+        </w:rPr>
+      </w:pPr>
+      <w:r>
+        <w:rPr>
+          <w:rFonts w:ascii="Times New Roman" w:eastAsia="Times New Roman" w:hAnsi="Times New Roman" w:cs="Times New Roman"/>
+          <w:sz w:val="24"/>
+          <w:szCs w:val="24"/>
+          <w:lang w:val="uk-UA"/>
+        </w:rPr>
+        <w:t>І справедливість його над дітьми дітей тих,* що бережуть його союз і про заповіді його пам’ятають, щоб їх виконувати.</w:t>
+      </w:r>
+    </w:p>
+    <w:p>
+      <w:pPr>
+        <w:spacing w:after="120"/>
+        <w:jc w:val="both"/>
+        <w:rPr>
+          <w:rFonts w:ascii="Times New Roman" w:eastAsia="Times New Roman" w:hAnsi="Times New Roman" w:cs="Times New Roman"/>
+          <w:sz w:val="24"/>
+          <w:szCs w:val="24"/>
+          <w:lang w:val="uk-UA"/>
+        </w:rPr>
+      </w:pPr>
+      <w:r>
+        <w:rPr>
+          <w:rFonts w:ascii="Times New Roman" w:eastAsia="Times New Roman" w:hAnsi="Times New Roman" w:cs="Times New Roman"/>
+          <w:sz w:val="24"/>
+          <w:szCs w:val="24"/>
+          <w:lang w:val="uk-UA"/>
+        </w:rPr>
+        <w:t>Господь на небі утвердив престол свій,* і царство його всім володіє.</w:t>
+      </w:r>
+    </w:p>
+    <w:p>
+      <w:pPr>
+        <w:spacing w:after="120"/>
+        <w:jc w:val="both"/>
+        <w:rPr>
+          <w:rFonts w:ascii="Times New Roman" w:eastAsia="Times New Roman" w:hAnsi="Times New Roman" w:cs="Times New Roman"/>
+          <w:sz w:val="24"/>
+          <w:szCs w:val="24"/>
+          <w:lang w:val="uk-UA"/>
+        </w:rPr>
+      </w:pPr>
+      <w:r>
+        <w:rPr>
+          <w:rFonts w:ascii="Times New Roman" w:eastAsia="Times New Roman" w:hAnsi="Times New Roman" w:cs="Times New Roman"/>
+          <w:sz w:val="24"/>
+          <w:szCs w:val="24"/>
+          <w:lang w:val="uk-UA"/>
+        </w:rPr>
+        <w:t>Благословіте Господа, всі ангели його,* могутні силою, ви, що виконуєте його слово, – покірні голосові його слова.</w:t>
+      </w:r>
+    </w:p>
+    <w:p>
+      <w:pPr>
+        <w:spacing w:after="120"/>
+        <w:jc w:val="both"/>
+        <w:rPr>
+          <w:rFonts w:ascii="Times New Roman" w:eastAsia="Times New Roman" w:hAnsi="Times New Roman" w:cs="Times New Roman"/>
+          <w:sz w:val="24"/>
+          <w:szCs w:val="24"/>
+          <w:lang w:val="uk-UA"/>
+        </w:rPr>
+      </w:pPr>
+      <w:r>
+        <w:rPr>
+          <w:rFonts w:ascii="Times New Roman" w:eastAsia="Times New Roman" w:hAnsi="Times New Roman" w:cs="Times New Roman"/>
+          <w:sz w:val="24"/>
+          <w:szCs w:val="24"/>
+          <w:lang w:val="uk-UA"/>
+        </w:rPr>
+        <w:t>Благословіте Господа, всі його небесні сили,* слуги його, що чините його волю.</w:t>
+      </w:r>
+    </w:p>
+    <w:p>
+      <w:pPr>
+        <w:spacing w:after="120"/>
+        <w:jc w:val="both"/>
+        <w:rPr>
+          <w:rFonts w:ascii="Times New Roman" w:eastAsia="Times New Roman" w:hAnsi="Times New Roman" w:cs="Times New Roman"/>
+          <w:sz w:val="24"/>
+          <w:szCs w:val="24"/>
+          <w:lang w:val="uk-UA"/>
+        </w:rPr>
+      </w:pPr>
+      <w:r>
+        <w:rPr>
+          <w:rFonts w:ascii="Times New Roman" w:eastAsia="Times New Roman" w:hAnsi="Times New Roman" w:cs="Times New Roman"/>
+          <w:sz w:val="24"/>
+          <w:szCs w:val="24"/>
+          <w:lang w:val="uk-UA"/>
+        </w:rPr>
+        <w:t>Благословіте Господа, усі його твори, по всіх місцях його правління.* Благослови, душе моя, Господа!</w:t>
+      </w:r>
+    </w:p>
+    <w:p>
+      <w:pPr>
+        <w:spacing w:after="120"/>
+        <w:jc w:val="center"/>
+        <w:rPr>
+          <w:rFonts w:ascii="Times New Roman" w:eastAsia="Times New Roman" w:hAnsi="Times New Roman" w:cs="Times New Roman"/>
+          <w:i/>
+          <w:sz w:val="24"/>
+          <w:szCs w:val="24"/>
+          <w:lang w:val="uk-UA"/>
+        </w:rPr>
+      </w:pPr>
+      <w:r>
+        <w:rPr>
+          <w:rFonts w:ascii="Times New Roman" w:eastAsia="Times New Roman" w:hAnsi="Times New Roman" w:cs="Times New Roman"/>
+          <w:b/>
+          <w:i/>
+          <w:color w:val="FF0000"/>
+          <w:sz w:val="24"/>
+          <w:szCs w:val="24"/>
+          <w:lang w:val="uk-UA"/>
+        </w:rPr>
+        <w:t xml:space="preserve">Псалом 142 </w:t>
+      </w:r>
+      <w:r>
+        <w:rPr>
+          <w:rFonts w:ascii="Times New Roman" w:eastAsia="Times New Roman" w:hAnsi="Times New Roman" w:cs="Times New Roman"/>
+          <w:i/>
+          <w:color w:val="FF0000"/>
+          <w:sz w:val="24"/>
+          <w:szCs w:val="24"/>
+          <w:lang w:val="uk-UA"/>
+        </w:rPr>
+        <w:t>(У суботу й неділю)</w:t>
+      </w:r>
+    </w:p>
+    <w:p>
+      <w:pPr>
+        <w:spacing w:after="120"/>
+        <w:jc w:val="both"/>
+        <w:rPr>
+          <w:rFonts w:ascii="Times New Roman" w:eastAsia="Times New Roman" w:hAnsi="Times New Roman" w:cs="Times New Roman"/>
+          <w:sz w:val="24"/>
+          <w:szCs w:val="24"/>
+          <w:lang w:val="uk-UA"/>
+        </w:rPr>
+      </w:pPr>
+      <w:r>
+        <w:rPr>
+          <w:rFonts w:ascii="Times New Roman" w:eastAsia="Times New Roman" w:hAnsi="Times New Roman" w:cs="Times New Roman"/>
+          <w:sz w:val="24"/>
+          <w:szCs w:val="24"/>
+          <w:lang w:val="uk-UA"/>
+        </w:rPr>
         <w:lastRenderedPageBreak/>
-        <w:t>Як батько милосердиться над синами,* так милосердиться Господь над тими, що його бояться.</w:t>
-      </w:r>
-    </w:p>
-    <w:p>
-      <w:pPr>
-        <w:spacing w:after="120"/>
-        <w:jc w:val="both"/>
-        <w:rPr>
-          <w:rFonts w:ascii="Times New Roman" w:eastAsia="Times New Roman" w:hAnsi="Times New Roman" w:cs="Times New Roman"/>
-          <w:sz w:val="24"/>
-          <w:szCs w:val="24"/>
-          <w:lang w:val="uk-UA"/>
-        </w:rPr>
-      </w:pPr>
-      <w:r>
-        <w:rPr>
-          <w:rFonts w:ascii="Times New Roman" w:eastAsia="Times New Roman" w:hAnsi="Times New Roman" w:cs="Times New Roman"/>
-          <w:sz w:val="24"/>
-          <w:szCs w:val="24"/>
-          <w:lang w:val="uk-UA"/>
-        </w:rPr>
-        <w:t>Він знає з чого ми зліплені,* він пам'ятає, що ми порох.</w:t>
-      </w:r>
-    </w:p>
-    <w:p>
-      <w:pPr>
-        <w:spacing w:after="120"/>
-        <w:jc w:val="both"/>
-        <w:rPr>
-          <w:rFonts w:ascii="Times New Roman" w:eastAsia="Times New Roman" w:hAnsi="Times New Roman" w:cs="Times New Roman"/>
-          <w:sz w:val="24"/>
-          <w:szCs w:val="24"/>
-          <w:lang w:val="uk-UA"/>
-        </w:rPr>
-      </w:pPr>
-      <w:r>
-        <w:rPr>
-          <w:rFonts w:ascii="Times New Roman" w:eastAsia="Times New Roman" w:hAnsi="Times New Roman" w:cs="Times New Roman"/>
-          <w:sz w:val="24"/>
-          <w:szCs w:val="24"/>
-          <w:lang w:val="uk-UA"/>
-        </w:rPr>
-        <w:t>Чоловік бо – дні його, немов билина,* квітне, і мов квітка в полі.</w:t>
-      </w:r>
-    </w:p>
-    <w:p>
-      <w:pPr>
-        <w:spacing w:after="120"/>
-        <w:jc w:val="both"/>
-        <w:rPr>
-          <w:rFonts w:ascii="Times New Roman" w:eastAsia="Times New Roman" w:hAnsi="Times New Roman" w:cs="Times New Roman"/>
-          <w:sz w:val="24"/>
-          <w:szCs w:val="24"/>
-          <w:lang w:val="uk-UA"/>
-        </w:rPr>
-      </w:pPr>
-      <w:r>
-        <w:rPr>
-          <w:rFonts w:ascii="Times New Roman" w:eastAsia="Times New Roman" w:hAnsi="Times New Roman" w:cs="Times New Roman"/>
-          <w:sz w:val="24"/>
-          <w:szCs w:val="24"/>
-          <w:lang w:val="uk-UA"/>
-        </w:rPr>
-        <w:t>Потягне над ним вітер, і його немає,* і місце, де він був, його не впізнає вже більше.</w:t>
-      </w:r>
-    </w:p>
-    <w:p>
-      <w:pPr>
-        <w:spacing w:after="120"/>
-        <w:jc w:val="both"/>
-        <w:rPr>
-          <w:rFonts w:ascii="Times New Roman" w:eastAsia="Times New Roman" w:hAnsi="Times New Roman" w:cs="Times New Roman"/>
-          <w:sz w:val="24"/>
-          <w:szCs w:val="24"/>
-          <w:lang w:val="uk-UA"/>
-        </w:rPr>
-      </w:pPr>
-      <w:r>
-        <w:rPr>
-          <w:rFonts w:ascii="Times New Roman" w:eastAsia="Times New Roman" w:hAnsi="Times New Roman" w:cs="Times New Roman"/>
-          <w:sz w:val="24"/>
-          <w:szCs w:val="24"/>
-          <w:lang w:val="uk-UA"/>
-        </w:rPr>
-        <w:t>Милість же Господня від віку й до віку* над тими, що його бояться.</w:t>
-      </w:r>
-    </w:p>
-    <w:p>
-      <w:pPr>
-        <w:spacing w:after="120"/>
-        <w:jc w:val="both"/>
-        <w:rPr>
-          <w:rFonts w:ascii="Times New Roman" w:eastAsia="Times New Roman" w:hAnsi="Times New Roman" w:cs="Times New Roman"/>
-          <w:sz w:val="24"/>
-          <w:szCs w:val="24"/>
-          <w:lang w:val="uk-UA"/>
-        </w:rPr>
-      </w:pPr>
-      <w:r>
-        <w:rPr>
-          <w:rFonts w:ascii="Times New Roman" w:eastAsia="Times New Roman" w:hAnsi="Times New Roman" w:cs="Times New Roman"/>
-          <w:sz w:val="24"/>
-          <w:szCs w:val="24"/>
-          <w:lang w:val="uk-UA"/>
-        </w:rPr>
-        <w:t>І справедливість його над дітьми дітей тих,* що бережуть його союз і про заповіді його пам’ятають, щоб їх виконувати.</w:t>
-      </w:r>
-    </w:p>
-    <w:p>
-      <w:pPr>
-        <w:spacing w:after="120"/>
-        <w:jc w:val="both"/>
-        <w:rPr>
-          <w:rFonts w:ascii="Times New Roman" w:eastAsia="Times New Roman" w:hAnsi="Times New Roman" w:cs="Times New Roman"/>
-          <w:sz w:val="24"/>
-          <w:szCs w:val="24"/>
-          <w:lang w:val="uk-UA"/>
-        </w:rPr>
-      </w:pPr>
-      <w:r>
-        <w:rPr>
-          <w:rFonts w:ascii="Times New Roman" w:eastAsia="Times New Roman" w:hAnsi="Times New Roman" w:cs="Times New Roman"/>
-          <w:sz w:val="24"/>
-          <w:szCs w:val="24"/>
-          <w:lang w:val="uk-UA"/>
-        </w:rPr>
-        <w:t>Господь на небі утвердив престол свій,* і царство його всім володіє.</w:t>
-      </w:r>
-    </w:p>
-    <w:p>
-      <w:pPr>
-        <w:spacing w:after="120"/>
-        <w:jc w:val="both"/>
-        <w:rPr>
-          <w:rFonts w:ascii="Times New Roman" w:eastAsia="Times New Roman" w:hAnsi="Times New Roman" w:cs="Times New Roman"/>
-          <w:sz w:val="24"/>
-          <w:szCs w:val="24"/>
-          <w:lang w:val="uk-UA"/>
-        </w:rPr>
-      </w:pPr>
-      <w:r>
-        <w:rPr>
-          <w:rFonts w:ascii="Times New Roman" w:eastAsia="Times New Roman" w:hAnsi="Times New Roman" w:cs="Times New Roman"/>
-          <w:sz w:val="24"/>
-          <w:szCs w:val="24"/>
-          <w:lang w:val="uk-UA"/>
-        </w:rPr>
-        <w:t>Благословіте Господа, всі ангели його,* могутні силою, ви, що виконуєте його слово, – покірні голосові його слова.</w:t>
-      </w:r>
-    </w:p>
-    <w:p>
-      <w:pPr>
-        <w:spacing w:after="120"/>
-        <w:jc w:val="both"/>
-        <w:rPr>
-          <w:rFonts w:ascii="Times New Roman" w:eastAsia="Times New Roman" w:hAnsi="Times New Roman" w:cs="Times New Roman"/>
-          <w:sz w:val="24"/>
-          <w:szCs w:val="24"/>
-          <w:lang w:val="uk-UA"/>
-        </w:rPr>
-      </w:pPr>
-      <w:r>
-        <w:rPr>
-          <w:rFonts w:ascii="Times New Roman" w:eastAsia="Times New Roman" w:hAnsi="Times New Roman" w:cs="Times New Roman"/>
-          <w:sz w:val="24"/>
-          <w:szCs w:val="24"/>
-          <w:lang w:val="uk-UA"/>
-        </w:rPr>
-        <w:t>Благословіте Господа, всі його небесні сили,* слуги його, що чините його волю.</w:t>
-      </w:r>
-    </w:p>
-    <w:p>
-      <w:pPr>
-        <w:spacing w:after="120"/>
-        <w:jc w:val="both"/>
-        <w:rPr>
-          <w:rFonts w:ascii="Times New Roman" w:eastAsia="Times New Roman" w:hAnsi="Times New Roman" w:cs="Times New Roman"/>
-          <w:sz w:val="24"/>
-          <w:szCs w:val="24"/>
-          <w:lang w:val="uk-UA"/>
-        </w:rPr>
-      </w:pPr>
-      <w:r>
-        <w:rPr>
-          <w:rFonts w:ascii="Times New Roman" w:eastAsia="Times New Roman" w:hAnsi="Times New Roman" w:cs="Times New Roman"/>
-          <w:sz w:val="24"/>
-          <w:szCs w:val="24"/>
-          <w:lang w:val="uk-UA"/>
-        </w:rPr>
-        <w:t>Благословіте Господа, усі його твори, по всіх місцях його правління.* Благослови, душе моя, Господа!</w:t>
-      </w:r>
-    </w:p>
-    <w:p>
-      <w:pPr>
-        <w:spacing w:after="120"/>
-        <w:jc w:val="center"/>
-        <w:rPr>
-          <w:rFonts w:ascii="Times New Roman" w:eastAsia="Times New Roman" w:hAnsi="Times New Roman" w:cs="Times New Roman"/>
-          <w:i/>
-          <w:sz w:val="24"/>
-          <w:szCs w:val="24"/>
-          <w:lang w:val="uk-UA"/>
-        </w:rPr>
-      </w:pPr>
-      <w:r>
-        <w:rPr>
-          <w:rFonts w:ascii="Times New Roman" w:eastAsia="Times New Roman" w:hAnsi="Times New Roman" w:cs="Times New Roman"/>
-          <w:b/>
-          <w:i/>
-          <w:color w:val="FF0000"/>
-          <w:sz w:val="24"/>
-          <w:szCs w:val="24"/>
-          <w:lang w:val="uk-UA"/>
-        </w:rPr>
-        <w:t xml:space="preserve">Псалом 142 </w:t>
-      </w:r>
-      <w:r>
-        <w:rPr>
-          <w:rFonts w:ascii="Times New Roman" w:eastAsia="Times New Roman" w:hAnsi="Times New Roman" w:cs="Times New Roman"/>
-          <w:i/>
-          <w:color w:val="FF0000"/>
-          <w:sz w:val="24"/>
-          <w:szCs w:val="24"/>
-          <w:lang w:val="uk-UA"/>
-        </w:rPr>
-        <w:t>(У суботу й неділю)</w:t>
-      </w:r>
-    </w:p>
-    <w:p>
-      <w:pPr>
-        <w:spacing w:after="120"/>
-        <w:jc w:val="both"/>
-        <w:rPr>
-          <w:rFonts w:ascii="Times New Roman" w:eastAsia="Times New Roman" w:hAnsi="Times New Roman" w:cs="Times New Roman"/>
-          <w:sz w:val="24"/>
-          <w:szCs w:val="24"/>
-          <w:lang w:val="uk-UA"/>
-        </w:rPr>
-      </w:pPr>
-      <w:r>
-        <w:rPr>
-          <w:rFonts w:ascii="Times New Roman" w:eastAsia="Times New Roman" w:hAnsi="Times New Roman" w:cs="Times New Roman"/>
-          <w:sz w:val="24"/>
-          <w:szCs w:val="24"/>
-          <w:lang w:val="uk-UA"/>
-        </w:rPr>
         <w:t>О Господи, почуй мою молитву,* у твоїй вірності нахили вухо своє до мольби моєї; вислухай мене в твоїй правді.</w:t>
       </w:r>
     </w:p>
@@ -10549,9 +11024,13 @@
           <w:szCs w:val="24"/>
           <w:lang w:val="uk-UA"/>
         </w:rPr>
-        <w:t xml:space="preserve">, Господи, Боже наш, що підняв нас із постелі нашої і вклав в уста наші слово хвали, щоб поклонятися і призивати ім'я Твоє святе. Ми умоляємо Твоє милосердя, яке Ти завжди виявляв у нашому житті. Пошли поміч свою людям, що стоять перед лицем святої </w:t>
-      </w:r>
-      <w:r>
+        <w:t>, Господи, Боже наш, що підняв нас із постелі нашої і вклав в уста наші слово хвали, щоб поклонятися і призивати ім'я Твоє святе. Ми умоляємо Твоє милосердя, яке Ти завжди виявляв у нашому житті. Пошли поміч свою людям, що стоять перед лицем святої слави Твоєї і дожидають від Тебе багатої милости; і дай нам, що зо страхом і любов'ю завжди Тобі служимо, хвалити несказанну Твою доброту. Бо Тобі належить усяка слава, честь і поклоніння: Отцю, і Сину, і Святому Духові, нині і повсякчас, і на віки віків. Амінь.</w:t>
+      </w:r>
+    </w:p>
+    <w:p>
+      <w:pPr>
+        <w:spacing w:after="120"/>
+        <w:jc w:val="both"/>
         <w:rPr>
           <w:rFonts w:ascii="Times New Roman" w:eastAsia="Times New Roman" w:hAnsi="Times New Roman" w:cs="Times New Roman"/>
           <w:color w:val="000000"/>
@@ -10559,14 +11038,85 @@
           <w:szCs w:val="24"/>
           <w:lang w:val="uk-UA"/>
         </w:rPr>
+      </w:pPr>
+      <w:r>
+        <w:rPr>
+          <w:rFonts w:ascii="Times New Roman" w:eastAsia="Times New Roman" w:hAnsi="Times New Roman" w:cs="Times New Roman"/>
+          <w:color w:val="FF0000"/>
+          <w:sz w:val="24"/>
+          <w:szCs w:val="24"/>
+          <w:lang w:val="uk-UA"/>
+        </w:rPr>
+        <w:t xml:space="preserve">2. </w:t>
+      </w:r>
+      <w:r>
+        <w:rPr>
+          <w:rFonts w:ascii="Times New Roman" w:eastAsia="Times New Roman" w:hAnsi="Times New Roman" w:cs="Times New Roman"/>
+          <w:color w:val="000000"/>
+          <w:sz w:val="24"/>
+          <w:szCs w:val="24"/>
+          <w:lang w:val="uk-UA"/>
+        </w:rPr>
+        <w:t>Від ночі лине дух наш до Тебе, Боже, бо світлом є повеління Твої на землі. Навчи нас у страсі Твоєму виконувати правду й добро, бо Тебе славимо як правдивого Бога нашого. Прихили вухо своє і вислухай нас, і пом'яни, Господи, тих, що є та що моляться з нами, всіх по імені, і спаси їх силою Твоєю. Благослови людей Твоїх і освяти спадкоємство Твоє: мир світові Твоєму даруй, церквам Твоїм, Священникам, владі, і всім людям. Хай благословиться і прославляється всечесне і величне ім'я Твоє, Отця, і Сина, і Святого Духа, нині і повсякчас, і на віки віків. Амінь.</w:t>
+      </w:r>
+    </w:p>
+    <w:p>
+      <w:pPr>
+        <w:spacing w:after="120"/>
+        <w:jc w:val="both"/>
+        <w:rPr>
+          <w:rFonts w:ascii="Times New Roman" w:eastAsia="Times New Roman" w:hAnsi="Times New Roman" w:cs="Times New Roman"/>
+          <w:color w:val="000000"/>
+          <w:sz w:val="24"/>
+          <w:szCs w:val="24"/>
+          <w:lang w:val="uk-UA"/>
+        </w:rPr>
+      </w:pPr>
+      <w:r>
+        <w:rPr>
+          <w:rFonts w:ascii="Times New Roman" w:eastAsia="Times New Roman" w:hAnsi="Times New Roman" w:cs="Times New Roman"/>
+          <w:color w:val="FF0000"/>
+          <w:sz w:val="24"/>
+          <w:szCs w:val="24"/>
+          <w:lang w:val="uk-UA"/>
+        </w:rPr>
+        <w:t>3.</w:t>
+      </w:r>
+      <w:r>
+        <w:rPr>
+          <w:rFonts w:ascii="Times New Roman" w:eastAsia="Times New Roman" w:hAnsi="Times New Roman" w:cs="Times New Roman"/>
+          <w:color w:val="000000"/>
+          <w:sz w:val="24"/>
+          <w:szCs w:val="24"/>
+          <w:lang w:val="uk-UA"/>
+        </w:rPr>
+        <w:t xml:space="preserve"> Від ночі лине дух наш до Тебе, Боже, бо світлом є повеління Твої. Навчи нас, Боже, правди Твоєї, заповідей Твоїх і виправдань Твоїх. Просвіти наші духовні очі, щоб ми не заснули в гріхах на смерть. Віджени всяку мряку від сердець наших, даруй нам сонце правди і охорони життя наше знаменням і печаттю Святого Твого Духа. Направ стопи наші на шлях мирний, дай нам бачити ранішній день у радості, щоб ми Тобі засилали ранішні молитви, бо Твоє є володіння і Твоє є царство і сила, і слава Отця, і Сина, і Святого Духа, нині і повсякчас, і на віки віків. Амінь.</w:t>
+      </w:r>
+    </w:p>
+    <w:p>
+      <w:pPr>
+        <w:spacing w:after="120"/>
+        <w:jc w:val="both"/>
+        <w:rPr>
+          <w:rFonts w:ascii="Times New Roman" w:eastAsia="Times New Roman" w:hAnsi="Times New Roman" w:cs="Times New Roman"/>
+          <w:color w:val="000000"/>
+          <w:sz w:val="24"/>
+          <w:szCs w:val="24"/>
+          <w:lang w:val="uk-UA"/>
+        </w:rPr>
+      </w:pPr>
+      <w:r>
+        <w:rPr>
+          <w:rFonts w:ascii="Times New Roman" w:eastAsia="Times New Roman" w:hAnsi="Times New Roman" w:cs="Times New Roman"/>
+          <w:color w:val="FF0000"/>
+          <w:sz w:val="24"/>
+          <w:szCs w:val="24"/>
+          <w:lang w:val="uk-UA"/>
+        </w:rPr>
         <w:lastRenderedPageBreak/>
-        <w:t>слави Твоєї і дожидають від Тебе багатої милости; і дай нам, що зо страхом і любов'ю завжди Тобі служимо, хвалити несказанну Твою доброту. Бо Тобі належить усяка слава, честь і поклоніння: Отцю, і Сину, і Святому Духові, нині і повсякчас, і на віки віків. Амінь.</w:t>
-      </w:r>
-    </w:p>
-    <w:p>
-      <w:pPr>
-        <w:spacing w:after="120"/>
-        <w:jc w:val="both"/>
+        <w:t>4.</w:t>
+      </w:r>
+      <w:r>
         <w:rPr>
           <w:rFonts w:ascii="Times New Roman" w:eastAsia="Times New Roman" w:hAnsi="Times New Roman" w:cs="Times New Roman"/>
           <w:color w:val="000000"/>
@@ -10574,16 +11124,16 @@
           <w:szCs w:val="24"/>
           <w:lang w:val="uk-UA"/>
         </w:rPr>
-      </w:pPr>
-      <w:r>
-        <w:rPr>
-          <w:rFonts w:ascii="Times New Roman" w:eastAsia="Times New Roman" w:hAnsi="Times New Roman" w:cs="Times New Roman"/>
-          <w:color w:val="FF0000"/>
-          <w:sz w:val="24"/>
-          <w:szCs w:val="24"/>
-          <w:lang w:val="uk-UA"/>
-        </w:rPr>
-        <w:t xml:space="preserve">2. </w:t>
+        <w:t xml:space="preserve"> Владико, Боже святий і неосяжний, що казав із темряви світлові засіяти, що заспокоїв нас у нічному сні й підвів до величання і моління Твоєї доброти! Ти, що даєш себе умолити задля свого милосердя, прийми і нині нас, що поклоняємося Тобі й по силі </w:t>
+      </w:r>
+      <w:r>
+        <w:rPr>
+          <w:rFonts w:ascii="Times New Roman" w:eastAsia="Times New Roman" w:hAnsi="Times New Roman" w:cs="Times New Roman"/>
+          <w:sz w:val="24"/>
+          <w:szCs w:val="24"/>
+          <w:lang w:val="uk-UA"/>
+        </w:rPr>
+        <w:t xml:space="preserve">благодаримо </w:t>
       </w:r>
       <w:r>
         <w:rPr>
@@ -10593,13 +11143,18 @@
           <w:szCs w:val="24"/>
           <w:lang w:val="uk-UA"/>
         </w:rPr>
-        <w:t>Від ночі лине дух наш до Тебе, Боже, бо світлом є повеління Твої на землі. Навчи нас у страсі Твоєму виконувати правду й добро, бо Тебе славимо як правдивого Бога нашого. Прихили вухо своє і вислухай нас, і пом'яни, Господи, тих, що є та що моляться з нами, всіх по імені, і спаси їх силою Твоєю. Благослови людей Твоїх і освяти спадкоємство Твоє: мир світові Твоєму даруй, церквам Твоїм, Священникам, владі, і всім людям. Хай благословиться і прославляється всечесне і величне ім'я Твоє, Отця, і Сина, і Святого Духа, нині і повсякчас, і на віки віків. Амінь.</w:t>
-      </w:r>
-    </w:p>
-    <w:p>
-      <w:pPr>
-        <w:spacing w:after="120"/>
-        <w:jc w:val="both"/>
+        <w:t>Т</w:t>
+      </w:r>
+      <w:r>
+        <w:rPr>
+          <w:rFonts w:ascii="Times New Roman" w:eastAsia="Times New Roman" w:hAnsi="Times New Roman" w:cs="Times New Roman"/>
+          <w:sz w:val="24"/>
+          <w:szCs w:val="24"/>
+          <w:lang w:val="uk-UA"/>
+        </w:rPr>
+        <w:t>ебе</w:t>
+      </w:r>
+      <w:r>
         <w:rPr>
           <w:rFonts w:ascii="Times New Roman" w:eastAsia="Times New Roman" w:hAnsi="Times New Roman" w:cs="Times New Roman"/>
           <w:color w:val="000000"/>
@@ -10607,16 +11162,16 @@
           <w:szCs w:val="24"/>
           <w:lang w:val="uk-UA"/>
         </w:rPr>
-      </w:pPr>
-      <w:r>
-        <w:rPr>
-          <w:rFonts w:ascii="Times New Roman" w:eastAsia="Times New Roman" w:hAnsi="Times New Roman" w:cs="Times New Roman"/>
-          <w:color w:val="FF0000"/>
-          <w:sz w:val="24"/>
-          <w:szCs w:val="24"/>
-          <w:lang w:val="uk-UA"/>
-        </w:rPr>
-        <w:t>3.</w:t>
+        <w:t xml:space="preserve">; і даруй нам те, чого просимо задля спасіння. Вчини нас синами світла і дня та спадкоємцями вічних Твоїх </w:t>
+      </w:r>
+      <w:r>
+        <w:rPr>
+          <w:rFonts w:ascii="Times New Roman" w:eastAsia="Times New Roman" w:hAnsi="Times New Roman" w:cs="Times New Roman"/>
+          <w:sz w:val="24"/>
+          <w:szCs w:val="24"/>
+          <w:lang w:val="uk-UA"/>
+        </w:rPr>
+        <w:t>благ</w:t>
       </w:r>
       <w:r>
         <w:rPr>
@@ -10626,7 +11181,7 @@
           <w:szCs w:val="24"/>
           <w:lang w:val="uk-UA"/>
         </w:rPr>
-        <w:t xml:space="preserve"> Від ночі лине дух наш до Тебе, Боже, бо світлом є повеління Твої. Навчи нас, Боже, правди Твоєї, заповідей Твоїх і виправдань Твоїх. Просвіти наші духовні очі, щоб ми не заснули в гріхах на смерть. Віджени всяку мряку від сердець наших, даруй нам сонце правди і охорони життя наше знаменням і печаттю Святого Твого Духа. Направ стопи наші на шлях мирний, дай нам бачити ранішній день у радості, щоб ми Тобі засилали ранішні молитви, бо Твоє є володіння і Твоє є царство і сила, і слава Отця, і Сина, і Святого Духа, нині і повсякчас, і на віки віків. Амінь.</w:t>
+        <w:t>. Пом'яни, Господи, за багатством ласк Твоїх усіх людей, що є і моляться з нами, і всю братію нашу на землі й на морі, і на всякому місці володіння Твого, що потребують Твоєї любови й помочі. Усім вияви велику Твою милість, щоб спасенні, як душею так і тілом, завжди перебували й відважно славили чудне й благословенне ім'я Твоє, бо Ти Бог милости і ласк, і любови, і Тобі славу возсилаємо: Отцю, і Сину, і Святому Духові, нині і повсякчас, і на віки віків. Амінь.</w:t>
       </w:r>
     </w:p>
     <w:p>
@@ -10649,7 +11204,7 @@
           <w:szCs w:val="24"/>
           <w:lang w:val="uk-UA"/>
         </w:rPr>
-        <w:t>4.</w:t>
+        <w:t>5.</w:t>
       </w:r>
       <w:r>
         <w:rPr>
@@ -10659,16 +11214,16 @@
           <w:szCs w:val="24"/>
           <w:lang w:val="uk-UA"/>
         </w:rPr>
-        <w:t xml:space="preserve"> Владико, Боже святий і неосяжний, що казав із темряви світлові засіяти, що заспокоїв нас у нічному сні й підвів до величання і моління Твоєї доброти! Ти, що даєш себе умолити задля свого милосердя, прийми і нині нас, що поклоняємося Тобі й по силі </w:t>
-      </w:r>
-      <w:r>
-        <w:rPr>
-          <w:rFonts w:ascii="Times New Roman" w:eastAsia="Times New Roman" w:hAnsi="Times New Roman" w:cs="Times New Roman"/>
-          <w:sz w:val="24"/>
-          <w:szCs w:val="24"/>
-          <w:lang w:val="uk-UA"/>
-        </w:rPr>
-        <w:t xml:space="preserve">благодаримо </w:t>
+        <w:t xml:space="preserve"> Скарб</w:t>
+      </w:r>
+      <w:r>
+        <w:rPr>
+          <w:rFonts w:ascii="Times New Roman" w:eastAsia="Times New Roman" w:hAnsi="Times New Roman" w:cs="Times New Roman"/>
+          <w:sz w:val="24"/>
+          <w:szCs w:val="24"/>
+          <w:lang w:val="uk-UA"/>
+        </w:rPr>
+        <w:t>нице</w:t>
       </w:r>
       <w:r>
         <w:rPr>
@@ -10678,16 +11233,16 @@
           <w:szCs w:val="24"/>
           <w:lang w:val="uk-UA"/>
         </w:rPr>
-        <w:t>Т</w:t>
-      </w:r>
-      <w:r>
-        <w:rPr>
-          <w:rFonts w:ascii="Times New Roman" w:eastAsia="Times New Roman" w:hAnsi="Times New Roman" w:cs="Times New Roman"/>
-          <w:sz w:val="24"/>
-          <w:szCs w:val="24"/>
-          <w:lang w:val="uk-UA"/>
-        </w:rPr>
-        <w:t>ебе</w:t>
+        <w:t xml:space="preserve"> </w:t>
+      </w:r>
+      <w:r>
+        <w:rPr>
+          <w:rFonts w:ascii="Times New Roman" w:eastAsia="Times New Roman" w:hAnsi="Times New Roman" w:cs="Times New Roman"/>
+          <w:sz w:val="24"/>
+          <w:szCs w:val="24"/>
+          <w:lang w:val="uk-UA"/>
+        </w:rPr>
+        <w:t>благ</w:t>
       </w:r>
       <w:r>
         <w:rPr>
@@ -10697,18 +11252,13 @@
           <w:szCs w:val="24"/>
           <w:lang w:val="uk-UA"/>
         </w:rPr>
-        <w:t xml:space="preserve">; і даруй нам те, чого просимо задля спасіння. Вчини нас синами світла і дня та спадкоємцями вічних Твоїх </w:t>
-      </w:r>
-      <w:r>
-        <w:rPr>
-          <w:rFonts w:ascii="Times New Roman" w:eastAsia="Times New Roman" w:hAnsi="Times New Roman" w:cs="Times New Roman"/>
-          <w:sz w:val="24"/>
-          <w:szCs w:val="24"/>
-          <w:lang w:val="uk-UA"/>
-        </w:rPr>
-        <w:t>благ</w:t>
-      </w:r>
-      <w:r>
+        <w:t>, джерело невисихаюче, Отче святий, чудотворче всесильний і вседержителю! Усі Тобі поклоняємося і Тобі молимося та Твої милості і Твої ласки призиваємо на поміч і на заступництво нашій смиренності. Пом'яни, Господи, слуг Твоїх, прийми від усіх нас ранішні моління, як кадило перед Тобою; ні одного з нас не вчини нездатним, але всіх нас зберігай ласками Твоїми. Пом'яни, Господи, тих, що чувають і співають на славу Твою і єдинородного Твого Сина і Бога нашого, і Святого Твого Духа. Будь їм помічником і заступником; прийми їх молитви на наднебесний і духовний Твій жертовник, бо Ти Бог наш, і Тобі славу возсилаємо: Отцю, і Сину, і Святому Духові, нині і повсякчас, і на віки віків. Амінь.</w:t>
+      </w:r>
+    </w:p>
+    <w:p>
+      <w:pPr>
+        <w:spacing w:after="120"/>
+        <w:jc w:val="both"/>
         <w:rPr>
           <w:rFonts w:ascii="Times New Roman" w:eastAsia="Times New Roman" w:hAnsi="Times New Roman" w:cs="Times New Roman"/>
           <w:color w:val="000000"/>
@@ -10716,13 +11266,27 @@
           <w:szCs w:val="24"/>
           <w:lang w:val="uk-UA"/>
         </w:rPr>
-        <w:t>. Пом'яни, Господи, за багатством ласк Твоїх усіх людей, що є і моляться з нами, і всю братію нашу на землі й на морі, і на всякому місці володіння Твого, що потребують Твоєї любови й помочі. Усім вияви велику Твою милість, щоб спасенні, як душею так і тілом, завжди перебували й відважно славили чудне й благословенне ім'я Твоє, бо Ти Бог милости і ласк, і любови, і Тобі славу возсилаємо: Отцю, і Сину, і Святому Духові, нині і повсякчас, і на віки віків. Амінь.</w:t>
-      </w:r>
-    </w:p>
-    <w:p>
-      <w:pPr>
-        <w:spacing w:after="120"/>
-        <w:jc w:val="both"/>
+      </w:pPr>
+      <w:r>
+        <w:rPr>
+          <w:rFonts w:ascii="Times New Roman" w:eastAsia="Times New Roman" w:hAnsi="Times New Roman" w:cs="Times New Roman"/>
+          <w:color w:val="FF0000"/>
+          <w:sz w:val="24"/>
+          <w:szCs w:val="24"/>
+          <w:lang w:val="uk-UA"/>
+        </w:rPr>
+        <w:t xml:space="preserve">6. </w:t>
+      </w:r>
+      <w:r>
+        <w:rPr>
+          <w:rFonts w:ascii="Times New Roman" w:eastAsia="Times New Roman" w:hAnsi="Times New Roman" w:cs="Times New Roman"/>
+          <w:sz w:val="24"/>
+          <w:szCs w:val="24"/>
+          <w:lang w:val="uk-UA"/>
+        </w:rPr>
+        <w:t>Благодаримо</w:t>
+      </w:r>
+      <w:r>
         <w:rPr>
           <w:rFonts w:ascii="Times New Roman" w:eastAsia="Times New Roman" w:hAnsi="Times New Roman" w:cs="Times New Roman"/>
           <w:color w:val="000000"/>
@@ -10730,16 +11294,16 @@
           <w:szCs w:val="24"/>
           <w:lang w:val="uk-UA"/>
         </w:rPr>
-      </w:pPr>
-      <w:r>
-        <w:rPr>
-          <w:rFonts w:ascii="Times New Roman" w:eastAsia="Times New Roman" w:hAnsi="Times New Roman" w:cs="Times New Roman"/>
-          <w:color w:val="FF0000"/>
-          <w:sz w:val="24"/>
-          <w:szCs w:val="24"/>
-          <w:lang w:val="uk-UA"/>
-        </w:rPr>
-        <w:t>5.</w:t>
+        <w:t xml:space="preserve"> Т</w:t>
+      </w:r>
+      <w:r>
+        <w:rPr>
+          <w:rFonts w:ascii="Times New Roman" w:eastAsia="Times New Roman" w:hAnsi="Times New Roman" w:cs="Times New Roman"/>
+          <w:sz w:val="24"/>
+          <w:szCs w:val="24"/>
+          <w:lang w:val="uk-UA"/>
+        </w:rPr>
+        <w:t>е</w:t>
       </w:r>
       <w:r>
         <w:rPr>
@@ -10749,16 +11313,16 @@
           <w:szCs w:val="24"/>
           <w:lang w:val="uk-UA"/>
         </w:rPr>
-        <w:t xml:space="preserve"> Скарб</w:t>
-      </w:r>
-      <w:r>
-        <w:rPr>
-          <w:rFonts w:ascii="Times New Roman" w:eastAsia="Times New Roman" w:hAnsi="Times New Roman" w:cs="Times New Roman"/>
-          <w:sz w:val="24"/>
-          <w:szCs w:val="24"/>
-          <w:lang w:val="uk-UA"/>
-        </w:rPr>
-        <w:t>нице</w:t>
+        <w:t>б</w:t>
+      </w:r>
+      <w:r>
+        <w:rPr>
+          <w:rFonts w:ascii="Times New Roman" w:eastAsia="Times New Roman" w:hAnsi="Times New Roman" w:cs="Times New Roman"/>
+          <w:sz w:val="24"/>
+          <w:szCs w:val="24"/>
+          <w:lang w:val="uk-UA"/>
+        </w:rPr>
+        <w:t>е</w:t>
       </w:r>
       <w:r>
         <w:rPr>
@@ -10768,18 +11332,13 @@
           <w:szCs w:val="24"/>
           <w:lang w:val="uk-UA"/>
         </w:rPr>
-        <w:t xml:space="preserve"> </w:t>
-      </w:r>
-      <w:r>
-        <w:rPr>
-          <w:rFonts w:ascii="Times New Roman" w:eastAsia="Times New Roman" w:hAnsi="Times New Roman" w:cs="Times New Roman"/>
-          <w:sz w:val="24"/>
-          <w:szCs w:val="24"/>
-          <w:lang w:val="uk-UA"/>
-        </w:rPr>
-        <w:t>благ</w:t>
-      </w:r>
-      <w:r>
+        <w:t>, Господи, Боже спасіння нашого, бо Ти все робиш для добра життя нашого, щоб ми завжди на Тебе споглядали, Спасителю й Доброчинцю душ наших. Бо Ти дав спокій нам у час минулої ночі й підвів нас, щоб ми поклонялися величному імені Твоєму. Тому молимо Тебе, Господи: Дай нам ласку й силу, щоб ми стали гідними співати Тобі розумно й молитися безупинно та в страсі і тремтінні над нашим спасінням працювали, при заступництві Христа Твого. Пом'яни, Господи, і тих, що вночі до Тебе кличуть. Вислухай їх і помилуй, і круши під ноги їх невидимих і войовничих ворогів. Бо Ти Цар миру і Спас душ наших, і Тобі славу возсилаємо: Отцю і Сину, і Святому Духові, нині і повсякчас, і на віки віків. Амінь.</w:t>
+      </w:r>
+    </w:p>
+    <w:p>
+      <w:pPr>
+        <w:spacing w:after="120"/>
+        <w:jc w:val="both"/>
         <w:rPr>
           <w:rFonts w:ascii="Times New Roman" w:eastAsia="Times New Roman" w:hAnsi="Times New Roman" w:cs="Times New Roman"/>
           <w:color w:val="000000"/>
@@ -10787,13 +11346,18 @@
           <w:szCs w:val="24"/>
           <w:lang w:val="uk-UA"/>
         </w:rPr>
-        <w:t>, джерело невисихаюче, Отче святий, чудотворче всесильний і вседержителю! Усі Тобі поклоняємося і Тобі молимося та Твої милості і Твої ласки призиваємо на поміч і на заступництво нашій смиренності. Пом'яни, Господи, слуг Твоїх, прийми від усіх нас ранішні моління, як кадило перед Тобою; ні одного з нас не вчини нездатним, але всіх нас зберігай ласками Твоїми. Пом'яни, Господи, тих, що чувають і співають на славу Твою і єдинородного Твого Сина і Бога нашого, і Святого Твого Духа. Будь їм помічником і заступником; прийми їх молитви на наднебесний і духовний Твій жертовник, бо Ти Бог наш, і Тобі славу возсилаємо: Отцю, і Сину, і Святому Духові, нині і повсякчас, і на віки віків. Амінь.</w:t>
-      </w:r>
-    </w:p>
-    <w:p>
-      <w:pPr>
-        <w:spacing w:after="120"/>
-        <w:jc w:val="both"/>
+      </w:pPr>
+      <w:r>
+        <w:rPr>
+          <w:rFonts w:ascii="Times New Roman" w:eastAsia="Times New Roman" w:hAnsi="Times New Roman" w:cs="Times New Roman"/>
+          <w:color w:val="FF0000"/>
+          <w:sz w:val="24"/>
+          <w:szCs w:val="24"/>
+          <w:lang w:val="uk-UA"/>
+        </w:rPr>
+        <w:t>7.</w:t>
+      </w:r>
+      <w:r>
         <w:rPr>
           <w:rFonts w:ascii="Times New Roman" w:eastAsia="Times New Roman" w:hAnsi="Times New Roman" w:cs="Times New Roman"/>
           <w:color w:val="000000"/>
@@ -10801,27 +11365,13 @@
           <w:szCs w:val="24"/>
           <w:lang w:val="uk-UA"/>
         </w:rPr>
-      </w:pPr>
-      <w:r>
-        <w:rPr>
-          <w:rFonts w:ascii="Times New Roman" w:eastAsia="Times New Roman" w:hAnsi="Times New Roman" w:cs="Times New Roman"/>
-          <w:color w:val="FF0000"/>
-          <w:sz w:val="24"/>
-          <w:szCs w:val="24"/>
-          <w:lang w:val="uk-UA"/>
-        </w:rPr>
-        <w:t xml:space="preserve">6. </w:t>
-      </w:r>
-      <w:r>
-        <w:rPr>
-          <w:rFonts w:ascii="Times New Roman" w:eastAsia="Times New Roman" w:hAnsi="Times New Roman" w:cs="Times New Roman"/>
-          <w:sz w:val="24"/>
-          <w:szCs w:val="24"/>
-          <w:lang w:val="uk-UA"/>
-        </w:rPr>
-        <w:t>Благодаримо</w:t>
-      </w:r>
-      <w:r>
+        <w:t xml:space="preserve"> Боже й Отче Господа нашого Ісуса Христа! Ти підніс нас з постелі нашої і зібрав на годину молитви. Дай нам ласку відкрити уста наші і прийми наші подяки, що в наших силах, і навчи нас установ Твоїх. Бо молитися як слід не вміємо, якщо Ти, Господи, святим Твоїм Духом не навчиш нас. Тому молимося Тобі: Даруй і прости, якщо ми згрішили аж до теперішньої години словом або ділом, або думкою, добровільно або недобровільно. Бо коли на провини будеш дивитися, Господи, Господи, то хто встоїться, бо в Тебе є прощення. Ти один святий, допоміжник сильний, захисник життя нашого, і Тебе ми завжди оспівуватимемо. Нехай буде сила Царства Твого завжди благословенна і вельми прославлювана: Отця, і Сина, і Святого Духа, нині і повсякчас, і на віки віків. Амінь.</w:t>
+      </w:r>
+    </w:p>
+    <w:p>
+      <w:pPr>
+        <w:spacing w:after="120"/>
+        <w:jc w:val="both"/>
         <w:rPr>
           <w:rFonts w:ascii="Times New Roman" w:eastAsia="Times New Roman" w:hAnsi="Times New Roman" w:cs="Times New Roman"/>
           <w:color w:val="000000"/>
@@ -10829,16 +11379,16 @@
           <w:szCs w:val="24"/>
           <w:lang w:val="uk-UA"/>
         </w:rPr>
-        <w:t xml:space="preserve"> Т</w:t>
-      </w:r>
-      <w:r>
-        <w:rPr>
-          <w:rFonts w:ascii="Times New Roman" w:eastAsia="Times New Roman" w:hAnsi="Times New Roman" w:cs="Times New Roman"/>
-          <w:sz w:val="24"/>
-          <w:szCs w:val="24"/>
-          <w:lang w:val="uk-UA"/>
-        </w:rPr>
-        <w:t>е</w:t>
+      </w:pPr>
+      <w:r>
+        <w:rPr>
+          <w:rFonts w:ascii="Times New Roman" w:eastAsia="Times New Roman" w:hAnsi="Times New Roman" w:cs="Times New Roman"/>
+          <w:color w:val="FF0000"/>
+          <w:sz w:val="24"/>
+          <w:szCs w:val="24"/>
+          <w:lang w:val="uk-UA"/>
+        </w:rPr>
+        <w:t xml:space="preserve">8. </w:t>
       </w:r>
       <w:r>
         <w:rPr>
@@ -10848,18 +11398,13 @@
           <w:szCs w:val="24"/>
           <w:lang w:val="uk-UA"/>
         </w:rPr>
-        <w:t>б</w:t>
-      </w:r>
-      <w:r>
-        <w:rPr>
-          <w:rFonts w:ascii="Times New Roman" w:eastAsia="Times New Roman" w:hAnsi="Times New Roman" w:cs="Times New Roman"/>
-          <w:sz w:val="24"/>
-          <w:szCs w:val="24"/>
-          <w:lang w:val="uk-UA"/>
-        </w:rPr>
-        <w:t>е</w:t>
-      </w:r>
-      <w:r>
+        <w:t>Господи, Боже наш, що сонну неміч забрав від нас і покликав нас візванням святим, щоб і вночі підносити руки наші і прославляти Тебе за справедливі Твої присуди. Прийми благання наші, моління, визнавання, нічні служби і даруй нам, Боже, віру бездоганну, надію впевнену, любов нелицемірну. Благослови наші входи й виходи, вчинки, слова, діла й думки; і дай нам дочекатися початку дня, нам, що хвалять й оспівують, і благословлять добрість Твоєї несказанної сили, щоб було благословенне Твоє пресвяте ім'я і прославлене Твоє царство: Отця, і Сина, і Святого Духа, нині і повсякчас, і на віки віків. Амінь.</w:t>
+      </w:r>
+    </w:p>
+    <w:p>
+      <w:pPr>
+        <w:spacing w:after="120"/>
+        <w:jc w:val="both"/>
         <w:rPr>
           <w:rFonts w:ascii="Times New Roman" w:eastAsia="Times New Roman" w:hAnsi="Times New Roman" w:cs="Times New Roman"/>
           <w:color w:val="000000"/>
@@ -10867,13 +11412,18 @@
           <w:szCs w:val="24"/>
           <w:lang w:val="uk-UA"/>
         </w:rPr>
-        <w:t>, Господи, Боже спасіння нашого, бо Ти все робиш для добра життя нашого, щоб ми завжди на Тебе споглядали, Спасителю й Доброчинцю душ наших. Бо Ти дав спокій нам у час минулої ночі й підвів нас, щоб ми поклонялися величному імені Твоєму. Тому молимо Тебе, Господи: Дай нам ласку й силу, щоб ми стали гідними співати Тобі розумно й молитися безупинно та в страсі і тремтінні над нашим спасінням працювали, при заступництві Христа Твого. Пом'яни, Господи, і тих, що вночі до Тебе кличуть. Вислухай їх і помилуй, і круши під ноги їх невидимих і войовничих ворогів. Бо Ти Цар миру і Спас душ наших, і Тобі славу возсилаємо: Отцю і Сину, і Святому Духові, нині і повсякчас, і на віки віків. Амінь.</w:t>
-      </w:r>
-    </w:p>
-    <w:p>
-      <w:pPr>
-        <w:spacing w:after="120"/>
-        <w:jc w:val="both"/>
+      </w:pPr>
+      <w:r>
+        <w:rPr>
+          <w:rFonts w:ascii="Times New Roman" w:eastAsia="Times New Roman" w:hAnsi="Times New Roman" w:cs="Times New Roman"/>
+          <w:color w:val="FF0000"/>
+          <w:sz w:val="24"/>
+          <w:szCs w:val="24"/>
+          <w:lang w:val="uk-UA"/>
+        </w:rPr>
+        <w:t>9.</w:t>
+      </w:r>
+      <w:r>
         <w:rPr>
           <w:rFonts w:ascii="Times New Roman" w:eastAsia="Times New Roman" w:hAnsi="Times New Roman" w:cs="Times New Roman"/>
           <w:color w:val="000000"/>
@@ -10881,16 +11431,7 @@
           <w:szCs w:val="24"/>
           <w:lang w:val="uk-UA"/>
         </w:rPr>
-      </w:pPr>
-      <w:r>
-        <w:rPr>
-          <w:rFonts w:ascii="Times New Roman" w:eastAsia="Times New Roman" w:hAnsi="Times New Roman" w:cs="Times New Roman"/>
-          <w:color w:val="FF0000"/>
-          <w:sz w:val="24"/>
-          <w:szCs w:val="24"/>
-          <w:lang w:val="uk-UA"/>
-        </w:rPr>
-        <w:t>7.</w:t>
+        <w:t xml:space="preserve"> Господи, Боже наш! Ти за покаяння дарував людям відпущення, нам же, як образ пізнання і визнання гріхів, показав покаяння і прощення пророка Давида. Тож, Владико, помилуй з великої милости Твоєї нас, що в чимало великих гріхів впали, і по багатстві ласк Твоїх очисти беззаконня наші, бо перед Тобою згрішили ми, Господи, що невідомі й таємні речі серця людського знаєш, і єдиний Ти маєш владу прощати гріхи. Серце ж чисте вчини в нас і Духом </w:t>
       </w:r>
       <w:r>
         <w:rPr>
@@ -10900,84 +11441,8 @@
           <w:szCs w:val="24"/>
           <w:lang w:val="uk-UA"/>
         </w:rPr>
-        <w:t xml:space="preserve"> Боже й Отче Господа нашого Ісуса Христа! Ти підніс нас з постелі нашої і зібрав на годину молитви. Дай нам ласку відкрити уста наші і прийми наші подяки, що в наших силах, і навчи нас установ Твоїх. Бо молитися як слід не вміємо, якщо Ти, Господи, святим Твоїм Духом не навчиш нас. Тому молимося Тобі: Даруй і прости, якщо ми згрішили аж до теперішньої години </w:t>
-      </w:r>
-      <w:r>
-        <w:rPr>
-          <w:rFonts w:ascii="Times New Roman" w:eastAsia="Times New Roman" w:hAnsi="Times New Roman" w:cs="Times New Roman"/>
-          <w:color w:val="000000"/>
-          <w:sz w:val="24"/>
-          <w:szCs w:val="24"/>
-          <w:lang w:val="uk-UA"/>
-        </w:rPr>
         <w:lastRenderedPageBreak/>
-        <w:t>словом або ділом, або думкою, добровільно або недобровільно. Бо коли на провини будеш дивитися, Господи, Господи, то хто встоїться, бо в Тебе є прощення. Ти один святий, допоміжник сильний, захисник життя нашого, і Тебе ми завжди оспівуватимемо. Нехай буде сила Царства Твого завжди благословенна і вельми прославлювана: Отця, і Сина, і Святого Духа, нині і повсякчас, і на віки віків. Амінь.</w:t>
-      </w:r>
-    </w:p>
-    <w:p>
-      <w:pPr>
-        <w:spacing w:after="120"/>
-        <w:jc w:val="both"/>
-        <w:rPr>
-          <w:rFonts w:ascii="Times New Roman" w:eastAsia="Times New Roman" w:hAnsi="Times New Roman" w:cs="Times New Roman"/>
-          <w:color w:val="000000"/>
-          <w:sz w:val="24"/>
-          <w:szCs w:val="24"/>
-          <w:lang w:val="uk-UA"/>
-        </w:rPr>
-      </w:pPr>
-      <w:r>
-        <w:rPr>
-          <w:rFonts w:ascii="Times New Roman" w:eastAsia="Times New Roman" w:hAnsi="Times New Roman" w:cs="Times New Roman"/>
-          <w:color w:val="FF0000"/>
-          <w:sz w:val="24"/>
-          <w:szCs w:val="24"/>
-          <w:lang w:val="uk-UA"/>
-        </w:rPr>
-        <w:t xml:space="preserve">8. </w:t>
-      </w:r>
-      <w:r>
-        <w:rPr>
-          <w:rFonts w:ascii="Times New Roman" w:eastAsia="Times New Roman" w:hAnsi="Times New Roman" w:cs="Times New Roman"/>
-          <w:color w:val="000000"/>
-          <w:sz w:val="24"/>
-          <w:szCs w:val="24"/>
-          <w:lang w:val="uk-UA"/>
-        </w:rPr>
-        <w:t>Господи, Боже наш, що сонну неміч забрав від нас і покликав нас візванням святим, щоб і вночі підносити руки наші і прославляти Тебе за справедливі Твої присуди. Прийми благання наші, моління, визнавання, нічні служби і даруй нам, Боже, віру бездоганну, надію впевнену, любов нелицемірну. Благослови наші входи й виходи, вчинки, слова, діла й думки; і дай нам дочекатися початку дня, нам, що хвалять й оспівують, і благословлять добрість Твоєї несказанної сили, щоб було благословенне Твоє пресвяте ім'я і прославлене Твоє царство: Отця, і Сина, і Святого Духа, нині і повсякчас, і на віки віків. Амінь.</w:t>
-      </w:r>
-    </w:p>
-    <w:p>
-      <w:pPr>
-        <w:spacing w:after="120"/>
-        <w:jc w:val="both"/>
-        <w:rPr>
-          <w:rFonts w:ascii="Times New Roman" w:eastAsia="Times New Roman" w:hAnsi="Times New Roman" w:cs="Times New Roman"/>
-          <w:color w:val="000000"/>
-          <w:sz w:val="24"/>
-          <w:szCs w:val="24"/>
-          <w:lang w:val="uk-UA"/>
-        </w:rPr>
-      </w:pPr>
-      <w:r>
-        <w:rPr>
-          <w:rFonts w:ascii="Times New Roman" w:eastAsia="Times New Roman" w:hAnsi="Times New Roman" w:cs="Times New Roman"/>
-          <w:color w:val="FF0000"/>
-          <w:sz w:val="24"/>
-          <w:szCs w:val="24"/>
-          <w:lang w:val="uk-UA"/>
-        </w:rPr>
-        <w:t>9.</w:t>
-      </w:r>
-      <w:r>
-        <w:rPr>
-          <w:rFonts w:ascii="Times New Roman" w:eastAsia="Times New Roman" w:hAnsi="Times New Roman" w:cs="Times New Roman"/>
-          <w:color w:val="000000"/>
-          <w:sz w:val="24"/>
-          <w:szCs w:val="24"/>
-          <w:lang w:val="uk-UA"/>
-        </w:rPr>
-        <w:t xml:space="preserve"> Господи, Боже наш! Ти за покаяння дарував людям відпущення, нам же, як образ пізнання і визнання гріхів, показав покаяння і прощення пророка Давида. Тож, Владико, помилуй з великої милости Твоєї нас, що в чимало великих гріхів впали, і по багатстві ласк Твоїх очисти беззаконня наші, бо перед Тобою згрішили ми, Господи, що невідомі й таємні речі серця людського знаєш, і єдиний Ти маєш владу прощати гріхи. Серце ж чисте вчини в нас і Духом владичним утверди нас, і радість спасіння Твого яви нам. Не відкинь нас від лиця Твого, але дозволь, як благий і людинолюбний, аж до останнього нашого віддиху появляти Тобі жертву справедливости й приноси на святих Твоїх жертовниках, милістю і ласками і людинолюб'ям єдинородного Сина Твого, з яким Ти є благословенний з пресвятим, добрим і животворчим Твоїм Духом, нині й повсякчас, і на віки віків. Амінь.</w:t>
+        <w:t>владичним утверди нас, і радість спасіння Твого яви нам. Не відкинь нас від лиця Твого, але дозволь, як благий і людинолюбний, аж до останнього нашого віддиху появляти Тобі жертву справедливости й приноси на святих Твоїх жертовниках, милістю і ласками і людинолюб'ям єдинородного Сина Твого, з яким Ти є благословенний з пресвятим, добрим і животворчим Твоїм Духом, нині й повсякчас, і на віки віків. Амінь.</w:t>
       </w:r>
     </w:p>
     <w:p>
@@ -11285,395 +11750,395 @@
           <w:szCs w:val="24"/>
           <w:lang w:val="uk-UA"/>
         </w:rPr>
+        <w:t>За святий храм цей і тих, що з вірою, благоговінням і страхом Божим входять до нього, Господеві помолімся.</w:t>
+      </w:r>
+    </w:p>
+    <w:p>
+      <w:pPr>
+        <w:spacing w:after="120"/>
+        <w:rPr>
+          <w:rFonts w:ascii="Times New Roman" w:eastAsia="Times New Roman" w:hAnsi="Times New Roman" w:cs="Times New Roman"/>
+          <w:lang w:val="uk-UA"/>
+        </w:rPr>
+      </w:pPr>
+      <w:r>
+        <w:rPr>
+          <w:rFonts w:ascii="Times New Roman" w:eastAsia="Times New Roman" w:hAnsi="Times New Roman" w:cs="Times New Roman"/>
+          <w:i/>
+          <w:color w:val="FF4400"/>
+          <w:sz w:val="24"/>
+          <w:szCs w:val="24"/>
+          <w:lang w:val="uk-UA"/>
+        </w:rPr>
+        <w:t>Вірні:</w:t>
+      </w:r>
+      <w:r>
+        <w:rPr>
+          <w:rFonts w:ascii="Times New Roman" w:eastAsia="Times New Roman" w:hAnsi="Times New Roman" w:cs="Times New Roman"/>
+          <w:color w:val="000000"/>
+          <w:sz w:val="24"/>
+          <w:szCs w:val="24"/>
+          <w:lang w:val="uk-UA"/>
+        </w:rPr>
+        <w:t xml:space="preserve"> Го́споди, поми́луй.</w:t>
+      </w:r>
+    </w:p>
+    <w:p>
+      <w:pPr>
+        <w:spacing w:after="120"/>
+        <w:rPr>
+          <w:rFonts w:ascii="Times New Roman" w:eastAsia="Times New Roman" w:hAnsi="Times New Roman" w:cs="Times New Roman"/>
+          <w:lang w:val="uk-UA"/>
+        </w:rPr>
+      </w:pPr>
+      <w:r>
+        <w:rPr>
+          <w:rFonts w:ascii="Times New Roman" w:eastAsia="Times New Roman" w:hAnsi="Times New Roman" w:cs="Times New Roman"/>
+          <w:color w:val="000000"/>
+          <w:sz w:val="24"/>
+          <w:szCs w:val="24"/>
+          <w:lang w:val="uk-UA"/>
+        </w:rPr>
+        <w:t xml:space="preserve">За святішого вселенського архиєрея Франциска, папу Римського, і за блаженнішого патріярха нашого Святослава, і за преосвященнішого архиєпископа і митрополита нашого кир </w:t>
+      </w:r>
+      <w:r>
+        <w:rPr>
+          <w:rFonts w:ascii="Times New Roman" w:eastAsia="Times New Roman" w:hAnsi="Times New Roman" w:cs="Times New Roman"/>
+          <w:i/>
+          <w:color w:val="FF4400"/>
+          <w:sz w:val="24"/>
+          <w:szCs w:val="24"/>
+          <w:lang w:val="uk-UA"/>
+        </w:rPr>
+        <w:t>ім’я</w:t>
+      </w:r>
+      <w:r>
+        <w:rPr>
+          <w:rFonts w:ascii="Times New Roman" w:eastAsia="Times New Roman" w:hAnsi="Times New Roman" w:cs="Times New Roman"/>
+          <w:i/>
+          <w:color w:val="000000"/>
+          <w:sz w:val="24"/>
+          <w:szCs w:val="24"/>
+          <w:lang w:val="uk-UA"/>
+        </w:rPr>
+        <w:t>,</w:t>
+      </w:r>
+      <w:r>
+        <w:rPr>
+          <w:rFonts w:ascii="Times New Roman" w:eastAsia="Times New Roman" w:hAnsi="Times New Roman" w:cs="Times New Roman"/>
+          <w:color w:val="000000"/>
+          <w:sz w:val="24"/>
+          <w:szCs w:val="24"/>
+          <w:lang w:val="uk-UA"/>
+        </w:rPr>
+        <w:t xml:space="preserve"> і за боголюбивого єпископа нашого кир </w:t>
+      </w:r>
+      <w:r>
+        <w:rPr>
+          <w:rFonts w:ascii="Times New Roman" w:eastAsia="Times New Roman" w:hAnsi="Times New Roman" w:cs="Times New Roman"/>
+          <w:i/>
+          <w:color w:val="FF4400"/>
+          <w:sz w:val="24"/>
+          <w:szCs w:val="24"/>
+          <w:lang w:val="uk-UA"/>
+        </w:rPr>
+        <w:t>ім’я</w:t>
+      </w:r>
+      <w:r>
+        <w:rPr>
+          <w:rFonts w:ascii="Times New Roman" w:eastAsia="Times New Roman" w:hAnsi="Times New Roman" w:cs="Times New Roman"/>
+          <w:i/>
+          <w:color w:val="000000"/>
+          <w:sz w:val="24"/>
+          <w:szCs w:val="24"/>
+          <w:lang w:val="uk-UA"/>
+        </w:rPr>
+        <w:t>,</w:t>
+      </w:r>
+      <w:r>
+        <w:rPr>
+          <w:rFonts w:ascii="Times New Roman" w:eastAsia="Times New Roman" w:hAnsi="Times New Roman" w:cs="Times New Roman"/>
+          <w:color w:val="000000"/>
+          <w:sz w:val="24"/>
+          <w:szCs w:val="24"/>
+          <w:lang w:val="uk-UA"/>
+        </w:rPr>
+        <w:t xml:space="preserve"> чесне пресвітерство, у Христі дияконство, за весь причет і людей Господеві помолімся.</w:t>
+      </w:r>
+    </w:p>
+    <w:p>
+      <w:pPr>
+        <w:spacing w:after="120"/>
+        <w:rPr>
+          <w:rFonts w:ascii="Times New Roman" w:eastAsia="Times New Roman" w:hAnsi="Times New Roman" w:cs="Times New Roman"/>
+          <w:lang w:val="uk-UA"/>
+        </w:rPr>
+      </w:pPr>
+      <w:r>
+        <w:rPr>
+          <w:rFonts w:ascii="Times New Roman" w:eastAsia="Times New Roman" w:hAnsi="Times New Roman" w:cs="Times New Roman"/>
+          <w:i/>
+          <w:color w:val="FF4400"/>
+          <w:sz w:val="24"/>
+          <w:szCs w:val="24"/>
+          <w:lang w:val="uk-UA"/>
+        </w:rPr>
+        <w:t>Вірні:</w:t>
+      </w:r>
+      <w:r>
+        <w:rPr>
+          <w:rFonts w:ascii="Times New Roman" w:eastAsia="Times New Roman" w:hAnsi="Times New Roman" w:cs="Times New Roman"/>
+          <w:color w:val="000000"/>
+          <w:sz w:val="24"/>
+          <w:szCs w:val="24"/>
+          <w:lang w:val="uk-UA"/>
+        </w:rPr>
+        <w:t xml:space="preserve"> Го́споди, поми́луй.</w:t>
+      </w:r>
+    </w:p>
+    <w:p>
+      <w:pPr>
+        <w:spacing w:after="120"/>
+        <w:rPr>
+          <w:rFonts w:ascii="Times New Roman" w:eastAsia="Times New Roman" w:hAnsi="Times New Roman" w:cs="Times New Roman"/>
+          <w:lang w:val="uk-UA"/>
+        </w:rPr>
+      </w:pPr>
+      <w:r>
+        <w:rPr>
+          <w:rFonts w:ascii="Times New Roman" w:eastAsia="Times New Roman" w:hAnsi="Times New Roman" w:cs="Times New Roman"/>
+          <w:color w:val="000000"/>
+          <w:sz w:val="24"/>
+          <w:szCs w:val="24"/>
+          <w:lang w:val="uk-UA"/>
+        </w:rPr>
+        <w:t>За Богом бережений народ наш, за правління і все військо Господеві помолімся.</w:t>
+      </w:r>
+    </w:p>
+    <w:p>
+      <w:pPr>
+        <w:spacing w:after="120"/>
+        <w:rPr>
+          <w:rFonts w:ascii="Times New Roman" w:eastAsia="Times New Roman" w:hAnsi="Times New Roman" w:cs="Times New Roman"/>
+          <w:lang w:val="uk-UA"/>
+        </w:rPr>
+      </w:pPr>
+      <w:r>
+        <w:rPr>
+          <w:rFonts w:ascii="Times New Roman" w:eastAsia="Times New Roman" w:hAnsi="Times New Roman" w:cs="Times New Roman"/>
+          <w:i/>
+          <w:color w:val="FF4400"/>
+          <w:sz w:val="24"/>
+          <w:szCs w:val="24"/>
+          <w:lang w:val="uk-UA"/>
+        </w:rPr>
+        <w:t>Вірні:</w:t>
+      </w:r>
+      <w:r>
+        <w:rPr>
+          <w:rFonts w:ascii="Times New Roman" w:eastAsia="Times New Roman" w:hAnsi="Times New Roman" w:cs="Times New Roman"/>
+          <w:color w:val="000000"/>
+          <w:sz w:val="24"/>
+          <w:szCs w:val="24"/>
+          <w:lang w:val="uk-UA"/>
+        </w:rPr>
+        <w:t xml:space="preserve"> Го́споди, поми́луй.</w:t>
+      </w:r>
+    </w:p>
+    <w:p>
+      <w:pPr>
+        <w:spacing w:after="120"/>
+        <w:rPr>
+          <w:rFonts w:ascii="Times New Roman" w:eastAsia="Times New Roman" w:hAnsi="Times New Roman" w:cs="Times New Roman"/>
+          <w:lang w:val="uk-UA"/>
+        </w:rPr>
+      </w:pPr>
+      <w:r>
+        <w:rPr>
+          <w:rFonts w:ascii="Times New Roman" w:eastAsia="Times New Roman" w:hAnsi="Times New Roman" w:cs="Times New Roman"/>
+          <w:color w:val="000000"/>
+          <w:sz w:val="24"/>
+          <w:szCs w:val="24"/>
+          <w:lang w:val="uk-UA"/>
+        </w:rPr>
+        <w:t xml:space="preserve">За місто це </w:t>
+      </w:r>
+      <w:r>
+        <w:rPr>
+          <w:rFonts w:ascii="Times New Roman" w:eastAsia="Times New Roman" w:hAnsi="Times New Roman" w:cs="Times New Roman"/>
+          <w:sz w:val="24"/>
+          <w:szCs w:val="24"/>
+          <w:lang w:val="uk-UA"/>
+        </w:rPr>
+        <w:t>(</w:t>
+      </w:r>
+      <w:r>
+        <w:rPr>
+          <w:rFonts w:ascii="Times New Roman" w:eastAsia="Times New Roman" w:hAnsi="Times New Roman" w:cs="Times New Roman"/>
+          <w:i/>
+          <w:color w:val="FF0000"/>
+          <w:sz w:val="24"/>
+          <w:szCs w:val="24"/>
+          <w:lang w:val="uk-UA"/>
+        </w:rPr>
+        <w:t>або</w:t>
+      </w:r>
+      <w:r>
+        <w:rPr>
+          <w:rFonts w:ascii="Times New Roman" w:eastAsia="Times New Roman" w:hAnsi="Times New Roman" w:cs="Times New Roman"/>
+          <w:color w:val="FF0000"/>
+          <w:sz w:val="24"/>
+          <w:szCs w:val="24"/>
+          <w:lang w:val="uk-UA"/>
+        </w:rPr>
+        <w:t xml:space="preserve"> </w:t>
+      </w:r>
+      <w:r>
+        <w:rPr>
+          <w:rFonts w:ascii="Times New Roman" w:eastAsia="Times New Roman" w:hAnsi="Times New Roman" w:cs="Times New Roman"/>
+          <w:sz w:val="24"/>
+          <w:szCs w:val="24"/>
+          <w:lang w:val="uk-UA"/>
+        </w:rPr>
+        <w:t xml:space="preserve">за село це, </w:t>
+      </w:r>
+      <w:r>
+        <w:rPr>
+          <w:rFonts w:ascii="Times New Roman" w:eastAsia="Times New Roman" w:hAnsi="Times New Roman" w:cs="Times New Roman"/>
+          <w:i/>
+          <w:color w:val="FF0000"/>
+          <w:sz w:val="24"/>
+          <w:szCs w:val="24"/>
+          <w:lang w:val="uk-UA"/>
+        </w:rPr>
+        <w:t>або</w:t>
+      </w:r>
+      <w:r>
+        <w:rPr>
+          <w:rFonts w:ascii="Times New Roman" w:eastAsia="Times New Roman" w:hAnsi="Times New Roman" w:cs="Times New Roman"/>
+          <w:color w:val="FF0000"/>
+          <w:sz w:val="24"/>
+          <w:szCs w:val="24"/>
+          <w:lang w:val="uk-UA"/>
+        </w:rPr>
+        <w:t xml:space="preserve"> </w:t>
+      </w:r>
+      <w:r>
+        <w:rPr>
+          <w:rFonts w:ascii="Times New Roman" w:eastAsia="Times New Roman" w:hAnsi="Times New Roman" w:cs="Times New Roman"/>
+          <w:sz w:val="24"/>
+          <w:szCs w:val="24"/>
+          <w:lang w:val="uk-UA"/>
+        </w:rPr>
+        <w:t>за святу обитель цю)</w:t>
+      </w:r>
+      <w:r>
+        <w:rPr>
+          <w:rFonts w:ascii="Times New Roman" w:eastAsia="Times New Roman" w:hAnsi="Times New Roman" w:cs="Times New Roman"/>
+          <w:color w:val="000000"/>
+          <w:sz w:val="24"/>
+          <w:szCs w:val="24"/>
+          <w:lang w:val="uk-UA"/>
+        </w:rPr>
+        <w:t>, і за кожне село, місто, країну, і за тих, що вірою живуть у них, Господеві помолімся.</w:t>
+      </w:r>
+    </w:p>
+    <w:p>
+      <w:pPr>
+        <w:spacing w:after="120"/>
+        <w:rPr>
+          <w:rFonts w:ascii="Times New Roman" w:eastAsia="Times New Roman" w:hAnsi="Times New Roman" w:cs="Times New Roman"/>
+          <w:lang w:val="uk-UA"/>
+        </w:rPr>
+      </w:pPr>
+      <w:r>
+        <w:rPr>
+          <w:rFonts w:ascii="Times New Roman" w:eastAsia="Times New Roman" w:hAnsi="Times New Roman" w:cs="Times New Roman"/>
+          <w:i/>
+          <w:color w:val="FF4400"/>
+          <w:sz w:val="24"/>
+          <w:szCs w:val="24"/>
+          <w:lang w:val="uk-UA"/>
+        </w:rPr>
+        <w:t>Вірні:</w:t>
+      </w:r>
+      <w:r>
+        <w:rPr>
+          <w:rFonts w:ascii="Times New Roman" w:eastAsia="Times New Roman" w:hAnsi="Times New Roman" w:cs="Times New Roman"/>
+          <w:color w:val="000000"/>
+          <w:sz w:val="24"/>
+          <w:szCs w:val="24"/>
+          <w:lang w:val="uk-UA"/>
+        </w:rPr>
+        <w:t xml:space="preserve"> Го́споди, поми́луй.</w:t>
+      </w:r>
+    </w:p>
+    <w:p>
+      <w:pPr>
+        <w:spacing w:after="120"/>
+        <w:rPr>
+          <w:rFonts w:ascii="Times New Roman" w:eastAsia="Times New Roman" w:hAnsi="Times New Roman" w:cs="Times New Roman"/>
+          <w:lang w:val="uk-UA"/>
+        </w:rPr>
+      </w:pPr>
+      <w:r>
+        <w:rPr>
+          <w:rFonts w:ascii="Times New Roman" w:eastAsia="Times New Roman" w:hAnsi="Times New Roman" w:cs="Times New Roman"/>
+          <w:color w:val="000000"/>
+          <w:sz w:val="24"/>
+          <w:szCs w:val="24"/>
+          <w:lang w:val="uk-UA"/>
+        </w:rPr>
+        <w:t>За добре поліття, за врожай плодів земних і часи мирні Господеві помолімся.</w:t>
+      </w:r>
+    </w:p>
+    <w:p>
+      <w:pPr>
+        <w:spacing w:after="120"/>
+        <w:rPr>
+          <w:rFonts w:ascii="Times New Roman" w:eastAsia="Times New Roman" w:hAnsi="Times New Roman" w:cs="Times New Roman"/>
+          <w:lang w:val="uk-UA"/>
+        </w:rPr>
+      </w:pPr>
+      <w:r>
+        <w:rPr>
+          <w:rFonts w:ascii="Times New Roman" w:eastAsia="Times New Roman" w:hAnsi="Times New Roman" w:cs="Times New Roman"/>
+          <w:i/>
+          <w:color w:val="FF4400"/>
+          <w:sz w:val="24"/>
+          <w:szCs w:val="24"/>
+          <w:lang w:val="uk-UA"/>
+        </w:rPr>
+        <w:t>Вірні:</w:t>
+      </w:r>
+      <w:r>
+        <w:rPr>
+          <w:rFonts w:ascii="Times New Roman" w:eastAsia="Times New Roman" w:hAnsi="Times New Roman" w:cs="Times New Roman"/>
+          <w:color w:val="000000"/>
+          <w:sz w:val="24"/>
+          <w:szCs w:val="24"/>
+          <w:lang w:val="uk-UA"/>
+        </w:rPr>
+        <w:t xml:space="preserve"> Го́споди, поми́луй.</w:t>
+      </w:r>
+    </w:p>
+    <w:p>
+      <w:pPr>
+        <w:spacing w:after="120"/>
+        <w:rPr>
+          <w:rFonts w:ascii="Times New Roman" w:eastAsia="Times New Roman" w:hAnsi="Times New Roman" w:cs="Times New Roman"/>
+          <w:lang w:val="uk-UA"/>
+        </w:rPr>
+      </w:pPr>
+      <w:r>
+        <w:rPr>
+          <w:rFonts w:ascii="Times New Roman" w:eastAsia="Times New Roman" w:hAnsi="Times New Roman" w:cs="Times New Roman"/>
+          <w:color w:val="000000"/>
+          <w:sz w:val="24"/>
+          <w:szCs w:val="24"/>
+          <w:lang w:val="uk-UA"/>
+        </w:rPr>
         <w:lastRenderedPageBreak/>
-        <w:t>За святий храм цей і тих, що з вірою, благоговінням і страхом Божим входять до нього, Господеві помолімся.</w:t>
-      </w:r>
-    </w:p>
-    <w:p>
-      <w:pPr>
-        <w:spacing w:after="120"/>
-        <w:rPr>
-          <w:rFonts w:ascii="Times New Roman" w:eastAsia="Times New Roman" w:hAnsi="Times New Roman" w:cs="Times New Roman"/>
-          <w:lang w:val="uk-UA"/>
-        </w:rPr>
-      </w:pPr>
-      <w:r>
-        <w:rPr>
-          <w:rFonts w:ascii="Times New Roman" w:eastAsia="Times New Roman" w:hAnsi="Times New Roman" w:cs="Times New Roman"/>
-          <w:i/>
-          <w:color w:val="FF4400"/>
-          <w:sz w:val="24"/>
-          <w:szCs w:val="24"/>
-          <w:lang w:val="uk-UA"/>
-        </w:rPr>
-        <w:t>Вірні:</w:t>
-      </w:r>
-      <w:r>
-        <w:rPr>
-          <w:rFonts w:ascii="Times New Roman" w:eastAsia="Times New Roman" w:hAnsi="Times New Roman" w:cs="Times New Roman"/>
-          <w:color w:val="000000"/>
-          <w:sz w:val="24"/>
-          <w:szCs w:val="24"/>
-          <w:lang w:val="uk-UA"/>
-        </w:rPr>
-        <w:t xml:space="preserve"> Го́споди, поми́луй.</w:t>
-      </w:r>
-    </w:p>
-    <w:p>
-      <w:pPr>
-        <w:spacing w:after="120"/>
-        <w:rPr>
-          <w:rFonts w:ascii="Times New Roman" w:eastAsia="Times New Roman" w:hAnsi="Times New Roman" w:cs="Times New Roman"/>
-          <w:lang w:val="uk-UA"/>
-        </w:rPr>
-      </w:pPr>
-      <w:r>
-        <w:rPr>
-          <w:rFonts w:ascii="Times New Roman" w:eastAsia="Times New Roman" w:hAnsi="Times New Roman" w:cs="Times New Roman"/>
-          <w:color w:val="000000"/>
-          <w:sz w:val="24"/>
-          <w:szCs w:val="24"/>
-          <w:lang w:val="uk-UA"/>
-        </w:rPr>
-        <w:t xml:space="preserve">За святішого вселенського архиєрея Франциска, папу Римського, і за блаженнішого патріярха нашого Святослава, і за преосвященнішого архиєпископа і митрополита нашого кир </w:t>
-      </w:r>
-      <w:r>
-        <w:rPr>
-          <w:rFonts w:ascii="Times New Roman" w:eastAsia="Times New Roman" w:hAnsi="Times New Roman" w:cs="Times New Roman"/>
-          <w:i/>
-          <w:color w:val="FF4400"/>
-          <w:sz w:val="24"/>
-          <w:szCs w:val="24"/>
-          <w:lang w:val="uk-UA"/>
-        </w:rPr>
-        <w:t>ім’я</w:t>
-      </w:r>
-      <w:r>
-        <w:rPr>
-          <w:rFonts w:ascii="Times New Roman" w:eastAsia="Times New Roman" w:hAnsi="Times New Roman" w:cs="Times New Roman"/>
-          <w:i/>
-          <w:color w:val="000000"/>
-          <w:sz w:val="24"/>
-          <w:szCs w:val="24"/>
-          <w:lang w:val="uk-UA"/>
-        </w:rPr>
-        <w:t>,</w:t>
-      </w:r>
-      <w:r>
-        <w:rPr>
-          <w:rFonts w:ascii="Times New Roman" w:eastAsia="Times New Roman" w:hAnsi="Times New Roman" w:cs="Times New Roman"/>
-          <w:color w:val="000000"/>
-          <w:sz w:val="24"/>
-          <w:szCs w:val="24"/>
-          <w:lang w:val="uk-UA"/>
-        </w:rPr>
-        <w:t xml:space="preserve"> і за боголюбивого єпископа нашого кир </w:t>
-      </w:r>
-      <w:r>
-        <w:rPr>
-          <w:rFonts w:ascii="Times New Roman" w:eastAsia="Times New Roman" w:hAnsi="Times New Roman" w:cs="Times New Roman"/>
-          <w:i/>
-          <w:color w:val="FF4400"/>
-          <w:sz w:val="24"/>
-          <w:szCs w:val="24"/>
-          <w:lang w:val="uk-UA"/>
-        </w:rPr>
-        <w:t>ім’я</w:t>
-      </w:r>
-      <w:r>
-        <w:rPr>
-          <w:rFonts w:ascii="Times New Roman" w:eastAsia="Times New Roman" w:hAnsi="Times New Roman" w:cs="Times New Roman"/>
-          <w:i/>
-          <w:color w:val="000000"/>
-          <w:sz w:val="24"/>
-          <w:szCs w:val="24"/>
-          <w:lang w:val="uk-UA"/>
-        </w:rPr>
-        <w:t>,</w:t>
-      </w:r>
-      <w:r>
-        <w:rPr>
-          <w:rFonts w:ascii="Times New Roman" w:eastAsia="Times New Roman" w:hAnsi="Times New Roman" w:cs="Times New Roman"/>
-          <w:color w:val="000000"/>
-          <w:sz w:val="24"/>
-          <w:szCs w:val="24"/>
-          <w:lang w:val="uk-UA"/>
-        </w:rPr>
-        <w:t xml:space="preserve"> чесне пресвітерство, у Христі дияконство, за весь причет і людей Господеві помолімся.</w:t>
-      </w:r>
-    </w:p>
-    <w:p>
-      <w:pPr>
-        <w:spacing w:after="120"/>
-        <w:rPr>
-          <w:rFonts w:ascii="Times New Roman" w:eastAsia="Times New Roman" w:hAnsi="Times New Roman" w:cs="Times New Roman"/>
-          <w:lang w:val="uk-UA"/>
-        </w:rPr>
-      </w:pPr>
-      <w:r>
-        <w:rPr>
-          <w:rFonts w:ascii="Times New Roman" w:eastAsia="Times New Roman" w:hAnsi="Times New Roman" w:cs="Times New Roman"/>
-          <w:i/>
-          <w:color w:val="FF4400"/>
-          <w:sz w:val="24"/>
-          <w:szCs w:val="24"/>
-          <w:lang w:val="uk-UA"/>
-        </w:rPr>
-        <w:t>Вірні:</w:t>
-      </w:r>
-      <w:r>
-        <w:rPr>
-          <w:rFonts w:ascii="Times New Roman" w:eastAsia="Times New Roman" w:hAnsi="Times New Roman" w:cs="Times New Roman"/>
-          <w:color w:val="000000"/>
-          <w:sz w:val="24"/>
-          <w:szCs w:val="24"/>
-          <w:lang w:val="uk-UA"/>
-        </w:rPr>
-        <w:t xml:space="preserve"> Го́споди, поми́луй.</w:t>
-      </w:r>
-    </w:p>
-    <w:p>
-      <w:pPr>
-        <w:spacing w:after="120"/>
-        <w:rPr>
-          <w:rFonts w:ascii="Times New Roman" w:eastAsia="Times New Roman" w:hAnsi="Times New Roman" w:cs="Times New Roman"/>
-          <w:lang w:val="uk-UA"/>
-        </w:rPr>
-      </w:pPr>
-      <w:r>
-        <w:rPr>
-          <w:rFonts w:ascii="Times New Roman" w:eastAsia="Times New Roman" w:hAnsi="Times New Roman" w:cs="Times New Roman"/>
-          <w:color w:val="000000"/>
-          <w:sz w:val="24"/>
-          <w:szCs w:val="24"/>
-          <w:lang w:val="uk-UA"/>
-        </w:rPr>
-        <w:t>За Богом бережений народ наш, за правління і все військо Господеві помолімся.</w:t>
-      </w:r>
-    </w:p>
-    <w:p>
-      <w:pPr>
-        <w:spacing w:after="120"/>
-        <w:rPr>
-          <w:rFonts w:ascii="Times New Roman" w:eastAsia="Times New Roman" w:hAnsi="Times New Roman" w:cs="Times New Roman"/>
-          <w:lang w:val="uk-UA"/>
-        </w:rPr>
-      </w:pPr>
-      <w:r>
-        <w:rPr>
-          <w:rFonts w:ascii="Times New Roman" w:eastAsia="Times New Roman" w:hAnsi="Times New Roman" w:cs="Times New Roman"/>
-          <w:i/>
-          <w:color w:val="FF4400"/>
-          <w:sz w:val="24"/>
-          <w:szCs w:val="24"/>
-          <w:lang w:val="uk-UA"/>
-        </w:rPr>
-        <w:t>Вірні:</w:t>
-      </w:r>
-      <w:r>
-        <w:rPr>
-          <w:rFonts w:ascii="Times New Roman" w:eastAsia="Times New Roman" w:hAnsi="Times New Roman" w:cs="Times New Roman"/>
-          <w:color w:val="000000"/>
-          <w:sz w:val="24"/>
-          <w:szCs w:val="24"/>
-          <w:lang w:val="uk-UA"/>
-        </w:rPr>
-        <w:t xml:space="preserve"> Го́споди, поми́луй.</w:t>
-      </w:r>
-    </w:p>
-    <w:p>
-      <w:pPr>
-        <w:spacing w:after="120"/>
-        <w:rPr>
-          <w:rFonts w:ascii="Times New Roman" w:eastAsia="Times New Roman" w:hAnsi="Times New Roman" w:cs="Times New Roman"/>
-          <w:lang w:val="uk-UA"/>
-        </w:rPr>
-      </w:pPr>
-      <w:r>
-        <w:rPr>
-          <w:rFonts w:ascii="Times New Roman" w:eastAsia="Times New Roman" w:hAnsi="Times New Roman" w:cs="Times New Roman"/>
-          <w:color w:val="000000"/>
-          <w:sz w:val="24"/>
-          <w:szCs w:val="24"/>
-          <w:lang w:val="uk-UA"/>
-        </w:rPr>
-        <w:t xml:space="preserve">За місто це </w:t>
-      </w:r>
-      <w:r>
-        <w:rPr>
-          <w:rFonts w:ascii="Times New Roman" w:eastAsia="Times New Roman" w:hAnsi="Times New Roman" w:cs="Times New Roman"/>
-          <w:sz w:val="24"/>
-          <w:szCs w:val="24"/>
-          <w:lang w:val="uk-UA"/>
-        </w:rPr>
-        <w:t>(</w:t>
-      </w:r>
-      <w:r>
-        <w:rPr>
-          <w:rFonts w:ascii="Times New Roman" w:eastAsia="Times New Roman" w:hAnsi="Times New Roman" w:cs="Times New Roman"/>
-          <w:i/>
-          <w:color w:val="FF0000"/>
-          <w:sz w:val="24"/>
-          <w:szCs w:val="24"/>
-          <w:lang w:val="uk-UA"/>
-        </w:rPr>
-        <w:t>або</w:t>
-      </w:r>
-      <w:r>
-        <w:rPr>
-          <w:rFonts w:ascii="Times New Roman" w:eastAsia="Times New Roman" w:hAnsi="Times New Roman" w:cs="Times New Roman"/>
-          <w:color w:val="FF0000"/>
-          <w:sz w:val="24"/>
-          <w:szCs w:val="24"/>
-          <w:lang w:val="uk-UA"/>
-        </w:rPr>
-        <w:t xml:space="preserve"> </w:t>
-      </w:r>
-      <w:r>
-        <w:rPr>
-          <w:rFonts w:ascii="Times New Roman" w:eastAsia="Times New Roman" w:hAnsi="Times New Roman" w:cs="Times New Roman"/>
-          <w:sz w:val="24"/>
-          <w:szCs w:val="24"/>
-          <w:lang w:val="uk-UA"/>
-        </w:rPr>
-        <w:t xml:space="preserve">за село це, </w:t>
-      </w:r>
-      <w:r>
-        <w:rPr>
-          <w:rFonts w:ascii="Times New Roman" w:eastAsia="Times New Roman" w:hAnsi="Times New Roman" w:cs="Times New Roman"/>
-          <w:i/>
-          <w:color w:val="FF0000"/>
-          <w:sz w:val="24"/>
-          <w:szCs w:val="24"/>
-          <w:lang w:val="uk-UA"/>
-        </w:rPr>
-        <w:t>або</w:t>
-      </w:r>
-      <w:r>
-        <w:rPr>
-          <w:rFonts w:ascii="Times New Roman" w:eastAsia="Times New Roman" w:hAnsi="Times New Roman" w:cs="Times New Roman"/>
-          <w:color w:val="FF0000"/>
-          <w:sz w:val="24"/>
-          <w:szCs w:val="24"/>
-          <w:lang w:val="uk-UA"/>
-        </w:rPr>
-        <w:t xml:space="preserve"> </w:t>
-      </w:r>
-      <w:r>
-        <w:rPr>
-          <w:rFonts w:ascii="Times New Roman" w:eastAsia="Times New Roman" w:hAnsi="Times New Roman" w:cs="Times New Roman"/>
-          <w:sz w:val="24"/>
-          <w:szCs w:val="24"/>
-          <w:lang w:val="uk-UA"/>
-        </w:rPr>
-        <w:t>за святу обитель цю)</w:t>
-      </w:r>
-      <w:r>
-        <w:rPr>
-          <w:rFonts w:ascii="Times New Roman" w:eastAsia="Times New Roman" w:hAnsi="Times New Roman" w:cs="Times New Roman"/>
-          <w:color w:val="000000"/>
-          <w:sz w:val="24"/>
-          <w:szCs w:val="24"/>
-          <w:lang w:val="uk-UA"/>
-        </w:rPr>
-        <w:t>, і за кожне село, місто, країну, і за тих, що вірою живуть у них, Господеві помолімся.</w:t>
-      </w:r>
-    </w:p>
-    <w:p>
-      <w:pPr>
-        <w:spacing w:after="120"/>
-        <w:rPr>
-          <w:rFonts w:ascii="Times New Roman" w:eastAsia="Times New Roman" w:hAnsi="Times New Roman" w:cs="Times New Roman"/>
-          <w:lang w:val="uk-UA"/>
-        </w:rPr>
-      </w:pPr>
-      <w:r>
-        <w:rPr>
-          <w:rFonts w:ascii="Times New Roman" w:eastAsia="Times New Roman" w:hAnsi="Times New Roman" w:cs="Times New Roman"/>
-          <w:i/>
-          <w:color w:val="FF4400"/>
-          <w:sz w:val="24"/>
-          <w:szCs w:val="24"/>
-          <w:lang w:val="uk-UA"/>
-        </w:rPr>
-        <w:t>Вірні:</w:t>
-      </w:r>
-      <w:r>
-        <w:rPr>
-          <w:rFonts w:ascii="Times New Roman" w:eastAsia="Times New Roman" w:hAnsi="Times New Roman" w:cs="Times New Roman"/>
-          <w:color w:val="000000"/>
-          <w:sz w:val="24"/>
-          <w:szCs w:val="24"/>
-          <w:lang w:val="uk-UA"/>
-        </w:rPr>
-        <w:t xml:space="preserve"> Го́споди, поми́луй.</w:t>
-      </w:r>
-    </w:p>
-    <w:p>
-      <w:pPr>
-        <w:spacing w:after="120"/>
-        <w:rPr>
-          <w:rFonts w:ascii="Times New Roman" w:eastAsia="Times New Roman" w:hAnsi="Times New Roman" w:cs="Times New Roman"/>
-          <w:lang w:val="uk-UA"/>
-        </w:rPr>
-      </w:pPr>
-      <w:r>
-        <w:rPr>
-          <w:rFonts w:ascii="Times New Roman" w:eastAsia="Times New Roman" w:hAnsi="Times New Roman" w:cs="Times New Roman"/>
-          <w:color w:val="000000"/>
-          <w:sz w:val="24"/>
-          <w:szCs w:val="24"/>
-          <w:lang w:val="uk-UA"/>
-        </w:rPr>
-        <w:t>За добре поліття, за врожай плодів земних і часи мирні Господеві помолімся.</w:t>
-      </w:r>
-    </w:p>
-    <w:p>
-      <w:pPr>
-        <w:spacing w:after="120"/>
-        <w:rPr>
-          <w:rFonts w:ascii="Times New Roman" w:eastAsia="Times New Roman" w:hAnsi="Times New Roman" w:cs="Times New Roman"/>
-          <w:lang w:val="uk-UA"/>
-        </w:rPr>
-      </w:pPr>
-      <w:r>
-        <w:rPr>
-          <w:rFonts w:ascii="Times New Roman" w:eastAsia="Times New Roman" w:hAnsi="Times New Roman" w:cs="Times New Roman"/>
-          <w:i/>
-          <w:color w:val="FF4400"/>
-          <w:sz w:val="24"/>
-          <w:szCs w:val="24"/>
-          <w:lang w:val="uk-UA"/>
-        </w:rPr>
-        <w:t>Вірні:</w:t>
-      </w:r>
-      <w:r>
-        <w:rPr>
-          <w:rFonts w:ascii="Times New Roman" w:eastAsia="Times New Roman" w:hAnsi="Times New Roman" w:cs="Times New Roman"/>
-          <w:color w:val="000000"/>
-          <w:sz w:val="24"/>
-          <w:szCs w:val="24"/>
-          <w:lang w:val="uk-UA"/>
-        </w:rPr>
-        <w:t xml:space="preserve"> Го́споди, поми́луй.</w:t>
-      </w:r>
-    </w:p>
-    <w:p>
-      <w:pPr>
-        <w:spacing w:after="120"/>
-        <w:rPr>
-          <w:rFonts w:ascii="Times New Roman" w:eastAsia="Times New Roman" w:hAnsi="Times New Roman" w:cs="Times New Roman"/>
-          <w:lang w:val="uk-UA"/>
-        </w:rPr>
-      </w:pPr>
-      <w:r>
-        <w:rPr>
-          <w:rFonts w:ascii="Times New Roman" w:eastAsia="Times New Roman" w:hAnsi="Times New Roman" w:cs="Times New Roman"/>
-          <w:color w:val="000000"/>
-          <w:sz w:val="24"/>
-          <w:szCs w:val="24"/>
-          <w:lang w:val="uk-UA"/>
-        </w:rPr>
         <w:t>За тих, що плавають, подорожують, за недужих, страждаючих, полонених – і за спасення їх Господеві помолімся.</w:t>
       </w:r>
     </w:p>
@@ -12187,7 +12652,6 @@
           <w:szCs w:val="24"/>
           <w:lang w:val="uk-UA"/>
         </w:rPr>
-        <w:lastRenderedPageBreak/>
         <w:t>Стих:</w:t>
       </w:r>
       <w:r>
@@ -12472,6 +12936,7 @@
           <w:szCs w:val="24"/>
           <w:lang w:val="uk-UA"/>
         </w:rPr>
+        <w:lastRenderedPageBreak/>
         <w:t>Вірні:</w:t>
       </w:r>
       <w:r>
@@ -12882,7 +13347,6 @@
           <w:szCs w:val="24"/>
           <w:lang w:val="uk-UA"/>
         </w:rPr>
-        <w:lastRenderedPageBreak/>
         <w:t>Вірні:</w:t>
       </w:r>
       <w:r>
@@ -13101,6 +13565,7 @@
           <w:szCs w:val="24"/>
           <w:lang w:val="uk-UA"/>
         </w:rPr>
+        <w:lastRenderedPageBreak/>
         <w:t xml:space="preserve">Ви, що стоїте у храмі Господнім, у дворах дому Бога нашого. Алилуя </w:t>
       </w:r>
       <w:r>
@@ -13766,7 +14231,6 @@
           <w:szCs w:val="24"/>
           <w:lang w:val="uk-UA"/>
         </w:rPr>
-        <w:lastRenderedPageBreak/>
         <w:t>І нині</w:t>
       </w:r>
       <w:r>
@@ -14011,7 +14475,18 @@
           <w:u w:val="single"/>
           <w:lang w:val="uk-UA"/>
         </w:rPr>
-        <w:t>[Від ночі лине дух наш до тебе, Боже, бо світлом є повеління твої на землі. Навчи нас у страсі твоєму виконувати правду й добро, бо тебе славимо як правдивого Бога нашого. Прихили вухо своє і вислухай нас, і пом'яни, Господи, тих, що є та що моляться з нами, всіх по імені, і спаси їх силою твоєю. Благослови людей твоїх і освяти спадкоємство твоє: мир світові твоєму даруй, церквам твоїм, Священникам, владі, і всім людям.]</w:t>
+        <w:t xml:space="preserve">[Від ночі лине дух наш до тебе, Боже, бо світлом є повеління твої на землі. Навчи нас у страсі твоєму виконувати правду й добро, бо тебе славимо як правдивого Бога нашого. Прихили вухо </w:t>
+      </w:r>
+      <w:r>
+        <w:rPr>
+          <w:rFonts w:ascii="Times New Roman" w:eastAsia="Times New Roman" w:hAnsi="Times New Roman" w:cs="Times New Roman"/>
+          <w:sz w:val="24"/>
+          <w:szCs w:val="24"/>
+          <w:u w:val="single"/>
+          <w:lang w:val="uk-UA"/>
+        </w:rPr>
+        <w:lastRenderedPageBreak/>
+        <w:t>своє і вислухай нас, і пом'яни, Господи, тих, що є та що моляться з нами, всіх по імені, і спаси їх силою твоєю. Благослови людей твоїх і освяти спадкоємство твоє: мир світові твоєму даруй, церквам твоїм, Священникам, владі, і всім людям.]</w:t>
       </w:r>
     </w:p>
     <w:p>
@@ -14408,525 +14883,525 @@
           <w:szCs w:val="24"/>
           <w:lang w:val="uk-UA"/>
         </w:rPr>
+        <w:t>Вірні:</w:t>
+      </w:r>
+      <w:r>
+        <w:rPr>
+          <w:rFonts w:ascii="Times New Roman" w:eastAsia="Times New Roman" w:hAnsi="Times New Roman" w:cs="Times New Roman"/>
+          <w:sz w:val="24"/>
+          <w:szCs w:val="24"/>
+          <w:lang w:val="uk-UA"/>
+        </w:rPr>
+        <w:t xml:space="preserve"> Амінь. </w:t>
+      </w:r>
+    </w:p>
+    <w:p>
+      <w:pPr>
+        <w:spacing w:after="120"/>
+        <w:jc w:val="both"/>
+        <w:rPr>
+          <w:rFonts w:ascii="Times New Roman" w:eastAsia="Times New Roman" w:hAnsi="Times New Roman" w:cs="Times New Roman"/>
+          <w:sz w:val="24"/>
+          <w:szCs w:val="24"/>
+          <w:lang w:val="uk-UA"/>
+        </w:rPr>
+      </w:pPr>
+    </w:p>
+    <w:p>
+      <w:pPr>
+        <w:spacing w:after="120"/>
+        <w:jc w:val="both"/>
+        <w:rPr>
+          <w:rFonts w:ascii="Times New Roman" w:eastAsia="Times New Roman" w:hAnsi="Times New Roman" w:cs="Times New Roman"/>
+          <w:b/>
+          <w:color w:val="FF0000"/>
+          <w:sz w:val="24"/>
+          <w:szCs w:val="24"/>
+          <w:lang w:val="uk-UA"/>
+        </w:rPr>
+      </w:pPr>
+      <w:r>
+        <w:rPr>
+          <w:rFonts w:ascii="Times New Roman" w:eastAsia="Times New Roman" w:hAnsi="Times New Roman" w:cs="Times New Roman"/>
+          <w:i/>
+          <w:color w:val="FF0000"/>
+          <w:sz w:val="24"/>
+          <w:szCs w:val="24"/>
+          <w:lang w:val="uk-UA"/>
+        </w:rPr>
+        <w:t>Вірні на глас прокімена</w:t>
+      </w:r>
+      <w:r>
+        <w:rPr>
+          <w:rFonts w:ascii="Times New Roman" w:eastAsia="Times New Roman" w:hAnsi="Times New Roman" w:cs="Times New Roman"/>
+          <w:color w:val="FF0000"/>
+          <w:sz w:val="24"/>
+          <w:szCs w:val="24"/>
+          <w:lang w:val="uk-UA"/>
+        </w:rPr>
+        <w:t xml:space="preserve">: </w:t>
+      </w:r>
+      <w:r>
+        <w:rPr>
+          <w:rFonts w:ascii="Times New Roman" w:eastAsia="Times New Roman" w:hAnsi="Times New Roman" w:cs="Times New Roman"/>
+          <w:b/>
+          <w:sz w:val="24"/>
+          <w:szCs w:val="24"/>
+          <w:lang w:val="uk-UA"/>
+        </w:rPr>
+        <w:t>Всяке дихання, нехай хвалить Господа.</w:t>
+      </w:r>
+    </w:p>
+    <w:p>
+      <w:pPr>
+        <w:spacing w:after="120"/>
+        <w:jc w:val="both"/>
+        <w:rPr>
+          <w:rFonts w:ascii="Times New Roman" w:eastAsia="Times New Roman" w:hAnsi="Times New Roman" w:cs="Times New Roman"/>
+          <w:sz w:val="24"/>
+          <w:szCs w:val="24"/>
+          <w:u w:val="single"/>
+          <w:lang w:val="uk-UA"/>
+        </w:rPr>
+      </w:pPr>
+      <w:r>
+        <w:rPr>
+          <w:rFonts w:ascii="Times New Roman" w:eastAsia="Times New Roman" w:hAnsi="Times New Roman" w:cs="Times New Roman"/>
+          <w:i/>
+          <w:color w:val="FF0000"/>
+          <w:sz w:val="24"/>
+          <w:szCs w:val="24"/>
+          <w:lang w:val="uk-UA"/>
+        </w:rPr>
+        <w:t>Стих</w:t>
+      </w:r>
+      <w:r>
+        <w:rPr>
+          <w:rFonts w:ascii="Times New Roman" w:eastAsia="Times New Roman" w:hAnsi="Times New Roman" w:cs="Times New Roman"/>
+          <w:color w:val="FF0000"/>
+          <w:sz w:val="24"/>
+          <w:szCs w:val="24"/>
+          <w:lang w:val="uk-UA"/>
+        </w:rPr>
+        <w:t xml:space="preserve">: </w:t>
+      </w:r>
+      <w:r>
+        <w:rPr>
+          <w:rFonts w:ascii="Times New Roman" w:eastAsia="Times New Roman" w:hAnsi="Times New Roman" w:cs="Times New Roman"/>
+          <w:sz w:val="24"/>
+          <w:szCs w:val="24"/>
+          <w:u w:val="single"/>
+          <w:lang w:val="uk-UA"/>
+        </w:rPr>
+        <w:t xml:space="preserve">Хваліте Бога у святині його. </w:t>
+      </w:r>
+    </w:p>
+    <w:p>
+      <w:pPr>
+        <w:spacing w:after="120"/>
+        <w:jc w:val="both"/>
+        <w:rPr>
+          <w:rFonts w:ascii="Times New Roman" w:eastAsia="Times New Roman" w:hAnsi="Times New Roman" w:cs="Times New Roman"/>
+          <w:sz w:val="24"/>
+          <w:szCs w:val="24"/>
+          <w:u w:val="single"/>
+          <w:lang w:val="uk-UA"/>
+        </w:rPr>
+      </w:pPr>
+      <w:r>
+        <w:rPr>
+          <w:rFonts w:ascii="Times New Roman" w:eastAsia="Times New Roman" w:hAnsi="Times New Roman" w:cs="Times New Roman"/>
+          <w:i/>
+          <w:color w:val="FF0000"/>
+          <w:sz w:val="24"/>
+          <w:szCs w:val="24"/>
+          <w:lang w:val="uk-UA"/>
+        </w:rPr>
+        <w:t>Стих</w:t>
+      </w:r>
+      <w:r>
+        <w:rPr>
+          <w:rFonts w:ascii="Times New Roman" w:eastAsia="Times New Roman" w:hAnsi="Times New Roman" w:cs="Times New Roman"/>
+          <w:color w:val="FF0000"/>
+          <w:sz w:val="24"/>
+          <w:szCs w:val="24"/>
+          <w:lang w:val="uk-UA"/>
+        </w:rPr>
+        <w:t xml:space="preserve">: </w:t>
+      </w:r>
+      <w:r>
+        <w:rPr>
+          <w:rFonts w:ascii="Times New Roman" w:eastAsia="Times New Roman" w:hAnsi="Times New Roman" w:cs="Times New Roman"/>
+          <w:sz w:val="24"/>
+          <w:szCs w:val="24"/>
+          <w:u w:val="single"/>
+          <w:lang w:val="uk-UA"/>
+        </w:rPr>
+        <w:t>Хваліте його у твердині сили його.</w:t>
+      </w:r>
+    </w:p>
+    <w:p>
+      <w:pPr>
+        <w:spacing w:after="120"/>
+        <w:jc w:val="both"/>
+        <w:rPr>
+          <w:rFonts w:ascii="Times New Roman" w:eastAsia="Times New Roman" w:hAnsi="Times New Roman" w:cs="Times New Roman"/>
+          <w:sz w:val="24"/>
+          <w:szCs w:val="24"/>
+          <w:lang w:val="uk-UA"/>
+        </w:rPr>
+      </w:pPr>
+    </w:p>
+    <w:p>
+      <w:pPr>
+        <w:spacing w:after="120"/>
+        <w:jc w:val="both"/>
+        <w:rPr>
+          <w:rFonts w:ascii="Times New Roman" w:eastAsia="Times New Roman" w:hAnsi="Times New Roman" w:cs="Times New Roman"/>
+          <w:sz w:val="24"/>
+          <w:szCs w:val="24"/>
+          <w:lang w:val="uk-UA"/>
+        </w:rPr>
+      </w:pPr>
+      <w:r>
+        <w:rPr>
+          <w:rFonts w:ascii="Times New Roman" w:eastAsia="Times New Roman" w:hAnsi="Times New Roman" w:cs="Times New Roman"/>
+          <w:sz w:val="24"/>
+          <w:szCs w:val="24"/>
+          <w:lang w:val="uk-UA"/>
+        </w:rPr>
+        <w:t>І щоб удостоїтися нам вислухати святого Євангелія, Господа Бога молім.</w:t>
+      </w:r>
+    </w:p>
+    <w:p>
+      <w:pPr>
+        <w:spacing w:after="120"/>
+        <w:jc w:val="both"/>
+        <w:rPr>
+          <w:rFonts w:ascii="Times New Roman" w:eastAsia="Times New Roman" w:hAnsi="Times New Roman" w:cs="Times New Roman"/>
+          <w:i/>
+          <w:sz w:val="24"/>
+          <w:szCs w:val="24"/>
+          <w:lang w:val="uk-UA"/>
+        </w:rPr>
+      </w:pPr>
+      <w:r>
+        <w:rPr>
+          <w:rFonts w:ascii="Times New Roman" w:eastAsia="Times New Roman" w:hAnsi="Times New Roman" w:cs="Times New Roman"/>
+          <w:i/>
+          <w:color w:val="FF0000"/>
+          <w:sz w:val="24"/>
+          <w:szCs w:val="24"/>
+          <w:lang w:val="uk-UA"/>
+        </w:rPr>
+        <w:t>Вірні:</w:t>
+      </w:r>
+      <w:r>
+        <w:rPr>
+          <w:rFonts w:ascii="Times New Roman" w:eastAsia="Times New Roman" w:hAnsi="Times New Roman" w:cs="Times New Roman"/>
+          <w:color w:val="FF0000"/>
+          <w:sz w:val="24"/>
+          <w:szCs w:val="24"/>
+          <w:lang w:val="uk-UA"/>
+        </w:rPr>
+        <w:t xml:space="preserve"> </w:t>
+      </w:r>
+      <w:r>
+        <w:rPr>
+          <w:rFonts w:ascii="Times New Roman" w:eastAsia="Times New Roman" w:hAnsi="Times New Roman" w:cs="Times New Roman"/>
+          <w:sz w:val="24"/>
+          <w:szCs w:val="24"/>
+          <w:lang w:val="uk-UA"/>
+        </w:rPr>
+        <w:t xml:space="preserve">Господи, помилуй </w:t>
+      </w:r>
+      <w:r>
+        <w:rPr>
+          <w:rFonts w:ascii="Times New Roman" w:eastAsia="Times New Roman" w:hAnsi="Times New Roman" w:cs="Times New Roman"/>
+          <w:i/>
+          <w:color w:val="FF0000"/>
+          <w:sz w:val="24"/>
+          <w:szCs w:val="24"/>
+          <w:lang w:val="uk-UA"/>
+        </w:rPr>
+        <w:t>(3 р.)</w:t>
+      </w:r>
+      <w:r>
+        <w:rPr>
+          <w:rFonts w:ascii="Times New Roman" w:eastAsia="Times New Roman" w:hAnsi="Times New Roman" w:cs="Times New Roman"/>
+          <w:i/>
+          <w:sz w:val="24"/>
+          <w:szCs w:val="24"/>
+          <w:lang w:val="uk-UA"/>
+        </w:rPr>
+        <w:t>.</w:t>
+      </w:r>
+    </w:p>
+    <w:p>
+      <w:pPr>
+        <w:spacing w:after="120"/>
+        <w:jc w:val="both"/>
+        <w:rPr>
+          <w:rFonts w:ascii="Times New Roman" w:eastAsia="Times New Roman" w:hAnsi="Times New Roman" w:cs="Times New Roman"/>
+          <w:sz w:val="24"/>
+          <w:szCs w:val="24"/>
+          <w:lang w:val="uk-UA"/>
+        </w:rPr>
+      </w:pPr>
+      <w:r>
+        <w:rPr>
+          <w:rFonts w:ascii="Times New Roman" w:eastAsia="Times New Roman" w:hAnsi="Times New Roman" w:cs="Times New Roman"/>
+          <w:sz w:val="24"/>
+          <w:szCs w:val="24"/>
+          <w:lang w:val="uk-UA"/>
+        </w:rPr>
+        <w:t>Премудрість, прості, вислухаймо святого Євангелія.</w:t>
+      </w:r>
+    </w:p>
+    <w:p>
+      <w:pPr>
+        <w:spacing w:after="120"/>
+        <w:jc w:val="both"/>
+        <w:rPr>
+          <w:rFonts w:ascii="Times New Roman" w:eastAsia="Times New Roman" w:hAnsi="Times New Roman" w:cs="Times New Roman"/>
+          <w:sz w:val="24"/>
+          <w:szCs w:val="24"/>
+          <w:lang w:val="uk-UA"/>
+        </w:rPr>
+      </w:pPr>
+      <w:r>
+        <w:rPr>
+          <w:rFonts w:ascii="Times New Roman" w:eastAsia="Times New Roman" w:hAnsi="Times New Roman" w:cs="Times New Roman"/>
+          <w:i/>
+          <w:color w:val="FF0000"/>
+          <w:sz w:val="24"/>
+          <w:szCs w:val="24"/>
+          <w:lang w:val="uk-UA"/>
+        </w:rPr>
+        <w:t>Священник:</w:t>
+      </w:r>
+      <w:r>
+        <w:rPr>
+          <w:rFonts w:ascii="Times New Roman" w:eastAsia="Times New Roman" w:hAnsi="Times New Roman" w:cs="Times New Roman"/>
+          <w:color w:val="FF0000"/>
+          <w:sz w:val="24"/>
+          <w:szCs w:val="24"/>
+          <w:lang w:val="uk-UA"/>
+        </w:rPr>
+        <w:t xml:space="preserve"> </w:t>
+      </w:r>
+      <w:r>
+        <w:rPr>
+          <w:rFonts w:ascii="Times New Roman" w:eastAsia="Times New Roman" w:hAnsi="Times New Roman" w:cs="Times New Roman"/>
+          <w:sz w:val="24"/>
+          <w:szCs w:val="24"/>
+          <w:lang w:val="uk-UA"/>
+        </w:rPr>
+        <w:t>Мир всім!</w:t>
+      </w:r>
+    </w:p>
+    <w:p>
+      <w:pPr>
+        <w:spacing w:after="120"/>
+        <w:jc w:val="both"/>
+        <w:rPr>
+          <w:rFonts w:ascii="Times New Roman" w:eastAsia="Times New Roman" w:hAnsi="Times New Roman" w:cs="Times New Roman"/>
+          <w:sz w:val="24"/>
+          <w:szCs w:val="24"/>
+          <w:lang w:val="uk-UA"/>
+        </w:rPr>
+      </w:pPr>
+      <w:r>
+        <w:rPr>
+          <w:rFonts w:ascii="Times New Roman" w:eastAsia="Times New Roman" w:hAnsi="Times New Roman" w:cs="Times New Roman"/>
+          <w:i/>
+          <w:color w:val="FF0000"/>
+          <w:sz w:val="24"/>
+          <w:szCs w:val="24"/>
+          <w:lang w:val="uk-UA"/>
+        </w:rPr>
+        <w:t>Вірні:</w:t>
+      </w:r>
+      <w:r>
+        <w:rPr>
+          <w:rFonts w:ascii="Times New Roman" w:eastAsia="Times New Roman" w:hAnsi="Times New Roman" w:cs="Times New Roman"/>
+          <w:sz w:val="24"/>
+          <w:szCs w:val="24"/>
+          <w:lang w:val="uk-UA"/>
+        </w:rPr>
+        <w:t xml:space="preserve"> І духові твоєму.</w:t>
+      </w:r>
+    </w:p>
+    <w:p>
+      <w:pPr>
+        <w:spacing w:after="120"/>
+        <w:jc w:val="both"/>
+        <w:rPr>
+          <w:rFonts w:ascii="Times New Roman" w:eastAsia="Times New Roman" w:hAnsi="Times New Roman" w:cs="Times New Roman"/>
+          <w:sz w:val="24"/>
+          <w:szCs w:val="24"/>
+          <w:lang w:val="uk-UA"/>
+        </w:rPr>
+      </w:pPr>
+      <w:r>
+        <w:rPr>
+          <w:rFonts w:ascii="Times New Roman" w:eastAsia="Times New Roman" w:hAnsi="Times New Roman" w:cs="Times New Roman"/>
+          <w:i/>
+          <w:color w:val="FF0000"/>
+          <w:sz w:val="24"/>
+          <w:szCs w:val="24"/>
+          <w:lang w:val="uk-UA"/>
+        </w:rPr>
+        <w:t>Священник:</w:t>
+      </w:r>
+      <w:r>
+        <w:rPr>
+          <w:rFonts w:ascii="Times New Roman" w:eastAsia="Times New Roman" w:hAnsi="Times New Roman" w:cs="Times New Roman"/>
+          <w:color w:val="FF0000"/>
+          <w:sz w:val="24"/>
+          <w:szCs w:val="24"/>
+          <w:lang w:val="uk-UA"/>
+        </w:rPr>
+        <w:t xml:space="preserve"> </w:t>
+      </w:r>
+      <w:r>
+        <w:rPr>
+          <w:rFonts w:ascii="Times New Roman" w:eastAsia="Times New Roman" w:hAnsi="Times New Roman" w:cs="Times New Roman"/>
+          <w:sz w:val="24"/>
+          <w:szCs w:val="24"/>
+          <w:lang w:val="uk-UA"/>
+        </w:rPr>
+        <w:t xml:space="preserve">Від </w:t>
+      </w:r>
+      <w:r>
+        <w:rPr>
+          <w:rFonts w:ascii="Times New Roman" w:eastAsia="Times New Roman" w:hAnsi="Times New Roman" w:cs="Times New Roman"/>
+          <w:i/>
+          <w:color w:val="FF0000"/>
+          <w:sz w:val="24"/>
+          <w:szCs w:val="24"/>
+          <w:highlight w:val="yellow"/>
+        </w:rPr>
+        <w:t>ВКАЗАТИ</w:t>
+      </w:r>
+      <w:r>
+        <w:rPr>
+          <w:rFonts w:ascii="Times New Roman" w:eastAsia="Times New Roman" w:hAnsi="Times New Roman" w:cs="Times New Roman"/>
+          <w:sz w:val="24"/>
+          <w:szCs w:val="24"/>
+        </w:rPr>
+        <w:t xml:space="preserve"> </w:t>
+      </w:r>
+      <w:r>
+        <w:rPr>
+          <w:rFonts w:ascii="Times New Roman" w:eastAsia="Times New Roman" w:hAnsi="Times New Roman" w:cs="Times New Roman"/>
+          <w:sz w:val="24"/>
+          <w:szCs w:val="24"/>
+          <w:lang w:val="uk-UA"/>
+        </w:rPr>
+        <w:t>святого Євангелія читання.</w:t>
+      </w:r>
+    </w:p>
+    <w:p>
+      <w:pPr>
+        <w:spacing w:after="120"/>
+        <w:jc w:val="both"/>
+        <w:rPr>
+          <w:rFonts w:ascii="Times New Roman" w:eastAsia="Times New Roman" w:hAnsi="Times New Roman" w:cs="Times New Roman"/>
+          <w:sz w:val="24"/>
+          <w:szCs w:val="24"/>
+          <w:lang w:val="uk-UA"/>
+        </w:rPr>
+      </w:pPr>
+      <w:r>
+        <w:rPr>
+          <w:rFonts w:ascii="Times New Roman" w:eastAsia="Times New Roman" w:hAnsi="Times New Roman" w:cs="Times New Roman"/>
+          <w:i/>
+          <w:color w:val="FF0000"/>
+          <w:sz w:val="24"/>
+          <w:szCs w:val="24"/>
+          <w:lang w:val="uk-UA"/>
+        </w:rPr>
+        <w:t>Вірні:</w:t>
+      </w:r>
+      <w:r>
+        <w:rPr>
+          <w:rFonts w:ascii="Times New Roman" w:eastAsia="Times New Roman" w:hAnsi="Times New Roman" w:cs="Times New Roman"/>
+          <w:sz w:val="24"/>
+          <w:szCs w:val="24"/>
+          <w:lang w:val="uk-UA"/>
+        </w:rPr>
+        <w:t xml:space="preserve"> Слава тобі, Господи, слава тобі.</w:t>
+      </w:r>
+    </w:p>
+    <w:p>
+      <w:pPr>
+        <w:spacing w:after="120"/>
+        <w:jc w:val="both"/>
+        <w:rPr>
+          <w:rFonts w:ascii="Times New Roman" w:eastAsia="Times New Roman" w:hAnsi="Times New Roman" w:cs="Times New Roman"/>
+          <w:sz w:val="24"/>
+          <w:szCs w:val="24"/>
+          <w:lang w:val="uk-UA"/>
+        </w:rPr>
+      </w:pPr>
+      <w:r>
+        <w:rPr>
+          <w:rFonts w:ascii="Times New Roman" w:eastAsia="Times New Roman" w:hAnsi="Times New Roman" w:cs="Times New Roman"/>
+          <w:sz w:val="24"/>
+          <w:szCs w:val="24"/>
+          <w:lang w:val="uk-UA"/>
+        </w:rPr>
+        <w:t>Будьмо уважні.</w:t>
+      </w:r>
+    </w:p>
+    <w:p>
+      <w:pPr>
+        <w:spacing w:after="120"/>
+        <w:jc w:val="both"/>
+        <w:rPr>
+          <w:rFonts w:ascii="Times New Roman" w:eastAsia="Times New Roman" w:hAnsi="Times New Roman" w:cs="Times New Roman"/>
+          <w:i/>
+          <w:color w:val="FF0000"/>
+          <w:sz w:val="24"/>
+          <w:szCs w:val="24"/>
+          <w:lang w:val="uk-UA"/>
+        </w:rPr>
+      </w:pPr>
+      <w:r>
+        <w:rPr>
+          <w:rFonts w:ascii="Times New Roman" w:eastAsia="Times New Roman" w:hAnsi="Times New Roman" w:cs="Times New Roman"/>
+          <w:i/>
+          <w:color w:val="FF0000"/>
+          <w:sz w:val="24"/>
+          <w:szCs w:val="24"/>
+          <w:lang w:val="uk-UA"/>
+        </w:rPr>
+        <w:t>Священник сам читає Євангеліє.</w:t>
+      </w:r>
+    </w:p>
+    <w:p>
+      <w:pPr>
+        <w:spacing w:after="120"/>
+        <w:jc w:val="both"/>
+        <w:rPr>
+          <w:rFonts w:ascii="Times New Roman" w:hAnsi="Times New Roman" w:cs="Times New Roman"/>
+          <w:i/>
+          <w:color w:val="FF0000"/>
+          <w:sz w:val="24"/>
+          <w:szCs w:val="24"/>
+        </w:rPr>
+      </w:pPr>
+      <w:r>
+        <w:rPr>
+          <w:rFonts w:ascii="Times New Roman" w:eastAsia="Times New Roman" w:hAnsi="Times New Roman" w:cs="Times New Roman"/>
+          <w:i/>
+          <w:color w:val="FF0000"/>
+          <w:sz w:val="24"/>
+          <w:szCs w:val="24"/>
+          <w:highlight w:val="yellow"/>
+        </w:rPr>
         <w:lastRenderedPageBreak/>
-        <w:t>Вірні:</w:t>
-      </w:r>
-      <w:r>
-        <w:rPr>
-          <w:rFonts w:ascii="Times New Roman" w:eastAsia="Times New Roman" w:hAnsi="Times New Roman" w:cs="Times New Roman"/>
-          <w:sz w:val="24"/>
-          <w:szCs w:val="24"/>
-          <w:lang w:val="uk-UA"/>
-        </w:rPr>
-        <w:t xml:space="preserve"> Амінь. </w:t>
-      </w:r>
-    </w:p>
-    <w:p>
-      <w:pPr>
-        <w:spacing w:after="120"/>
-        <w:jc w:val="both"/>
-        <w:rPr>
-          <w:rFonts w:ascii="Times New Roman" w:eastAsia="Times New Roman" w:hAnsi="Times New Roman" w:cs="Times New Roman"/>
-          <w:sz w:val="24"/>
-          <w:szCs w:val="24"/>
-          <w:lang w:val="uk-UA"/>
-        </w:rPr>
-      </w:pPr>
-    </w:p>
-    <w:p>
-      <w:pPr>
-        <w:spacing w:after="120"/>
-        <w:jc w:val="both"/>
-        <w:rPr>
-          <w:rFonts w:ascii="Times New Roman" w:eastAsia="Times New Roman" w:hAnsi="Times New Roman" w:cs="Times New Roman"/>
-          <w:b/>
-          <w:color w:val="FF0000"/>
-          <w:sz w:val="24"/>
-          <w:szCs w:val="24"/>
-          <w:lang w:val="uk-UA"/>
-        </w:rPr>
-      </w:pPr>
-      <w:r>
-        <w:rPr>
-          <w:rFonts w:ascii="Times New Roman" w:eastAsia="Times New Roman" w:hAnsi="Times New Roman" w:cs="Times New Roman"/>
-          <w:i/>
-          <w:color w:val="FF0000"/>
-          <w:sz w:val="24"/>
-          <w:szCs w:val="24"/>
-          <w:lang w:val="uk-UA"/>
-        </w:rPr>
-        <w:t>Вірні на глас прокімена</w:t>
-      </w:r>
-      <w:r>
-        <w:rPr>
-          <w:rFonts w:ascii="Times New Roman" w:eastAsia="Times New Roman" w:hAnsi="Times New Roman" w:cs="Times New Roman"/>
-          <w:color w:val="FF0000"/>
-          <w:sz w:val="24"/>
-          <w:szCs w:val="24"/>
-          <w:lang w:val="uk-UA"/>
-        </w:rPr>
-        <w:t xml:space="preserve">: </w:t>
-      </w:r>
-      <w:r>
-        <w:rPr>
-          <w:rFonts w:ascii="Times New Roman" w:eastAsia="Times New Roman" w:hAnsi="Times New Roman" w:cs="Times New Roman"/>
-          <w:b/>
-          <w:sz w:val="24"/>
-          <w:szCs w:val="24"/>
-          <w:lang w:val="uk-UA"/>
-        </w:rPr>
-        <w:t>Всяке дихання, нехай хвалить Господа.</w:t>
-      </w:r>
-    </w:p>
-    <w:p>
-      <w:pPr>
-        <w:spacing w:after="120"/>
-        <w:jc w:val="both"/>
-        <w:rPr>
-          <w:rFonts w:ascii="Times New Roman" w:eastAsia="Times New Roman" w:hAnsi="Times New Roman" w:cs="Times New Roman"/>
-          <w:sz w:val="24"/>
-          <w:szCs w:val="24"/>
-          <w:u w:val="single"/>
-          <w:lang w:val="uk-UA"/>
-        </w:rPr>
-      </w:pPr>
-      <w:r>
-        <w:rPr>
-          <w:rFonts w:ascii="Times New Roman" w:eastAsia="Times New Roman" w:hAnsi="Times New Roman" w:cs="Times New Roman"/>
-          <w:i/>
-          <w:color w:val="FF0000"/>
-          <w:sz w:val="24"/>
-          <w:szCs w:val="24"/>
-          <w:lang w:val="uk-UA"/>
-        </w:rPr>
-        <w:t>Стих</w:t>
-      </w:r>
-      <w:r>
-        <w:rPr>
-          <w:rFonts w:ascii="Times New Roman" w:eastAsia="Times New Roman" w:hAnsi="Times New Roman" w:cs="Times New Roman"/>
-          <w:color w:val="FF0000"/>
-          <w:sz w:val="24"/>
-          <w:szCs w:val="24"/>
-          <w:lang w:val="uk-UA"/>
-        </w:rPr>
-        <w:t xml:space="preserve">: </w:t>
-      </w:r>
-      <w:r>
-        <w:rPr>
-          <w:rFonts w:ascii="Times New Roman" w:eastAsia="Times New Roman" w:hAnsi="Times New Roman" w:cs="Times New Roman"/>
-          <w:sz w:val="24"/>
-          <w:szCs w:val="24"/>
-          <w:u w:val="single"/>
-          <w:lang w:val="uk-UA"/>
-        </w:rPr>
-        <w:t xml:space="preserve">Хваліте Бога у святині його. </w:t>
-      </w:r>
-    </w:p>
-    <w:p>
-      <w:pPr>
-        <w:spacing w:after="120"/>
-        <w:jc w:val="both"/>
-        <w:rPr>
-          <w:rFonts w:ascii="Times New Roman" w:eastAsia="Times New Roman" w:hAnsi="Times New Roman" w:cs="Times New Roman"/>
-          <w:sz w:val="24"/>
-          <w:szCs w:val="24"/>
-          <w:u w:val="single"/>
-          <w:lang w:val="uk-UA"/>
-        </w:rPr>
-      </w:pPr>
-      <w:r>
-        <w:rPr>
-          <w:rFonts w:ascii="Times New Roman" w:eastAsia="Times New Roman" w:hAnsi="Times New Roman" w:cs="Times New Roman"/>
-          <w:i/>
-          <w:color w:val="FF0000"/>
-          <w:sz w:val="24"/>
-          <w:szCs w:val="24"/>
-          <w:lang w:val="uk-UA"/>
-        </w:rPr>
-        <w:t>Стих</w:t>
-      </w:r>
-      <w:r>
-        <w:rPr>
-          <w:rFonts w:ascii="Times New Roman" w:eastAsia="Times New Roman" w:hAnsi="Times New Roman" w:cs="Times New Roman"/>
-          <w:color w:val="FF0000"/>
-          <w:sz w:val="24"/>
-          <w:szCs w:val="24"/>
-          <w:lang w:val="uk-UA"/>
-        </w:rPr>
-        <w:t xml:space="preserve">: </w:t>
-      </w:r>
-      <w:r>
-        <w:rPr>
-          <w:rFonts w:ascii="Times New Roman" w:eastAsia="Times New Roman" w:hAnsi="Times New Roman" w:cs="Times New Roman"/>
-          <w:sz w:val="24"/>
-          <w:szCs w:val="24"/>
-          <w:u w:val="single"/>
-          <w:lang w:val="uk-UA"/>
-        </w:rPr>
-        <w:t>Хваліте його у твердині сили його.</w:t>
-      </w:r>
-    </w:p>
-    <w:p>
-      <w:pPr>
-        <w:spacing w:after="120"/>
-        <w:jc w:val="both"/>
-        <w:rPr>
-          <w:rFonts w:ascii="Times New Roman" w:eastAsia="Times New Roman" w:hAnsi="Times New Roman" w:cs="Times New Roman"/>
-          <w:sz w:val="24"/>
-          <w:szCs w:val="24"/>
-          <w:lang w:val="uk-UA"/>
-        </w:rPr>
-      </w:pPr>
-    </w:p>
-    <w:p>
-      <w:pPr>
-        <w:spacing w:after="120"/>
-        <w:jc w:val="both"/>
-        <w:rPr>
-          <w:rFonts w:ascii="Times New Roman" w:eastAsia="Times New Roman" w:hAnsi="Times New Roman" w:cs="Times New Roman"/>
-          <w:sz w:val="24"/>
-          <w:szCs w:val="24"/>
-          <w:lang w:val="uk-UA"/>
-        </w:rPr>
-      </w:pPr>
-      <w:r>
-        <w:rPr>
-          <w:rFonts w:ascii="Times New Roman" w:eastAsia="Times New Roman" w:hAnsi="Times New Roman" w:cs="Times New Roman"/>
-          <w:sz w:val="24"/>
-          <w:szCs w:val="24"/>
-          <w:lang w:val="uk-UA"/>
-        </w:rPr>
-        <w:t>І щоб удостоїтися нам вислухати святого Євангелія, Господа Бога молім.</w:t>
-      </w:r>
-    </w:p>
-    <w:p>
-      <w:pPr>
-        <w:spacing w:after="120"/>
-        <w:jc w:val="both"/>
-        <w:rPr>
-          <w:rFonts w:ascii="Times New Roman" w:eastAsia="Times New Roman" w:hAnsi="Times New Roman" w:cs="Times New Roman"/>
-          <w:i/>
-          <w:sz w:val="24"/>
-          <w:szCs w:val="24"/>
-          <w:lang w:val="uk-UA"/>
-        </w:rPr>
-      </w:pPr>
-      <w:r>
-        <w:rPr>
-          <w:rFonts w:ascii="Times New Roman" w:eastAsia="Times New Roman" w:hAnsi="Times New Roman" w:cs="Times New Roman"/>
-          <w:i/>
-          <w:color w:val="FF0000"/>
-          <w:sz w:val="24"/>
-          <w:szCs w:val="24"/>
-          <w:lang w:val="uk-UA"/>
-        </w:rPr>
-        <w:t>Вірні:</w:t>
-      </w:r>
-      <w:r>
-        <w:rPr>
-          <w:rFonts w:ascii="Times New Roman" w:eastAsia="Times New Roman" w:hAnsi="Times New Roman" w:cs="Times New Roman"/>
-          <w:color w:val="FF0000"/>
-          <w:sz w:val="24"/>
-          <w:szCs w:val="24"/>
-          <w:lang w:val="uk-UA"/>
-        </w:rPr>
-        <w:t xml:space="preserve"> </w:t>
-      </w:r>
-      <w:r>
-        <w:rPr>
-          <w:rFonts w:ascii="Times New Roman" w:eastAsia="Times New Roman" w:hAnsi="Times New Roman" w:cs="Times New Roman"/>
-          <w:sz w:val="24"/>
-          <w:szCs w:val="24"/>
-          <w:lang w:val="uk-UA"/>
-        </w:rPr>
-        <w:t xml:space="preserve">Господи, помилуй </w:t>
-      </w:r>
-      <w:r>
-        <w:rPr>
-          <w:rFonts w:ascii="Times New Roman" w:eastAsia="Times New Roman" w:hAnsi="Times New Roman" w:cs="Times New Roman"/>
-          <w:i/>
-          <w:color w:val="FF0000"/>
-          <w:sz w:val="24"/>
-          <w:szCs w:val="24"/>
-          <w:lang w:val="uk-UA"/>
-        </w:rPr>
-        <w:t>(3 р.)</w:t>
-      </w:r>
-      <w:r>
-        <w:rPr>
-          <w:rFonts w:ascii="Times New Roman" w:eastAsia="Times New Roman" w:hAnsi="Times New Roman" w:cs="Times New Roman"/>
-          <w:i/>
-          <w:sz w:val="24"/>
-          <w:szCs w:val="24"/>
-          <w:lang w:val="uk-UA"/>
-        </w:rPr>
-        <w:t>.</w:t>
-      </w:r>
-    </w:p>
-    <w:p>
-      <w:pPr>
-        <w:spacing w:after="120"/>
-        <w:jc w:val="both"/>
-        <w:rPr>
-          <w:rFonts w:ascii="Times New Roman" w:eastAsia="Times New Roman" w:hAnsi="Times New Roman" w:cs="Times New Roman"/>
-          <w:sz w:val="24"/>
-          <w:szCs w:val="24"/>
-          <w:lang w:val="uk-UA"/>
-        </w:rPr>
-      </w:pPr>
-      <w:r>
-        <w:rPr>
-          <w:rFonts w:ascii="Times New Roman" w:eastAsia="Times New Roman" w:hAnsi="Times New Roman" w:cs="Times New Roman"/>
-          <w:sz w:val="24"/>
-          <w:szCs w:val="24"/>
-          <w:lang w:val="uk-UA"/>
-        </w:rPr>
-        <w:t>Премудрість, прості, вислухаймо святого Євангелія.</w:t>
-      </w:r>
-    </w:p>
-    <w:p>
-      <w:pPr>
-        <w:spacing w:after="120"/>
-        <w:jc w:val="both"/>
-        <w:rPr>
-          <w:rFonts w:ascii="Times New Roman" w:eastAsia="Times New Roman" w:hAnsi="Times New Roman" w:cs="Times New Roman"/>
-          <w:sz w:val="24"/>
-          <w:szCs w:val="24"/>
-          <w:lang w:val="uk-UA"/>
-        </w:rPr>
-      </w:pPr>
-      <w:r>
-        <w:rPr>
-          <w:rFonts w:ascii="Times New Roman" w:eastAsia="Times New Roman" w:hAnsi="Times New Roman" w:cs="Times New Roman"/>
-          <w:i/>
-          <w:color w:val="FF0000"/>
-          <w:sz w:val="24"/>
-          <w:szCs w:val="24"/>
-          <w:lang w:val="uk-UA"/>
-        </w:rPr>
-        <w:t>Священник:</w:t>
-      </w:r>
-      <w:r>
-        <w:rPr>
-          <w:rFonts w:ascii="Times New Roman" w:eastAsia="Times New Roman" w:hAnsi="Times New Roman" w:cs="Times New Roman"/>
-          <w:color w:val="FF0000"/>
-          <w:sz w:val="24"/>
-          <w:szCs w:val="24"/>
-          <w:lang w:val="uk-UA"/>
-        </w:rPr>
-        <w:t xml:space="preserve"> </w:t>
-      </w:r>
-      <w:r>
-        <w:rPr>
-          <w:rFonts w:ascii="Times New Roman" w:eastAsia="Times New Roman" w:hAnsi="Times New Roman" w:cs="Times New Roman"/>
-          <w:sz w:val="24"/>
-          <w:szCs w:val="24"/>
-          <w:lang w:val="uk-UA"/>
-        </w:rPr>
-        <w:t>Мир всім!</w:t>
-      </w:r>
-    </w:p>
-    <w:p>
-      <w:pPr>
-        <w:spacing w:after="120"/>
-        <w:jc w:val="both"/>
-        <w:rPr>
-          <w:rFonts w:ascii="Times New Roman" w:eastAsia="Times New Roman" w:hAnsi="Times New Roman" w:cs="Times New Roman"/>
-          <w:sz w:val="24"/>
-          <w:szCs w:val="24"/>
-          <w:lang w:val="uk-UA"/>
-        </w:rPr>
-      </w:pPr>
-      <w:r>
-        <w:rPr>
-          <w:rFonts w:ascii="Times New Roman" w:eastAsia="Times New Roman" w:hAnsi="Times New Roman" w:cs="Times New Roman"/>
-          <w:i/>
-          <w:color w:val="FF0000"/>
-          <w:sz w:val="24"/>
-          <w:szCs w:val="24"/>
-          <w:lang w:val="uk-UA"/>
-        </w:rPr>
-        <w:t>Вірні:</w:t>
-      </w:r>
-      <w:r>
-        <w:rPr>
-          <w:rFonts w:ascii="Times New Roman" w:eastAsia="Times New Roman" w:hAnsi="Times New Roman" w:cs="Times New Roman"/>
-          <w:sz w:val="24"/>
-          <w:szCs w:val="24"/>
-          <w:lang w:val="uk-UA"/>
-        </w:rPr>
-        <w:t xml:space="preserve"> І духові твоєму.</w:t>
-      </w:r>
-    </w:p>
-    <w:p>
-      <w:pPr>
-        <w:spacing w:after="120"/>
-        <w:jc w:val="both"/>
-        <w:rPr>
-          <w:rFonts w:ascii="Times New Roman" w:eastAsia="Times New Roman" w:hAnsi="Times New Roman" w:cs="Times New Roman"/>
-          <w:sz w:val="24"/>
-          <w:szCs w:val="24"/>
-          <w:lang w:val="uk-UA"/>
-        </w:rPr>
-      </w:pPr>
-      <w:r>
-        <w:rPr>
-          <w:rFonts w:ascii="Times New Roman" w:eastAsia="Times New Roman" w:hAnsi="Times New Roman" w:cs="Times New Roman"/>
-          <w:i/>
-          <w:color w:val="FF0000"/>
-          <w:sz w:val="24"/>
-          <w:szCs w:val="24"/>
-          <w:lang w:val="uk-UA"/>
-        </w:rPr>
-        <w:t>Священник:</w:t>
-      </w:r>
-      <w:r>
-        <w:rPr>
-          <w:rFonts w:ascii="Times New Roman" w:eastAsia="Times New Roman" w:hAnsi="Times New Roman" w:cs="Times New Roman"/>
-          <w:color w:val="FF0000"/>
-          <w:sz w:val="24"/>
-          <w:szCs w:val="24"/>
-          <w:lang w:val="uk-UA"/>
-        </w:rPr>
-        <w:t xml:space="preserve"> </w:t>
-      </w:r>
-      <w:r>
-        <w:rPr>
-          <w:rFonts w:ascii="Times New Roman" w:eastAsia="Times New Roman" w:hAnsi="Times New Roman" w:cs="Times New Roman"/>
-          <w:sz w:val="24"/>
-          <w:szCs w:val="24"/>
-          <w:lang w:val="uk-UA"/>
-        </w:rPr>
-        <w:t xml:space="preserve">Від </w:t>
-      </w:r>
-      <w:r>
-        <w:rPr>
-          <w:rFonts w:ascii="Times New Roman" w:eastAsia="Times New Roman" w:hAnsi="Times New Roman" w:cs="Times New Roman"/>
-          <w:i/>
-          <w:color w:val="FF0000"/>
-          <w:sz w:val="24"/>
-          <w:szCs w:val="24"/>
-          <w:highlight w:val="yellow"/>
-        </w:rPr>
-        <w:t>ВКАЗАТИ</w:t>
-      </w:r>
-      <w:r>
-        <w:rPr>
-          <w:rFonts w:ascii="Times New Roman" w:eastAsia="Times New Roman" w:hAnsi="Times New Roman" w:cs="Times New Roman"/>
-          <w:sz w:val="24"/>
-          <w:szCs w:val="24"/>
-        </w:rPr>
-        <w:t xml:space="preserve"> </w:t>
-      </w:r>
-      <w:r>
-        <w:rPr>
-          <w:rFonts w:ascii="Times New Roman" w:eastAsia="Times New Roman" w:hAnsi="Times New Roman" w:cs="Times New Roman"/>
-          <w:sz w:val="24"/>
-          <w:szCs w:val="24"/>
-          <w:lang w:val="uk-UA"/>
-        </w:rPr>
-        <w:t>святого Євангелія читання.</w:t>
-      </w:r>
-    </w:p>
-    <w:p>
-      <w:pPr>
-        <w:spacing w:after="120"/>
-        <w:jc w:val="both"/>
-        <w:rPr>
-          <w:rFonts w:ascii="Times New Roman" w:eastAsia="Times New Roman" w:hAnsi="Times New Roman" w:cs="Times New Roman"/>
-          <w:sz w:val="24"/>
-          <w:szCs w:val="24"/>
-          <w:lang w:val="uk-UA"/>
-        </w:rPr>
-      </w:pPr>
-      <w:r>
-        <w:rPr>
-          <w:rFonts w:ascii="Times New Roman" w:eastAsia="Times New Roman" w:hAnsi="Times New Roman" w:cs="Times New Roman"/>
-          <w:i/>
-          <w:color w:val="FF0000"/>
-          <w:sz w:val="24"/>
-          <w:szCs w:val="24"/>
-          <w:lang w:val="uk-UA"/>
-        </w:rPr>
-        <w:t>Вірні:</w:t>
-      </w:r>
-      <w:r>
-        <w:rPr>
-          <w:rFonts w:ascii="Times New Roman" w:eastAsia="Times New Roman" w:hAnsi="Times New Roman" w:cs="Times New Roman"/>
-          <w:sz w:val="24"/>
-          <w:szCs w:val="24"/>
-          <w:lang w:val="uk-UA"/>
-        </w:rPr>
-        <w:t xml:space="preserve"> Слава тобі, Господи, слава тобі.</w:t>
-      </w:r>
-    </w:p>
-    <w:p>
-      <w:pPr>
-        <w:spacing w:after="120"/>
-        <w:jc w:val="both"/>
-        <w:rPr>
-          <w:rFonts w:ascii="Times New Roman" w:eastAsia="Times New Roman" w:hAnsi="Times New Roman" w:cs="Times New Roman"/>
-          <w:sz w:val="24"/>
-          <w:szCs w:val="24"/>
-          <w:lang w:val="uk-UA"/>
-        </w:rPr>
-      </w:pPr>
-      <w:r>
-        <w:rPr>
-          <w:rFonts w:ascii="Times New Roman" w:eastAsia="Times New Roman" w:hAnsi="Times New Roman" w:cs="Times New Roman"/>
-          <w:sz w:val="24"/>
-          <w:szCs w:val="24"/>
-          <w:lang w:val="uk-UA"/>
-        </w:rPr>
-        <w:t>Будьмо уважні.</w:t>
-      </w:r>
-    </w:p>
-    <w:p>
-      <w:pPr>
-        <w:spacing w:after="120"/>
-        <w:jc w:val="both"/>
-        <w:rPr>
-          <w:rFonts w:ascii="Times New Roman" w:eastAsia="Times New Roman" w:hAnsi="Times New Roman" w:cs="Times New Roman"/>
-          <w:i/>
-          <w:color w:val="FF0000"/>
-          <w:sz w:val="24"/>
-          <w:szCs w:val="24"/>
-          <w:lang w:val="uk-UA"/>
-        </w:rPr>
-      </w:pPr>
-      <w:r>
-        <w:rPr>
-          <w:rFonts w:ascii="Times New Roman" w:eastAsia="Times New Roman" w:hAnsi="Times New Roman" w:cs="Times New Roman"/>
-          <w:i/>
-          <w:color w:val="FF0000"/>
-          <w:sz w:val="24"/>
-          <w:szCs w:val="24"/>
-          <w:lang w:val="uk-UA"/>
-        </w:rPr>
-        <w:t>Священник сам читає Євангеліє.</w:t>
-      </w:r>
-    </w:p>
-    <w:p>
-      <w:pPr>
-        <w:spacing w:after="120"/>
-        <w:jc w:val="both"/>
-        <w:rPr>
-          <w:rFonts w:ascii="Times New Roman" w:hAnsi="Times New Roman" w:cs="Times New Roman"/>
-          <w:i/>
-          <w:color w:val="FF0000"/>
-          <w:sz w:val="24"/>
-          <w:szCs w:val="24"/>
-        </w:rPr>
-      </w:pPr>
-      <w:r>
-        <w:rPr>
-          <w:rFonts w:ascii="Times New Roman" w:eastAsia="Times New Roman" w:hAnsi="Times New Roman" w:cs="Times New Roman"/>
-          <w:i/>
-          <w:color w:val="FF0000"/>
-          <w:sz w:val="24"/>
-          <w:szCs w:val="24"/>
-          <w:highlight w:val="yellow"/>
-        </w:rPr>
         <w:t>ТЕКСТ ЄВАНГЕЛІЯ</w:t>
       </w:r>
     </w:p>
@@ -15299,7 +15774,6 @@
           <w:szCs w:val="24"/>
           <w:lang w:val="uk-UA"/>
         </w:rPr>
-        <w:lastRenderedPageBreak/>
         <w:t>Відверни лице твоє від гріхів моїх,* і всі беззаконня мої очисти.</w:t>
       </w:r>
     </w:p>
@@ -15540,6 +16014,7 @@
           <w:rFonts w:ascii="Times New Roman" w:hAnsi="Times New Roman" w:cs="Times New Roman"/>
           <w:lang w:val="uk-UA"/>
         </w:rPr>
+        <w:lastRenderedPageBreak/>
         <w:t>#</w:t>
       </w:r>
       <w:r>
@@ -15837,17 +16312,7 @@
           <w:szCs w:val="24"/>
           <w:lang w:val="uk-UA"/>
         </w:rPr>
-        <w:t xml:space="preserve">Спаси́, Бо́же, наро́д Твій і благослови́ спадкоє́мство Твоє́, навідай світ Твій ми́лістю і щедро́тами, вознеси́ ріг христия́н правосла́вних і зішли́ на нас бага́ті Твої ми́лості: моли́твами всепречи́стої Влади́чиці на́шої Богоро́диці і Приснодіви Марії, си́лою чесно́го і животворя́щого Хреста́, засту́пництвом чесни́х Небе́сних Сил безплотних, чесно́го, сла́вного проро́ка, Предте́чі і Хрести́теля Йоа́на, святи́х сла́вних і всехва́льних Апо́столів; святи́х отців на́ших і вселе́нських вели́ких учителів і святи́телів Васи́лія Вели́кого, Григо́рія Богосло́ва та Йоа́на Золотоу́стого; Атана́сія і Кири́ла; свято́го отця́ на́шого Микола́я, архиєпи́скопа Мир </w:t>
-      </w:r>
-      <w:r>
-        <w:rPr>
-          <w:rFonts w:ascii="Times New Roman" w:eastAsia="Times New Roman" w:hAnsi="Times New Roman" w:cs="Times New Roman"/>
-          <w:sz w:val="24"/>
-          <w:szCs w:val="24"/>
-          <w:lang w:val="uk-UA"/>
-        </w:rPr>
-        <w:lastRenderedPageBreak/>
-        <w:t xml:space="preserve">Лікійських, чудотво́рця; святи́х рівноапо́стольних Кири́ла і Мето́дія, учителів слов’я́нських; свято́го благовірного і рівноапо́стольного вели́кого кня́зя Володи́мира і блаже́нної вели́кої княги́ні Ольги; свято́го священному́ченика Йосафа́та; святи́х сла́вних і добропобідних му́чеників; блаже́нних новому́чеників та ісповідників українських; преподо́бних і богоно́сних отців на́ших Антонія і Теодо́сія Пече́рських та інших преподо́бних і богоно́сних отців на́ших; святи́х і пра́ведних богоотців Йоаки́ма і Анни; і свято́го </w:t>
+        <w:t xml:space="preserve">Спаси́, Бо́же, наро́д Твій і благослови́ спадкоє́мство Твоє́, навідай світ Твій ми́лістю і щедро́тами, вознеси́ ріг христия́н правосла́вних і зішли́ на нас бага́ті Твої ми́лості: моли́твами всепречи́стої Влади́чиці на́шої Богоро́диці і Приснодіви Марії, си́лою чесно́го і животворя́щого Хреста́, засту́пництвом чесни́х Небе́сних Сил безплотних, чесно́го, сла́вного проро́ка, Предте́чі і Хрести́теля Йоа́на, святи́х сла́вних і всехва́льних Апо́столів; святи́х отців на́ших і вселе́нських вели́ких учителів і святи́телів Васи́лія Вели́кого, Григо́рія Богосло́ва та Йоа́на Золотоу́стого; Атана́сія і Кири́ла; свято́го отця́ на́шого Микола́я, архиєпи́скопа Мир Лікійських, чудотво́рця; святи́х рівноапо́стольних Кири́ла і Мето́дія, учителів слов’я́нських; свято́го благовірного і рівноапо́стольного вели́кого кня́зя Володи́мира і блаже́нної вели́кої княги́ні Ольги; свято́го священному́ченика Йосафа́та; святи́х сла́вних і добропобідних му́чеників; блаже́нних новому́чеників та ісповідників українських; преподо́бних і богоно́сних отців на́ших Антонія і Теодо́сія Пече́рських та інших преподо́бних і богоно́сних отців на́ших; святи́х і пра́ведних богоотців Йоаки́ма і Анни; і свято́го </w:t>
       </w:r>
       <w:r>
         <w:rPr>
@@ -15985,6 +16450,7 @@
           <w:szCs w:val="24"/>
           <w:lang w:val="uk-UA"/>
         </w:rPr>
+        <w:lastRenderedPageBreak/>
         <w:t xml:space="preserve">Священник: </w:t>
       </w:r>
       <w:r>
@@ -16384,7 +16850,6 @@
           <w:szCs w:val="24"/>
           <w:lang w:val="uk-UA"/>
         </w:rPr>
-        <w:lastRenderedPageBreak/>
         <w:t>Вірні:</w:t>
       </w:r>
       <w:r>
@@ -16635,6 +17100,7 @@
           <w:u w:val="single"/>
           <w:lang w:val="uk-UA"/>
         </w:rPr>
+        <w:lastRenderedPageBreak/>
         <w:t>[Благодаримо Тебе, Господи, Боже спасіння нашого, бо ти все робиш для добра життя нашого, щоб ми завжди на тебе споглядали, Спасителю й Доброчинцю душ наших. Бо ти дав спокій нам у час минулої ночі й підвів нас, щоб ми поклонялися величному імені твоєму. Тому молимо тебе, Господи: Дай нам ласку й силу, щоб ми стали гідними співати тобі розумно й молитися безупинно та в страсі і тремтінні над нашим спасінням працювали, при заступництві Христа твого. Пом'яни, Господи, і тих, що вночі до тебе кличуть. Вислухай їх і помилуй, і круши під ноги їх невидимих і войовничих ворогів.]</w:t>
       </w:r>
     </w:p>
@@ -17003,7 +17469,6 @@
           <w:rFonts w:ascii="Times New Roman" w:hAnsi="Times New Roman" w:cs="Times New Roman"/>
           <w:lang w:val="uk-UA"/>
         </w:rPr>
-        <w:lastRenderedPageBreak/>
         <w:t>#достойно</w:t>
       </w:r>
     </w:p>
@@ -17258,6 +17723,7 @@
           <w:u w:val="single"/>
           <w:lang w:val="uk-UA"/>
         </w:rPr>
+        <w:lastRenderedPageBreak/>
         <w:t>[Боже, Боже наш! Ти сотворив розумні й духовні сили своєю волею. Тебе просимо й Тобі молимося: Прийми наші посильні величання з усіма Твоїми творіннями і збагати щедрими даруваннями Твоєї ласки. Бо перед Тобою згинається всяке коліно: на небі, на землі й під землею, і все, що живе, і все створіння оспівує неосяжну Твою славу, бо Ти Бог правдивий і вельми милостивий.]</w:t>
       </w:r>
     </w:p>
@@ -17753,286 +18219,286 @@
           <w:szCs w:val="24"/>
           <w:lang w:val="uk-UA"/>
         </w:rPr>
+        <w:t>Нехай вони ім'я Господнє хвалять,* бо він повелів, і створились.</w:t>
+      </w:r>
+    </w:p>
+    <w:p>
+      <w:pPr>
+        <w:spacing w:after="120"/>
+        <w:jc w:val="both"/>
+        <w:rPr>
+          <w:rFonts w:ascii="Times New Roman" w:eastAsia="Times New Roman" w:hAnsi="Times New Roman" w:cs="Times New Roman"/>
+          <w:sz w:val="24"/>
+          <w:szCs w:val="24"/>
+          <w:lang w:val="uk-UA"/>
+        </w:rPr>
+      </w:pPr>
+      <w:r>
+        <w:rPr>
+          <w:rFonts w:ascii="Times New Roman" w:eastAsia="Times New Roman" w:hAnsi="Times New Roman" w:cs="Times New Roman"/>
+          <w:sz w:val="24"/>
+          <w:szCs w:val="24"/>
+          <w:lang w:val="uk-UA"/>
+        </w:rPr>
+        <w:t>Поставив їх на віки віків* і дав закон, що не перейде.</w:t>
+      </w:r>
+    </w:p>
+    <w:p>
+      <w:pPr>
+        <w:spacing w:after="120"/>
+        <w:jc w:val="both"/>
+        <w:rPr>
+          <w:rFonts w:ascii="Times New Roman" w:eastAsia="Times New Roman" w:hAnsi="Times New Roman" w:cs="Times New Roman"/>
+          <w:sz w:val="24"/>
+          <w:szCs w:val="24"/>
+          <w:lang w:val="uk-UA"/>
+        </w:rPr>
+      </w:pPr>
+      <w:r>
+        <w:rPr>
+          <w:rFonts w:ascii="Times New Roman" w:eastAsia="Times New Roman" w:hAnsi="Times New Roman" w:cs="Times New Roman"/>
+          <w:sz w:val="24"/>
+          <w:szCs w:val="24"/>
+          <w:lang w:val="uk-UA"/>
+        </w:rPr>
+        <w:t>Хваліте Господа з землі,* кити і всі морські безодні;</w:t>
+      </w:r>
+    </w:p>
+    <w:p>
+      <w:pPr>
+        <w:spacing w:after="120"/>
+        <w:jc w:val="both"/>
+        <w:rPr>
+          <w:rFonts w:ascii="Times New Roman" w:eastAsia="Times New Roman" w:hAnsi="Times New Roman" w:cs="Times New Roman"/>
+          <w:sz w:val="24"/>
+          <w:szCs w:val="24"/>
+          <w:lang w:val="uk-UA"/>
+        </w:rPr>
+      </w:pPr>
+      <w:r>
+        <w:rPr>
+          <w:rFonts w:ascii="Times New Roman" w:eastAsia="Times New Roman" w:hAnsi="Times New Roman" w:cs="Times New Roman"/>
+          <w:sz w:val="24"/>
+          <w:szCs w:val="24"/>
+          <w:lang w:val="uk-UA"/>
+        </w:rPr>
+        <w:t>Вогонь і град, сніг і туман,* і буйний вітер, який виконує його слово;</w:t>
+      </w:r>
+    </w:p>
+    <w:p>
+      <w:pPr>
+        <w:spacing w:after="120"/>
+        <w:jc w:val="both"/>
+        <w:rPr>
+          <w:rFonts w:ascii="Times New Roman" w:eastAsia="Times New Roman" w:hAnsi="Times New Roman" w:cs="Times New Roman"/>
+          <w:sz w:val="24"/>
+          <w:szCs w:val="24"/>
+          <w:lang w:val="uk-UA"/>
+        </w:rPr>
+      </w:pPr>
+      <w:r>
+        <w:rPr>
+          <w:rFonts w:ascii="Times New Roman" w:eastAsia="Times New Roman" w:hAnsi="Times New Roman" w:cs="Times New Roman"/>
+          <w:sz w:val="24"/>
+          <w:szCs w:val="24"/>
+          <w:lang w:val="uk-UA"/>
+        </w:rPr>
+        <w:t>Гори й усі пагорби,* садовина й усі кедри;</w:t>
+      </w:r>
+    </w:p>
+    <w:p>
+      <w:pPr>
+        <w:spacing w:after="120"/>
+        <w:jc w:val="both"/>
+        <w:rPr>
+          <w:rFonts w:ascii="Times New Roman" w:eastAsia="Times New Roman" w:hAnsi="Times New Roman" w:cs="Times New Roman"/>
+          <w:sz w:val="24"/>
+          <w:szCs w:val="24"/>
+          <w:lang w:val="uk-UA"/>
+        </w:rPr>
+      </w:pPr>
+      <w:r>
+        <w:rPr>
+          <w:rFonts w:ascii="Times New Roman" w:eastAsia="Times New Roman" w:hAnsi="Times New Roman" w:cs="Times New Roman"/>
+          <w:sz w:val="24"/>
+          <w:szCs w:val="24"/>
+          <w:lang w:val="uk-UA"/>
+        </w:rPr>
+        <w:t>Звір дикий і скот усілякий,* гад і птах крилатий;</w:t>
+      </w:r>
+    </w:p>
+    <w:p>
+      <w:pPr>
+        <w:spacing w:after="120"/>
+        <w:jc w:val="both"/>
+        <w:rPr>
+          <w:rFonts w:ascii="Times New Roman" w:eastAsia="Times New Roman" w:hAnsi="Times New Roman" w:cs="Times New Roman"/>
+          <w:sz w:val="24"/>
+          <w:szCs w:val="24"/>
+          <w:lang w:val="uk-UA"/>
+        </w:rPr>
+      </w:pPr>
+      <w:r>
+        <w:rPr>
+          <w:rFonts w:ascii="Times New Roman" w:eastAsia="Times New Roman" w:hAnsi="Times New Roman" w:cs="Times New Roman"/>
+          <w:sz w:val="24"/>
+          <w:szCs w:val="24"/>
+          <w:lang w:val="uk-UA"/>
+        </w:rPr>
+        <w:t>Царі землі й усі народи,* князі й усі земні судді;</w:t>
+      </w:r>
+    </w:p>
+    <w:p>
+      <w:pPr>
+        <w:spacing w:after="120"/>
+        <w:jc w:val="both"/>
+        <w:rPr>
+          <w:rFonts w:ascii="Times New Roman" w:eastAsia="Times New Roman" w:hAnsi="Times New Roman" w:cs="Times New Roman"/>
+          <w:sz w:val="24"/>
+          <w:szCs w:val="24"/>
+          <w:lang w:val="uk-UA"/>
+        </w:rPr>
+      </w:pPr>
+      <w:r>
+        <w:rPr>
+          <w:rFonts w:ascii="Times New Roman" w:eastAsia="Times New Roman" w:hAnsi="Times New Roman" w:cs="Times New Roman"/>
+          <w:sz w:val="24"/>
+          <w:szCs w:val="24"/>
+          <w:lang w:val="uk-UA"/>
+        </w:rPr>
+        <w:t>Хлопці й дівчата,* старі разом з юнацтвом.</w:t>
+      </w:r>
+    </w:p>
+    <w:p>
+      <w:pPr>
+        <w:spacing w:after="120"/>
+        <w:jc w:val="both"/>
+        <w:rPr>
+          <w:rFonts w:ascii="Times New Roman" w:eastAsia="Times New Roman" w:hAnsi="Times New Roman" w:cs="Times New Roman"/>
+          <w:sz w:val="24"/>
+          <w:szCs w:val="24"/>
+          <w:lang w:val="uk-UA"/>
+        </w:rPr>
+      </w:pPr>
+      <w:r>
+        <w:rPr>
+          <w:rFonts w:ascii="Times New Roman" w:eastAsia="Times New Roman" w:hAnsi="Times New Roman" w:cs="Times New Roman"/>
+          <w:sz w:val="24"/>
+          <w:szCs w:val="24"/>
+          <w:lang w:val="uk-UA"/>
+        </w:rPr>
+        <w:t>Нехай ім'я Господнє хвалять, високе бо ім'я його єдине.* Велич його понад землю й небо.</w:t>
+      </w:r>
+    </w:p>
+    <w:p>
+      <w:pPr>
+        <w:spacing w:after="120"/>
+        <w:jc w:val="both"/>
+        <w:rPr>
+          <w:rFonts w:ascii="Times New Roman" w:eastAsia="Times New Roman" w:hAnsi="Times New Roman" w:cs="Times New Roman"/>
+          <w:sz w:val="24"/>
+          <w:szCs w:val="24"/>
+          <w:lang w:val="uk-UA"/>
+        </w:rPr>
+      </w:pPr>
+      <w:r>
+        <w:rPr>
+          <w:rFonts w:ascii="Times New Roman" w:eastAsia="Times New Roman" w:hAnsi="Times New Roman" w:cs="Times New Roman"/>
+          <w:sz w:val="24"/>
+          <w:szCs w:val="24"/>
+          <w:lang w:val="uk-UA"/>
+        </w:rPr>
+        <w:t>Він підняв ріг народу свого.* Хвала всім його святим, синам Ізраїля, народові, що йому близький.</w:t>
+      </w:r>
+    </w:p>
+    <w:p>
+      <w:pPr>
+        <w:spacing w:after="120"/>
+        <w:jc w:val="center"/>
+        <w:rPr>
+          <w:rFonts w:ascii="Times New Roman" w:eastAsia="Times New Roman" w:hAnsi="Times New Roman" w:cs="Times New Roman"/>
+          <w:b/>
+          <w:i/>
+          <w:color w:val="FF0000"/>
+          <w:sz w:val="24"/>
+          <w:szCs w:val="24"/>
+          <w:lang w:val="uk-UA"/>
+        </w:rPr>
+      </w:pPr>
+      <w:r>
+        <w:rPr>
+          <w:rFonts w:ascii="Times New Roman" w:eastAsia="Times New Roman" w:hAnsi="Times New Roman" w:cs="Times New Roman"/>
+          <w:b/>
+          <w:i/>
+          <w:color w:val="FF0000"/>
+          <w:sz w:val="24"/>
+          <w:szCs w:val="24"/>
+          <w:lang w:val="uk-UA"/>
+        </w:rPr>
+        <w:t>Псалом 149</w:t>
+      </w:r>
+    </w:p>
+    <w:p>
+      <w:pPr>
+        <w:spacing w:after="120"/>
+        <w:jc w:val="both"/>
+        <w:rPr>
+          <w:rFonts w:ascii="Times New Roman" w:eastAsia="Times New Roman" w:hAnsi="Times New Roman" w:cs="Times New Roman"/>
+          <w:sz w:val="24"/>
+          <w:szCs w:val="24"/>
+          <w:lang w:val="uk-UA"/>
+        </w:rPr>
+      </w:pPr>
+      <w:r>
+        <w:rPr>
+          <w:rFonts w:ascii="Times New Roman" w:eastAsia="Times New Roman" w:hAnsi="Times New Roman" w:cs="Times New Roman"/>
+          <w:sz w:val="24"/>
+          <w:szCs w:val="24"/>
+          <w:lang w:val="uk-UA"/>
+        </w:rPr>
+        <w:t>Співайте Господеві нову пісню,* а хвалу йому на зборі праведників.</w:t>
+      </w:r>
+    </w:p>
+    <w:p>
+      <w:pPr>
+        <w:spacing w:after="120"/>
+        <w:jc w:val="both"/>
+        <w:rPr>
+          <w:rFonts w:ascii="Times New Roman" w:eastAsia="Times New Roman" w:hAnsi="Times New Roman" w:cs="Times New Roman"/>
+          <w:sz w:val="24"/>
+          <w:szCs w:val="24"/>
+          <w:lang w:val="uk-UA"/>
+        </w:rPr>
+      </w:pPr>
+      <w:r>
+        <w:rPr>
+          <w:rFonts w:ascii="Times New Roman" w:eastAsia="Times New Roman" w:hAnsi="Times New Roman" w:cs="Times New Roman"/>
+          <w:sz w:val="24"/>
+          <w:szCs w:val="24"/>
+          <w:lang w:val="uk-UA"/>
+        </w:rPr>
+        <w:t>Нехай Ізраїль своїм Творцем радіє,* нехай своїм царем сини Сіону веселяться.</w:t>
+      </w:r>
+    </w:p>
+    <w:p>
+      <w:pPr>
+        <w:spacing w:after="120"/>
+        <w:jc w:val="both"/>
+        <w:rPr>
+          <w:rFonts w:ascii="Times New Roman" w:eastAsia="Times New Roman" w:hAnsi="Times New Roman" w:cs="Times New Roman"/>
+          <w:sz w:val="24"/>
+          <w:szCs w:val="24"/>
+          <w:lang w:val="uk-UA"/>
+        </w:rPr>
+      </w:pPr>
+      <w:r>
+        <w:rPr>
+          <w:rFonts w:ascii="Times New Roman" w:eastAsia="Times New Roman" w:hAnsi="Times New Roman" w:cs="Times New Roman"/>
+          <w:sz w:val="24"/>
+          <w:szCs w:val="24"/>
+          <w:lang w:val="uk-UA"/>
+        </w:rPr>
         <w:lastRenderedPageBreak/>
-        <w:t>Нехай вони ім'я Господнє хвалять,* бо він повелів, і створились.</w:t>
-      </w:r>
-    </w:p>
-    <w:p>
-      <w:pPr>
-        <w:spacing w:after="120"/>
-        <w:jc w:val="both"/>
-        <w:rPr>
-          <w:rFonts w:ascii="Times New Roman" w:eastAsia="Times New Roman" w:hAnsi="Times New Roman" w:cs="Times New Roman"/>
-          <w:sz w:val="24"/>
-          <w:szCs w:val="24"/>
-          <w:lang w:val="uk-UA"/>
-        </w:rPr>
-      </w:pPr>
-      <w:r>
-        <w:rPr>
-          <w:rFonts w:ascii="Times New Roman" w:eastAsia="Times New Roman" w:hAnsi="Times New Roman" w:cs="Times New Roman"/>
-          <w:sz w:val="24"/>
-          <w:szCs w:val="24"/>
-          <w:lang w:val="uk-UA"/>
-        </w:rPr>
-        <w:t>Поставив їх на віки віків* і дав закон, що не перейде.</w:t>
-      </w:r>
-    </w:p>
-    <w:p>
-      <w:pPr>
-        <w:spacing w:after="120"/>
-        <w:jc w:val="both"/>
-        <w:rPr>
-          <w:rFonts w:ascii="Times New Roman" w:eastAsia="Times New Roman" w:hAnsi="Times New Roman" w:cs="Times New Roman"/>
-          <w:sz w:val="24"/>
-          <w:szCs w:val="24"/>
-          <w:lang w:val="uk-UA"/>
-        </w:rPr>
-      </w:pPr>
-      <w:r>
-        <w:rPr>
-          <w:rFonts w:ascii="Times New Roman" w:eastAsia="Times New Roman" w:hAnsi="Times New Roman" w:cs="Times New Roman"/>
-          <w:sz w:val="24"/>
-          <w:szCs w:val="24"/>
-          <w:lang w:val="uk-UA"/>
-        </w:rPr>
-        <w:t>Хваліте Господа з землі,* кити і всі морські безодні;</w:t>
-      </w:r>
-    </w:p>
-    <w:p>
-      <w:pPr>
-        <w:spacing w:after="120"/>
-        <w:jc w:val="both"/>
-        <w:rPr>
-          <w:rFonts w:ascii="Times New Roman" w:eastAsia="Times New Roman" w:hAnsi="Times New Roman" w:cs="Times New Roman"/>
-          <w:sz w:val="24"/>
-          <w:szCs w:val="24"/>
-          <w:lang w:val="uk-UA"/>
-        </w:rPr>
-      </w:pPr>
-      <w:r>
-        <w:rPr>
-          <w:rFonts w:ascii="Times New Roman" w:eastAsia="Times New Roman" w:hAnsi="Times New Roman" w:cs="Times New Roman"/>
-          <w:sz w:val="24"/>
-          <w:szCs w:val="24"/>
-          <w:lang w:val="uk-UA"/>
-        </w:rPr>
-        <w:t>Вогонь і град, сніг і туман,* і буйний вітер, який виконує його слово;</w:t>
-      </w:r>
-    </w:p>
-    <w:p>
-      <w:pPr>
-        <w:spacing w:after="120"/>
-        <w:jc w:val="both"/>
-        <w:rPr>
-          <w:rFonts w:ascii="Times New Roman" w:eastAsia="Times New Roman" w:hAnsi="Times New Roman" w:cs="Times New Roman"/>
-          <w:sz w:val="24"/>
-          <w:szCs w:val="24"/>
-          <w:lang w:val="uk-UA"/>
-        </w:rPr>
-      </w:pPr>
-      <w:r>
-        <w:rPr>
-          <w:rFonts w:ascii="Times New Roman" w:eastAsia="Times New Roman" w:hAnsi="Times New Roman" w:cs="Times New Roman"/>
-          <w:sz w:val="24"/>
-          <w:szCs w:val="24"/>
-          <w:lang w:val="uk-UA"/>
-        </w:rPr>
-        <w:t>Гори й усі пагорби,* садовина й усі кедри;</w:t>
-      </w:r>
-    </w:p>
-    <w:p>
-      <w:pPr>
-        <w:spacing w:after="120"/>
-        <w:jc w:val="both"/>
-        <w:rPr>
-          <w:rFonts w:ascii="Times New Roman" w:eastAsia="Times New Roman" w:hAnsi="Times New Roman" w:cs="Times New Roman"/>
-          <w:sz w:val="24"/>
-          <w:szCs w:val="24"/>
-          <w:lang w:val="uk-UA"/>
-        </w:rPr>
-      </w:pPr>
-      <w:r>
-        <w:rPr>
-          <w:rFonts w:ascii="Times New Roman" w:eastAsia="Times New Roman" w:hAnsi="Times New Roman" w:cs="Times New Roman"/>
-          <w:sz w:val="24"/>
-          <w:szCs w:val="24"/>
-          <w:lang w:val="uk-UA"/>
-        </w:rPr>
-        <w:t>Звір дикий і скот усілякий,* гад і птах крилатий;</w:t>
-      </w:r>
-    </w:p>
-    <w:p>
-      <w:pPr>
-        <w:spacing w:after="120"/>
-        <w:jc w:val="both"/>
-        <w:rPr>
-          <w:rFonts w:ascii="Times New Roman" w:eastAsia="Times New Roman" w:hAnsi="Times New Roman" w:cs="Times New Roman"/>
-          <w:sz w:val="24"/>
-          <w:szCs w:val="24"/>
-          <w:lang w:val="uk-UA"/>
-        </w:rPr>
-      </w:pPr>
-      <w:r>
-        <w:rPr>
-          <w:rFonts w:ascii="Times New Roman" w:eastAsia="Times New Roman" w:hAnsi="Times New Roman" w:cs="Times New Roman"/>
-          <w:sz w:val="24"/>
-          <w:szCs w:val="24"/>
-          <w:lang w:val="uk-UA"/>
-        </w:rPr>
-        <w:t>Царі землі й усі народи,* князі й усі земні судді;</w:t>
-      </w:r>
-    </w:p>
-    <w:p>
-      <w:pPr>
-        <w:spacing w:after="120"/>
-        <w:jc w:val="both"/>
-        <w:rPr>
-          <w:rFonts w:ascii="Times New Roman" w:eastAsia="Times New Roman" w:hAnsi="Times New Roman" w:cs="Times New Roman"/>
-          <w:sz w:val="24"/>
-          <w:szCs w:val="24"/>
-          <w:lang w:val="uk-UA"/>
-        </w:rPr>
-      </w:pPr>
-      <w:r>
-        <w:rPr>
-          <w:rFonts w:ascii="Times New Roman" w:eastAsia="Times New Roman" w:hAnsi="Times New Roman" w:cs="Times New Roman"/>
-          <w:sz w:val="24"/>
-          <w:szCs w:val="24"/>
-          <w:lang w:val="uk-UA"/>
-        </w:rPr>
-        <w:t>Хлопці й дівчата,* старі разом з юнацтвом.</w:t>
-      </w:r>
-    </w:p>
-    <w:p>
-      <w:pPr>
-        <w:spacing w:after="120"/>
-        <w:jc w:val="both"/>
-        <w:rPr>
-          <w:rFonts w:ascii="Times New Roman" w:eastAsia="Times New Roman" w:hAnsi="Times New Roman" w:cs="Times New Roman"/>
-          <w:sz w:val="24"/>
-          <w:szCs w:val="24"/>
-          <w:lang w:val="uk-UA"/>
-        </w:rPr>
-      </w:pPr>
-      <w:r>
-        <w:rPr>
-          <w:rFonts w:ascii="Times New Roman" w:eastAsia="Times New Roman" w:hAnsi="Times New Roman" w:cs="Times New Roman"/>
-          <w:sz w:val="24"/>
-          <w:szCs w:val="24"/>
-          <w:lang w:val="uk-UA"/>
-        </w:rPr>
-        <w:t>Нехай ім'я Господнє хвалять, високе бо ім'я його єдине.* Велич його понад землю й небо.</w:t>
-      </w:r>
-    </w:p>
-    <w:p>
-      <w:pPr>
-        <w:spacing w:after="120"/>
-        <w:jc w:val="both"/>
-        <w:rPr>
-          <w:rFonts w:ascii="Times New Roman" w:eastAsia="Times New Roman" w:hAnsi="Times New Roman" w:cs="Times New Roman"/>
-          <w:sz w:val="24"/>
-          <w:szCs w:val="24"/>
-          <w:lang w:val="uk-UA"/>
-        </w:rPr>
-      </w:pPr>
-      <w:r>
-        <w:rPr>
-          <w:rFonts w:ascii="Times New Roman" w:eastAsia="Times New Roman" w:hAnsi="Times New Roman" w:cs="Times New Roman"/>
-          <w:sz w:val="24"/>
-          <w:szCs w:val="24"/>
-          <w:lang w:val="uk-UA"/>
-        </w:rPr>
-        <w:t>Він підняв ріг народу свого.* Хвала всім його святим, синам Ізраїля, народові, що йому близький.</w:t>
-      </w:r>
-    </w:p>
-    <w:p>
-      <w:pPr>
-        <w:spacing w:after="120"/>
-        <w:jc w:val="center"/>
-        <w:rPr>
-          <w:rFonts w:ascii="Times New Roman" w:eastAsia="Times New Roman" w:hAnsi="Times New Roman" w:cs="Times New Roman"/>
-          <w:b/>
-          <w:i/>
-          <w:color w:val="FF0000"/>
-          <w:sz w:val="24"/>
-          <w:szCs w:val="24"/>
-          <w:lang w:val="uk-UA"/>
-        </w:rPr>
-      </w:pPr>
-      <w:r>
-        <w:rPr>
-          <w:rFonts w:ascii="Times New Roman" w:eastAsia="Times New Roman" w:hAnsi="Times New Roman" w:cs="Times New Roman"/>
-          <w:b/>
-          <w:i/>
-          <w:color w:val="FF0000"/>
-          <w:sz w:val="24"/>
-          <w:szCs w:val="24"/>
-          <w:lang w:val="uk-UA"/>
-        </w:rPr>
-        <w:t>Псалом 149</w:t>
-      </w:r>
-    </w:p>
-    <w:p>
-      <w:pPr>
-        <w:spacing w:after="120"/>
-        <w:jc w:val="both"/>
-        <w:rPr>
-          <w:rFonts w:ascii="Times New Roman" w:eastAsia="Times New Roman" w:hAnsi="Times New Roman" w:cs="Times New Roman"/>
-          <w:sz w:val="24"/>
-          <w:szCs w:val="24"/>
-          <w:lang w:val="uk-UA"/>
-        </w:rPr>
-      </w:pPr>
-      <w:r>
-        <w:rPr>
-          <w:rFonts w:ascii="Times New Roman" w:eastAsia="Times New Roman" w:hAnsi="Times New Roman" w:cs="Times New Roman"/>
-          <w:sz w:val="24"/>
-          <w:szCs w:val="24"/>
-          <w:lang w:val="uk-UA"/>
-        </w:rPr>
-        <w:t>Співайте Господеві нову пісню,* а хвалу йому на зборі праведників.</w:t>
-      </w:r>
-    </w:p>
-    <w:p>
-      <w:pPr>
-        <w:spacing w:after="120"/>
-        <w:jc w:val="both"/>
-        <w:rPr>
-          <w:rFonts w:ascii="Times New Roman" w:eastAsia="Times New Roman" w:hAnsi="Times New Roman" w:cs="Times New Roman"/>
-          <w:sz w:val="24"/>
-          <w:szCs w:val="24"/>
-          <w:lang w:val="uk-UA"/>
-        </w:rPr>
-      </w:pPr>
-      <w:r>
-        <w:rPr>
-          <w:rFonts w:ascii="Times New Roman" w:eastAsia="Times New Roman" w:hAnsi="Times New Roman" w:cs="Times New Roman"/>
-          <w:sz w:val="24"/>
-          <w:szCs w:val="24"/>
-          <w:lang w:val="uk-UA"/>
-        </w:rPr>
-        <w:t>Нехай Ізраїль своїм Творцем радіє,* нехай своїм царем сини Сіону веселяться.</w:t>
-      </w:r>
-    </w:p>
-    <w:p>
-      <w:pPr>
-        <w:spacing w:after="120"/>
-        <w:jc w:val="both"/>
-        <w:rPr>
-          <w:rFonts w:ascii="Times New Roman" w:eastAsia="Times New Roman" w:hAnsi="Times New Roman" w:cs="Times New Roman"/>
-          <w:sz w:val="24"/>
-          <w:szCs w:val="24"/>
-          <w:lang w:val="uk-UA"/>
-        </w:rPr>
-      </w:pPr>
-      <w:r>
-        <w:rPr>
-          <w:rFonts w:ascii="Times New Roman" w:eastAsia="Times New Roman" w:hAnsi="Times New Roman" w:cs="Times New Roman"/>
-          <w:sz w:val="24"/>
-          <w:szCs w:val="24"/>
-          <w:lang w:val="uk-UA"/>
-        </w:rPr>
         <w:t>Нехай хвалять ім'я його танком,* при бубні й при гарфі нехай йому співають.</w:t>
       </w:r>
     </w:p>
@@ -18503,313 +18969,313 @@
           <w:szCs w:val="24"/>
           <w:lang w:val="uk-UA"/>
         </w:rPr>
+        <w:t>Він підняв ріг народу свого.* Хвала всім його святим, синам Ізраїля, народові, що йому близький.</w:t>
+      </w:r>
+    </w:p>
+    <w:p>
+      <w:pPr>
+        <w:spacing w:after="120"/>
+        <w:jc w:val="center"/>
+        <w:rPr>
+          <w:rFonts w:ascii="Times New Roman" w:eastAsia="Times New Roman" w:hAnsi="Times New Roman" w:cs="Times New Roman"/>
+          <w:b/>
+          <w:i/>
+          <w:color w:val="FF0000"/>
+          <w:sz w:val="24"/>
+          <w:szCs w:val="24"/>
+          <w:lang w:val="uk-UA"/>
+        </w:rPr>
+      </w:pPr>
+      <w:r>
+        <w:rPr>
+          <w:rFonts w:ascii="Times New Roman" w:eastAsia="Times New Roman" w:hAnsi="Times New Roman" w:cs="Times New Roman"/>
+          <w:b/>
+          <w:i/>
+          <w:color w:val="FF0000"/>
+          <w:sz w:val="24"/>
+          <w:szCs w:val="24"/>
+          <w:lang w:val="uk-UA"/>
+        </w:rPr>
+        <w:t>Псалом 149</w:t>
+      </w:r>
+    </w:p>
+    <w:p>
+      <w:pPr>
+        <w:spacing w:after="120"/>
+        <w:jc w:val="both"/>
+        <w:rPr>
+          <w:rFonts w:ascii="Times New Roman" w:eastAsia="Times New Roman" w:hAnsi="Times New Roman" w:cs="Times New Roman"/>
+          <w:sz w:val="24"/>
+          <w:szCs w:val="24"/>
+          <w:lang w:val="uk-UA"/>
+        </w:rPr>
+      </w:pPr>
+      <w:r>
+        <w:rPr>
+          <w:rFonts w:ascii="Times New Roman" w:eastAsia="Times New Roman" w:hAnsi="Times New Roman" w:cs="Times New Roman"/>
+          <w:sz w:val="24"/>
+          <w:szCs w:val="24"/>
+          <w:lang w:val="uk-UA"/>
+        </w:rPr>
+        <w:t>Співайте Господеві нову пісню,* а хвалу йому на зборі праведників.</w:t>
+      </w:r>
+    </w:p>
+    <w:p>
+      <w:pPr>
+        <w:spacing w:after="120"/>
+        <w:jc w:val="both"/>
+        <w:rPr>
+          <w:rFonts w:ascii="Times New Roman" w:eastAsia="Times New Roman" w:hAnsi="Times New Roman" w:cs="Times New Roman"/>
+          <w:sz w:val="24"/>
+          <w:szCs w:val="24"/>
+          <w:lang w:val="uk-UA"/>
+        </w:rPr>
+      </w:pPr>
+      <w:r>
+        <w:rPr>
+          <w:rFonts w:ascii="Times New Roman" w:eastAsia="Times New Roman" w:hAnsi="Times New Roman" w:cs="Times New Roman"/>
+          <w:sz w:val="24"/>
+          <w:szCs w:val="24"/>
+          <w:lang w:val="uk-UA"/>
+        </w:rPr>
+        <w:t>Нехай Ізраїль своїм Творцем радіє,* нехай своїм царем сини Сіону веселяться.</w:t>
+      </w:r>
+    </w:p>
+    <w:p>
+      <w:pPr>
+        <w:spacing w:after="120"/>
+        <w:jc w:val="both"/>
+        <w:rPr>
+          <w:rFonts w:ascii="Times New Roman" w:eastAsia="Times New Roman" w:hAnsi="Times New Roman" w:cs="Times New Roman"/>
+          <w:sz w:val="24"/>
+          <w:szCs w:val="24"/>
+          <w:lang w:val="uk-UA"/>
+        </w:rPr>
+      </w:pPr>
+      <w:r>
+        <w:rPr>
+          <w:rFonts w:ascii="Times New Roman" w:eastAsia="Times New Roman" w:hAnsi="Times New Roman" w:cs="Times New Roman"/>
+          <w:sz w:val="24"/>
+          <w:szCs w:val="24"/>
+          <w:lang w:val="uk-UA"/>
+        </w:rPr>
+        <w:t>Нехай хвалять ім'я його танком,* при бубні й при гарфі нехай йому співають.</w:t>
+      </w:r>
+    </w:p>
+    <w:p>
+      <w:pPr>
+        <w:spacing w:after="120"/>
+        <w:jc w:val="both"/>
+        <w:rPr>
+          <w:rFonts w:ascii="Times New Roman" w:eastAsia="Times New Roman" w:hAnsi="Times New Roman" w:cs="Times New Roman"/>
+          <w:sz w:val="24"/>
+          <w:szCs w:val="24"/>
+          <w:lang w:val="uk-UA"/>
+        </w:rPr>
+      </w:pPr>
+      <w:r>
+        <w:rPr>
+          <w:rFonts w:ascii="Times New Roman" w:eastAsia="Times New Roman" w:hAnsi="Times New Roman" w:cs="Times New Roman"/>
+          <w:sz w:val="24"/>
+          <w:szCs w:val="24"/>
+          <w:lang w:val="uk-UA"/>
+        </w:rPr>
+        <w:t>Господь бо ласкавий до народу свого,* оздоблює перемогою покірних.</w:t>
+      </w:r>
+    </w:p>
+    <w:p>
+      <w:pPr>
+        <w:spacing w:after="120"/>
+        <w:jc w:val="both"/>
+        <w:rPr>
+          <w:rFonts w:ascii="Times New Roman" w:eastAsia="Times New Roman" w:hAnsi="Times New Roman" w:cs="Times New Roman"/>
+          <w:sz w:val="24"/>
+          <w:szCs w:val="24"/>
+          <w:lang w:val="uk-UA"/>
+        </w:rPr>
+      </w:pPr>
+      <w:r>
+        <w:rPr>
+          <w:rFonts w:ascii="Times New Roman" w:eastAsia="Times New Roman" w:hAnsi="Times New Roman" w:cs="Times New Roman"/>
+          <w:sz w:val="24"/>
+          <w:szCs w:val="24"/>
+          <w:lang w:val="uk-UA"/>
+        </w:rPr>
+        <w:t>Нехай торжествують праведні у славі,* на своїх ложах нехай ликують.</w:t>
+      </w:r>
+    </w:p>
+    <w:p>
+      <w:pPr>
+        <w:spacing w:after="120"/>
+        <w:jc w:val="both"/>
+        <w:rPr>
+          <w:rFonts w:ascii="Times New Roman" w:eastAsia="Times New Roman" w:hAnsi="Times New Roman" w:cs="Times New Roman"/>
+          <w:sz w:val="24"/>
+          <w:szCs w:val="24"/>
+          <w:lang w:val="uk-UA"/>
+        </w:rPr>
+      </w:pPr>
+      <w:r>
+        <w:rPr>
+          <w:rFonts w:ascii="Times New Roman" w:eastAsia="Times New Roman" w:hAnsi="Times New Roman" w:cs="Times New Roman"/>
+          <w:sz w:val="24"/>
+          <w:szCs w:val="24"/>
+          <w:lang w:val="uk-UA"/>
+        </w:rPr>
+        <w:t>Нехай хвала Божа буде на устах у них,* і двосічний меч у руці в них.</w:t>
+      </w:r>
+    </w:p>
+    <w:p>
+      <w:pPr>
+        <w:spacing w:after="120"/>
+        <w:jc w:val="both"/>
+        <w:rPr>
+          <w:rFonts w:ascii="Times New Roman" w:eastAsia="Times New Roman" w:hAnsi="Times New Roman" w:cs="Times New Roman"/>
+          <w:sz w:val="24"/>
+          <w:szCs w:val="24"/>
+          <w:lang w:val="uk-UA"/>
+        </w:rPr>
+      </w:pPr>
+      <w:r>
+        <w:rPr>
+          <w:rFonts w:ascii="Times New Roman" w:eastAsia="Times New Roman" w:hAnsi="Times New Roman" w:cs="Times New Roman"/>
+          <w:sz w:val="24"/>
+          <w:szCs w:val="24"/>
+          <w:lang w:val="uk-UA"/>
+        </w:rPr>
+        <w:t>Щоб між народами вчинити відплату,* між племенами – покарання.</w:t>
+      </w:r>
+    </w:p>
+    <w:p>
+      <w:pPr>
+        <w:spacing w:after="120"/>
+        <w:jc w:val="both"/>
+        <w:rPr>
+          <w:rFonts w:ascii="Times New Roman" w:eastAsia="Times New Roman" w:hAnsi="Times New Roman" w:cs="Times New Roman"/>
+          <w:sz w:val="24"/>
+          <w:szCs w:val="24"/>
+          <w:lang w:val="uk-UA"/>
+        </w:rPr>
+      </w:pPr>
+      <w:r>
+        <w:rPr>
+          <w:rFonts w:ascii="Times New Roman" w:eastAsia="Times New Roman" w:hAnsi="Times New Roman" w:cs="Times New Roman"/>
+          <w:sz w:val="24"/>
+          <w:szCs w:val="24"/>
+          <w:lang w:val="uk-UA"/>
+        </w:rPr>
+        <w:t>Щоб їхніх царів закути в кайдани,* а їхніх вельмож – у залізні окови.</w:t>
+      </w:r>
+    </w:p>
+    <w:p>
+      <w:pPr>
+        <w:spacing w:after="120"/>
+        <w:jc w:val="both"/>
+        <w:rPr>
+          <w:rFonts w:ascii="Times New Roman" w:eastAsia="Times New Roman" w:hAnsi="Times New Roman" w:cs="Times New Roman"/>
+          <w:sz w:val="24"/>
+          <w:szCs w:val="24"/>
+          <w:lang w:val="uk-UA"/>
+        </w:rPr>
+      </w:pPr>
+      <w:r>
+        <w:rPr>
+          <w:rFonts w:ascii="Times New Roman" w:eastAsia="Times New Roman" w:hAnsi="Times New Roman" w:cs="Times New Roman"/>
+          <w:sz w:val="24"/>
+          <w:szCs w:val="24"/>
+          <w:lang w:val="uk-UA"/>
+        </w:rPr>
+        <w:t>Щоб суд написаний над ними вчинити.* Це слава всіх його преподобних.</w:t>
+      </w:r>
+    </w:p>
+    <w:p>
+      <w:pPr>
+        <w:spacing w:after="120"/>
+        <w:jc w:val="center"/>
+        <w:rPr>
+          <w:rFonts w:ascii="Times New Roman" w:eastAsia="Times New Roman" w:hAnsi="Times New Roman" w:cs="Times New Roman"/>
+          <w:b/>
+          <w:i/>
+          <w:color w:val="FF0000"/>
+          <w:sz w:val="24"/>
+          <w:szCs w:val="24"/>
+          <w:lang w:val="uk-UA"/>
+        </w:rPr>
+      </w:pPr>
+      <w:r>
+        <w:rPr>
+          <w:rFonts w:ascii="Times New Roman" w:eastAsia="Times New Roman" w:hAnsi="Times New Roman" w:cs="Times New Roman"/>
+          <w:b/>
+          <w:i/>
+          <w:color w:val="FF0000"/>
+          <w:sz w:val="24"/>
+          <w:szCs w:val="24"/>
+          <w:lang w:val="uk-UA"/>
+        </w:rPr>
+        <w:t>Псалом 150</w:t>
+      </w:r>
+    </w:p>
+    <w:p>
+      <w:pPr>
+        <w:spacing w:after="120"/>
+        <w:jc w:val="both"/>
+        <w:rPr>
+          <w:rFonts w:ascii="Times New Roman" w:eastAsia="Times New Roman" w:hAnsi="Times New Roman" w:cs="Times New Roman"/>
+          <w:sz w:val="24"/>
+          <w:szCs w:val="24"/>
+          <w:lang w:val="uk-UA"/>
+        </w:rPr>
+      </w:pPr>
+      <w:r>
+        <w:rPr>
+          <w:rFonts w:ascii="Times New Roman" w:eastAsia="Times New Roman" w:hAnsi="Times New Roman" w:cs="Times New Roman"/>
+          <w:sz w:val="24"/>
+          <w:szCs w:val="24"/>
+          <w:lang w:val="uk-UA"/>
+        </w:rPr>
+        <w:t>Хваліте Бога у святині його,* хваліте його у твердині сили його.</w:t>
+      </w:r>
+    </w:p>
+    <w:p>
+      <w:pPr>
+        <w:spacing w:after="120"/>
+        <w:jc w:val="both"/>
+        <w:rPr>
+          <w:rFonts w:ascii="Times New Roman" w:eastAsia="Times New Roman" w:hAnsi="Times New Roman" w:cs="Times New Roman"/>
+          <w:sz w:val="24"/>
+          <w:szCs w:val="24"/>
+          <w:lang w:val="uk-UA"/>
+        </w:rPr>
+      </w:pPr>
+      <w:r>
+        <w:rPr>
+          <w:rFonts w:ascii="Times New Roman" w:eastAsia="Times New Roman" w:hAnsi="Times New Roman" w:cs="Times New Roman"/>
+          <w:sz w:val="24"/>
+          <w:szCs w:val="24"/>
+          <w:lang w:val="uk-UA"/>
+        </w:rPr>
+        <w:t>Хваліте його за його подвиги великі,* хваліте його в його величі безмежній.</w:t>
+      </w:r>
+    </w:p>
+    <w:p>
+      <w:pPr>
+        <w:spacing w:after="120"/>
+        <w:jc w:val="both"/>
+        <w:rPr>
+          <w:rFonts w:ascii="Times New Roman" w:eastAsia="Times New Roman" w:hAnsi="Times New Roman" w:cs="Times New Roman"/>
+          <w:sz w:val="24"/>
+          <w:szCs w:val="24"/>
+          <w:lang w:val="uk-UA"/>
+        </w:rPr>
+      </w:pPr>
+      <w:r>
+        <w:rPr>
+          <w:rFonts w:ascii="Times New Roman" w:eastAsia="Times New Roman" w:hAnsi="Times New Roman" w:cs="Times New Roman"/>
+          <w:sz w:val="24"/>
+          <w:szCs w:val="24"/>
+          <w:lang w:val="uk-UA"/>
+        </w:rPr>
         <w:lastRenderedPageBreak/>
-        <w:t>Він підняв ріг народу свого.* Хвала всім його святим, синам Ізраїля, народові, що йому близький.</w:t>
-      </w:r>
-    </w:p>
-    <w:p>
-      <w:pPr>
-        <w:spacing w:after="120"/>
-        <w:jc w:val="center"/>
-        <w:rPr>
-          <w:rFonts w:ascii="Times New Roman" w:eastAsia="Times New Roman" w:hAnsi="Times New Roman" w:cs="Times New Roman"/>
-          <w:b/>
-          <w:i/>
-          <w:color w:val="FF0000"/>
-          <w:sz w:val="24"/>
-          <w:szCs w:val="24"/>
-          <w:lang w:val="uk-UA"/>
-        </w:rPr>
-      </w:pPr>
-      <w:r>
-        <w:rPr>
-          <w:rFonts w:ascii="Times New Roman" w:eastAsia="Times New Roman" w:hAnsi="Times New Roman" w:cs="Times New Roman"/>
-          <w:b/>
-          <w:i/>
-          <w:color w:val="FF0000"/>
-          <w:sz w:val="24"/>
-          <w:szCs w:val="24"/>
-          <w:lang w:val="uk-UA"/>
-        </w:rPr>
-        <w:t>Псалом 149</w:t>
-      </w:r>
-    </w:p>
-    <w:p>
-      <w:pPr>
-        <w:spacing w:after="120"/>
-        <w:jc w:val="both"/>
-        <w:rPr>
-          <w:rFonts w:ascii="Times New Roman" w:eastAsia="Times New Roman" w:hAnsi="Times New Roman" w:cs="Times New Roman"/>
-          <w:sz w:val="24"/>
-          <w:szCs w:val="24"/>
-          <w:lang w:val="uk-UA"/>
-        </w:rPr>
-      </w:pPr>
-      <w:r>
-        <w:rPr>
-          <w:rFonts w:ascii="Times New Roman" w:eastAsia="Times New Roman" w:hAnsi="Times New Roman" w:cs="Times New Roman"/>
-          <w:sz w:val="24"/>
-          <w:szCs w:val="24"/>
-          <w:lang w:val="uk-UA"/>
-        </w:rPr>
-        <w:t>Співайте Господеві нову пісню,* а хвалу йому на зборі праведників.</w:t>
-      </w:r>
-    </w:p>
-    <w:p>
-      <w:pPr>
-        <w:spacing w:after="120"/>
-        <w:jc w:val="both"/>
-        <w:rPr>
-          <w:rFonts w:ascii="Times New Roman" w:eastAsia="Times New Roman" w:hAnsi="Times New Roman" w:cs="Times New Roman"/>
-          <w:sz w:val="24"/>
-          <w:szCs w:val="24"/>
-          <w:lang w:val="uk-UA"/>
-        </w:rPr>
-      </w:pPr>
-      <w:r>
-        <w:rPr>
-          <w:rFonts w:ascii="Times New Roman" w:eastAsia="Times New Roman" w:hAnsi="Times New Roman" w:cs="Times New Roman"/>
-          <w:sz w:val="24"/>
-          <w:szCs w:val="24"/>
-          <w:lang w:val="uk-UA"/>
-        </w:rPr>
-        <w:t>Нехай Ізраїль своїм Творцем радіє,* нехай своїм царем сини Сіону веселяться.</w:t>
-      </w:r>
-    </w:p>
-    <w:p>
-      <w:pPr>
-        <w:spacing w:after="120"/>
-        <w:jc w:val="both"/>
-        <w:rPr>
-          <w:rFonts w:ascii="Times New Roman" w:eastAsia="Times New Roman" w:hAnsi="Times New Roman" w:cs="Times New Roman"/>
-          <w:sz w:val="24"/>
-          <w:szCs w:val="24"/>
-          <w:lang w:val="uk-UA"/>
-        </w:rPr>
-      </w:pPr>
-      <w:r>
-        <w:rPr>
-          <w:rFonts w:ascii="Times New Roman" w:eastAsia="Times New Roman" w:hAnsi="Times New Roman" w:cs="Times New Roman"/>
-          <w:sz w:val="24"/>
-          <w:szCs w:val="24"/>
-          <w:lang w:val="uk-UA"/>
-        </w:rPr>
-        <w:t>Нехай хвалять ім'я його танком,* при бубні й при гарфі нехай йому співають.</w:t>
-      </w:r>
-    </w:p>
-    <w:p>
-      <w:pPr>
-        <w:spacing w:after="120"/>
-        <w:jc w:val="both"/>
-        <w:rPr>
-          <w:rFonts w:ascii="Times New Roman" w:eastAsia="Times New Roman" w:hAnsi="Times New Roman" w:cs="Times New Roman"/>
-          <w:sz w:val="24"/>
-          <w:szCs w:val="24"/>
-          <w:lang w:val="uk-UA"/>
-        </w:rPr>
-      </w:pPr>
-      <w:r>
-        <w:rPr>
-          <w:rFonts w:ascii="Times New Roman" w:eastAsia="Times New Roman" w:hAnsi="Times New Roman" w:cs="Times New Roman"/>
-          <w:sz w:val="24"/>
-          <w:szCs w:val="24"/>
-          <w:lang w:val="uk-UA"/>
-        </w:rPr>
-        <w:t>Господь бо ласкавий до народу свого,* оздоблює перемогою покірних.</w:t>
-      </w:r>
-    </w:p>
-    <w:p>
-      <w:pPr>
-        <w:spacing w:after="120"/>
-        <w:jc w:val="both"/>
-        <w:rPr>
-          <w:rFonts w:ascii="Times New Roman" w:eastAsia="Times New Roman" w:hAnsi="Times New Roman" w:cs="Times New Roman"/>
-          <w:sz w:val="24"/>
-          <w:szCs w:val="24"/>
-          <w:lang w:val="uk-UA"/>
-        </w:rPr>
-      </w:pPr>
-      <w:r>
-        <w:rPr>
-          <w:rFonts w:ascii="Times New Roman" w:eastAsia="Times New Roman" w:hAnsi="Times New Roman" w:cs="Times New Roman"/>
-          <w:sz w:val="24"/>
-          <w:szCs w:val="24"/>
-          <w:lang w:val="uk-UA"/>
-        </w:rPr>
-        <w:t>Нехай торжествують праведні у славі,* на своїх ложах нехай ликують.</w:t>
-      </w:r>
-    </w:p>
-    <w:p>
-      <w:pPr>
-        <w:spacing w:after="120"/>
-        <w:jc w:val="both"/>
-        <w:rPr>
-          <w:rFonts w:ascii="Times New Roman" w:eastAsia="Times New Roman" w:hAnsi="Times New Roman" w:cs="Times New Roman"/>
-          <w:sz w:val="24"/>
-          <w:szCs w:val="24"/>
-          <w:lang w:val="uk-UA"/>
-        </w:rPr>
-      </w:pPr>
-      <w:r>
-        <w:rPr>
-          <w:rFonts w:ascii="Times New Roman" w:eastAsia="Times New Roman" w:hAnsi="Times New Roman" w:cs="Times New Roman"/>
-          <w:sz w:val="24"/>
-          <w:szCs w:val="24"/>
-          <w:lang w:val="uk-UA"/>
-        </w:rPr>
-        <w:t>Нехай хвала Божа буде на устах у них,* і двосічний меч у руці в них.</w:t>
-      </w:r>
-    </w:p>
-    <w:p>
-      <w:pPr>
-        <w:spacing w:after="120"/>
-        <w:jc w:val="both"/>
-        <w:rPr>
-          <w:rFonts w:ascii="Times New Roman" w:eastAsia="Times New Roman" w:hAnsi="Times New Roman" w:cs="Times New Roman"/>
-          <w:sz w:val="24"/>
-          <w:szCs w:val="24"/>
-          <w:lang w:val="uk-UA"/>
-        </w:rPr>
-      </w:pPr>
-      <w:r>
-        <w:rPr>
-          <w:rFonts w:ascii="Times New Roman" w:eastAsia="Times New Roman" w:hAnsi="Times New Roman" w:cs="Times New Roman"/>
-          <w:sz w:val="24"/>
-          <w:szCs w:val="24"/>
-          <w:lang w:val="uk-UA"/>
-        </w:rPr>
-        <w:t>Щоб між народами вчинити відплату,* між племенами – покарання.</w:t>
-      </w:r>
-    </w:p>
-    <w:p>
-      <w:pPr>
-        <w:spacing w:after="120"/>
-        <w:jc w:val="both"/>
-        <w:rPr>
-          <w:rFonts w:ascii="Times New Roman" w:eastAsia="Times New Roman" w:hAnsi="Times New Roman" w:cs="Times New Roman"/>
-          <w:sz w:val="24"/>
-          <w:szCs w:val="24"/>
-          <w:lang w:val="uk-UA"/>
-        </w:rPr>
-      </w:pPr>
-      <w:r>
-        <w:rPr>
-          <w:rFonts w:ascii="Times New Roman" w:eastAsia="Times New Roman" w:hAnsi="Times New Roman" w:cs="Times New Roman"/>
-          <w:sz w:val="24"/>
-          <w:szCs w:val="24"/>
-          <w:lang w:val="uk-UA"/>
-        </w:rPr>
-        <w:t>Щоб їхніх царів закути в кайдани,* а їхніх вельмож – у залізні окови.</w:t>
-      </w:r>
-    </w:p>
-    <w:p>
-      <w:pPr>
-        <w:spacing w:after="120"/>
-        <w:jc w:val="both"/>
-        <w:rPr>
-          <w:rFonts w:ascii="Times New Roman" w:eastAsia="Times New Roman" w:hAnsi="Times New Roman" w:cs="Times New Roman"/>
-          <w:sz w:val="24"/>
-          <w:szCs w:val="24"/>
-          <w:lang w:val="uk-UA"/>
-        </w:rPr>
-      </w:pPr>
-      <w:r>
-        <w:rPr>
-          <w:rFonts w:ascii="Times New Roman" w:eastAsia="Times New Roman" w:hAnsi="Times New Roman" w:cs="Times New Roman"/>
-          <w:sz w:val="24"/>
-          <w:szCs w:val="24"/>
-          <w:lang w:val="uk-UA"/>
-        </w:rPr>
-        <w:t>Щоб суд написаний над ними вчинити.* Це слава всіх його преподобних.</w:t>
-      </w:r>
-    </w:p>
-    <w:p>
-      <w:pPr>
-        <w:spacing w:after="120"/>
-        <w:jc w:val="center"/>
-        <w:rPr>
-          <w:rFonts w:ascii="Times New Roman" w:eastAsia="Times New Roman" w:hAnsi="Times New Roman" w:cs="Times New Roman"/>
-          <w:b/>
-          <w:i/>
-          <w:color w:val="FF0000"/>
-          <w:sz w:val="24"/>
-          <w:szCs w:val="24"/>
-          <w:lang w:val="uk-UA"/>
-        </w:rPr>
-      </w:pPr>
-      <w:r>
-        <w:rPr>
-          <w:rFonts w:ascii="Times New Roman" w:eastAsia="Times New Roman" w:hAnsi="Times New Roman" w:cs="Times New Roman"/>
-          <w:b/>
-          <w:i/>
-          <w:color w:val="FF0000"/>
-          <w:sz w:val="24"/>
-          <w:szCs w:val="24"/>
-          <w:lang w:val="uk-UA"/>
-        </w:rPr>
-        <w:t>Псалом 150</w:t>
-      </w:r>
-    </w:p>
-    <w:p>
-      <w:pPr>
-        <w:spacing w:after="120"/>
-        <w:jc w:val="both"/>
-        <w:rPr>
-          <w:rFonts w:ascii="Times New Roman" w:eastAsia="Times New Roman" w:hAnsi="Times New Roman" w:cs="Times New Roman"/>
-          <w:sz w:val="24"/>
-          <w:szCs w:val="24"/>
-          <w:lang w:val="uk-UA"/>
-        </w:rPr>
-      </w:pPr>
-      <w:r>
-        <w:rPr>
-          <w:rFonts w:ascii="Times New Roman" w:eastAsia="Times New Roman" w:hAnsi="Times New Roman" w:cs="Times New Roman"/>
-          <w:sz w:val="24"/>
-          <w:szCs w:val="24"/>
-          <w:lang w:val="uk-UA"/>
-        </w:rPr>
-        <w:t>Хваліте Бога у святині його,* хваліте його у твердині сили його.</w:t>
-      </w:r>
-    </w:p>
-    <w:p>
-      <w:pPr>
-        <w:spacing w:after="120"/>
-        <w:jc w:val="both"/>
-        <w:rPr>
-          <w:rFonts w:ascii="Times New Roman" w:eastAsia="Times New Roman" w:hAnsi="Times New Roman" w:cs="Times New Roman"/>
-          <w:sz w:val="24"/>
-          <w:szCs w:val="24"/>
-          <w:lang w:val="uk-UA"/>
-        </w:rPr>
-      </w:pPr>
-      <w:r>
-        <w:rPr>
-          <w:rFonts w:ascii="Times New Roman" w:eastAsia="Times New Roman" w:hAnsi="Times New Roman" w:cs="Times New Roman"/>
-          <w:sz w:val="24"/>
-          <w:szCs w:val="24"/>
-          <w:lang w:val="uk-UA"/>
-        </w:rPr>
-        <w:t>Хваліте його за його подвиги великі,* хваліте його в його величі безмежній.</w:t>
-      </w:r>
-    </w:p>
-    <w:p>
-      <w:pPr>
-        <w:spacing w:after="120"/>
-        <w:jc w:val="both"/>
-        <w:rPr>
-          <w:rFonts w:ascii="Times New Roman" w:eastAsia="Times New Roman" w:hAnsi="Times New Roman" w:cs="Times New Roman"/>
-          <w:sz w:val="24"/>
-          <w:szCs w:val="24"/>
-          <w:lang w:val="uk-UA"/>
-        </w:rPr>
-      </w:pPr>
-      <w:r>
-        <w:rPr>
-          <w:rFonts w:ascii="Times New Roman" w:eastAsia="Times New Roman" w:hAnsi="Times New Roman" w:cs="Times New Roman"/>
-          <w:sz w:val="24"/>
-          <w:szCs w:val="24"/>
-          <w:lang w:val="uk-UA"/>
-        </w:rPr>
         <w:t>Хваліте його звуком рогу,* хваліте його на гарфі й на гуслах.</w:t>
       </w:r>
     </w:p>
@@ -19409,6 +19875,7 @@
           <w:szCs w:val="24"/>
           <w:lang w:val="uk-UA"/>
         </w:rPr>
+        <w:lastRenderedPageBreak/>
         <w:t>Бо в тебе є джерело життя,* у твоїм світлі побачимо світло.</w:t>
       </w:r>
     </w:p>
@@ -20037,6 +20504,7 @@
           <w:szCs w:val="24"/>
           <w:lang w:val="uk-UA"/>
         </w:rPr>
+        <w:lastRenderedPageBreak/>
         <w:t>Благословенний ти, Господи,* навчи мене установ твоїх.</w:t>
       </w:r>
     </w:p>
@@ -20493,7 +20961,6 @@
           <w:szCs w:val="24"/>
           <w:lang w:val="uk-UA"/>
         </w:rPr>
-        <w:lastRenderedPageBreak/>
         <w:t>Ангела миру, вірного наставника, охоронця душ і тіл наших у Господа просім.</w:t>
       </w:r>
     </w:p>
@@ -20784,7 +21251,18 @@
           <w:u w:val="single"/>
           <w:lang w:val="uk-UA"/>
         </w:rPr>
-        <w:t>[Владико, Боже святий і неосяжний, що казав із темряви світлові засіяти, що заспокоїв нас у нічному сні й підвів до величання і моління Твоєї доброти! Ти, що даєш себе умолити задля свого милосердя, прийми і нині нас, що поклоняємося Тобі й по силі благодаримо Тебе; і даруй нам те, чого просимо задля спасіння. Вчини нас синами світла і дня та спадкоємцями вічних Твоїх благ. Пом'яни, Господи, за багатством ласк Твоїх усіх людей, що є і моляться з нами, і всю братію нашу на землі й на морі, і на всякому місці володіння Твого, що потребують Твоєї любови й помочі. Усім вияви велику Твою милість, щоб спасенні, як душею так і тілом, завжди перебували й відважно славили чудне й благословенне ім'я Твоє.]</w:t>
+        <w:t xml:space="preserve">[Владико, Боже святий і неосяжний, що казав із темряви світлові засіяти, що заспокоїв нас у нічному сні й підвів до величання і моління Твоєї доброти! Ти, що даєш себе умолити задля </w:t>
+      </w:r>
+      <w:r>
+        <w:rPr>
+          <w:rFonts w:ascii="Times New Roman" w:eastAsia="Times New Roman" w:hAnsi="Times New Roman" w:cs="Times New Roman"/>
+          <w:sz w:val="24"/>
+          <w:szCs w:val="24"/>
+          <w:u w:val="single"/>
+          <w:lang w:val="uk-UA"/>
+        </w:rPr>
+        <w:lastRenderedPageBreak/>
+        <w:t>свого милосердя, прийми і нині нас, що поклоняємося Тобі й по силі благодаримо Тебе; і даруй нам те, чого просимо задля спасіння. Вчини нас синами світла і дня та спадкоємцями вічних Твоїх благ. Пом'яни, Господи, за багатством ласк Твоїх усіх людей, що є і моляться з нами, і всю братію нашу на землі й на морі, і на всякому місці володіння Твого, що потребують Твоєї любови й помочі. Усім вияви велику Твою милість, щоб спасенні, як душею так і тілом, завжди перебували й відважно славили чудне й благословенне ім'я Твоє.]</w:t>
       </w:r>
     </w:p>
     <w:p>
@@ -21181,7 +21659,6 @@
           <w:szCs w:val="24"/>
           <w:lang w:val="uk-UA"/>
         </w:rPr>
-        <w:lastRenderedPageBreak/>
         <w:t>Добре воно – прославляти Господа, і співати імені твоєму, Всевишній.</w:t>
       </w:r>
     </w:p>
@@ -21452,6 +21929,7 @@
           <w:color w:val="FF0000"/>
           <w:lang w:val="uk-UA"/>
         </w:rPr>
+        <w:lastRenderedPageBreak/>
         <w:t>Тропарі</w:t>
       </w:r>
     </w:p>
